--- a/Opis scenarija.docx
+++ b/Opis scenarija.docx
@@ -1763,7 +1763,7 @@
     <w:sdt>
       <w:sdtPr>
         <w:lock w:val="contentLocked"/>
-        <w:id w:val="-1112136832"/>
+        <w:id w:val="-512074949"/>
         <w:tag w:val="goog_rdk_0"/>
       </w:sdtPr>
       <w:sdtContent>
@@ -2304,7 +2304,7 @@
     <w:sdt>
       <w:sdtPr>
         <w:lock w:val="contentLocked"/>
-        <w:id w:val="522175375"/>
+        <w:id w:val="482465037"/>
         <w:tag w:val="goog_rdk_1"/>
       </w:sdtPr>
       <w:sdtContent>
@@ -3048,7 +3048,7 @@
     <w:sdt>
       <w:sdtPr>
         <w:lock w:val="contentLocked"/>
-        <w:id w:val="-762032189"/>
+        <w:id w:val="-1248726628"/>
         <w:tag w:val="goog_rdk_2"/>
       </w:sdtPr>
       <w:sdtContent>
@@ -3442,7 +3442,7 @@
     <w:sdt>
       <w:sdtPr>
         <w:lock w:val="contentLocked"/>
-        <w:id w:val="-1333564854"/>
+        <w:id w:val="-204273155"/>
         <w:tag w:val="goog_rdk_3"/>
       </w:sdtPr>
       <w:sdtContent>
@@ -6583,7 +6583,7 @@
               <w:rPr>
                 <w:rtl w:val="0"/>
               </w:rPr>
-              <w:t xml:space="preserve">2  Odabire predstavu</w:t>
+              <w:t xml:space="preserve">2  Odabire uslugu</w:t>
             </w:r>
           </w:p>
         </w:tc>
@@ -6650,7 +6650,7 @@
               <w:rPr>
                 <w:rtl w:val="0"/>
               </w:rPr>
-              <w:t xml:space="preserve">3  Odabire sjedišta</w:t>
+              <w:t xml:space="preserve">3  Odabire termin</w:t>
             </w:r>
           </w:p>
         </w:tc>

--- a/Opis scenarija.docx
+++ b/Opis scenarija.docx
@@ -441,7 +441,7 @@
               <w:rPr>
                 <w:rtl w:val="0"/>
               </w:rPr>
-              <w:t xml:space="preserve">U slučaju postojanja navedenog računa ili neispravne e-mail adrese ispisuje se greška o neuspješnoj registraciji</w:t>
+              <w:t xml:space="preserve">Novi korisnički račun nije registrovan, te se ispisuje poruka o grešci</w:t>
             </w:r>
           </w:p>
         </w:tc>
@@ -643,7 +643,7 @@
               <w:rPr>
                 <w:rtl w:val="0"/>
               </w:rPr>
-              <w:t xml:space="preserve">Korisnik na stranici najprije bira opciju kreiranja računa ili mu se ista nudi prilikom pokušaja izvršavanja operacije koja zahtijeva njegovo posjedovanje. Kroz formular unosi osnovne podatke o sebi nakon čega se račun uspješno kreira ili se ispisuje poruka o neuspjelom  kreiranju ukoliko je došlo do pogreške.</w:t>
+              <w:t xml:space="preserve">Korisnik najprije na stranici bira opciju kreiranja računa (ili mu se ista nudi prilikom pokušaja izvršavanja operacije koja zahtijeva njegovo posjedovanje). Kroz formular unosi osnovne podatke o sebi nakon čega sistem provjerava unesene podatke i korisniku šalje e-mail koji sadrži link za potvrdu registracije. Ukoliko dođe do bilo kakve greške ili korisnik zakasni sa potvrdom 30 minuta, ispisuje se poruka o greški. Ukoliko nije bilo grešaka, korisnički račun se registruje u sistemu. </w:t>
             </w:r>
           </w:p>
         </w:tc>
@@ -728,23 +728,15 @@
     </w:p>
     <w:p>
       <w:pPr>
-        <w:rPr/>
-      </w:pPr>
-      <w:r>
-        <w:br w:type="page"/>
-      </w:r>
-      <w:r>
         <w:rPr>
-          <w:rtl w:val="0"/>
+          <w:b w:val="1"/>
+          <w:bCs w:val="1"/>
         </w:rPr>
-      </w:r>
-    </w:p>
-    <w:p>
-      <w:pPr>
-        <w:rPr/>
       </w:pPr>
       <w:r>
         <w:rPr>
+          <w:b w:val="1"/>
+          <w:bCs w:val="1"/>
           <w:rtl w:val="0"/>
         </w:rPr>
         <w:t xml:space="preserve">Tok događaja 1 - Uspješan završetak</w:t>
@@ -1052,43 +1044,6 @@
           <w:tcPr>
             <w:tcBorders>
               <w:top w:color="000000" w:space="0" w:sz="0" w:val="nil"/>
-              <w:left w:color="000000" w:space="0" w:sz="0" w:val="nil"/>
-              <w:bottom w:color="000000" w:space="0" w:sz="8" w:val="single"/>
-              <w:right w:color="000000" w:space="0" w:sz="8" w:val="single"/>
-            </w:tcBorders>
-            <w:tcMar>
-              <w:top w:w="0.0" w:type="dxa"/>
-              <w:left w:w="0.0" w:type="dxa"/>
-              <w:bottom w:w="0.0" w:type="dxa"/>
-              <w:right w:w="0.0" w:type="dxa"/>
-            </w:tcMar>
-            <w:vAlign w:val="top"/>
-          </w:tcPr>
-          <w:p>
-            <w:pPr>
-              <w:spacing w:after="240" w:before="240" w:lineRule="auto"/>
-              <w:ind w:left="140" w:firstLine="0"/>
-              <w:rPr/>
-            </w:pPr>
-            <w:r>
-              <w:rPr>
-                <w:rtl w:val="0"/>
-              </w:rPr>
-              <w:t xml:space="preserve"> </w:t>
-            </w:r>
-          </w:p>
-        </w:tc>
-      </w:tr>
-      <w:tr>
-        <w:trPr>
-          <w:cantSplit w:val="0"/>
-          <w:trHeight w:val="802.4147727272727" w:hRule="atLeast"/>
-          <w:tblHeader w:val="0"/>
-        </w:trPr>
-        <w:tc>
-          <w:tcPr>
-            <w:tcBorders>
-              <w:top w:color="000000" w:space="0" w:sz="0" w:val="nil"/>
               <w:left w:color="000000" w:space="0" w:sz="8" w:val="single"/>
               <w:bottom w:color="000000" w:space="0" w:sz="8" w:val="single"/>
               <w:right w:color="000000" w:space="0" w:sz="8" w:val="single"/>
@@ -1103,66 +1058,7 @@
           </w:tcPr>
           <w:p>
             <w:pPr>
-              <w:spacing w:after="240" w:before="240" w:lineRule="auto"/>
-              <w:ind w:left="140" w:firstLine="0"/>
-              <w:rPr/>
-            </w:pPr>
-            <w:r>
-              <w:rPr>
-                <w:rtl w:val="0"/>
-              </w:rPr>
-              <w:t xml:space="preserve"> </w:t>
-            </w:r>
-          </w:p>
-        </w:tc>
-        <w:tc>
-          <w:tcPr>
-            <w:tcBorders>
-              <w:top w:color="000000" w:space="0" w:sz="0" w:val="nil"/>
-              <w:left w:color="000000" w:space="0" w:sz="0" w:val="nil"/>
-              <w:bottom w:color="000000" w:space="0" w:sz="8" w:val="single"/>
-              <w:right w:color="000000" w:space="0" w:sz="8" w:val="single"/>
-            </w:tcBorders>
-            <w:tcMar>
-              <w:top w:w="0.0" w:type="dxa"/>
-              <w:left w:w="0.0" w:type="dxa"/>
-              <w:bottom w:w="0.0" w:type="dxa"/>
-              <w:right w:w="0.0" w:type="dxa"/>
-            </w:tcMar>
-            <w:vAlign w:val="top"/>
-          </w:tcPr>
-          <w:p>
-            <w:pPr>
-              <w:spacing w:after="240" w:before="240" w:line="296.72727272727275" w:lineRule="auto"/>
-              <w:ind w:left="140" w:firstLine="0"/>
-              <w:rPr/>
-            </w:pPr>
-            <w:r>
-              <w:rPr>
-                <w:rtl w:val="0"/>
-              </w:rPr>
-            </w:r>
-          </w:p>
-        </w:tc>
-        <w:tc>
-          <w:tcPr>
-            <w:tcBorders>
-              <w:top w:color="000000" w:space="0" w:sz="0" w:val="nil"/>
-              <w:left w:color="000000" w:space="0" w:sz="8" w:val="single"/>
-              <w:bottom w:color="000000" w:space="0" w:sz="8" w:val="single"/>
-              <w:right w:color="000000" w:space="0" w:sz="8" w:val="single"/>
-            </w:tcBorders>
-            <w:tcMar>
-              <w:top w:w="0.0" w:type="dxa"/>
-              <w:left w:w="0.0" w:type="dxa"/>
-              <w:bottom w:w="0.0" w:type="dxa"/>
-              <w:right w:w="0.0" w:type="dxa"/>
-            </w:tcMar>
-            <w:vAlign w:val="top"/>
-          </w:tcPr>
-          <w:p>
-            <w:pPr>
-              <w:spacing w:after="0" w:lineRule="auto"/>
+              <w:spacing w:after="240" w:lineRule="auto"/>
               <w:ind w:left="260" w:firstLine="0"/>
               <w:rPr/>
             </w:pPr>
@@ -1284,13 +1180,18 @@
     </w:p>
     <w:p>
       <w:pPr>
-        <w:rPr/>
+        <w:rPr>
+          <w:b w:val="1"/>
+          <w:bCs w:val="1"/>
+        </w:rPr>
       </w:pPr>
       <w:r>
         <w:rPr>
+          <w:b w:val="1"/>
+          <w:bCs w:val="1"/>
           <w:rtl w:val="0"/>
         </w:rPr>
-        <w:t xml:space="preserve">Tok događaja 2 - Neuspješan završetak</w:t>
+        <w:t xml:space="preserve">Tok događaja 2 - Pogrešno popunjen formular</w:t>
       </w:r>
     </w:p>
     <w:p>
@@ -1684,7 +1585,7 @@
               <w:rPr>
                 <w:rtl w:val="0"/>
               </w:rPr>
-              <w:t xml:space="preserve">4.  Obavještavanje korisnika da je ranije registrovan račun sa unesenom e-mail adresom</w:t>
+              <w:t xml:space="preserve">5.  Obavještavanje korisnika da je pogrešno popunio formular za registraciju</w:t>
             </w:r>
           </w:p>
         </w:tc>
@@ -1751,25 +1652,482 @@
     </w:p>
     <w:p>
       <w:pPr>
-        <w:rPr/>
+        <w:rPr>
+          <w:b w:val="1"/>
+          <w:bCs w:val="1"/>
+        </w:rPr>
       </w:pPr>
       <w:r>
         <w:rPr>
+          <w:b w:val="1"/>
+          <w:bCs w:val="1"/>
           <w:rtl w:val="0"/>
         </w:rPr>
-        <w:t xml:space="preserve">Tok događaja 3 - Neuspješan završetak</w:t>
+        <w:t xml:space="preserve">Tok događaja 3 - Pokušaj kreiranja profila sa ranije iskorištenom e-mail adresom </w:t>
       </w:r>
     </w:p>
     <w:sdt>
       <w:sdtPr>
         <w:lock w:val="contentLocked"/>
-        <w:id w:val="-512074949"/>
+        <w:id w:val="-152068577"/>
         <w:tag w:val="goog_rdk_0"/>
       </w:sdtPr>
       <w:sdtContent>
         <w:tbl>
           <w:tblPr>
             <w:tblStyle w:val="Table4"/>
+            <w:tblW w:w="8745.0" w:type="dxa"/>
+            <w:jc w:val="left"/>
+            <w:tblBorders>
+              <w:top w:color="000000" w:space="0" w:sz="0" w:val="nil"/>
+              <w:left w:color="000000" w:space="0" w:sz="0" w:val="nil"/>
+              <w:bottom w:color="000000" w:space="0" w:sz="0" w:val="nil"/>
+              <w:right w:color="000000" w:space="0" w:sz="0" w:val="nil"/>
+              <w:insideH w:color="000000" w:space="0" w:sz="0" w:val="nil"/>
+              <w:insideV w:color="000000" w:space="0" w:sz="0" w:val="nil"/>
+            </w:tblBorders>
+            <w:tblLayout w:type="fixed"/>
+            <w:tblLook w:val="0600"/>
+          </w:tblPr>
+          <w:tblGrid>
+            <w:gridCol w:w="2910"/>
+            <w:gridCol w:w="2955"/>
+            <w:gridCol w:w="2880"/>
+            <w:tblGridChange w:id="0">
+              <w:tblGrid>
+                <w:gridCol w:w="2910"/>
+                <w:gridCol w:w="2955"/>
+                <w:gridCol w:w="2880"/>
+              </w:tblGrid>
+            </w:tblGridChange>
+          </w:tblGrid>
+          <w:tr>
+            <w:trPr>
+              <w:cantSplit w:val="0"/>
+              <w:trHeight w:val="300" w:hRule="atLeast"/>
+              <w:tblHeader w:val="0"/>
+            </w:trPr>
+            <w:tc>
+              <w:tcPr>
+                <w:tcBorders>
+                  <w:top w:color="000000" w:space="0" w:sz="8" w:val="single"/>
+                  <w:left w:color="000000" w:space="0" w:sz="8" w:val="single"/>
+                  <w:bottom w:color="000000" w:space="0" w:sz="8" w:val="single"/>
+                  <w:right w:color="000000" w:space="0" w:sz="8" w:val="single"/>
+                </w:tcBorders>
+                <w:tcMar>
+                  <w:top w:w="0.0" w:type="dxa"/>
+                  <w:left w:w="0.0" w:type="dxa"/>
+                  <w:bottom w:w="0.0" w:type="dxa"/>
+                  <w:right w:w="0.0" w:type="dxa"/>
+                </w:tcMar>
+                <w:vAlign w:val="top"/>
+              </w:tcPr>
+              <w:p>
+                <w:pPr>
+                  <w:spacing w:after="0" w:lineRule="auto"/>
+                  <w:ind w:left="260" w:firstLine="0"/>
+                  <w:rPr/>
+                </w:pPr>
+                <w:r>
+                  <w:rPr>
+                    <w:rtl w:val="0"/>
+                  </w:rPr>
+                  <w:t xml:space="preserve">Korisnik</w:t>
+                </w:r>
+              </w:p>
+            </w:tc>
+            <w:tc>
+              <w:tcPr>
+                <w:tcBorders>
+                  <w:top w:color="000000" w:space="0" w:sz="8" w:val="single"/>
+                  <w:left w:color="000000" w:space="0" w:sz="0" w:val="nil"/>
+                  <w:bottom w:color="000000" w:space="0" w:sz="8" w:val="single"/>
+                  <w:right w:color="000000" w:space="0" w:sz="8" w:val="single"/>
+                </w:tcBorders>
+                <w:tcMar>
+                  <w:top w:w="0.0" w:type="dxa"/>
+                  <w:left w:w="0.0" w:type="dxa"/>
+                  <w:bottom w:w="0.0" w:type="dxa"/>
+                  <w:right w:w="0.0" w:type="dxa"/>
+                </w:tcMar>
+                <w:vAlign w:val="top"/>
+              </w:tcPr>
+              <w:p>
+                <w:pPr>
+                  <w:spacing w:after="240" w:lineRule="auto"/>
+                  <w:ind w:left="140" w:firstLine="0"/>
+                  <w:rPr/>
+                </w:pPr>
+                <w:r>
+                  <w:rPr>
+                    <w:rtl w:val="0"/>
+                  </w:rPr>
+                  <w:t xml:space="preserve">Informacioni sistem za frizerski salon</w:t>
+                </w:r>
+              </w:p>
+            </w:tc>
+            <w:tc>
+              <w:tcPr>
+                <w:tcBorders>
+                  <w:top w:color="000000" w:space="0" w:sz="8" w:val="single"/>
+                  <w:left w:color="000000" w:space="0" w:sz="0" w:val="nil"/>
+                  <w:bottom w:color="000000" w:space="0" w:sz="8" w:val="single"/>
+                  <w:right w:color="000000" w:space="0" w:sz="8" w:val="single"/>
+                </w:tcBorders>
+                <w:tcMar>
+                  <w:top w:w="0.0" w:type="dxa"/>
+                  <w:left w:w="0.0" w:type="dxa"/>
+                  <w:bottom w:w="0.0" w:type="dxa"/>
+                  <w:right w:w="0.0" w:type="dxa"/>
+                </w:tcMar>
+                <w:vAlign w:val="top"/>
+              </w:tcPr>
+              <w:p>
+                <w:pPr>
+                  <w:spacing w:after="240" w:before="20" w:lineRule="auto"/>
+                  <w:ind w:left="140" w:firstLine="0"/>
+                  <w:rPr/>
+                </w:pPr>
+                <w:r>
+                  <w:rPr>
+                    <w:rtl w:val="0"/>
+                  </w:rPr>
+                  <w:t xml:space="preserve">Sistem za primopredaju mailova</w:t>
+                </w:r>
+              </w:p>
+            </w:tc>
+          </w:tr>
+          <w:tr>
+            <w:trPr>
+              <w:cantSplit w:val="0"/>
+              <w:trHeight w:val="885" w:hRule="atLeast"/>
+              <w:tblHeader w:val="0"/>
+            </w:trPr>
+            <w:tc>
+              <w:tcPr>
+                <w:tcBorders>
+                  <w:top w:color="000000" w:space="0" w:sz="0" w:val="nil"/>
+                  <w:left w:color="000000" w:space="0" w:sz="8" w:val="single"/>
+                  <w:bottom w:color="000000" w:space="0" w:sz="8" w:val="single"/>
+                  <w:right w:color="000000" w:space="0" w:sz="8" w:val="single"/>
+                </w:tcBorders>
+                <w:tcMar>
+                  <w:top w:w="0.0" w:type="dxa"/>
+                  <w:left w:w="0.0" w:type="dxa"/>
+                  <w:bottom w:w="0.0" w:type="dxa"/>
+                  <w:right w:w="0.0" w:type="dxa"/>
+                </w:tcMar>
+                <w:vAlign w:val="top"/>
+              </w:tcPr>
+              <w:p>
+                <w:pPr>
+                  <w:spacing w:after="0" w:before="20" w:lineRule="auto"/>
+                  <w:ind w:left="260" w:firstLine="0"/>
+                  <w:rPr/>
+                </w:pPr>
+                <w:r>
+                  <w:rPr>
+                    <w:rtl w:val="0"/>
+                  </w:rPr>
+                  <w:t xml:space="preserve">1.  Pristup formularu za registraciju</w:t>
+                </w:r>
+              </w:p>
+            </w:tc>
+            <w:tc>
+              <w:tcPr>
+                <w:tcBorders>
+                  <w:top w:color="000000" w:space="0" w:sz="0" w:val="nil"/>
+                  <w:left w:color="000000" w:space="0" w:sz="8" w:val="single"/>
+                  <w:bottom w:color="000000" w:space="0" w:sz="8" w:val="single"/>
+                  <w:right w:color="000000" w:space="0" w:sz="8" w:val="single"/>
+                </w:tcBorders>
+                <w:tcMar>
+                  <w:top w:w="0.0" w:type="dxa"/>
+                  <w:left w:w="0.0" w:type="dxa"/>
+                  <w:bottom w:w="0.0" w:type="dxa"/>
+                  <w:right w:w="0.0" w:type="dxa"/>
+                </w:tcMar>
+                <w:vAlign w:val="top"/>
+              </w:tcPr>
+              <w:p>
+                <w:pPr>
+                  <w:spacing w:after="0" w:before="20" w:lineRule="auto"/>
+                  <w:ind w:left="260" w:firstLine="0"/>
+                  <w:rPr/>
+                </w:pPr>
+                <w:r>
+                  <w:rPr>
+                    <w:rtl w:val="0"/>
+                  </w:rPr>
+                  <w:t xml:space="preserve">2.  Prikaz formulara za registraciju</w:t>
+                </w:r>
+              </w:p>
+            </w:tc>
+            <w:tc>
+              <w:tcPr>
+                <w:tcBorders>
+                  <w:top w:color="000000" w:space="0" w:sz="0" w:val="nil"/>
+                  <w:left w:color="000000" w:space="0" w:sz="0" w:val="nil"/>
+                  <w:bottom w:color="000000" w:space="0" w:sz="8" w:val="single"/>
+                  <w:right w:color="000000" w:space="0" w:sz="8" w:val="single"/>
+                </w:tcBorders>
+                <w:tcMar>
+                  <w:top w:w="0.0" w:type="dxa"/>
+                  <w:left w:w="0.0" w:type="dxa"/>
+                  <w:bottom w:w="0.0" w:type="dxa"/>
+                  <w:right w:w="0.0" w:type="dxa"/>
+                </w:tcMar>
+                <w:vAlign w:val="top"/>
+              </w:tcPr>
+              <w:p>
+                <w:pPr>
+                  <w:spacing w:after="240" w:before="240" w:lineRule="auto"/>
+                  <w:ind w:left="140" w:firstLine="0"/>
+                  <w:rPr/>
+                </w:pPr>
+                <w:r>
+                  <w:rPr>
+                    <w:rtl w:val="0"/>
+                  </w:rPr>
+                  <w:t xml:space="preserve"> </w:t>
+                </w:r>
+              </w:p>
+            </w:tc>
+          </w:tr>
+          <w:tr>
+            <w:trPr>
+              <w:cantSplit w:val="0"/>
+              <w:trHeight w:val="574.6728515625" w:hRule="atLeast"/>
+              <w:tblHeader w:val="0"/>
+            </w:trPr>
+            <w:tc>
+              <w:tcPr>
+                <w:tcBorders>
+                  <w:top w:color="000000" w:space="0" w:sz="0" w:val="nil"/>
+                  <w:left w:color="000000" w:space="0" w:sz="8" w:val="single"/>
+                  <w:bottom w:color="000000" w:space="0" w:sz="8" w:val="single"/>
+                  <w:right w:color="000000" w:space="0" w:sz="8" w:val="single"/>
+                </w:tcBorders>
+                <w:tcMar>
+                  <w:top w:w="0.0" w:type="dxa"/>
+                  <w:left w:w="0.0" w:type="dxa"/>
+                  <w:bottom w:w="0.0" w:type="dxa"/>
+                  <w:right w:w="0.0" w:type="dxa"/>
+                </w:tcMar>
+                <w:vAlign w:val="top"/>
+              </w:tcPr>
+              <w:p>
+                <w:pPr>
+                  <w:spacing w:after="0" w:lineRule="auto"/>
+                  <w:ind w:left="260" w:firstLine="0"/>
+                  <w:rPr/>
+                </w:pPr>
+                <w:r>
+                  <w:rPr>
+                    <w:rtl w:val="0"/>
+                  </w:rPr>
+                  <w:t xml:space="preserve">3.  Popunjavanje formulara ličnim podacima</w:t>
+                </w:r>
+              </w:p>
+            </w:tc>
+            <w:tc>
+              <w:tcPr>
+                <w:tcBorders>
+                  <w:top w:color="000000" w:space="0" w:sz="0" w:val="nil"/>
+                  <w:left w:color="000000" w:space="0" w:sz="8" w:val="single"/>
+                  <w:bottom w:color="000000" w:space="0" w:sz="8" w:val="single"/>
+                  <w:right w:color="000000" w:space="0" w:sz="8" w:val="single"/>
+                </w:tcBorders>
+                <w:tcMar>
+                  <w:top w:w="0.0" w:type="dxa"/>
+                  <w:left w:w="0.0" w:type="dxa"/>
+                  <w:bottom w:w="0.0" w:type="dxa"/>
+                  <w:right w:w="0.0" w:type="dxa"/>
+                </w:tcMar>
+                <w:vAlign w:val="top"/>
+              </w:tcPr>
+              <w:p>
+                <w:pPr>
+                  <w:spacing w:after="0" w:lineRule="auto"/>
+                  <w:ind w:left="260" w:firstLine="0"/>
+                  <w:rPr/>
+                </w:pPr>
+                <w:r>
+                  <w:rPr>
+                    <w:rtl w:val="0"/>
+                  </w:rPr>
+                  <w:t xml:space="preserve">4.  Provjera unesenih podataka</w:t>
+                </w:r>
+              </w:p>
+            </w:tc>
+            <w:tc>
+              <w:tcPr>
+                <w:tcBorders>
+                  <w:top w:color="000000" w:space="0" w:sz="0" w:val="nil"/>
+                  <w:left w:color="000000" w:space="0" w:sz="8" w:val="single"/>
+                  <w:bottom w:color="000000" w:space="0" w:sz="8" w:val="single"/>
+                  <w:right w:color="000000" w:space="0" w:sz="8" w:val="single"/>
+                </w:tcBorders>
+                <w:tcMar>
+                  <w:top w:w="0.0" w:type="dxa"/>
+                  <w:left w:w="0.0" w:type="dxa"/>
+                  <w:bottom w:w="0.0" w:type="dxa"/>
+                  <w:right w:w="0.0" w:type="dxa"/>
+                </w:tcMar>
+                <w:vAlign w:val="top"/>
+              </w:tcPr>
+              <w:p>
+                <w:pPr>
+                  <w:spacing w:after="0" w:lineRule="auto"/>
+                  <w:ind w:left="260" w:firstLine="0"/>
+                  <w:rPr/>
+                </w:pPr>
+                <w:r>
+                  <w:rPr>
+                    <w:rtl w:val="0"/>
+                  </w:rPr>
+                </w:r>
+              </w:p>
+            </w:tc>
+          </w:tr>
+          <w:tr>
+            <w:trPr>
+              <w:cantSplit w:val="0"/>
+              <w:trHeight w:val="266.2073863636364" w:hRule="atLeast"/>
+              <w:tblHeader w:val="0"/>
+            </w:trPr>
+            <w:tc>
+              <w:tcPr>
+                <w:tcBorders>
+                  <w:top w:color="000000" w:space="0" w:sz="0" w:val="nil"/>
+                  <w:left w:color="000000" w:space="0" w:sz="8" w:val="single"/>
+                  <w:bottom w:color="000000" w:space="0" w:sz="8" w:val="single"/>
+                  <w:right w:color="000000" w:space="0" w:sz="8" w:val="single"/>
+                </w:tcBorders>
+                <w:tcMar>
+                  <w:top w:w="0.0" w:type="dxa"/>
+                  <w:left w:w="0.0" w:type="dxa"/>
+                  <w:bottom w:w="0.0" w:type="dxa"/>
+                  <w:right w:w="0.0" w:type="dxa"/>
+                </w:tcMar>
+                <w:vAlign w:val="top"/>
+              </w:tcPr>
+              <w:p>
+                <w:pPr>
+                  <w:spacing w:after="240" w:before="240" w:lineRule="auto"/>
+                  <w:ind w:left="140" w:firstLine="0"/>
+                  <w:rPr/>
+                </w:pPr>
+                <w:r>
+                  <w:rPr>
+                    <w:rtl w:val="0"/>
+                  </w:rPr>
+                </w:r>
+              </w:p>
+            </w:tc>
+            <w:tc>
+              <w:tcPr>
+                <w:tcBorders>
+                  <w:top w:color="000000" w:space="0" w:sz="0" w:val="nil"/>
+                  <w:left w:color="000000" w:space="0" w:sz="0" w:val="nil"/>
+                  <w:bottom w:color="000000" w:space="0" w:sz="8" w:val="single"/>
+                  <w:right w:color="000000" w:space="0" w:sz="8" w:val="single"/>
+                </w:tcBorders>
+                <w:tcMar>
+                  <w:top w:w="0.0" w:type="dxa"/>
+                  <w:left w:w="0.0" w:type="dxa"/>
+                  <w:bottom w:w="0.0" w:type="dxa"/>
+                  <w:right w:w="0.0" w:type="dxa"/>
+                </w:tcMar>
+                <w:vAlign w:val="top"/>
+              </w:tcPr>
+              <w:p>
+                <w:pPr>
+                  <w:spacing w:after="240" w:before="240" w:line="296.72727272727275" w:lineRule="auto"/>
+                  <w:ind w:left="140" w:firstLine="0"/>
+                  <w:rPr/>
+                </w:pPr>
+                <w:r>
+                  <w:rPr>
+                    <w:rtl w:val="0"/>
+                  </w:rPr>
+                  <w:t xml:space="preserve">5. Obavještavanje korisnika da je ranije registrovan račun sa unesenom e-mail adresom</w:t>
+                </w:r>
+              </w:p>
+            </w:tc>
+            <w:tc>
+              <w:tcPr>
+                <w:tcBorders>
+                  <w:top w:color="000000" w:space="0" w:sz="0" w:val="nil"/>
+                  <w:left w:color="000000" w:space="0" w:sz="0" w:val="nil"/>
+                  <w:bottom w:color="000000" w:space="0" w:sz="8" w:val="single"/>
+                  <w:right w:color="000000" w:space="0" w:sz="8" w:val="single"/>
+                </w:tcBorders>
+                <w:tcMar>
+                  <w:top w:w="0.0" w:type="dxa"/>
+                  <w:left w:w="0.0" w:type="dxa"/>
+                  <w:bottom w:w="0.0" w:type="dxa"/>
+                  <w:right w:w="0.0" w:type="dxa"/>
+                </w:tcMar>
+                <w:vAlign w:val="top"/>
+              </w:tcPr>
+              <w:p>
+                <w:pPr>
+                  <w:spacing w:after="240" w:before="240" w:lineRule="auto"/>
+                  <w:ind w:left="140" w:firstLine="0"/>
+                  <w:rPr/>
+                </w:pPr>
+                <w:r>
+                  <w:rPr>
+                    <w:rtl w:val="0"/>
+                  </w:rPr>
+                </w:r>
+              </w:p>
+            </w:tc>
+          </w:tr>
+        </w:tbl>
+      </w:sdtContent>
+    </w:sdt>
+    <w:p>
+      <w:pPr>
+        <w:rPr>
+          <w:b w:val="1"/>
+          <w:bCs w:val="1"/>
+        </w:rPr>
+      </w:pPr>
+      <w:r>
+        <w:rPr>
+          <w:rtl w:val="0"/>
+        </w:rPr>
+      </w:r>
+    </w:p>
+    <w:p>
+      <w:pPr>
+        <w:rPr>
+          <w:b w:val="1"/>
+          <w:bCs w:val="1"/>
+        </w:rPr>
+      </w:pPr>
+      <w:r>
+        <w:rPr>
+          <w:b w:val="1"/>
+          <w:bCs w:val="1"/>
+          <w:rtl w:val="0"/>
+        </w:rPr>
+        <w:t xml:space="preserve">Tok događaja 4 - Neuspješna potvrda registracije</w:t>
+      </w:r>
+    </w:p>
+    <w:sdt>
+      <w:sdtPr>
+        <w:lock w:val="contentLocked"/>
+        <w:id w:val="-87852136"/>
+        <w:tag w:val="goog_rdk_1"/>
+      </w:sdtPr>
+      <w:sdtContent>
+        <w:tbl>
+          <w:tblPr>
+            <w:tblStyle w:val="Table5"/>
             <w:tblW w:w="8745.0" w:type="dxa"/>
             <w:jc w:val="left"/>
             <w:tblBorders>
@@ -2081,103 +2439,7 @@
                   <w:rPr>
                     <w:rtl w:val="0"/>
                   </w:rPr>
-                  <w:t xml:space="preserve"> </w:t>
-                </w:r>
-              </w:p>
-            </w:tc>
-          </w:tr>
-          <w:tr>
-            <w:trPr>
-              <w:cantSplit w:val="0"/>
-              <w:trHeight w:val="802.4147727272727" w:hRule="atLeast"/>
-              <w:tblHeader w:val="0"/>
-            </w:trPr>
-            <w:tc>
-              <w:tcPr>
-                <w:tcBorders>
-                  <w:top w:color="000000" w:space="0" w:sz="0" w:val="nil"/>
-                  <w:left w:color="000000" w:space="0" w:sz="8" w:val="single"/>
-                  <w:bottom w:color="000000" w:space="0" w:sz="8" w:val="single"/>
-                  <w:right w:color="000000" w:space="0" w:sz="8" w:val="single"/>
-                </w:tcBorders>
-                <w:tcMar>
-                  <w:top w:w="0.0" w:type="dxa"/>
-                  <w:left w:w="0.0" w:type="dxa"/>
-                  <w:bottom w:w="0.0" w:type="dxa"/>
-                  <w:right w:w="0.0" w:type="dxa"/>
-                </w:tcMar>
-                <w:vAlign w:val="top"/>
-              </w:tcPr>
-              <w:p>
-                <w:pPr>
-                  <w:spacing w:after="240" w:before="240" w:lineRule="auto"/>
-                  <w:ind w:left="140" w:firstLine="0"/>
-                  <w:rPr/>
-                </w:pPr>
-                <w:r>
-                  <w:rPr>
-                    <w:rtl w:val="0"/>
-                  </w:rPr>
-                  <w:t xml:space="preserve"> </w:t>
-                </w:r>
-              </w:p>
-            </w:tc>
-            <w:tc>
-              <w:tcPr>
-                <w:tcBorders>
-                  <w:top w:color="000000" w:space="0" w:sz="0" w:val="nil"/>
-                  <w:left w:color="000000" w:space="0" w:sz="0" w:val="nil"/>
-                  <w:bottom w:color="000000" w:space="0" w:sz="8" w:val="single"/>
-                  <w:right w:color="000000" w:space="0" w:sz="8" w:val="single"/>
-                </w:tcBorders>
-                <w:tcMar>
-                  <w:top w:w="0.0" w:type="dxa"/>
-                  <w:left w:w="0.0" w:type="dxa"/>
-                  <w:bottom w:w="0.0" w:type="dxa"/>
-                  <w:right w:w="0.0" w:type="dxa"/>
-                </w:tcMar>
-                <w:vAlign w:val="top"/>
-              </w:tcPr>
-              <w:p>
-                <w:pPr>
-                  <w:spacing w:after="240" w:before="240" w:line="296.72727272727275" w:lineRule="auto"/>
-                  <w:ind w:left="140" w:firstLine="0"/>
-                  <w:rPr/>
-                </w:pPr>
-                <w:r>
-                  <w:rPr>
-                    <w:rtl w:val="0"/>
-                  </w:rPr>
-                </w:r>
-              </w:p>
-            </w:tc>
-            <w:tc>
-              <w:tcPr>
-                <w:tcBorders>
-                  <w:top w:color="000000" w:space="0" w:sz="0" w:val="nil"/>
-                  <w:left w:color="000000" w:space="0" w:sz="8" w:val="single"/>
-                  <w:bottom w:color="000000" w:space="0" w:sz="8" w:val="single"/>
-                  <w:right w:color="000000" w:space="0" w:sz="8" w:val="single"/>
-                </w:tcBorders>
-                <w:tcMar>
-                  <w:top w:w="0.0" w:type="dxa"/>
-                  <w:left w:w="0.0" w:type="dxa"/>
-                  <w:bottom w:w="0.0" w:type="dxa"/>
-                  <w:right w:w="0.0" w:type="dxa"/>
-                </w:tcMar>
-                <w:vAlign w:val="top"/>
-              </w:tcPr>
-              <w:p>
-                <w:pPr>
-                  <w:spacing w:after="0" w:lineRule="auto"/>
-                  <w:ind w:left="260" w:firstLine="0"/>
-                  <w:rPr/>
-                </w:pPr>
-                <w:r>
-                  <w:rPr>
-                    <w:rtl w:val="0"/>
-                  </w:rPr>
-                  <w:t xml:space="preserve">5.  Slanje maila sa za potvrdu registracije</w:t>
+                  <w:t xml:space="preserve"> 5.  Slanje maila za potvrdu registracije</w:t>
                 </w:r>
               </w:p>
             </w:tc>
@@ -2214,7 +2476,7 @@
                   <w:rPr>
                     <w:rtl w:val="0"/>
                   </w:rPr>
-                  <w:t xml:space="preserve">6. Neuspjela potvrda registracije</w:t>
+                  <w:t xml:space="preserve">6. Neuspjela ili zakašnjela potvrda registracije</w:t>
                 </w:r>
               </w:p>
             </w:tc>
@@ -2301,16 +2563,46 @@
         </w:rPr>
       </w:r>
     </w:p>
+    <w:p>
+      <w:pPr>
+        <w:rPr/>
+      </w:pPr>
+      <w:r>
+        <w:rPr>
+          <w:rtl w:val="0"/>
+        </w:rPr>
+      </w:r>
+    </w:p>
+    <w:p>
+      <w:pPr>
+        <w:rPr/>
+      </w:pPr>
+      <w:r>
+        <w:rPr>
+          <w:rtl w:val="0"/>
+        </w:rPr>
+      </w:r>
+    </w:p>
+    <w:p>
+      <w:pPr>
+        <w:rPr/>
+      </w:pPr>
+      <w:r>
+        <w:rPr>
+          <w:rtl w:val="0"/>
+        </w:rPr>
+      </w:r>
+    </w:p>
     <w:sdt>
       <w:sdtPr>
         <w:lock w:val="contentLocked"/>
-        <w:id w:val="482465037"/>
-        <w:tag w:val="goog_rdk_1"/>
+        <w:id w:val="78894402"/>
+        <w:tag w:val="goog_rdk_2"/>
       </w:sdtPr>
       <w:sdtContent>
         <w:tbl>
           <w:tblPr>
-            <w:tblStyle w:val="Table5"/>
+            <w:tblStyle w:val="Table6"/>
             <w:tblW w:w="8745.0" w:type="dxa"/>
             <w:jc w:val="left"/>
             <w:tblBorders>
@@ -2409,7 +2701,7 @@
           <w:tr>
             <w:trPr>
               <w:cantSplit w:val="0"/>
-              <w:trHeight w:val="1650" w:hRule="atLeast"/>
+              <w:trHeight w:val="1320" w:hRule="atLeast"/>
               <w:tblHeader w:val="0"/>
             </w:trPr>
             <w:tc>
@@ -2469,7 +2761,7 @@
                   <w:rPr>
                     <w:rtl w:val="0"/>
                   </w:rPr>
-                  <w:t xml:space="preserve">Korisniku je ukoliko je registrovan omogućeno da se prijavi na sistem e-mail adresom i lozinkom.</w:t>
+                  <w:t xml:space="preserve">Korisniku je, ukoliko je registrovan, omogućeno da se prijavi na sistem e-mail adresom i lozinkom.</w:t>
                 </w:r>
               </w:p>
             </w:tc>
@@ -2670,7 +2962,7 @@
                   <w:rPr>
                     <w:rtl w:val="0"/>
                   </w:rPr>
-                  <w:t xml:space="preserve">Uspješna prijava korisnika na sistem i pristup uslugama narudžbe i rezervacije</w:t>
+                  <w:t xml:space="preserve">Uspješna prijava korisnika na sistem i pristup uslugama pregleda i rezervacije</w:t>
                 </w:r>
               </w:p>
             </w:tc>
@@ -2737,7 +3029,7 @@
                   <w:rPr>
                     <w:rtl w:val="0"/>
                   </w:rPr>
-                  <w:t xml:space="preserve">Odbijen pristup uslugama narudžbe i rezervacije</w:t>
+                  <w:t xml:space="preserve">Odbijen pristup uslugama pregleda i rezervacije</w:t>
                 </w:r>
               </w:p>
             </w:tc>
@@ -2939,7 +3231,7 @@
                   <w:rPr>
                     <w:rtl w:val="0"/>
                   </w:rPr>
-                  <w:t xml:space="preserve">Korisnik kroz jednostavni formular za prijavu unosi svoju e-mail adresu i lozinku. U slučaju bilo kakve greške, sistem mu prikazuje poruku o grešci. U slučaju da je prijava uspješna, korisnik dobija pristup stranicama za rezervaciju usluge i narudžbu proizvoda.</w:t>
+                  <w:t xml:space="preserve">Korisnik kroz jednostavan formular za prijavu unosi svoju e-mail adresu i lozinku. U slučaju bilo kakve greške, sistem mu prikazuje poruku o grešci. U slučaju da je prijava uspješna, korisnik dobija pristup stranicama za rezervaciju usluge.</w:t>
                 </w:r>
               </w:p>
             </w:tc>
@@ -3032,6 +3324,41 @@
         <w:rPr>
           <w:rtl w:val="0"/>
         </w:rPr>
+      </w:r>
+    </w:p>
+    <w:p>
+      <w:pPr>
+        <w:rPr/>
+      </w:pPr>
+      <w:r>
+        <w:rPr>
+          <w:rtl w:val="0"/>
+        </w:rPr>
+      </w:r>
+    </w:p>
+    <w:p>
+      <w:pPr>
+        <w:rPr/>
+      </w:pPr>
+      <w:r>
+        <w:rPr>
+          <w:rtl w:val="0"/>
+        </w:rPr>
+      </w:r>
+    </w:p>
+    <w:p>
+      <w:pPr>
+        <w:rPr>
+          <w:b w:val="1"/>
+          <w:bCs w:val="1"/>
+        </w:rPr>
+      </w:pPr>
+      <w:r>
+        <w:rPr>
+          <w:b w:val="1"/>
+          <w:bCs w:val="1"/>
+          <w:rtl w:val="0"/>
+        </w:rPr>
         <w:t xml:space="preserve">Tok događaja 1 - Uspješan završetak</w:t>
       </w:r>
     </w:p>
@@ -3048,13 +3375,13 @@
     <w:sdt>
       <w:sdtPr>
         <w:lock w:val="contentLocked"/>
-        <w:id w:val="-1248726628"/>
-        <w:tag w:val="goog_rdk_2"/>
+        <w:id w:val="1393789568"/>
+        <w:tag w:val="goog_rdk_3"/>
       </w:sdtPr>
       <w:sdtContent>
         <w:tbl>
           <w:tblPr>
-            <w:tblStyle w:val="Table6"/>
+            <w:tblStyle w:val="Table7"/>
             <w:tblW w:w="8805.0" w:type="dxa"/>
             <w:jc w:val="left"/>
             <w:tblBorders>
@@ -3350,7 +3677,10 @@
     </w:sdt>
     <w:p>
       <w:pPr>
-        <w:rPr/>
+        <w:rPr>
+          <w:b w:val="1"/>
+          <w:bCs w:val="1"/>
+        </w:rPr>
       </w:pPr>
       <w:r>
         <w:rPr>
@@ -3360,70 +3690,15 @@
     </w:p>
     <w:p>
       <w:pPr>
-        <w:rPr/>
+        <w:rPr>
+          <w:b w:val="1"/>
+          <w:bCs w:val="1"/>
+        </w:rPr>
       </w:pPr>
       <w:r>
         <w:rPr>
-          <w:rtl w:val="0"/>
-        </w:rPr>
-      </w:r>
-    </w:p>
-    <w:p>
-      <w:pPr>
-        <w:rPr/>
-      </w:pPr>
-      <w:r>
-        <w:rPr>
-          <w:rtl w:val="0"/>
-        </w:rPr>
-      </w:r>
-    </w:p>
-    <w:p>
-      <w:pPr>
-        <w:rPr/>
-      </w:pPr>
-      <w:r>
-        <w:rPr>
-          <w:rtl w:val="0"/>
-        </w:rPr>
-      </w:r>
-    </w:p>
-    <w:p>
-      <w:pPr>
-        <w:rPr/>
-      </w:pPr>
-      <w:r>
-        <w:rPr>
-          <w:rtl w:val="0"/>
-        </w:rPr>
-      </w:r>
-    </w:p>
-    <w:p>
-      <w:pPr>
-        <w:rPr/>
-      </w:pPr>
-      <w:r>
-        <w:rPr>
-          <w:rtl w:val="0"/>
-        </w:rPr>
-      </w:r>
-    </w:p>
-    <w:p>
-      <w:pPr>
-        <w:rPr/>
-      </w:pPr>
-      <w:r>
-        <w:rPr>
-          <w:rtl w:val="0"/>
-        </w:rPr>
-      </w:r>
-    </w:p>
-    <w:p>
-      <w:pPr>
-        <w:rPr/>
-      </w:pPr>
-      <w:r>
-        <w:rPr>
+          <w:b w:val="1"/>
+          <w:bCs w:val="1"/>
           <w:rtl w:val="0"/>
         </w:rPr>
         <w:t xml:space="preserve">Tok događaja 2 - Neuspješan završetak</w:t>
@@ -3442,13 +3717,13 @@
     <w:sdt>
       <w:sdtPr>
         <w:lock w:val="contentLocked"/>
-        <w:id w:val="-204273155"/>
-        <w:tag w:val="goog_rdk_3"/>
+        <w:id w:val="1446822200"/>
+        <w:tag w:val="goog_rdk_4"/>
       </w:sdtPr>
       <w:sdtContent>
         <w:tbl>
           <w:tblPr>
-            <w:tblStyle w:val="Table7"/>
+            <w:tblStyle w:val="Table8"/>
             <w:tblW w:w="8730.0" w:type="dxa"/>
             <w:jc w:val="left"/>
             <w:tblBorders>
@@ -3734,7 +4009,7 @@
                   <w:rPr>
                     <w:rtl w:val="0"/>
                   </w:rPr>
-                  <w:t xml:space="preserve">5.  Odbijanje pristupa stranicama za narudžbe i rezervacije. Ponovni prikaz stranice za prijavu.</w:t>
+                  <w:t xml:space="preserve">5.  Odbijanje pristupa stranici. Ponovni prikaz stranice za prijavu.</w:t>
                 </w:r>
               </w:p>
               <w:p>
@@ -3784,9 +4059,19 @@
         </w:rPr>
       </w:r>
     </w:p>
+    <w:p>
+      <w:pPr>
+        <w:rPr/>
+      </w:pPr>
+      <w:r>
+        <w:rPr>
+          <w:rtl w:val="0"/>
+        </w:rPr>
+      </w:r>
+    </w:p>
     <w:tbl>
       <w:tblPr>
-        <w:tblStyle w:val="Table8"/>
+        <w:tblStyle w:val="Table9"/>
         <w:tblW w:w="8730.0" w:type="dxa"/>
         <w:jc w:val="left"/>
         <w:tblBorders>
@@ -3944,7 +4229,7 @@
               <w:rPr>
                 <w:rtl w:val="0"/>
               </w:rPr>
-              <w:t xml:space="preserve">Klijent salona ima mogućnost pregleda usluga i proizvoda prije same kupovine  proizvoda i rezervacije termina</w:t>
+              <w:t xml:space="preserve">Klijent salona ima mogućnost pregleda usluga i proizvoda prije same rezervacije termina</w:t>
             </w:r>
           </w:p>
         </w:tc>
@@ -4011,7 +4296,7 @@
               <w:rPr>
                 <w:rtl w:val="0"/>
               </w:rPr>
-              <w:t xml:space="preserve">/</w:t>
+              <w:t xml:space="preserve">Rezervacija termina</w:t>
             </w:r>
           </w:p>
         </w:tc>
@@ -4506,709 +4791,16 @@
         </w:rPr>
       </w:r>
     </w:p>
-    <w:tbl>
-      <w:tblPr>
-        <w:tblStyle w:val="Table9"/>
-        <w:tblW w:w="8745.0" w:type="dxa"/>
-        <w:jc w:val="left"/>
-        <w:tblBorders>
-          <w:top w:color="000000" w:space="0" w:sz="0" w:val="nil"/>
-          <w:left w:color="000000" w:space="0" w:sz="0" w:val="nil"/>
-          <w:bottom w:color="000000" w:space="0" w:sz="0" w:val="nil"/>
-          <w:right w:color="000000" w:space="0" w:sz="0" w:val="nil"/>
-          <w:insideH w:color="000000" w:space="0" w:sz="0" w:val="nil"/>
-          <w:insideV w:color="000000" w:space="0" w:sz="0" w:val="nil"/>
-        </w:tblBorders>
-        <w:tblLayout w:type="fixed"/>
-        <w:tblLook w:val="0600"/>
-      </w:tblPr>
-      <w:tblGrid>
-        <w:gridCol w:w="4425"/>
-        <w:gridCol w:w="4320"/>
-        <w:tblGridChange w:id="0">
-          <w:tblGrid>
-            <w:gridCol w:w="4425"/>
-            <w:gridCol w:w="4320"/>
-          </w:tblGrid>
-        </w:tblGridChange>
-      </w:tblGrid>
-      <w:tr>
-        <w:trPr>
-          <w:cantSplit w:val="0"/>
-          <w:trHeight w:val="315" w:hRule="atLeast"/>
-          <w:tblHeader w:val="0"/>
-        </w:trPr>
-        <w:tc>
-          <w:tcPr>
-            <w:tcBorders>
-              <w:top w:color="000000" w:space="0" w:sz="8" w:val="single"/>
-              <w:left w:color="000000" w:space="0" w:sz="8" w:val="single"/>
-              <w:bottom w:color="000000" w:space="0" w:sz="8" w:val="single"/>
-              <w:right w:color="000000" w:space="0" w:sz="8" w:val="single"/>
-            </w:tcBorders>
-            <w:tcMar>
-              <w:top w:w="0.0" w:type="dxa"/>
-              <w:left w:w="0.0" w:type="dxa"/>
-              <w:bottom w:w="0.0" w:type="dxa"/>
-              <w:right w:w="0.0" w:type="dxa"/>
-            </w:tcMar>
-            <w:vAlign w:val="top"/>
-          </w:tcPr>
-          <w:p>
-            <w:pPr>
-              <w:spacing w:after="0" w:lineRule="auto"/>
-              <w:ind w:left="260" w:firstLine="0"/>
-              <w:rPr/>
-            </w:pPr>
-            <w:r>
-              <w:rPr>
-                <w:rtl w:val="0"/>
-              </w:rPr>
-              <w:t xml:space="preserve">Naziv slučaja upotrebe</w:t>
-            </w:r>
-          </w:p>
-        </w:tc>
-        <w:tc>
-          <w:tcPr>
-            <w:tcBorders>
-              <w:top w:color="000000" w:space="0" w:sz="8" w:val="single"/>
-              <w:left w:color="000000" w:space="0" w:sz="0" w:val="nil"/>
-              <w:bottom w:color="000000" w:space="0" w:sz="8" w:val="single"/>
-              <w:right w:color="000000" w:space="0" w:sz="8" w:val="single"/>
-            </w:tcBorders>
-            <w:tcMar>
-              <w:top w:w="0.0" w:type="dxa"/>
-              <w:left w:w="0.0" w:type="dxa"/>
-              <w:bottom w:w="0.0" w:type="dxa"/>
-              <w:right w:w="0.0" w:type="dxa"/>
-            </w:tcMar>
-            <w:vAlign w:val="top"/>
-          </w:tcPr>
-          <w:p>
-            <w:pPr>
-              <w:spacing w:after="240" w:lineRule="auto"/>
-              <w:ind w:left="140" w:firstLine="0"/>
-              <w:rPr>
-                <w:b w:val="1"/>
-                <w:bCs w:val="1"/>
-              </w:rPr>
-            </w:pPr>
-            <w:r>
-              <w:rPr>
-                <w:b w:val="1"/>
-                <w:bCs w:val="1"/>
-                <w:rtl w:val="0"/>
-              </w:rPr>
-              <w:t xml:space="preserve">Preporuka proizvoda na osnovu ankete o tipu kose</w:t>
-            </w:r>
-          </w:p>
-        </w:tc>
-      </w:tr>
-      <w:tr>
-        <w:trPr>
-          <w:cantSplit w:val="0"/>
-          <w:trHeight w:val="1635" w:hRule="atLeast"/>
-          <w:tblHeader w:val="0"/>
-        </w:trPr>
-        <w:tc>
-          <w:tcPr>
-            <w:tcBorders>
-              <w:top w:color="000000" w:space="0" w:sz="0" w:val="nil"/>
-              <w:left w:color="000000" w:space="0" w:sz="8" w:val="single"/>
-              <w:bottom w:color="000000" w:space="0" w:sz="8" w:val="single"/>
-              <w:right w:color="000000" w:space="0" w:sz="8" w:val="single"/>
-            </w:tcBorders>
-            <w:tcMar>
-              <w:top w:w="0.0" w:type="dxa"/>
-              <w:left w:w="0.0" w:type="dxa"/>
-              <w:bottom w:w="0.0" w:type="dxa"/>
-              <w:right w:w="0.0" w:type="dxa"/>
-            </w:tcMar>
-            <w:vAlign w:val="top"/>
-          </w:tcPr>
-          <w:p>
-            <w:pPr>
-              <w:spacing w:after="240" w:before="240" w:line="296.72727272727275" w:lineRule="auto"/>
-              <w:ind w:left="260" w:firstLine="0"/>
-              <w:rPr/>
-            </w:pPr>
-            <w:r>
-              <w:rPr>
-                <w:rtl w:val="0"/>
-              </w:rPr>
-              <w:t xml:space="preserve">Opis slučaja upotrebe</w:t>
-            </w:r>
-          </w:p>
-        </w:tc>
-        <w:tc>
-          <w:tcPr>
-            <w:tcBorders>
-              <w:top w:color="000000" w:space="0" w:sz="0" w:val="nil"/>
-              <w:left w:color="000000" w:space="0" w:sz="0" w:val="nil"/>
-              <w:bottom w:color="000000" w:space="0" w:sz="8" w:val="single"/>
-              <w:right w:color="000000" w:space="0" w:sz="8" w:val="single"/>
-            </w:tcBorders>
-            <w:tcMar>
-              <w:top w:w="0.0" w:type="dxa"/>
-              <w:left w:w="0.0" w:type="dxa"/>
-              <w:bottom w:w="0.0" w:type="dxa"/>
-              <w:right w:w="0.0" w:type="dxa"/>
-            </w:tcMar>
-            <w:vAlign w:val="top"/>
-          </w:tcPr>
-          <w:p>
-            <w:pPr>
-              <w:spacing w:after="240" w:before="240" w:line="276" w:lineRule="auto"/>
-              <w:ind w:left="140" w:right="100" w:firstLine="0"/>
-              <w:jc w:val="both"/>
-              <w:rPr/>
-            </w:pPr>
-            <w:r>
-              <w:rPr>
-                <w:rtl w:val="0"/>
-              </w:rPr>
-              <w:t xml:space="preserve">Klijent salona prilikom pristupa aplikaciji ima mogućnost da popuni anketu koja će generisati preporuku proizvoda za tog korisnika</w:t>
-            </w:r>
-          </w:p>
-        </w:tc>
-      </w:tr>
-      <w:tr>
-        <w:trPr>
-          <w:cantSplit w:val="0"/>
-          <w:trHeight w:val="300" w:hRule="atLeast"/>
-          <w:tblHeader w:val="0"/>
-        </w:trPr>
-        <w:tc>
-          <w:tcPr>
-            <w:tcBorders>
-              <w:top w:color="000000" w:space="0" w:sz="0" w:val="nil"/>
-              <w:left w:color="000000" w:space="0" w:sz="8" w:val="single"/>
-              <w:bottom w:color="000000" w:space="0" w:sz="8" w:val="single"/>
-              <w:right w:color="000000" w:space="0" w:sz="8" w:val="single"/>
-            </w:tcBorders>
-            <w:tcMar>
-              <w:top w:w="0.0" w:type="dxa"/>
-              <w:left w:w="0.0" w:type="dxa"/>
-              <w:bottom w:w="0.0" w:type="dxa"/>
-              <w:right w:w="0.0" w:type="dxa"/>
-            </w:tcMar>
-            <w:vAlign w:val="top"/>
-          </w:tcPr>
-          <w:p>
-            <w:pPr>
-              <w:spacing w:after="0" w:lineRule="auto"/>
-              <w:ind w:left="260" w:firstLine="0"/>
-              <w:rPr/>
-            </w:pPr>
-            <w:r>
-              <w:rPr>
-                <w:rtl w:val="0"/>
-              </w:rPr>
-              <w:t xml:space="preserve">Vezani zahtjevi</w:t>
-            </w:r>
-          </w:p>
-        </w:tc>
-        <w:tc>
-          <w:tcPr>
-            <w:tcBorders>
-              <w:top w:color="000000" w:space="0" w:sz="0" w:val="nil"/>
-              <w:left w:color="000000" w:space="0" w:sz="0" w:val="nil"/>
-              <w:bottom w:color="000000" w:space="0" w:sz="8" w:val="single"/>
-              <w:right w:color="000000" w:space="0" w:sz="8" w:val="single"/>
-            </w:tcBorders>
-            <w:tcMar>
-              <w:top w:w="0.0" w:type="dxa"/>
-              <w:left w:w="0.0" w:type="dxa"/>
-              <w:bottom w:w="0.0" w:type="dxa"/>
-              <w:right w:w="0.0" w:type="dxa"/>
-            </w:tcMar>
-            <w:vAlign w:val="top"/>
-          </w:tcPr>
-          <w:p>
-            <w:pPr>
-              <w:spacing w:after="240" w:lineRule="auto"/>
-              <w:ind w:left="140" w:firstLine="0"/>
-              <w:rPr/>
-            </w:pPr>
-            <w:r>
-              <w:rPr>
-                <w:rtl w:val="0"/>
-              </w:rPr>
-              <w:t xml:space="preserve">/</w:t>
-            </w:r>
-          </w:p>
-        </w:tc>
-      </w:tr>
-      <w:tr>
-        <w:trPr>
-          <w:cantSplit w:val="0"/>
-          <w:trHeight w:val="315" w:hRule="atLeast"/>
-          <w:tblHeader w:val="0"/>
-        </w:trPr>
-        <w:tc>
-          <w:tcPr>
-            <w:tcBorders>
-              <w:top w:color="000000" w:space="0" w:sz="0" w:val="nil"/>
-              <w:left w:color="000000" w:space="0" w:sz="8" w:val="single"/>
-              <w:bottom w:color="000000" w:space="0" w:sz="8" w:val="single"/>
-              <w:right w:color="000000" w:space="0" w:sz="8" w:val="single"/>
-            </w:tcBorders>
-            <w:tcMar>
-              <w:top w:w="0.0" w:type="dxa"/>
-              <w:left w:w="0.0" w:type="dxa"/>
-              <w:bottom w:w="0.0" w:type="dxa"/>
-              <w:right w:w="0.0" w:type="dxa"/>
-            </w:tcMar>
-            <w:vAlign w:val="top"/>
-          </w:tcPr>
-          <w:p>
-            <w:pPr>
-              <w:spacing w:after="0" w:before="20" w:lineRule="auto"/>
-              <w:ind w:left="260" w:firstLine="0"/>
-              <w:rPr/>
-            </w:pPr>
-            <w:r>
-              <w:rPr>
-                <w:rtl w:val="0"/>
-              </w:rPr>
-              <w:t xml:space="preserve">Preduslovi</w:t>
-            </w:r>
-          </w:p>
-        </w:tc>
-        <w:tc>
-          <w:tcPr>
-            <w:tcBorders>
-              <w:top w:color="000000" w:space="0" w:sz="0" w:val="nil"/>
-              <w:left w:color="000000" w:space="0" w:sz="0" w:val="nil"/>
-              <w:bottom w:color="000000" w:space="0" w:sz="8" w:val="single"/>
-              <w:right w:color="000000" w:space="0" w:sz="8" w:val="single"/>
-            </w:tcBorders>
-            <w:tcMar>
-              <w:top w:w="0.0" w:type="dxa"/>
-              <w:left w:w="0.0" w:type="dxa"/>
-              <w:bottom w:w="0.0" w:type="dxa"/>
-              <w:right w:w="0.0" w:type="dxa"/>
-            </w:tcMar>
-            <w:vAlign w:val="top"/>
-          </w:tcPr>
-          <w:p>
-            <w:pPr>
-              <w:spacing w:after="240" w:before="20" w:lineRule="auto"/>
-              <w:ind w:left="140" w:firstLine="0"/>
-              <w:rPr/>
-            </w:pPr>
-            <w:r>
-              <w:rPr>
-                <w:rtl w:val="0"/>
-              </w:rPr>
-              <w:t xml:space="preserve">Pristup sistemu</w:t>
-            </w:r>
-          </w:p>
-        </w:tc>
-      </w:tr>
-      <w:tr>
-        <w:trPr>
-          <w:cantSplit w:val="0"/>
-          <w:trHeight w:val="315" w:hRule="atLeast"/>
-          <w:tblHeader w:val="0"/>
-        </w:trPr>
-        <w:tc>
-          <w:tcPr>
-            <w:tcBorders>
-              <w:top w:color="000000" w:space="0" w:sz="0" w:val="nil"/>
-              <w:left w:color="000000" w:space="0" w:sz="8" w:val="single"/>
-              <w:bottom w:color="000000" w:space="0" w:sz="8" w:val="single"/>
-              <w:right w:color="000000" w:space="0" w:sz="8" w:val="single"/>
-            </w:tcBorders>
-            <w:tcMar>
-              <w:top w:w="0.0" w:type="dxa"/>
-              <w:left w:w="0.0" w:type="dxa"/>
-              <w:bottom w:w="0.0" w:type="dxa"/>
-              <w:right w:w="0.0" w:type="dxa"/>
-            </w:tcMar>
-            <w:vAlign w:val="top"/>
-          </w:tcPr>
-          <w:p>
-            <w:pPr>
-              <w:spacing w:after="0" w:lineRule="auto"/>
-              <w:ind w:left="260" w:firstLine="0"/>
-              <w:rPr/>
-            </w:pPr>
-            <w:r>
-              <w:rPr>
-                <w:rtl w:val="0"/>
-              </w:rPr>
-              <w:t xml:space="preserve">Posljedice – uspješan završetak</w:t>
-            </w:r>
-          </w:p>
-        </w:tc>
-        <w:tc>
-          <w:tcPr>
-            <w:tcBorders>
-              <w:top w:color="000000" w:space="0" w:sz="0" w:val="nil"/>
-              <w:left w:color="000000" w:space="0" w:sz="0" w:val="nil"/>
-              <w:bottom w:color="000000" w:space="0" w:sz="8" w:val="single"/>
-              <w:right w:color="000000" w:space="0" w:sz="8" w:val="single"/>
-            </w:tcBorders>
-            <w:tcMar>
-              <w:top w:w="0.0" w:type="dxa"/>
-              <w:left w:w="0.0" w:type="dxa"/>
-              <w:bottom w:w="0.0" w:type="dxa"/>
-              <w:right w:w="0.0" w:type="dxa"/>
-            </w:tcMar>
-            <w:vAlign w:val="top"/>
-          </w:tcPr>
-          <w:p>
-            <w:pPr>
-              <w:spacing w:after="240" w:before="240" w:line="298.9090909090909" w:lineRule="auto"/>
-              <w:ind w:left="140" w:firstLine="0"/>
-              <w:rPr/>
-            </w:pPr>
-            <w:r>
-              <w:rPr>
-                <w:rtl w:val="0"/>
-              </w:rPr>
-              <w:t xml:space="preserve">Korisnik na ekranu vidi generisane preporuke, uključujući linkove za narudžbu proizvoda.</w:t>
-            </w:r>
-          </w:p>
-        </w:tc>
-      </w:tr>
-      <w:tr>
-        <w:trPr>
-          <w:cantSplit w:val="0"/>
-          <w:trHeight w:val="300" w:hRule="atLeast"/>
-          <w:tblHeader w:val="0"/>
-        </w:trPr>
-        <w:tc>
-          <w:tcPr>
-            <w:tcBorders>
-              <w:top w:color="000000" w:space="0" w:sz="0" w:val="nil"/>
-              <w:left w:color="000000" w:space="0" w:sz="8" w:val="single"/>
-              <w:bottom w:color="000000" w:space="0" w:sz="8" w:val="single"/>
-              <w:right w:color="000000" w:space="0" w:sz="8" w:val="single"/>
-            </w:tcBorders>
-            <w:tcMar>
-              <w:top w:w="0.0" w:type="dxa"/>
-              <w:left w:w="0.0" w:type="dxa"/>
-              <w:bottom w:w="0.0" w:type="dxa"/>
-              <w:right w:w="0.0" w:type="dxa"/>
-            </w:tcMar>
-            <w:vAlign w:val="top"/>
-          </w:tcPr>
-          <w:p>
-            <w:pPr>
-              <w:spacing w:after="240" w:before="240" w:line="298.9090909090909" w:lineRule="auto"/>
-              <w:ind w:left="260" w:firstLine="0"/>
-              <w:rPr/>
-            </w:pPr>
-            <w:r>
-              <w:rPr>
-                <w:rtl w:val="0"/>
-              </w:rPr>
-              <w:t xml:space="preserve">Posljedice – neuspješan završetak</w:t>
-            </w:r>
-          </w:p>
-        </w:tc>
-        <w:tc>
-          <w:tcPr>
-            <w:tcBorders>
-              <w:top w:color="000000" w:space="0" w:sz="0" w:val="nil"/>
-              <w:left w:color="000000" w:space="0" w:sz="0" w:val="nil"/>
-              <w:bottom w:color="000000" w:space="0" w:sz="8" w:val="single"/>
-              <w:right w:color="000000" w:space="0" w:sz="8" w:val="single"/>
-            </w:tcBorders>
-            <w:tcMar>
-              <w:top w:w="0.0" w:type="dxa"/>
-              <w:left w:w="0.0" w:type="dxa"/>
-              <w:bottom w:w="0.0" w:type="dxa"/>
-              <w:right w:w="0.0" w:type="dxa"/>
-            </w:tcMar>
-            <w:vAlign w:val="top"/>
-          </w:tcPr>
-          <w:p>
-            <w:pPr>
-              <w:spacing w:after="240" w:before="240" w:line="298.9090909090909" w:lineRule="auto"/>
-              <w:ind w:left="140" w:firstLine="0"/>
-              <w:rPr/>
-            </w:pPr>
-            <w:r>
-              <w:rPr>
-                <w:rtl w:val="0"/>
-              </w:rPr>
-              <w:t xml:space="preserve">/</w:t>
-            </w:r>
-          </w:p>
-        </w:tc>
-      </w:tr>
-      <w:tr>
-        <w:trPr>
-          <w:cantSplit w:val="0"/>
-          <w:trHeight w:val="315" w:hRule="atLeast"/>
-          <w:tblHeader w:val="0"/>
-        </w:trPr>
-        <w:tc>
-          <w:tcPr>
-            <w:tcBorders>
-              <w:top w:color="000000" w:space="0" w:sz="0" w:val="nil"/>
-              <w:left w:color="000000" w:space="0" w:sz="8" w:val="single"/>
-              <w:bottom w:color="000000" w:space="0" w:sz="8" w:val="single"/>
-              <w:right w:color="000000" w:space="0" w:sz="8" w:val="single"/>
-            </w:tcBorders>
-            <w:tcMar>
-              <w:top w:w="0.0" w:type="dxa"/>
-              <w:left w:w="0.0" w:type="dxa"/>
-              <w:bottom w:w="0.0" w:type="dxa"/>
-              <w:right w:w="0.0" w:type="dxa"/>
-            </w:tcMar>
-            <w:vAlign w:val="top"/>
-          </w:tcPr>
-          <w:p>
-            <w:pPr>
-              <w:spacing w:after="0" w:before="20" w:lineRule="auto"/>
-              <w:ind w:left="260" w:firstLine="0"/>
-              <w:rPr/>
-            </w:pPr>
-            <w:r>
-              <w:rPr>
-                <w:rtl w:val="0"/>
-              </w:rPr>
-              <w:t xml:space="preserve">Primarni akteri</w:t>
-            </w:r>
-          </w:p>
-        </w:tc>
-        <w:tc>
-          <w:tcPr>
-            <w:tcBorders>
-              <w:top w:color="000000" w:space="0" w:sz="0" w:val="nil"/>
-              <w:left w:color="000000" w:space="0" w:sz="0" w:val="nil"/>
-              <w:bottom w:color="000000" w:space="0" w:sz="8" w:val="single"/>
-              <w:right w:color="000000" w:space="0" w:sz="8" w:val="single"/>
-            </w:tcBorders>
-            <w:tcMar>
-              <w:top w:w="0.0" w:type="dxa"/>
-              <w:left w:w="0.0" w:type="dxa"/>
-              <w:bottom w:w="0.0" w:type="dxa"/>
-              <w:right w:w="0.0" w:type="dxa"/>
-            </w:tcMar>
-            <w:vAlign w:val="top"/>
-          </w:tcPr>
-          <w:p>
-            <w:pPr>
-              <w:spacing w:after="240" w:before="20" w:lineRule="auto"/>
-              <w:ind w:left="140" w:firstLine="0"/>
-              <w:rPr/>
-            </w:pPr>
-            <w:r>
-              <w:rPr>
-                <w:rtl w:val="0"/>
-              </w:rPr>
-              <w:t xml:space="preserve">Klijent salona</w:t>
-            </w:r>
-          </w:p>
-        </w:tc>
-      </w:tr>
-      <w:tr>
-        <w:trPr>
-          <w:cantSplit w:val="0"/>
-          <w:trHeight w:val="315" w:hRule="atLeast"/>
-          <w:tblHeader w:val="0"/>
-        </w:trPr>
-        <w:tc>
-          <w:tcPr>
-            <w:tcBorders>
-              <w:top w:color="000000" w:space="0" w:sz="0" w:val="nil"/>
-              <w:left w:color="000000" w:space="0" w:sz="8" w:val="single"/>
-              <w:bottom w:color="000000" w:space="0" w:sz="8" w:val="single"/>
-              <w:right w:color="000000" w:space="0" w:sz="8" w:val="single"/>
-            </w:tcBorders>
-            <w:tcMar>
-              <w:top w:w="0.0" w:type="dxa"/>
-              <w:left w:w="0.0" w:type="dxa"/>
-              <w:bottom w:w="0.0" w:type="dxa"/>
-              <w:right w:w="0.0" w:type="dxa"/>
-            </w:tcMar>
-            <w:vAlign w:val="top"/>
-          </w:tcPr>
-          <w:p>
-            <w:pPr>
-              <w:spacing w:after="0" w:lineRule="auto"/>
-              <w:ind w:left="260" w:firstLine="0"/>
-              <w:rPr/>
-            </w:pPr>
-            <w:r>
-              <w:rPr>
-                <w:rtl w:val="0"/>
-              </w:rPr>
-              <w:t xml:space="preserve">Ostali akteri</w:t>
-            </w:r>
-          </w:p>
-        </w:tc>
-        <w:tc>
-          <w:tcPr>
-            <w:tcBorders>
-              <w:top w:color="000000" w:space="0" w:sz="0" w:val="nil"/>
-              <w:left w:color="000000" w:space="0" w:sz="0" w:val="nil"/>
-              <w:bottom w:color="000000" w:space="0" w:sz="8" w:val="single"/>
-              <w:right w:color="000000" w:space="0" w:sz="8" w:val="single"/>
-            </w:tcBorders>
-            <w:tcMar>
-              <w:top w:w="0.0" w:type="dxa"/>
-              <w:left w:w="0.0" w:type="dxa"/>
-              <w:bottom w:w="0.0" w:type="dxa"/>
-              <w:right w:w="0.0" w:type="dxa"/>
-            </w:tcMar>
-            <w:vAlign w:val="top"/>
-          </w:tcPr>
-          <w:p>
-            <w:pPr>
-              <w:spacing w:after="240" w:lineRule="auto"/>
-              <w:ind w:left="140" w:firstLine="0"/>
-              <w:rPr/>
-            </w:pPr>
-            <w:r>
-              <w:rPr>
-                <w:rtl w:val="0"/>
-              </w:rPr>
-              <w:t xml:space="preserve">/</w:t>
-            </w:r>
-          </w:p>
-        </w:tc>
-      </w:tr>
-      <w:tr>
-        <w:trPr>
-          <w:cantSplit w:val="0"/>
-          <w:trHeight w:val="300" w:hRule="atLeast"/>
-          <w:tblHeader w:val="0"/>
-        </w:trPr>
-        <w:tc>
-          <w:tcPr>
-            <w:tcBorders>
-              <w:top w:color="000000" w:space="0" w:sz="0" w:val="nil"/>
-              <w:left w:color="000000" w:space="0" w:sz="8" w:val="single"/>
-              <w:bottom w:color="000000" w:space="0" w:sz="8" w:val="single"/>
-              <w:right w:color="000000" w:space="0" w:sz="8" w:val="single"/>
-            </w:tcBorders>
-            <w:tcMar>
-              <w:top w:w="0.0" w:type="dxa"/>
-              <w:left w:w="0.0" w:type="dxa"/>
-              <w:bottom w:w="0.0" w:type="dxa"/>
-              <w:right w:w="0.0" w:type="dxa"/>
-            </w:tcMar>
-            <w:vAlign w:val="top"/>
-          </w:tcPr>
-          <w:p>
-            <w:pPr>
-              <w:spacing w:after="240" w:before="240" w:line="295.6363636363637" w:lineRule="auto"/>
-              <w:ind w:left="260" w:firstLine="0"/>
-              <w:rPr/>
-            </w:pPr>
-            <w:r>
-              <w:rPr>
-                <w:rtl w:val="0"/>
-              </w:rPr>
-              <w:t xml:space="preserve">Glavni tok</w:t>
-            </w:r>
-          </w:p>
-        </w:tc>
-        <w:tc>
-          <w:tcPr>
-            <w:tcBorders>
-              <w:top w:color="000000" w:space="0" w:sz="0" w:val="nil"/>
-              <w:left w:color="000000" w:space="0" w:sz="0" w:val="nil"/>
-              <w:bottom w:color="000000" w:space="0" w:sz="8" w:val="single"/>
-              <w:right w:color="000000" w:space="0" w:sz="8" w:val="single"/>
-            </w:tcBorders>
-            <w:tcMar>
-              <w:top w:w="0.0" w:type="dxa"/>
-              <w:left w:w="0.0" w:type="dxa"/>
-              <w:bottom w:w="0.0" w:type="dxa"/>
-              <w:right w:w="0.0" w:type="dxa"/>
-            </w:tcMar>
-            <w:vAlign w:val="top"/>
-          </w:tcPr>
-          <w:p>
-            <w:pPr>
-              <w:spacing w:after="240" w:before="240" w:line="295.6363636363637" w:lineRule="auto"/>
-              <w:ind w:left="140" w:firstLine="0"/>
-              <w:rPr/>
-            </w:pPr>
-            <w:r>
-              <w:rPr>
-                <w:rtl w:val="0"/>
-              </w:rPr>
-              <w:t xml:space="preserve">/</w:t>
-            </w:r>
-          </w:p>
-        </w:tc>
-      </w:tr>
-      <w:tr>
-        <w:trPr>
-          <w:cantSplit w:val="0"/>
-          <w:trHeight w:val="315" w:hRule="atLeast"/>
-          <w:tblHeader w:val="0"/>
-        </w:trPr>
-        <w:tc>
-          <w:tcPr>
-            <w:tcBorders>
-              <w:top w:color="000000" w:space="0" w:sz="0" w:val="nil"/>
-              <w:left w:color="000000" w:space="0" w:sz="8" w:val="single"/>
-              <w:bottom w:color="000000" w:space="0" w:sz="8" w:val="single"/>
-              <w:right w:color="000000" w:space="0" w:sz="8" w:val="single"/>
-            </w:tcBorders>
-            <w:tcMar>
-              <w:top w:w="0.0" w:type="dxa"/>
-              <w:left w:w="0.0" w:type="dxa"/>
-              <w:bottom w:w="0.0" w:type="dxa"/>
-              <w:right w:w="0.0" w:type="dxa"/>
-            </w:tcMar>
-            <w:vAlign w:val="top"/>
-          </w:tcPr>
-          <w:p>
-            <w:pPr>
-              <w:spacing w:after="0" w:lineRule="auto"/>
-              <w:ind w:left="260" w:firstLine="0"/>
-              <w:rPr/>
-            </w:pPr>
-            <w:r>
-              <w:rPr>
-                <w:rtl w:val="0"/>
-              </w:rPr>
-              <w:t xml:space="preserve">Alternative/proširenja</w:t>
-            </w:r>
-          </w:p>
-        </w:tc>
-        <w:tc>
-          <w:tcPr>
-            <w:tcBorders>
-              <w:top w:color="000000" w:space="0" w:sz="0" w:val="nil"/>
-              <w:left w:color="000000" w:space="0" w:sz="0" w:val="nil"/>
-              <w:bottom w:color="000000" w:space="0" w:sz="8" w:val="single"/>
-              <w:right w:color="000000" w:space="0" w:sz="8" w:val="single"/>
-            </w:tcBorders>
-            <w:tcMar>
-              <w:top w:w="0.0" w:type="dxa"/>
-              <w:left w:w="0.0" w:type="dxa"/>
-              <w:bottom w:w="0.0" w:type="dxa"/>
-              <w:right w:w="0.0" w:type="dxa"/>
-            </w:tcMar>
-            <w:vAlign w:val="top"/>
-          </w:tcPr>
-          <w:p>
-            <w:pPr>
-              <w:spacing w:after="240" w:lineRule="auto"/>
-              <w:ind w:left="140" w:firstLine="0"/>
-              <w:rPr/>
-            </w:pPr>
-            <w:r>
-              <w:rPr>
-                <w:rtl w:val="0"/>
-              </w:rPr>
-              <w:t xml:space="preserve">/</w:t>
-            </w:r>
-          </w:p>
-        </w:tc>
-      </w:tr>
-    </w:tbl>
+    <w:p>
+      <w:pPr>
+        <w:rPr/>
+      </w:pPr>
+      <w:r>
+        <w:rPr>
+          <w:rtl w:val="0"/>
+        </w:rPr>
+      </w:r>
+    </w:p>
     <w:p>
       <w:pPr>
         <w:rPr/>
@@ -5258,7 +4850,7 @@
       <w:tr>
         <w:trPr>
           <w:cantSplit w:val="0"/>
-          <w:trHeight w:val="315" w:hRule="atLeast"/>
+          <w:trHeight w:val="489.345703125" w:hRule="atLeast"/>
           <w:tblHeader w:val="0"/>
         </w:trPr>
         <w:tc>
@@ -5279,7 +4871,7 @@
           </w:tcPr>
           <w:p>
             <w:pPr>
-              <w:spacing w:after="0" w:before="20" w:lineRule="auto"/>
+              <w:spacing w:after="0" w:lineRule="auto"/>
               <w:ind w:left="260" w:firstLine="0"/>
               <w:rPr/>
             </w:pPr>
@@ -5309,7 +4901,7 @@
           </w:tcPr>
           <w:p>
             <w:pPr>
-              <w:spacing w:after="240" w:before="20" w:lineRule="auto"/>
+              <w:spacing w:after="240" w:lineRule="auto"/>
               <w:ind w:left="140" w:firstLine="0"/>
               <w:rPr>
                 <w:b w:val="1"/>
@@ -5322,7 +4914,7 @@
                 <w:bCs w:val="1"/>
                 <w:rtl w:val="0"/>
               </w:rPr>
-              <w:t xml:space="preserve">Rezervisanje termina</w:t>
+              <w:t xml:space="preserve">Preporuka proizvoda na osnovu ankete o tipu kose</w:t>
             </w:r>
           </w:p>
         </w:tc>
@@ -5330,7 +4922,7 @@
       <w:tr>
         <w:trPr>
           <w:cantSplit w:val="0"/>
-          <w:trHeight w:val="1350" w:hRule="atLeast"/>
+          <w:trHeight w:val="1089.4921875" w:hRule="atLeast"/>
           <w:tblHeader w:val="0"/>
         </w:trPr>
         <w:tc>
@@ -5351,6 +4943,74 @@
           </w:tcPr>
           <w:p>
             <w:pPr>
+              <w:spacing w:after="240" w:before="240" w:line="296.72727272727275" w:lineRule="auto"/>
+              <w:ind w:left="260" w:firstLine="0"/>
+              <w:rPr/>
+            </w:pPr>
+            <w:r>
+              <w:rPr>
+                <w:rtl w:val="0"/>
+              </w:rPr>
+              <w:t xml:space="preserve">Opis slučaja upotrebe</w:t>
+            </w:r>
+          </w:p>
+        </w:tc>
+        <w:tc>
+          <w:tcPr>
+            <w:tcBorders>
+              <w:top w:color="000000" w:space="0" w:sz="0" w:val="nil"/>
+              <w:left w:color="000000" w:space="0" w:sz="0" w:val="nil"/>
+              <w:bottom w:color="000000" w:space="0" w:sz="8" w:val="single"/>
+              <w:right w:color="000000" w:space="0" w:sz="8" w:val="single"/>
+            </w:tcBorders>
+            <w:tcMar>
+              <w:top w:w="0.0" w:type="dxa"/>
+              <w:left w:w="0.0" w:type="dxa"/>
+              <w:bottom w:w="0.0" w:type="dxa"/>
+              <w:right w:w="0.0" w:type="dxa"/>
+            </w:tcMar>
+            <w:vAlign w:val="top"/>
+          </w:tcPr>
+          <w:p>
+            <w:pPr>
+              <w:spacing w:after="240" w:before="240" w:line="276" w:lineRule="auto"/>
+              <w:ind w:left="140" w:right="100" w:firstLine="0"/>
+              <w:jc w:val="both"/>
+              <w:rPr/>
+            </w:pPr>
+            <w:r>
+              <w:rPr>
+                <w:rtl w:val="0"/>
+              </w:rPr>
+              <w:t xml:space="preserve">Klijent salona prilikom pristupa aplikaciji ima mogućnost da popuni anketu koja će generisati preporuku proizvoda za tog korisnika</w:t>
+            </w:r>
+          </w:p>
+        </w:tc>
+      </w:tr>
+      <w:tr>
+        <w:trPr>
+          <w:cantSplit w:val="0"/>
+          <w:trHeight w:val="300" w:hRule="atLeast"/>
+          <w:tblHeader w:val="0"/>
+        </w:trPr>
+        <w:tc>
+          <w:tcPr>
+            <w:tcBorders>
+              <w:top w:color="000000" w:space="0" w:sz="0" w:val="nil"/>
+              <w:left w:color="000000" w:space="0" w:sz="8" w:val="single"/>
+              <w:bottom w:color="000000" w:space="0" w:sz="8" w:val="single"/>
+              <w:right w:color="000000" w:space="0" w:sz="8" w:val="single"/>
+            </w:tcBorders>
+            <w:tcMar>
+              <w:top w:w="0.0" w:type="dxa"/>
+              <w:left w:w="0.0" w:type="dxa"/>
+              <w:bottom w:w="0.0" w:type="dxa"/>
+              <w:right w:w="0.0" w:type="dxa"/>
+            </w:tcMar>
+            <w:vAlign w:val="top"/>
+          </w:tcPr>
+          <w:p>
+            <w:pPr>
               <w:spacing w:after="0" w:lineRule="auto"/>
               <w:ind w:left="260" w:firstLine="0"/>
               <w:rPr/>
@@ -5359,7 +5019,7 @@
               <w:rPr>
                 <w:rtl w:val="0"/>
               </w:rPr>
-              <w:t xml:space="preserve">Opis slučaja upotrebe</w:t>
+              <w:t xml:space="preserve">Vezani zahtjevi</w:t>
             </w:r>
           </w:p>
         </w:tc>
@@ -5389,7 +5049,7 @@
               <w:rPr>
                 <w:rtl w:val="0"/>
               </w:rPr>
-              <w:t xml:space="preserve">Klijentima koji posjeduju korisnički račun je omogućena rezervacija termina određenih usluga.</w:t>
+              <w:t xml:space="preserve">/</w:t>
             </w:r>
           </w:p>
         </w:tc>
@@ -5426,7 +5086,7 @@
               <w:rPr>
                 <w:rtl w:val="0"/>
               </w:rPr>
-              <w:t xml:space="preserve">Vezani zahtjevi</w:t>
+              <w:t xml:space="preserve">Preduslovi</w:t>
             </w:r>
           </w:p>
         </w:tc>
@@ -5449,6 +5109,140 @@
           <w:p>
             <w:pPr>
               <w:spacing w:after="240" w:before="20" w:lineRule="auto"/>
+              <w:ind w:left="140" w:firstLine="0"/>
+              <w:rPr/>
+            </w:pPr>
+            <w:r>
+              <w:rPr>
+                <w:rtl w:val="0"/>
+              </w:rPr>
+              <w:t xml:space="preserve">Pristup sistemu, posjedovanje korisničkog računa</w:t>
+            </w:r>
+          </w:p>
+        </w:tc>
+      </w:tr>
+      <w:tr>
+        <w:trPr>
+          <w:cantSplit w:val="0"/>
+          <w:trHeight w:val="551.1487926136361" w:hRule="atLeast"/>
+          <w:tblHeader w:val="0"/>
+        </w:trPr>
+        <w:tc>
+          <w:tcPr>
+            <w:tcBorders>
+              <w:top w:color="000000" w:space="0" w:sz="0" w:val="nil"/>
+              <w:left w:color="000000" w:space="0" w:sz="8" w:val="single"/>
+              <w:bottom w:color="000000" w:space="0" w:sz="8" w:val="single"/>
+              <w:right w:color="000000" w:space="0" w:sz="8" w:val="single"/>
+            </w:tcBorders>
+            <w:tcMar>
+              <w:top w:w="0.0" w:type="dxa"/>
+              <w:left w:w="0.0" w:type="dxa"/>
+              <w:bottom w:w="0.0" w:type="dxa"/>
+              <w:right w:w="0.0" w:type="dxa"/>
+            </w:tcMar>
+            <w:vAlign w:val="top"/>
+          </w:tcPr>
+          <w:p>
+            <w:pPr>
+              <w:spacing w:after="0" w:lineRule="auto"/>
+              <w:ind w:left="260" w:firstLine="0"/>
+              <w:rPr/>
+            </w:pPr>
+            <w:r>
+              <w:rPr>
+                <w:rtl w:val="0"/>
+              </w:rPr>
+              <w:t xml:space="preserve">Posljedice – uspješan završetak</w:t>
+            </w:r>
+          </w:p>
+        </w:tc>
+        <w:tc>
+          <w:tcPr>
+            <w:tcBorders>
+              <w:top w:color="000000" w:space="0" w:sz="0" w:val="nil"/>
+              <w:left w:color="000000" w:space="0" w:sz="0" w:val="nil"/>
+              <w:bottom w:color="000000" w:space="0" w:sz="8" w:val="single"/>
+              <w:right w:color="000000" w:space="0" w:sz="8" w:val="single"/>
+            </w:tcBorders>
+            <w:tcMar>
+              <w:top w:w="0.0" w:type="dxa"/>
+              <w:left w:w="0.0" w:type="dxa"/>
+              <w:bottom w:w="0.0" w:type="dxa"/>
+              <w:right w:w="0.0" w:type="dxa"/>
+            </w:tcMar>
+            <w:vAlign w:val="top"/>
+          </w:tcPr>
+          <w:p>
+            <w:pPr>
+              <w:spacing w:after="240" w:before="240" w:line="298.9090909090909" w:lineRule="auto"/>
+              <w:ind w:left="140" w:firstLine="0"/>
+              <w:rPr/>
+            </w:pPr>
+            <w:r>
+              <w:rPr>
+                <w:rtl w:val="0"/>
+              </w:rPr>
+              <w:t xml:space="preserve">Korisnik na ekranu vidi generisane preporuke, uključujući linkove za narudžbu proizvoda.</w:t>
+            </w:r>
+          </w:p>
+        </w:tc>
+      </w:tr>
+      <w:tr>
+        <w:trPr>
+          <w:cantSplit w:val="0"/>
+          <w:trHeight w:val="253.71626420454538" w:hRule="atLeast"/>
+          <w:tblHeader w:val="0"/>
+        </w:trPr>
+        <w:tc>
+          <w:tcPr>
+            <w:tcBorders>
+              <w:top w:color="000000" w:space="0" w:sz="0" w:val="nil"/>
+              <w:left w:color="000000" w:space="0" w:sz="8" w:val="single"/>
+              <w:bottom w:color="000000" w:space="0" w:sz="8" w:val="single"/>
+              <w:right w:color="000000" w:space="0" w:sz="8" w:val="single"/>
+            </w:tcBorders>
+            <w:tcMar>
+              <w:top w:w="0.0" w:type="dxa"/>
+              <w:left w:w="0.0" w:type="dxa"/>
+              <w:bottom w:w="0.0" w:type="dxa"/>
+              <w:right w:w="0.0" w:type="dxa"/>
+            </w:tcMar>
+            <w:vAlign w:val="top"/>
+          </w:tcPr>
+          <w:p>
+            <w:pPr>
+              <w:spacing w:after="240" w:before="240" w:line="298.9090909090909" w:lineRule="auto"/>
+              <w:ind w:left="260" w:firstLine="0"/>
+              <w:rPr/>
+            </w:pPr>
+            <w:r>
+              <w:rPr>
+                <w:rtl w:val="0"/>
+              </w:rPr>
+              <w:t xml:space="preserve">Posljedice – neuspješan završetak</w:t>
+            </w:r>
+          </w:p>
+        </w:tc>
+        <w:tc>
+          <w:tcPr>
+            <w:tcBorders>
+              <w:top w:color="000000" w:space="0" w:sz="0" w:val="nil"/>
+              <w:left w:color="000000" w:space="0" w:sz="0" w:val="nil"/>
+              <w:bottom w:color="000000" w:space="0" w:sz="8" w:val="single"/>
+              <w:right w:color="000000" w:space="0" w:sz="8" w:val="single"/>
+            </w:tcBorders>
+            <w:tcMar>
+              <w:top w:w="0.0" w:type="dxa"/>
+              <w:left w:w="0.0" w:type="dxa"/>
+              <w:bottom w:w="0.0" w:type="dxa"/>
+              <w:right w:w="0.0" w:type="dxa"/>
+            </w:tcMar>
+            <w:vAlign w:val="top"/>
+          </w:tcPr>
+          <w:p>
+            <w:pPr>
+              <w:spacing w:after="240" w:before="240" w:line="298.9090909090909" w:lineRule="auto"/>
               <w:ind w:left="140" w:firstLine="0"/>
               <w:rPr/>
             </w:pPr>
@@ -5485,140 +5279,6 @@
           </w:tcPr>
           <w:p>
             <w:pPr>
-              <w:spacing w:after="0" w:lineRule="auto"/>
-              <w:ind w:left="260" w:firstLine="0"/>
-              <w:rPr/>
-            </w:pPr>
-            <w:r>
-              <w:rPr>
-                <w:rtl w:val="0"/>
-              </w:rPr>
-              <w:t xml:space="preserve">Preduslovi</w:t>
-            </w:r>
-          </w:p>
-        </w:tc>
-        <w:tc>
-          <w:tcPr>
-            <w:tcBorders>
-              <w:top w:color="000000" w:space="0" w:sz="0" w:val="nil"/>
-              <w:left w:color="000000" w:space="0" w:sz="0" w:val="nil"/>
-              <w:bottom w:color="000000" w:space="0" w:sz="8" w:val="single"/>
-              <w:right w:color="000000" w:space="0" w:sz="8" w:val="single"/>
-            </w:tcBorders>
-            <w:tcMar>
-              <w:top w:w="0.0" w:type="dxa"/>
-              <w:left w:w="0.0" w:type="dxa"/>
-              <w:bottom w:w="0.0" w:type="dxa"/>
-              <w:right w:w="0.0" w:type="dxa"/>
-            </w:tcMar>
-            <w:vAlign w:val="top"/>
-          </w:tcPr>
-          <w:p>
-            <w:pPr>
-              <w:spacing w:after="240" w:lineRule="auto"/>
-              <w:ind w:left="140" w:firstLine="0"/>
-              <w:rPr/>
-            </w:pPr>
-            <w:r>
-              <w:rPr>
-                <w:rtl w:val="0"/>
-              </w:rPr>
-              <w:t xml:space="preserve">Posjedovanje korisničkog računa</w:t>
-            </w:r>
-          </w:p>
-        </w:tc>
-      </w:tr>
-      <w:tr>
-        <w:trPr>
-          <w:cantSplit w:val="0"/>
-          <w:trHeight w:val="300" w:hRule="atLeast"/>
-          <w:tblHeader w:val="0"/>
-        </w:trPr>
-        <w:tc>
-          <w:tcPr>
-            <w:tcBorders>
-              <w:top w:color="000000" w:space="0" w:sz="0" w:val="nil"/>
-              <w:left w:color="000000" w:space="0" w:sz="8" w:val="single"/>
-              <w:bottom w:color="000000" w:space="0" w:sz="8" w:val="single"/>
-              <w:right w:color="000000" w:space="0" w:sz="8" w:val="single"/>
-            </w:tcBorders>
-            <w:tcMar>
-              <w:top w:w="0.0" w:type="dxa"/>
-              <w:left w:w="0.0" w:type="dxa"/>
-              <w:bottom w:w="0.0" w:type="dxa"/>
-              <w:right w:w="0.0" w:type="dxa"/>
-            </w:tcMar>
-            <w:vAlign w:val="top"/>
-          </w:tcPr>
-          <w:p>
-            <w:pPr>
-              <w:spacing w:after="240" w:before="240" w:line="300" w:lineRule="auto"/>
-              <w:ind w:left="260" w:firstLine="0"/>
-              <w:rPr/>
-            </w:pPr>
-            <w:r>
-              <w:rPr>
-                <w:rtl w:val="0"/>
-              </w:rPr>
-              <w:t xml:space="preserve">Posljedice – uspješan završetak</w:t>
-            </w:r>
-          </w:p>
-        </w:tc>
-        <w:tc>
-          <w:tcPr>
-            <w:tcBorders>
-              <w:top w:color="000000" w:space="0" w:sz="0" w:val="nil"/>
-              <w:left w:color="000000" w:space="0" w:sz="0" w:val="nil"/>
-              <w:bottom w:color="000000" w:space="0" w:sz="8" w:val="single"/>
-              <w:right w:color="000000" w:space="0" w:sz="8" w:val="single"/>
-            </w:tcBorders>
-            <w:tcMar>
-              <w:top w:w="0.0" w:type="dxa"/>
-              <w:left w:w="0.0" w:type="dxa"/>
-              <w:bottom w:w="0.0" w:type="dxa"/>
-              <w:right w:w="0.0" w:type="dxa"/>
-            </w:tcMar>
-            <w:vAlign w:val="top"/>
-          </w:tcPr>
-          <w:p>
-            <w:pPr>
-              <w:spacing w:after="240" w:before="240" w:line="300" w:lineRule="auto"/>
-              <w:ind w:left="140" w:firstLine="0"/>
-              <w:rPr/>
-            </w:pPr>
-            <w:r>
-              <w:rPr>
-                <w:rtl w:val="0"/>
-              </w:rPr>
-              <w:t xml:space="preserve">Uspješno kreiranje rezervacije</w:t>
-            </w:r>
-          </w:p>
-        </w:tc>
-      </w:tr>
-      <w:tr>
-        <w:trPr>
-          <w:cantSplit w:val="0"/>
-          <w:trHeight w:val="1365" w:hRule="atLeast"/>
-          <w:tblHeader w:val="0"/>
-        </w:trPr>
-        <w:tc>
-          <w:tcPr>
-            <w:tcBorders>
-              <w:top w:color="000000" w:space="0" w:sz="0" w:val="nil"/>
-              <w:left w:color="000000" w:space="0" w:sz="8" w:val="single"/>
-              <w:bottom w:color="000000" w:space="0" w:sz="8" w:val="single"/>
-              <w:right w:color="000000" w:space="0" w:sz="8" w:val="single"/>
-            </w:tcBorders>
-            <w:tcMar>
-              <w:top w:w="0.0" w:type="dxa"/>
-              <w:left w:w="0.0" w:type="dxa"/>
-              <w:bottom w:w="0.0" w:type="dxa"/>
-              <w:right w:w="0.0" w:type="dxa"/>
-            </w:tcMar>
-            <w:vAlign w:val="top"/>
-          </w:tcPr>
-          <w:p>
-            <w:pPr>
               <w:spacing w:after="0" w:before="20" w:lineRule="auto"/>
               <w:ind w:left="260" w:firstLine="0"/>
               <w:rPr/>
@@ -5627,7 +5287,7 @@
               <w:rPr>
                 <w:rtl w:val="0"/>
               </w:rPr>
-              <w:t xml:space="preserve">Posljedice – neuspješan završetak</w:t>
+              <w:t xml:space="preserve">Primarni akteri</w:t>
             </w:r>
           </w:p>
         </w:tc>
@@ -5649,74 +5309,7 @@
           </w:tcPr>
           <w:p>
             <w:pPr>
-              <w:spacing w:after="0" w:before="20" w:line="276" w:lineRule="auto"/>
-              <w:ind w:left="240" w:right="80" w:firstLine="0"/>
-              <w:rPr/>
-            </w:pPr>
-            <w:r>
-              <w:rPr>
-                <w:rtl w:val="0"/>
-              </w:rPr>
-              <w:t xml:space="preserve">U slučaju greške u sistemu ili sa bazom podataka,  rezervacija neće biti kreirana o čemu će korisnik biti obaviješten</w:t>
-            </w:r>
-          </w:p>
-        </w:tc>
-      </w:tr>
-      <w:tr>
-        <w:trPr>
-          <w:cantSplit w:val="0"/>
-          <w:trHeight w:val="300" w:hRule="atLeast"/>
-          <w:tblHeader w:val="0"/>
-        </w:trPr>
-        <w:tc>
-          <w:tcPr>
-            <w:tcBorders>
-              <w:top w:color="000000" w:space="0" w:sz="0" w:val="nil"/>
-              <w:left w:color="000000" w:space="0" w:sz="8" w:val="single"/>
-              <w:bottom w:color="000000" w:space="0" w:sz="8" w:val="single"/>
-              <w:right w:color="000000" w:space="0" w:sz="8" w:val="single"/>
-            </w:tcBorders>
-            <w:tcMar>
-              <w:top w:w="0.0" w:type="dxa"/>
-              <w:left w:w="0.0" w:type="dxa"/>
-              <w:bottom w:w="0.0" w:type="dxa"/>
-              <w:right w:w="0.0" w:type="dxa"/>
-            </w:tcMar>
-            <w:vAlign w:val="top"/>
-          </w:tcPr>
-          <w:p>
-            <w:pPr>
-              <w:spacing w:after="240" w:before="240" w:line="298.9090909090909" w:lineRule="auto"/>
-              <w:ind w:left="260" w:firstLine="0"/>
-              <w:rPr/>
-            </w:pPr>
-            <w:r>
-              <w:rPr>
-                <w:rtl w:val="0"/>
-              </w:rPr>
-              <w:t xml:space="preserve">Primarni akteri</w:t>
-            </w:r>
-          </w:p>
-        </w:tc>
-        <w:tc>
-          <w:tcPr>
-            <w:tcBorders>
-              <w:top w:color="000000" w:space="0" w:sz="0" w:val="nil"/>
-              <w:left w:color="000000" w:space="0" w:sz="0" w:val="nil"/>
-              <w:bottom w:color="000000" w:space="0" w:sz="8" w:val="single"/>
-              <w:right w:color="000000" w:space="0" w:sz="8" w:val="single"/>
-            </w:tcBorders>
-            <w:tcMar>
-              <w:top w:w="0.0" w:type="dxa"/>
-              <w:left w:w="0.0" w:type="dxa"/>
-              <w:bottom w:w="0.0" w:type="dxa"/>
-              <w:right w:w="0.0" w:type="dxa"/>
-            </w:tcMar>
-            <w:vAlign w:val="top"/>
-          </w:tcPr>
-          <w:p>
-            <w:pPr>
-              <w:spacing w:after="240" w:before="240" w:line="298.9090909090909" w:lineRule="auto"/>
+              <w:spacing w:after="240" w:before="20" w:lineRule="auto"/>
               <w:ind w:left="140" w:firstLine="0"/>
               <w:rPr/>
             </w:pPr>
@@ -5753,7 +5346,7 @@
           </w:tcPr>
           <w:p>
             <w:pPr>
-              <w:spacing w:after="0" w:before="20" w:lineRule="auto"/>
+              <w:spacing w:after="0" w:lineRule="auto"/>
               <w:ind w:left="260" w:firstLine="0"/>
               <w:rPr/>
             </w:pPr>
@@ -5783,7 +5376,7 @@
           </w:tcPr>
           <w:p>
             <w:pPr>
-              <w:spacing w:after="240" w:before="20" w:lineRule="auto"/>
+              <w:spacing w:after="240" w:lineRule="auto"/>
               <w:ind w:left="140" w:firstLine="0"/>
               <w:rPr/>
             </w:pPr>
@@ -5791,7 +5384,7 @@
               <w:rPr>
                 <w:rtl w:val="0"/>
               </w:rPr>
-              <w:t xml:space="preserve">Administrator</w:t>
+              <w:t xml:space="preserve">/</w:t>
             </w:r>
           </w:p>
         </w:tc>
@@ -5799,7 +5392,7 @@
       <w:tr>
         <w:trPr>
           <w:cantSplit w:val="0"/>
-          <w:trHeight w:val="3015" w:hRule="atLeast"/>
+          <w:trHeight w:val="399.9529474431818" w:hRule="atLeast"/>
           <w:tblHeader w:val="0"/>
         </w:trPr>
         <w:tc>
@@ -5820,7 +5413,7 @@
           </w:tcPr>
           <w:p>
             <w:pPr>
-              <w:spacing w:after="0" w:lineRule="auto"/>
+              <w:spacing w:after="240" w:before="240" w:line="295.6363636363637" w:lineRule="auto"/>
               <w:ind w:left="260" w:firstLine="0"/>
               <w:rPr/>
             </w:pPr>
@@ -5850,16 +5443,15 @@
           </w:tcPr>
           <w:p>
             <w:pPr>
-              <w:spacing w:after="0" w:line="276" w:lineRule="auto"/>
-              <w:ind w:left="240" w:right="100" w:firstLine="0"/>
-              <w:jc w:val="both"/>
-              <w:rPr/>
-            </w:pPr>
-            <w:r>
-              <w:rPr>
-                <w:rtl w:val="0"/>
-              </w:rPr>
-              <w:t xml:space="preserve">Klijent nakon prijave sa svojim korisničkom računom ima mogućnost rezervisanja termina. Nakon odabira usluge, nudi mu se mogućnost odabira termina. Pri uspješnoj rezervaciji, dobiva potvrdu na e-mail adresu. Potom može odabrati opciju plaćanja. Ukoliko je došlo do interne pogreške i rezervacija nije kreirana, ispisuje se prikladna poruka.</w:t>
+              <w:spacing w:after="240" w:before="240" w:line="295.6363636363637" w:lineRule="auto"/>
+              <w:ind w:left="140" w:firstLine="0"/>
+              <w:rPr/>
+            </w:pPr>
+            <w:r>
+              <w:rPr>
+                <w:rtl w:val="0"/>
+              </w:rPr>
+              <w:t xml:space="preserve">/</w:t>
             </w:r>
           </w:p>
         </w:tc>
@@ -5867,7 +5459,6 @@
       <w:tr>
         <w:trPr>
           <w:cantSplit w:val="0"/>
-          <w:trHeight w:val="315" w:hRule="atLeast"/>
           <w:tblHeader w:val="0"/>
         </w:trPr>
         <w:tc>
@@ -5888,7 +5479,7 @@
           </w:tcPr>
           <w:p>
             <w:pPr>
-              <w:spacing w:after="0" w:before="20" w:lineRule="auto"/>
+              <w:spacing w:after="0" w:lineRule="auto"/>
               <w:ind w:left="260" w:firstLine="0"/>
               <w:rPr/>
             </w:pPr>
@@ -5918,7 +5509,7 @@
           </w:tcPr>
           <w:p>
             <w:pPr>
-              <w:spacing w:after="240" w:before="20" w:lineRule="auto"/>
+              <w:spacing w:after="240" w:lineRule="auto"/>
               <w:ind w:left="140" w:firstLine="0"/>
               <w:rPr/>
             </w:pPr>
@@ -5944,27 +5535,797 @@
     </w:p>
     <w:p>
       <w:pPr>
-        <w:spacing w:after="240" w:before="240" w:lineRule="auto"/>
         <w:rPr/>
       </w:pPr>
       <w:r>
         <w:rPr>
           <w:rtl w:val="0"/>
         </w:rPr>
-        <w:t xml:space="preserve"> </w:t>
+      </w:r>
+    </w:p>
+    <w:p>
+      <w:pPr>
+        <w:rPr/>
+      </w:pPr>
+      <w:r>
+        <w:rPr>
+          <w:rtl w:val="0"/>
+        </w:rPr>
+      </w:r>
+    </w:p>
+    <w:p>
+      <w:pPr>
+        <w:rPr/>
+      </w:pPr>
+      <w:r>
+        <w:rPr>
+          <w:rtl w:val="0"/>
+        </w:rPr>
+      </w:r>
+    </w:p>
+    <w:tbl>
+      <w:tblPr>
+        <w:tblStyle w:val="Table11"/>
+        <w:tblW w:w="8745.0" w:type="dxa"/>
+        <w:jc w:val="left"/>
+        <w:tblBorders>
+          <w:top w:color="000000" w:space="0" w:sz="0" w:val="nil"/>
+          <w:left w:color="000000" w:space="0" w:sz="0" w:val="nil"/>
+          <w:bottom w:color="000000" w:space="0" w:sz="0" w:val="nil"/>
+          <w:right w:color="000000" w:space="0" w:sz="0" w:val="nil"/>
+          <w:insideH w:color="000000" w:space="0" w:sz="0" w:val="nil"/>
+          <w:insideV w:color="000000" w:space="0" w:sz="0" w:val="nil"/>
+        </w:tblBorders>
+        <w:tblLayout w:type="fixed"/>
+        <w:tblLook w:val="0600"/>
+      </w:tblPr>
+      <w:tblGrid>
+        <w:gridCol w:w="4425"/>
+        <w:gridCol w:w="4320"/>
+        <w:tblGridChange w:id="0">
+          <w:tblGrid>
+            <w:gridCol w:w="4425"/>
+            <w:gridCol w:w="4320"/>
+          </w:tblGrid>
+        </w:tblGridChange>
+      </w:tblGrid>
+      <w:tr>
+        <w:trPr>
+          <w:cantSplit w:val="0"/>
+          <w:trHeight w:val="315" w:hRule="atLeast"/>
+          <w:tblHeader w:val="0"/>
+        </w:trPr>
+        <w:tc>
+          <w:tcPr>
+            <w:tcBorders>
+              <w:top w:color="000000" w:space="0" w:sz="8" w:val="single"/>
+              <w:left w:color="000000" w:space="0" w:sz="8" w:val="single"/>
+              <w:bottom w:color="000000" w:space="0" w:sz="8" w:val="single"/>
+              <w:right w:color="000000" w:space="0" w:sz="8" w:val="single"/>
+            </w:tcBorders>
+            <w:tcMar>
+              <w:top w:w="0.0" w:type="dxa"/>
+              <w:left w:w="0.0" w:type="dxa"/>
+              <w:bottom w:w="0.0" w:type="dxa"/>
+              <w:right w:w="0.0" w:type="dxa"/>
+            </w:tcMar>
+            <w:vAlign w:val="top"/>
+          </w:tcPr>
+          <w:p>
+            <w:pPr>
+              <w:spacing w:after="0" w:before="20" w:lineRule="auto"/>
+              <w:ind w:left="260" w:firstLine="0"/>
+              <w:rPr/>
+            </w:pPr>
+            <w:r>
+              <w:rPr>
+                <w:rtl w:val="0"/>
+              </w:rPr>
+              <w:t xml:space="preserve">Naziv slučaja upotrebe</w:t>
+            </w:r>
+          </w:p>
+        </w:tc>
+        <w:tc>
+          <w:tcPr>
+            <w:tcBorders>
+              <w:top w:color="000000" w:space="0" w:sz="8" w:val="single"/>
+              <w:left w:color="000000" w:space="0" w:sz="0" w:val="nil"/>
+              <w:bottom w:color="000000" w:space="0" w:sz="8" w:val="single"/>
+              <w:right w:color="000000" w:space="0" w:sz="8" w:val="single"/>
+            </w:tcBorders>
+            <w:tcMar>
+              <w:top w:w="0.0" w:type="dxa"/>
+              <w:left w:w="0.0" w:type="dxa"/>
+              <w:bottom w:w="0.0" w:type="dxa"/>
+              <w:right w:w="0.0" w:type="dxa"/>
+            </w:tcMar>
+            <w:vAlign w:val="top"/>
+          </w:tcPr>
+          <w:p>
+            <w:pPr>
+              <w:spacing w:after="240" w:before="20" w:lineRule="auto"/>
+              <w:ind w:left="140" w:firstLine="0"/>
+              <w:rPr>
+                <w:b w:val="1"/>
+                <w:bCs w:val="1"/>
+              </w:rPr>
+            </w:pPr>
+            <w:r>
+              <w:rPr>
+                <w:b w:val="1"/>
+                <w:bCs w:val="1"/>
+                <w:rtl w:val="0"/>
+              </w:rPr>
+              <w:t xml:space="preserve">Rezervacija termina</w:t>
+            </w:r>
+          </w:p>
+        </w:tc>
+      </w:tr>
+      <w:tr>
+        <w:trPr>
+          <w:cantSplit w:val="0"/>
+          <w:trHeight w:val="1350" w:hRule="atLeast"/>
+          <w:tblHeader w:val="0"/>
+        </w:trPr>
+        <w:tc>
+          <w:tcPr>
+            <w:tcBorders>
+              <w:top w:color="000000" w:space="0" w:sz="0" w:val="nil"/>
+              <w:left w:color="000000" w:space="0" w:sz="8" w:val="single"/>
+              <w:bottom w:color="000000" w:space="0" w:sz="8" w:val="single"/>
+              <w:right w:color="000000" w:space="0" w:sz="8" w:val="single"/>
+            </w:tcBorders>
+            <w:tcMar>
+              <w:top w:w="0.0" w:type="dxa"/>
+              <w:left w:w="0.0" w:type="dxa"/>
+              <w:bottom w:w="0.0" w:type="dxa"/>
+              <w:right w:w="0.0" w:type="dxa"/>
+            </w:tcMar>
+            <w:vAlign w:val="top"/>
+          </w:tcPr>
+          <w:p>
+            <w:pPr>
+              <w:spacing w:after="0" w:lineRule="auto"/>
+              <w:ind w:left="260" w:firstLine="0"/>
+              <w:rPr/>
+            </w:pPr>
+            <w:r>
+              <w:rPr>
+                <w:rtl w:val="0"/>
+              </w:rPr>
+              <w:t xml:space="preserve">Opis slučaja upotrebe</w:t>
+            </w:r>
+          </w:p>
+        </w:tc>
+        <w:tc>
+          <w:tcPr>
+            <w:tcBorders>
+              <w:top w:color="000000" w:space="0" w:sz="0" w:val="nil"/>
+              <w:left w:color="000000" w:space="0" w:sz="0" w:val="nil"/>
+              <w:bottom w:color="000000" w:space="0" w:sz="8" w:val="single"/>
+              <w:right w:color="000000" w:space="0" w:sz="8" w:val="single"/>
+            </w:tcBorders>
+            <w:tcMar>
+              <w:top w:w="0.0" w:type="dxa"/>
+              <w:left w:w="0.0" w:type="dxa"/>
+              <w:bottom w:w="0.0" w:type="dxa"/>
+              <w:right w:w="0.0" w:type="dxa"/>
+            </w:tcMar>
+            <w:vAlign w:val="top"/>
+          </w:tcPr>
+          <w:p>
+            <w:pPr>
+              <w:spacing w:after="240" w:lineRule="auto"/>
+              <w:ind w:left="140" w:firstLine="0"/>
+              <w:rPr/>
+            </w:pPr>
+            <w:r>
+              <w:rPr>
+                <w:rtl w:val="0"/>
+              </w:rPr>
+              <w:t xml:space="preserve">Klijentima koji posjeduju korisnički račun je omogućena rezervacija termina određenih usluga.</w:t>
+            </w:r>
+          </w:p>
+        </w:tc>
+      </w:tr>
+      <w:tr>
+        <w:trPr>
+          <w:cantSplit w:val="0"/>
+          <w:trHeight w:val="315" w:hRule="atLeast"/>
+          <w:tblHeader w:val="0"/>
+        </w:trPr>
+        <w:tc>
+          <w:tcPr>
+            <w:tcBorders>
+              <w:top w:color="000000" w:space="0" w:sz="0" w:val="nil"/>
+              <w:left w:color="000000" w:space="0" w:sz="8" w:val="single"/>
+              <w:bottom w:color="000000" w:space="0" w:sz="8" w:val="single"/>
+              <w:right w:color="000000" w:space="0" w:sz="8" w:val="single"/>
+            </w:tcBorders>
+            <w:tcMar>
+              <w:top w:w="0.0" w:type="dxa"/>
+              <w:left w:w="0.0" w:type="dxa"/>
+              <w:bottom w:w="0.0" w:type="dxa"/>
+              <w:right w:w="0.0" w:type="dxa"/>
+            </w:tcMar>
+            <w:vAlign w:val="top"/>
+          </w:tcPr>
+          <w:p>
+            <w:pPr>
+              <w:spacing w:after="0" w:before="20" w:lineRule="auto"/>
+              <w:ind w:left="260" w:firstLine="0"/>
+              <w:rPr/>
+            </w:pPr>
+            <w:r>
+              <w:rPr>
+                <w:rtl w:val="0"/>
+              </w:rPr>
+              <w:t xml:space="preserve">Vezani zahtjevi</w:t>
+            </w:r>
+          </w:p>
+        </w:tc>
+        <w:tc>
+          <w:tcPr>
+            <w:tcBorders>
+              <w:top w:color="000000" w:space="0" w:sz="0" w:val="nil"/>
+              <w:left w:color="000000" w:space="0" w:sz="0" w:val="nil"/>
+              <w:bottom w:color="000000" w:space="0" w:sz="8" w:val="single"/>
+              <w:right w:color="000000" w:space="0" w:sz="8" w:val="single"/>
+            </w:tcBorders>
+            <w:tcMar>
+              <w:top w:w="0.0" w:type="dxa"/>
+              <w:left w:w="0.0" w:type="dxa"/>
+              <w:bottom w:w="0.0" w:type="dxa"/>
+              <w:right w:w="0.0" w:type="dxa"/>
+            </w:tcMar>
+            <w:vAlign w:val="top"/>
+          </w:tcPr>
+          <w:p>
+            <w:pPr>
+              <w:spacing w:after="240" w:before="20" w:lineRule="auto"/>
+              <w:ind w:left="140" w:firstLine="0"/>
+              <w:rPr/>
+            </w:pPr>
+            <w:r>
+              <w:rPr>
+                <w:rtl w:val="0"/>
+              </w:rPr>
+              <w:t xml:space="preserve">/</w:t>
+            </w:r>
+          </w:p>
+        </w:tc>
+      </w:tr>
+      <w:tr>
+        <w:trPr>
+          <w:cantSplit w:val="0"/>
+          <w:trHeight w:val="315" w:hRule="atLeast"/>
+          <w:tblHeader w:val="0"/>
+        </w:trPr>
+        <w:tc>
+          <w:tcPr>
+            <w:tcBorders>
+              <w:top w:color="000000" w:space="0" w:sz="0" w:val="nil"/>
+              <w:left w:color="000000" w:space="0" w:sz="8" w:val="single"/>
+              <w:bottom w:color="000000" w:space="0" w:sz="8" w:val="single"/>
+              <w:right w:color="000000" w:space="0" w:sz="8" w:val="single"/>
+            </w:tcBorders>
+            <w:tcMar>
+              <w:top w:w="0.0" w:type="dxa"/>
+              <w:left w:w="0.0" w:type="dxa"/>
+              <w:bottom w:w="0.0" w:type="dxa"/>
+              <w:right w:w="0.0" w:type="dxa"/>
+            </w:tcMar>
+            <w:vAlign w:val="top"/>
+          </w:tcPr>
+          <w:p>
+            <w:pPr>
+              <w:spacing w:after="0" w:lineRule="auto"/>
+              <w:ind w:left="260" w:firstLine="0"/>
+              <w:rPr/>
+            </w:pPr>
+            <w:r>
+              <w:rPr>
+                <w:rtl w:val="0"/>
+              </w:rPr>
+              <w:t xml:space="preserve">Preduslovi</w:t>
+            </w:r>
+          </w:p>
+        </w:tc>
+        <w:tc>
+          <w:tcPr>
+            <w:tcBorders>
+              <w:top w:color="000000" w:space="0" w:sz="0" w:val="nil"/>
+              <w:left w:color="000000" w:space="0" w:sz="0" w:val="nil"/>
+              <w:bottom w:color="000000" w:space="0" w:sz="8" w:val="single"/>
+              <w:right w:color="000000" w:space="0" w:sz="8" w:val="single"/>
+            </w:tcBorders>
+            <w:tcMar>
+              <w:top w:w="0.0" w:type="dxa"/>
+              <w:left w:w="0.0" w:type="dxa"/>
+              <w:bottom w:w="0.0" w:type="dxa"/>
+              <w:right w:w="0.0" w:type="dxa"/>
+            </w:tcMar>
+            <w:vAlign w:val="top"/>
+          </w:tcPr>
+          <w:p>
+            <w:pPr>
+              <w:spacing w:after="240" w:lineRule="auto"/>
+              <w:ind w:left="140" w:firstLine="0"/>
+              <w:rPr/>
+            </w:pPr>
+            <w:r>
+              <w:rPr>
+                <w:rtl w:val="0"/>
+              </w:rPr>
+              <w:t xml:space="preserve">Posjedovanje korisničkog računa</w:t>
+            </w:r>
+          </w:p>
+        </w:tc>
+      </w:tr>
+      <w:tr>
+        <w:trPr>
+          <w:cantSplit w:val="0"/>
+          <w:trHeight w:val="300" w:hRule="atLeast"/>
+          <w:tblHeader w:val="0"/>
+        </w:trPr>
+        <w:tc>
+          <w:tcPr>
+            <w:tcBorders>
+              <w:top w:color="000000" w:space="0" w:sz="0" w:val="nil"/>
+              <w:left w:color="000000" w:space="0" w:sz="8" w:val="single"/>
+              <w:bottom w:color="000000" w:space="0" w:sz="8" w:val="single"/>
+              <w:right w:color="000000" w:space="0" w:sz="8" w:val="single"/>
+            </w:tcBorders>
+            <w:tcMar>
+              <w:top w:w="0.0" w:type="dxa"/>
+              <w:left w:w="0.0" w:type="dxa"/>
+              <w:bottom w:w="0.0" w:type="dxa"/>
+              <w:right w:w="0.0" w:type="dxa"/>
+            </w:tcMar>
+            <w:vAlign w:val="top"/>
+          </w:tcPr>
+          <w:p>
+            <w:pPr>
+              <w:spacing w:after="240" w:before="240" w:line="300" w:lineRule="auto"/>
+              <w:ind w:left="260" w:firstLine="0"/>
+              <w:rPr/>
+            </w:pPr>
+            <w:r>
+              <w:rPr>
+                <w:rtl w:val="0"/>
+              </w:rPr>
+              <w:t xml:space="preserve">Posljedice – uspješan završetak</w:t>
+            </w:r>
+          </w:p>
+        </w:tc>
+        <w:tc>
+          <w:tcPr>
+            <w:tcBorders>
+              <w:top w:color="000000" w:space="0" w:sz="0" w:val="nil"/>
+              <w:left w:color="000000" w:space="0" w:sz="0" w:val="nil"/>
+              <w:bottom w:color="000000" w:space="0" w:sz="8" w:val="single"/>
+              <w:right w:color="000000" w:space="0" w:sz="8" w:val="single"/>
+            </w:tcBorders>
+            <w:tcMar>
+              <w:top w:w="0.0" w:type="dxa"/>
+              <w:left w:w="0.0" w:type="dxa"/>
+              <w:bottom w:w="0.0" w:type="dxa"/>
+              <w:right w:w="0.0" w:type="dxa"/>
+            </w:tcMar>
+            <w:vAlign w:val="top"/>
+          </w:tcPr>
+          <w:p>
+            <w:pPr>
+              <w:spacing w:after="240" w:before="240" w:line="300" w:lineRule="auto"/>
+              <w:ind w:left="140" w:firstLine="0"/>
+              <w:rPr/>
+            </w:pPr>
+            <w:r>
+              <w:rPr>
+                <w:rtl w:val="0"/>
+              </w:rPr>
+              <w:t xml:space="preserve">Uspješno kreiranje rezervacije</w:t>
+            </w:r>
+          </w:p>
+        </w:tc>
+      </w:tr>
+      <w:tr>
+        <w:trPr>
+          <w:cantSplit w:val="0"/>
+          <w:trHeight w:val="825" w:hRule="atLeast"/>
+          <w:tblHeader w:val="0"/>
+        </w:trPr>
+        <w:tc>
+          <w:tcPr>
+            <w:tcBorders>
+              <w:top w:color="000000" w:space="0" w:sz="0" w:val="nil"/>
+              <w:left w:color="000000" w:space="0" w:sz="8" w:val="single"/>
+              <w:bottom w:color="000000" w:space="0" w:sz="8" w:val="single"/>
+              <w:right w:color="000000" w:space="0" w:sz="8" w:val="single"/>
+            </w:tcBorders>
+            <w:tcMar>
+              <w:top w:w="0.0" w:type="dxa"/>
+              <w:left w:w="0.0" w:type="dxa"/>
+              <w:bottom w:w="0.0" w:type="dxa"/>
+              <w:right w:w="0.0" w:type="dxa"/>
+            </w:tcMar>
+            <w:vAlign w:val="top"/>
+          </w:tcPr>
+          <w:p>
+            <w:pPr>
+              <w:spacing w:after="0" w:before="20" w:lineRule="auto"/>
+              <w:ind w:left="260" w:firstLine="0"/>
+              <w:rPr/>
+            </w:pPr>
+            <w:r>
+              <w:rPr>
+                <w:rtl w:val="0"/>
+              </w:rPr>
+              <w:t xml:space="preserve">Posljedice – neuspješan završetak</w:t>
+            </w:r>
+          </w:p>
+        </w:tc>
+        <w:tc>
+          <w:tcPr>
+            <w:tcBorders>
+              <w:top w:color="000000" w:space="0" w:sz="0" w:val="nil"/>
+              <w:left w:color="000000" w:space="0" w:sz="0" w:val="nil"/>
+              <w:bottom w:color="000000" w:space="0" w:sz="8" w:val="single"/>
+              <w:right w:color="000000" w:space="0" w:sz="8" w:val="single"/>
+            </w:tcBorders>
+            <w:tcMar>
+              <w:top w:w="0.0" w:type="dxa"/>
+              <w:left w:w="0.0" w:type="dxa"/>
+              <w:bottom w:w="0.0" w:type="dxa"/>
+              <w:right w:w="0.0" w:type="dxa"/>
+            </w:tcMar>
+            <w:vAlign w:val="top"/>
+          </w:tcPr>
+          <w:p>
+            <w:pPr>
+              <w:spacing w:after="0" w:before="20" w:line="276" w:lineRule="auto"/>
+              <w:ind w:left="240" w:right="80" w:firstLine="0"/>
+              <w:rPr/>
+            </w:pPr>
+            <w:r>
+              <w:rPr>
+                <w:rtl w:val="0"/>
+              </w:rPr>
+              <w:t xml:space="preserve">U slučaju greške u sistemu ili sa bazom podataka,  rezervacija neće biti kreirana o čemu će korisnik biti obaviješten</w:t>
+            </w:r>
+          </w:p>
+        </w:tc>
+      </w:tr>
+      <w:tr>
+        <w:trPr>
+          <w:cantSplit w:val="0"/>
+          <w:trHeight w:val="568.7162642045454" w:hRule="atLeast"/>
+          <w:tblHeader w:val="0"/>
+        </w:trPr>
+        <w:tc>
+          <w:tcPr>
+            <w:tcBorders>
+              <w:top w:color="000000" w:space="0" w:sz="0" w:val="nil"/>
+              <w:left w:color="000000" w:space="0" w:sz="8" w:val="single"/>
+              <w:bottom w:color="000000" w:space="0" w:sz="8" w:val="single"/>
+              <w:right w:color="000000" w:space="0" w:sz="8" w:val="single"/>
+            </w:tcBorders>
+            <w:tcMar>
+              <w:top w:w="0.0" w:type="dxa"/>
+              <w:left w:w="0.0" w:type="dxa"/>
+              <w:bottom w:w="0.0" w:type="dxa"/>
+              <w:right w:w="0.0" w:type="dxa"/>
+            </w:tcMar>
+            <w:vAlign w:val="top"/>
+          </w:tcPr>
+          <w:p>
+            <w:pPr>
+              <w:spacing w:after="240" w:before="240" w:line="298.9090909090909" w:lineRule="auto"/>
+              <w:ind w:left="260" w:firstLine="0"/>
+              <w:rPr/>
+            </w:pPr>
+            <w:r>
+              <w:rPr>
+                <w:rtl w:val="0"/>
+              </w:rPr>
+              <w:t xml:space="preserve">Primarni akteri</w:t>
+            </w:r>
+          </w:p>
+        </w:tc>
+        <w:tc>
+          <w:tcPr>
+            <w:tcBorders>
+              <w:top w:color="000000" w:space="0" w:sz="0" w:val="nil"/>
+              <w:left w:color="000000" w:space="0" w:sz="0" w:val="nil"/>
+              <w:bottom w:color="000000" w:space="0" w:sz="8" w:val="single"/>
+              <w:right w:color="000000" w:space="0" w:sz="8" w:val="single"/>
+            </w:tcBorders>
+            <w:tcMar>
+              <w:top w:w="0.0" w:type="dxa"/>
+              <w:left w:w="0.0" w:type="dxa"/>
+              <w:bottom w:w="0.0" w:type="dxa"/>
+              <w:right w:w="0.0" w:type="dxa"/>
+            </w:tcMar>
+            <w:vAlign w:val="top"/>
+          </w:tcPr>
+          <w:p>
+            <w:pPr>
+              <w:spacing w:after="240" w:before="240" w:line="298.9090909090909" w:lineRule="auto"/>
+              <w:ind w:left="140" w:firstLine="0"/>
+              <w:rPr/>
+            </w:pPr>
+            <w:r>
+              <w:rPr>
+                <w:rtl w:val="0"/>
+              </w:rPr>
+              <w:t xml:space="preserve">Klijent salona</w:t>
+            </w:r>
+          </w:p>
+        </w:tc>
+      </w:tr>
+      <w:tr>
+        <w:trPr>
+          <w:cantSplit w:val="0"/>
+          <w:trHeight w:val="315" w:hRule="atLeast"/>
+          <w:tblHeader w:val="0"/>
+        </w:trPr>
+        <w:tc>
+          <w:tcPr>
+            <w:tcBorders>
+              <w:top w:color="000000" w:space="0" w:sz="0" w:val="nil"/>
+              <w:left w:color="000000" w:space="0" w:sz="8" w:val="single"/>
+              <w:bottom w:color="000000" w:space="0" w:sz="8" w:val="single"/>
+              <w:right w:color="000000" w:space="0" w:sz="8" w:val="single"/>
+            </w:tcBorders>
+            <w:tcMar>
+              <w:top w:w="0.0" w:type="dxa"/>
+              <w:left w:w="0.0" w:type="dxa"/>
+              <w:bottom w:w="0.0" w:type="dxa"/>
+              <w:right w:w="0.0" w:type="dxa"/>
+            </w:tcMar>
+            <w:vAlign w:val="top"/>
+          </w:tcPr>
+          <w:p>
+            <w:pPr>
+              <w:spacing w:after="0" w:before="20" w:lineRule="auto"/>
+              <w:ind w:left="260" w:firstLine="0"/>
+              <w:rPr/>
+            </w:pPr>
+            <w:r>
+              <w:rPr>
+                <w:rtl w:val="0"/>
+              </w:rPr>
+              <w:t xml:space="preserve">Ostali akteri</w:t>
+            </w:r>
+          </w:p>
+        </w:tc>
+        <w:tc>
+          <w:tcPr>
+            <w:tcBorders>
+              <w:top w:color="000000" w:space="0" w:sz="0" w:val="nil"/>
+              <w:left w:color="000000" w:space="0" w:sz="0" w:val="nil"/>
+              <w:bottom w:color="000000" w:space="0" w:sz="8" w:val="single"/>
+              <w:right w:color="000000" w:space="0" w:sz="8" w:val="single"/>
+            </w:tcBorders>
+            <w:tcMar>
+              <w:top w:w="0.0" w:type="dxa"/>
+              <w:left w:w="0.0" w:type="dxa"/>
+              <w:bottom w:w="0.0" w:type="dxa"/>
+              <w:right w:w="0.0" w:type="dxa"/>
+            </w:tcMar>
+            <w:vAlign w:val="top"/>
+          </w:tcPr>
+          <w:p>
+            <w:pPr>
+              <w:spacing w:after="240" w:before="20" w:lineRule="auto"/>
+              <w:ind w:left="140" w:firstLine="0"/>
+              <w:rPr/>
+            </w:pPr>
+            <w:r>
+              <w:rPr>
+                <w:rtl w:val="0"/>
+              </w:rPr>
+              <w:t xml:space="preserve">Administrator</w:t>
+            </w:r>
+          </w:p>
+        </w:tc>
+      </w:tr>
+      <w:tr>
+        <w:trPr>
+          <w:cantSplit w:val="0"/>
+          <w:trHeight w:val="3015" w:hRule="atLeast"/>
+          <w:tblHeader w:val="0"/>
+        </w:trPr>
+        <w:tc>
+          <w:tcPr>
+            <w:tcBorders>
+              <w:top w:color="000000" w:space="0" w:sz="0" w:val="nil"/>
+              <w:left w:color="000000" w:space="0" w:sz="8" w:val="single"/>
+              <w:bottom w:color="000000" w:space="0" w:sz="8" w:val="single"/>
+              <w:right w:color="000000" w:space="0" w:sz="8" w:val="single"/>
+            </w:tcBorders>
+            <w:tcMar>
+              <w:top w:w="0.0" w:type="dxa"/>
+              <w:left w:w="0.0" w:type="dxa"/>
+              <w:bottom w:w="0.0" w:type="dxa"/>
+              <w:right w:w="0.0" w:type="dxa"/>
+            </w:tcMar>
+            <w:vAlign w:val="top"/>
+          </w:tcPr>
+          <w:p>
+            <w:pPr>
+              <w:spacing w:after="0" w:lineRule="auto"/>
+              <w:ind w:left="260" w:firstLine="0"/>
+              <w:rPr/>
+            </w:pPr>
+            <w:r>
+              <w:rPr>
+                <w:rtl w:val="0"/>
+              </w:rPr>
+              <w:t xml:space="preserve">Glavni tok</w:t>
+            </w:r>
+          </w:p>
+        </w:tc>
+        <w:tc>
+          <w:tcPr>
+            <w:tcBorders>
+              <w:top w:color="000000" w:space="0" w:sz="0" w:val="nil"/>
+              <w:left w:color="000000" w:space="0" w:sz="0" w:val="nil"/>
+              <w:bottom w:color="000000" w:space="0" w:sz="8" w:val="single"/>
+              <w:right w:color="000000" w:space="0" w:sz="8" w:val="single"/>
+            </w:tcBorders>
+            <w:tcMar>
+              <w:top w:w="0.0" w:type="dxa"/>
+              <w:left w:w="0.0" w:type="dxa"/>
+              <w:bottom w:w="0.0" w:type="dxa"/>
+              <w:right w:w="0.0" w:type="dxa"/>
+            </w:tcMar>
+            <w:vAlign w:val="top"/>
+          </w:tcPr>
+          <w:p>
+            <w:pPr>
+              <w:spacing w:after="0" w:line="276" w:lineRule="auto"/>
+              <w:ind w:left="240" w:right="100" w:firstLine="0"/>
+              <w:jc w:val="both"/>
+              <w:rPr/>
+            </w:pPr>
+            <w:r>
+              <w:rPr>
+                <w:rtl w:val="0"/>
+              </w:rPr>
+              <w:t xml:space="preserve">Klijent nakon prijave sa svojim korisničkom računom ima mogućnost rezervisanja termina. Nakon odabira usluge, nudi mu se mogućnost odabira termina. Pri uspješnoj rezervaciji, dobiva potvrdu na e-mail adresu. Potom može odabrati opciju plaćanja. Ukoliko je došlo do interne pogreške i rezervacija nije kreirana, ispisuje se prikladna poruka.</w:t>
+            </w:r>
+          </w:p>
+        </w:tc>
+      </w:tr>
+      <w:tr>
+        <w:trPr>
+          <w:cantSplit w:val="0"/>
+          <w:trHeight w:val="315" w:hRule="atLeast"/>
+          <w:tblHeader w:val="0"/>
+        </w:trPr>
+        <w:tc>
+          <w:tcPr>
+            <w:tcBorders>
+              <w:top w:color="000000" w:space="0" w:sz="0" w:val="nil"/>
+              <w:left w:color="000000" w:space="0" w:sz="8" w:val="single"/>
+              <w:bottom w:color="000000" w:space="0" w:sz="8" w:val="single"/>
+              <w:right w:color="000000" w:space="0" w:sz="8" w:val="single"/>
+            </w:tcBorders>
+            <w:tcMar>
+              <w:top w:w="0.0" w:type="dxa"/>
+              <w:left w:w="0.0" w:type="dxa"/>
+              <w:bottom w:w="0.0" w:type="dxa"/>
+              <w:right w:w="0.0" w:type="dxa"/>
+            </w:tcMar>
+            <w:vAlign w:val="top"/>
+          </w:tcPr>
+          <w:p>
+            <w:pPr>
+              <w:spacing w:after="0" w:before="20" w:lineRule="auto"/>
+              <w:ind w:left="260" w:firstLine="0"/>
+              <w:rPr/>
+            </w:pPr>
+            <w:r>
+              <w:rPr>
+                <w:rtl w:val="0"/>
+              </w:rPr>
+              <w:t xml:space="preserve">Alternative/proširenja</w:t>
+            </w:r>
+          </w:p>
+        </w:tc>
+        <w:tc>
+          <w:tcPr>
+            <w:tcBorders>
+              <w:top w:color="000000" w:space="0" w:sz="0" w:val="nil"/>
+              <w:left w:color="000000" w:space="0" w:sz="0" w:val="nil"/>
+              <w:bottom w:color="000000" w:space="0" w:sz="8" w:val="single"/>
+              <w:right w:color="000000" w:space="0" w:sz="8" w:val="single"/>
+            </w:tcBorders>
+            <w:tcMar>
+              <w:top w:w="0.0" w:type="dxa"/>
+              <w:left w:w="0.0" w:type="dxa"/>
+              <w:bottom w:w="0.0" w:type="dxa"/>
+              <w:right w:w="0.0" w:type="dxa"/>
+            </w:tcMar>
+            <w:vAlign w:val="top"/>
+          </w:tcPr>
+          <w:p>
+            <w:pPr>
+              <w:spacing w:after="240" w:before="20" w:lineRule="auto"/>
+              <w:ind w:left="140" w:firstLine="0"/>
+              <w:rPr/>
+            </w:pPr>
+            <w:r>
+              <w:rPr>
+                <w:rtl w:val="0"/>
+              </w:rPr>
+              <w:t xml:space="preserve">/</w:t>
+            </w:r>
+          </w:p>
+        </w:tc>
+      </w:tr>
+    </w:tbl>
+    <w:p>
+      <w:pPr>
+        <w:spacing w:after="240" w:before="240" w:lineRule="auto"/>
+        <w:ind w:left="0" w:firstLine="0"/>
+        <w:rPr>
+          <w:b w:val="1"/>
+          <w:bCs w:val="1"/>
+        </w:rPr>
+      </w:pPr>
+      <w:r>
+        <w:rPr>
+          <w:rtl w:val="0"/>
+        </w:rPr>
       </w:r>
     </w:p>
     <w:p>
       <w:pPr>
         <w:spacing w:after="240" w:before="240" w:lineRule="auto"/>
-        <w:ind w:left="140" w:firstLine="0"/>
+        <w:ind w:left="0" w:firstLine="0"/>
         <w:rPr>
+          <w:b w:val="1"/>
+          <w:bCs w:val="1"/>
+        </w:rPr>
+      </w:pPr>
+      <w:r>
+        <w:rPr>
+          <w:rtl w:val="0"/>
+        </w:rPr>
+      </w:r>
+    </w:p>
+    <w:p>
+      <w:pPr>
+        <w:spacing w:after="240" w:before="240" w:lineRule="auto"/>
+        <w:ind w:left="0" w:firstLine="0"/>
+        <w:rPr>
+          <w:b w:val="1"/>
+          <w:bCs w:val="1"/>
+        </w:rPr>
+      </w:pPr>
+      <w:r>
+        <w:rPr>
+          <w:rtl w:val="0"/>
+        </w:rPr>
+      </w:r>
+    </w:p>
+    <w:p>
+      <w:pPr>
+        <w:spacing w:after="240" w:before="240" w:lineRule="auto"/>
+        <w:ind w:left="0" w:firstLine="0"/>
+        <w:rPr>
+          <w:b w:val="1"/>
+          <w:bCs w:val="1"/>
           <w:sz w:val="17"/>
           <w:szCs w:val="17"/>
         </w:rPr>
       </w:pPr>
       <w:r>
         <w:rPr>
+          <w:b w:val="1"/>
+          <w:bCs w:val="1"/>
           <w:rtl w:val="0"/>
         </w:rPr>
         <w:t xml:space="preserve">Tok događaja 1 – Uspješan završetak</w:t>
@@ -5977,7 +6338,7 @@
     </w:p>
     <w:tbl>
       <w:tblPr>
-        <w:tblStyle w:val="Table11"/>
+        <w:tblStyle w:val="Table12"/>
         <w:tblW w:w="8745.0" w:type="dxa"/>
         <w:jc w:val="left"/>
         <w:tblBorders>
@@ -6345,19 +6706,10 @@
     <w:p>
       <w:pPr>
         <w:spacing w:after="240" w:before="200" w:lineRule="auto"/>
-        <w:rPr/>
-      </w:pPr>
-      <w:r>
         <w:rPr>
-          <w:rtl w:val="0"/>
+          <w:b w:val="1"/>
+          <w:bCs w:val="1"/>
         </w:rPr>
-        <w:t xml:space="preserve"> </w:t>
-      </w:r>
-    </w:p>
-    <w:p>
-      <w:pPr>
-        <w:spacing w:after="240" w:before="200" w:lineRule="auto"/>
-        <w:rPr/>
       </w:pPr>
       <w:r>
         <w:rPr>
@@ -6370,15 +6722,19 @@
         <w:spacing w:after="240" w:before="240" w:lineRule="auto"/>
         <w:ind w:left="140" w:firstLine="0"/>
         <w:rPr>
+          <w:b w:val="1"/>
+          <w:bCs w:val="1"/>
           <w:sz w:val="16"/>
           <w:szCs w:val="16"/>
         </w:rPr>
       </w:pPr>
       <w:r>
         <w:rPr>
+          <w:b w:val="1"/>
+          <w:bCs w:val="1"/>
           <w:rtl w:val="0"/>
         </w:rPr>
-        <w:t xml:space="preserve">Tok događaja 2 – Neuspješan završetak</w:t>
+        <w:t xml:space="preserve">Tok događaja 2 – Greška u sistemu</w:t>
       </w:r>
       <w:r>
         <w:rPr>
@@ -6388,7 +6744,7 @@
     </w:p>
     <w:tbl>
       <w:tblPr>
-        <w:tblStyle w:val="Table12"/>
+        <w:tblStyle w:val="Table13"/>
         <w:tblW w:w="8745.0" w:type="dxa"/>
         <w:jc w:val="left"/>
         <w:tblBorders>
@@ -6779,716 +7135,26 @@
         </w:rPr>
       </w:r>
     </w:p>
-    <w:tbl>
-      <w:tblPr>
-        <w:tblStyle w:val="Table13"/>
-        <w:tblW w:w="8745.0" w:type="dxa"/>
-        <w:jc w:val="left"/>
-        <w:tblBorders>
-          <w:top w:color="000000" w:space="0" w:sz="0" w:val="nil"/>
-          <w:left w:color="000000" w:space="0" w:sz="0" w:val="nil"/>
-          <w:bottom w:color="000000" w:space="0" w:sz="0" w:val="nil"/>
-          <w:right w:color="000000" w:space="0" w:sz="0" w:val="nil"/>
-          <w:insideH w:color="000000" w:space="0" w:sz="0" w:val="nil"/>
-          <w:insideV w:color="000000" w:space="0" w:sz="0" w:val="nil"/>
-        </w:tblBorders>
-        <w:tblLayout w:type="fixed"/>
-        <w:tblLook w:val="0600"/>
-      </w:tblPr>
-      <w:tblGrid>
-        <w:gridCol w:w="4380"/>
-        <w:gridCol w:w="4365"/>
-        <w:tblGridChange w:id="0">
-          <w:tblGrid>
-            <w:gridCol w:w="4380"/>
-            <w:gridCol w:w="4365"/>
-          </w:tblGrid>
-        </w:tblGridChange>
-      </w:tblGrid>
-      <w:tr>
-        <w:trPr>
-          <w:cantSplit w:val="0"/>
-          <w:trHeight w:val="315" w:hRule="atLeast"/>
-          <w:tblHeader w:val="0"/>
-        </w:trPr>
-        <w:tc>
-          <w:tcPr>
-            <w:tcBorders>
-              <w:top w:color="000000" w:space="0" w:sz="8" w:val="single"/>
-              <w:left w:color="000000" w:space="0" w:sz="8" w:val="single"/>
-              <w:bottom w:color="000000" w:space="0" w:sz="8" w:val="single"/>
-              <w:right w:color="000000" w:space="0" w:sz="8" w:val="single"/>
-            </w:tcBorders>
-            <w:tcMar>
-              <w:top w:w="0.0" w:type="dxa"/>
-              <w:left w:w="0.0" w:type="dxa"/>
-              <w:bottom w:w="0.0" w:type="dxa"/>
-              <w:right w:w="0.0" w:type="dxa"/>
-            </w:tcMar>
-            <w:vAlign w:val="top"/>
-          </w:tcPr>
-          <w:p>
-            <w:pPr>
-              <w:spacing w:after="0" w:lineRule="auto"/>
-              <w:ind w:left="260" w:firstLine="0"/>
-              <w:rPr/>
-            </w:pPr>
-            <w:r>
-              <w:rPr>
-                <w:rtl w:val="0"/>
-              </w:rPr>
-              <w:t xml:space="preserve">Naziv slučaja upotrebe</w:t>
-            </w:r>
-          </w:p>
-        </w:tc>
-        <w:tc>
-          <w:tcPr>
-            <w:tcBorders>
-              <w:top w:color="000000" w:space="0" w:sz="8" w:val="single"/>
-              <w:left w:color="000000" w:space="0" w:sz="0" w:val="nil"/>
-              <w:bottom w:color="000000" w:space="0" w:sz="8" w:val="single"/>
-              <w:right w:color="000000" w:space="0" w:sz="8" w:val="single"/>
-            </w:tcBorders>
-            <w:tcMar>
-              <w:top w:w="0.0" w:type="dxa"/>
-              <w:left w:w="0.0" w:type="dxa"/>
-              <w:bottom w:w="0.0" w:type="dxa"/>
-              <w:right w:w="0.0" w:type="dxa"/>
-            </w:tcMar>
-            <w:vAlign w:val="top"/>
-          </w:tcPr>
-          <w:p>
-            <w:pPr>
-              <w:spacing w:after="240" w:lineRule="auto"/>
-              <w:ind w:left="140" w:firstLine="0"/>
-              <w:rPr>
-                <w:b w:val="1"/>
-                <w:bCs w:val="1"/>
-              </w:rPr>
-            </w:pPr>
-            <w:r>
-              <w:rPr>
-                <w:b w:val="1"/>
-                <w:bCs w:val="1"/>
-                <w:rtl w:val="0"/>
-              </w:rPr>
-              <w:t xml:space="preserve">Kupovina i plaćanje proizvoda</w:t>
-            </w:r>
-          </w:p>
-        </w:tc>
-      </w:tr>
-      <w:tr>
-        <w:trPr>
-          <w:cantSplit w:val="0"/>
-          <w:trHeight w:val="1425" w:hRule="atLeast"/>
-          <w:tblHeader w:val="0"/>
-        </w:trPr>
-        <w:tc>
-          <w:tcPr>
-            <w:tcBorders>
-              <w:top w:color="000000" w:space="0" w:sz="0" w:val="nil"/>
-              <w:left w:color="000000" w:space="0" w:sz="8" w:val="single"/>
-              <w:bottom w:color="000000" w:space="0" w:sz="8" w:val="single"/>
-              <w:right w:color="000000" w:space="0" w:sz="8" w:val="single"/>
-            </w:tcBorders>
-            <w:tcMar>
-              <w:top w:w="0.0" w:type="dxa"/>
-              <w:left w:w="0.0" w:type="dxa"/>
-              <w:bottom w:w="0.0" w:type="dxa"/>
-              <w:right w:w="0.0" w:type="dxa"/>
-            </w:tcMar>
-            <w:vAlign w:val="top"/>
-          </w:tcPr>
-          <w:p>
-            <w:pPr>
-              <w:spacing w:after="0" w:lineRule="auto"/>
-              <w:ind w:left="260" w:firstLine="0"/>
-              <w:rPr/>
-            </w:pPr>
-            <w:r>
-              <w:rPr>
-                <w:rtl w:val="0"/>
-              </w:rPr>
-              <w:t xml:space="preserve">Opis slučaja upotrebe</w:t>
-            </w:r>
-          </w:p>
-        </w:tc>
-        <w:tc>
-          <w:tcPr>
-            <w:tcBorders>
-              <w:top w:color="000000" w:space="0" w:sz="0" w:val="nil"/>
-              <w:left w:color="000000" w:space="0" w:sz="0" w:val="nil"/>
-              <w:bottom w:color="000000" w:space="0" w:sz="8" w:val="single"/>
-              <w:right w:color="000000" w:space="0" w:sz="8" w:val="single"/>
-            </w:tcBorders>
-            <w:tcMar>
-              <w:top w:w="0.0" w:type="dxa"/>
-              <w:left w:w="0.0" w:type="dxa"/>
-              <w:bottom w:w="0.0" w:type="dxa"/>
-              <w:right w:w="0.0" w:type="dxa"/>
-            </w:tcMar>
-            <w:vAlign w:val="top"/>
-          </w:tcPr>
-          <w:p>
-            <w:pPr>
-              <w:spacing w:after="240" w:lineRule="auto"/>
-              <w:ind w:left="140" w:firstLine="0"/>
-              <w:rPr/>
-            </w:pPr>
-            <w:r>
-              <w:rPr>
-                <w:rtl w:val="0"/>
-              </w:rPr>
-              <w:t xml:space="preserve">Korisnik ima mogućnost kupovine proizvoda, pri čemu se plaćanje može vršiti online, a u sam proces ulazi i dostava.</w:t>
-            </w:r>
-          </w:p>
-        </w:tc>
-      </w:tr>
-      <w:tr>
-        <w:trPr>
-          <w:cantSplit w:val="0"/>
-          <w:trHeight w:val="315" w:hRule="atLeast"/>
-          <w:tblHeader w:val="0"/>
-        </w:trPr>
-        <w:tc>
-          <w:tcPr>
-            <w:tcBorders>
-              <w:top w:color="000000" w:space="0" w:sz="0" w:val="nil"/>
-              <w:left w:color="000000" w:space="0" w:sz="8" w:val="single"/>
-              <w:bottom w:color="000000" w:space="0" w:sz="8" w:val="single"/>
-              <w:right w:color="000000" w:space="0" w:sz="8" w:val="single"/>
-            </w:tcBorders>
-            <w:tcMar>
-              <w:top w:w="0.0" w:type="dxa"/>
-              <w:left w:w="0.0" w:type="dxa"/>
-              <w:bottom w:w="0.0" w:type="dxa"/>
-              <w:right w:w="0.0" w:type="dxa"/>
-            </w:tcMar>
-            <w:vAlign w:val="top"/>
-          </w:tcPr>
-          <w:p>
-            <w:pPr>
-              <w:spacing w:after="0" w:lineRule="auto"/>
-              <w:ind w:left="260" w:firstLine="0"/>
-              <w:rPr/>
-            </w:pPr>
-            <w:r>
-              <w:rPr>
-                <w:rtl w:val="0"/>
-              </w:rPr>
-              <w:t xml:space="preserve">Vezani zahtjevi</w:t>
-            </w:r>
-          </w:p>
-        </w:tc>
-        <w:tc>
-          <w:tcPr>
-            <w:tcBorders>
-              <w:top w:color="000000" w:space="0" w:sz="0" w:val="nil"/>
-              <w:left w:color="000000" w:space="0" w:sz="0" w:val="nil"/>
-              <w:bottom w:color="000000" w:space="0" w:sz="8" w:val="single"/>
-              <w:right w:color="000000" w:space="0" w:sz="8" w:val="single"/>
-            </w:tcBorders>
-            <w:tcMar>
-              <w:top w:w="0.0" w:type="dxa"/>
-              <w:left w:w="0.0" w:type="dxa"/>
-              <w:bottom w:w="0.0" w:type="dxa"/>
-              <w:right w:w="0.0" w:type="dxa"/>
-            </w:tcMar>
-            <w:vAlign w:val="top"/>
-          </w:tcPr>
-          <w:p>
-            <w:pPr>
-              <w:spacing w:after="240" w:lineRule="auto"/>
-              <w:ind w:left="140" w:firstLine="0"/>
-              <w:rPr/>
-            </w:pPr>
-            <w:r>
-              <w:rPr>
-                <w:rtl w:val="0"/>
-              </w:rPr>
-              <w:t xml:space="preserve">/</w:t>
-            </w:r>
-          </w:p>
-        </w:tc>
-      </w:tr>
-      <w:tr>
-        <w:trPr>
-          <w:cantSplit w:val="0"/>
-          <w:trHeight w:val="705" w:hRule="atLeast"/>
-          <w:tblHeader w:val="0"/>
-        </w:trPr>
-        <w:tc>
-          <w:tcPr>
-            <w:tcBorders>
-              <w:top w:color="000000" w:space="0" w:sz="0" w:val="nil"/>
-              <w:left w:color="000000" w:space="0" w:sz="8" w:val="single"/>
-              <w:bottom w:color="000000" w:space="0" w:sz="8" w:val="single"/>
-              <w:right w:color="000000" w:space="0" w:sz="8" w:val="single"/>
-            </w:tcBorders>
-            <w:tcMar>
-              <w:top w:w="0.0" w:type="dxa"/>
-              <w:left w:w="0.0" w:type="dxa"/>
-              <w:bottom w:w="0.0" w:type="dxa"/>
-              <w:right w:w="0.0" w:type="dxa"/>
-            </w:tcMar>
-            <w:vAlign w:val="top"/>
-          </w:tcPr>
-          <w:p>
-            <w:pPr>
-              <w:spacing w:after="240" w:before="240" w:lineRule="auto"/>
-              <w:ind w:left="260" w:firstLine="0"/>
-              <w:rPr/>
-            </w:pPr>
-            <w:r>
-              <w:rPr>
-                <w:rtl w:val="0"/>
-              </w:rPr>
-              <w:t xml:space="preserve">Preduslovi</w:t>
-            </w:r>
-          </w:p>
-        </w:tc>
-        <w:tc>
-          <w:tcPr>
-            <w:tcBorders>
-              <w:top w:color="000000" w:space="0" w:sz="0" w:val="nil"/>
-              <w:left w:color="000000" w:space="0" w:sz="0" w:val="nil"/>
-              <w:bottom w:color="000000" w:space="0" w:sz="8" w:val="single"/>
-              <w:right w:color="000000" w:space="0" w:sz="8" w:val="single"/>
-            </w:tcBorders>
-            <w:tcMar>
-              <w:top w:w="0.0" w:type="dxa"/>
-              <w:left w:w="0.0" w:type="dxa"/>
-              <w:bottom w:w="0.0" w:type="dxa"/>
-              <w:right w:w="0.0" w:type="dxa"/>
-            </w:tcMar>
-            <w:vAlign w:val="top"/>
-          </w:tcPr>
-          <w:p>
-            <w:pPr>
-              <w:spacing w:after="240" w:before="240" w:line="276" w:lineRule="auto"/>
-              <w:ind w:left="140" w:right="100" w:firstLine="0"/>
-              <w:rPr/>
-            </w:pPr>
-            <w:r>
-              <w:rPr>
-                <w:rtl w:val="0"/>
-              </w:rPr>
-              <w:t xml:space="preserve">Posjedovanje korisničkog računa. </w:t>
-            </w:r>
-          </w:p>
-        </w:tc>
-      </w:tr>
-      <w:tr>
-        <w:trPr>
-          <w:cantSplit w:val="0"/>
-          <w:trHeight w:val="1635" w:hRule="atLeast"/>
-          <w:tblHeader w:val="0"/>
-        </w:trPr>
-        <w:tc>
-          <w:tcPr>
-            <w:tcBorders>
-              <w:top w:color="000000" w:space="0" w:sz="0" w:val="nil"/>
-              <w:left w:color="000000" w:space="0" w:sz="8" w:val="single"/>
-              <w:bottom w:color="000000" w:space="0" w:sz="8" w:val="single"/>
-              <w:right w:color="000000" w:space="0" w:sz="8" w:val="single"/>
-            </w:tcBorders>
-            <w:tcMar>
-              <w:top w:w="0.0" w:type="dxa"/>
-              <w:left w:w="0.0" w:type="dxa"/>
-              <w:bottom w:w="0.0" w:type="dxa"/>
-              <w:right w:w="0.0" w:type="dxa"/>
-            </w:tcMar>
-            <w:vAlign w:val="top"/>
-          </w:tcPr>
-          <w:p>
-            <w:pPr>
-              <w:spacing w:after="0" w:lineRule="auto"/>
-              <w:ind w:left="260" w:firstLine="0"/>
-              <w:rPr/>
-            </w:pPr>
-            <w:r>
-              <w:rPr>
-                <w:rtl w:val="0"/>
-              </w:rPr>
-              <w:t xml:space="preserve">Posljedice – uspješan završetak</w:t>
-            </w:r>
-          </w:p>
-        </w:tc>
-        <w:tc>
-          <w:tcPr>
-            <w:tcBorders>
-              <w:top w:color="000000" w:space="0" w:sz="0" w:val="nil"/>
-              <w:left w:color="000000" w:space="0" w:sz="0" w:val="nil"/>
-              <w:bottom w:color="000000" w:space="0" w:sz="8" w:val="single"/>
-              <w:right w:color="000000" w:space="0" w:sz="8" w:val="single"/>
-            </w:tcBorders>
-            <w:tcMar>
-              <w:top w:w="0.0" w:type="dxa"/>
-              <w:left w:w="0.0" w:type="dxa"/>
-              <w:bottom w:w="0.0" w:type="dxa"/>
-              <w:right w:w="0.0" w:type="dxa"/>
-            </w:tcMar>
-            <w:vAlign w:val="top"/>
-          </w:tcPr>
-          <w:p>
-            <w:pPr>
-              <w:spacing w:after="0" w:line="276" w:lineRule="auto"/>
-              <w:ind w:left="240" w:right="80" w:firstLine="0"/>
-              <w:jc w:val="both"/>
-              <w:rPr/>
-            </w:pPr>
-            <w:r>
-              <w:rPr>
-                <w:rtl w:val="0"/>
-              </w:rPr>
-              <w:t xml:space="preserve">Na mail korisnika stiže potvrda o uspješnoj kupovini. Na mail dostavljača stižu informacije o narudžbi.</w:t>
-            </w:r>
-          </w:p>
-        </w:tc>
-      </w:tr>
-      <w:tr>
-        <w:trPr>
-          <w:cantSplit w:val="0"/>
-          <w:trHeight w:val="525" w:hRule="atLeast"/>
-          <w:tblHeader w:val="0"/>
-        </w:trPr>
-        <w:tc>
-          <w:tcPr>
-            <w:tcBorders>
-              <w:top w:color="000000" w:space="0" w:sz="0" w:val="nil"/>
-              <w:left w:color="000000" w:space="0" w:sz="8" w:val="single"/>
-              <w:bottom w:color="000000" w:space="0" w:sz="8" w:val="single"/>
-              <w:right w:color="000000" w:space="0" w:sz="8" w:val="single"/>
-            </w:tcBorders>
-            <w:tcMar>
-              <w:top w:w="0.0" w:type="dxa"/>
-              <w:left w:w="0.0" w:type="dxa"/>
-              <w:bottom w:w="0.0" w:type="dxa"/>
-              <w:right w:w="0.0" w:type="dxa"/>
-            </w:tcMar>
-            <w:vAlign w:val="top"/>
-          </w:tcPr>
-          <w:p>
-            <w:pPr>
-              <w:spacing w:after="0" w:before="20" w:lineRule="auto"/>
-              <w:ind w:left="260" w:firstLine="0"/>
-              <w:rPr/>
-            </w:pPr>
-            <w:r>
-              <w:rPr>
-                <w:rtl w:val="0"/>
-              </w:rPr>
-              <w:t xml:space="preserve">Posljedice – neuspješan završetak</w:t>
-            </w:r>
-          </w:p>
-        </w:tc>
-        <w:tc>
-          <w:tcPr>
-            <w:tcBorders>
-              <w:top w:color="000000" w:space="0" w:sz="0" w:val="nil"/>
-              <w:left w:color="000000" w:space="0" w:sz="0" w:val="nil"/>
-              <w:bottom w:color="000000" w:space="0" w:sz="8" w:val="single"/>
-              <w:right w:color="000000" w:space="0" w:sz="8" w:val="single"/>
-            </w:tcBorders>
-            <w:tcMar>
-              <w:top w:w="0.0" w:type="dxa"/>
-              <w:left w:w="0.0" w:type="dxa"/>
-              <w:bottom w:w="0.0" w:type="dxa"/>
-              <w:right w:w="0.0" w:type="dxa"/>
-            </w:tcMar>
-            <w:vAlign w:val="top"/>
-          </w:tcPr>
-          <w:p>
-            <w:pPr>
-              <w:spacing w:after="240" w:before="20" w:lineRule="auto"/>
-              <w:ind w:left="140" w:firstLine="0"/>
-              <w:rPr/>
-            </w:pPr>
-            <w:r>
-              <w:rPr>
-                <w:rtl w:val="0"/>
-              </w:rPr>
-              <w:t xml:space="preserve">Ispis poruke o neuspješnoj kupovini. </w:t>
-            </w:r>
-          </w:p>
-        </w:tc>
-      </w:tr>
-      <w:tr>
-        <w:trPr>
-          <w:cantSplit w:val="0"/>
-          <w:trHeight w:val="614.970703125" w:hRule="atLeast"/>
-          <w:tblHeader w:val="0"/>
-        </w:trPr>
-        <w:tc>
-          <w:tcPr>
-            <w:tcBorders>
-              <w:top w:color="000000" w:space="0" w:sz="0" w:val="nil"/>
-              <w:left w:color="000000" w:space="0" w:sz="8" w:val="single"/>
-              <w:bottom w:color="000000" w:space="0" w:sz="8" w:val="single"/>
-              <w:right w:color="000000" w:space="0" w:sz="8" w:val="single"/>
-            </w:tcBorders>
-            <w:tcMar>
-              <w:top w:w="0.0" w:type="dxa"/>
-              <w:left w:w="0.0" w:type="dxa"/>
-              <w:bottom w:w="0.0" w:type="dxa"/>
-              <w:right w:w="0.0" w:type="dxa"/>
-            </w:tcMar>
-            <w:vAlign w:val="top"/>
-          </w:tcPr>
-          <w:p>
-            <w:pPr>
-              <w:spacing w:after="240" w:before="240" w:line="300" w:lineRule="auto"/>
-              <w:ind w:left="260" w:firstLine="0"/>
-              <w:rPr/>
-            </w:pPr>
-            <w:r>
-              <w:rPr>
-                <w:rtl w:val="0"/>
-              </w:rPr>
-              <w:t xml:space="preserve">Primarni akteri</w:t>
-            </w:r>
-          </w:p>
-        </w:tc>
-        <w:tc>
-          <w:tcPr>
-            <w:tcBorders>
-              <w:top w:color="000000" w:space="0" w:sz="0" w:val="nil"/>
-              <w:left w:color="000000" w:space="0" w:sz="0" w:val="nil"/>
-              <w:bottom w:color="000000" w:space="0" w:sz="8" w:val="single"/>
-              <w:right w:color="000000" w:space="0" w:sz="8" w:val="single"/>
-            </w:tcBorders>
-            <w:tcMar>
-              <w:top w:w="0.0" w:type="dxa"/>
-              <w:left w:w="0.0" w:type="dxa"/>
-              <w:bottom w:w="0.0" w:type="dxa"/>
-              <w:right w:w="0.0" w:type="dxa"/>
-            </w:tcMar>
-            <w:vAlign w:val="top"/>
-          </w:tcPr>
-          <w:p>
-            <w:pPr>
-              <w:spacing w:after="240" w:before="240" w:line="300" w:lineRule="auto"/>
-              <w:ind w:left="140" w:firstLine="0"/>
-              <w:rPr/>
-            </w:pPr>
-            <w:r>
-              <w:rPr>
-                <w:rtl w:val="0"/>
-              </w:rPr>
-              <w:t xml:space="preserve">Klijent salona</w:t>
-            </w:r>
-          </w:p>
-        </w:tc>
-      </w:tr>
-      <w:tr>
-        <w:trPr>
-          <w:cantSplit w:val="0"/>
-          <w:trHeight w:val="315" w:hRule="atLeast"/>
-          <w:tblHeader w:val="0"/>
-        </w:trPr>
-        <w:tc>
-          <w:tcPr>
-            <w:tcBorders>
-              <w:top w:color="000000" w:space="0" w:sz="0" w:val="nil"/>
-              <w:left w:color="000000" w:space="0" w:sz="8" w:val="single"/>
-              <w:bottom w:color="000000" w:space="0" w:sz="8" w:val="single"/>
-              <w:right w:color="000000" w:space="0" w:sz="8" w:val="single"/>
-            </w:tcBorders>
-            <w:tcMar>
-              <w:top w:w="0.0" w:type="dxa"/>
-              <w:left w:w="0.0" w:type="dxa"/>
-              <w:bottom w:w="0.0" w:type="dxa"/>
-              <w:right w:w="0.0" w:type="dxa"/>
-            </w:tcMar>
-            <w:vAlign w:val="top"/>
-          </w:tcPr>
-          <w:p>
-            <w:pPr>
-              <w:spacing w:after="0" w:before="20" w:lineRule="auto"/>
-              <w:ind w:left="260" w:firstLine="0"/>
-              <w:rPr/>
-            </w:pPr>
-            <w:r>
-              <w:rPr>
-                <w:rtl w:val="0"/>
-              </w:rPr>
-              <w:t xml:space="preserve">Ostali akteri</w:t>
-            </w:r>
-          </w:p>
-        </w:tc>
-        <w:tc>
-          <w:tcPr>
-            <w:tcBorders>
-              <w:top w:color="000000" w:space="0" w:sz="0" w:val="nil"/>
-              <w:left w:color="000000" w:space="0" w:sz="0" w:val="nil"/>
-              <w:bottom w:color="000000" w:space="0" w:sz="8" w:val="single"/>
-              <w:right w:color="000000" w:space="0" w:sz="8" w:val="single"/>
-            </w:tcBorders>
-            <w:tcMar>
-              <w:top w:w="0.0" w:type="dxa"/>
-              <w:left w:w="0.0" w:type="dxa"/>
-              <w:bottom w:w="0.0" w:type="dxa"/>
-              <w:right w:w="0.0" w:type="dxa"/>
-            </w:tcMar>
-            <w:vAlign w:val="top"/>
-          </w:tcPr>
-          <w:p>
-            <w:pPr>
-              <w:spacing w:after="240" w:before="20" w:lineRule="auto"/>
-              <w:ind w:left="140" w:firstLine="0"/>
-              <w:rPr/>
-            </w:pPr>
-            <w:r>
-              <w:rPr>
-                <w:rtl w:val="0"/>
-              </w:rPr>
-              <w:t xml:space="preserve">Dostavljač</w:t>
-            </w:r>
-          </w:p>
-        </w:tc>
-      </w:tr>
-      <w:tr>
-        <w:trPr>
-          <w:cantSplit w:val="0"/>
-          <w:trHeight w:val="2085" w:hRule="atLeast"/>
-          <w:tblHeader w:val="0"/>
-        </w:trPr>
-        <w:tc>
-          <w:tcPr>
-            <w:tcBorders>
-              <w:top w:color="000000" w:space="0" w:sz="0" w:val="nil"/>
-              <w:left w:color="000000" w:space="0" w:sz="8" w:val="single"/>
-              <w:bottom w:color="000000" w:space="0" w:sz="8" w:val="single"/>
-              <w:right w:color="000000" w:space="0" w:sz="8" w:val="single"/>
-            </w:tcBorders>
-            <w:tcMar>
-              <w:top w:w="0.0" w:type="dxa"/>
-              <w:left w:w="0.0" w:type="dxa"/>
-              <w:bottom w:w="0.0" w:type="dxa"/>
-              <w:right w:w="0.0" w:type="dxa"/>
-            </w:tcMar>
-            <w:vAlign w:val="top"/>
-          </w:tcPr>
-          <w:p>
-            <w:pPr>
-              <w:spacing w:after="0" w:lineRule="auto"/>
-              <w:ind w:left="260" w:firstLine="0"/>
-              <w:rPr/>
-            </w:pPr>
-            <w:r>
-              <w:rPr>
-                <w:rtl w:val="0"/>
-              </w:rPr>
-              <w:t xml:space="preserve">Glavni tok</w:t>
-            </w:r>
-          </w:p>
-        </w:tc>
-        <w:tc>
-          <w:tcPr>
-            <w:tcBorders>
-              <w:top w:color="000000" w:space="0" w:sz="0" w:val="nil"/>
-              <w:left w:color="000000" w:space="0" w:sz="0" w:val="nil"/>
-              <w:bottom w:color="000000" w:space="0" w:sz="8" w:val="single"/>
-              <w:right w:color="000000" w:space="0" w:sz="8" w:val="single"/>
-            </w:tcBorders>
-            <w:tcMar>
-              <w:top w:w="0.0" w:type="dxa"/>
-              <w:left w:w="0.0" w:type="dxa"/>
-              <w:bottom w:w="0.0" w:type="dxa"/>
-              <w:right w:w="0.0" w:type="dxa"/>
-            </w:tcMar>
-            <w:vAlign w:val="top"/>
-          </w:tcPr>
-          <w:p>
-            <w:pPr>
-              <w:spacing w:after="0" w:line="276" w:lineRule="auto"/>
-              <w:ind w:left="240" w:right="80" w:firstLine="0"/>
-              <w:jc w:val="both"/>
-              <w:rPr/>
-            </w:pPr>
-            <w:r>
-              <w:rPr>
-                <w:rtl w:val="0"/>
-              </w:rPr>
-              <w:t xml:space="preserve">U slučaju uspješnog završetka, korisniku i dostavljaču na mail stiže potvrda. U slučaju neuspješnog ishoda online plaćanja, ispisuje se odgovarajuća poruka. Korisniku  se  nudi mogućnost  ponovnog pokušaja.</w:t>
-            </w:r>
-          </w:p>
-        </w:tc>
-      </w:tr>
-      <w:tr>
-        <w:trPr>
-          <w:cantSplit w:val="0"/>
-          <w:trHeight w:val="634.6728515625" w:hRule="atLeast"/>
-          <w:tblHeader w:val="0"/>
-        </w:trPr>
-        <w:tc>
-          <w:tcPr>
-            <w:tcBorders>
-              <w:top w:color="000000" w:space="0" w:sz="0" w:val="nil"/>
-              <w:left w:color="000000" w:space="0" w:sz="8" w:val="single"/>
-              <w:bottom w:color="000000" w:space="0" w:sz="8" w:val="single"/>
-              <w:right w:color="000000" w:space="0" w:sz="8" w:val="single"/>
-            </w:tcBorders>
-            <w:tcMar>
-              <w:top w:w="0.0" w:type="dxa"/>
-              <w:left w:w="0.0" w:type="dxa"/>
-              <w:bottom w:w="0.0" w:type="dxa"/>
-              <w:right w:w="0.0" w:type="dxa"/>
-            </w:tcMar>
-            <w:vAlign w:val="top"/>
-          </w:tcPr>
-          <w:p>
-            <w:pPr>
-              <w:spacing w:after="240" w:before="240" w:lineRule="auto"/>
-              <w:ind w:left="260" w:firstLine="0"/>
-              <w:rPr/>
-            </w:pPr>
-            <w:r>
-              <w:rPr>
-                <w:rtl w:val="0"/>
-              </w:rPr>
-              <w:t xml:space="preserve">Alternative/proširenja</w:t>
-            </w:r>
-          </w:p>
-        </w:tc>
-        <w:tc>
-          <w:tcPr>
-            <w:tcBorders>
-              <w:top w:color="000000" w:space="0" w:sz="0" w:val="nil"/>
-              <w:left w:color="000000" w:space="0" w:sz="0" w:val="nil"/>
-              <w:bottom w:color="000000" w:space="0" w:sz="8" w:val="single"/>
-              <w:right w:color="000000" w:space="0" w:sz="8" w:val="single"/>
-            </w:tcBorders>
-            <w:tcMar>
-              <w:top w:w="0.0" w:type="dxa"/>
-              <w:left w:w="0.0" w:type="dxa"/>
-              <w:bottom w:w="0.0" w:type="dxa"/>
-              <w:right w:w="0.0" w:type="dxa"/>
-            </w:tcMar>
-            <w:vAlign w:val="top"/>
-          </w:tcPr>
-          <w:p>
-            <w:pPr>
-              <w:spacing w:after="240" w:before="240" w:lineRule="auto"/>
-              <w:ind w:left="140" w:firstLine="0"/>
-              <w:rPr/>
-            </w:pPr>
-            <w:r>
-              <w:rPr>
-                <w:rtl w:val="0"/>
-              </w:rPr>
-              <w:t xml:space="preserve">/</w:t>
-            </w:r>
-          </w:p>
-        </w:tc>
-      </w:tr>
-    </w:tbl>
     <w:p>
       <w:pPr>
-        <w:spacing w:after="240" w:lineRule="auto"/>
+        <w:spacing w:after="240" w:before="240" w:lineRule="auto"/>
         <w:rPr>
-          <w:sz w:val="16"/>
-          <w:szCs w:val="16"/>
+          <w:sz w:val="20"/>
+          <w:szCs w:val="20"/>
+        </w:rPr>
+      </w:pPr>
+      <w:r>
+        <w:rPr>
+          <w:rtl w:val="0"/>
+        </w:rPr>
+      </w:r>
+    </w:p>
+    <w:p>
+      <w:pPr>
+        <w:spacing w:after="240" w:before="240" w:lineRule="auto"/>
+        <w:rPr>
+          <w:sz w:val="20"/>
+          <w:szCs w:val="20"/>
         </w:rPr>
       </w:pPr>
       <w:r>
@@ -8818,7 +8484,12 @@
               <w:rPr>
                 <w:rtl w:val="0"/>
               </w:rPr>
-              <w:t xml:space="preserve">Administrator </w:t>
+              <w:t xml:space="preserve">/</w:t>
+            </w:r>
+            <w:r>
+              <w:rPr>
+                <w:rtl w:val="0"/>
+              </w:rPr>
             </w:r>
           </w:p>
         </w:tc>
@@ -8972,6 +8643,34 @@
         </w:tc>
       </w:tr>
     </w:tbl>
+    <w:p>
+      <w:pPr>
+        <w:spacing w:after="240" w:lineRule="auto"/>
+        <w:rPr>
+          <w:sz w:val="16"/>
+          <w:szCs w:val="16"/>
+        </w:rPr>
+      </w:pPr>
+      <w:r>
+        <w:rPr>
+          <w:rtl w:val="0"/>
+        </w:rPr>
+      </w:r>
+    </w:p>
+    <w:p>
+      <w:pPr>
+        <w:spacing w:after="240" w:lineRule="auto"/>
+        <w:rPr>
+          <w:sz w:val="16"/>
+          <w:szCs w:val="16"/>
+        </w:rPr>
+      </w:pPr>
+      <w:r>
+        <w:rPr>
+          <w:rtl w:val="0"/>
+        </w:rPr>
+      </w:r>
+    </w:p>
     <w:p>
       <w:pPr>
         <w:spacing w:after="240" w:lineRule="auto"/>
@@ -9752,6 +9451,4724 @@
         <w:rPr>
           <w:sz w:val="16"/>
           <w:szCs w:val="16"/>
+        </w:rPr>
+      </w:pPr>
+      <w:r>
+        <w:rPr>
+          <w:rtl w:val="0"/>
+        </w:rPr>
+      </w:r>
+    </w:p>
+    <w:p>
+      <w:pPr>
+        <w:spacing w:after="240" w:lineRule="auto"/>
+        <w:rPr>
+          <w:sz w:val="16"/>
+          <w:szCs w:val="16"/>
+        </w:rPr>
+      </w:pPr>
+      <w:r>
+        <w:rPr>
+          <w:rtl w:val="0"/>
+        </w:rPr>
+      </w:r>
+    </w:p>
+    <w:p>
+      <w:pPr>
+        <w:spacing w:after="240" w:lineRule="auto"/>
+        <w:rPr>
+          <w:sz w:val="16"/>
+          <w:szCs w:val="16"/>
+        </w:rPr>
+      </w:pPr>
+      <w:r>
+        <w:br w:type="page"/>
+      </w:r>
+      <w:r>
+        <w:rPr>
+          <w:rtl w:val="0"/>
+        </w:rPr>
+      </w:r>
+    </w:p>
+    <w:p>
+      <w:pPr>
+        <w:spacing w:after="240" w:before="240" w:lineRule="auto"/>
+        <w:rPr>
+          <w:b w:val="1"/>
+          <w:bCs w:val="1"/>
+          <w:sz w:val="17"/>
+          <w:szCs w:val="17"/>
+        </w:rPr>
+      </w:pPr>
+      <w:r>
+        <w:rPr>
+          <w:b w:val="1"/>
+          <w:bCs w:val="1"/>
+          <w:rtl w:val="0"/>
+        </w:rPr>
+        <w:t xml:space="preserve">Tok događaja 1 – Uspješan završetak</w:t>
+      </w:r>
+      <w:r>
+        <w:rPr>
+          <w:rtl w:val="0"/>
+        </w:rPr>
+      </w:r>
+    </w:p>
+    <w:sdt>
+      <w:sdtPr>
+        <w:lock w:val="contentLocked"/>
+        <w:id w:val="426469558"/>
+        <w:tag w:val="goog_rdk_5"/>
+      </w:sdtPr>
+      <w:sdtContent>
+        <w:tbl>
+          <w:tblPr>
+            <w:tblStyle w:val="Table17"/>
+            <w:tblW w:w="8745.0" w:type="dxa"/>
+            <w:jc w:val="left"/>
+            <w:tblBorders>
+              <w:top w:color="000000" w:space="0" w:sz="0" w:val="nil"/>
+              <w:left w:color="000000" w:space="0" w:sz="0" w:val="nil"/>
+              <w:bottom w:color="000000" w:space="0" w:sz="0" w:val="nil"/>
+              <w:right w:color="000000" w:space="0" w:sz="0" w:val="nil"/>
+              <w:insideH w:color="000000" w:space="0" w:sz="0" w:val="nil"/>
+              <w:insideV w:color="000000" w:space="0" w:sz="0" w:val="nil"/>
+            </w:tblBorders>
+            <w:tblLayout w:type="fixed"/>
+            <w:tblLook w:val="0600"/>
+          </w:tblPr>
+          <w:tblGrid>
+            <w:gridCol w:w="4395"/>
+            <w:gridCol w:w="4350"/>
+            <w:tblGridChange w:id="0">
+              <w:tblGrid>
+                <w:gridCol w:w="4395"/>
+                <w:gridCol w:w="4350"/>
+              </w:tblGrid>
+            </w:tblGridChange>
+          </w:tblGrid>
+          <w:tr>
+            <w:trPr>
+              <w:cantSplit w:val="0"/>
+              <w:trHeight w:val="300" w:hRule="atLeast"/>
+              <w:tblHeader w:val="0"/>
+            </w:trPr>
+            <w:tc>
+              <w:tcPr>
+                <w:tcBorders>
+                  <w:top w:color="000000" w:space="0" w:sz="8" w:val="single"/>
+                  <w:left w:color="000000" w:space="0" w:sz="8" w:val="single"/>
+                  <w:bottom w:color="000000" w:space="0" w:sz="8" w:val="single"/>
+                  <w:right w:color="000000" w:space="0" w:sz="8" w:val="single"/>
+                </w:tcBorders>
+                <w:tcMar>
+                  <w:top w:w="0.0" w:type="dxa"/>
+                  <w:left w:w="0.0" w:type="dxa"/>
+                  <w:bottom w:w="0.0" w:type="dxa"/>
+                  <w:right w:w="0.0" w:type="dxa"/>
+                </w:tcMar>
+                <w:vAlign w:val="top"/>
+              </w:tcPr>
+              <w:p>
+                <w:pPr>
+                  <w:spacing w:after="240" w:before="240" w:line="297.8181818181818" w:lineRule="auto"/>
+                  <w:ind w:left="260" w:firstLine="0"/>
+                  <w:rPr/>
+                </w:pPr>
+                <w:r>
+                  <w:rPr>
+                    <w:rtl w:val="0"/>
+                  </w:rPr>
+                  <w:t xml:space="preserve">Administrator</w:t>
+                </w:r>
+                <w:r>
+                  <w:rPr>
+                    <w:rtl w:val="0"/>
+                  </w:rPr>
+                </w:r>
+              </w:p>
+            </w:tc>
+            <w:tc>
+              <w:tcPr>
+                <w:tcBorders>
+                  <w:top w:color="000000" w:space="0" w:sz="8" w:val="single"/>
+                  <w:left w:color="000000" w:space="0" w:sz="0" w:val="nil"/>
+                  <w:bottom w:color="000000" w:space="0" w:sz="8" w:val="single"/>
+                  <w:right w:color="000000" w:space="0" w:sz="8" w:val="single"/>
+                </w:tcBorders>
+                <w:tcMar>
+                  <w:top w:w="0.0" w:type="dxa"/>
+                  <w:left w:w="0.0" w:type="dxa"/>
+                  <w:bottom w:w="0.0" w:type="dxa"/>
+                  <w:right w:w="0.0" w:type="dxa"/>
+                </w:tcMar>
+                <w:vAlign w:val="top"/>
+              </w:tcPr>
+              <w:p>
+                <w:pPr>
+                  <w:spacing w:after="240" w:lineRule="auto"/>
+                  <w:ind w:left="140" w:firstLine="0"/>
+                  <w:rPr/>
+                </w:pPr>
+                <w:r>
+                  <w:rPr>
+                    <w:rtl w:val="0"/>
+                  </w:rPr>
+                  <w:t xml:space="preserve">Informacioni sistem za frizerski salon</w:t>
+                </w:r>
+              </w:p>
+            </w:tc>
+          </w:tr>
+          <w:tr>
+            <w:trPr>
+              <w:cantSplit w:val="0"/>
+              <w:trHeight w:val="315" w:hRule="atLeast"/>
+              <w:tblHeader w:val="0"/>
+            </w:trPr>
+            <w:tc>
+              <w:tcPr>
+                <w:tcBorders>
+                  <w:top w:color="000000" w:space="0" w:sz="0" w:val="nil"/>
+                  <w:left w:color="000000" w:space="0" w:sz="8" w:val="single"/>
+                  <w:bottom w:color="000000" w:space="0" w:sz="8" w:val="single"/>
+                  <w:right w:color="000000" w:space="0" w:sz="8" w:val="single"/>
+                </w:tcBorders>
+                <w:tcMar>
+                  <w:top w:w="0.0" w:type="dxa"/>
+                  <w:left w:w="0.0" w:type="dxa"/>
+                  <w:bottom w:w="0.0" w:type="dxa"/>
+                  <w:right w:w="0.0" w:type="dxa"/>
+                </w:tcMar>
+                <w:vAlign w:val="top"/>
+              </w:tcPr>
+              <w:p>
+                <w:pPr>
+                  <w:spacing w:after="0" w:lineRule="auto"/>
+                  <w:ind w:left="260" w:firstLine="0"/>
+                  <w:rPr/>
+                </w:pPr>
+                <w:r>
+                  <w:rPr>
+                    <w:rtl w:val="0"/>
+                  </w:rPr>
+                  <w:t xml:space="preserve">1  Otvara stranicu za uređivanje ponude salona</w:t>
+                </w:r>
+              </w:p>
+            </w:tc>
+            <w:tc>
+              <w:tcPr>
+                <w:tcBorders>
+                  <w:top w:color="000000" w:space="0" w:sz="0" w:val="nil"/>
+                  <w:left w:color="000000" w:space="0" w:sz="0" w:val="nil"/>
+                  <w:bottom w:color="000000" w:space="0" w:sz="8" w:val="single"/>
+                  <w:right w:color="000000" w:space="0" w:sz="8" w:val="single"/>
+                </w:tcBorders>
+                <w:tcMar>
+                  <w:top w:w="0.0" w:type="dxa"/>
+                  <w:left w:w="0.0" w:type="dxa"/>
+                  <w:bottom w:w="0.0" w:type="dxa"/>
+                  <w:right w:w="0.0" w:type="dxa"/>
+                </w:tcMar>
+                <w:vAlign w:val="top"/>
+              </w:tcPr>
+              <w:p>
+                <w:pPr>
+                  <w:spacing w:after="240" w:before="240" w:lineRule="auto"/>
+                  <w:ind w:left="140" w:firstLine="0"/>
+                  <w:rPr/>
+                </w:pPr>
+                <w:r>
+                  <w:rPr>
+                    <w:rtl w:val="0"/>
+                  </w:rPr>
+                  <w:t xml:space="preserve"> 2 Prikazuje spisak proizvoda i usluga salona, uz opcije za dodavanje, brisanje i izmjenu</w:t>
+                </w:r>
+              </w:p>
+            </w:tc>
+          </w:tr>
+          <w:tr>
+            <w:trPr>
+              <w:cantSplit w:val="0"/>
+              <w:trHeight w:val="300" w:hRule="atLeast"/>
+              <w:tblHeader w:val="0"/>
+            </w:trPr>
+            <w:tc>
+              <w:tcPr>
+                <w:tcBorders>
+                  <w:top w:color="000000" w:space="0" w:sz="0" w:val="nil"/>
+                  <w:left w:color="000000" w:space="0" w:sz="8" w:val="single"/>
+                  <w:bottom w:color="000000" w:space="0" w:sz="8" w:val="single"/>
+                  <w:right w:color="000000" w:space="0" w:sz="8" w:val="single"/>
+                </w:tcBorders>
+                <w:tcMar>
+                  <w:top w:w="0.0" w:type="dxa"/>
+                  <w:left w:w="0.0" w:type="dxa"/>
+                  <w:bottom w:w="0.0" w:type="dxa"/>
+                  <w:right w:w="0.0" w:type="dxa"/>
+                </w:tcMar>
+                <w:vAlign w:val="top"/>
+              </w:tcPr>
+              <w:p>
+                <w:pPr>
+                  <w:spacing w:after="0" w:lineRule="auto"/>
+                  <w:ind w:left="260" w:firstLine="0"/>
+                  <w:rPr/>
+                </w:pPr>
+                <w:r>
+                  <w:rPr>
+                    <w:rtl w:val="0"/>
+                  </w:rPr>
+                  <w:t xml:space="preserve">3 Odabire opciju za izmjenu određenog proizvoda/usluge</w:t>
+                </w:r>
+              </w:p>
+            </w:tc>
+            <w:tc>
+              <w:tcPr>
+                <w:tcBorders>
+                  <w:top w:color="000000" w:space="0" w:sz="0" w:val="nil"/>
+                  <w:left w:color="000000" w:space="0" w:sz="0" w:val="nil"/>
+                  <w:bottom w:color="000000" w:space="0" w:sz="8" w:val="single"/>
+                  <w:right w:color="000000" w:space="0" w:sz="8" w:val="single"/>
+                </w:tcBorders>
+                <w:tcMar>
+                  <w:top w:w="0.0" w:type="dxa"/>
+                  <w:left w:w="0.0" w:type="dxa"/>
+                  <w:bottom w:w="0.0" w:type="dxa"/>
+                  <w:right w:w="0.0" w:type="dxa"/>
+                </w:tcMar>
+                <w:vAlign w:val="top"/>
+              </w:tcPr>
+              <w:p>
+                <w:pPr>
+                  <w:spacing w:after="240" w:before="240" w:lineRule="auto"/>
+                  <w:ind w:left="140" w:firstLine="0"/>
+                  <w:rPr/>
+                </w:pPr>
+                <w:r>
+                  <w:rPr>
+                    <w:rtl w:val="0"/>
+                  </w:rPr>
+                  <w:t xml:space="preserve">4 Prikazuje formular za izmjenu proizvoda/usluge popunjen odgovarajućim podacima</w:t>
+                </w:r>
+              </w:p>
+            </w:tc>
+          </w:tr>
+          <w:tr>
+            <w:trPr>
+              <w:cantSplit w:val="0"/>
+              <w:trHeight w:val="300" w:hRule="atLeast"/>
+              <w:tblHeader w:val="0"/>
+            </w:trPr>
+            <w:tc>
+              <w:tcPr>
+                <w:tcBorders>
+                  <w:top w:color="000000" w:space="0" w:sz="0" w:val="nil"/>
+                  <w:left w:color="000000" w:space="0" w:sz="8" w:val="single"/>
+                  <w:bottom w:color="000000" w:space="0" w:sz="8" w:val="single"/>
+                  <w:right w:color="000000" w:space="0" w:sz="8" w:val="single"/>
+                </w:tcBorders>
+                <w:tcMar>
+                  <w:top w:w="0.0" w:type="dxa"/>
+                  <w:left w:w="0.0" w:type="dxa"/>
+                  <w:bottom w:w="0.0" w:type="dxa"/>
+                  <w:right w:w="0.0" w:type="dxa"/>
+                </w:tcMar>
+                <w:vAlign w:val="top"/>
+              </w:tcPr>
+              <w:p>
+                <w:pPr>
+                  <w:spacing w:after="0" w:lineRule="auto"/>
+                  <w:ind w:left="260" w:firstLine="0"/>
+                  <w:rPr/>
+                </w:pPr>
+                <w:r>
+                  <w:rPr>
+                    <w:rtl w:val="0"/>
+                  </w:rPr>
+                  <w:t xml:space="preserve">5 Vrši odgovarajuće izmjene podataka proizvoda/usluge i šalje ih sistemu</w:t>
+                </w:r>
+              </w:p>
+            </w:tc>
+            <w:tc>
+              <w:tcPr>
+                <w:tcBorders>
+                  <w:top w:color="000000" w:space="0" w:sz="0" w:val="nil"/>
+                  <w:left w:color="000000" w:space="0" w:sz="0" w:val="nil"/>
+                  <w:bottom w:color="000000" w:space="0" w:sz="8" w:val="single"/>
+                  <w:right w:color="000000" w:space="0" w:sz="8" w:val="single"/>
+                </w:tcBorders>
+                <w:tcMar>
+                  <w:top w:w="0.0" w:type="dxa"/>
+                  <w:left w:w="0.0" w:type="dxa"/>
+                  <w:bottom w:w="0.0" w:type="dxa"/>
+                  <w:right w:w="0.0" w:type="dxa"/>
+                </w:tcMar>
+                <w:vAlign w:val="top"/>
+              </w:tcPr>
+              <w:p>
+                <w:pPr>
+                  <w:spacing w:after="240" w:before="240" w:lineRule="auto"/>
+                  <w:ind w:left="140" w:firstLine="0"/>
+                  <w:rPr/>
+                </w:pPr>
+                <w:r>
+                  <w:rPr>
+                    <w:rtl w:val="0"/>
+                  </w:rPr>
+                  <w:t xml:space="preserve">6 Pita administratora da potvrdi izmjene?</w:t>
+                </w:r>
+              </w:p>
+            </w:tc>
+          </w:tr>
+          <w:tr>
+            <w:trPr>
+              <w:cantSplit w:val="0"/>
+              <w:trHeight w:val="300" w:hRule="atLeast"/>
+              <w:tblHeader w:val="0"/>
+            </w:trPr>
+            <w:tc>
+              <w:tcPr>
+                <w:tcBorders>
+                  <w:top w:color="000000" w:space="0" w:sz="0" w:val="nil"/>
+                  <w:left w:color="000000" w:space="0" w:sz="8" w:val="single"/>
+                  <w:bottom w:color="000000" w:space="0" w:sz="8" w:val="single"/>
+                  <w:right w:color="000000" w:space="0" w:sz="8" w:val="single"/>
+                </w:tcBorders>
+                <w:tcMar>
+                  <w:top w:w="0.0" w:type="dxa"/>
+                  <w:left w:w="0.0" w:type="dxa"/>
+                  <w:bottom w:w="0.0" w:type="dxa"/>
+                  <w:right w:w="0.0" w:type="dxa"/>
+                </w:tcMar>
+                <w:vAlign w:val="top"/>
+              </w:tcPr>
+              <w:p>
+                <w:pPr>
+                  <w:spacing w:after="0" w:lineRule="auto"/>
+                  <w:ind w:left="260" w:firstLine="0"/>
+                  <w:rPr/>
+                </w:pPr>
+                <w:r>
+                  <w:rPr>
+                    <w:rtl w:val="0"/>
+                  </w:rPr>
+                  <w:t xml:space="preserve">7 Administrator potvrdi izmjene </w:t>
+                </w:r>
+              </w:p>
+            </w:tc>
+            <w:tc>
+              <w:tcPr>
+                <w:tcBorders>
+                  <w:top w:color="000000" w:space="0" w:sz="0" w:val="nil"/>
+                  <w:left w:color="000000" w:space="0" w:sz="0" w:val="nil"/>
+                  <w:bottom w:color="000000" w:space="0" w:sz="8" w:val="single"/>
+                  <w:right w:color="000000" w:space="0" w:sz="8" w:val="single"/>
+                </w:tcBorders>
+                <w:tcMar>
+                  <w:top w:w="0.0" w:type="dxa"/>
+                  <w:left w:w="0.0" w:type="dxa"/>
+                  <w:bottom w:w="0.0" w:type="dxa"/>
+                  <w:right w:w="0.0" w:type="dxa"/>
+                </w:tcMar>
+                <w:vAlign w:val="top"/>
+              </w:tcPr>
+              <w:p>
+                <w:pPr>
+                  <w:spacing w:after="240" w:before="240" w:lineRule="auto"/>
+                  <w:ind w:left="140" w:firstLine="0"/>
+                  <w:rPr/>
+                </w:pPr>
+                <w:r>
+                  <w:rPr>
+                    <w:rtl w:val="0"/>
+                  </w:rPr>
+                </w:r>
+              </w:p>
+            </w:tc>
+          </w:tr>
+          <w:tr>
+            <w:trPr>
+              <w:cantSplit w:val="0"/>
+              <w:trHeight w:val="300" w:hRule="atLeast"/>
+              <w:tblHeader w:val="0"/>
+            </w:trPr>
+            <w:tc>
+              <w:tcPr>
+                <w:tcBorders>
+                  <w:top w:color="000000" w:space="0" w:sz="0" w:val="nil"/>
+                  <w:left w:color="000000" w:space="0" w:sz="8" w:val="single"/>
+                  <w:bottom w:color="000000" w:space="0" w:sz="8" w:val="single"/>
+                  <w:right w:color="000000" w:space="0" w:sz="8" w:val="single"/>
+                </w:tcBorders>
+                <w:tcMar>
+                  <w:top w:w="0.0" w:type="dxa"/>
+                  <w:left w:w="0.0" w:type="dxa"/>
+                  <w:bottom w:w="0.0" w:type="dxa"/>
+                  <w:right w:w="0.0" w:type="dxa"/>
+                </w:tcMar>
+                <w:vAlign w:val="top"/>
+              </w:tcPr>
+              <w:p>
+                <w:pPr>
+                  <w:spacing w:after="0" w:lineRule="auto"/>
+                  <w:ind w:left="260" w:firstLine="0"/>
+                  <w:rPr/>
+                </w:pPr>
+                <w:r>
+                  <w:rPr>
+                    <w:rtl w:val="0"/>
+                  </w:rPr>
+                </w:r>
+              </w:p>
+            </w:tc>
+            <w:tc>
+              <w:tcPr>
+                <w:tcBorders>
+                  <w:top w:color="000000" w:space="0" w:sz="0" w:val="nil"/>
+                  <w:left w:color="000000" w:space="0" w:sz="0" w:val="nil"/>
+                  <w:bottom w:color="000000" w:space="0" w:sz="8" w:val="single"/>
+                  <w:right w:color="000000" w:space="0" w:sz="8" w:val="single"/>
+                </w:tcBorders>
+                <w:tcMar>
+                  <w:top w:w="0.0" w:type="dxa"/>
+                  <w:left w:w="0.0" w:type="dxa"/>
+                  <w:bottom w:w="0.0" w:type="dxa"/>
+                  <w:right w:w="0.0" w:type="dxa"/>
+                </w:tcMar>
+                <w:vAlign w:val="top"/>
+              </w:tcPr>
+              <w:p>
+                <w:pPr>
+                  <w:spacing w:after="240" w:before="240" w:lineRule="auto"/>
+                  <w:ind w:left="140" w:firstLine="0"/>
+                  <w:rPr/>
+                </w:pPr>
+                <w:r>
+                  <w:rPr>
+                    <w:rtl w:val="0"/>
+                  </w:rPr>
+                  <w:t xml:space="preserve">8 Pohranjuje i prikazuje izmjene i obavještava administratora o uspješnoj operaciji</w:t>
+                </w:r>
+              </w:p>
+            </w:tc>
+          </w:tr>
+        </w:tbl>
+      </w:sdtContent>
+    </w:sdt>
+    <w:p>
+      <w:pPr>
+        <w:spacing w:after="240" w:before="200" w:lineRule="auto"/>
+        <w:rPr>
+          <w:sz w:val="16"/>
+          <w:szCs w:val="16"/>
+        </w:rPr>
+      </w:pPr>
+      <w:r>
+        <w:rPr>
+          <w:rtl w:val="0"/>
+        </w:rPr>
+      </w:r>
+    </w:p>
+    <w:p>
+      <w:pPr>
+        <w:spacing w:after="240" w:before="240" w:lineRule="auto"/>
+        <w:rPr>
+          <w:b w:val="1"/>
+          <w:bCs w:val="1"/>
+          <w:sz w:val="17"/>
+          <w:szCs w:val="17"/>
+        </w:rPr>
+      </w:pPr>
+      <w:r>
+        <w:rPr>
+          <w:b w:val="1"/>
+          <w:bCs w:val="1"/>
+          <w:rtl w:val="0"/>
+        </w:rPr>
+        <w:t xml:space="preserve">Tok događaja 2 – Uspješan završetak</w:t>
+      </w:r>
+      <w:r>
+        <w:rPr>
+          <w:rtl w:val="0"/>
+        </w:rPr>
+      </w:r>
+    </w:p>
+    <w:sdt>
+      <w:sdtPr>
+        <w:lock w:val="contentLocked"/>
+        <w:id w:val="-983165973"/>
+        <w:tag w:val="goog_rdk_6"/>
+      </w:sdtPr>
+      <w:sdtContent>
+        <w:tbl>
+          <w:tblPr>
+            <w:tblStyle w:val="Table18"/>
+            <w:tblW w:w="8745.0" w:type="dxa"/>
+            <w:jc w:val="left"/>
+            <w:tblBorders>
+              <w:top w:color="000000" w:space="0" w:sz="0" w:val="nil"/>
+              <w:left w:color="000000" w:space="0" w:sz="0" w:val="nil"/>
+              <w:bottom w:color="000000" w:space="0" w:sz="0" w:val="nil"/>
+              <w:right w:color="000000" w:space="0" w:sz="0" w:val="nil"/>
+              <w:insideH w:color="000000" w:space="0" w:sz="0" w:val="nil"/>
+              <w:insideV w:color="000000" w:space="0" w:sz="0" w:val="nil"/>
+            </w:tblBorders>
+            <w:tblLayout w:type="fixed"/>
+            <w:tblLook w:val="0600"/>
+          </w:tblPr>
+          <w:tblGrid>
+            <w:gridCol w:w="4395"/>
+            <w:gridCol w:w="4350"/>
+            <w:tblGridChange w:id="0">
+              <w:tblGrid>
+                <w:gridCol w:w="4395"/>
+                <w:gridCol w:w="4350"/>
+              </w:tblGrid>
+            </w:tblGridChange>
+          </w:tblGrid>
+          <w:tr>
+            <w:trPr>
+              <w:cantSplit w:val="0"/>
+              <w:trHeight w:val="300" w:hRule="atLeast"/>
+              <w:tblHeader w:val="0"/>
+            </w:trPr>
+            <w:tc>
+              <w:tcPr>
+                <w:tcBorders>
+                  <w:top w:color="000000" w:space="0" w:sz="8" w:val="single"/>
+                  <w:left w:color="000000" w:space="0" w:sz="8" w:val="single"/>
+                  <w:bottom w:color="000000" w:space="0" w:sz="8" w:val="single"/>
+                  <w:right w:color="000000" w:space="0" w:sz="8" w:val="single"/>
+                </w:tcBorders>
+                <w:tcMar>
+                  <w:top w:w="0.0" w:type="dxa"/>
+                  <w:left w:w="0.0" w:type="dxa"/>
+                  <w:bottom w:w="0.0" w:type="dxa"/>
+                  <w:right w:w="0.0" w:type="dxa"/>
+                </w:tcMar>
+                <w:vAlign w:val="top"/>
+              </w:tcPr>
+              <w:p>
+                <w:pPr>
+                  <w:spacing w:after="240" w:before="240" w:line="297.8181818181818" w:lineRule="auto"/>
+                  <w:ind w:left="260" w:firstLine="0"/>
+                  <w:rPr/>
+                </w:pPr>
+                <w:r>
+                  <w:rPr>
+                    <w:rtl w:val="0"/>
+                  </w:rPr>
+                  <w:t xml:space="preserve">Administrator</w:t>
+                </w:r>
+                <w:r>
+                  <w:rPr>
+                    <w:rtl w:val="0"/>
+                  </w:rPr>
+                </w:r>
+              </w:p>
+            </w:tc>
+            <w:tc>
+              <w:tcPr>
+                <w:tcBorders>
+                  <w:top w:color="000000" w:space="0" w:sz="8" w:val="single"/>
+                  <w:left w:color="000000" w:space="0" w:sz="0" w:val="nil"/>
+                  <w:bottom w:color="000000" w:space="0" w:sz="8" w:val="single"/>
+                  <w:right w:color="000000" w:space="0" w:sz="8" w:val="single"/>
+                </w:tcBorders>
+                <w:tcMar>
+                  <w:top w:w="0.0" w:type="dxa"/>
+                  <w:left w:w="0.0" w:type="dxa"/>
+                  <w:bottom w:w="0.0" w:type="dxa"/>
+                  <w:right w:w="0.0" w:type="dxa"/>
+                </w:tcMar>
+                <w:vAlign w:val="top"/>
+              </w:tcPr>
+              <w:p>
+                <w:pPr>
+                  <w:spacing w:after="240" w:lineRule="auto"/>
+                  <w:ind w:left="140" w:firstLine="0"/>
+                  <w:rPr/>
+                </w:pPr>
+                <w:r>
+                  <w:rPr>
+                    <w:rtl w:val="0"/>
+                  </w:rPr>
+                  <w:t xml:space="preserve">Informacioni sistem za frizerski salon</w:t>
+                </w:r>
+              </w:p>
+            </w:tc>
+          </w:tr>
+          <w:tr>
+            <w:trPr>
+              <w:cantSplit w:val="0"/>
+              <w:trHeight w:val="315" w:hRule="atLeast"/>
+              <w:tblHeader w:val="0"/>
+            </w:trPr>
+            <w:tc>
+              <w:tcPr>
+                <w:tcBorders>
+                  <w:top w:color="000000" w:space="0" w:sz="0" w:val="nil"/>
+                  <w:left w:color="000000" w:space="0" w:sz="8" w:val="single"/>
+                  <w:bottom w:color="000000" w:space="0" w:sz="8" w:val="single"/>
+                  <w:right w:color="000000" w:space="0" w:sz="8" w:val="single"/>
+                </w:tcBorders>
+                <w:tcMar>
+                  <w:top w:w="0.0" w:type="dxa"/>
+                  <w:left w:w="0.0" w:type="dxa"/>
+                  <w:bottom w:w="0.0" w:type="dxa"/>
+                  <w:right w:w="0.0" w:type="dxa"/>
+                </w:tcMar>
+                <w:vAlign w:val="top"/>
+              </w:tcPr>
+              <w:p>
+                <w:pPr>
+                  <w:spacing w:after="0" w:lineRule="auto"/>
+                  <w:ind w:left="260" w:firstLine="0"/>
+                  <w:rPr/>
+                </w:pPr>
+                <w:r>
+                  <w:rPr>
+                    <w:rtl w:val="0"/>
+                  </w:rPr>
+                  <w:t xml:space="preserve">1  Otvara stranicu za uređivanje ponude salona</w:t>
+                </w:r>
+              </w:p>
+            </w:tc>
+            <w:tc>
+              <w:tcPr>
+                <w:tcBorders>
+                  <w:top w:color="000000" w:space="0" w:sz="0" w:val="nil"/>
+                  <w:left w:color="000000" w:space="0" w:sz="0" w:val="nil"/>
+                  <w:bottom w:color="000000" w:space="0" w:sz="8" w:val="single"/>
+                  <w:right w:color="000000" w:space="0" w:sz="8" w:val="single"/>
+                </w:tcBorders>
+                <w:tcMar>
+                  <w:top w:w="0.0" w:type="dxa"/>
+                  <w:left w:w="0.0" w:type="dxa"/>
+                  <w:bottom w:w="0.0" w:type="dxa"/>
+                  <w:right w:w="0.0" w:type="dxa"/>
+                </w:tcMar>
+                <w:vAlign w:val="top"/>
+              </w:tcPr>
+              <w:p>
+                <w:pPr>
+                  <w:spacing w:after="240" w:before="240" w:lineRule="auto"/>
+                  <w:ind w:left="140" w:firstLine="0"/>
+                  <w:rPr/>
+                </w:pPr>
+                <w:r>
+                  <w:rPr>
+                    <w:rtl w:val="0"/>
+                  </w:rPr>
+                  <w:t xml:space="preserve"> 2 Prikazuje spisak proizvoda i usluga salona, uz opcije za dodavanje, brisanje i izmjenu</w:t>
+                </w:r>
+              </w:p>
+            </w:tc>
+          </w:tr>
+          <w:tr>
+            <w:trPr>
+              <w:cantSplit w:val="0"/>
+              <w:trHeight w:val="300" w:hRule="atLeast"/>
+              <w:tblHeader w:val="0"/>
+            </w:trPr>
+            <w:tc>
+              <w:tcPr>
+                <w:tcBorders>
+                  <w:top w:color="000000" w:space="0" w:sz="0" w:val="nil"/>
+                  <w:left w:color="000000" w:space="0" w:sz="8" w:val="single"/>
+                  <w:bottom w:color="000000" w:space="0" w:sz="8" w:val="single"/>
+                  <w:right w:color="000000" w:space="0" w:sz="8" w:val="single"/>
+                </w:tcBorders>
+                <w:tcMar>
+                  <w:top w:w="0.0" w:type="dxa"/>
+                  <w:left w:w="0.0" w:type="dxa"/>
+                  <w:bottom w:w="0.0" w:type="dxa"/>
+                  <w:right w:w="0.0" w:type="dxa"/>
+                </w:tcMar>
+                <w:vAlign w:val="top"/>
+              </w:tcPr>
+              <w:p>
+                <w:pPr>
+                  <w:spacing w:after="0" w:lineRule="auto"/>
+                  <w:ind w:left="260" w:firstLine="0"/>
+                  <w:rPr/>
+                </w:pPr>
+                <w:r>
+                  <w:rPr>
+                    <w:rtl w:val="0"/>
+                  </w:rPr>
+                  <w:t xml:space="preserve">3 Odabire opciju za dodavanje proizvoda/usluge</w:t>
+                </w:r>
+              </w:p>
+            </w:tc>
+            <w:tc>
+              <w:tcPr>
+                <w:tcBorders>
+                  <w:top w:color="000000" w:space="0" w:sz="0" w:val="nil"/>
+                  <w:left w:color="000000" w:space="0" w:sz="0" w:val="nil"/>
+                  <w:bottom w:color="000000" w:space="0" w:sz="8" w:val="single"/>
+                  <w:right w:color="000000" w:space="0" w:sz="8" w:val="single"/>
+                </w:tcBorders>
+                <w:tcMar>
+                  <w:top w:w="0.0" w:type="dxa"/>
+                  <w:left w:w="0.0" w:type="dxa"/>
+                  <w:bottom w:w="0.0" w:type="dxa"/>
+                  <w:right w:w="0.0" w:type="dxa"/>
+                </w:tcMar>
+                <w:vAlign w:val="top"/>
+              </w:tcPr>
+              <w:p>
+                <w:pPr>
+                  <w:spacing w:after="240" w:before="240" w:lineRule="auto"/>
+                  <w:ind w:left="140" w:firstLine="0"/>
+                  <w:rPr/>
+                </w:pPr>
+                <w:r>
+                  <w:rPr>
+                    <w:rtl w:val="0"/>
+                  </w:rPr>
+                  <w:t xml:space="preserve"> 4 Prikazuje prazan formular za dodavanje proizvoda/usluge </w:t>
+                </w:r>
+              </w:p>
+            </w:tc>
+          </w:tr>
+          <w:tr>
+            <w:trPr>
+              <w:cantSplit w:val="0"/>
+              <w:trHeight w:val="300" w:hRule="atLeast"/>
+              <w:tblHeader w:val="0"/>
+            </w:trPr>
+            <w:tc>
+              <w:tcPr>
+                <w:tcBorders>
+                  <w:top w:color="000000" w:space="0" w:sz="0" w:val="nil"/>
+                  <w:left w:color="000000" w:space="0" w:sz="8" w:val="single"/>
+                  <w:bottom w:color="000000" w:space="0" w:sz="8" w:val="single"/>
+                  <w:right w:color="000000" w:space="0" w:sz="8" w:val="single"/>
+                </w:tcBorders>
+                <w:tcMar>
+                  <w:top w:w="0.0" w:type="dxa"/>
+                  <w:left w:w="0.0" w:type="dxa"/>
+                  <w:bottom w:w="0.0" w:type="dxa"/>
+                  <w:right w:w="0.0" w:type="dxa"/>
+                </w:tcMar>
+                <w:vAlign w:val="top"/>
+              </w:tcPr>
+              <w:p>
+                <w:pPr>
+                  <w:spacing w:after="0" w:lineRule="auto"/>
+                  <w:ind w:left="260" w:firstLine="0"/>
+                  <w:rPr/>
+                </w:pPr>
+                <w:r>
+                  <w:rPr>
+                    <w:rtl w:val="0"/>
+                  </w:rPr>
+                  <w:t xml:space="preserve">5 Popunjava formular odgovarajućim podacima</w:t>
+                </w:r>
+              </w:p>
+            </w:tc>
+            <w:tc>
+              <w:tcPr>
+                <w:tcBorders>
+                  <w:top w:color="000000" w:space="0" w:sz="0" w:val="nil"/>
+                  <w:left w:color="000000" w:space="0" w:sz="0" w:val="nil"/>
+                  <w:bottom w:color="000000" w:space="0" w:sz="8" w:val="single"/>
+                  <w:right w:color="000000" w:space="0" w:sz="8" w:val="single"/>
+                </w:tcBorders>
+                <w:tcMar>
+                  <w:top w:w="0.0" w:type="dxa"/>
+                  <w:left w:w="0.0" w:type="dxa"/>
+                  <w:bottom w:w="0.0" w:type="dxa"/>
+                  <w:right w:w="0.0" w:type="dxa"/>
+                </w:tcMar>
+                <w:vAlign w:val="top"/>
+              </w:tcPr>
+              <w:p>
+                <w:pPr>
+                  <w:spacing w:after="240" w:before="240" w:lineRule="auto"/>
+                  <w:ind w:left="140" w:firstLine="0"/>
+                  <w:rPr/>
+                </w:pPr>
+                <w:r>
+                  <w:rPr>
+                    <w:rtl w:val="0"/>
+                  </w:rPr>
+                </w:r>
+              </w:p>
+            </w:tc>
+          </w:tr>
+          <w:tr>
+            <w:trPr>
+              <w:cantSplit w:val="0"/>
+              <w:trHeight w:val="300" w:hRule="atLeast"/>
+              <w:tblHeader w:val="0"/>
+            </w:trPr>
+            <w:tc>
+              <w:tcPr>
+                <w:tcBorders>
+                  <w:top w:color="000000" w:space="0" w:sz="0" w:val="nil"/>
+                  <w:left w:color="000000" w:space="0" w:sz="8" w:val="single"/>
+                  <w:bottom w:color="000000" w:space="0" w:sz="8" w:val="single"/>
+                  <w:right w:color="000000" w:space="0" w:sz="8" w:val="single"/>
+                </w:tcBorders>
+                <w:tcMar>
+                  <w:top w:w="0.0" w:type="dxa"/>
+                  <w:left w:w="0.0" w:type="dxa"/>
+                  <w:bottom w:w="0.0" w:type="dxa"/>
+                  <w:right w:w="0.0" w:type="dxa"/>
+                </w:tcMar>
+                <w:vAlign w:val="top"/>
+              </w:tcPr>
+              <w:p>
+                <w:pPr>
+                  <w:spacing w:after="0" w:lineRule="auto"/>
+                  <w:ind w:left="260" w:firstLine="0"/>
+                  <w:rPr/>
+                </w:pPr>
+                <w:r>
+                  <w:rPr>
+                    <w:rtl w:val="0"/>
+                  </w:rPr>
+                </w:r>
+              </w:p>
+            </w:tc>
+            <w:tc>
+              <w:tcPr>
+                <w:tcBorders>
+                  <w:top w:color="000000" w:space="0" w:sz="0" w:val="nil"/>
+                  <w:left w:color="000000" w:space="0" w:sz="0" w:val="nil"/>
+                  <w:bottom w:color="000000" w:space="0" w:sz="8" w:val="single"/>
+                  <w:right w:color="000000" w:space="0" w:sz="8" w:val="single"/>
+                </w:tcBorders>
+                <w:tcMar>
+                  <w:top w:w="0.0" w:type="dxa"/>
+                  <w:left w:w="0.0" w:type="dxa"/>
+                  <w:bottom w:w="0.0" w:type="dxa"/>
+                  <w:right w:w="0.0" w:type="dxa"/>
+                </w:tcMar>
+                <w:vAlign w:val="top"/>
+              </w:tcPr>
+              <w:p>
+                <w:pPr>
+                  <w:spacing w:after="240" w:before="240" w:lineRule="auto"/>
+                  <w:ind w:left="140" w:firstLine="0"/>
+                  <w:rPr/>
+                </w:pPr>
+                <w:r>
+                  <w:rPr>
+                    <w:rtl w:val="0"/>
+                  </w:rPr>
+                  <w:t xml:space="preserve">6 Dodaje novi proizvod/uslugu u sistem i obavještava administratora o uspješnoj operaciji</w:t>
+                </w:r>
+              </w:p>
+            </w:tc>
+          </w:tr>
+        </w:tbl>
+      </w:sdtContent>
+    </w:sdt>
+    <w:p>
+      <w:pPr>
+        <w:spacing w:after="240" w:before="240" w:lineRule="auto"/>
+        <w:rPr>
+          <w:b w:val="1"/>
+          <w:bCs w:val="1"/>
+          <w:sz w:val="17"/>
+          <w:szCs w:val="17"/>
+        </w:rPr>
+      </w:pPr>
+      <w:r>
+        <w:rPr>
+          <w:b w:val="1"/>
+          <w:bCs w:val="1"/>
+          <w:rtl w:val="0"/>
+        </w:rPr>
+        <w:t xml:space="preserve">Tok događaja 3 – Uspješan završetak</w:t>
+      </w:r>
+      <w:r>
+        <w:rPr>
+          <w:rtl w:val="0"/>
+        </w:rPr>
+      </w:r>
+    </w:p>
+    <w:sdt>
+      <w:sdtPr>
+        <w:lock w:val="contentLocked"/>
+        <w:id w:val="291973833"/>
+        <w:tag w:val="goog_rdk_7"/>
+      </w:sdtPr>
+      <w:sdtContent>
+        <w:tbl>
+          <w:tblPr>
+            <w:tblStyle w:val="Table19"/>
+            <w:tblW w:w="8745.0" w:type="dxa"/>
+            <w:jc w:val="left"/>
+            <w:tblBorders>
+              <w:top w:color="000000" w:space="0" w:sz="0" w:val="nil"/>
+              <w:left w:color="000000" w:space="0" w:sz="0" w:val="nil"/>
+              <w:bottom w:color="000000" w:space="0" w:sz="0" w:val="nil"/>
+              <w:right w:color="000000" w:space="0" w:sz="0" w:val="nil"/>
+              <w:insideH w:color="000000" w:space="0" w:sz="0" w:val="nil"/>
+              <w:insideV w:color="000000" w:space="0" w:sz="0" w:val="nil"/>
+            </w:tblBorders>
+            <w:tblLayout w:type="fixed"/>
+            <w:tblLook w:val="0600"/>
+          </w:tblPr>
+          <w:tblGrid>
+            <w:gridCol w:w="4395"/>
+            <w:gridCol w:w="4350"/>
+            <w:tblGridChange w:id="0">
+              <w:tblGrid>
+                <w:gridCol w:w="4395"/>
+                <w:gridCol w:w="4350"/>
+              </w:tblGrid>
+            </w:tblGridChange>
+          </w:tblGrid>
+          <w:tr>
+            <w:trPr>
+              <w:cantSplit w:val="0"/>
+              <w:trHeight w:val="300" w:hRule="atLeast"/>
+              <w:tblHeader w:val="0"/>
+            </w:trPr>
+            <w:tc>
+              <w:tcPr>
+                <w:tcBorders>
+                  <w:top w:color="000000" w:space="0" w:sz="8" w:val="single"/>
+                  <w:left w:color="000000" w:space="0" w:sz="8" w:val="single"/>
+                  <w:bottom w:color="000000" w:space="0" w:sz="8" w:val="single"/>
+                  <w:right w:color="000000" w:space="0" w:sz="8" w:val="single"/>
+                </w:tcBorders>
+                <w:tcMar>
+                  <w:top w:w="0.0" w:type="dxa"/>
+                  <w:left w:w="0.0" w:type="dxa"/>
+                  <w:bottom w:w="0.0" w:type="dxa"/>
+                  <w:right w:w="0.0" w:type="dxa"/>
+                </w:tcMar>
+                <w:vAlign w:val="top"/>
+              </w:tcPr>
+              <w:p>
+                <w:pPr>
+                  <w:spacing w:after="240" w:before="240" w:line="297.8181818181818" w:lineRule="auto"/>
+                  <w:ind w:left="260" w:firstLine="0"/>
+                  <w:rPr/>
+                </w:pPr>
+                <w:r>
+                  <w:rPr>
+                    <w:rtl w:val="0"/>
+                  </w:rPr>
+                  <w:t xml:space="preserve">Administrator</w:t>
+                </w:r>
+              </w:p>
+            </w:tc>
+            <w:tc>
+              <w:tcPr>
+                <w:tcBorders>
+                  <w:top w:color="000000" w:space="0" w:sz="8" w:val="single"/>
+                  <w:left w:color="000000" w:space="0" w:sz="0" w:val="nil"/>
+                  <w:bottom w:color="000000" w:space="0" w:sz="8" w:val="single"/>
+                  <w:right w:color="000000" w:space="0" w:sz="8" w:val="single"/>
+                </w:tcBorders>
+                <w:tcMar>
+                  <w:top w:w="0.0" w:type="dxa"/>
+                  <w:left w:w="0.0" w:type="dxa"/>
+                  <w:bottom w:w="0.0" w:type="dxa"/>
+                  <w:right w:w="0.0" w:type="dxa"/>
+                </w:tcMar>
+                <w:vAlign w:val="top"/>
+              </w:tcPr>
+              <w:p>
+                <w:pPr>
+                  <w:spacing w:after="240" w:lineRule="auto"/>
+                  <w:ind w:left="140" w:firstLine="0"/>
+                  <w:rPr/>
+                </w:pPr>
+                <w:r>
+                  <w:rPr>
+                    <w:rtl w:val="0"/>
+                  </w:rPr>
+                  <w:t xml:space="preserve">Informacioni sistem za frizerski salon</w:t>
+                </w:r>
+              </w:p>
+            </w:tc>
+          </w:tr>
+          <w:tr>
+            <w:trPr>
+              <w:cantSplit w:val="0"/>
+              <w:trHeight w:val="315" w:hRule="atLeast"/>
+              <w:tblHeader w:val="0"/>
+            </w:trPr>
+            <w:tc>
+              <w:tcPr>
+                <w:tcBorders>
+                  <w:top w:color="000000" w:space="0" w:sz="0" w:val="nil"/>
+                  <w:left w:color="000000" w:space="0" w:sz="8" w:val="single"/>
+                  <w:bottom w:color="000000" w:space="0" w:sz="8" w:val="single"/>
+                  <w:right w:color="000000" w:space="0" w:sz="8" w:val="single"/>
+                </w:tcBorders>
+                <w:tcMar>
+                  <w:top w:w="0.0" w:type="dxa"/>
+                  <w:left w:w="0.0" w:type="dxa"/>
+                  <w:bottom w:w="0.0" w:type="dxa"/>
+                  <w:right w:w="0.0" w:type="dxa"/>
+                </w:tcMar>
+                <w:vAlign w:val="top"/>
+              </w:tcPr>
+              <w:p>
+                <w:pPr>
+                  <w:spacing w:after="0" w:lineRule="auto"/>
+                  <w:ind w:left="260" w:firstLine="0"/>
+                  <w:rPr/>
+                </w:pPr>
+                <w:r>
+                  <w:rPr>
+                    <w:rtl w:val="0"/>
+                  </w:rPr>
+                  <w:t xml:space="preserve">1  Otvara stranicu za uređivanje ponude salona</w:t>
+                </w:r>
+              </w:p>
+            </w:tc>
+            <w:tc>
+              <w:tcPr>
+                <w:tcBorders>
+                  <w:top w:color="000000" w:space="0" w:sz="0" w:val="nil"/>
+                  <w:left w:color="000000" w:space="0" w:sz="0" w:val="nil"/>
+                  <w:bottom w:color="000000" w:space="0" w:sz="8" w:val="single"/>
+                  <w:right w:color="000000" w:space="0" w:sz="8" w:val="single"/>
+                </w:tcBorders>
+                <w:tcMar>
+                  <w:top w:w="0.0" w:type="dxa"/>
+                  <w:left w:w="0.0" w:type="dxa"/>
+                  <w:bottom w:w="0.0" w:type="dxa"/>
+                  <w:right w:w="0.0" w:type="dxa"/>
+                </w:tcMar>
+                <w:vAlign w:val="top"/>
+              </w:tcPr>
+              <w:p>
+                <w:pPr>
+                  <w:spacing w:after="240" w:before="240" w:lineRule="auto"/>
+                  <w:ind w:left="140" w:firstLine="0"/>
+                  <w:rPr/>
+                </w:pPr>
+                <w:r>
+                  <w:rPr>
+                    <w:rtl w:val="0"/>
+                  </w:rPr>
+                  <w:t xml:space="preserve"> 2 Prikazuje spisak proizvoda i usluga salona, uz opcije za dodavanje, brisanje i izmjenu</w:t>
+                </w:r>
+              </w:p>
+            </w:tc>
+          </w:tr>
+          <w:tr>
+            <w:trPr>
+              <w:cantSplit w:val="0"/>
+              <w:trHeight w:val="300" w:hRule="atLeast"/>
+              <w:tblHeader w:val="0"/>
+            </w:trPr>
+            <w:tc>
+              <w:tcPr>
+                <w:tcBorders>
+                  <w:top w:color="000000" w:space="0" w:sz="0" w:val="nil"/>
+                  <w:left w:color="000000" w:space="0" w:sz="8" w:val="single"/>
+                  <w:bottom w:color="000000" w:space="0" w:sz="8" w:val="single"/>
+                  <w:right w:color="000000" w:space="0" w:sz="8" w:val="single"/>
+                </w:tcBorders>
+                <w:tcMar>
+                  <w:top w:w="0.0" w:type="dxa"/>
+                  <w:left w:w="0.0" w:type="dxa"/>
+                  <w:bottom w:w="0.0" w:type="dxa"/>
+                  <w:right w:w="0.0" w:type="dxa"/>
+                </w:tcMar>
+                <w:vAlign w:val="top"/>
+              </w:tcPr>
+              <w:p>
+                <w:pPr>
+                  <w:spacing w:after="0" w:lineRule="auto"/>
+                  <w:ind w:left="260" w:firstLine="0"/>
+                  <w:rPr/>
+                </w:pPr>
+                <w:r>
+                  <w:rPr>
+                    <w:rtl w:val="0"/>
+                  </w:rPr>
+                  <w:t xml:space="preserve">3 Odabire opciju za brisanje određenog proizvoda/usluge</w:t>
+                </w:r>
+              </w:p>
+            </w:tc>
+            <w:tc>
+              <w:tcPr>
+                <w:tcBorders>
+                  <w:top w:color="000000" w:space="0" w:sz="0" w:val="nil"/>
+                  <w:left w:color="000000" w:space="0" w:sz="0" w:val="nil"/>
+                  <w:bottom w:color="000000" w:space="0" w:sz="8" w:val="single"/>
+                  <w:right w:color="000000" w:space="0" w:sz="8" w:val="single"/>
+                </w:tcBorders>
+                <w:tcMar>
+                  <w:top w:w="0.0" w:type="dxa"/>
+                  <w:left w:w="0.0" w:type="dxa"/>
+                  <w:bottom w:w="0.0" w:type="dxa"/>
+                  <w:right w:w="0.0" w:type="dxa"/>
+                </w:tcMar>
+                <w:vAlign w:val="top"/>
+              </w:tcPr>
+              <w:p>
+                <w:pPr>
+                  <w:spacing w:after="240" w:before="240" w:lineRule="auto"/>
+                  <w:ind w:left="140" w:firstLine="0"/>
+                  <w:rPr/>
+                </w:pPr>
+                <w:r>
+                  <w:rPr>
+                    <w:rtl w:val="0"/>
+                  </w:rPr>
+                  <w:t xml:space="preserve">4 Pita administratora da potvrdi brisanje?</w:t>
+                </w:r>
+              </w:p>
+            </w:tc>
+          </w:tr>
+          <w:tr>
+            <w:trPr>
+              <w:cantSplit w:val="0"/>
+              <w:trHeight w:val="300" w:hRule="atLeast"/>
+              <w:tblHeader w:val="0"/>
+            </w:trPr>
+            <w:tc>
+              <w:tcPr>
+                <w:tcBorders>
+                  <w:top w:color="000000" w:space="0" w:sz="0" w:val="nil"/>
+                  <w:left w:color="000000" w:space="0" w:sz="8" w:val="single"/>
+                  <w:bottom w:color="000000" w:space="0" w:sz="8" w:val="single"/>
+                  <w:right w:color="000000" w:space="0" w:sz="8" w:val="single"/>
+                </w:tcBorders>
+                <w:tcMar>
+                  <w:top w:w="0.0" w:type="dxa"/>
+                  <w:left w:w="0.0" w:type="dxa"/>
+                  <w:bottom w:w="0.0" w:type="dxa"/>
+                  <w:right w:w="0.0" w:type="dxa"/>
+                </w:tcMar>
+                <w:vAlign w:val="top"/>
+              </w:tcPr>
+              <w:p>
+                <w:pPr>
+                  <w:spacing w:after="0" w:lineRule="auto"/>
+                  <w:ind w:left="260" w:firstLine="0"/>
+                  <w:rPr/>
+                </w:pPr>
+                <w:r>
+                  <w:rPr>
+                    <w:rtl w:val="0"/>
+                  </w:rPr>
+                  <w:t xml:space="preserve">5 Administrator potvrdi brisanje odabranog proizvoda/usluge </w:t>
+                </w:r>
+                <w:r>
+                  <w:rPr>
+                    <w:rtl w:val="0"/>
+                  </w:rPr>
+                </w:r>
+              </w:p>
+            </w:tc>
+            <w:tc>
+              <w:tcPr>
+                <w:tcBorders>
+                  <w:top w:color="000000" w:space="0" w:sz="0" w:val="nil"/>
+                  <w:left w:color="000000" w:space="0" w:sz="0" w:val="nil"/>
+                  <w:bottom w:color="000000" w:space="0" w:sz="8" w:val="single"/>
+                  <w:right w:color="000000" w:space="0" w:sz="8" w:val="single"/>
+                </w:tcBorders>
+                <w:tcMar>
+                  <w:top w:w="0.0" w:type="dxa"/>
+                  <w:left w:w="0.0" w:type="dxa"/>
+                  <w:bottom w:w="0.0" w:type="dxa"/>
+                  <w:right w:w="0.0" w:type="dxa"/>
+                </w:tcMar>
+                <w:vAlign w:val="top"/>
+              </w:tcPr>
+              <w:p>
+                <w:pPr>
+                  <w:spacing w:after="240" w:before="240" w:lineRule="auto"/>
+                  <w:ind w:left="140" w:firstLine="0"/>
+                  <w:rPr/>
+                </w:pPr>
+                <w:r>
+                  <w:rPr>
+                    <w:rtl w:val="0"/>
+                  </w:rPr>
+                </w:r>
+              </w:p>
+            </w:tc>
+          </w:tr>
+          <w:tr>
+            <w:trPr>
+              <w:cantSplit w:val="0"/>
+              <w:trHeight w:val="300" w:hRule="atLeast"/>
+              <w:tblHeader w:val="0"/>
+            </w:trPr>
+            <w:tc>
+              <w:tcPr>
+                <w:tcBorders>
+                  <w:top w:color="000000" w:space="0" w:sz="0" w:val="nil"/>
+                  <w:left w:color="000000" w:space="0" w:sz="8" w:val="single"/>
+                  <w:bottom w:color="000000" w:space="0" w:sz="8" w:val="single"/>
+                  <w:right w:color="000000" w:space="0" w:sz="8" w:val="single"/>
+                </w:tcBorders>
+                <w:tcMar>
+                  <w:top w:w="0.0" w:type="dxa"/>
+                  <w:left w:w="0.0" w:type="dxa"/>
+                  <w:bottom w:w="0.0" w:type="dxa"/>
+                  <w:right w:w="0.0" w:type="dxa"/>
+                </w:tcMar>
+                <w:vAlign w:val="top"/>
+              </w:tcPr>
+              <w:p>
+                <w:pPr>
+                  <w:spacing w:after="0" w:lineRule="auto"/>
+                  <w:ind w:left="260" w:firstLine="0"/>
+                  <w:rPr/>
+                </w:pPr>
+                <w:r>
+                  <w:rPr>
+                    <w:rtl w:val="0"/>
+                  </w:rPr>
+                </w:r>
+              </w:p>
+            </w:tc>
+            <w:tc>
+              <w:tcPr>
+                <w:tcBorders>
+                  <w:top w:color="000000" w:space="0" w:sz="0" w:val="nil"/>
+                  <w:left w:color="000000" w:space="0" w:sz="0" w:val="nil"/>
+                  <w:bottom w:color="000000" w:space="0" w:sz="8" w:val="single"/>
+                  <w:right w:color="000000" w:space="0" w:sz="8" w:val="single"/>
+                </w:tcBorders>
+                <w:tcMar>
+                  <w:top w:w="0.0" w:type="dxa"/>
+                  <w:left w:w="0.0" w:type="dxa"/>
+                  <w:bottom w:w="0.0" w:type="dxa"/>
+                  <w:right w:w="0.0" w:type="dxa"/>
+                </w:tcMar>
+                <w:vAlign w:val="top"/>
+              </w:tcPr>
+              <w:p>
+                <w:pPr>
+                  <w:spacing w:after="240" w:before="240" w:lineRule="auto"/>
+                  <w:ind w:left="140" w:firstLine="0"/>
+                  <w:rPr/>
+                </w:pPr>
+                <w:r>
+                  <w:rPr>
+                    <w:rtl w:val="0"/>
+                  </w:rPr>
+                  <w:t xml:space="preserve">6 Briše odabrani proizvod/uslugu iz sistema i obavještava administratora o uspješnoj operaciji</w:t>
+                </w:r>
+              </w:p>
+            </w:tc>
+          </w:tr>
+        </w:tbl>
+      </w:sdtContent>
+    </w:sdt>
+    <w:sdt>
+      <w:sdtPr>
+        <w:id w:val="-1744627932"/>
+        <w:tag w:val="goog_rdk_12"/>
+      </w:sdtPr>
+      <w:sdtContent>
+        <w:p>
+          <w:pPr>
+            <w:spacing w:after="240" w:before="240" w:lineRule="auto"/>
+            <w:rPr>
+              <w:ins w:author="Adnan Muradbegović" w:id="0" w:date="2026-03-28T18:06:23Z"/>
+              <w:b w:val="1"/>
+              <w:bCs w:val="1"/>
+              <w:sz w:val="17"/>
+              <w:szCs w:val="17"/>
+              <w:rPrChange w:author="Adnan Muradbegović" w:id="1" w:date="2026-03-28T18:06:23Z">
+                <w:rPr/>
+              </w:rPrChange>
+            </w:rPr>
+          </w:pPr>
+          <w:sdt>
+            <w:sdtPr>
+              <w:id w:val="-89859706"/>
+              <w:tag w:val="goog_rdk_9"/>
+            </w:sdtPr>
+            <w:sdtContent>
+              <w:ins w:author="Adnan Muradbegović" w:id="0" w:date="2026-03-28T18:06:23Z"/>
+              <w:sdt>
+                <w:sdtPr>
+                  <w:id w:val="380242199"/>
+                  <w:tag w:val="goog_rdk_10"/>
+                </w:sdtPr>
+                <w:sdtContent>
+                  <w:ins w:author="Adnan Muradbegović" w:id="0" w:date="2026-03-28T18:06:23Z">
+                    <w:r>
+                      <w:rPr>
+                        <w:b w:val="1"/>
+                        <w:bCs w:val="1"/>
+                        <w:rtl w:val="0"/>
+                        <w:rPrChange w:author="Adnan Muradbegović" w:id="1" w:date="2026-03-28T18:06:23Z">
+                          <w:rPr/>
+                        </w:rPrChange>
+                      </w:rPr>
+                      <w:t xml:space="preserve">Tok događaja 4 – Odustajanje od izmjene</w:t>
+                    </w:r>
+                  </w:ins>
+                </w:sdtContent>
+              </w:sdt>
+              <w:ins w:author="Adnan Muradbegović" w:id="0" w:date="2026-03-28T18:06:23Z">
+                <w:sdt>
+                  <w:sdtPr>
+                    <w:id w:val="1259226244"/>
+                    <w:tag w:val="goog_rdk_11"/>
+                  </w:sdtPr>
+                  <w:sdtContent>
+                    <w:r>
+                      <w:rPr>
+                        <w:rtl w:val="0"/>
+                      </w:rPr>
+                    </w:r>
+                  </w:sdtContent>
+                </w:sdt>
+              </w:ins>
+            </w:sdtContent>
+          </w:sdt>
+        </w:p>
+      </w:sdtContent>
+    </w:sdt>
+    <w:sdt>
+      <w:sdtPr>
+        <w:lock w:val="contentLocked"/>
+        <w:id w:val="370133135"/>
+        <w:tag w:val="goog_rdk_55"/>
+      </w:sdtPr>
+      <w:sdtContent>
+        <w:tbl>
+          <w:tblPr>
+            <w:tblStyle w:val="Table20"/>
+            <w:tblW w:w="8745.0" w:type="dxa"/>
+            <w:jc w:val="left"/>
+            <w:tblBorders>
+              <w:top w:color="000000" w:space="0" w:sz="0" w:val="nil"/>
+              <w:left w:color="000000" w:space="0" w:sz="0" w:val="nil"/>
+              <w:bottom w:color="000000" w:space="0" w:sz="0" w:val="nil"/>
+              <w:right w:color="000000" w:space="0" w:sz="0" w:val="nil"/>
+              <w:insideH w:color="000000" w:space="0" w:sz="0" w:val="nil"/>
+              <w:insideV w:color="000000" w:space="0" w:sz="0" w:val="nil"/>
+            </w:tblBorders>
+            <w:tblLayout w:type="fixed"/>
+            <w:tblLook w:val="0600"/>
+          </w:tblPr>
+          <w:tblGrid>
+            <w:gridCol w:w="4395"/>
+            <w:gridCol w:w="4350"/>
+            <w:tblGridChange w:id="0">
+              <w:tblGrid>
+                <w:gridCol w:w="4395"/>
+                <w:gridCol w:w="4350"/>
+              </w:tblGrid>
+            </w:tblGridChange>
+          </w:tblGrid>
+          <w:sdt>
+            <w:sdtPr>
+              <w:id w:val="439803812"/>
+              <w:tag w:val="goog_rdk_13"/>
+            </w:sdtPr>
+            <w:sdtContent>
+              <w:tr>
+                <w:trPr>
+                  <w:cantSplit w:val="0"/>
+                  <w:trHeight w:val="300" w:hRule="atLeast"/>
+                  <w:tblHeader w:val="0"/>
+                  <w:ins w:author="Adnan Muradbegović" w:id="0" w:date="2026-03-28T18:06:23Z"/>
+                </w:trPr>
+                <w:tc>
+                  <w:tcPr>
+                    <w:tcBorders>
+                      <w:top w:color="000000" w:space="0" w:sz="8" w:val="single"/>
+                      <w:left w:color="000000" w:space="0" w:sz="8" w:val="single"/>
+                      <w:bottom w:color="000000" w:space="0" w:sz="8" w:val="single"/>
+                      <w:right w:color="000000" w:space="0" w:sz="8" w:val="single"/>
+                    </w:tcBorders>
+                    <w:tcMar>
+                      <w:top w:w="0.0" w:type="dxa"/>
+                      <w:left w:w="0.0" w:type="dxa"/>
+                      <w:bottom w:w="0.0" w:type="dxa"/>
+                      <w:right w:w="0.0" w:type="dxa"/>
+                    </w:tcMar>
+                    <w:vAlign w:val="top"/>
+                  </w:tcPr>
+                  <w:sdt>
+                    <w:sdtPr>
+                      <w:id w:val="-1589132621"/>
+                      <w:tag w:val="goog_rdk_16"/>
+                    </w:sdtPr>
+                    <w:sdtContent>
+                      <w:p>
+                        <w:pPr>
+                          <w:spacing w:after="240" w:before="240" w:line="297.8181818181818" w:lineRule="auto"/>
+                          <w:ind w:left="260" w:firstLine="0"/>
+                          <w:rPr>
+                            <w:ins w:author="Adnan Muradbegović" w:id="0" w:date="2026-03-28T18:06:23Z"/>
+                            <w:rPrChange w:author="Adnan Muradbegović" w:id="1" w:date="2026-03-28T18:06:23Z">
+                              <w:rPr/>
+                            </w:rPrChange>
+                          </w:rPr>
+                        </w:pPr>
+                        <w:sdt>
+                          <w:sdtPr>
+                            <w:id w:val="-134409847"/>
+                            <w:tag w:val="goog_rdk_14"/>
+                          </w:sdtPr>
+                          <w:sdtContent>
+                            <w:ins w:author="Adnan Muradbegović" w:id="0" w:date="2026-03-28T18:06:23Z"/>
+                            <w:sdt>
+                              <w:sdtPr>
+                                <w:id w:val="1137155213"/>
+                                <w:tag w:val="goog_rdk_15"/>
+                              </w:sdtPr>
+                              <w:sdtContent>
+                                <w:ins w:author="Adnan Muradbegović" w:id="0" w:date="2026-03-28T18:06:23Z">
+                                  <w:r>
+                                    <w:rPr>
+                                      <w:rtl w:val="0"/>
+                                      <w:rPrChange w:author="Adnan Muradbegović" w:id="1" w:date="2026-03-28T18:06:23Z">
+                                        <w:rPr/>
+                                      </w:rPrChange>
+                                    </w:rPr>
+                                    <w:t xml:space="preserve">Administrator</w:t>
+                                  </w:r>
+                                </w:ins>
+                              </w:sdtContent>
+                            </w:sdt>
+                            <w:ins w:author="Adnan Muradbegović" w:id="0" w:date="2026-03-28T18:06:23Z"/>
+                          </w:sdtContent>
+                        </w:sdt>
+                      </w:p>
+                    </w:sdtContent>
+                  </w:sdt>
+                </w:tc>
+                <w:tc>
+                  <w:tcPr>
+                    <w:tcBorders>
+                      <w:top w:color="000000" w:space="0" w:sz="8" w:val="single"/>
+                      <w:left w:color="000000" w:space="0" w:sz="0" w:val="nil"/>
+                      <w:bottom w:color="000000" w:space="0" w:sz="8" w:val="single"/>
+                      <w:right w:color="000000" w:space="0" w:sz="8" w:val="single"/>
+                    </w:tcBorders>
+                    <w:tcMar>
+                      <w:top w:w="0.0" w:type="dxa"/>
+                      <w:left w:w="0.0" w:type="dxa"/>
+                      <w:bottom w:w="0.0" w:type="dxa"/>
+                      <w:right w:w="0.0" w:type="dxa"/>
+                    </w:tcMar>
+                    <w:vAlign w:val="top"/>
+                  </w:tcPr>
+                  <w:sdt>
+                    <w:sdtPr>
+                      <w:id w:val="398358374"/>
+                      <w:tag w:val="goog_rdk_19"/>
+                    </w:sdtPr>
+                    <w:sdtContent>
+                      <w:p>
+                        <w:pPr>
+                          <w:spacing w:after="240" w:lineRule="auto"/>
+                          <w:ind w:left="140" w:firstLine="0"/>
+                          <w:rPr>
+                            <w:ins w:author="Adnan Muradbegović" w:id="0" w:date="2026-03-28T18:06:23Z"/>
+                            <w:rPrChange w:author="Adnan Muradbegović" w:id="1" w:date="2026-03-28T18:06:23Z">
+                              <w:rPr/>
+                            </w:rPrChange>
+                          </w:rPr>
+                        </w:pPr>
+                        <w:sdt>
+                          <w:sdtPr>
+                            <w:id w:val="853131405"/>
+                            <w:tag w:val="goog_rdk_17"/>
+                          </w:sdtPr>
+                          <w:sdtContent>
+                            <w:ins w:author="Adnan Muradbegović" w:id="0" w:date="2026-03-28T18:06:23Z"/>
+                            <w:sdt>
+                              <w:sdtPr>
+                                <w:id w:val="1778088309"/>
+                                <w:tag w:val="goog_rdk_18"/>
+                              </w:sdtPr>
+                              <w:sdtContent>
+                                <w:ins w:author="Adnan Muradbegović" w:id="0" w:date="2026-03-28T18:06:23Z">
+                                  <w:r>
+                                    <w:rPr>
+                                      <w:rtl w:val="0"/>
+                                      <w:rPrChange w:author="Adnan Muradbegović" w:id="1" w:date="2026-03-28T18:06:23Z">
+                                        <w:rPr/>
+                                      </w:rPrChange>
+                                    </w:rPr>
+                                    <w:t xml:space="preserve">Informacioni sistem za frizerski salon</w:t>
+                                  </w:r>
+                                </w:ins>
+                              </w:sdtContent>
+                            </w:sdt>
+                            <w:ins w:author="Adnan Muradbegović" w:id="0" w:date="2026-03-28T18:06:23Z"/>
+                          </w:sdtContent>
+                        </w:sdt>
+                      </w:p>
+                    </w:sdtContent>
+                  </w:sdt>
+                </w:tc>
+              </w:tr>
+            </w:sdtContent>
+          </w:sdt>
+          <w:sdt>
+            <w:sdtPr>
+              <w:id w:val="1441012997"/>
+              <w:tag w:val="goog_rdk_20"/>
+            </w:sdtPr>
+            <w:sdtContent>
+              <w:tr>
+                <w:trPr>
+                  <w:cantSplit w:val="0"/>
+                  <w:trHeight w:val="315" w:hRule="atLeast"/>
+                  <w:tblHeader w:val="0"/>
+                  <w:ins w:author="Adnan Muradbegović" w:id="0" w:date="2026-03-28T18:06:23Z"/>
+                </w:trPr>
+                <w:tc>
+                  <w:tcPr>
+                    <w:tcBorders>
+                      <w:top w:color="000000" w:space="0" w:sz="0" w:val="nil"/>
+                      <w:left w:color="000000" w:space="0" w:sz="8" w:val="single"/>
+                      <w:bottom w:color="000000" w:space="0" w:sz="8" w:val="single"/>
+                      <w:right w:color="000000" w:space="0" w:sz="8" w:val="single"/>
+                    </w:tcBorders>
+                    <w:tcMar>
+                      <w:top w:w="0.0" w:type="dxa"/>
+                      <w:left w:w="0.0" w:type="dxa"/>
+                      <w:bottom w:w="0.0" w:type="dxa"/>
+                      <w:right w:w="0.0" w:type="dxa"/>
+                    </w:tcMar>
+                    <w:vAlign w:val="top"/>
+                  </w:tcPr>
+                  <w:sdt>
+                    <w:sdtPr>
+                      <w:id w:val="1563690376"/>
+                      <w:tag w:val="goog_rdk_23"/>
+                    </w:sdtPr>
+                    <w:sdtContent>
+                      <w:p>
+                        <w:pPr>
+                          <w:spacing w:after="0" w:lineRule="auto"/>
+                          <w:ind w:left="260" w:firstLine="0"/>
+                          <w:rPr>
+                            <w:ins w:author="Adnan Muradbegović" w:id="0" w:date="2026-03-28T18:06:23Z"/>
+                            <w:rPrChange w:author="Adnan Muradbegović" w:id="1" w:date="2026-03-28T18:06:23Z">
+                              <w:rPr/>
+                            </w:rPrChange>
+                          </w:rPr>
+                        </w:pPr>
+                        <w:sdt>
+                          <w:sdtPr>
+                            <w:id w:val="-1435643217"/>
+                            <w:tag w:val="goog_rdk_21"/>
+                          </w:sdtPr>
+                          <w:sdtContent>
+                            <w:ins w:author="Adnan Muradbegović" w:id="0" w:date="2026-03-28T18:06:23Z"/>
+                            <w:sdt>
+                              <w:sdtPr>
+                                <w:id w:val="-791036863"/>
+                                <w:tag w:val="goog_rdk_22"/>
+                              </w:sdtPr>
+                              <w:sdtContent>
+                                <w:ins w:author="Adnan Muradbegović" w:id="0" w:date="2026-03-28T18:06:23Z">
+                                  <w:r>
+                                    <w:rPr>
+                                      <w:rtl w:val="0"/>
+                                      <w:rPrChange w:author="Adnan Muradbegović" w:id="1" w:date="2026-03-28T18:06:23Z">
+                                        <w:rPr/>
+                                      </w:rPrChange>
+                                    </w:rPr>
+                                    <w:t xml:space="preserve">1  Otvara stranicu za uređivanje ponude salona</w:t>
+                                  </w:r>
+                                </w:ins>
+                              </w:sdtContent>
+                            </w:sdt>
+                            <w:ins w:author="Adnan Muradbegović" w:id="0" w:date="2026-03-28T18:06:23Z"/>
+                          </w:sdtContent>
+                        </w:sdt>
+                      </w:p>
+                    </w:sdtContent>
+                  </w:sdt>
+                </w:tc>
+                <w:tc>
+                  <w:tcPr>
+                    <w:tcBorders>
+                      <w:top w:color="000000" w:space="0" w:sz="0" w:val="nil"/>
+                      <w:left w:color="000000" w:space="0" w:sz="0" w:val="nil"/>
+                      <w:bottom w:color="000000" w:space="0" w:sz="8" w:val="single"/>
+                      <w:right w:color="000000" w:space="0" w:sz="8" w:val="single"/>
+                    </w:tcBorders>
+                    <w:tcMar>
+                      <w:top w:w="0.0" w:type="dxa"/>
+                      <w:left w:w="0.0" w:type="dxa"/>
+                      <w:bottom w:w="0.0" w:type="dxa"/>
+                      <w:right w:w="0.0" w:type="dxa"/>
+                    </w:tcMar>
+                    <w:vAlign w:val="top"/>
+                  </w:tcPr>
+                  <w:sdt>
+                    <w:sdtPr>
+                      <w:id w:val="-590179038"/>
+                      <w:tag w:val="goog_rdk_26"/>
+                    </w:sdtPr>
+                    <w:sdtContent>
+                      <w:p>
+                        <w:pPr>
+                          <w:spacing w:after="240" w:before="240" w:lineRule="auto"/>
+                          <w:ind w:left="140" w:firstLine="0"/>
+                          <w:rPr>
+                            <w:ins w:author="Adnan Muradbegović" w:id="0" w:date="2026-03-28T18:06:23Z"/>
+                            <w:rPrChange w:author="Adnan Muradbegović" w:id="1" w:date="2026-03-28T18:06:23Z">
+                              <w:rPr/>
+                            </w:rPrChange>
+                          </w:rPr>
+                        </w:pPr>
+                        <w:sdt>
+                          <w:sdtPr>
+                            <w:id w:val="2099401264"/>
+                            <w:tag w:val="goog_rdk_24"/>
+                          </w:sdtPr>
+                          <w:sdtContent>
+                            <w:ins w:author="Adnan Muradbegović" w:id="0" w:date="2026-03-28T18:06:23Z"/>
+                            <w:sdt>
+                              <w:sdtPr>
+                                <w:id w:val="1800434042"/>
+                                <w:tag w:val="goog_rdk_25"/>
+                              </w:sdtPr>
+                              <w:sdtContent>
+                                <w:ins w:author="Adnan Muradbegović" w:id="0" w:date="2026-03-28T18:06:23Z">
+                                  <w:r>
+                                    <w:rPr>
+                                      <w:rtl w:val="0"/>
+                                      <w:rPrChange w:author="Adnan Muradbegović" w:id="1" w:date="2026-03-28T18:06:23Z">
+                                        <w:rPr/>
+                                      </w:rPrChange>
+                                    </w:rPr>
+                                    <w:t xml:space="preserve"> 2 Prikazuje spisak proizvoda i usluga salona, uz opcije za dodavanje, brisanje i izmjenu</w:t>
+                                  </w:r>
+                                </w:ins>
+                              </w:sdtContent>
+                            </w:sdt>
+                            <w:ins w:author="Adnan Muradbegović" w:id="0" w:date="2026-03-28T18:06:23Z"/>
+                          </w:sdtContent>
+                        </w:sdt>
+                      </w:p>
+                    </w:sdtContent>
+                  </w:sdt>
+                </w:tc>
+              </w:tr>
+            </w:sdtContent>
+          </w:sdt>
+          <w:sdt>
+            <w:sdtPr>
+              <w:id w:val="1905031269"/>
+              <w:tag w:val="goog_rdk_27"/>
+            </w:sdtPr>
+            <w:sdtContent>
+              <w:tr>
+                <w:trPr>
+                  <w:cantSplit w:val="0"/>
+                  <w:trHeight w:val="300" w:hRule="atLeast"/>
+                  <w:tblHeader w:val="0"/>
+                  <w:ins w:author="Adnan Muradbegović" w:id="0" w:date="2026-03-28T18:06:23Z"/>
+                </w:trPr>
+                <w:tc>
+                  <w:tcPr>
+                    <w:tcBorders>
+                      <w:top w:color="000000" w:space="0" w:sz="0" w:val="nil"/>
+                      <w:left w:color="000000" w:space="0" w:sz="8" w:val="single"/>
+                      <w:bottom w:color="000000" w:space="0" w:sz="8" w:val="single"/>
+                      <w:right w:color="000000" w:space="0" w:sz="8" w:val="single"/>
+                    </w:tcBorders>
+                    <w:tcMar>
+                      <w:top w:w="0.0" w:type="dxa"/>
+                      <w:left w:w="0.0" w:type="dxa"/>
+                      <w:bottom w:w="0.0" w:type="dxa"/>
+                      <w:right w:w="0.0" w:type="dxa"/>
+                    </w:tcMar>
+                    <w:vAlign w:val="top"/>
+                  </w:tcPr>
+                  <w:sdt>
+                    <w:sdtPr>
+                      <w:id w:val="1782358767"/>
+                      <w:tag w:val="goog_rdk_30"/>
+                    </w:sdtPr>
+                    <w:sdtContent>
+                      <w:p>
+                        <w:pPr>
+                          <w:spacing w:after="0" w:lineRule="auto"/>
+                          <w:ind w:left="260" w:firstLine="0"/>
+                          <w:rPr>
+                            <w:ins w:author="Adnan Muradbegović" w:id="0" w:date="2026-03-28T18:06:23Z"/>
+                            <w:rPrChange w:author="Adnan Muradbegović" w:id="1" w:date="2026-03-28T18:06:23Z">
+                              <w:rPr/>
+                            </w:rPrChange>
+                          </w:rPr>
+                        </w:pPr>
+                        <w:sdt>
+                          <w:sdtPr>
+                            <w:id w:val="1734025446"/>
+                            <w:tag w:val="goog_rdk_28"/>
+                          </w:sdtPr>
+                          <w:sdtContent>
+                            <w:ins w:author="Adnan Muradbegović" w:id="0" w:date="2026-03-28T18:06:23Z"/>
+                            <w:sdt>
+                              <w:sdtPr>
+                                <w:id w:val="-107407399"/>
+                                <w:tag w:val="goog_rdk_29"/>
+                              </w:sdtPr>
+                              <w:sdtContent>
+                                <w:ins w:author="Adnan Muradbegović" w:id="0" w:date="2026-03-28T18:06:23Z">
+                                  <w:r>
+                                    <w:rPr>
+                                      <w:rtl w:val="0"/>
+                                      <w:rPrChange w:author="Adnan Muradbegović" w:id="1" w:date="2026-03-28T18:06:23Z">
+                                        <w:rPr/>
+                                      </w:rPrChange>
+                                    </w:rPr>
+                                    <w:t xml:space="preserve">3 Odabire opciju za izmjenu određenog proizvoda/usluge</w:t>
+                                  </w:r>
+                                </w:ins>
+                              </w:sdtContent>
+                            </w:sdt>
+                            <w:ins w:author="Adnan Muradbegović" w:id="0" w:date="2026-03-28T18:06:23Z"/>
+                          </w:sdtContent>
+                        </w:sdt>
+                      </w:p>
+                    </w:sdtContent>
+                  </w:sdt>
+                </w:tc>
+                <w:tc>
+                  <w:tcPr>
+                    <w:tcBorders>
+                      <w:top w:color="000000" w:space="0" w:sz="0" w:val="nil"/>
+                      <w:left w:color="000000" w:space="0" w:sz="0" w:val="nil"/>
+                      <w:bottom w:color="000000" w:space="0" w:sz="8" w:val="single"/>
+                      <w:right w:color="000000" w:space="0" w:sz="8" w:val="single"/>
+                    </w:tcBorders>
+                    <w:tcMar>
+                      <w:top w:w="0.0" w:type="dxa"/>
+                      <w:left w:w="0.0" w:type="dxa"/>
+                      <w:bottom w:w="0.0" w:type="dxa"/>
+                      <w:right w:w="0.0" w:type="dxa"/>
+                    </w:tcMar>
+                    <w:vAlign w:val="top"/>
+                  </w:tcPr>
+                  <w:sdt>
+                    <w:sdtPr>
+                      <w:id w:val="-287963313"/>
+                      <w:tag w:val="goog_rdk_33"/>
+                    </w:sdtPr>
+                    <w:sdtContent>
+                      <w:p>
+                        <w:pPr>
+                          <w:spacing w:after="240" w:before="240" w:lineRule="auto"/>
+                          <w:ind w:left="140" w:firstLine="0"/>
+                          <w:rPr>
+                            <w:ins w:author="Adnan Muradbegović" w:id="0" w:date="2026-03-28T18:06:23Z"/>
+                            <w:rPrChange w:author="Adnan Muradbegović" w:id="1" w:date="2026-03-28T18:06:23Z">
+                              <w:rPr/>
+                            </w:rPrChange>
+                          </w:rPr>
+                        </w:pPr>
+                        <w:sdt>
+                          <w:sdtPr>
+                            <w:id w:val="1272895342"/>
+                            <w:tag w:val="goog_rdk_31"/>
+                          </w:sdtPr>
+                          <w:sdtContent>
+                            <w:ins w:author="Adnan Muradbegović" w:id="0" w:date="2026-03-28T18:06:23Z"/>
+                            <w:sdt>
+                              <w:sdtPr>
+                                <w:id w:val="558330832"/>
+                                <w:tag w:val="goog_rdk_32"/>
+                              </w:sdtPr>
+                              <w:sdtContent>
+                                <w:ins w:author="Adnan Muradbegović" w:id="0" w:date="2026-03-28T18:06:23Z">
+                                  <w:r>
+                                    <w:rPr>
+                                      <w:rtl w:val="0"/>
+                                      <w:rPrChange w:author="Adnan Muradbegović" w:id="1" w:date="2026-03-28T18:06:23Z">
+                                        <w:rPr/>
+                                      </w:rPrChange>
+                                    </w:rPr>
+                                    <w:t xml:space="preserve">4 Prikazuje formular za izmjenu proizvoda/usluge popunjen odgovarajućim podacima</w:t>
+                                  </w:r>
+                                </w:ins>
+                              </w:sdtContent>
+                            </w:sdt>
+                            <w:ins w:author="Adnan Muradbegović" w:id="0" w:date="2026-03-28T18:06:23Z"/>
+                          </w:sdtContent>
+                        </w:sdt>
+                      </w:p>
+                    </w:sdtContent>
+                  </w:sdt>
+                </w:tc>
+              </w:tr>
+            </w:sdtContent>
+          </w:sdt>
+          <w:sdt>
+            <w:sdtPr>
+              <w:id w:val="-617587210"/>
+              <w:tag w:val="goog_rdk_34"/>
+            </w:sdtPr>
+            <w:sdtContent>
+              <w:tr>
+                <w:trPr>
+                  <w:cantSplit w:val="0"/>
+                  <w:trHeight w:val="300" w:hRule="atLeast"/>
+                  <w:tblHeader w:val="0"/>
+                  <w:ins w:author="Adnan Muradbegović" w:id="0" w:date="2026-03-28T18:06:23Z"/>
+                </w:trPr>
+                <w:tc>
+                  <w:tcPr>
+                    <w:tcBorders>
+                      <w:top w:color="000000" w:space="0" w:sz="0" w:val="nil"/>
+                      <w:left w:color="000000" w:space="0" w:sz="8" w:val="single"/>
+                      <w:bottom w:color="000000" w:space="0" w:sz="8" w:val="single"/>
+                      <w:right w:color="000000" w:space="0" w:sz="8" w:val="single"/>
+                    </w:tcBorders>
+                    <w:tcMar>
+                      <w:top w:w="0.0" w:type="dxa"/>
+                      <w:left w:w="0.0" w:type="dxa"/>
+                      <w:bottom w:w="0.0" w:type="dxa"/>
+                      <w:right w:w="0.0" w:type="dxa"/>
+                    </w:tcMar>
+                    <w:vAlign w:val="top"/>
+                  </w:tcPr>
+                  <w:sdt>
+                    <w:sdtPr>
+                      <w:id w:val="1110473216"/>
+                      <w:tag w:val="goog_rdk_37"/>
+                    </w:sdtPr>
+                    <w:sdtContent>
+                      <w:p>
+                        <w:pPr>
+                          <w:spacing w:after="0" w:lineRule="auto"/>
+                          <w:ind w:left="260" w:firstLine="0"/>
+                          <w:rPr>
+                            <w:ins w:author="Adnan Muradbegović" w:id="0" w:date="2026-03-28T18:06:23Z"/>
+                            <w:rPrChange w:author="Adnan Muradbegović" w:id="1" w:date="2026-03-28T18:06:23Z">
+                              <w:rPr/>
+                            </w:rPrChange>
+                          </w:rPr>
+                        </w:pPr>
+                        <w:sdt>
+                          <w:sdtPr>
+                            <w:id w:val="-1552502006"/>
+                            <w:tag w:val="goog_rdk_35"/>
+                          </w:sdtPr>
+                          <w:sdtContent>
+                            <w:ins w:author="Adnan Muradbegović" w:id="0" w:date="2026-03-28T18:06:23Z"/>
+                            <w:sdt>
+                              <w:sdtPr>
+                                <w:id w:val="1781678946"/>
+                                <w:tag w:val="goog_rdk_36"/>
+                              </w:sdtPr>
+                              <w:sdtContent>
+                                <w:ins w:author="Adnan Muradbegović" w:id="0" w:date="2026-03-28T18:06:23Z">
+                                  <w:r>
+                                    <w:rPr>
+                                      <w:rtl w:val="0"/>
+                                      <w:rPrChange w:author="Adnan Muradbegović" w:id="1" w:date="2026-03-28T18:06:23Z">
+                                        <w:rPr/>
+                                      </w:rPrChange>
+                                    </w:rPr>
+                                    <w:t xml:space="preserve">5 Vrši odgovarajuće izmjene podataka proizvoda/usluge i šalje ih sistemu</w:t>
+                                  </w:r>
+                                </w:ins>
+                              </w:sdtContent>
+                            </w:sdt>
+                            <w:ins w:author="Adnan Muradbegović" w:id="0" w:date="2026-03-28T18:06:23Z"/>
+                          </w:sdtContent>
+                        </w:sdt>
+                      </w:p>
+                    </w:sdtContent>
+                  </w:sdt>
+                </w:tc>
+                <w:tc>
+                  <w:tcPr>
+                    <w:tcBorders>
+                      <w:top w:color="000000" w:space="0" w:sz="0" w:val="nil"/>
+                      <w:left w:color="000000" w:space="0" w:sz="0" w:val="nil"/>
+                      <w:bottom w:color="000000" w:space="0" w:sz="8" w:val="single"/>
+                      <w:right w:color="000000" w:space="0" w:sz="8" w:val="single"/>
+                    </w:tcBorders>
+                    <w:tcMar>
+                      <w:top w:w="0.0" w:type="dxa"/>
+                      <w:left w:w="0.0" w:type="dxa"/>
+                      <w:bottom w:w="0.0" w:type="dxa"/>
+                      <w:right w:w="0.0" w:type="dxa"/>
+                    </w:tcMar>
+                    <w:vAlign w:val="top"/>
+                  </w:tcPr>
+                  <w:sdt>
+                    <w:sdtPr>
+                      <w:id w:val="-1975058554"/>
+                      <w:tag w:val="goog_rdk_40"/>
+                    </w:sdtPr>
+                    <w:sdtContent>
+                      <w:p>
+                        <w:pPr>
+                          <w:spacing w:after="240" w:before="240" w:lineRule="auto"/>
+                          <w:ind w:left="140" w:firstLine="0"/>
+                          <w:rPr>
+                            <w:ins w:author="Adnan Muradbegović" w:id="0" w:date="2026-03-28T18:06:23Z"/>
+                            <w:rPrChange w:author="Adnan Muradbegović" w:id="1" w:date="2026-03-28T18:06:23Z">
+                              <w:rPr/>
+                            </w:rPrChange>
+                          </w:rPr>
+                        </w:pPr>
+                        <w:sdt>
+                          <w:sdtPr>
+                            <w:id w:val="42939106"/>
+                            <w:tag w:val="goog_rdk_38"/>
+                          </w:sdtPr>
+                          <w:sdtContent>
+                            <w:ins w:author="Adnan Muradbegović" w:id="0" w:date="2026-03-28T18:06:23Z"/>
+                            <w:sdt>
+                              <w:sdtPr>
+                                <w:id w:val="96545375"/>
+                                <w:tag w:val="goog_rdk_39"/>
+                              </w:sdtPr>
+                              <w:sdtContent>
+                                <w:ins w:author="Adnan Muradbegović" w:id="0" w:date="2026-03-28T18:06:23Z">
+                                  <w:r>
+                                    <w:rPr>
+                                      <w:rtl w:val="0"/>
+                                      <w:rPrChange w:author="Adnan Muradbegović" w:id="1" w:date="2026-03-28T18:06:23Z">
+                                        <w:rPr/>
+                                      </w:rPrChange>
+                                    </w:rPr>
+                                    <w:t xml:space="preserve">6 Pita administratora da potvrdi izmjene?</w:t>
+                                  </w:r>
+                                </w:ins>
+                              </w:sdtContent>
+                            </w:sdt>
+                            <w:ins w:author="Adnan Muradbegović" w:id="0" w:date="2026-03-28T18:06:23Z"/>
+                          </w:sdtContent>
+                        </w:sdt>
+                      </w:p>
+                    </w:sdtContent>
+                  </w:sdt>
+                </w:tc>
+              </w:tr>
+            </w:sdtContent>
+          </w:sdt>
+          <w:sdt>
+            <w:sdtPr>
+              <w:id w:val="688242914"/>
+              <w:tag w:val="goog_rdk_41"/>
+            </w:sdtPr>
+            <w:sdtContent>
+              <w:tr>
+                <w:trPr>
+                  <w:cantSplit w:val="0"/>
+                  <w:trHeight w:val="300" w:hRule="atLeast"/>
+                  <w:tblHeader w:val="0"/>
+                  <w:ins w:author="Adnan Muradbegović" w:id="0" w:date="2026-03-28T18:06:23Z"/>
+                </w:trPr>
+                <w:tc>
+                  <w:tcPr>
+                    <w:tcBorders>
+                      <w:top w:color="000000" w:space="0" w:sz="0" w:val="nil"/>
+                      <w:left w:color="000000" w:space="0" w:sz="8" w:val="single"/>
+                      <w:bottom w:color="000000" w:space="0" w:sz="8" w:val="single"/>
+                      <w:right w:color="000000" w:space="0" w:sz="8" w:val="single"/>
+                    </w:tcBorders>
+                    <w:tcMar>
+                      <w:top w:w="0.0" w:type="dxa"/>
+                      <w:left w:w="0.0" w:type="dxa"/>
+                      <w:bottom w:w="0.0" w:type="dxa"/>
+                      <w:right w:w="0.0" w:type="dxa"/>
+                    </w:tcMar>
+                    <w:vAlign w:val="top"/>
+                  </w:tcPr>
+                  <w:sdt>
+                    <w:sdtPr>
+                      <w:id w:val="1796559336"/>
+                      <w:tag w:val="goog_rdk_44"/>
+                    </w:sdtPr>
+                    <w:sdtContent>
+                      <w:p>
+                        <w:pPr>
+                          <w:spacing w:after="0" w:lineRule="auto"/>
+                          <w:ind w:left="260" w:firstLine="0"/>
+                          <w:rPr>
+                            <w:ins w:author="Adnan Muradbegović" w:id="0" w:date="2026-03-28T18:06:23Z"/>
+                            <w:rPrChange w:author="Adnan Muradbegović" w:id="1" w:date="2026-03-28T18:06:23Z">
+                              <w:rPr/>
+                            </w:rPrChange>
+                          </w:rPr>
+                        </w:pPr>
+                        <w:sdt>
+                          <w:sdtPr>
+                            <w:id w:val="-566459752"/>
+                            <w:tag w:val="goog_rdk_42"/>
+                          </w:sdtPr>
+                          <w:sdtContent>
+                            <w:ins w:author="Adnan Muradbegović" w:id="0" w:date="2026-03-28T18:06:23Z"/>
+                            <w:sdt>
+                              <w:sdtPr>
+                                <w:id w:val="876183203"/>
+                                <w:tag w:val="goog_rdk_43"/>
+                              </w:sdtPr>
+                              <w:sdtContent>
+                                <w:ins w:author="Adnan Muradbegović" w:id="0" w:date="2026-03-28T18:06:23Z">
+                                  <w:r>
+                                    <w:rPr>
+                                      <w:rtl w:val="0"/>
+                                      <w:rPrChange w:author="Adnan Muradbegović" w:id="1" w:date="2026-03-28T18:06:23Z">
+                                        <w:rPr/>
+                                      </w:rPrChange>
+                                    </w:rPr>
+                                    <w:t xml:space="preserve">7 Administrator otkaže izmjene </w:t>
+                                  </w:r>
+                                </w:ins>
+                              </w:sdtContent>
+                            </w:sdt>
+                            <w:ins w:author="Adnan Muradbegović" w:id="0" w:date="2026-03-28T18:06:23Z"/>
+                          </w:sdtContent>
+                        </w:sdt>
+                      </w:p>
+                    </w:sdtContent>
+                  </w:sdt>
+                </w:tc>
+                <w:tc>
+                  <w:tcPr>
+                    <w:tcBorders>
+                      <w:top w:color="000000" w:space="0" w:sz="0" w:val="nil"/>
+                      <w:left w:color="000000" w:space="0" w:sz="0" w:val="nil"/>
+                      <w:bottom w:color="000000" w:space="0" w:sz="8" w:val="single"/>
+                      <w:right w:color="000000" w:space="0" w:sz="8" w:val="single"/>
+                    </w:tcBorders>
+                    <w:tcMar>
+                      <w:top w:w="0.0" w:type="dxa"/>
+                      <w:left w:w="0.0" w:type="dxa"/>
+                      <w:bottom w:w="0.0" w:type="dxa"/>
+                      <w:right w:w="0.0" w:type="dxa"/>
+                    </w:tcMar>
+                    <w:vAlign w:val="top"/>
+                  </w:tcPr>
+                  <w:sdt>
+                    <w:sdtPr>
+                      <w:id w:val="-1474076116"/>
+                      <w:tag w:val="goog_rdk_47"/>
+                    </w:sdtPr>
+                    <w:sdtContent>
+                      <w:p>
+                        <w:pPr>
+                          <w:spacing w:after="240" w:before="240" w:lineRule="auto"/>
+                          <w:ind w:left="140" w:firstLine="0"/>
+                          <w:rPr>
+                            <w:ins w:author="Adnan Muradbegović" w:id="0" w:date="2026-03-28T18:06:23Z"/>
+                            <w:rPrChange w:author="Adnan Muradbegović" w:id="1" w:date="2026-03-28T18:06:23Z">
+                              <w:rPr/>
+                            </w:rPrChange>
+                          </w:rPr>
+                        </w:pPr>
+                        <w:sdt>
+                          <w:sdtPr>
+                            <w:id w:val="1868292915"/>
+                            <w:tag w:val="goog_rdk_45"/>
+                          </w:sdtPr>
+                          <w:sdtContent>
+                            <w:ins w:author="Adnan Muradbegović" w:id="0" w:date="2026-03-28T18:06:23Z"/>
+                            <w:sdt>
+                              <w:sdtPr>
+                                <w:id w:val="1555900192"/>
+                                <w:tag w:val="goog_rdk_46"/>
+                              </w:sdtPr>
+                              <w:sdtContent>
+                                <w:ins w:author="Adnan Muradbegović" w:id="0" w:date="2026-03-28T18:06:23Z">
+                                  <w:r>
+                                    <w:rPr>
+                                      <w:rtl w:val="0"/>
+                                    </w:rPr>
+                                  </w:r>
+                                </w:ins>
+                              </w:sdtContent>
+                            </w:sdt>
+                            <w:ins w:author="Adnan Muradbegović" w:id="0" w:date="2026-03-28T18:06:23Z"/>
+                          </w:sdtContent>
+                        </w:sdt>
+                      </w:p>
+                    </w:sdtContent>
+                  </w:sdt>
+                </w:tc>
+              </w:tr>
+            </w:sdtContent>
+          </w:sdt>
+          <w:sdt>
+            <w:sdtPr>
+              <w:id w:val="-237034806"/>
+              <w:tag w:val="goog_rdk_48"/>
+            </w:sdtPr>
+            <w:sdtContent>
+              <w:tr>
+                <w:trPr>
+                  <w:cantSplit w:val="0"/>
+                  <w:trHeight w:val="300" w:hRule="atLeast"/>
+                  <w:tblHeader w:val="0"/>
+                  <w:ins w:author="Adnan Muradbegović" w:id="0" w:date="2026-03-28T18:06:23Z"/>
+                </w:trPr>
+                <w:tc>
+                  <w:tcPr>
+                    <w:tcBorders>
+                      <w:top w:color="000000" w:space="0" w:sz="0" w:val="nil"/>
+                      <w:left w:color="000000" w:space="0" w:sz="8" w:val="single"/>
+                      <w:bottom w:color="000000" w:space="0" w:sz="8" w:val="single"/>
+                      <w:right w:color="000000" w:space="0" w:sz="8" w:val="single"/>
+                    </w:tcBorders>
+                    <w:tcMar>
+                      <w:top w:w="0.0" w:type="dxa"/>
+                      <w:left w:w="0.0" w:type="dxa"/>
+                      <w:bottom w:w="0.0" w:type="dxa"/>
+                      <w:right w:w="0.0" w:type="dxa"/>
+                    </w:tcMar>
+                    <w:vAlign w:val="top"/>
+                  </w:tcPr>
+                  <w:sdt>
+                    <w:sdtPr>
+                      <w:id w:val="1489475496"/>
+                      <w:tag w:val="goog_rdk_51"/>
+                    </w:sdtPr>
+                    <w:sdtContent>
+                      <w:p>
+                        <w:pPr>
+                          <w:spacing w:after="0" w:lineRule="auto"/>
+                          <w:ind w:left="260" w:firstLine="0"/>
+                          <w:rPr>
+                            <w:ins w:author="Adnan Muradbegović" w:id="0" w:date="2026-03-28T18:06:23Z"/>
+                            <w:rPrChange w:author="Adnan Muradbegović" w:id="1" w:date="2026-03-28T18:06:23Z">
+                              <w:rPr/>
+                            </w:rPrChange>
+                          </w:rPr>
+                        </w:pPr>
+                        <w:sdt>
+                          <w:sdtPr>
+                            <w:id w:val="-2080974635"/>
+                            <w:tag w:val="goog_rdk_49"/>
+                          </w:sdtPr>
+                          <w:sdtContent>
+                            <w:ins w:author="Adnan Muradbegović" w:id="0" w:date="2026-03-28T18:06:23Z"/>
+                            <w:sdt>
+                              <w:sdtPr>
+                                <w:id w:val="1986000251"/>
+                                <w:tag w:val="goog_rdk_50"/>
+                              </w:sdtPr>
+                              <w:sdtContent>
+                                <w:ins w:author="Adnan Muradbegović" w:id="0" w:date="2026-03-28T18:06:23Z">
+                                  <w:r>
+                                    <w:rPr>
+                                      <w:rtl w:val="0"/>
+                                    </w:rPr>
+                                  </w:r>
+                                </w:ins>
+                              </w:sdtContent>
+                            </w:sdt>
+                            <w:ins w:author="Adnan Muradbegović" w:id="0" w:date="2026-03-28T18:06:23Z"/>
+                          </w:sdtContent>
+                        </w:sdt>
+                      </w:p>
+                    </w:sdtContent>
+                  </w:sdt>
+                </w:tc>
+                <w:tc>
+                  <w:tcPr>
+                    <w:tcBorders>
+                      <w:top w:color="000000" w:space="0" w:sz="0" w:val="nil"/>
+                      <w:left w:color="000000" w:space="0" w:sz="0" w:val="nil"/>
+                      <w:bottom w:color="000000" w:space="0" w:sz="8" w:val="single"/>
+                      <w:right w:color="000000" w:space="0" w:sz="8" w:val="single"/>
+                    </w:tcBorders>
+                    <w:tcMar>
+                      <w:top w:w="0.0" w:type="dxa"/>
+                      <w:left w:w="0.0" w:type="dxa"/>
+                      <w:bottom w:w="0.0" w:type="dxa"/>
+                      <w:right w:w="0.0" w:type="dxa"/>
+                    </w:tcMar>
+                    <w:vAlign w:val="top"/>
+                  </w:tcPr>
+                  <w:sdt>
+                    <w:sdtPr>
+                      <w:id w:val="-119900193"/>
+                      <w:tag w:val="goog_rdk_54"/>
+                    </w:sdtPr>
+                    <w:sdtContent>
+                      <w:p>
+                        <w:pPr>
+                          <w:spacing w:after="240" w:before="240" w:lineRule="auto"/>
+                          <w:ind w:left="140" w:firstLine="0"/>
+                          <w:rPr>
+                            <w:ins w:author="Adnan Muradbegović" w:id="0" w:date="2026-03-28T18:06:23Z"/>
+                            <w:rPrChange w:author="Adnan Muradbegović" w:id="1" w:date="2026-03-28T18:06:23Z">
+                              <w:rPr/>
+                            </w:rPrChange>
+                          </w:rPr>
+                        </w:pPr>
+                        <w:sdt>
+                          <w:sdtPr>
+                            <w:id w:val="42622059"/>
+                            <w:tag w:val="goog_rdk_52"/>
+                          </w:sdtPr>
+                          <w:sdtContent>
+                            <w:ins w:author="Adnan Muradbegović" w:id="0" w:date="2026-03-28T18:06:23Z"/>
+                            <w:sdt>
+                              <w:sdtPr>
+                                <w:id w:val="973517693"/>
+                                <w:tag w:val="goog_rdk_53"/>
+                              </w:sdtPr>
+                              <w:sdtContent>
+                                <w:ins w:author="Adnan Muradbegović" w:id="0" w:date="2026-03-28T18:06:23Z">
+                                  <w:r>
+                                    <w:rPr>
+                                      <w:rtl w:val="0"/>
+                                      <w:rPrChange w:author="Adnan Muradbegović" w:id="1" w:date="2026-03-28T18:06:23Z">
+                                        <w:rPr/>
+                                      </w:rPrChange>
+                                    </w:rPr>
+                                    <w:t xml:space="preserve">8 Obavještava administratora da je operacija otkazana</w:t>
+                                  </w:r>
+                                </w:ins>
+                              </w:sdtContent>
+                            </w:sdt>
+                            <w:ins w:author="Adnan Muradbegović" w:id="0" w:date="2026-03-28T18:06:23Z"/>
+                          </w:sdtContent>
+                        </w:sdt>
+                      </w:p>
+                    </w:sdtContent>
+                  </w:sdt>
+                </w:tc>
+              </w:tr>
+            </w:sdtContent>
+          </w:sdt>
+        </w:tbl>
+      </w:sdtContent>
+    </w:sdt>
+    <w:sdt>
+      <w:sdtPr>
+        <w:id w:val="-964019630"/>
+        <w:tag w:val="goog_rdk_58"/>
+      </w:sdtPr>
+      <w:sdtContent>
+        <w:p>
+          <w:pPr>
+            <w:spacing w:after="240" w:before="200" w:lineRule="auto"/>
+            <w:rPr>
+              <w:ins w:author="Adnan Muradbegović" w:id="0" w:date="2026-03-28T18:06:23Z"/>
+              <w:sz w:val="16"/>
+              <w:szCs w:val="16"/>
+              <w:rPrChange w:author="Adnan Muradbegović" w:id="1" w:date="2026-03-28T18:06:23Z">
+                <w:rPr/>
+              </w:rPrChange>
+            </w:rPr>
+          </w:pPr>
+          <w:sdt>
+            <w:sdtPr>
+              <w:id w:val="-868122985"/>
+              <w:tag w:val="goog_rdk_56"/>
+            </w:sdtPr>
+            <w:sdtContent>
+              <w:ins w:author="Adnan Muradbegović" w:id="0" w:date="2026-03-28T18:06:23Z"/>
+              <w:sdt>
+                <w:sdtPr>
+                  <w:id w:val="-1550861654"/>
+                  <w:tag w:val="goog_rdk_57"/>
+                </w:sdtPr>
+                <w:sdtContent>
+                  <w:ins w:author="Adnan Muradbegović" w:id="0" w:date="2026-03-28T18:06:23Z">
+                    <w:r>
+                      <w:rPr>
+                        <w:rtl w:val="0"/>
+                      </w:rPr>
+                    </w:r>
+                  </w:ins>
+                </w:sdtContent>
+              </w:sdt>
+              <w:ins w:author="Adnan Muradbegović" w:id="0" w:date="2026-03-28T18:06:23Z"/>
+            </w:sdtContent>
+          </w:sdt>
+        </w:p>
+      </w:sdtContent>
+    </w:sdt>
+    <w:sdt>
+      <w:sdtPr>
+        <w:id w:val="-519400188"/>
+        <w:tag w:val="goog_rdk_62"/>
+      </w:sdtPr>
+      <w:sdtContent>
+        <w:p>
+          <w:pPr>
+            <w:spacing w:after="240" w:before="240" w:lineRule="auto"/>
+            <w:rPr>
+              <w:ins w:author="Adnan Muradbegović" w:id="0" w:date="2026-03-28T18:06:23Z"/>
+              <w:b w:val="1"/>
+              <w:bCs w:val="1"/>
+              <w:sz w:val="17"/>
+              <w:szCs w:val="17"/>
+              <w:rPrChange w:author="Adnan Muradbegović" w:id="1" w:date="2026-03-28T18:06:23Z">
+                <w:rPr/>
+              </w:rPrChange>
+            </w:rPr>
+          </w:pPr>
+          <w:sdt>
+            <w:sdtPr>
+              <w:id w:val="-258193467"/>
+              <w:tag w:val="goog_rdk_59"/>
+            </w:sdtPr>
+            <w:sdtContent>
+              <w:ins w:author="Adnan Muradbegović" w:id="0" w:date="2026-03-28T18:06:23Z"/>
+              <w:sdt>
+                <w:sdtPr>
+                  <w:id w:val="-1945279704"/>
+                  <w:tag w:val="goog_rdk_60"/>
+                </w:sdtPr>
+                <w:sdtContent>
+                  <w:ins w:author="Adnan Muradbegović" w:id="0" w:date="2026-03-28T18:06:23Z">
+                    <w:r>
+                      <w:rPr>
+                        <w:b w:val="1"/>
+                        <w:bCs w:val="1"/>
+                        <w:rtl w:val="0"/>
+                        <w:rPrChange w:author="Adnan Muradbegović" w:id="1" w:date="2026-03-28T18:06:23Z">
+                          <w:rPr/>
+                        </w:rPrChange>
+                      </w:rPr>
+                      <w:t xml:space="preserve">Tok događaja 3 – Uspješan završetak</w:t>
+                    </w:r>
+                  </w:ins>
+                </w:sdtContent>
+              </w:sdt>
+              <w:ins w:author="Adnan Muradbegović" w:id="0" w:date="2026-03-28T18:06:23Z">
+                <w:sdt>
+                  <w:sdtPr>
+                    <w:id w:val="-817822384"/>
+                    <w:tag w:val="goog_rdk_61"/>
+                  </w:sdtPr>
+                  <w:sdtContent>
+                    <w:r>
+                      <w:rPr>
+                        <w:rtl w:val="0"/>
+                      </w:rPr>
+                    </w:r>
+                  </w:sdtContent>
+                </w:sdt>
+              </w:ins>
+            </w:sdtContent>
+          </w:sdt>
+        </w:p>
+      </w:sdtContent>
+    </w:sdt>
+    <w:sdt>
+      <w:sdtPr>
+        <w:lock w:val="contentLocked"/>
+        <w:id w:val="-1532018358"/>
+        <w:tag w:val="goog_rdk_98"/>
+      </w:sdtPr>
+      <w:sdtContent>
+        <w:tbl>
+          <w:tblPr>
+            <w:tblStyle w:val="Table21"/>
+            <w:tblW w:w="8745.0" w:type="dxa"/>
+            <w:jc w:val="left"/>
+            <w:tblBorders>
+              <w:top w:color="000000" w:space="0" w:sz="0" w:val="nil"/>
+              <w:left w:color="000000" w:space="0" w:sz="0" w:val="nil"/>
+              <w:bottom w:color="000000" w:space="0" w:sz="0" w:val="nil"/>
+              <w:right w:color="000000" w:space="0" w:sz="0" w:val="nil"/>
+              <w:insideH w:color="000000" w:space="0" w:sz="0" w:val="nil"/>
+              <w:insideV w:color="000000" w:space="0" w:sz="0" w:val="nil"/>
+            </w:tblBorders>
+            <w:tblLayout w:type="fixed"/>
+            <w:tblLook w:val="0600"/>
+          </w:tblPr>
+          <w:tblGrid>
+            <w:gridCol w:w="4395"/>
+            <w:gridCol w:w="4350"/>
+            <w:tblGridChange w:id="0">
+              <w:tblGrid>
+                <w:gridCol w:w="4395"/>
+                <w:gridCol w:w="4350"/>
+              </w:tblGrid>
+            </w:tblGridChange>
+          </w:tblGrid>
+          <w:sdt>
+            <w:sdtPr>
+              <w:id w:val="372604305"/>
+              <w:tag w:val="goog_rdk_63"/>
+            </w:sdtPr>
+            <w:sdtContent>
+              <w:tr>
+                <w:trPr>
+                  <w:cantSplit w:val="0"/>
+                  <w:trHeight w:val="300" w:hRule="atLeast"/>
+                  <w:tblHeader w:val="0"/>
+                  <w:ins w:author="Adnan Muradbegović" w:id="0" w:date="2026-03-28T18:06:23Z"/>
+                </w:trPr>
+                <w:tc>
+                  <w:tcPr>
+                    <w:tcBorders>
+                      <w:top w:color="000000" w:space="0" w:sz="8" w:val="single"/>
+                      <w:left w:color="000000" w:space="0" w:sz="8" w:val="single"/>
+                      <w:bottom w:color="000000" w:space="0" w:sz="8" w:val="single"/>
+                      <w:right w:color="000000" w:space="0" w:sz="8" w:val="single"/>
+                    </w:tcBorders>
+                    <w:tcMar>
+                      <w:top w:w="0.0" w:type="dxa"/>
+                      <w:left w:w="0.0" w:type="dxa"/>
+                      <w:bottom w:w="0.0" w:type="dxa"/>
+                      <w:right w:w="0.0" w:type="dxa"/>
+                    </w:tcMar>
+                    <w:vAlign w:val="top"/>
+                  </w:tcPr>
+                  <w:sdt>
+                    <w:sdtPr>
+                      <w:id w:val="-1120445728"/>
+                      <w:tag w:val="goog_rdk_66"/>
+                    </w:sdtPr>
+                    <w:sdtContent>
+                      <w:p>
+                        <w:pPr>
+                          <w:spacing w:after="240" w:before="240" w:line="297.8181818181818" w:lineRule="auto"/>
+                          <w:ind w:left="260" w:firstLine="0"/>
+                          <w:rPr>
+                            <w:ins w:author="Adnan Muradbegović" w:id="0" w:date="2026-03-28T18:06:23Z"/>
+                            <w:rPrChange w:author="Adnan Muradbegović" w:id="1" w:date="2026-03-28T18:06:23Z">
+                              <w:rPr/>
+                            </w:rPrChange>
+                          </w:rPr>
+                        </w:pPr>
+                        <w:sdt>
+                          <w:sdtPr>
+                            <w:id w:val="771186072"/>
+                            <w:tag w:val="goog_rdk_64"/>
+                          </w:sdtPr>
+                          <w:sdtContent>
+                            <w:ins w:author="Adnan Muradbegović" w:id="0" w:date="2026-03-28T18:06:23Z"/>
+                            <w:sdt>
+                              <w:sdtPr>
+                                <w:id w:val="-751045892"/>
+                                <w:tag w:val="goog_rdk_65"/>
+                              </w:sdtPr>
+                              <w:sdtContent>
+                                <w:ins w:author="Adnan Muradbegović" w:id="0" w:date="2026-03-28T18:06:23Z">
+                                  <w:r>
+                                    <w:rPr>
+                                      <w:rtl w:val="0"/>
+                                      <w:rPrChange w:author="Adnan Muradbegović" w:id="1" w:date="2026-03-28T18:06:23Z">
+                                        <w:rPr/>
+                                      </w:rPrChange>
+                                    </w:rPr>
+                                    <w:t xml:space="preserve">Administrator</w:t>
+                                  </w:r>
+                                </w:ins>
+                              </w:sdtContent>
+                            </w:sdt>
+                            <w:ins w:author="Adnan Muradbegović" w:id="0" w:date="2026-03-28T18:06:23Z"/>
+                          </w:sdtContent>
+                        </w:sdt>
+                      </w:p>
+                    </w:sdtContent>
+                  </w:sdt>
+                </w:tc>
+                <w:tc>
+                  <w:tcPr>
+                    <w:tcBorders>
+                      <w:top w:color="000000" w:space="0" w:sz="8" w:val="single"/>
+                      <w:left w:color="000000" w:space="0" w:sz="0" w:val="nil"/>
+                      <w:bottom w:color="000000" w:space="0" w:sz="8" w:val="single"/>
+                      <w:right w:color="000000" w:space="0" w:sz="8" w:val="single"/>
+                    </w:tcBorders>
+                    <w:tcMar>
+                      <w:top w:w="0.0" w:type="dxa"/>
+                      <w:left w:w="0.0" w:type="dxa"/>
+                      <w:bottom w:w="0.0" w:type="dxa"/>
+                      <w:right w:w="0.0" w:type="dxa"/>
+                    </w:tcMar>
+                    <w:vAlign w:val="top"/>
+                  </w:tcPr>
+                  <w:sdt>
+                    <w:sdtPr>
+                      <w:id w:val="33152988"/>
+                      <w:tag w:val="goog_rdk_69"/>
+                    </w:sdtPr>
+                    <w:sdtContent>
+                      <w:p>
+                        <w:pPr>
+                          <w:spacing w:after="240" w:lineRule="auto"/>
+                          <w:ind w:left="140" w:firstLine="0"/>
+                          <w:rPr>
+                            <w:ins w:author="Adnan Muradbegović" w:id="0" w:date="2026-03-28T18:06:23Z"/>
+                            <w:rPrChange w:author="Adnan Muradbegović" w:id="1" w:date="2026-03-28T18:06:23Z">
+                              <w:rPr/>
+                            </w:rPrChange>
+                          </w:rPr>
+                        </w:pPr>
+                        <w:sdt>
+                          <w:sdtPr>
+                            <w:id w:val="1117487794"/>
+                            <w:tag w:val="goog_rdk_67"/>
+                          </w:sdtPr>
+                          <w:sdtContent>
+                            <w:ins w:author="Adnan Muradbegović" w:id="0" w:date="2026-03-28T18:06:23Z"/>
+                            <w:sdt>
+                              <w:sdtPr>
+                                <w:id w:val="779180936"/>
+                                <w:tag w:val="goog_rdk_68"/>
+                              </w:sdtPr>
+                              <w:sdtContent>
+                                <w:ins w:author="Adnan Muradbegović" w:id="0" w:date="2026-03-28T18:06:23Z">
+                                  <w:r>
+                                    <w:rPr>
+                                      <w:rtl w:val="0"/>
+                                      <w:rPrChange w:author="Adnan Muradbegović" w:id="1" w:date="2026-03-28T18:06:23Z">
+                                        <w:rPr/>
+                                      </w:rPrChange>
+                                    </w:rPr>
+                                    <w:t xml:space="preserve">Informacioni sistem za frizerski salon</w:t>
+                                  </w:r>
+                                </w:ins>
+                              </w:sdtContent>
+                            </w:sdt>
+                            <w:ins w:author="Adnan Muradbegović" w:id="0" w:date="2026-03-28T18:06:23Z"/>
+                          </w:sdtContent>
+                        </w:sdt>
+                      </w:p>
+                    </w:sdtContent>
+                  </w:sdt>
+                </w:tc>
+              </w:tr>
+            </w:sdtContent>
+          </w:sdt>
+          <w:sdt>
+            <w:sdtPr>
+              <w:id w:val="-1045518390"/>
+              <w:tag w:val="goog_rdk_70"/>
+            </w:sdtPr>
+            <w:sdtContent>
+              <w:tr>
+                <w:trPr>
+                  <w:cantSplit w:val="0"/>
+                  <w:trHeight w:val="315" w:hRule="atLeast"/>
+                  <w:tblHeader w:val="0"/>
+                  <w:ins w:author="Adnan Muradbegović" w:id="0" w:date="2026-03-28T18:06:23Z"/>
+                </w:trPr>
+                <w:tc>
+                  <w:tcPr>
+                    <w:tcBorders>
+                      <w:top w:color="000000" w:space="0" w:sz="0" w:val="nil"/>
+                      <w:left w:color="000000" w:space="0" w:sz="8" w:val="single"/>
+                      <w:bottom w:color="000000" w:space="0" w:sz="8" w:val="single"/>
+                      <w:right w:color="000000" w:space="0" w:sz="8" w:val="single"/>
+                    </w:tcBorders>
+                    <w:tcMar>
+                      <w:top w:w="0.0" w:type="dxa"/>
+                      <w:left w:w="0.0" w:type="dxa"/>
+                      <w:bottom w:w="0.0" w:type="dxa"/>
+                      <w:right w:w="0.0" w:type="dxa"/>
+                    </w:tcMar>
+                    <w:vAlign w:val="top"/>
+                  </w:tcPr>
+                  <w:sdt>
+                    <w:sdtPr>
+                      <w:id w:val="-1971404694"/>
+                      <w:tag w:val="goog_rdk_73"/>
+                    </w:sdtPr>
+                    <w:sdtContent>
+                      <w:p>
+                        <w:pPr>
+                          <w:spacing w:after="0" w:lineRule="auto"/>
+                          <w:ind w:left="260" w:firstLine="0"/>
+                          <w:rPr>
+                            <w:ins w:author="Adnan Muradbegović" w:id="0" w:date="2026-03-28T18:06:23Z"/>
+                            <w:rPrChange w:author="Adnan Muradbegović" w:id="1" w:date="2026-03-28T18:06:23Z">
+                              <w:rPr/>
+                            </w:rPrChange>
+                          </w:rPr>
+                        </w:pPr>
+                        <w:sdt>
+                          <w:sdtPr>
+                            <w:id w:val="-257676393"/>
+                            <w:tag w:val="goog_rdk_71"/>
+                          </w:sdtPr>
+                          <w:sdtContent>
+                            <w:ins w:author="Adnan Muradbegović" w:id="0" w:date="2026-03-28T18:06:23Z"/>
+                            <w:sdt>
+                              <w:sdtPr>
+                                <w:id w:val="1831526191"/>
+                                <w:tag w:val="goog_rdk_72"/>
+                              </w:sdtPr>
+                              <w:sdtContent>
+                                <w:ins w:author="Adnan Muradbegović" w:id="0" w:date="2026-03-28T18:06:23Z">
+                                  <w:r>
+                                    <w:rPr>
+                                      <w:rtl w:val="0"/>
+                                      <w:rPrChange w:author="Adnan Muradbegović" w:id="1" w:date="2026-03-28T18:06:23Z">
+                                        <w:rPr/>
+                                      </w:rPrChange>
+                                    </w:rPr>
+                                    <w:t xml:space="preserve">1  Otvara stranicu za uređivanje ponude salona</w:t>
+                                  </w:r>
+                                </w:ins>
+                              </w:sdtContent>
+                            </w:sdt>
+                            <w:ins w:author="Adnan Muradbegović" w:id="0" w:date="2026-03-28T18:06:23Z"/>
+                          </w:sdtContent>
+                        </w:sdt>
+                      </w:p>
+                    </w:sdtContent>
+                  </w:sdt>
+                </w:tc>
+                <w:tc>
+                  <w:tcPr>
+                    <w:tcBorders>
+                      <w:top w:color="000000" w:space="0" w:sz="0" w:val="nil"/>
+                      <w:left w:color="000000" w:space="0" w:sz="0" w:val="nil"/>
+                      <w:bottom w:color="000000" w:space="0" w:sz="8" w:val="single"/>
+                      <w:right w:color="000000" w:space="0" w:sz="8" w:val="single"/>
+                    </w:tcBorders>
+                    <w:tcMar>
+                      <w:top w:w="0.0" w:type="dxa"/>
+                      <w:left w:w="0.0" w:type="dxa"/>
+                      <w:bottom w:w="0.0" w:type="dxa"/>
+                      <w:right w:w="0.0" w:type="dxa"/>
+                    </w:tcMar>
+                    <w:vAlign w:val="top"/>
+                  </w:tcPr>
+                  <w:sdt>
+                    <w:sdtPr>
+                      <w:id w:val="491630412"/>
+                      <w:tag w:val="goog_rdk_76"/>
+                    </w:sdtPr>
+                    <w:sdtContent>
+                      <w:p>
+                        <w:pPr>
+                          <w:spacing w:after="240" w:before="240" w:lineRule="auto"/>
+                          <w:ind w:left="140" w:firstLine="0"/>
+                          <w:rPr>
+                            <w:ins w:author="Adnan Muradbegović" w:id="0" w:date="2026-03-28T18:06:23Z"/>
+                            <w:rPrChange w:author="Adnan Muradbegović" w:id="1" w:date="2026-03-28T18:06:23Z">
+                              <w:rPr/>
+                            </w:rPrChange>
+                          </w:rPr>
+                        </w:pPr>
+                        <w:sdt>
+                          <w:sdtPr>
+                            <w:id w:val="-1496651490"/>
+                            <w:tag w:val="goog_rdk_74"/>
+                          </w:sdtPr>
+                          <w:sdtContent>
+                            <w:ins w:author="Adnan Muradbegović" w:id="0" w:date="2026-03-28T18:06:23Z"/>
+                            <w:sdt>
+                              <w:sdtPr>
+                                <w:id w:val="-301234595"/>
+                                <w:tag w:val="goog_rdk_75"/>
+                              </w:sdtPr>
+                              <w:sdtContent>
+                                <w:ins w:author="Adnan Muradbegović" w:id="0" w:date="2026-03-28T18:06:23Z">
+                                  <w:r>
+                                    <w:rPr>
+                                      <w:rtl w:val="0"/>
+                                      <w:rPrChange w:author="Adnan Muradbegović" w:id="1" w:date="2026-03-28T18:06:23Z">
+                                        <w:rPr/>
+                                      </w:rPrChange>
+                                    </w:rPr>
+                                    <w:t xml:space="preserve"> 2 Prikazuje spisak proizvoda i usluga salona, uz opcije za dodavanje, brisanje i izmjenu</w:t>
+                                  </w:r>
+                                </w:ins>
+                              </w:sdtContent>
+                            </w:sdt>
+                            <w:ins w:author="Adnan Muradbegović" w:id="0" w:date="2026-03-28T18:06:23Z"/>
+                          </w:sdtContent>
+                        </w:sdt>
+                      </w:p>
+                    </w:sdtContent>
+                  </w:sdt>
+                </w:tc>
+              </w:tr>
+            </w:sdtContent>
+          </w:sdt>
+          <w:sdt>
+            <w:sdtPr>
+              <w:id w:val="-290543344"/>
+              <w:tag w:val="goog_rdk_77"/>
+            </w:sdtPr>
+            <w:sdtContent>
+              <w:tr>
+                <w:trPr>
+                  <w:cantSplit w:val="0"/>
+                  <w:trHeight w:val="300" w:hRule="atLeast"/>
+                  <w:tblHeader w:val="0"/>
+                  <w:ins w:author="Adnan Muradbegović" w:id="0" w:date="2026-03-28T18:06:23Z"/>
+                </w:trPr>
+                <w:tc>
+                  <w:tcPr>
+                    <w:tcBorders>
+                      <w:top w:color="000000" w:space="0" w:sz="0" w:val="nil"/>
+                      <w:left w:color="000000" w:space="0" w:sz="8" w:val="single"/>
+                      <w:bottom w:color="000000" w:space="0" w:sz="8" w:val="single"/>
+                      <w:right w:color="000000" w:space="0" w:sz="8" w:val="single"/>
+                    </w:tcBorders>
+                    <w:tcMar>
+                      <w:top w:w="0.0" w:type="dxa"/>
+                      <w:left w:w="0.0" w:type="dxa"/>
+                      <w:bottom w:w="0.0" w:type="dxa"/>
+                      <w:right w:w="0.0" w:type="dxa"/>
+                    </w:tcMar>
+                    <w:vAlign w:val="top"/>
+                  </w:tcPr>
+                  <w:sdt>
+                    <w:sdtPr>
+                      <w:id w:val="628049800"/>
+                      <w:tag w:val="goog_rdk_80"/>
+                    </w:sdtPr>
+                    <w:sdtContent>
+                      <w:p>
+                        <w:pPr>
+                          <w:spacing w:after="0" w:lineRule="auto"/>
+                          <w:ind w:left="260" w:firstLine="0"/>
+                          <w:rPr>
+                            <w:ins w:author="Adnan Muradbegović" w:id="0" w:date="2026-03-28T18:06:23Z"/>
+                            <w:rPrChange w:author="Adnan Muradbegović" w:id="1" w:date="2026-03-28T18:06:23Z">
+                              <w:rPr/>
+                            </w:rPrChange>
+                          </w:rPr>
+                        </w:pPr>
+                        <w:sdt>
+                          <w:sdtPr>
+                            <w:id w:val="141947125"/>
+                            <w:tag w:val="goog_rdk_78"/>
+                          </w:sdtPr>
+                          <w:sdtContent>
+                            <w:ins w:author="Adnan Muradbegović" w:id="0" w:date="2026-03-28T18:06:23Z"/>
+                            <w:sdt>
+                              <w:sdtPr>
+                                <w:id w:val="-95699092"/>
+                                <w:tag w:val="goog_rdk_79"/>
+                              </w:sdtPr>
+                              <w:sdtContent>
+                                <w:ins w:author="Adnan Muradbegović" w:id="0" w:date="2026-03-28T18:06:23Z">
+                                  <w:r>
+                                    <w:rPr>
+                                      <w:rtl w:val="0"/>
+                                      <w:rPrChange w:author="Adnan Muradbegović" w:id="1" w:date="2026-03-28T18:06:23Z">
+                                        <w:rPr/>
+                                      </w:rPrChange>
+                                    </w:rPr>
+                                    <w:t xml:space="preserve">3 Odabire opciju za brisanje određenog proizvoda/usluge</w:t>
+                                  </w:r>
+                                </w:ins>
+                              </w:sdtContent>
+                            </w:sdt>
+                            <w:ins w:author="Adnan Muradbegović" w:id="0" w:date="2026-03-28T18:06:23Z"/>
+                          </w:sdtContent>
+                        </w:sdt>
+                      </w:p>
+                    </w:sdtContent>
+                  </w:sdt>
+                </w:tc>
+                <w:tc>
+                  <w:tcPr>
+                    <w:tcBorders>
+                      <w:top w:color="000000" w:space="0" w:sz="0" w:val="nil"/>
+                      <w:left w:color="000000" w:space="0" w:sz="0" w:val="nil"/>
+                      <w:bottom w:color="000000" w:space="0" w:sz="8" w:val="single"/>
+                      <w:right w:color="000000" w:space="0" w:sz="8" w:val="single"/>
+                    </w:tcBorders>
+                    <w:tcMar>
+                      <w:top w:w="0.0" w:type="dxa"/>
+                      <w:left w:w="0.0" w:type="dxa"/>
+                      <w:bottom w:w="0.0" w:type="dxa"/>
+                      <w:right w:w="0.0" w:type="dxa"/>
+                    </w:tcMar>
+                    <w:vAlign w:val="top"/>
+                  </w:tcPr>
+                  <w:sdt>
+                    <w:sdtPr>
+                      <w:id w:val="-939772404"/>
+                      <w:tag w:val="goog_rdk_83"/>
+                    </w:sdtPr>
+                    <w:sdtContent>
+                      <w:p>
+                        <w:pPr>
+                          <w:spacing w:after="240" w:before="240" w:lineRule="auto"/>
+                          <w:ind w:left="140" w:firstLine="0"/>
+                          <w:rPr>
+                            <w:ins w:author="Adnan Muradbegović" w:id="0" w:date="2026-03-28T18:06:23Z"/>
+                            <w:rPrChange w:author="Adnan Muradbegović" w:id="1" w:date="2026-03-28T18:06:23Z">
+                              <w:rPr/>
+                            </w:rPrChange>
+                          </w:rPr>
+                        </w:pPr>
+                        <w:sdt>
+                          <w:sdtPr>
+                            <w:id w:val="-622966584"/>
+                            <w:tag w:val="goog_rdk_81"/>
+                          </w:sdtPr>
+                          <w:sdtContent>
+                            <w:ins w:author="Adnan Muradbegović" w:id="0" w:date="2026-03-28T18:06:23Z"/>
+                            <w:sdt>
+                              <w:sdtPr>
+                                <w:id w:val="1691230567"/>
+                                <w:tag w:val="goog_rdk_82"/>
+                              </w:sdtPr>
+                              <w:sdtContent>
+                                <w:ins w:author="Adnan Muradbegović" w:id="0" w:date="2026-03-28T18:06:23Z">
+                                  <w:r>
+                                    <w:rPr>
+                                      <w:rtl w:val="0"/>
+                                      <w:rPrChange w:author="Adnan Muradbegović" w:id="1" w:date="2026-03-28T18:06:23Z">
+                                        <w:rPr/>
+                                      </w:rPrChange>
+                                    </w:rPr>
+                                    <w:t xml:space="preserve">4 Pita administratora da potvrdi brisanje?</w:t>
+                                  </w:r>
+                                </w:ins>
+                              </w:sdtContent>
+                            </w:sdt>
+                            <w:ins w:author="Adnan Muradbegović" w:id="0" w:date="2026-03-28T18:06:23Z"/>
+                          </w:sdtContent>
+                        </w:sdt>
+                      </w:p>
+                    </w:sdtContent>
+                  </w:sdt>
+                </w:tc>
+              </w:tr>
+            </w:sdtContent>
+          </w:sdt>
+          <w:sdt>
+            <w:sdtPr>
+              <w:id w:val="-130832744"/>
+              <w:tag w:val="goog_rdk_84"/>
+            </w:sdtPr>
+            <w:sdtContent>
+              <w:tr>
+                <w:trPr>
+                  <w:cantSplit w:val="0"/>
+                  <w:trHeight w:val="300" w:hRule="atLeast"/>
+                  <w:tblHeader w:val="0"/>
+                  <w:ins w:author="Adnan Muradbegović" w:id="0" w:date="2026-03-28T18:06:23Z"/>
+                </w:trPr>
+                <w:tc>
+                  <w:tcPr>
+                    <w:tcBorders>
+                      <w:top w:color="000000" w:space="0" w:sz="0" w:val="nil"/>
+                      <w:left w:color="000000" w:space="0" w:sz="8" w:val="single"/>
+                      <w:bottom w:color="000000" w:space="0" w:sz="8" w:val="single"/>
+                      <w:right w:color="000000" w:space="0" w:sz="8" w:val="single"/>
+                    </w:tcBorders>
+                    <w:tcMar>
+                      <w:top w:w="0.0" w:type="dxa"/>
+                      <w:left w:w="0.0" w:type="dxa"/>
+                      <w:bottom w:w="0.0" w:type="dxa"/>
+                      <w:right w:w="0.0" w:type="dxa"/>
+                    </w:tcMar>
+                    <w:vAlign w:val="top"/>
+                  </w:tcPr>
+                  <w:sdt>
+                    <w:sdtPr>
+                      <w:id w:val="-961757033"/>
+                      <w:tag w:val="goog_rdk_87"/>
+                    </w:sdtPr>
+                    <w:sdtContent>
+                      <w:p>
+                        <w:pPr>
+                          <w:spacing w:after="0" w:lineRule="auto"/>
+                          <w:ind w:left="260" w:firstLine="0"/>
+                          <w:rPr>
+                            <w:ins w:author="Adnan Muradbegović" w:id="0" w:date="2026-03-28T18:06:23Z"/>
+                            <w:rPrChange w:author="Adnan Muradbegović" w:id="1" w:date="2026-03-28T18:06:23Z">
+                              <w:rPr/>
+                            </w:rPrChange>
+                          </w:rPr>
+                        </w:pPr>
+                        <w:sdt>
+                          <w:sdtPr>
+                            <w:id w:val="276856981"/>
+                            <w:tag w:val="goog_rdk_85"/>
+                          </w:sdtPr>
+                          <w:sdtContent>
+                            <w:ins w:author="Adnan Muradbegović" w:id="0" w:date="2026-03-28T18:06:23Z"/>
+                            <w:sdt>
+                              <w:sdtPr>
+                                <w:id w:val="-1333084514"/>
+                                <w:tag w:val="goog_rdk_86"/>
+                              </w:sdtPr>
+                              <w:sdtContent>
+                                <w:ins w:author="Adnan Muradbegović" w:id="0" w:date="2026-03-28T18:06:23Z">
+                                  <w:r>
+                                    <w:rPr>
+                                      <w:rtl w:val="0"/>
+                                      <w:rPrChange w:author="Adnan Muradbegović" w:id="1" w:date="2026-03-28T18:06:23Z">
+                                        <w:rPr/>
+                                      </w:rPrChange>
+                                    </w:rPr>
+                                    <w:t xml:space="preserve">5 Administrator otkaže brisanje proizvoda/usluge</w:t>
+                                  </w:r>
+                                </w:ins>
+                              </w:sdtContent>
+                            </w:sdt>
+                            <w:ins w:author="Adnan Muradbegović" w:id="0" w:date="2026-03-28T18:06:23Z"/>
+                          </w:sdtContent>
+                        </w:sdt>
+                      </w:p>
+                    </w:sdtContent>
+                  </w:sdt>
+                </w:tc>
+                <w:tc>
+                  <w:tcPr>
+                    <w:tcBorders>
+                      <w:top w:color="000000" w:space="0" w:sz="0" w:val="nil"/>
+                      <w:left w:color="000000" w:space="0" w:sz="0" w:val="nil"/>
+                      <w:bottom w:color="000000" w:space="0" w:sz="8" w:val="single"/>
+                      <w:right w:color="000000" w:space="0" w:sz="8" w:val="single"/>
+                    </w:tcBorders>
+                    <w:tcMar>
+                      <w:top w:w="0.0" w:type="dxa"/>
+                      <w:left w:w="0.0" w:type="dxa"/>
+                      <w:bottom w:w="0.0" w:type="dxa"/>
+                      <w:right w:w="0.0" w:type="dxa"/>
+                    </w:tcMar>
+                    <w:vAlign w:val="top"/>
+                  </w:tcPr>
+                  <w:sdt>
+                    <w:sdtPr>
+                      <w:id w:val="-515347480"/>
+                      <w:tag w:val="goog_rdk_90"/>
+                    </w:sdtPr>
+                    <w:sdtContent>
+                      <w:p>
+                        <w:pPr>
+                          <w:spacing w:after="240" w:before="240" w:lineRule="auto"/>
+                          <w:ind w:left="140" w:firstLine="0"/>
+                          <w:rPr>
+                            <w:ins w:author="Adnan Muradbegović" w:id="0" w:date="2026-03-28T18:06:23Z"/>
+                            <w:rPrChange w:author="Adnan Muradbegović" w:id="1" w:date="2026-03-28T18:06:23Z">
+                              <w:rPr/>
+                            </w:rPrChange>
+                          </w:rPr>
+                        </w:pPr>
+                        <w:sdt>
+                          <w:sdtPr>
+                            <w:id w:val="1547307782"/>
+                            <w:tag w:val="goog_rdk_88"/>
+                          </w:sdtPr>
+                          <w:sdtContent>
+                            <w:ins w:author="Adnan Muradbegović" w:id="0" w:date="2026-03-28T18:06:23Z"/>
+                            <w:sdt>
+                              <w:sdtPr>
+                                <w:id w:val="-201170247"/>
+                                <w:tag w:val="goog_rdk_89"/>
+                              </w:sdtPr>
+                              <w:sdtContent>
+                                <w:ins w:author="Adnan Muradbegović" w:id="0" w:date="2026-03-28T18:06:23Z">
+                                  <w:r>
+                                    <w:rPr>
+                                      <w:rtl w:val="0"/>
+                                    </w:rPr>
+                                  </w:r>
+                                </w:ins>
+                              </w:sdtContent>
+                            </w:sdt>
+                            <w:ins w:author="Adnan Muradbegović" w:id="0" w:date="2026-03-28T18:06:23Z"/>
+                          </w:sdtContent>
+                        </w:sdt>
+                      </w:p>
+                    </w:sdtContent>
+                  </w:sdt>
+                </w:tc>
+              </w:tr>
+            </w:sdtContent>
+          </w:sdt>
+          <w:sdt>
+            <w:sdtPr>
+              <w:id w:val="-319313459"/>
+              <w:tag w:val="goog_rdk_91"/>
+            </w:sdtPr>
+            <w:sdtContent>
+              <w:tr>
+                <w:trPr>
+                  <w:cantSplit w:val="0"/>
+                  <w:trHeight w:val="300" w:hRule="atLeast"/>
+                  <w:tblHeader w:val="0"/>
+                  <w:ins w:author="Adnan Muradbegović" w:id="0" w:date="2026-03-28T18:06:23Z"/>
+                </w:trPr>
+                <w:tc>
+                  <w:tcPr>
+                    <w:tcBorders>
+                      <w:top w:color="000000" w:space="0" w:sz="0" w:val="nil"/>
+                      <w:left w:color="000000" w:space="0" w:sz="8" w:val="single"/>
+                      <w:bottom w:color="000000" w:space="0" w:sz="8" w:val="single"/>
+                      <w:right w:color="000000" w:space="0" w:sz="8" w:val="single"/>
+                    </w:tcBorders>
+                    <w:tcMar>
+                      <w:top w:w="0.0" w:type="dxa"/>
+                      <w:left w:w="0.0" w:type="dxa"/>
+                      <w:bottom w:w="0.0" w:type="dxa"/>
+                      <w:right w:w="0.0" w:type="dxa"/>
+                    </w:tcMar>
+                    <w:vAlign w:val="top"/>
+                  </w:tcPr>
+                  <w:sdt>
+                    <w:sdtPr>
+                      <w:id w:val="896265819"/>
+                      <w:tag w:val="goog_rdk_94"/>
+                    </w:sdtPr>
+                    <w:sdtContent>
+                      <w:p>
+                        <w:pPr>
+                          <w:spacing w:after="0" w:lineRule="auto"/>
+                          <w:ind w:left="260" w:firstLine="0"/>
+                          <w:rPr>
+                            <w:ins w:author="Adnan Muradbegović" w:id="0" w:date="2026-03-28T18:06:23Z"/>
+                            <w:rPrChange w:author="Adnan Muradbegović" w:id="1" w:date="2026-03-28T18:06:23Z">
+                              <w:rPr/>
+                            </w:rPrChange>
+                          </w:rPr>
+                        </w:pPr>
+                        <w:sdt>
+                          <w:sdtPr>
+                            <w:id w:val="1076834956"/>
+                            <w:tag w:val="goog_rdk_92"/>
+                          </w:sdtPr>
+                          <w:sdtContent>
+                            <w:ins w:author="Adnan Muradbegović" w:id="0" w:date="2026-03-28T18:06:23Z"/>
+                            <w:sdt>
+                              <w:sdtPr>
+                                <w:id w:val="1799970471"/>
+                                <w:tag w:val="goog_rdk_93"/>
+                              </w:sdtPr>
+                              <w:sdtContent>
+                                <w:ins w:author="Adnan Muradbegović" w:id="0" w:date="2026-03-28T18:06:23Z">
+                                  <w:r>
+                                    <w:rPr>
+                                      <w:rtl w:val="0"/>
+                                    </w:rPr>
+                                  </w:r>
+                                </w:ins>
+                              </w:sdtContent>
+                            </w:sdt>
+                            <w:ins w:author="Adnan Muradbegović" w:id="0" w:date="2026-03-28T18:06:23Z"/>
+                          </w:sdtContent>
+                        </w:sdt>
+                      </w:p>
+                    </w:sdtContent>
+                  </w:sdt>
+                </w:tc>
+                <w:tc>
+                  <w:tcPr>
+                    <w:tcBorders>
+                      <w:top w:color="000000" w:space="0" w:sz="0" w:val="nil"/>
+                      <w:left w:color="000000" w:space="0" w:sz="0" w:val="nil"/>
+                      <w:bottom w:color="000000" w:space="0" w:sz="8" w:val="single"/>
+                      <w:right w:color="000000" w:space="0" w:sz="8" w:val="single"/>
+                    </w:tcBorders>
+                    <w:tcMar>
+                      <w:top w:w="0.0" w:type="dxa"/>
+                      <w:left w:w="0.0" w:type="dxa"/>
+                      <w:bottom w:w="0.0" w:type="dxa"/>
+                      <w:right w:w="0.0" w:type="dxa"/>
+                    </w:tcMar>
+                    <w:vAlign w:val="top"/>
+                  </w:tcPr>
+                  <w:sdt>
+                    <w:sdtPr>
+                      <w:id w:val="1593338435"/>
+                      <w:tag w:val="goog_rdk_97"/>
+                    </w:sdtPr>
+                    <w:sdtContent>
+                      <w:p>
+                        <w:pPr>
+                          <w:spacing w:after="240" w:before="240" w:lineRule="auto"/>
+                          <w:ind w:left="140" w:firstLine="0"/>
+                          <w:rPr>
+                            <w:ins w:author="Adnan Muradbegović" w:id="0" w:date="2026-03-28T18:06:23Z"/>
+                            <w:rPrChange w:author="Adnan Muradbegović" w:id="1" w:date="2026-03-28T18:06:23Z">
+                              <w:rPr/>
+                            </w:rPrChange>
+                          </w:rPr>
+                        </w:pPr>
+                        <w:sdt>
+                          <w:sdtPr>
+                            <w:id w:val="-758289800"/>
+                            <w:tag w:val="goog_rdk_95"/>
+                          </w:sdtPr>
+                          <w:sdtContent>
+                            <w:ins w:author="Adnan Muradbegović" w:id="0" w:date="2026-03-28T18:06:23Z"/>
+                            <w:sdt>
+                              <w:sdtPr>
+                                <w:id w:val="-379314023"/>
+                                <w:tag w:val="goog_rdk_96"/>
+                              </w:sdtPr>
+                              <w:sdtContent>
+                                <w:ins w:author="Adnan Muradbegović" w:id="0" w:date="2026-03-28T18:06:23Z">
+                                  <w:r>
+                                    <w:rPr>
+                                      <w:rtl w:val="0"/>
+                                      <w:rPrChange w:author="Adnan Muradbegović" w:id="1" w:date="2026-03-28T18:06:23Z">
+                                        <w:rPr/>
+                                      </w:rPrChange>
+                                    </w:rPr>
+                                    <w:t xml:space="preserve">6 Obavještava administratora da je operacija otkazana</w:t>
+                                  </w:r>
+                                </w:ins>
+                              </w:sdtContent>
+                            </w:sdt>
+                            <w:ins w:author="Adnan Muradbegović" w:id="0" w:date="2026-03-28T18:06:23Z"/>
+                          </w:sdtContent>
+                        </w:sdt>
+                      </w:p>
+                    </w:sdtContent>
+                  </w:sdt>
+                </w:tc>
+              </w:tr>
+            </w:sdtContent>
+          </w:sdt>
+        </w:tbl>
+      </w:sdtContent>
+    </w:sdt>
+    <w:sdt>
+      <w:sdtPr>
+        <w:id w:val="1254461520"/>
+        <w:tag w:val="goog_rdk_101"/>
+      </w:sdtPr>
+      <w:sdtContent>
+        <w:p>
+          <w:pPr>
+            <w:spacing w:after="240" w:before="240" w:lineRule="auto"/>
+            <w:rPr>
+              <w:sz w:val="16"/>
+              <w:szCs w:val="16"/>
+            </w:rPr>
+            <w:pPrChange w:author="Adnan Muradbegović" w:id="0" w:date="2026-03-28T18:06:23Z">
+              <w:pPr>
+                <w:spacing w:after="240" w:before="200" w:lineRule="auto"/>
+              </w:pPr>
+            </w:pPrChange>
+          </w:pPr>
+          <w:sdt>
+            <w:sdtPr>
+              <w:id w:val="1480554689"/>
+              <w:tag w:val="goog_rdk_99"/>
+            </w:sdtPr>
+            <w:sdtContent>
+              <w:ins w:author="Adnan Muradbegović" w:id="0" w:date="2026-03-28T18:06:23Z"/>
+              <w:sdt>
+                <w:sdtPr>
+                  <w:id w:val="-1687547163"/>
+                  <w:tag w:val="goog_rdk_100"/>
+                </w:sdtPr>
+                <w:sdtContent>
+                  <w:ins w:author="Adnan Muradbegović" w:id="0" w:date="2026-03-28T18:06:23Z">
+                    <w:r>
+                      <w:rPr>
+                        <w:sz w:val="16"/>
+                        <w:szCs w:val="16"/>
+                        <w:rtl w:val="0"/>
+                        <w:rPrChange w:author="Adnan Muradbegović" w:id="1" w:date="2026-03-28T18:06:23Z">
+                          <w:rPr/>
+                        </w:rPrChange>
+                      </w:rPr>
+                      <w:t xml:space="preserve">TODO: GREŠKE</w:t>
+                    </w:r>
+                  </w:ins>
+                </w:sdtContent>
+              </w:sdt>
+              <w:ins w:author="Adnan Muradbegović" w:id="0" w:date="2026-03-28T18:06:23Z"/>
+            </w:sdtContent>
+          </w:sdt>
+          <w:r>
+            <w:rPr>
+              <w:rtl w:val="0"/>
+            </w:rPr>
+          </w:r>
+        </w:p>
+      </w:sdtContent>
+    </w:sdt>
+    <w:p>
+      <w:pPr>
+        <w:spacing w:after="240" w:before="200" w:lineRule="auto"/>
+        <w:rPr>
+          <w:sz w:val="16"/>
+          <w:szCs w:val="16"/>
+        </w:rPr>
+      </w:pPr>
+      <w:r>
+        <w:rPr>
+          <w:rtl w:val="0"/>
+        </w:rPr>
+      </w:r>
+    </w:p>
+    <w:p>
+      <w:pPr>
+        <w:spacing w:after="240" w:lineRule="auto"/>
+        <w:rPr>
+          <w:sz w:val="16"/>
+          <w:szCs w:val="16"/>
+        </w:rPr>
+      </w:pPr>
+      <w:sdt>
+        <w:sdtPr>
+          <w:id w:val="1679837077"/>
+          <w:tag w:val="goog_rdk_103"/>
+        </w:sdtPr>
+        <w:sdtContent>
+          <w:del w:author="Adnan Muradbegović" w:id="2" w:date="2026-03-28T18:09:17Z">
+            <w:r>
+              <w:br w:type="page"/>
+            </w:r>
+          </w:del>
+        </w:sdtContent>
+      </w:sdt>
+      <w:r>
+        <w:rPr>
+          <w:rtl w:val="0"/>
+        </w:rPr>
+      </w:r>
+    </w:p>
+    <w:p>
+      <w:pPr>
+        <w:spacing w:after="240" w:lineRule="auto"/>
+        <w:rPr>
+          <w:sz w:val="16"/>
+          <w:szCs w:val="16"/>
+        </w:rPr>
+      </w:pPr>
+      <w:r>
+        <w:rPr>
+          <w:rtl w:val="0"/>
+        </w:rPr>
+      </w:r>
+    </w:p>
+    <w:tbl>
+      <w:tblPr>
+        <w:tblStyle w:val="Table22"/>
+        <w:tblW w:w="8730.0" w:type="dxa"/>
+        <w:jc w:val="left"/>
+        <w:tblBorders>
+          <w:top w:color="000000" w:space="0" w:sz="0" w:val="nil"/>
+          <w:left w:color="000000" w:space="0" w:sz="0" w:val="nil"/>
+          <w:bottom w:color="000000" w:space="0" w:sz="0" w:val="nil"/>
+          <w:right w:color="000000" w:space="0" w:sz="0" w:val="nil"/>
+          <w:insideH w:color="000000" w:space="0" w:sz="0" w:val="nil"/>
+          <w:insideV w:color="000000" w:space="0" w:sz="0" w:val="nil"/>
+        </w:tblBorders>
+        <w:tblLayout w:type="fixed"/>
+        <w:tblLook w:val="0600"/>
+      </w:tblPr>
+      <w:tblGrid>
+        <w:gridCol w:w="4350"/>
+        <w:gridCol w:w="4380"/>
+        <w:tblGridChange w:id="0">
+          <w:tblGrid>
+            <w:gridCol w:w="4350"/>
+            <w:gridCol w:w="4380"/>
+          </w:tblGrid>
+        </w:tblGridChange>
+      </w:tblGrid>
+      <w:tr>
+        <w:trPr>
+          <w:cantSplit w:val="0"/>
+          <w:trHeight w:val="315" w:hRule="atLeast"/>
+          <w:tblHeader w:val="0"/>
+        </w:trPr>
+        <w:tc>
+          <w:tcPr>
+            <w:tcBorders>
+              <w:top w:color="000000" w:space="0" w:sz="8" w:val="single"/>
+              <w:left w:color="000000" w:space="0" w:sz="8" w:val="single"/>
+              <w:bottom w:color="000000" w:space="0" w:sz="8" w:val="single"/>
+              <w:right w:color="000000" w:space="0" w:sz="8" w:val="single"/>
+            </w:tcBorders>
+            <w:tcMar>
+              <w:top w:w="0.0" w:type="dxa"/>
+              <w:left w:w="0.0" w:type="dxa"/>
+              <w:bottom w:w="0.0" w:type="dxa"/>
+              <w:right w:w="0.0" w:type="dxa"/>
+            </w:tcMar>
+            <w:vAlign w:val="top"/>
+          </w:tcPr>
+          <w:p>
+            <w:pPr>
+              <w:spacing w:after="0" w:lineRule="auto"/>
+              <w:ind w:left="160" w:firstLine="0"/>
+              <w:rPr>
+                <w:color w:val="202024"/>
+              </w:rPr>
+            </w:pPr>
+            <w:r>
+              <w:rPr>
+                <w:color w:val="202024"/>
+                <w:rtl w:val="0"/>
+              </w:rPr>
+              <w:t xml:space="preserve">Naziv slučaja upotrebe:</w:t>
+            </w:r>
+          </w:p>
+        </w:tc>
+        <w:tc>
+          <w:tcPr>
+            <w:tcBorders>
+              <w:top w:color="000000" w:space="0" w:sz="8" w:val="single"/>
+              <w:left w:color="000000" w:space="0" w:sz="0" w:val="nil"/>
+              <w:bottom w:color="000000" w:space="0" w:sz="8" w:val="single"/>
+              <w:right w:color="000000" w:space="0" w:sz="8" w:val="single"/>
+            </w:tcBorders>
+            <w:tcMar>
+              <w:top w:w="0.0" w:type="dxa"/>
+              <w:left w:w="0.0" w:type="dxa"/>
+              <w:bottom w:w="0.0" w:type="dxa"/>
+              <w:right w:w="0.0" w:type="dxa"/>
+            </w:tcMar>
+            <w:vAlign w:val="top"/>
+          </w:tcPr>
+          <w:p>
+            <w:pPr>
+              <w:spacing w:after="0" w:lineRule="auto"/>
+              <w:ind w:left="160" w:firstLine="0"/>
+              <w:rPr>
+                <w:b w:val="1"/>
+                <w:bCs w:val="1"/>
+                <w:color w:val="202024"/>
+              </w:rPr>
+            </w:pPr>
+            <w:r>
+              <w:rPr>
+                <w:b w:val="1"/>
+                <w:bCs w:val="1"/>
+                <w:color w:val="202024"/>
+                <w:rtl w:val="0"/>
+              </w:rPr>
+              <w:t xml:space="preserve">Otkazivanje pretplate na newsletter</w:t>
+            </w:r>
+          </w:p>
+        </w:tc>
+      </w:tr>
+      <w:tr>
+        <w:trPr>
+          <w:cantSplit w:val="0"/>
+          <w:trHeight w:val="870" w:hRule="atLeast"/>
+          <w:tblHeader w:val="0"/>
+        </w:trPr>
+        <w:tc>
+          <w:tcPr>
+            <w:tcBorders>
+              <w:top w:color="000000" w:space="0" w:sz="0" w:val="nil"/>
+              <w:left w:color="000000" w:space="0" w:sz="8" w:val="single"/>
+              <w:bottom w:color="000000" w:space="0" w:sz="8" w:val="single"/>
+              <w:right w:color="000000" w:space="0" w:sz="8" w:val="single"/>
+            </w:tcBorders>
+            <w:tcMar>
+              <w:top w:w="0.0" w:type="dxa"/>
+              <w:left w:w="0.0" w:type="dxa"/>
+              <w:bottom w:w="0.0" w:type="dxa"/>
+              <w:right w:w="0.0" w:type="dxa"/>
+            </w:tcMar>
+            <w:vAlign w:val="top"/>
+          </w:tcPr>
+          <w:p>
+            <w:pPr>
+              <w:spacing w:after="0" w:lineRule="auto"/>
+              <w:ind w:left="160" w:firstLine="0"/>
+              <w:rPr/>
+            </w:pPr>
+            <w:r>
+              <w:rPr>
+                <w:rtl w:val="0"/>
+              </w:rPr>
+              <w:t xml:space="preserve">Opis slučaja upotrebe:</w:t>
+            </w:r>
+          </w:p>
+        </w:tc>
+        <w:tc>
+          <w:tcPr>
+            <w:tcBorders>
+              <w:top w:color="000000" w:space="0" w:sz="0" w:val="nil"/>
+              <w:left w:color="000000" w:space="0" w:sz="0" w:val="nil"/>
+              <w:bottom w:color="000000" w:space="0" w:sz="8" w:val="single"/>
+              <w:right w:color="000000" w:space="0" w:sz="8" w:val="single"/>
+            </w:tcBorders>
+            <w:tcMar>
+              <w:top w:w="0.0" w:type="dxa"/>
+              <w:left w:w="0.0" w:type="dxa"/>
+              <w:bottom w:w="0.0" w:type="dxa"/>
+              <w:right w:w="0.0" w:type="dxa"/>
+            </w:tcMar>
+            <w:vAlign w:val="top"/>
+          </w:tcPr>
+          <w:p>
+            <w:pPr>
+              <w:spacing w:after="0" w:before="40" w:lineRule="auto"/>
+              <w:ind w:left="160" w:firstLine="0"/>
+              <w:rPr/>
+            </w:pPr>
+            <w:r>
+              <w:rPr>
+                <w:rtl w:val="0"/>
+              </w:rPr>
+              <w:t xml:space="preserve">Korisnik može otkazati pretplatu na newsletter i time prestati primati e-mail poruke o novim ponudama</w:t>
+            </w:r>
+          </w:p>
+        </w:tc>
+      </w:tr>
+      <w:tr>
+        <w:trPr>
+          <w:cantSplit w:val="0"/>
+          <w:trHeight w:val="315" w:hRule="atLeast"/>
+          <w:tblHeader w:val="0"/>
+        </w:trPr>
+        <w:tc>
+          <w:tcPr>
+            <w:tcBorders>
+              <w:top w:color="000000" w:space="0" w:sz="0" w:val="nil"/>
+              <w:left w:color="000000" w:space="0" w:sz="8" w:val="single"/>
+              <w:bottom w:color="000000" w:space="0" w:sz="8" w:val="single"/>
+              <w:right w:color="000000" w:space="0" w:sz="8" w:val="single"/>
+            </w:tcBorders>
+            <w:tcMar>
+              <w:top w:w="0.0" w:type="dxa"/>
+              <w:left w:w="0.0" w:type="dxa"/>
+              <w:bottom w:w="0.0" w:type="dxa"/>
+              <w:right w:w="0.0" w:type="dxa"/>
+            </w:tcMar>
+            <w:vAlign w:val="top"/>
+          </w:tcPr>
+          <w:p>
+            <w:pPr>
+              <w:spacing w:after="0" w:before="20" w:lineRule="auto"/>
+              <w:ind w:left="160" w:firstLine="0"/>
+              <w:rPr/>
+            </w:pPr>
+            <w:r>
+              <w:rPr>
+                <w:rtl w:val="0"/>
+              </w:rPr>
+              <w:t xml:space="preserve">Vezani zahtjevi:</w:t>
+            </w:r>
+          </w:p>
+        </w:tc>
+        <w:tc>
+          <w:tcPr>
+            <w:tcBorders>
+              <w:top w:color="000000" w:space="0" w:sz="0" w:val="nil"/>
+              <w:left w:color="000000" w:space="0" w:sz="0" w:val="nil"/>
+              <w:bottom w:color="000000" w:space="0" w:sz="8" w:val="single"/>
+              <w:right w:color="000000" w:space="0" w:sz="8" w:val="single"/>
+            </w:tcBorders>
+            <w:tcMar>
+              <w:top w:w="0.0" w:type="dxa"/>
+              <w:left w:w="0.0" w:type="dxa"/>
+              <w:bottom w:w="0.0" w:type="dxa"/>
+              <w:right w:w="0.0" w:type="dxa"/>
+            </w:tcMar>
+            <w:vAlign w:val="top"/>
+          </w:tcPr>
+          <w:p>
+            <w:pPr>
+              <w:spacing w:after="0" w:before="20" w:lineRule="auto"/>
+              <w:ind w:left="160" w:firstLine="0"/>
+              <w:rPr/>
+            </w:pPr>
+            <w:r>
+              <w:rPr>
+                <w:rtl w:val="0"/>
+              </w:rPr>
+              <w:t xml:space="preserve">/</w:t>
+            </w:r>
+          </w:p>
+        </w:tc>
+      </w:tr>
+      <w:tr>
+        <w:trPr>
+          <w:cantSplit w:val="0"/>
+          <w:trHeight w:val="360" w:hRule="atLeast"/>
+          <w:tblHeader w:val="0"/>
+        </w:trPr>
+        <w:tc>
+          <w:tcPr>
+            <w:tcBorders>
+              <w:top w:color="000000" w:space="0" w:sz="0" w:val="nil"/>
+              <w:left w:color="000000" w:space="0" w:sz="8" w:val="single"/>
+              <w:bottom w:color="000000" w:space="0" w:sz="8" w:val="single"/>
+              <w:right w:color="000000" w:space="0" w:sz="8" w:val="single"/>
+            </w:tcBorders>
+            <w:tcMar>
+              <w:top w:w="0.0" w:type="dxa"/>
+              <w:left w:w="0.0" w:type="dxa"/>
+              <w:bottom w:w="0.0" w:type="dxa"/>
+              <w:right w:w="0.0" w:type="dxa"/>
+            </w:tcMar>
+            <w:vAlign w:val="top"/>
+          </w:tcPr>
+          <w:p>
+            <w:pPr>
+              <w:spacing w:after="0" w:lineRule="auto"/>
+              <w:ind w:left="160" w:firstLine="0"/>
+              <w:rPr/>
+            </w:pPr>
+            <w:r>
+              <w:rPr>
+                <w:rtl w:val="0"/>
+              </w:rPr>
+              <w:t xml:space="preserve">Preduslovi:</w:t>
+            </w:r>
+          </w:p>
+        </w:tc>
+        <w:tc>
+          <w:tcPr>
+            <w:tcBorders>
+              <w:top w:color="000000" w:space="0" w:sz="0" w:val="nil"/>
+              <w:left w:color="000000" w:space="0" w:sz="0" w:val="nil"/>
+              <w:bottom w:color="000000" w:space="0" w:sz="8" w:val="single"/>
+              <w:right w:color="000000" w:space="0" w:sz="8" w:val="single"/>
+            </w:tcBorders>
+            <w:tcMar>
+              <w:top w:w="0.0" w:type="dxa"/>
+              <w:left w:w="0.0" w:type="dxa"/>
+              <w:bottom w:w="0.0" w:type="dxa"/>
+              <w:right w:w="0.0" w:type="dxa"/>
+            </w:tcMar>
+            <w:vAlign w:val="top"/>
+          </w:tcPr>
+          <w:p>
+            <w:pPr>
+              <w:spacing w:after="0" w:before="40" w:lineRule="auto"/>
+              <w:ind w:left="160" w:firstLine="0"/>
+              <w:rPr/>
+            </w:pPr>
+            <w:r>
+              <w:rPr>
+                <w:rtl w:val="0"/>
+              </w:rPr>
+              <w:t xml:space="preserve">Pristup sistemu</w:t>
+            </w:r>
+          </w:p>
+          <w:p>
+            <w:pPr>
+              <w:spacing w:after="0" w:before="40" w:lineRule="auto"/>
+              <w:ind w:left="160" w:firstLine="0"/>
+              <w:rPr/>
+            </w:pPr>
+            <w:r>
+              <w:rPr>
+                <w:rtl w:val="0"/>
+              </w:rPr>
+              <w:t xml:space="preserve">Posjedovanje korisničkog računa</w:t>
+            </w:r>
+          </w:p>
+          <w:p>
+            <w:pPr>
+              <w:spacing w:after="0" w:before="40" w:lineRule="auto"/>
+              <w:ind w:left="160" w:firstLine="0"/>
+              <w:rPr/>
+            </w:pPr>
+            <w:r>
+              <w:rPr>
+                <w:rtl w:val="0"/>
+              </w:rPr>
+              <w:t xml:space="preserve">Biti pretplaćen na newsletter</w:t>
+            </w:r>
+          </w:p>
+        </w:tc>
+      </w:tr>
+      <w:tr>
+        <w:trPr>
+          <w:cantSplit w:val="0"/>
+          <w:trHeight w:val="315" w:hRule="atLeast"/>
+          <w:tblHeader w:val="0"/>
+        </w:trPr>
+        <w:tc>
+          <w:tcPr>
+            <w:tcBorders>
+              <w:top w:color="000000" w:space="0" w:sz="0" w:val="nil"/>
+              <w:left w:color="000000" w:space="0" w:sz="8" w:val="single"/>
+              <w:bottom w:color="000000" w:space="0" w:sz="8" w:val="single"/>
+              <w:right w:color="000000" w:space="0" w:sz="8" w:val="single"/>
+            </w:tcBorders>
+            <w:tcMar>
+              <w:top w:w="0.0" w:type="dxa"/>
+              <w:left w:w="0.0" w:type="dxa"/>
+              <w:bottom w:w="0.0" w:type="dxa"/>
+              <w:right w:w="0.0" w:type="dxa"/>
+            </w:tcMar>
+            <w:vAlign w:val="top"/>
+          </w:tcPr>
+          <w:p>
+            <w:pPr>
+              <w:spacing w:after="0" w:before="20" w:lineRule="auto"/>
+              <w:ind w:left="160" w:firstLine="0"/>
+              <w:rPr/>
+            </w:pPr>
+            <w:r>
+              <w:rPr>
+                <w:rtl w:val="0"/>
+              </w:rPr>
+              <w:t xml:space="preserve">Posljedice - uspješan završetak:</w:t>
+            </w:r>
+          </w:p>
+        </w:tc>
+        <w:tc>
+          <w:tcPr>
+            <w:tcBorders>
+              <w:top w:color="000000" w:space="0" w:sz="0" w:val="nil"/>
+              <w:left w:color="000000" w:space="0" w:sz="0" w:val="nil"/>
+              <w:bottom w:color="000000" w:space="0" w:sz="8" w:val="single"/>
+              <w:right w:color="000000" w:space="0" w:sz="8" w:val="single"/>
+            </w:tcBorders>
+            <w:tcMar>
+              <w:top w:w="0.0" w:type="dxa"/>
+              <w:left w:w="0.0" w:type="dxa"/>
+              <w:bottom w:w="0.0" w:type="dxa"/>
+              <w:right w:w="0.0" w:type="dxa"/>
+            </w:tcMar>
+            <w:vAlign w:val="top"/>
+          </w:tcPr>
+          <w:p>
+            <w:pPr>
+              <w:spacing w:after="0" w:before="20" w:lineRule="auto"/>
+              <w:ind w:left="160" w:firstLine="0"/>
+              <w:rPr/>
+            </w:pPr>
+            <w:r>
+              <w:rPr>
+                <w:rtl w:val="0"/>
+              </w:rPr>
+              <w:t xml:space="preserve">Korisnik više nije pretplaćen na newsletter</w:t>
+            </w:r>
+          </w:p>
+        </w:tc>
+      </w:tr>
+      <w:tr>
+        <w:trPr>
+          <w:cantSplit w:val="0"/>
+          <w:trHeight w:val="315" w:hRule="atLeast"/>
+          <w:tblHeader w:val="0"/>
+        </w:trPr>
+        <w:tc>
+          <w:tcPr>
+            <w:tcBorders>
+              <w:top w:color="000000" w:space="0" w:sz="0" w:val="nil"/>
+              <w:left w:color="000000" w:space="0" w:sz="8" w:val="single"/>
+              <w:bottom w:color="000000" w:space="0" w:sz="8" w:val="single"/>
+              <w:right w:color="000000" w:space="0" w:sz="8" w:val="single"/>
+            </w:tcBorders>
+            <w:tcMar>
+              <w:top w:w="0.0" w:type="dxa"/>
+              <w:left w:w="0.0" w:type="dxa"/>
+              <w:bottom w:w="0.0" w:type="dxa"/>
+              <w:right w:w="0.0" w:type="dxa"/>
+            </w:tcMar>
+            <w:vAlign w:val="top"/>
+          </w:tcPr>
+          <w:p>
+            <w:pPr>
+              <w:spacing w:after="0" w:lineRule="auto"/>
+              <w:ind w:left="160" w:firstLine="0"/>
+              <w:rPr/>
+            </w:pPr>
+            <w:r>
+              <w:rPr>
+                <w:rtl w:val="0"/>
+              </w:rPr>
+              <w:t xml:space="preserve">Posljedice – neuspješan završetak:</w:t>
+            </w:r>
+          </w:p>
+        </w:tc>
+        <w:tc>
+          <w:tcPr>
+            <w:tcBorders>
+              <w:top w:color="000000" w:space="0" w:sz="0" w:val="nil"/>
+              <w:left w:color="000000" w:space="0" w:sz="0" w:val="nil"/>
+              <w:bottom w:color="000000" w:space="0" w:sz="8" w:val="single"/>
+              <w:right w:color="000000" w:space="0" w:sz="8" w:val="single"/>
+            </w:tcBorders>
+            <w:tcMar>
+              <w:top w:w="0.0" w:type="dxa"/>
+              <w:left w:w="0.0" w:type="dxa"/>
+              <w:bottom w:w="0.0" w:type="dxa"/>
+              <w:right w:w="0.0" w:type="dxa"/>
+            </w:tcMar>
+            <w:vAlign w:val="top"/>
+          </w:tcPr>
+          <w:p>
+            <w:pPr>
+              <w:spacing w:after="0" w:lineRule="auto"/>
+              <w:ind w:left="160" w:firstLine="0"/>
+              <w:rPr/>
+            </w:pPr>
+            <w:r>
+              <w:rPr>
+                <w:rtl w:val="0"/>
+              </w:rPr>
+              <w:t xml:space="preserve">Korisnik je i dalje pretplaćen na newsletter</w:t>
+            </w:r>
+          </w:p>
+        </w:tc>
+      </w:tr>
+      <w:tr>
+        <w:trPr>
+          <w:cantSplit w:val="0"/>
+          <w:trHeight w:val="553.7162642045454" w:hRule="atLeast"/>
+          <w:tblHeader w:val="0"/>
+        </w:trPr>
+        <w:tc>
+          <w:tcPr>
+            <w:tcBorders>
+              <w:top w:color="000000" w:space="0" w:sz="0" w:val="nil"/>
+              <w:left w:color="000000" w:space="0" w:sz="8" w:val="single"/>
+              <w:bottom w:color="000000" w:space="0" w:sz="8" w:val="single"/>
+              <w:right w:color="000000" w:space="0" w:sz="8" w:val="single"/>
+            </w:tcBorders>
+            <w:tcMar>
+              <w:top w:w="0.0" w:type="dxa"/>
+              <w:left w:w="0.0" w:type="dxa"/>
+              <w:bottom w:w="0.0" w:type="dxa"/>
+              <w:right w:w="0.0" w:type="dxa"/>
+            </w:tcMar>
+            <w:vAlign w:val="top"/>
+          </w:tcPr>
+          <w:p>
+            <w:pPr>
+              <w:spacing w:after="240" w:before="240" w:line="298.9090909090909" w:lineRule="auto"/>
+              <w:ind w:left="160" w:firstLine="0"/>
+              <w:rPr/>
+            </w:pPr>
+            <w:r>
+              <w:rPr>
+                <w:rtl w:val="0"/>
+              </w:rPr>
+              <w:t xml:space="preserve">Primarni akteri:</w:t>
+            </w:r>
+          </w:p>
+        </w:tc>
+        <w:tc>
+          <w:tcPr>
+            <w:tcBorders>
+              <w:top w:color="000000" w:space="0" w:sz="0" w:val="nil"/>
+              <w:left w:color="000000" w:space="0" w:sz="0" w:val="nil"/>
+              <w:bottom w:color="000000" w:space="0" w:sz="8" w:val="single"/>
+              <w:right w:color="000000" w:space="0" w:sz="8" w:val="single"/>
+            </w:tcBorders>
+            <w:tcMar>
+              <w:top w:w="0.0" w:type="dxa"/>
+              <w:left w:w="0.0" w:type="dxa"/>
+              <w:bottom w:w="0.0" w:type="dxa"/>
+              <w:right w:w="0.0" w:type="dxa"/>
+            </w:tcMar>
+            <w:vAlign w:val="top"/>
+          </w:tcPr>
+          <w:p>
+            <w:pPr>
+              <w:spacing w:after="240" w:before="240" w:line="298.9090909090909" w:lineRule="auto"/>
+              <w:ind w:left="160" w:firstLine="0"/>
+              <w:rPr/>
+            </w:pPr>
+            <w:r>
+              <w:rPr>
+                <w:rtl w:val="0"/>
+              </w:rPr>
+              <w:t xml:space="preserve">Klijent</w:t>
+            </w:r>
+          </w:p>
+        </w:tc>
+      </w:tr>
+      <w:tr>
+        <w:trPr>
+          <w:cantSplit w:val="0"/>
+          <w:trHeight w:val="315" w:hRule="atLeast"/>
+          <w:tblHeader w:val="0"/>
+        </w:trPr>
+        <w:tc>
+          <w:tcPr>
+            <w:tcBorders>
+              <w:top w:color="000000" w:space="0" w:sz="0" w:val="nil"/>
+              <w:left w:color="000000" w:space="0" w:sz="8" w:val="single"/>
+              <w:bottom w:color="000000" w:space="0" w:sz="8" w:val="single"/>
+              <w:right w:color="000000" w:space="0" w:sz="8" w:val="single"/>
+            </w:tcBorders>
+            <w:tcMar>
+              <w:top w:w="0.0" w:type="dxa"/>
+              <w:left w:w="0.0" w:type="dxa"/>
+              <w:bottom w:w="0.0" w:type="dxa"/>
+              <w:right w:w="0.0" w:type="dxa"/>
+            </w:tcMar>
+            <w:vAlign w:val="top"/>
+          </w:tcPr>
+          <w:p>
+            <w:pPr>
+              <w:spacing w:after="0" w:before="20" w:lineRule="auto"/>
+              <w:ind w:left="160" w:firstLine="0"/>
+              <w:rPr/>
+            </w:pPr>
+            <w:r>
+              <w:rPr>
+                <w:rtl w:val="0"/>
+              </w:rPr>
+              <w:t xml:space="preserve">Ostali akteri:</w:t>
+            </w:r>
+          </w:p>
+        </w:tc>
+        <w:tc>
+          <w:tcPr>
+            <w:tcBorders>
+              <w:top w:color="000000" w:space="0" w:sz="0" w:val="nil"/>
+              <w:left w:color="000000" w:space="0" w:sz="0" w:val="nil"/>
+              <w:bottom w:color="000000" w:space="0" w:sz="8" w:val="single"/>
+              <w:right w:color="000000" w:space="0" w:sz="8" w:val="single"/>
+            </w:tcBorders>
+            <w:tcMar>
+              <w:top w:w="0.0" w:type="dxa"/>
+              <w:left w:w="0.0" w:type="dxa"/>
+              <w:bottom w:w="0.0" w:type="dxa"/>
+              <w:right w:w="0.0" w:type="dxa"/>
+            </w:tcMar>
+            <w:vAlign w:val="top"/>
+          </w:tcPr>
+          <w:p>
+            <w:pPr>
+              <w:spacing w:after="0" w:before="20" w:lineRule="auto"/>
+              <w:ind w:left="160" w:firstLine="0"/>
+              <w:rPr/>
+            </w:pPr>
+            <w:r>
+              <w:rPr>
+                <w:rtl w:val="0"/>
+              </w:rPr>
+              <w:t xml:space="preserve">/</w:t>
+            </w:r>
+          </w:p>
+        </w:tc>
+      </w:tr>
+      <w:tr>
+        <w:trPr>
+          <w:cantSplit w:val="0"/>
+          <w:trHeight w:val="959.1650390625" w:hRule="atLeast"/>
+          <w:tblHeader w:val="0"/>
+        </w:trPr>
+        <w:tc>
+          <w:tcPr>
+            <w:tcBorders>
+              <w:top w:color="000000" w:space="0" w:sz="0" w:val="nil"/>
+              <w:left w:color="000000" w:space="0" w:sz="8" w:val="single"/>
+              <w:bottom w:color="000000" w:space="0" w:sz="8" w:val="single"/>
+              <w:right w:color="000000" w:space="0" w:sz="8" w:val="single"/>
+            </w:tcBorders>
+            <w:tcMar>
+              <w:top w:w="0.0" w:type="dxa"/>
+              <w:left w:w="0.0" w:type="dxa"/>
+              <w:bottom w:w="0.0" w:type="dxa"/>
+              <w:right w:w="0.0" w:type="dxa"/>
+            </w:tcMar>
+            <w:vAlign w:val="top"/>
+          </w:tcPr>
+          <w:p>
+            <w:pPr>
+              <w:spacing w:after="0" w:lineRule="auto"/>
+              <w:ind w:left="160" w:firstLine="0"/>
+              <w:rPr/>
+            </w:pPr>
+            <w:r>
+              <w:rPr>
+                <w:rtl w:val="0"/>
+              </w:rPr>
+              <w:t xml:space="preserve">Glavni tok:</w:t>
+            </w:r>
+          </w:p>
+        </w:tc>
+        <w:tc>
+          <w:tcPr>
+            <w:tcBorders>
+              <w:top w:color="000000" w:space="0" w:sz="0" w:val="nil"/>
+              <w:left w:color="000000" w:space="0" w:sz="0" w:val="nil"/>
+              <w:bottom w:color="000000" w:space="0" w:sz="8" w:val="single"/>
+              <w:right w:color="000000" w:space="0" w:sz="8" w:val="single"/>
+            </w:tcBorders>
+            <w:tcMar>
+              <w:top w:w="0.0" w:type="dxa"/>
+              <w:left w:w="0.0" w:type="dxa"/>
+              <w:bottom w:w="0.0" w:type="dxa"/>
+              <w:right w:w="0.0" w:type="dxa"/>
+            </w:tcMar>
+            <w:vAlign w:val="top"/>
+          </w:tcPr>
+          <w:p>
+            <w:pPr>
+              <w:spacing w:after="0" w:line="276" w:lineRule="auto"/>
+              <w:ind w:left="160" w:right="-20" w:firstLine="0"/>
+              <w:jc w:val="both"/>
+              <w:rPr/>
+            </w:pPr>
+            <w:r>
+              <w:rPr>
+                <w:rtl w:val="0"/>
+              </w:rPr>
+              <w:t xml:space="preserve">Korisnik uz svaku poruku od newslettera dobije link za otkazivanje pretplate (alternativno mu može pristupiti i preko sistema ukoliko je prijavljen). Nakon otvaranja linka, korisniku se prikazuje poruka o otkazanoj pretplati na newsletter. U slučaju greške, korisnik se moli da ponovno pokuša otvoriti link ili da se javi administratoru.</w:t>
+            </w:r>
+          </w:p>
+        </w:tc>
+      </w:tr>
+      <w:tr>
+        <w:trPr>
+          <w:cantSplit w:val="0"/>
+          <w:trHeight w:val="315" w:hRule="atLeast"/>
+          <w:tblHeader w:val="0"/>
+        </w:trPr>
+        <w:tc>
+          <w:tcPr>
+            <w:tcBorders>
+              <w:top w:color="000000" w:space="0" w:sz="0" w:val="nil"/>
+              <w:left w:color="000000" w:space="0" w:sz="8" w:val="single"/>
+              <w:bottom w:color="000000" w:space="0" w:sz="8" w:val="single"/>
+              <w:right w:color="000000" w:space="0" w:sz="8" w:val="single"/>
+            </w:tcBorders>
+            <w:tcMar>
+              <w:top w:w="0.0" w:type="dxa"/>
+              <w:left w:w="0.0" w:type="dxa"/>
+              <w:bottom w:w="0.0" w:type="dxa"/>
+              <w:right w:w="0.0" w:type="dxa"/>
+            </w:tcMar>
+            <w:vAlign w:val="top"/>
+          </w:tcPr>
+          <w:p>
+            <w:pPr>
+              <w:spacing w:after="0" w:lineRule="auto"/>
+              <w:ind w:left="160" w:firstLine="0"/>
+              <w:rPr/>
+            </w:pPr>
+            <w:r>
+              <w:rPr>
+                <w:rtl w:val="0"/>
+              </w:rPr>
+              <w:t xml:space="preserve">Alternative proširenja:</w:t>
+            </w:r>
+          </w:p>
+        </w:tc>
+        <w:tc>
+          <w:tcPr>
+            <w:tcBorders>
+              <w:top w:color="000000" w:space="0" w:sz="0" w:val="nil"/>
+              <w:left w:color="000000" w:space="0" w:sz="0" w:val="nil"/>
+              <w:bottom w:color="000000" w:space="0" w:sz="8" w:val="single"/>
+              <w:right w:color="000000" w:space="0" w:sz="8" w:val="single"/>
+            </w:tcBorders>
+            <w:tcMar>
+              <w:top w:w="0.0" w:type="dxa"/>
+              <w:left w:w="0.0" w:type="dxa"/>
+              <w:bottom w:w="0.0" w:type="dxa"/>
+              <w:right w:w="0.0" w:type="dxa"/>
+            </w:tcMar>
+            <w:vAlign w:val="top"/>
+          </w:tcPr>
+          <w:p>
+            <w:pPr>
+              <w:spacing w:after="0" w:lineRule="auto"/>
+              <w:ind w:left="160" w:firstLine="0"/>
+              <w:rPr/>
+            </w:pPr>
+            <w:r>
+              <w:rPr>
+                <w:rtl w:val="0"/>
+              </w:rPr>
+              <w:t xml:space="preserve">/</w:t>
+            </w:r>
+          </w:p>
+        </w:tc>
+      </w:tr>
+    </w:tbl>
+    <w:p>
+      <w:pPr>
+        <w:spacing w:after="240" w:lineRule="auto"/>
+        <w:rPr>
+          <w:sz w:val="16"/>
+          <w:szCs w:val="16"/>
+        </w:rPr>
+      </w:pPr>
+      <w:r>
+        <w:rPr>
+          <w:rtl w:val="0"/>
+        </w:rPr>
+      </w:r>
+    </w:p>
+    <w:p>
+      <w:pPr>
+        <w:spacing w:after="240" w:before="240" w:lineRule="auto"/>
+        <w:rPr>
+          <w:b w:val="1"/>
+          <w:bCs w:val="1"/>
+        </w:rPr>
+      </w:pPr>
+      <w:r>
+        <w:rPr>
+          <w:rtl w:val="0"/>
+        </w:rPr>
+      </w:r>
+    </w:p>
+    <w:p>
+      <w:pPr>
+        <w:spacing w:after="240" w:before="240" w:lineRule="auto"/>
+        <w:rPr>
+          <w:b w:val="1"/>
+          <w:bCs w:val="1"/>
+          <w:sz w:val="17"/>
+          <w:szCs w:val="17"/>
+        </w:rPr>
+      </w:pPr>
+      <w:r>
+        <w:rPr>
+          <w:b w:val="1"/>
+          <w:bCs w:val="1"/>
+          <w:rtl w:val="0"/>
+        </w:rPr>
+        <w:t xml:space="preserve">Tok događaja 1 – Uspješan završetak</w:t>
+      </w:r>
+      <w:r>
+        <w:rPr>
+          <w:rtl w:val="0"/>
+        </w:rPr>
+      </w:r>
+    </w:p>
+    <w:tbl>
+      <w:tblPr>
+        <w:tblStyle w:val="Table23"/>
+        <w:tblW w:w="8745.0" w:type="dxa"/>
+        <w:jc w:val="left"/>
+        <w:tblBorders>
+          <w:top w:color="000000" w:space="0" w:sz="0" w:val="nil"/>
+          <w:left w:color="000000" w:space="0" w:sz="0" w:val="nil"/>
+          <w:bottom w:color="000000" w:space="0" w:sz="0" w:val="nil"/>
+          <w:right w:color="000000" w:space="0" w:sz="0" w:val="nil"/>
+          <w:insideH w:color="000000" w:space="0" w:sz="0" w:val="nil"/>
+          <w:insideV w:color="000000" w:space="0" w:sz="0" w:val="nil"/>
+        </w:tblBorders>
+        <w:tblLayout w:type="fixed"/>
+        <w:tblLook w:val="0600"/>
+      </w:tblPr>
+      <w:tblGrid>
+        <w:gridCol w:w="4395"/>
+        <w:gridCol w:w="4350"/>
+        <w:tblGridChange w:id="0">
+          <w:tblGrid>
+            <w:gridCol w:w="4395"/>
+            <w:gridCol w:w="4350"/>
+          </w:tblGrid>
+        </w:tblGridChange>
+      </w:tblGrid>
+      <w:tr>
+        <w:trPr>
+          <w:cantSplit w:val="0"/>
+          <w:trHeight w:val="300" w:hRule="atLeast"/>
+          <w:tblHeader w:val="0"/>
+        </w:trPr>
+        <w:tc>
+          <w:tcPr>
+            <w:tcBorders>
+              <w:top w:color="000000" w:space="0" w:sz="8" w:val="single"/>
+              <w:left w:color="000000" w:space="0" w:sz="8" w:val="single"/>
+              <w:bottom w:color="000000" w:space="0" w:sz="8" w:val="single"/>
+              <w:right w:color="000000" w:space="0" w:sz="8" w:val="single"/>
+            </w:tcBorders>
+            <w:tcMar>
+              <w:top w:w="0.0" w:type="dxa"/>
+              <w:left w:w="0.0" w:type="dxa"/>
+              <w:bottom w:w="0.0" w:type="dxa"/>
+              <w:right w:w="0.0" w:type="dxa"/>
+            </w:tcMar>
+            <w:vAlign w:val="top"/>
+          </w:tcPr>
+          <w:p>
+            <w:pPr>
+              <w:spacing w:after="240" w:before="240" w:line="297.8181818181818" w:lineRule="auto"/>
+              <w:ind w:left="260" w:firstLine="0"/>
+              <w:rPr/>
+            </w:pPr>
+            <w:r>
+              <w:rPr>
+                <w:rtl w:val="0"/>
+              </w:rPr>
+              <w:t xml:space="preserve">Klijent salona</w:t>
+            </w:r>
+          </w:p>
+        </w:tc>
+        <w:tc>
+          <w:tcPr>
+            <w:tcBorders>
+              <w:top w:color="000000" w:space="0" w:sz="8" w:val="single"/>
+              <w:left w:color="000000" w:space="0" w:sz="0" w:val="nil"/>
+              <w:bottom w:color="000000" w:space="0" w:sz="8" w:val="single"/>
+              <w:right w:color="000000" w:space="0" w:sz="8" w:val="single"/>
+            </w:tcBorders>
+            <w:tcMar>
+              <w:top w:w="0.0" w:type="dxa"/>
+              <w:left w:w="0.0" w:type="dxa"/>
+              <w:bottom w:w="0.0" w:type="dxa"/>
+              <w:right w:w="0.0" w:type="dxa"/>
+            </w:tcMar>
+            <w:vAlign w:val="top"/>
+          </w:tcPr>
+          <w:p>
+            <w:pPr>
+              <w:spacing w:after="240" w:lineRule="auto"/>
+              <w:ind w:left="140" w:firstLine="0"/>
+              <w:rPr/>
+            </w:pPr>
+            <w:r>
+              <w:rPr>
+                <w:rtl w:val="0"/>
+              </w:rPr>
+              <w:t xml:space="preserve">Informacioni sistem za frizerski salon</w:t>
+            </w:r>
+          </w:p>
+        </w:tc>
+      </w:tr>
+      <w:tr>
+        <w:trPr>
+          <w:cantSplit w:val="0"/>
+          <w:trHeight w:val="315" w:hRule="atLeast"/>
+          <w:tblHeader w:val="0"/>
+        </w:trPr>
+        <w:tc>
+          <w:tcPr>
+            <w:tcBorders>
+              <w:top w:color="000000" w:space="0" w:sz="0" w:val="nil"/>
+              <w:left w:color="000000" w:space="0" w:sz="8" w:val="single"/>
+              <w:bottom w:color="000000" w:space="0" w:sz="8" w:val="single"/>
+              <w:right w:color="000000" w:space="0" w:sz="8" w:val="single"/>
+            </w:tcBorders>
+            <w:tcMar>
+              <w:top w:w="0.0" w:type="dxa"/>
+              <w:left w:w="0.0" w:type="dxa"/>
+              <w:bottom w:w="0.0" w:type="dxa"/>
+              <w:right w:w="0.0" w:type="dxa"/>
+            </w:tcMar>
+            <w:vAlign w:val="top"/>
+          </w:tcPr>
+          <w:p>
+            <w:pPr>
+              <w:spacing w:after="0" w:lineRule="auto"/>
+              <w:ind w:left="260" w:firstLine="0"/>
+              <w:rPr/>
+            </w:pPr>
+            <w:r>
+              <w:rPr>
+                <w:rtl w:val="0"/>
+              </w:rPr>
+              <w:t xml:space="preserve">1  Otvara link za otkazivanje pretplate sa newslettera</w:t>
+            </w:r>
+          </w:p>
+        </w:tc>
+        <w:tc>
+          <w:tcPr>
+            <w:tcBorders>
+              <w:top w:color="000000" w:space="0" w:sz="0" w:val="nil"/>
+              <w:left w:color="000000" w:space="0" w:sz="0" w:val="nil"/>
+              <w:bottom w:color="000000" w:space="0" w:sz="8" w:val="single"/>
+              <w:right w:color="000000" w:space="0" w:sz="8" w:val="single"/>
+            </w:tcBorders>
+            <w:tcMar>
+              <w:top w:w="0.0" w:type="dxa"/>
+              <w:left w:w="0.0" w:type="dxa"/>
+              <w:bottom w:w="0.0" w:type="dxa"/>
+              <w:right w:w="0.0" w:type="dxa"/>
+            </w:tcMar>
+            <w:vAlign w:val="top"/>
+          </w:tcPr>
+          <w:p>
+            <w:pPr>
+              <w:spacing w:after="240" w:before="240" w:lineRule="auto"/>
+              <w:ind w:left="140" w:firstLine="0"/>
+              <w:rPr/>
+            </w:pPr>
+            <w:r>
+              <w:rPr>
+                <w:rtl w:val="0"/>
+              </w:rPr>
+              <w:t xml:space="preserve"> </w:t>
+            </w:r>
+          </w:p>
+        </w:tc>
+      </w:tr>
+      <w:tr>
+        <w:trPr>
+          <w:cantSplit w:val="0"/>
+          <w:trHeight w:val="300" w:hRule="atLeast"/>
+          <w:tblHeader w:val="0"/>
+        </w:trPr>
+        <w:tc>
+          <w:tcPr>
+            <w:tcBorders>
+              <w:top w:color="000000" w:space="0" w:sz="0" w:val="nil"/>
+              <w:left w:color="000000" w:space="0" w:sz="8" w:val="single"/>
+              <w:bottom w:color="000000" w:space="0" w:sz="8" w:val="single"/>
+              <w:right w:color="000000" w:space="0" w:sz="8" w:val="single"/>
+            </w:tcBorders>
+            <w:tcMar>
+              <w:top w:w="0.0" w:type="dxa"/>
+              <w:left w:w="0.0" w:type="dxa"/>
+              <w:bottom w:w="0.0" w:type="dxa"/>
+              <w:right w:w="0.0" w:type="dxa"/>
+            </w:tcMar>
+            <w:vAlign w:val="top"/>
+          </w:tcPr>
+          <w:p>
+            <w:pPr>
+              <w:spacing w:after="0" w:lineRule="auto"/>
+              <w:ind w:left="260" w:firstLine="0"/>
+              <w:rPr/>
+            </w:pPr>
+            <w:r>
+              <w:rPr>
+                <w:rtl w:val="0"/>
+              </w:rPr>
+            </w:r>
+          </w:p>
+        </w:tc>
+        <w:tc>
+          <w:tcPr>
+            <w:tcBorders>
+              <w:top w:color="000000" w:space="0" w:sz="0" w:val="nil"/>
+              <w:left w:color="000000" w:space="0" w:sz="0" w:val="nil"/>
+              <w:bottom w:color="000000" w:space="0" w:sz="8" w:val="single"/>
+              <w:right w:color="000000" w:space="0" w:sz="8" w:val="single"/>
+            </w:tcBorders>
+            <w:tcMar>
+              <w:top w:w="0.0" w:type="dxa"/>
+              <w:left w:w="0.0" w:type="dxa"/>
+              <w:bottom w:w="0.0" w:type="dxa"/>
+              <w:right w:w="0.0" w:type="dxa"/>
+            </w:tcMar>
+            <w:vAlign w:val="top"/>
+          </w:tcPr>
+          <w:p>
+            <w:pPr>
+              <w:spacing w:after="240" w:before="240" w:lineRule="auto"/>
+              <w:ind w:left="140" w:firstLine="0"/>
+              <w:rPr/>
+            </w:pPr>
+            <w:r>
+              <w:rPr>
+                <w:rtl w:val="0"/>
+              </w:rPr>
+              <w:t xml:space="preserve"> 2 Uklanja klijenta sa spiska pretplatnika na newsletter</w:t>
+            </w:r>
+          </w:p>
+        </w:tc>
+      </w:tr>
+      <w:tr>
+        <w:trPr>
+          <w:cantSplit w:val="0"/>
+          <w:trHeight w:val="300" w:hRule="atLeast"/>
+          <w:tblHeader w:val="0"/>
+        </w:trPr>
+        <w:tc>
+          <w:tcPr>
+            <w:tcBorders>
+              <w:top w:color="000000" w:space="0" w:sz="0" w:val="nil"/>
+              <w:left w:color="000000" w:space="0" w:sz="8" w:val="single"/>
+              <w:bottom w:color="000000" w:space="0" w:sz="8" w:val="single"/>
+              <w:right w:color="000000" w:space="0" w:sz="8" w:val="single"/>
+            </w:tcBorders>
+            <w:tcMar>
+              <w:top w:w="0.0" w:type="dxa"/>
+              <w:left w:w="0.0" w:type="dxa"/>
+              <w:bottom w:w="0.0" w:type="dxa"/>
+              <w:right w:w="0.0" w:type="dxa"/>
+            </w:tcMar>
+            <w:vAlign w:val="top"/>
+          </w:tcPr>
+          <w:p>
+            <w:pPr>
+              <w:spacing w:after="0" w:lineRule="auto"/>
+              <w:ind w:left="260" w:firstLine="0"/>
+              <w:rPr/>
+            </w:pPr>
+            <w:r>
+              <w:rPr>
+                <w:rtl w:val="0"/>
+              </w:rPr>
+            </w:r>
+          </w:p>
+        </w:tc>
+        <w:tc>
+          <w:tcPr>
+            <w:tcBorders>
+              <w:top w:color="000000" w:space="0" w:sz="0" w:val="nil"/>
+              <w:left w:color="000000" w:space="0" w:sz="0" w:val="nil"/>
+              <w:bottom w:color="000000" w:space="0" w:sz="8" w:val="single"/>
+              <w:right w:color="000000" w:space="0" w:sz="8" w:val="single"/>
+            </w:tcBorders>
+            <w:tcMar>
+              <w:top w:w="0.0" w:type="dxa"/>
+              <w:left w:w="0.0" w:type="dxa"/>
+              <w:bottom w:w="0.0" w:type="dxa"/>
+              <w:right w:w="0.0" w:type="dxa"/>
+            </w:tcMar>
+            <w:vAlign w:val="top"/>
+          </w:tcPr>
+          <w:p>
+            <w:pPr>
+              <w:spacing w:after="240" w:before="240" w:lineRule="auto"/>
+              <w:ind w:left="140" w:firstLine="0"/>
+              <w:rPr/>
+            </w:pPr>
+            <w:r>
+              <w:rPr>
+                <w:rtl w:val="0"/>
+              </w:rPr>
+              <w:t xml:space="preserve">3 Obavještava klijenta da je pretplata na newsletter uspješno otkazana</w:t>
+            </w:r>
+          </w:p>
+        </w:tc>
+      </w:tr>
+    </w:tbl>
+    <w:p>
+      <w:pPr>
+        <w:spacing w:after="240" w:before="200" w:lineRule="auto"/>
+        <w:rPr>
+          <w:b w:val="1"/>
+          <w:bCs w:val="1"/>
+        </w:rPr>
+      </w:pPr>
+      <w:r>
+        <w:rPr>
+          <w:rtl w:val="0"/>
+        </w:rPr>
+      </w:r>
+    </w:p>
+    <w:p>
+      <w:pPr>
+        <w:spacing w:after="240" w:before="240" w:lineRule="auto"/>
+        <w:rPr>
+          <w:b w:val="1"/>
+          <w:bCs w:val="1"/>
+          <w:sz w:val="17"/>
+          <w:szCs w:val="17"/>
+        </w:rPr>
+      </w:pPr>
+      <w:r>
+        <w:rPr>
+          <w:b w:val="1"/>
+          <w:bCs w:val="1"/>
+          <w:rtl w:val="0"/>
+        </w:rPr>
+        <w:t xml:space="preserve">Tok događaja 2 – Greška u sistemu</w:t>
+      </w:r>
+      <w:r>
+        <w:rPr>
+          <w:rtl w:val="0"/>
+        </w:rPr>
+      </w:r>
+    </w:p>
+    <w:sdt>
+      <w:sdtPr>
+        <w:lock w:val="contentLocked"/>
+        <w:id w:val="-39013037"/>
+        <w:tag w:val="goog_rdk_104"/>
+      </w:sdtPr>
+      <w:sdtContent>
+        <w:tbl>
+          <w:tblPr>
+            <w:tblStyle w:val="Table24"/>
+            <w:tblW w:w="8745.0" w:type="dxa"/>
+            <w:jc w:val="left"/>
+            <w:tblBorders>
+              <w:top w:color="000000" w:space="0" w:sz="0" w:val="nil"/>
+              <w:left w:color="000000" w:space="0" w:sz="0" w:val="nil"/>
+              <w:bottom w:color="000000" w:space="0" w:sz="0" w:val="nil"/>
+              <w:right w:color="000000" w:space="0" w:sz="0" w:val="nil"/>
+              <w:insideH w:color="000000" w:space="0" w:sz="0" w:val="nil"/>
+              <w:insideV w:color="000000" w:space="0" w:sz="0" w:val="nil"/>
+            </w:tblBorders>
+            <w:tblLayout w:type="fixed"/>
+            <w:tblLook w:val="0600"/>
+          </w:tblPr>
+          <w:tblGrid>
+            <w:gridCol w:w="4395"/>
+            <w:gridCol w:w="4350"/>
+            <w:tblGridChange w:id="0">
+              <w:tblGrid>
+                <w:gridCol w:w="4395"/>
+                <w:gridCol w:w="4350"/>
+              </w:tblGrid>
+            </w:tblGridChange>
+          </w:tblGrid>
+          <w:tr>
+            <w:trPr>
+              <w:cantSplit w:val="0"/>
+              <w:trHeight w:val="300" w:hRule="atLeast"/>
+              <w:tblHeader w:val="0"/>
+            </w:trPr>
+            <w:tc>
+              <w:tcPr>
+                <w:tcBorders>
+                  <w:top w:color="000000" w:space="0" w:sz="8" w:val="single"/>
+                  <w:left w:color="000000" w:space="0" w:sz="8" w:val="single"/>
+                  <w:bottom w:color="000000" w:space="0" w:sz="8" w:val="single"/>
+                  <w:right w:color="000000" w:space="0" w:sz="8" w:val="single"/>
+                </w:tcBorders>
+                <w:tcMar>
+                  <w:top w:w="0.0" w:type="dxa"/>
+                  <w:left w:w="0.0" w:type="dxa"/>
+                  <w:bottom w:w="0.0" w:type="dxa"/>
+                  <w:right w:w="0.0" w:type="dxa"/>
+                </w:tcMar>
+                <w:vAlign w:val="top"/>
+              </w:tcPr>
+              <w:p>
+                <w:pPr>
+                  <w:spacing w:after="240" w:before="240" w:line="297.8181818181818" w:lineRule="auto"/>
+                  <w:ind w:left="260" w:firstLine="0"/>
+                  <w:rPr/>
+                </w:pPr>
+                <w:r>
+                  <w:rPr>
+                    <w:rtl w:val="0"/>
+                  </w:rPr>
+                  <w:t xml:space="preserve">Klijent salona</w:t>
+                </w:r>
+              </w:p>
+            </w:tc>
+            <w:tc>
+              <w:tcPr>
+                <w:tcBorders>
+                  <w:top w:color="000000" w:space="0" w:sz="8" w:val="single"/>
+                  <w:left w:color="000000" w:space="0" w:sz="0" w:val="nil"/>
+                  <w:bottom w:color="000000" w:space="0" w:sz="8" w:val="single"/>
+                  <w:right w:color="000000" w:space="0" w:sz="8" w:val="single"/>
+                </w:tcBorders>
+                <w:tcMar>
+                  <w:top w:w="0.0" w:type="dxa"/>
+                  <w:left w:w="0.0" w:type="dxa"/>
+                  <w:bottom w:w="0.0" w:type="dxa"/>
+                  <w:right w:w="0.0" w:type="dxa"/>
+                </w:tcMar>
+                <w:vAlign w:val="top"/>
+              </w:tcPr>
+              <w:p>
+                <w:pPr>
+                  <w:spacing w:after="240" w:lineRule="auto"/>
+                  <w:ind w:left="140" w:firstLine="0"/>
+                  <w:rPr/>
+                </w:pPr>
+                <w:r>
+                  <w:rPr>
+                    <w:rtl w:val="0"/>
+                  </w:rPr>
+                  <w:t xml:space="preserve">Informacioni sistem za frizerski salon</w:t>
+                </w:r>
+              </w:p>
+            </w:tc>
+          </w:tr>
+          <w:tr>
+            <w:trPr>
+              <w:cantSplit w:val="0"/>
+              <w:trHeight w:val="315" w:hRule="atLeast"/>
+              <w:tblHeader w:val="0"/>
+            </w:trPr>
+            <w:tc>
+              <w:tcPr>
+                <w:tcBorders>
+                  <w:top w:color="000000" w:space="0" w:sz="0" w:val="nil"/>
+                  <w:left w:color="000000" w:space="0" w:sz="8" w:val="single"/>
+                  <w:bottom w:color="000000" w:space="0" w:sz="8" w:val="single"/>
+                  <w:right w:color="000000" w:space="0" w:sz="8" w:val="single"/>
+                </w:tcBorders>
+                <w:tcMar>
+                  <w:top w:w="0.0" w:type="dxa"/>
+                  <w:left w:w="0.0" w:type="dxa"/>
+                  <w:bottom w:w="0.0" w:type="dxa"/>
+                  <w:right w:w="0.0" w:type="dxa"/>
+                </w:tcMar>
+                <w:vAlign w:val="top"/>
+              </w:tcPr>
+              <w:p>
+                <w:pPr>
+                  <w:spacing w:after="0" w:lineRule="auto"/>
+                  <w:ind w:left="260" w:firstLine="0"/>
+                  <w:rPr/>
+                </w:pPr>
+                <w:r>
+                  <w:rPr>
+                    <w:rtl w:val="0"/>
+                  </w:rPr>
+                  <w:t xml:space="preserve">1  Otvara link za otkazivanje pretplate sa newslettera</w:t>
+                </w:r>
+              </w:p>
+            </w:tc>
+            <w:tc>
+              <w:tcPr>
+                <w:tcBorders>
+                  <w:top w:color="000000" w:space="0" w:sz="0" w:val="nil"/>
+                  <w:left w:color="000000" w:space="0" w:sz="0" w:val="nil"/>
+                  <w:bottom w:color="000000" w:space="0" w:sz="8" w:val="single"/>
+                  <w:right w:color="000000" w:space="0" w:sz="8" w:val="single"/>
+                </w:tcBorders>
+                <w:tcMar>
+                  <w:top w:w="0.0" w:type="dxa"/>
+                  <w:left w:w="0.0" w:type="dxa"/>
+                  <w:bottom w:w="0.0" w:type="dxa"/>
+                  <w:right w:w="0.0" w:type="dxa"/>
+                </w:tcMar>
+                <w:vAlign w:val="top"/>
+              </w:tcPr>
+              <w:p>
+                <w:pPr>
+                  <w:spacing w:after="240" w:before="240" w:lineRule="auto"/>
+                  <w:ind w:left="140" w:firstLine="0"/>
+                  <w:rPr/>
+                </w:pPr>
+                <w:r>
+                  <w:rPr>
+                    <w:rtl w:val="0"/>
+                  </w:rPr>
+                  <w:t xml:space="preserve"> </w:t>
+                </w:r>
+              </w:p>
+            </w:tc>
+          </w:tr>
+          <w:tr>
+            <w:trPr>
+              <w:cantSplit w:val="0"/>
+              <w:trHeight w:val="300" w:hRule="atLeast"/>
+              <w:tblHeader w:val="0"/>
+            </w:trPr>
+            <w:tc>
+              <w:tcPr>
+                <w:tcBorders>
+                  <w:top w:color="000000" w:space="0" w:sz="0" w:val="nil"/>
+                  <w:left w:color="000000" w:space="0" w:sz="8" w:val="single"/>
+                  <w:bottom w:color="000000" w:space="0" w:sz="8" w:val="single"/>
+                  <w:right w:color="000000" w:space="0" w:sz="8" w:val="single"/>
+                </w:tcBorders>
+                <w:tcMar>
+                  <w:top w:w="0.0" w:type="dxa"/>
+                  <w:left w:w="0.0" w:type="dxa"/>
+                  <w:bottom w:w="0.0" w:type="dxa"/>
+                  <w:right w:w="0.0" w:type="dxa"/>
+                </w:tcMar>
+                <w:vAlign w:val="top"/>
+              </w:tcPr>
+              <w:p>
+                <w:pPr>
+                  <w:spacing w:after="0" w:lineRule="auto"/>
+                  <w:ind w:left="260" w:firstLine="0"/>
+                  <w:rPr/>
+                </w:pPr>
+                <w:r>
+                  <w:rPr>
+                    <w:rtl w:val="0"/>
+                  </w:rPr>
+                </w:r>
+              </w:p>
+            </w:tc>
+            <w:tc>
+              <w:tcPr>
+                <w:tcBorders>
+                  <w:top w:color="000000" w:space="0" w:sz="0" w:val="nil"/>
+                  <w:left w:color="000000" w:space="0" w:sz="0" w:val="nil"/>
+                  <w:bottom w:color="000000" w:space="0" w:sz="8" w:val="single"/>
+                  <w:right w:color="000000" w:space="0" w:sz="8" w:val="single"/>
+                </w:tcBorders>
+                <w:tcMar>
+                  <w:top w:w="0.0" w:type="dxa"/>
+                  <w:left w:w="0.0" w:type="dxa"/>
+                  <w:bottom w:w="0.0" w:type="dxa"/>
+                  <w:right w:w="0.0" w:type="dxa"/>
+                </w:tcMar>
+                <w:vAlign w:val="top"/>
+              </w:tcPr>
+              <w:p>
+                <w:pPr>
+                  <w:spacing w:after="240" w:before="240" w:lineRule="auto"/>
+                  <w:ind w:left="140" w:firstLine="0"/>
+                  <w:rPr/>
+                </w:pPr>
+                <w:r>
+                  <w:rPr>
+                    <w:rtl w:val="0"/>
+                  </w:rPr>
+                  <w:t xml:space="preserve"> 2 Uklanja klijenta sa spiska pretplatnika na newsletter</w:t>
+                </w:r>
+              </w:p>
+            </w:tc>
+          </w:tr>
+          <w:tr>
+            <w:trPr>
+              <w:cantSplit w:val="0"/>
+              <w:trHeight w:val="300" w:hRule="atLeast"/>
+              <w:tblHeader w:val="0"/>
+            </w:trPr>
+            <w:tc>
+              <w:tcPr>
+                <w:tcBorders>
+                  <w:top w:color="000000" w:space="0" w:sz="0" w:val="nil"/>
+                  <w:left w:color="000000" w:space="0" w:sz="8" w:val="single"/>
+                  <w:bottom w:color="000000" w:space="0" w:sz="8" w:val="single"/>
+                  <w:right w:color="000000" w:space="0" w:sz="8" w:val="single"/>
+                </w:tcBorders>
+                <w:tcMar>
+                  <w:top w:w="0.0" w:type="dxa"/>
+                  <w:left w:w="0.0" w:type="dxa"/>
+                  <w:bottom w:w="0.0" w:type="dxa"/>
+                  <w:right w:w="0.0" w:type="dxa"/>
+                </w:tcMar>
+                <w:vAlign w:val="top"/>
+              </w:tcPr>
+              <w:p>
+                <w:pPr>
+                  <w:spacing w:after="0" w:lineRule="auto"/>
+                  <w:ind w:left="260" w:firstLine="0"/>
+                  <w:rPr/>
+                </w:pPr>
+                <w:r>
+                  <w:rPr>
+                    <w:rtl w:val="0"/>
+                  </w:rPr>
+                </w:r>
+              </w:p>
+            </w:tc>
+            <w:tc>
+              <w:tcPr>
+                <w:tcBorders>
+                  <w:top w:color="000000" w:space="0" w:sz="0" w:val="nil"/>
+                  <w:left w:color="000000" w:space="0" w:sz="0" w:val="nil"/>
+                  <w:bottom w:color="000000" w:space="0" w:sz="8" w:val="single"/>
+                  <w:right w:color="000000" w:space="0" w:sz="8" w:val="single"/>
+                </w:tcBorders>
+                <w:tcMar>
+                  <w:top w:w="0.0" w:type="dxa"/>
+                  <w:left w:w="0.0" w:type="dxa"/>
+                  <w:bottom w:w="0.0" w:type="dxa"/>
+                  <w:right w:w="0.0" w:type="dxa"/>
+                </w:tcMar>
+                <w:vAlign w:val="top"/>
+              </w:tcPr>
+              <w:p>
+                <w:pPr>
+                  <w:spacing w:after="240" w:before="240" w:lineRule="auto"/>
+                  <w:ind w:left="140" w:firstLine="0"/>
+                  <w:rPr/>
+                </w:pPr>
+                <w:r>
+                  <w:rPr>
+                    <w:rtl w:val="0"/>
+                  </w:rPr>
+                  <w:t xml:space="preserve">3 Obavještava klijenta da otkazivanje pretplate nije uspjelo i moli ga da pokuša ponovo</w:t>
+                </w:r>
+              </w:p>
+            </w:tc>
+          </w:tr>
+        </w:tbl>
+      </w:sdtContent>
+    </w:sdt>
+    <w:p>
+      <w:pPr>
+        <w:spacing w:after="240" w:before="200" w:lineRule="auto"/>
+        <w:rPr>
+          <w:b w:val="1"/>
+          <w:bCs w:val="1"/>
         </w:rPr>
       </w:pPr>
       <w:r>
@@ -10417,6 +14834,70 @@
       <w:tblCellMar/>
     </w:tblPr>
   </w:style>
+  <w:style w:type="table" w:styleId="Table17">
+    <w:basedOn w:val="TableNormal"/>
+    <w:tblPr>
+      <w:tblStyleRowBandSize w:val="1"/>
+      <w:tblStyleColBandSize w:val="1"/>
+      <w:tblCellMar/>
+    </w:tblPr>
+  </w:style>
+  <w:style w:type="table" w:styleId="Table18">
+    <w:basedOn w:val="TableNormal"/>
+    <w:tblPr>
+      <w:tblStyleRowBandSize w:val="1"/>
+      <w:tblStyleColBandSize w:val="1"/>
+      <w:tblCellMar/>
+    </w:tblPr>
+  </w:style>
+  <w:style w:type="table" w:styleId="Table19">
+    <w:basedOn w:val="TableNormal"/>
+    <w:tblPr>
+      <w:tblStyleRowBandSize w:val="1"/>
+      <w:tblStyleColBandSize w:val="1"/>
+      <w:tblCellMar/>
+    </w:tblPr>
+  </w:style>
+  <w:style w:type="table" w:styleId="Table20">
+    <w:basedOn w:val="TableNormal"/>
+    <w:tblPr>
+      <w:tblStyleRowBandSize w:val="1"/>
+      <w:tblStyleColBandSize w:val="1"/>
+      <w:tblCellMar/>
+    </w:tblPr>
+  </w:style>
+  <w:style w:type="table" w:styleId="Table21">
+    <w:basedOn w:val="TableNormal"/>
+    <w:tblPr>
+      <w:tblStyleRowBandSize w:val="1"/>
+      <w:tblStyleColBandSize w:val="1"/>
+      <w:tblCellMar/>
+    </w:tblPr>
+  </w:style>
+  <w:style w:type="table" w:styleId="Table22">
+    <w:basedOn w:val="TableNormal"/>
+    <w:tblPr>
+      <w:tblStyleRowBandSize w:val="1"/>
+      <w:tblStyleColBandSize w:val="1"/>
+      <w:tblCellMar/>
+    </w:tblPr>
+  </w:style>
+  <w:style w:type="table" w:styleId="Table23">
+    <w:basedOn w:val="TableNormal"/>
+    <w:tblPr>
+      <w:tblStyleRowBandSize w:val="1"/>
+      <w:tblStyleColBandSize w:val="1"/>
+      <w:tblCellMar/>
+    </w:tblPr>
+  </w:style>
+  <w:style w:type="table" w:styleId="Table24">
+    <w:basedOn w:val="TableNormal"/>
+    <w:tblPr>
+      <w:tblStyleRowBandSize w:val="1"/>
+      <w:tblStyleColBandSize w:val="1"/>
+      <w:tblCellMar/>
+    </w:tblPr>
+  </w:style>
 </w:styles>
 </file>
 
@@ -10737,7 +15218,7 @@
 
 <file path=customXML/item1.xml><?xml version="1.0" encoding="utf-8"?>
 <go:gDocsCustomXmlDataStorage xmlns:go="http://customooxmlschemas.google.com/" xmlns:r="http://schemas.openxmlformats.org/officeDocument/2006/relationships" uri="GoogleDocsCustomDataVersion2">
-  <go:docsCustomData xmlns:go="http://customooxmlschemas.google.com/" roundtripDataSignature="AMtx7miTRIpIsAzHfhXiU8xpNyiCSQNftQ==">CgMxLjAaHwoBMBIaChgICVIUChJ0YWJsZS45cThtdTM3OG8xaW4aHwoBMRIaChgICVIUChJ0YWJsZS52bzI1c3MyMmdhdG0aHgoBMhIZChcICVITChF0YWJsZS5rejhtMmhjZnRwdBofCgEzEhoKGAgJUhQKEnRhYmxlLmVzM2xudHM2YThuYTgAaisKFHN1Z2dlc3QuNXJrbXdsb2ExaWgwEhNBZG5hbiBNdXJhZGJlZ292acSHciExNW1sSXk0ZGl6RzRVX2hZZk5Wd1dmWDFDblg4eXltOC0=</go:docsCustomData>
+  <go:docsCustomData xmlns:go="http://customooxmlschemas.google.com/" roundtripDataSignature="AMtx7miD5iU418/Q+bqVIeptIsSL0v0cgA==">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</go:docsCustomData>
 </go:gDocsCustomXmlDataStorage>
 </file>
 

--- a/Opis scenarija.docx
+++ b/Opis scenarija.docx
@@ -382,7 +382,7 @@
       <w:tr>
         <w:trPr>
           <w:cantSplit w:val="0"/>
-          <w:trHeight w:val="1365" w:hRule="atLeast"/>
+          <w:trHeight w:val="600" w:hRule="atLeast"/>
           <w:tblHeader w:val="0"/>
         </w:trPr>
         <w:tc>
@@ -449,7 +449,7 @@
       <w:tr>
         <w:trPr>
           <w:cantSplit w:val="0"/>
-          <w:trHeight w:val="300" w:hRule="atLeast"/>
+          <w:trHeight w:val="79.6728515625" w:hRule="atLeast"/>
           <w:tblHeader w:val="0"/>
         </w:trPr>
         <w:tc>
@@ -1652,6 +1652,26 @@
     </w:p>
     <w:p>
       <w:pPr>
+        <w:rPr/>
+      </w:pPr>
+      <w:r>
+        <w:rPr>
+          <w:rtl w:val="0"/>
+        </w:rPr>
+      </w:r>
+    </w:p>
+    <w:p>
+      <w:pPr>
+        <w:rPr/>
+      </w:pPr>
+      <w:r>
+        <w:rPr>
+          <w:rtl w:val="0"/>
+        </w:rPr>
+      </w:r>
+    </w:p>
+    <w:p>
+      <w:pPr>
         <w:rPr>
           <w:b w:val="1"/>
           <w:bCs w:val="1"/>
@@ -1669,7 +1689,7 @@
     <w:sdt>
       <w:sdtPr>
         <w:lock w:val="contentLocked"/>
-        <w:id w:val="-152068577"/>
+        <w:id w:val="-926778429"/>
         <w:tag w:val="goog_rdk_0"/>
       </w:sdtPr>
       <w:sdtContent>
@@ -2121,7 +2141,7 @@
     <w:sdt>
       <w:sdtPr>
         <w:lock w:val="contentLocked"/>
-        <w:id w:val="-87852136"/>
+        <w:id w:val="2068088957"/>
         <w:tag w:val="goog_rdk_1"/>
       </w:sdtPr>
       <w:sdtContent>
@@ -2596,7 +2616,7 @@
     <w:sdt>
       <w:sdtPr>
         <w:lock w:val="contentLocked"/>
-        <w:id w:val="78894402"/>
+        <w:id w:val="-780390003"/>
         <w:tag w:val="goog_rdk_2"/>
       </w:sdtPr>
       <w:sdtContent>
@@ -3375,7 +3395,7 @@
     <w:sdt>
       <w:sdtPr>
         <w:lock w:val="contentLocked"/>
-        <w:id w:val="1393789568"/>
+        <w:id w:val="-2097306326"/>
         <w:tag w:val="goog_rdk_3"/>
       </w:sdtPr>
       <w:sdtContent>
@@ -3717,7 +3737,7 @@
     <w:sdt>
       <w:sdtPr>
         <w:lock w:val="contentLocked"/>
-        <w:id w:val="1446822200"/>
+        <w:id w:val="-1052787010"/>
         <w:tag w:val="goog_rdk_4"/>
       </w:sdtPr>
       <w:sdtContent>
@@ -4811,16 +4831,6 @@
         </w:rPr>
       </w:r>
     </w:p>
-    <w:p>
-      <w:pPr>
-        <w:rPr/>
-      </w:pPr>
-      <w:r>
-        <w:rPr>
-          <w:rtl w:val="0"/>
-        </w:rPr>
-      </w:r>
-    </w:p>
     <w:tbl>
       <w:tblPr>
         <w:tblStyle w:val="Table10"/>
@@ -9517,7 +9527,7 @@
     <w:sdt>
       <w:sdtPr>
         <w:lock w:val="contentLocked"/>
-        <w:id w:val="426469558"/>
+        <w:id w:val="-21720910"/>
         <w:tag w:val="goog_rdk_5"/>
       </w:sdtPr>
       <w:sdtContent>
@@ -9996,7 +10006,7 @@
     <w:sdt>
       <w:sdtPr>
         <w:lock w:val="contentLocked"/>
-        <w:id w:val="-983165973"/>
+        <w:id w:val="-451274426"/>
         <w:tag w:val="goog_rdk_6"/>
       </w:sdtPr>
       <w:sdtContent>
@@ -10394,7 +10404,7 @@
     <w:sdt>
       <w:sdtPr>
         <w:lock w:val="contentLocked"/>
-        <w:id w:val="291973833"/>
+        <w:id w:val="-881736257"/>
         <w:tag w:val="goog_rdk_7"/>
       </w:sdtPr>
       <w:sdtContent>
@@ -10765,79 +10775,35 @@
         </w:tbl>
       </w:sdtContent>
     </w:sdt>
-    <w:sdt>
-      <w:sdtPr>
-        <w:id w:val="-1744627932"/>
-        <w:tag w:val="goog_rdk_12"/>
-      </w:sdtPr>
-      <w:sdtContent>
-        <w:p>
-          <w:pPr>
-            <w:spacing w:after="240" w:before="240" w:lineRule="auto"/>
-            <w:rPr>
-              <w:ins w:author="Adnan Muradbegović" w:id="0" w:date="2026-03-28T18:06:23Z"/>
-              <w:b w:val="1"/>
-              <w:bCs w:val="1"/>
-              <w:sz w:val="17"/>
-              <w:szCs w:val="17"/>
-              <w:rPrChange w:author="Adnan Muradbegović" w:id="1" w:date="2026-03-28T18:06:23Z">
-                <w:rPr/>
-              </w:rPrChange>
-            </w:rPr>
-          </w:pPr>
-          <w:sdt>
-            <w:sdtPr>
-              <w:id w:val="-89859706"/>
-              <w:tag w:val="goog_rdk_9"/>
-            </w:sdtPr>
-            <w:sdtContent>
-              <w:ins w:author="Adnan Muradbegović" w:id="0" w:date="2026-03-28T18:06:23Z"/>
-              <w:sdt>
-                <w:sdtPr>
-                  <w:id w:val="380242199"/>
-                  <w:tag w:val="goog_rdk_10"/>
-                </w:sdtPr>
-                <w:sdtContent>
-                  <w:ins w:author="Adnan Muradbegović" w:id="0" w:date="2026-03-28T18:06:23Z">
-                    <w:r>
-                      <w:rPr>
-                        <w:b w:val="1"/>
-                        <w:bCs w:val="1"/>
-                        <w:rtl w:val="0"/>
-                        <w:rPrChange w:author="Adnan Muradbegović" w:id="1" w:date="2026-03-28T18:06:23Z">
-                          <w:rPr/>
-                        </w:rPrChange>
-                      </w:rPr>
-                      <w:t xml:space="preserve">Tok događaja 4 – Odustajanje od izmjene</w:t>
-                    </w:r>
-                  </w:ins>
-                </w:sdtContent>
-              </w:sdt>
-              <w:ins w:author="Adnan Muradbegović" w:id="0" w:date="2026-03-28T18:06:23Z">
-                <w:sdt>
-                  <w:sdtPr>
-                    <w:id w:val="1259226244"/>
-                    <w:tag w:val="goog_rdk_11"/>
-                  </w:sdtPr>
-                  <w:sdtContent>
-                    <w:r>
-                      <w:rPr>
-                        <w:rtl w:val="0"/>
-                      </w:rPr>
-                    </w:r>
-                  </w:sdtContent>
-                </w:sdt>
-              </w:ins>
-            </w:sdtContent>
-          </w:sdt>
-        </w:p>
-      </w:sdtContent>
-    </w:sdt>
+    <w:p>
+      <w:pPr>
+        <w:spacing w:after="240" w:before="240" w:lineRule="auto"/>
+        <w:rPr>
+          <w:b w:val="1"/>
+          <w:bCs w:val="1"/>
+          <w:sz w:val="17"/>
+          <w:szCs w:val="17"/>
+        </w:rPr>
+      </w:pPr>
+      <w:r>
+        <w:rPr>
+          <w:b w:val="1"/>
+          <w:bCs w:val="1"/>
+          <w:rtl w:val="0"/>
+        </w:rPr>
+        <w:t xml:space="preserve">Tok događaja 4 – Odustajanje od izmjene</w:t>
+      </w:r>
+      <w:r>
+        <w:rPr>
+          <w:rtl w:val="0"/>
+        </w:rPr>
+      </w:r>
+    </w:p>
     <w:sdt>
       <w:sdtPr>
         <w:lock w:val="contentLocked"/>
-        <w:id w:val="370133135"/>
-        <w:tag w:val="goog_rdk_55"/>
+        <w:id w:val="776884818"/>
+        <w:tag w:val="goog_rdk_8"/>
       </w:sdtPr>
       <w:sdtContent>
         <w:tbl>
@@ -10866,1008 +10832,452 @@
               </w:tblGrid>
             </w:tblGridChange>
           </w:tblGrid>
-          <w:sdt>
-            <w:sdtPr>
-              <w:id w:val="439803812"/>
-              <w:tag w:val="goog_rdk_13"/>
-            </w:sdtPr>
-            <w:sdtContent>
-              <w:tr>
-                <w:trPr>
-                  <w:cantSplit w:val="0"/>
-                  <w:trHeight w:val="300" w:hRule="atLeast"/>
-                  <w:tblHeader w:val="0"/>
-                  <w:ins w:author="Adnan Muradbegović" w:id="0" w:date="2026-03-28T18:06:23Z"/>
-                </w:trPr>
-                <w:tc>
-                  <w:tcPr>
-                    <w:tcBorders>
-                      <w:top w:color="000000" w:space="0" w:sz="8" w:val="single"/>
-                      <w:left w:color="000000" w:space="0" w:sz="8" w:val="single"/>
-                      <w:bottom w:color="000000" w:space="0" w:sz="8" w:val="single"/>
-                      <w:right w:color="000000" w:space="0" w:sz="8" w:val="single"/>
-                    </w:tcBorders>
-                    <w:tcMar>
-                      <w:top w:w="0.0" w:type="dxa"/>
-                      <w:left w:w="0.0" w:type="dxa"/>
-                      <w:bottom w:w="0.0" w:type="dxa"/>
-                      <w:right w:w="0.0" w:type="dxa"/>
-                    </w:tcMar>
-                    <w:vAlign w:val="top"/>
-                  </w:tcPr>
-                  <w:sdt>
-                    <w:sdtPr>
-                      <w:id w:val="-1589132621"/>
-                      <w:tag w:val="goog_rdk_16"/>
-                    </w:sdtPr>
-                    <w:sdtContent>
-                      <w:p>
-                        <w:pPr>
-                          <w:spacing w:after="240" w:before="240" w:line="297.8181818181818" w:lineRule="auto"/>
-                          <w:ind w:left="260" w:firstLine="0"/>
-                          <w:rPr>
-                            <w:ins w:author="Adnan Muradbegović" w:id="0" w:date="2026-03-28T18:06:23Z"/>
-                            <w:rPrChange w:author="Adnan Muradbegović" w:id="1" w:date="2026-03-28T18:06:23Z">
-                              <w:rPr/>
-                            </w:rPrChange>
-                          </w:rPr>
-                        </w:pPr>
-                        <w:sdt>
-                          <w:sdtPr>
-                            <w:id w:val="-134409847"/>
-                            <w:tag w:val="goog_rdk_14"/>
-                          </w:sdtPr>
-                          <w:sdtContent>
-                            <w:ins w:author="Adnan Muradbegović" w:id="0" w:date="2026-03-28T18:06:23Z"/>
-                            <w:sdt>
-                              <w:sdtPr>
-                                <w:id w:val="1137155213"/>
-                                <w:tag w:val="goog_rdk_15"/>
-                              </w:sdtPr>
-                              <w:sdtContent>
-                                <w:ins w:author="Adnan Muradbegović" w:id="0" w:date="2026-03-28T18:06:23Z">
-                                  <w:r>
-                                    <w:rPr>
-                                      <w:rtl w:val="0"/>
-                                      <w:rPrChange w:author="Adnan Muradbegović" w:id="1" w:date="2026-03-28T18:06:23Z">
-                                        <w:rPr/>
-                                      </w:rPrChange>
-                                    </w:rPr>
-                                    <w:t xml:space="preserve">Administrator</w:t>
-                                  </w:r>
-                                </w:ins>
-                              </w:sdtContent>
-                            </w:sdt>
-                            <w:ins w:author="Adnan Muradbegović" w:id="0" w:date="2026-03-28T18:06:23Z"/>
-                          </w:sdtContent>
-                        </w:sdt>
-                      </w:p>
-                    </w:sdtContent>
-                  </w:sdt>
-                </w:tc>
-                <w:tc>
-                  <w:tcPr>
-                    <w:tcBorders>
-                      <w:top w:color="000000" w:space="0" w:sz="8" w:val="single"/>
-                      <w:left w:color="000000" w:space="0" w:sz="0" w:val="nil"/>
-                      <w:bottom w:color="000000" w:space="0" w:sz="8" w:val="single"/>
-                      <w:right w:color="000000" w:space="0" w:sz="8" w:val="single"/>
-                    </w:tcBorders>
-                    <w:tcMar>
-                      <w:top w:w="0.0" w:type="dxa"/>
-                      <w:left w:w="0.0" w:type="dxa"/>
-                      <w:bottom w:w="0.0" w:type="dxa"/>
-                      <w:right w:w="0.0" w:type="dxa"/>
-                    </w:tcMar>
-                    <w:vAlign w:val="top"/>
-                  </w:tcPr>
-                  <w:sdt>
-                    <w:sdtPr>
-                      <w:id w:val="398358374"/>
-                      <w:tag w:val="goog_rdk_19"/>
-                    </w:sdtPr>
-                    <w:sdtContent>
-                      <w:p>
-                        <w:pPr>
-                          <w:spacing w:after="240" w:lineRule="auto"/>
-                          <w:ind w:left="140" w:firstLine="0"/>
-                          <w:rPr>
-                            <w:ins w:author="Adnan Muradbegović" w:id="0" w:date="2026-03-28T18:06:23Z"/>
-                            <w:rPrChange w:author="Adnan Muradbegović" w:id="1" w:date="2026-03-28T18:06:23Z">
-                              <w:rPr/>
-                            </w:rPrChange>
-                          </w:rPr>
-                        </w:pPr>
-                        <w:sdt>
-                          <w:sdtPr>
-                            <w:id w:val="853131405"/>
-                            <w:tag w:val="goog_rdk_17"/>
-                          </w:sdtPr>
-                          <w:sdtContent>
-                            <w:ins w:author="Adnan Muradbegović" w:id="0" w:date="2026-03-28T18:06:23Z"/>
-                            <w:sdt>
-                              <w:sdtPr>
-                                <w:id w:val="1778088309"/>
-                                <w:tag w:val="goog_rdk_18"/>
-                              </w:sdtPr>
-                              <w:sdtContent>
-                                <w:ins w:author="Adnan Muradbegović" w:id="0" w:date="2026-03-28T18:06:23Z">
-                                  <w:r>
-                                    <w:rPr>
-                                      <w:rtl w:val="0"/>
-                                      <w:rPrChange w:author="Adnan Muradbegović" w:id="1" w:date="2026-03-28T18:06:23Z">
-                                        <w:rPr/>
-                                      </w:rPrChange>
-                                    </w:rPr>
-                                    <w:t xml:space="preserve">Informacioni sistem za frizerski salon</w:t>
-                                  </w:r>
-                                </w:ins>
-                              </w:sdtContent>
-                            </w:sdt>
-                            <w:ins w:author="Adnan Muradbegović" w:id="0" w:date="2026-03-28T18:06:23Z"/>
-                          </w:sdtContent>
-                        </w:sdt>
-                      </w:p>
-                    </w:sdtContent>
-                  </w:sdt>
-                </w:tc>
-              </w:tr>
-            </w:sdtContent>
-          </w:sdt>
-          <w:sdt>
-            <w:sdtPr>
-              <w:id w:val="1441012997"/>
-              <w:tag w:val="goog_rdk_20"/>
-            </w:sdtPr>
-            <w:sdtContent>
-              <w:tr>
-                <w:trPr>
-                  <w:cantSplit w:val="0"/>
-                  <w:trHeight w:val="315" w:hRule="atLeast"/>
-                  <w:tblHeader w:val="0"/>
-                  <w:ins w:author="Adnan Muradbegović" w:id="0" w:date="2026-03-28T18:06:23Z"/>
-                </w:trPr>
-                <w:tc>
-                  <w:tcPr>
-                    <w:tcBorders>
-                      <w:top w:color="000000" w:space="0" w:sz="0" w:val="nil"/>
-                      <w:left w:color="000000" w:space="0" w:sz="8" w:val="single"/>
-                      <w:bottom w:color="000000" w:space="0" w:sz="8" w:val="single"/>
-                      <w:right w:color="000000" w:space="0" w:sz="8" w:val="single"/>
-                    </w:tcBorders>
-                    <w:tcMar>
-                      <w:top w:w="0.0" w:type="dxa"/>
-                      <w:left w:w="0.0" w:type="dxa"/>
-                      <w:bottom w:w="0.0" w:type="dxa"/>
-                      <w:right w:w="0.0" w:type="dxa"/>
-                    </w:tcMar>
-                    <w:vAlign w:val="top"/>
-                  </w:tcPr>
-                  <w:sdt>
-                    <w:sdtPr>
-                      <w:id w:val="1563690376"/>
-                      <w:tag w:val="goog_rdk_23"/>
-                    </w:sdtPr>
-                    <w:sdtContent>
-                      <w:p>
-                        <w:pPr>
-                          <w:spacing w:after="0" w:lineRule="auto"/>
-                          <w:ind w:left="260" w:firstLine="0"/>
-                          <w:rPr>
-                            <w:ins w:author="Adnan Muradbegović" w:id="0" w:date="2026-03-28T18:06:23Z"/>
-                            <w:rPrChange w:author="Adnan Muradbegović" w:id="1" w:date="2026-03-28T18:06:23Z">
-                              <w:rPr/>
-                            </w:rPrChange>
-                          </w:rPr>
-                        </w:pPr>
-                        <w:sdt>
-                          <w:sdtPr>
-                            <w:id w:val="-1435643217"/>
-                            <w:tag w:val="goog_rdk_21"/>
-                          </w:sdtPr>
-                          <w:sdtContent>
-                            <w:ins w:author="Adnan Muradbegović" w:id="0" w:date="2026-03-28T18:06:23Z"/>
-                            <w:sdt>
-                              <w:sdtPr>
-                                <w:id w:val="-791036863"/>
-                                <w:tag w:val="goog_rdk_22"/>
-                              </w:sdtPr>
-                              <w:sdtContent>
-                                <w:ins w:author="Adnan Muradbegović" w:id="0" w:date="2026-03-28T18:06:23Z">
-                                  <w:r>
-                                    <w:rPr>
-                                      <w:rtl w:val="0"/>
-                                      <w:rPrChange w:author="Adnan Muradbegović" w:id="1" w:date="2026-03-28T18:06:23Z">
-                                        <w:rPr/>
-                                      </w:rPrChange>
-                                    </w:rPr>
-                                    <w:t xml:space="preserve">1  Otvara stranicu za uređivanje ponude salona</w:t>
-                                  </w:r>
-                                </w:ins>
-                              </w:sdtContent>
-                            </w:sdt>
-                            <w:ins w:author="Adnan Muradbegović" w:id="0" w:date="2026-03-28T18:06:23Z"/>
-                          </w:sdtContent>
-                        </w:sdt>
-                      </w:p>
-                    </w:sdtContent>
-                  </w:sdt>
-                </w:tc>
-                <w:tc>
-                  <w:tcPr>
-                    <w:tcBorders>
-                      <w:top w:color="000000" w:space="0" w:sz="0" w:val="nil"/>
-                      <w:left w:color="000000" w:space="0" w:sz="0" w:val="nil"/>
-                      <w:bottom w:color="000000" w:space="0" w:sz="8" w:val="single"/>
-                      <w:right w:color="000000" w:space="0" w:sz="8" w:val="single"/>
-                    </w:tcBorders>
-                    <w:tcMar>
-                      <w:top w:w="0.0" w:type="dxa"/>
-                      <w:left w:w="0.0" w:type="dxa"/>
-                      <w:bottom w:w="0.0" w:type="dxa"/>
-                      <w:right w:w="0.0" w:type="dxa"/>
-                    </w:tcMar>
-                    <w:vAlign w:val="top"/>
-                  </w:tcPr>
-                  <w:sdt>
-                    <w:sdtPr>
-                      <w:id w:val="-590179038"/>
-                      <w:tag w:val="goog_rdk_26"/>
-                    </w:sdtPr>
-                    <w:sdtContent>
-                      <w:p>
-                        <w:pPr>
-                          <w:spacing w:after="240" w:before="240" w:lineRule="auto"/>
-                          <w:ind w:left="140" w:firstLine="0"/>
-                          <w:rPr>
-                            <w:ins w:author="Adnan Muradbegović" w:id="0" w:date="2026-03-28T18:06:23Z"/>
-                            <w:rPrChange w:author="Adnan Muradbegović" w:id="1" w:date="2026-03-28T18:06:23Z">
-                              <w:rPr/>
-                            </w:rPrChange>
-                          </w:rPr>
-                        </w:pPr>
-                        <w:sdt>
-                          <w:sdtPr>
-                            <w:id w:val="2099401264"/>
-                            <w:tag w:val="goog_rdk_24"/>
-                          </w:sdtPr>
-                          <w:sdtContent>
-                            <w:ins w:author="Adnan Muradbegović" w:id="0" w:date="2026-03-28T18:06:23Z"/>
-                            <w:sdt>
-                              <w:sdtPr>
-                                <w:id w:val="1800434042"/>
-                                <w:tag w:val="goog_rdk_25"/>
-                              </w:sdtPr>
-                              <w:sdtContent>
-                                <w:ins w:author="Adnan Muradbegović" w:id="0" w:date="2026-03-28T18:06:23Z">
-                                  <w:r>
-                                    <w:rPr>
-                                      <w:rtl w:val="0"/>
-                                      <w:rPrChange w:author="Adnan Muradbegović" w:id="1" w:date="2026-03-28T18:06:23Z">
-                                        <w:rPr/>
-                                      </w:rPrChange>
-                                    </w:rPr>
-                                    <w:t xml:space="preserve"> 2 Prikazuje spisak proizvoda i usluga salona, uz opcije za dodavanje, brisanje i izmjenu</w:t>
-                                  </w:r>
-                                </w:ins>
-                              </w:sdtContent>
-                            </w:sdt>
-                            <w:ins w:author="Adnan Muradbegović" w:id="0" w:date="2026-03-28T18:06:23Z"/>
-                          </w:sdtContent>
-                        </w:sdt>
-                      </w:p>
-                    </w:sdtContent>
-                  </w:sdt>
-                </w:tc>
-              </w:tr>
-            </w:sdtContent>
-          </w:sdt>
-          <w:sdt>
-            <w:sdtPr>
-              <w:id w:val="1905031269"/>
-              <w:tag w:val="goog_rdk_27"/>
-            </w:sdtPr>
-            <w:sdtContent>
-              <w:tr>
-                <w:trPr>
-                  <w:cantSplit w:val="0"/>
-                  <w:trHeight w:val="300" w:hRule="atLeast"/>
-                  <w:tblHeader w:val="0"/>
-                  <w:ins w:author="Adnan Muradbegović" w:id="0" w:date="2026-03-28T18:06:23Z"/>
-                </w:trPr>
-                <w:tc>
-                  <w:tcPr>
-                    <w:tcBorders>
-                      <w:top w:color="000000" w:space="0" w:sz="0" w:val="nil"/>
-                      <w:left w:color="000000" w:space="0" w:sz="8" w:val="single"/>
-                      <w:bottom w:color="000000" w:space="0" w:sz="8" w:val="single"/>
-                      <w:right w:color="000000" w:space="0" w:sz="8" w:val="single"/>
-                    </w:tcBorders>
-                    <w:tcMar>
-                      <w:top w:w="0.0" w:type="dxa"/>
-                      <w:left w:w="0.0" w:type="dxa"/>
-                      <w:bottom w:w="0.0" w:type="dxa"/>
-                      <w:right w:w="0.0" w:type="dxa"/>
-                    </w:tcMar>
-                    <w:vAlign w:val="top"/>
-                  </w:tcPr>
-                  <w:sdt>
-                    <w:sdtPr>
-                      <w:id w:val="1782358767"/>
-                      <w:tag w:val="goog_rdk_30"/>
-                    </w:sdtPr>
-                    <w:sdtContent>
-                      <w:p>
-                        <w:pPr>
-                          <w:spacing w:after="0" w:lineRule="auto"/>
-                          <w:ind w:left="260" w:firstLine="0"/>
-                          <w:rPr>
-                            <w:ins w:author="Adnan Muradbegović" w:id="0" w:date="2026-03-28T18:06:23Z"/>
-                            <w:rPrChange w:author="Adnan Muradbegović" w:id="1" w:date="2026-03-28T18:06:23Z">
-                              <w:rPr/>
-                            </w:rPrChange>
-                          </w:rPr>
-                        </w:pPr>
-                        <w:sdt>
-                          <w:sdtPr>
-                            <w:id w:val="1734025446"/>
-                            <w:tag w:val="goog_rdk_28"/>
-                          </w:sdtPr>
-                          <w:sdtContent>
-                            <w:ins w:author="Adnan Muradbegović" w:id="0" w:date="2026-03-28T18:06:23Z"/>
-                            <w:sdt>
-                              <w:sdtPr>
-                                <w:id w:val="-107407399"/>
-                                <w:tag w:val="goog_rdk_29"/>
-                              </w:sdtPr>
-                              <w:sdtContent>
-                                <w:ins w:author="Adnan Muradbegović" w:id="0" w:date="2026-03-28T18:06:23Z">
-                                  <w:r>
-                                    <w:rPr>
-                                      <w:rtl w:val="0"/>
-                                      <w:rPrChange w:author="Adnan Muradbegović" w:id="1" w:date="2026-03-28T18:06:23Z">
-                                        <w:rPr/>
-                                      </w:rPrChange>
-                                    </w:rPr>
-                                    <w:t xml:space="preserve">3 Odabire opciju za izmjenu određenog proizvoda/usluge</w:t>
-                                  </w:r>
-                                </w:ins>
-                              </w:sdtContent>
-                            </w:sdt>
-                            <w:ins w:author="Adnan Muradbegović" w:id="0" w:date="2026-03-28T18:06:23Z"/>
-                          </w:sdtContent>
-                        </w:sdt>
-                      </w:p>
-                    </w:sdtContent>
-                  </w:sdt>
-                </w:tc>
-                <w:tc>
-                  <w:tcPr>
-                    <w:tcBorders>
-                      <w:top w:color="000000" w:space="0" w:sz="0" w:val="nil"/>
-                      <w:left w:color="000000" w:space="0" w:sz="0" w:val="nil"/>
-                      <w:bottom w:color="000000" w:space="0" w:sz="8" w:val="single"/>
-                      <w:right w:color="000000" w:space="0" w:sz="8" w:val="single"/>
-                    </w:tcBorders>
-                    <w:tcMar>
-                      <w:top w:w="0.0" w:type="dxa"/>
-                      <w:left w:w="0.0" w:type="dxa"/>
-                      <w:bottom w:w="0.0" w:type="dxa"/>
-                      <w:right w:w="0.0" w:type="dxa"/>
-                    </w:tcMar>
-                    <w:vAlign w:val="top"/>
-                  </w:tcPr>
-                  <w:sdt>
-                    <w:sdtPr>
-                      <w:id w:val="-287963313"/>
-                      <w:tag w:val="goog_rdk_33"/>
-                    </w:sdtPr>
-                    <w:sdtContent>
-                      <w:p>
-                        <w:pPr>
-                          <w:spacing w:after="240" w:before="240" w:lineRule="auto"/>
-                          <w:ind w:left="140" w:firstLine="0"/>
-                          <w:rPr>
-                            <w:ins w:author="Adnan Muradbegović" w:id="0" w:date="2026-03-28T18:06:23Z"/>
-                            <w:rPrChange w:author="Adnan Muradbegović" w:id="1" w:date="2026-03-28T18:06:23Z">
-                              <w:rPr/>
-                            </w:rPrChange>
-                          </w:rPr>
-                        </w:pPr>
-                        <w:sdt>
-                          <w:sdtPr>
-                            <w:id w:val="1272895342"/>
-                            <w:tag w:val="goog_rdk_31"/>
-                          </w:sdtPr>
-                          <w:sdtContent>
-                            <w:ins w:author="Adnan Muradbegović" w:id="0" w:date="2026-03-28T18:06:23Z"/>
-                            <w:sdt>
-                              <w:sdtPr>
-                                <w:id w:val="558330832"/>
-                                <w:tag w:val="goog_rdk_32"/>
-                              </w:sdtPr>
-                              <w:sdtContent>
-                                <w:ins w:author="Adnan Muradbegović" w:id="0" w:date="2026-03-28T18:06:23Z">
-                                  <w:r>
-                                    <w:rPr>
-                                      <w:rtl w:val="0"/>
-                                      <w:rPrChange w:author="Adnan Muradbegović" w:id="1" w:date="2026-03-28T18:06:23Z">
-                                        <w:rPr/>
-                                      </w:rPrChange>
-                                    </w:rPr>
-                                    <w:t xml:space="preserve">4 Prikazuje formular za izmjenu proizvoda/usluge popunjen odgovarajućim podacima</w:t>
-                                  </w:r>
-                                </w:ins>
-                              </w:sdtContent>
-                            </w:sdt>
-                            <w:ins w:author="Adnan Muradbegović" w:id="0" w:date="2026-03-28T18:06:23Z"/>
-                          </w:sdtContent>
-                        </w:sdt>
-                      </w:p>
-                    </w:sdtContent>
-                  </w:sdt>
-                </w:tc>
-              </w:tr>
-            </w:sdtContent>
-          </w:sdt>
-          <w:sdt>
-            <w:sdtPr>
-              <w:id w:val="-617587210"/>
-              <w:tag w:val="goog_rdk_34"/>
-            </w:sdtPr>
-            <w:sdtContent>
-              <w:tr>
-                <w:trPr>
-                  <w:cantSplit w:val="0"/>
-                  <w:trHeight w:val="300" w:hRule="atLeast"/>
-                  <w:tblHeader w:val="0"/>
-                  <w:ins w:author="Adnan Muradbegović" w:id="0" w:date="2026-03-28T18:06:23Z"/>
-                </w:trPr>
-                <w:tc>
-                  <w:tcPr>
-                    <w:tcBorders>
-                      <w:top w:color="000000" w:space="0" w:sz="0" w:val="nil"/>
-                      <w:left w:color="000000" w:space="0" w:sz="8" w:val="single"/>
-                      <w:bottom w:color="000000" w:space="0" w:sz="8" w:val="single"/>
-                      <w:right w:color="000000" w:space="0" w:sz="8" w:val="single"/>
-                    </w:tcBorders>
-                    <w:tcMar>
-                      <w:top w:w="0.0" w:type="dxa"/>
-                      <w:left w:w="0.0" w:type="dxa"/>
-                      <w:bottom w:w="0.0" w:type="dxa"/>
-                      <w:right w:w="0.0" w:type="dxa"/>
-                    </w:tcMar>
-                    <w:vAlign w:val="top"/>
-                  </w:tcPr>
-                  <w:sdt>
-                    <w:sdtPr>
-                      <w:id w:val="1110473216"/>
-                      <w:tag w:val="goog_rdk_37"/>
-                    </w:sdtPr>
-                    <w:sdtContent>
-                      <w:p>
-                        <w:pPr>
-                          <w:spacing w:after="0" w:lineRule="auto"/>
-                          <w:ind w:left="260" w:firstLine="0"/>
-                          <w:rPr>
-                            <w:ins w:author="Adnan Muradbegović" w:id="0" w:date="2026-03-28T18:06:23Z"/>
-                            <w:rPrChange w:author="Adnan Muradbegović" w:id="1" w:date="2026-03-28T18:06:23Z">
-                              <w:rPr/>
-                            </w:rPrChange>
-                          </w:rPr>
-                        </w:pPr>
-                        <w:sdt>
-                          <w:sdtPr>
-                            <w:id w:val="-1552502006"/>
-                            <w:tag w:val="goog_rdk_35"/>
-                          </w:sdtPr>
-                          <w:sdtContent>
-                            <w:ins w:author="Adnan Muradbegović" w:id="0" w:date="2026-03-28T18:06:23Z"/>
-                            <w:sdt>
-                              <w:sdtPr>
-                                <w:id w:val="1781678946"/>
-                                <w:tag w:val="goog_rdk_36"/>
-                              </w:sdtPr>
-                              <w:sdtContent>
-                                <w:ins w:author="Adnan Muradbegović" w:id="0" w:date="2026-03-28T18:06:23Z">
-                                  <w:r>
-                                    <w:rPr>
-                                      <w:rtl w:val="0"/>
-                                      <w:rPrChange w:author="Adnan Muradbegović" w:id="1" w:date="2026-03-28T18:06:23Z">
-                                        <w:rPr/>
-                                      </w:rPrChange>
-                                    </w:rPr>
-                                    <w:t xml:space="preserve">5 Vrši odgovarajuće izmjene podataka proizvoda/usluge i šalje ih sistemu</w:t>
-                                  </w:r>
-                                </w:ins>
-                              </w:sdtContent>
-                            </w:sdt>
-                            <w:ins w:author="Adnan Muradbegović" w:id="0" w:date="2026-03-28T18:06:23Z"/>
-                          </w:sdtContent>
-                        </w:sdt>
-                      </w:p>
-                    </w:sdtContent>
-                  </w:sdt>
-                </w:tc>
-                <w:tc>
-                  <w:tcPr>
-                    <w:tcBorders>
-                      <w:top w:color="000000" w:space="0" w:sz="0" w:val="nil"/>
-                      <w:left w:color="000000" w:space="0" w:sz="0" w:val="nil"/>
-                      <w:bottom w:color="000000" w:space="0" w:sz="8" w:val="single"/>
-                      <w:right w:color="000000" w:space="0" w:sz="8" w:val="single"/>
-                    </w:tcBorders>
-                    <w:tcMar>
-                      <w:top w:w="0.0" w:type="dxa"/>
-                      <w:left w:w="0.0" w:type="dxa"/>
-                      <w:bottom w:w="0.0" w:type="dxa"/>
-                      <w:right w:w="0.0" w:type="dxa"/>
-                    </w:tcMar>
-                    <w:vAlign w:val="top"/>
-                  </w:tcPr>
-                  <w:sdt>
-                    <w:sdtPr>
-                      <w:id w:val="-1975058554"/>
-                      <w:tag w:val="goog_rdk_40"/>
-                    </w:sdtPr>
-                    <w:sdtContent>
-                      <w:p>
-                        <w:pPr>
-                          <w:spacing w:after="240" w:before="240" w:lineRule="auto"/>
-                          <w:ind w:left="140" w:firstLine="0"/>
-                          <w:rPr>
-                            <w:ins w:author="Adnan Muradbegović" w:id="0" w:date="2026-03-28T18:06:23Z"/>
-                            <w:rPrChange w:author="Adnan Muradbegović" w:id="1" w:date="2026-03-28T18:06:23Z">
-                              <w:rPr/>
-                            </w:rPrChange>
-                          </w:rPr>
-                        </w:pPr>
-                        <w:sdt>
-                          <w:sdtPr>
-                            <w:id w:val="42939106"/>
-                            <w:tag w:val="goog_rdk_38"/>
-                          </w:sdtPr>
-                          <w:sdtContent>
-                            <w:ins w:author="Adnan Muradbegović" w:id="0" w:date="2026-03-28T18:06:23Z"/>
-                            <w:sdt>
-                              <w:sdtPr>
-                                <w:id w:val="96545375"/>
-                                <w:tag w:val="goog_rdk_39"/>
-                              </w:sdtPr>
-                              <w:sdtContent>
-                                <w:ins w:author="Adnan Muradbegović" w:id="0" w:date="2026-03-28T18:06:23Z">
-                                  <w:r>
-                                    <w:rPr>
-                                      <w:rtl w:val="0"/>
-                                      <w:rPrChange w:author="Adnan Muradbegović" w:id="1" w:date="2026-03-28T18:06:23Z">
-                                        <w:rPr/>
-                                      </w:rPrChange>
-                                    </w:rPr>
-                                    <w:t xml:space="preserve">6 Pita administratora da potvrdi izmjene?</w:t>
-                                  </w:r>
-                                </w:ins>
-                              </w:sdtContent>
-                            </w:sdt>
-                            <w:ins w:author="Adnan Muradbegović" w:id="0" w:date="2026-03-28T18:06:23Z"/>
-                          </w:sdtContent>
-                        </w:sdt>
-                      </w:p>
-                    </w:sdtContent>
-                  </w:sdt>
-                </w:tc>
-              </w:tr>
-            </w:sdtContent>
-          </w:sdt>
-          <w:sdt>
-            <w:sdtPr>
-              <w:id w:val="688242914"/>
-              <w:tag w:val="goog_rdk_41"/>
-            </w:sdtPr>
-            <w:sdtContent>
-              <w:tr>
-                <w:trPr>
-                  <w:cantSplit w:val="0"/>
-                  <w:trHeight w:val="300" w:hRule="atLeast"/>
-                  <w:tblHeader w:val="0"/>
-                  <w:ins w:author="Adnan Muradbegović" w:id="0" w:date="2026-03-28T18:06:23Z"/>
-                </w:trPr>
-                <w:tc>
-                  <w:tcPr>
-                    <w:tcBorders>
-                      <w:top w:color="000000" w:space="0" w:sz="0" w:val="nil"/>
-                      <w:left w:color="000000" w:space="0" w:sz="8" w:val="single"/>
-                      <w:bottom w:color="000000" w:space="0" w:sz="8" w:val="single"/>
-                      <w:right w:color="000000" w:space="0" w:sz="8" w:val="single"/>
-                    </w:tcBorders>
-                    <w:tcMar>
-                      <w:top w:w="0.0" w:type="dxa"/>
-                      <w:left w:w="0.0" w:type="dxa"/>
-                      <w:bottom w:w="0.0" w:type="dxa"/>
-                      <w:right w:w="0.0" w:type="dxa"/>
-                    </w:tcMar>
-                    <w:vAlign w:val="top"/>
-                  </w:tcPr>
-                  <w:sdt>
-                    <w:sdtPr>
-                      <w:id w:val="1796559336"/>
-                      <w:tag w:val="goog_rdk_44"/>
-                    </w:sdtPr>
-                    <w:sdtContent>
-                      <w:p>
-                        <w:pPr>
-                          <w:spacing w:after="0" w:lineRule="auto"/>
-                          <w:ind w:left="260" w:firstLine="0"/>
-                          <w:rPr>
-                            <w:ins w:author="Adnan Muradbegović" w:id="0" w:date="2026-03-28T18:06:23Z"/>
-                            <w:rPrChange w:author="Adnan Muradbegović" w:id="1" w:date="2026-03-28T18:06:23Z">
-                              <w:rPr/>
-                            </w:rPrChange>
-                          </w:rPr>
-                        </w:pPr>
-                        <w:sdt>
-                          <w:sdtPr>
-                            <w:id w:val="-566459752"/>
-                            <w:tag w:val="goog_rdk_42"/>
-                          </w:sdtPr>
-                          <w:sdtContent>
-                            <w:ins w:author="Adnan Muradbegović" w:id="0" w:date="2026-03-28T18:06:23Z"/>
-                            <w:sdt>
-                              <w:sdtPr>
-                                <w:id w:val="876183203"/>
-                                <w:tag w:val="goog_rdk_43"/>
-                              </w:sdtPr>
-                              <w:sdtContent>
-                                <w:ins w:author="Adnan Muradbegović" w:id="0" w:date="2026-03-28T18:06:23Z">
-                                  <w:r>
-                                    <w:rPr>
-                                      <w:rtl w:val="0"/>
-                                      <w:rPrChange w:author="Adnan Muradbegović" w:id="1" w:date="2026-03-28T18:06:23Z">
-                                        <w:rPr/>
-                                      </w:rPrChange>
-                                    </w:rPr>
-                                    <w:t xml:space="preserve">7 Administrator otkaže izmjene </w:t>
-                                  </w:r>
-                                </w:ins>
-                              </w:sdtContent>
-                            </w:sdt>
-                            <w:ins w:author="Adnan Muradbegović" w:id="0" w:date="2026-03-28T18:06:23Z"/>
-                          </w:sdtContent>
-                        </w:sdt>
-                      </w:p>
-                    </w:sdtContent>
-                  </w:sdt>
-                </w:tc>
-                <w:tc>
-                  <w:tcPr>
-                    <w:tcBorders>
-                      <w:top w:color="000000" w:space="0" w:sz="0" w:val="nil"/>
-                      <w:left w:color="000000" w:space="0" w:sz="0" w:val="nil"/>
-                      <w:bottom w:color="000000" w:space="0" w:sz="8" w:val="single"/>
-                      <w:right w:color="000000" w:space="0" w:sz="8" w:val="single"/>
-                    </w:tcBorders>
-                    <w:tcMar>
-                      <w:top w:w="0.0" w:type="dxa"/>
-                      <w:left w:w="0.0" w:type="dxa"/>
-                      <w:bottom w:w="0.0" w:type="dxa"/>
-                      <w:right w:w="0.0" w:type="dxa"/>
-                    </w:tcMar>
-                    <w:vAlign w:val="top"/>
-                  </w:tcPr>
-                  <w:sdt>
-                    <w:sdtPr>
-                      <w:id w:val="-1474076116"/>
-                      <w:tag w:val="goog_rdk_47"/>
-                    </w:sdtPr>
-                    <w:sdtContent>
-                      <w:p>
-                        <w:pPr>
-                          <w:spacing w:after="240" w:before="240" w:lineRule="auto"/>
-                          <w:ind w:left="140" w:firstLine="0"/>
-                          <w:rPr>
-                            <w:ins w:author="Adnan Muradbegović" w:id="0" w:date="2026-03-28T18:06:23Z"/>
-                            <w:rPrChange w:author="Adnan Muradbegović" w:id="1" w:date="2026-03-28T18:06:23Z">
-                              <w:rPr/>
-                            </w:rPrChange>
-                          </w:rPr>
-                        </w:pPr>
-                        <w:sdt>
-                          <w:sdtPr>
-                            <w:id w:val="1868292915"/>
-                            <w:tag w:val="goog_rdk_45"/>
-                          </w:sdtPr>
-                          <w:sdtContent>
-                            <w:ins w:author="Adnan Muradbegović" w:id="0" w:date="2026-03-28T18:06:23Z"/>
-                            <w:sdt>
-                              <w:sdtPr>
-                                <w:id w:val="1555900192"/>
-                                <w:tag w:val="goog_rdk_46"/>
-                              </w:sdtPr>
-                              <w:sdtContent>
-                                <w:ins w:author="Adnan Muradbegović" w:id="0" w:date="2026-03-28T18:06:23Z">
-                                  <w:r>
-                                    <w:rPr>
-                                      <w:rtl w:val="0"/>
-                                    </w:rPr>
-                                  </w:r>
-                                </w:ins>
-                              </w:sdtContent>
-                            </w:sdt>
-                            <w:ins w:author="Adnan Muradbegović" w:id="0" w:date="2026-03-28T18:06:23Z"/>
-                          </w:sdtContent>
-                        </w:sdt>
-                      </w:p>
-                    </w:sdtContent>
-                  </w:sdt>
-                </w:tc>
-              </w:tr>
-            </w:sdtContent>
-          </w:sdt>
-          <w:sdt>
-            <w:sdtPr>
-              <w:id w:val="-237034806"/>
-              <w:tag w:val="goog_rdk_48"/>
-            </w:sdtPr>
-            <w:sdtContent>
-              <w:tr>
-                <w:trPr>
-                  <w:cantSplit w:val="0"/>
-                  <w:trHeight w:val="300" w:hRule="atLeast"/>
-                  <w:tblHeader w:val="0"/>
-                  <w:ins w:author="Adnan Muradbegović" w:id="0" w:date="2026-03-28T18:06:23Z"/>
-                </w:trPr>
-                <w:tc>
-                  <w:tcPr>
-                    <w:tcBorders>
-                      <w:top w:color="000000" w:space="0" w:sz="0" w:val="nil"/>
-                      <w:left w:color="000000" w:space="0" w:sz="8" w:val="single"/>
-                      <w:bottom w:color="000000" w:space="0" w:sz="8" w:val="single"/>
-                      <w:right w:color="000000" w:space="0" w:sz="8" w:val="single"/>
-                    </w:tcBorders>
-                    <w:tcMar>
-                      <w:top w:w="0.0" w:type="dxa"/>
-                      <w:left w:w="0.0" w:type="dxa"/>
-                      <w:bottom w:w="0.0" w:type="dxa"/>
-                      <w:right w:w="0.0" w:type="dxa"/>
-                    </w:tcMar>
-                    <w:vAlign w:val="top"/>
-                  </w:tcPr>
-                  <w:sdt>
-                    <w:sdtPr>
-                      <w:id w:val="1489475496"/>
-                      <w:tag w:val="goog_rdk_51"/>
-                    </w:sdtPr>
-                    <w:sdtContent>
-                      <w:p>
-                        <w:pPr>
-                          <w:spacing w:after="0" w:lineRule="auto"/>
-                          <w:ind w:left="260" w:firstLine="0"/>
-                          <w:rPr>
-                            <w:ins w:author="Adnan Muradbegović" w:id="0" w:date="2026-03-28T18:06:23Z"/>
-                            <w:rPrChange w:author="Adnan Muradbegović" w:id="1" w:date="2026-03-28T18:06:23Z">
-                              <w:rPr/>
-                            </w:rPrChange>
-                          </w:rPr>
-                        </w:pPr>
-                        <w:sdt>
-                          <w:sdtPr>
-                            <w:id w:val="-2080974635"/>
-                            <w:tag w:val="goog_rdk_49"/>
-                          </w:sdtPr>
-                          <w:sdtContent>
-                            <w:ins w:author="Adnan Muradbegović" w:id="0" w:date="2026-03-28T18:06:23Z"/>
-                            <w:sdt>
-                              <w:sdtPr>
-                                <w:id w:val="1986000251"/>
-                                <w:tag w:val="goog_rdk_50"/>
-                              </w:sdtPr>
-                              <w:sdtContent>
-                                <w:ins w:author="Adnan Muradbegović" w:id="0" w:date="2026-03-28T18:06:23Z">
-                                  <w:r>
-                                    <w:rPr>
-                                      <w:rtl w:val="0"/>
-                                    </w:rPr>
-                                  </w:r>
-                                </w:ins>
-                              </w:sdtContent>
-                            </w:sdt>
-                            <w:ins w:author="Adnan Muradbegović" w:id="0" w:date="2026-03-28T18:06:23Z"/>
-                          </w:sdtContent>
-                        </w:sdt>
-                      </w:p>
-                    </w:sdtContent>
-                  </w:sdt>
-                </w:tc>
-                <w:tc>
-                  <w:tcPr>
-                    <w:tcBorders>
-                      <w:top w:color="000000" w:space="0" w:sz="0" w:val="nil"/>
-                      <w:left w:color="000000" w:space="0" w:sz="0" w:val="nil"/>
-                      <w:bottom w:color="000000" w:space="0" w:sz="8" w:val="single"/>
-                      <w:right w:color="000000" w:space="0" w:sz="8" w:val="single"/>
-                    </w:tcBorders>
-                    <w:tcMar>
-                      <w:top w:w="0.0" w:type="dxa"/>
-                      <w:left w:w="0.0" w:type="dxa"/>
-                      <w:bottom w:w="0.0" w:type="dxa"/>
-                      <w:right w:w="0.0" w:type="dxa"/>
-                    </w:tcMar>
-                    <w:vAlign w:val="top"/>
-                  </w:tcPr>
-                  <w:sdt>
-                    <w:sdtPr>
-                      <w:id w:val="-119900193"/>
-                      <w:tag w:val="goog_rdk_54"/>
-                    </w:sdtPr>
-                    <w:sdtContent>
-                      <w:p>
-                        <w:pPr>
-                          <w:spacing w:after="240" w:before="240" w:lineRule="auto"/>
-                          <w:ind w:left="140" w:firstLine="0"/>
-                          <w:rPr>
-                            <w:ins w:author="Adnan Muradbegović" w:id="0" w:date="2026-03-28T18:06:23Z"/>
-                            <w:rPrChange w:author="Adnan Muradbegović" w:id="1" w:date="2026-03-28T18:06:23Z">
-                              <w:rPr/>
-                            </w:rPrChange>
-                          </w:rPr>
-                        </w:pPr>
-                        <w:sdt>
-                          <w:sdtPr>
-                            <w:id w:val="42622059"/>
-                            <w:tag w:val="goog_rdk_52"/>
-                          </w:sdtPr>
-                          <w:sdtContent>
-                            <w:ins w:author="Adnan Muradbegović" w:id="0" w:date="2026-03-28T18:06:23Z"/>
-                            <w:sdt>
-                              <w:sdtPr>
-                                <w:id w:val="973517693"/>
-                                <w:tag w:val="goog_rdk_53"/>
-                              </w:sdtPr>
-                              <w:sdtContent>
-                                <w:ins w:author="Adnan Muradbegović" w:id="0" w:date="2026-03-28T18:06:23Z">
-                                  <w:r>
-                                    <w:rPr>
-                                      <w:rtl w:val="0"/>
-                                      <w:rPrChange w:author="Adnan Muradbegović" w:id="1" w:date="2026-03-28T18:06:23Z">
-                                        <w:rPr/>
-                                      </w:rPrChange>
-                                    </w:rPr>
-                                    <w:t xml:space="preserve">8 Obavještava administratora da je operacija otkazana</w:t>
-                                  </w:r>
-                                </w:ins>
-                              </w:sdtContent>
-                            </w:sdt>
-                            <w:ins w:author="Adnan Muradbegović" w:id="0" w:date="2026-03-28T18:06:23Z"/>
-                          </w:sdtContent>
-                        </w:sdt>
-                      </w:p>
-                    </w:sdtContent>
-                  </w:sdt>
-                </w:tc>
-              </w:tr>
-            </w:sdtContent>
-          </w:sdt>
+          <w:tr>
+            <w:trPr>
+              <w:cantSplit w:val="0"/>
+              <w:trHeight w:val="300" w:hRule="atLeast"/>
+              <w:tblHeader w:val="0"/>
+            </w:trPr>
+            <w:tc>
+              <w:tcPr>
+                <w:tcBorders>
+                  <w:top w:color="000000" w:space="0" w:sz="8" w:val="single"/>
+                  <w:left w:color="000000" w:space="0" w:sz="8" w:val="single"/>
+                  <w:bottom w:color="000000" w:space="0" w:sz="8" w:val="single"/>
+                  <w:right w:color="000000" w:space="0" w:sz="8" w:val="single"/>
+                </w:tcBorders>
+                <w:tcMar>
+                  <w:top w:w="0.0" w:type="dxa"/>
+                  <w:left w:w="0.0" w:type="dxa"/>
+                  <w:bottom w:w="0.0" w:type="dxa"/>
+                  <w:right w:w="0.0" w:type="dxa"/>
+                </w:tcMar>
+                <w:vAlign w:val="top"/>
+              </w:tcPr>
+              <w:p>
+                <w:pPr>
+                  <w:spacing w:after="240" w:before="240" w:line="297.8181818181818" w:lineRule="auto"/>
+                  <w:ind w:left="260" w:firstLine="0"/>
+                  <w:rPr/>
+                </w:pPr>
+                <w:r>
+                  <w:rPr>
+                    <w:rtl w:val="0"/>
+                  </w:rPr>
+                  <w:t xml:space="preserve">Administrator</w:t>
+                </w:r>
+              </w:p>
+            </w:tc>
+            <w:tc>
+              <w:tcPr>
+                <w:tcBorders>
+                  <w:top w:color="000000" w:space="0" w:sz="8" w:val="single"/>
+                  <w:left w:color="000000" w:space="0" w:sz="0" w:val="nil"/>
+                  <w:bottom w:color="000000" w:space="0" w:sz="8" w:val="single"/>
+                  <w:right w:color="000000" w:space="0" w:sz="8" w:val="single"/>
+                </w:tcBorders>
+                <w:tcMar>
+                  <w:top w:w="0.0" w:type="dxa"/>
+                  <w:left w:w="0.0" w:type="dxa"/>
+                  <w:bottom w:w="0.0" w:type="dxa"/>
+                  <w:right w:w="0.0" w:type="dxa"/>
+                </w:tcMar>
+                <w:vAlign w:val="top"/>
+              </w:tcPr>
+              <w:p>
+                <w:pPr>
+                  <w:spacing w:after="240" w:lineRule="auto"/>
+                  <w:ind w:left="140" w:firstLine="0"/>
+                  <w:rPr/>
+                </w:pPr>
+                <w:r>
+                  <w:rPr>
+                    <w:rtl w:val="0"/>
+                  </w:rPr>
+                  <w:t xml:space="preserve">Informacioni sistem za frizerski salon</w:t>
+                </w:r>
+              </w:p>
+            </w:tc>
+          </w:tr>
+          <w:tr>
+            <w:trPr>
+              <w:cantSplit w:val="0"/>
+              <w:trHeight w:val="315" w:hRule="atLeast"/>
+              <w:tblHeader w:val="0"/>
+            </w:trPr>
+            <w:tc>
+              <w:tcPr>
+                <w:tcBorders>
+                  <w:top w:color="000000" w:space="0" w:sz="0" w:val="nil"/>
+                  <w:left w:color="000000" w:space="0" w:sz="8" w:val="single"/>
+                  <w:bottom w:color="000000" w:space="0" w:sz="8" w:val="single"/>
+                  <w:right w:color="000000" w:space="0" w:sz="8" w:val="single"/>
+                </w:tcBorders>
+                <w:tcMar>
+                  <w:top w:w="0.0" w:type="dxa"/>
+                  <w:left w:w="0.0" w:type="dxa"/>
+                  <w:bottom w:w="0.0" w:type="dxa"/>
+                  <w:right w:w="0.0" w:type="dxa"/>
+                </w:tcMar>
+                <w:vAlign w:val="top"/>
+              </w:tcPr>
+              <w:p>
+                <w:pPr>
+                  <w:spacing w:after="0" w:lineRule="auto"/>
+                  <w:ind w:left="260" w:firstLine="0"/>
+                  <w:rPr/>
+                </w:pPr>
+                <w:r>
+                  <w:rPr>
+                    <w:rtl w:val="0"/>
+                  </w:rPr>
+                  <w:t xml:space="preserve">1  Otvara stranicu za uređivanje ponude salona</w:t>
+                </w:r>
+              </w:p>
+            </w:tc>
+            <w:tc>
+              <w:tcPr>
+                <w:tcBorders>
+                  <w:top w:color="000000" w:space="0" w:sz="0" w:val="nil"/>
+                  <w:left w:color="000000" w:space="0" w:sz="0" w:val="nil"/>
+                  <w:bottom w:color="000000" w:space="0" w:sz="8" w:val="single"/>
+                  <w:right w:color="000000" w:space="0" w:sz="8" w:val="single"/>
+                </w:tcBorders>
+                <w:tcMar>
+                  <w:top w:w="0.0" w:type="dxa"/>
+                  <w:left w:w="0.0" w:type="dxa"/>
+                  <w:bottom w:w="0.0" w:type="dxa"/>
+                  <w:right w:w="0.0" w:type="dxa"/>
+                </w:tcMar>
+                <w:vAlign w:val="top"/>
+              </w:tcPr>
+              <w:p>
+                <w:pPr>
+                  <w:spacing w:after="240" w:before="240" w:lineRule="auto"/>
+                  <w:ind w:left="140" w:firstLine="0"/>
+                  <w:rPr/>
+                </w:pPr>
+                <w:r>
+                  <w:rPr>
+                    <w:rtl w:val="0"/>
+                  </w:rPr>
+                  <w:t xml:space="preserve"> 2 Prikazuje spisak proizvoda i usluga salona, uz opcije za dodavanje, brisanje i izmjenu</w:t>
+                </w:r>
+              </w:p>
+            </w:tc>
+          </w:tr>
+          <w:tr>
+            <w:trPr>
+              <w:cantSplit w:val="0"/>
+              <w:trHeight w:val="300" w:hRule="atLeast"/>
+              <w:tblHeader w:val="0"/>
+            </w:trPr>
+            <w:tc>
+              <w:tcPr>
+                <w:tcBorders>
+                  <w:top w:color="000000" w:space="0" w:sz="0" w:val="nil"/>
+                  <w:left w:color="000000" w:space="0" w:sz="8" w:val="single"/>
+                  <w:bottom w:color="000000" w:space="0" w:sz="8" w:val="single"/>
+                  <w:right w:color="000000" w:space="0" w:sz="8" w:val="single"/>
+                </w:tcBorders>
+                <w:tcMar>
+                  <w:top w:w="0.0" w:type="dxa"/>
+                  <w:left w:w="0.0" w:type="dxa"/>
+                  <w:bottom w:w="0.0" w:type="dxa"/>
+                  <w:right w:w="0.0" w:type="dxa"/>
+                </w:tcMar>
+                <w:vAlign w:val="top"/>
+              </w:tcPr>
+              <w:p>
+                <w:pPr>
+                  <w:spacing w:after="0" w:lineRule="auto"/>
+                  <w:ind w:left="260" w:firstLine="0"/>
+                  <w:rPr/>
+                </w:pPr>
+                <w:r>
+                  <w:rPr>
+                    <w:rtl w:val="0"/>
+                  </w:rPr>
+                  <w:t xml:space="preserve">3 Odabire opciju za izmjenu određenog proizvoda/usluge</w:t>
+                </w:r>
+              </w:p>
+            </w:tc>
+            <w:tc>
+              <w:tcPr>
+                <w:tcBorders>
+                  <w:top w:color="000000" w:space="0" w:sz="0" w:val="nil"/>
+                  <w:left w:color="000000" w:space="0" w:sz="0" w:val="nil"/>
+                  <w:bottom w:color="000000" w:space="0" w:sz="8" w:val="single"/>
+                  <w:right w:color="000000" w:space="0" w:sz="8" w:val="single"/>
+                </w:tcBorders>
+                <w:tcMar>
+                  <w:top w:w="0.0" w:type="dxa"/>
+                  <w:left w:w="0.0" w:type="dxa"/>
+                  <w:bottom w:w="0.0" w:type="dxa"/>
+                  <w:right w:w="0.0" w:type="dxa"/>
+                </w:tcMar>
+                <w:vAlign w:val="top"/>
+              </w:tcPr>
+              <w:p>
+                <w:pPr>
+                  <w:spacing w:after="240" w:before="240" w:lineRule="auto"/>
+                  <w:ind w:left="140" w:firstLine="0"/>
+                  <w:rPr/>
+                </w:pPr>
+                <w:r>
+                  <w:rPr>
+                    <w:rtl w:val="0"/>
+                  </w:rPr>
+                  <w:t xml:space="preserve">4 Prikazuje formular za izmjenu proizvoda/usluge popunjen odgovarajućim podacima</w:t>
+                </w:r>
+              </w:p>
+            </w:tc>
+          </w:tr>
+          <w:tr>
+            <w:trPr>
+              <w:cantSplit w:val="0"/>
+              <w:trHeight w:val="300" w:hRule="atLeast"/>
+              <w:tblHeader w:val="0"/>
+            </w:trPr>
+            <w:tc>
+              <w:tcPr>
+                <w:tcBorders>
+                  <w:top w:color="000000" w:space="0" w:sz="0" w:val="nil"/>
+                  <w:left w:color="000000" w:space="0" w:sz="8" w:val="single"/>
+                  <w:bottom w:color="000000" w:space="0" w:sz="8" w:val="single"/>
+                  <w:right w:color="000000" w:space="0" w:sz="8" w:val="single"/>
+                </w:tcBorders>
+                <w:tcMar>
+                  <w:top w:w="0.0" w:type="dxa"/>
+                  <w:left w:w="0.0" w:type="dxa"/>
+                  <w:bottom w:w="0.0" w:type="dxa"/>
+                  <w:right w:w="0.0" w:type="dxa"/>
+                </w:tcMar>
+                <w:vAlign w:val="top"/>
+              </w:tcPr>
+              <w:p>
+                <w:pPr>
+                  <w:spacing w:after="0" w:lineRule="auto"/>
+                  <w:ind w:left="260" w:firstLine="0"/>
+                  <w:rPr/>
+                </w:pPr>
+                <w:r>
+                  <w:rPr>
+                    <w:rtl w:val="0"/>
+                  </w:rPr>
+                  <w:t xml:space="preserve">5 Vrši odgovarajuće izmjene podataka proizvoda/usluge i šalje ih sistemu</w:t>
+                </w:r>
+              </w:p>
+            </w:tc>
+            <w:tc>
+              <w:tcPr>
+                <w:tcBorders>
+                  <w:top w:color="000000" w:space="0" w:sz="0" w:val="nil"/>
+                  <w:left w:color="000000" w:space="0" w:sz="0" w:val="nil"/>
+                  <w:bottom w:color="000000" w:space="0" w:sz="8" w:val="single"/>
+                  <w:right w:color="000000" w:space="0" w:sz="8" w:val="single"/>
+                </w:tcBorders>
+                <w:tcMar>
+                  <w:top w:w="0.0" w:type="dxa"/>
+                  <w:left w:w="0.0" w:type="dxa"/>
+                  <w:bottom w:w="0.0" w:type="dxa"/>
+                  <w:right w:w="0.0" w:type="dxa"/>
+                </w:tcMar>
+                <w:vAlign w:val="top"/>
+              </w:tcPr>
+              <w:p>
+                <w:pPr>
+                  <w:spacing w:after="240" w:before="240" w:lineRule="auto"/>
+                  <w:ind w:left="140" w:firstLine="0"/>
+                  <w:rPr/>
+                </w:pPr>
+                <w:r>
+                  <w:rPr>
+                    <w:rtl w:val="0"/>
+                  </w:rPr>
+                  <w:t xml:space="preserve">6 Pita administratora da potvrdi izmjene?</w:t>
+                </w:r>
+              </w:p>
+            </w:tc>
+          </w:tr>
+          <w:tr>
+            <w:trPr>
+              <w:cantSplit w:val="0"/>
+              <w:trHeight w:val="300" w:hRule="atLeast"/>
+              <w:tblHeader w:val="0"/>
+            </w:trPr>
+            <w:tc>
+              <w:tcPr>
+                <w:tcBorders>
+                  <w:top w:color="000000" w:space="0" w:sz="0" w:val="nil"/>
+                  <w:left w:color="000000" w:space="0" w:sz="8" w:val="single"/>
+                  <w:bottom w:color="000000" w:space="0" w:sz="8" w:val="single"/>
+                  <w:right w:color="000000" w:space="0" w:sz="8" w:val="single"/>
+                </w:tcBorders>
+                <w:tcMar>
+                  <w:top w:w="0.0" w:type="dxa"/>
+                  <w:left w:w="0.0" w:type="dxa"/>
+                  <w:bottom w:w="0.0" w:type="dxa"/>
+                  <w:right w:w="0.0" w:type="dxa"/>
+                </w:tcMar>
+                <w:vAlign w:val="top"/>
+              </w:tcPr>
+              <w:p>
+                <w:pPr>
+                  <w:spacing w:after="0" w:lineRule="auto"/>
+                  <w:ind w:left="260" w:firstLine="0"/>
+                  <w:rPr/>
+                </w:pPr>
+                <w:r>
+                  <w:rPr>
+                    <w:rtl w:val="0"/>
+                  </w:rPr>
+                  <w:t xml:space="preserve">7 Administrator otkaže izmjene </w:t>
+                </w:r>
+              </w:p>
+            </w:tc>
+            <w:tc>
+              <w:tcPr>
+                <w:tcBorders>
+                  <w:top w:color="000000" w:space="0" w:sz="0" w:val="nil"/>
+                  <w:left w:color="000000" w:space="0" w:sz="0" w:val="nil"/>
+                  <w:bottom w:color="000000" w:space="0" w:sz="8" w:val="single"/>
+                  <w:right w:color="000000" w:space="0" w:sz="8" w:val="single"/>
+                </w:tcBorders>
+                <w:tcMar>
+                  <w:top w:w="0.0" w:type="dxa"/>
+                  <w:left w:w="0.0" w:type="dxa"/>
+                  <w:bottom w:w="0.0" w:type="dxa"/>
+                  <w:right w:w="0.0" w:type="dxa"/>
+                </w:tcMar>
+                <w:vAlign w:val="top"/>
+              </w:tcPr>
+              <w:p>
+                <w:pPr>
+                  <w:spacing w:after="240" w:before="240" w:lineRule="auto"/>
+                  <w:ind w:left="140" w:firstLine="0"/>
+                  <w:rPr/>
+                </w:pPr>
+                <w:r>
+                  <w:rPr>
+                    <w:rtl w:val="0"/>
+                  </w:rPr>
+                </w:r>
+              </w:p>
+            </w:tc>
+          </w:tr>
+          <w:tr>
+            <w:trPr>
+              <w:cantSplit w:val="0"/>
+              <w:trHeight w:val="300" w:hRule="atLeast"/>
+              <w:tblHeader w:val="0"/>
+            </w:trPr>
+            <w:tc>
+              <w:tcPr>
+                <w:tcBorders>
+                  <w:top w:color="000000" w:space="0" w:sz="0" w:val="nil"/>
+                  <w:left w:color="000000" w:space="0" w:sz="8" w:val="single"/>
+                  <w:bottom w:color="000000" w:space="0" w:sz="8" w:val="single"/>
+                  <w:right w:color="000000" w:space="0" w:sz="8" w:val="single"/>
+                </w:tcBorders>
+                <w:tcMar>
+                  <w:top w:w="0.0" w:type="dxa"/>
+                  <w:left w:w="0.0" w:type="dxa"/>
+                  <w:bottom w:w="0.0" w:type="dxa"/>
+                  <w:right w:w="0.0" w:type="dxa"/>
+                </w:tcMar>
+                <w:vAlign w:val="top"/>
+              </w:tcPr>
+              <w:p>
+                <w:pPr>
+                  <w:spacing w:after="0" w:lineRule="auto"/>
+                  <w:ind w:left="260" w:firstLine="0"/>
+                  <w:rPr/>
+                </w:pPr>
+                <w:r>
+                  <w:rPr>
+                    <w:rtl w:val="0"/>
+                  </w:rPr>
+                </w:r>
+              </w:p>
+            </w:tc>
+            <w:tc>
+              <w:tcPr>
+                <w:tcBorders>
+                  <w:top w:color="000000" w:space="0" w:sz="0" w:val="nil"/>
+                  <w:left w:color="000000" w:space="0" w:sz="0" w:val="nil"/>
+                  <w:bottom w:color="000000" w:space="0" w:sz="8" w:val="single"/>
+                  <w:right w:color="000000" w:space="0" w:sz="8" w:val="single"/>
+                </w:tcBorders>
+                <w:tcMar>
+                  <w:top w:w="0.0" w:type="dxa"/>
+                  <w:left w:w="0.0" w:type="dxa"/>
+                  <w:bottom w:w="0.0" w:type="dxa"/>
+                  <w:right w:w="0.0" w:type="dxa"/>
+                </w:tcMar>
+                <w:vAlign w:val="top"/>
+              </w:tcPr>
+              <w:p>
+                <w:pPr>
+                  <w:spacing w:after="240" w:before="240" w:lineRule="auto"/>
+                  <w:ind w:left="140" w:firstLine="0"/>
+                  <w:rPr/>
+                </w:pPr>
+                <w:r>
+                  <w:rPr>
+                    <w:rtl w:val="0"/>
+                  </w:rPr>
+                  <w:t xml:space="preserve">8 Obavještava administratora da je operacija otkazana</w:t>
+                </w:r>
+              </w:p>
+            </w:tc>
+          </w:tr>
         </w:tbl>
       </w:sdtContent>
     </w:sdt>
-    <w:sdt>
-      <w:sdtPr>
-        <w:id w:val="-964019630"/>
-        <w:tag w:val="goog_rdk_58"/>
-      </w:sdtPr>
-      <w:sdtContent>
-        <w:p>
-          <w:pPr>
-            <w:spacing w:after="240" w:before="200" w:lineRule="auto"/>
-            <w:rPr>
-              <w:ins w:author="Adnan Muradbegović" w:id="0" w:date="2026-03-28T18:06:23Z"/>
-              <w:sz w:val="16"/>
-              <w:szCs w:val="16"/>
-              <w:rPrChange w:author="Adnan Muradbegović" w:id="1" w:date="2026-03-28T18:06:23Z">
-                <w:rPr/>
-              </w:rPrChange>
-            </w:rPr>
-          </w:pPr>
-          <w:sdt>
-            <w:sdtPr>
-              <w:id w:val="-868122985"/>
-              <w:tag w:val="goog_rdk_56"/>
-            </w:sdtPr>
-            <w:sdtContent>
-              <w:ins w:author="Adnan Muradbegović" w:id="0" w:date="2026-03-28T18:06:23Z"/>
-              <w:sdt>
-                <w:sdtPr>
-                  <w:id w:val="-1550861654"/>
-                  <w:tag w:val="goog_rdk_57"/>
-                </w:sdtPr>
-                <w:sdtContent>
-                  <w:ins w:author="Adnan Muradbegović" w:id="0" w:date="2026-03-28T18:06:23Z">
-                    <w:r>
-                      <w:rPr>
-                        <w:rtl w:val="0"/>
-                      </w:rPr>
-                    </w:r>
-                  </w:ins>
-                </w:sdtContent>
-              </w:sdt>
-              <w:ins w:author="Adnan Muradbegović" w:id="0" w:date="2026-03-28T18:06:23Z"/>
-            </w:sdtContent>
-          </w:sdt>
-        </w:p>
-      </w:sdtContent>
-    </w:sdt>
-    <w:sdt>
-      <w:sdtPr>
-        <w:id w:val="-519400188"/>
-        <w:tag w:val="goog_rdk_62"/>
-      </w:sdtPr>
-      <w:sdtContent>
-        <w:p>
-          <w:pPr>
-            <w:spacing w:after="240" w:before="240" w:lineRule="auto"/>
-            <w:rPr>
-              <w:ins w:author="Adnan Muradbegović" w:id="0" w:date="2026-03-28T18:06:23Z"/>
-              <w:b w:val="1"/>
-              <w:bCs w:val="1"/>
-              <w:sz w:val="17"/>
-              <w:szCs w:val="17"/>
-              <w:rPrChange w:author="Adnan Muradbegović" w:id="1" w:date="2026-03-28T18:06:23Z">
-                <w:rPr/>
-              </w:rPrChange>
-            </w:rPr>
-          </w:pPr>
-          <w:sdt>
-            <w:sdtPr>
-              <w:id w:val="-258193467"/>
-              <w:tag w:val="goog_rdk_59"/>
-            </w:sdtPr>
-            <w:sdtContent>
-              <w:ins w:author="Adnan Muradbegović" w:id="0" w:date="2026-03-28T18:06:23Z"/>
-              <w:sdt>
-                <w:sdtPr>
-                  <w:id w:val="-1945279704"/>
-                  <w:tag w:val="goog_rdk_60"/>
-                </w:sdtPr>
-                <w:sdtContent>
-                  <w:ins w:author="Adnan Muradbegović" w:id="0" w:date="2026-03-28T18:06:23Z">
-                    <w:r>
-                      <w:rPr>
-                        <w:b w:val="1"/>
-                        <w:bCs w:val="1"/>
-                        <w:rtl w:val="0"/>
-                        <w:rPrChange w:author="Adnan Muradbegović" w:id="1" w:date="2026-03-28T18:06:23Z">
-                          <w:rPr/>
-                        </w:rPrChange>
-                      </w:rPr>
-                      <w:t xml:space="preserve">Tok događaja 3 – Uspješan završetak</w:t>
-                    </w:r>
-                  </w:ins>
-                </w:sdtContent>
-              </w:sdt>
-              <w:ins w:author="Adnan Muradbegović" w:id="0" w:date="2026-03-28T18:06:23Z">
-                <w:sdt>
-                  <w:sdtPr>
-                    <w:id w:val="-817822384"/>
-                    <w:tag w:val="goog_rdk_61"/>
-                  </w:sdtPr>
-                  <w:sdtContent>
-                    <w:r>
-                      <w:rPr>
-                        <w:rtl w:val="0"/>
-                      </w:rPr>
-                    </w:r>
-                  </w:sdtContent>
-                </w:sdt>
-              </w:ins>
-            </w:sdtContent>
-          </w:sdt>
-        </w:p>
-      </w:sdtContent>
-    </w:sdt>
+    <w:p>
+      <w:pPr>
+        <w:spacing w:after="240" w:before="200" w:lineRule="auto"/>
+        <w:rPr>
+          <w:sz w:val="16"/>
+          <w:szCs w:val="16"/>
+        </w:rPr>
+      </w:pPr>
+      <w:r>
+        <w:rPr>
+          <w:rtl w:val="0"/>
+        </w:rPr>
+      </w:r>
+    </w:p>
+    <w:p>
+      <w:pPr>
+        <w:spacing w:after="240" w:before="240" w:lineRule="auto"/>
+        <w:rPr>
+          <w:b w:val="1"/>
+          <w:bCs w:val="1"/>
+          <w:sz w:val="17"/>
+          <w:szCs w:val="17"/>
+        </w:rPr>
+      </w:pPr>
+      <w:r>
+        <w:rPr>
+          <w:b w:val="1"/>
+          <w:bCs w:val="1"/>
+          <w:rtl w:val="0"/>
+        </w:rPr>
+        <w:t xml:space="preserve">Tok događaja 5 – Odustajanje od brisanja</w:t>
+      </w:r>
+      <w:r>
+        <w:rPr>
+          <w:rtl w:val="0"/>
+        </w:rPr>
+      </w:r>
+    </w:p>
     <w:sdt>
       <w:sdtPr>
         <w:lock w:val="contentLocked"/>
-        <w:id w:val="-1532018358"/>
-        <w:tag w:val="goog_rdk_98"/>
+        <w:id w:val="-1960689974"/>
+        <w:tag w:val="goog_rdk_9"/>
       </w:sdtPr>
       <w:sdtContent>
         <w:tbl>
@@ -11896,797 +11306,842 @@
               </w:tblGrid>
             </w:tblGridChange>
           </w:tblGrid>
-          <w:sdt>
-            <w:sdtPr>
-              <w:id w:val="372604305"/>
-              <w:tag w:val="goog_rdk_63"/>
-            </w:sdtPr>
-            <w:sdtContent>
-              <w:tr>
-                <w:trPr>
-                  <w:cantSplit w:val="0"/>
-                  <w:trHeight w:val="300" w:hRule="atLeast"/>
-                  <w:tblHeader w:val="0"/>
-                  <w:ins w:author="Adnan Muradbegović" w:id="0" w:date="2026-03-28T18:06:23Z"/>
-                </w:trPr>
-                <w:tc>
-                  <w:tcPr>
-                    <w:tcBorders>
-                      <w:top w:color="000000" w:space="0" w:sz="8" w:val="single"/>
-                      <w:left w:color="000000" w:space="0" w:sz="8" w:val="single"/>
-                      <w:bottom w:color="000000" w:space="0" w:sz="8" w:val="single"/>
-                      <w:right w:color="000000" w:space="0" w:sz="8" w:val="single"/>
-                    </w:tcBorders>
-                    <w:tcMar>
-                      <w:top w:w="0.0" w:type="dxa"/>
-                      <w:left w:w="0.0" w:type="dxa"/>
-                      <w:bottom w:w="0.0" w:type="dxa"/>
-                      <w:right w:w="0.0" w:type="dxa"/>
-                    </w:tcMar>
-                    <w:vAlign w:val="top"/>
-                  </w:tcPr>
-                  <w:sdt>
-                    <w:sdtPr>
-                      <w:id w:val="-1120445728"/>
-                      <w:tag w:val="goog_rdk_66"/>
-                    </w:sdtPr>
-                    <w:sdtContent>
-                      <w:p>
-                        <w:pPr>
-                          <w:spacing w:after="240" w:before="240" w:line="297.8181818181818" w:lineRule="auto"/>
-                          <w:ind w:left="260" w:firstLine="0"/>
-                          <w:rPr>
-                            <w:ins w:author="Adnan Muradbegović" w:id="0" w:date="2026-03-28T18:06:23Z"/>
-                            <w:rPrChange w:author="Adnan Muradbegović" w:id="1" w:date="2026-03-28T18:06:23Z">
-                              <w:rPr/>
-                            </w:rPrChange>
-                          </w:rPr>
-                        </w:pPr>
-                        <w:sdt>
-                          <w:sdtPr>
-                            <w:id w:val="771186072"/>
-                            <w:tag w:val="goog_rdk_64"/>
-                          </w:sdtPr>
-                          <w:sdtContent>
-                            <w:ins w:author="Adnan Muradbegović" w:id="0" w:date="2026-03-28T18:06:23Z"/>
-                            <w:sdt>
-                              <w:sdtPr>
-                                <w:id w:val="-751045892"/>
-                                <w:tag w:val="goog_rdk_65"/>
-                              </w:sdtPr>
-                              <w:sdtContent>
-                                <w:ins w:author="Adnan Muradbegović" w:id="0" w:date="2026-03-28T18:06:23Z">
-                                  <w:r>
-                                    <w:rPr>
-                                      <w:rtl w:val="0"/>
-                                      <w:rPrChange w:author="Adnan Muradbegović" w:id="1" w:date="2026-03-28T18:06:23Z">
-                                        <w:rPr/>
-                                      </w:rPrChange>
-                                    </w:rPr>
-                                    <w:t xml:space="preserve">Administrator</w:t>
-                                  </w:r>
-                                </w:ins>
-                              </w:sdtContent>
-                            </w:sdt>
-                            <w:ins w:author="Adnan Muradbegović" w:id="0" w:date="2026-03-28T18:06:23Z"/>
-                          </w:sdtContent>
-                        </w:sdt>
-                      </w:p>
-                    </w:sdtContent>
-                  </w:sdt>
-                </w:tc>
-                <w:tc>
-                  <w:tcPr>
-                    <w:tcBorders>
-                      <w:top w:color="000000" w:space="0" w:sz="8" w:val="single"/>
-                      <w:left w:color="000000" w:space="0" w:sz="0" w:val="nil"/>
-                      <w:bottom w:color="000000" w:space="0" w:sz="8" w:val="single"/>
-                      <w:right w:color="000000" w:space="0" w:sz="8" w:val="single"/>
-                    </w:tcBorders>
-                    <w:tcMar>
-                      <w:top w:w="0.0" w:type="dxa"/>
-                      <w:left w:w="0.0" w:type="dxa"/>
-                      <w:bottom w:w="0.0" w:type="dxa"/>
-                      <w:right w:w="0.0" w:type="dxa"/>
-                    </w:tcMar>
-                    <w:vAlign w:val="top"/>
-                  </w:tcPr>
-                  <w:sdt>
-                    <w:sdtPr>
-                      <w:id w:val="33152988"/>
-                      <w:tag w:val="goog_rdk_69"/>
-                    </w:sdtPr>
-                    <w:sdtContent>
-                      <w:p>
-                        <w:pPr>
-                          <w:spacing w:after="240" w:lineRule="auto"/>
-                          <w:ind w:left="140" w:firstLine="0"/>
-                          <w:rPr>
-                            <w:ins w:author="Adnan Muradbegović" w:id="0" w:date="2026-03-28T18:06:23Z"/>
-                            <w:rPrChange w:author="Adnan Muradbegović" w:id="1" w:date="2026-03-28T18:06:23Z">
-                              <w:rPr/>
-                            </w:rPrChange>
-                          </w:rPr>
-                        </w:pPr>
-                        <w:sdt>
-                          <w:sdtPr>
-                            <w:id w:val="1117487794"/>
-                            <w:tag w:val="goog_rdk_67"/>
-                          </w:sdtPr>
-                          <w:sdtContent>
-                            <w:ins w:author="Adnan Muradbegović" w:id="0" w:date="2026-03-28T18:06:23Z"/>
-                            <w:sdt>
-                              <w:sdtPr>
-                                <w:id w:val="779180936"/>
-                                <w:tag w:val="goog_rdk_68"/>
-                              </w:sdtPr>
-                              <w:sdtContent>
-                                <w:ins w:author="Adnan Muradbegović" w:id="0" w:date="2026-03-28T18:06:23Z">
-                                  <w:r>
-                                    <w:rPr>
-                                      <w:rtl w:val="0"/>
-                                      <w:rPrChange w:author="Adnan Muradbegović" w:id="1" w:date="2026-03-28T18:06:23Z">
-                                        <w:rPr/>
-                                      </w:rPrChange>
-                                    </w:rPr>
-                                    <w:t xml:space="preserve">Informacioni sistem za frizerski salon</w:t>
-                                  </w:r>
-                                </w:ins>
-                              </w:sdtContent>
-                            </w:sdt>
-                            <w:ins w:author="Adnan Muradbegović" w:id="0" w:date="2026-03-28T18:06:23Z"/>
-                          </w:sdtContent>
-                        </w:sdt>
-                      </w:p>
-                    </w:sdtContent>
-                  </w:sdt>
-                </w:tc>
-              </w:tr>
-            </w:sdtContent>
-          </w:sdt>
-          <w:sdt>
-            <w:sdtPr>
-              <w:id w:val="-1045518390"/>
-              <w:tag w:val="goog_rdk_70"/>
-            </w:sdtPr>
-            <w:sdtContent>
-              <w:tr>
-                <w:trPr>
-                  <w:cantSplit w:val="0"/>
-                  <w:trHeight w:val="315" w:hRule="atLeast"/>
-                  <w:tblHeader w:val="0"/>
-                  <w:ins w:author="Adnan Muradbegović" w:id="0" w:date="2026-03-28T18:06:23Z"/>
-                </w:trPr>
-                <w:tc>
-                  <w:tcPr>
-                    <w:tcBorders>
-                      <w:top w:color="000000" w:space="0" w:sz="0" w:val="nil"/>
-                      <w:left w:color="000000" w:space="0" w:sz="8" w:val="single"/>
-                      <w:bottom w:color="000000" w:space="0" w:sz="8" w:val="single"/>
-                      <w:right w:color="000000" w:space="0" w:sz="8" w:val="single"/>
-                    </w:tcBorders>
-                    <w:tcMar>
-                      <w:top w:w="0.0" w:type="dxa"/>
-                      <w:left w:w="0.0" w:type="dxa"/>
-                      <w:bottom w:w="0.0" w:type="dxa"/>
-                      <w:right w:w="0.0" w:type="dxa"/>
-                    </w:tcMar>
-                    <w:vAlign w:val="top"/>
-                  </w:tcPr>
-                  <w:sdt>
-                    <w:sdtPr>
-                      <w:id w:val="-1971404694"/>
-                      <w:tag w:val="goog_rdk_73"/>
-                    </w:sdtPr>
-                    <w:sdtContent>
-                      <w:p>
-                        <w:pPr>
-                          <w:spacing w:after="0" w:lineRule="auto"/>
-                          <w:ind w:left="260" w:firstLine="0"/>
-                          <w:rPr>
-                            <w:ins w:author="Adnan Muradbegović" w:id="0" w:date="2026-03-28T18:06:23Z"/>
-                            <w:rPrChange w:author="Adnan Muradbegović" w:id="1" w:date="2026-03-28T18:06:23Z">
-                              <w:rPr/>
-                            </w:rPrChange>
-                          </w:rPr>
-                        </w:pPr>
-                        <w:sdt>
-                          <w:sdtPr>
-                            <w:id w:val="-257676393"/>
-                            <w:tag w:val="goog_rdk_71"/>
-                          </w:sdtPr>
-                          <w:sdtContent>
-                            <w:ins w:author="Adnan Muradbegović" w:id="0" w:date="2026-03-28T18:06:23Z"/>
-                            <w:sdt>
-                              <w:sdtPr>
-                                <w:id w:val="1831526191"/>
-                                <w:tag w:val="goog_rdk_72"/>
-                              </w:sdtPr>
-                              <w:sdtContent>
-                                <w:ins w:author="Adnan Muradbegović" w:id="0" w:date="2026-03-28T18:06:23Z">
-                                  <w:r>
-                                    <w:rPr>
-                                      <w:rtl w:val="0"/>
-                                      <w:rPrChange w:author="Adnan Muradbegović" w:id="1" w:date="2026-03-28T18:06:23Z">
-                                        <w:rPr/>
-                                      </w:rPrChange>
-                                    </w:rPr>
-                                    <w:t xml:space="preserve">1  Otvara stranicu za uređivanje ponude salona</w:t>
-                                  </w:r>
-                                </w:ins>
-                              </w:sdtContent>
-                            </w:sdt>
-                            <w:ins w:author="Adnan Muradbegović" w:id="0" w:date="2026-03-28T18:06:23Z"/>
-                          </w:sdtContent>
-                        </w:sdt>
-                      </w:p>
-                    </w:sdtContent>
-                  </w:sdt>
-                </w:tc>
-                <w:tc>
-                  <w:tcPr>
-                    <w:tcBorders>
-                      <w:top w:color="000000" w:space="0" w:sz="0" w:val="nil"/>
-                      <w:left w:color="000000" w:space="0" w:sz="0" w:val="nil"/>
-                      <w:bottom w:color="000000" w:space="0" w:sz="8" w:val="single"/>
-                      <w:right w:color="000000" w:space="0" w:sz="8" w:val="single"/>
-                    </w:tcBorders>
-                    <w:tcMar>
-                      <w:top w:w="0.0" w:type="dxa"/>
-                      <w:left w:w="0.0" w:type="dxa"/>
-                      <w:bottom w:w="0.0" w:type="dxa"/>
-                      <w:right w:w="0.0" w:type="dxa"/>
-                    </w:tcMar>
-                    <w:vAlign w:val="top"/>
-                  </w:tcPr>
-                  <w:sdt>
-                    <w:sdtPr>
-                      <w:id w:val="491630412"/>
-                      <w:tag w:val="goog_rdk_76"/>
-                    </w:sdtPr>
-                    <w:sdtContent>
-                      <w:p>
-                        <w:pPr>
-                          <w:spacing w:after="240" w:before="240" w:lineRule="auto"/>
-                          <w:ind w:left="140" w:firstLine="0"/>
-                          <w:rPr>
-                            <w:ins w:author="Adnan Muradbegović" w:id="0" w:date="2026-03-28T18:06:23Z"/>
-                            <w:rPrChange w:author="Adnan Muradbegović" w:id="1" w:date="2026-03-28T18:06:23Z">
-                              <w:rPr/>
-                            </w:rPrChange>
-                          </w:rPr>
-                        </w:pPr>
-                        <w:sdt>
-                          <w:sdtPr>
-                            <w:id w:val="-1496651490"/>
-                            <w:tag w:val="goog_rdk_74"/>
-                          </w:sdtPr>
-                          <w:sdtContent>
-                            <w:ins w:author="Adnan Muradbegović" w:id="0" w:date="2026-03-28T18:06:23Z"/>
-                            <w:sdt>
-                              <w:sdtPr>
-                                <w:id w:val="-301234595"/>
-                                <w:tag w:val="goog_rdk_75"/>
-                              </w:sdtPr>
-                              <w:sdtContent>
-                                <w:ins w:author="Adnan Muradbegović" w:id="0" w:date="2026-03-28T18:06:23Z">
-                                  <w:r>
-                                    <w:rPr>
-                                      <w:rtl w:val="0"/>
-                                      <w:rPrChange w:author="Adnan Muradbegović" w:id="1" w:date="2026-03-28T18:06:23Z">
-                                        <w:rPr/>
-                                      </w:rPrChange>
-                                    </w:rPr>
-                                    <w:t xml:space="preserve"> 2 Prikazuje spisak proizvoda i usluga salona, uz opcije za dodavanje, brisanje i izmjenu</w:t>
-                                  </w:r>
-                                </w:ins>
-                              </w:sdtContent>
-                            </w:sdt>
-                            <w:ins w:author="Adnan Muradbegović" w:id="0" w:date="2026-03-28T18:06:23Z"/>
-                          </w:sdtContent>
-                        </w:sdt>
-                      </w:p>
-                    </w:sdtContent>
-                  </w:sdt>
-                </w:tc>
-              </w:tr>
-            </w:sdtContent>
-          </w:sdt>
-          <w:sdt>
-            <w:sdtPr>
-              <w:id w:val="-290543344"/>
-              <w:tag w:val="goog_rdk_77"/>
-            </w:sdtPr>
-            <w:sdtContent>
-              <w:tr>
-                <w:trPr>
-                  <w:cantSplit w:val="0"/>
-                  <w:trHeight w:val="300" w:hRule="atLeast"/>
-                  <w:tblHeader w:val="0"/>
-                  <w:ins w:author="Adnan Muradbegović" w:id="0" w:date="2026-03-28T18:06:23Z"/>
-                </w:trPr>
-                <w:tc>
-                  <w:tcPr>
-                    <w:tcBorders>
-                      <w:top w:color="000000" w:space="0" w:sz="0" w:val="nil"/>
-                      <w:left w:color="000000" w:space="0" w:sz="8" w:val="single"/>
-                      <w:bottom w:color="000000" w:space="0" w:sz="8" w:val="single"/>
-                      <w:right w:color="000000" w:space="0" w:sz="8" w:val="single"/>
-                    </w:tcBorders>
-                    <w:tcMar>
-                      <w:top w:w="0.0" w:type="dxa"/>
-                      <w:left w:w="0.0" w:type="dxa"/>
-                      <w:bottom w:w="0.0" w:type="dxa"/>
-                      <w:right w:w="0.0" w:type="dxa"/>
-                    </w:tcMar>
-                    <w:vAlign w:val="top"/>
-                  </w:tcPr>
-                  <w:sdt>
-                    <w:sdtPr>
-                      <w:id w:val="628049800"/>
-                      <w:tag w:val="goog_rdk_80"/>
-                    </w:sdtPr>
-                    <w:sdtContent>
-                      <w:p>
-                        <w:pPr>
-                          <w:spacing w:after="0" w:lineRule="auto"/>
-                          <w:ind w:left="260" w:firstLine="0"/>
-                          <w:rPr>
-                            <w:ins w:author="Adnan Muradbegović" w:id="0" w:date="2026-03-28T18:06:23Z"/>
-                            <w:rPrChange w:author="Adnan Muradbegović" w:id="1" w:date="2026-03-28T18:06:23Z">
-                              <w:rPr/>
-                            </w:rPrChange>
-                          </w:rPr>
-                        </w:pPr>
-                        <w:sdt>
-                          <w:sdtPr>
-                            <w:id w:val="141947125"/>
-                            <w:tag w:val="goog_rdk_78"/>
-                          </w:sdtPr>
-                          <w:sdtContent>
-                            <w:ins w:author="Adnan Muradbegović" w:id="0" w:date="2026-03-28T18:06:23Z"/>
-                            <w:sdt>
-                              <w:sdtPr>
-                                <w:id w:val="-95699092"/>
-                                <w:tag w:val="goog_rdk_79"/>
-                              </w:sdtPr>
-                              <w:sdtContent>
-                                <w:ins w:author="Adnan Muradbegović" w:id="0" w:date="2026-03-28T18:06:23Z">
-                                  <w:r>
-                                    <w:rPr>
-                                      <w:rtl w:val="0"/>
-                                      <w:rPrChange w:author="Adnan Muradbegović" w:id="1" w:date="2026-03-28T18:06:23Z">
-                                        <w:rPr/>
-                                      </w:rPrChange>
-                                    </w:rPr>
-                                    <w:t xml:space="preserve">3 Odabire opciju za brisanje određenog proizvoda/usluge</w:t>
-                                  </w:r>
-                                </w:ins>
-                              </w:sdtContent>
-                            </w:sdt>
-                            <w:ins w:author="Adnan Muradbegović" w:id="0" w:date="2026-03-28T18:06:23Z"/>
-                          </w:sdtContent>
-                        </w:sdt>
-                      </w:p>
-                    </w:sdtContent>
-                  </w:sdt>
-                </w:tc>
-                <w:tc>
-                  <w:tcPr>
-                    <w:tcBorders>
-                      <w:top w:color="000000" w:space="0" w:sz="0" w:val="nil"/>
-                      <w:left w:color="000000" w:space="0" w:sz="0" w:val="nil"/>
-                      <w:bottom w:color="000000" w:space="0" w:sz="8" w:val="single"/>
-                      <w:right w:color="000000" w:space="0" w:sz="8" w:val="single"/>
-                    </w:tcBorders>
-                    <w:tcMar>
-                      <w:top w:w="0.0" w:type="dxa"/>
-                      <w:left w:w="0.0" w:type="dxa"/>
-                      <w:bottom w:w="0.0" w:type="dxa"/>
-                      <w:right w:w="0.0" w:type="dxa"/>
-                    </w:tcMar>
-                    <w:vAlign w:val="top"/>
-                  </w:tcPr>
-                  <w:sdt>
-                    <w:sdtPr>
-                      <w:id w:val="-939772404"/>
-                      <w:tag w:val="goog_rdk_83"/>
-                    </w:sdtPr>
-                    <w:sdtContent>
-                      <w:p>
-                        <w:pPr>
-                          <w:spacing w:after="240" w:before="240" w:lineRule="auto"/>
-                          <w:ind w:left="140" w:firstLine="0"/>
-                          <w:rPr>
-                            <w:ins w:author="Adnan Muradbegović" w:id="0" w:date="2026-03-28T18:06:23Z"/>
-                            <w:rPrChange w:author="Adnan Muradbegović" w:id="1" w:date="2026-03-28T18:06:23Z">
-                              <w:rPr/>
-                            </w:rPrChange>
-                          </w:rPr>
-                        </w:pPr>
-                        <w:sdt>
-                          <w:sdtPr>
-                            <w:id w:val="-622966584"/>
-                            <w:tag w:val="goog_rdk_81"/>
-                          </w:sdtPr>
-                          <w:sdtContent>
-                            <w:ins w:author="Adnan Muradbegović" w:id="0" w:date="2026-03-28T18:06:23Z"/>
-                            <w:sdt>
-                              <w:sdtPr>
-                                <w:id w:val="1691230567"/>
-                                <w:tag w:val="goog_rdk_82"/>
-                              </w:sdtPr>
-                              <w:sdtContent>
-                                <w:ins w:author="Adnan Muradbegović" w:id="0" w:date="2026-03-28T18:06:23Z">
-                                  <w:r>
-                                    <w:rPr>
-                                      <w:rtl w:val="0"/>
-                                      <w:rPrChange w:author="Adnan Muradbegović" w:id="1" w:date="2026-03-28T18:06:23Z">
-                                        <w:rPr/>
-                                      </w:rPrChange>
-                                    </w:rPr>
-                                    <w:t xml:space="preserve">4 Pita administratora da potvrdi brisanje?</w:t>
-                                  </w:r>
-                                </w:ins>
-                              </w:sdtContent>
-                            </w:sdt>
-                            <w:ins w:author="Adnan Muradbegović" w:id="0" w:date="2026-03-28T18:06:23Z"/>
-                          </w:sdtContent>
-                        </w:sdt>
-                      </w:p>
-                    </w:sdtContent>
-                  </w:sdt>
-                </w:tc>
-              </w:tr>
-            </w:sdtContent>
-          </w:sdt>
-          <w:sdt>
-            <w:sdtPr>
-              <w:id w:val="-130832744"/>
-              <w:tag w:val="goog_rdk_84"/>
-            </w:sdtPr>
-            <w:sdtContent>
-              <w:tr>
-                <w:trPr>
-                  <w:cantSplit w:val="0"/>
-                  <w:trHeight w:val="300" w:hRule="atLeast"/>
-                  <w:tblHeader w:val="0"/>
-                  <w:ins w:author="Adnan Muradbegović" w:id="0" w:date="2026-03-28T18:06:23Z"/>
-                </w:trPr>
-                <w:tc>
-                  <w:tcPr>
-                    <w:tcBorders>
-                      <w:top w:color="000000" w:space="0" w:sz="0" w:val="nil"/>
-                      <w:left w:color="000000" w:space="0" w:sz="8" w:val="single"/>
-                      <w:bottom w:color="000000" w:space="0" w:sz="8" w:val="single"/>
-                      <w:right w:color="000000" w:space="0" w:sz="8" w:val="single"/>
-                    </w:tcBorders>
-                    <w:tcMar>
-                      <w:top w:w="0.0" w:type="dxa"/>
-                      <w:left w:w="0.0" w:type="dxa"/>
-                      <w:bottom w:w="0.0" w:type="dxa"/>
-                      <w:right w:w="0.0" w:type="dxa"/>
-                    </w:tcMar>
-                    <w:vAlign w:val="top"/>
-                  </w:tcPr>
-                  <w:sdt>
-                    <w:sdtPr>
-                      <w:id w:val="-961757033"/>
-                      <w:tag w:val="goog_rdk_87"/>
-                    </w:sdtPr>
-                    <w:sdtContent>
-                      <w:p>
-                        <w:pPr>
-                          <w:spacing w:after="0" w:lineRule="auto"/>
-                          <w:ind w:left="260" w:firstLine="0"/>
-                          <w:rPr>
-                            <w:ins w:author="Adnan Muradbegović" w:id="0" w:date="2026-03-28T18:06:23Z"/>
-                            <w:rPrChange w:author="Adnan Muradbegović" w:id="1" w:date="2026-03-28T18:06:23Z">
-                              <w:rPr/>
-                            </w:rPrChange>
-                          </w:rPr>
-                        </w:pPr>
-                        <w:sdt>
-                          <w:sdtPr>
-                            <w:id w:val="276856981"/>
-                            <w:tag w:val="goog_rdk_85"/>
-                          </w:sdtPr>
-                          <w:sdtContent>
-                            <w:ins w:author="Adnan Muradbegović" w:id="0" w:date="2026-03-28T18:06:23Z"/>
-                            <w:sdt>
-                              <w:sdtPr>
-                                <w:id w:val="-1333084514"/>
-                                <w:tag w:val="goog_rdk_86"/>
-                              </w:sdtPr>
-                              <w:sdtContent>
-                                <w:ins w:author="Adnan Muradbegović" w:id="0" w:date="2026-03-28T18:06:23Z">
-                                  <w:r>
-                                    <w:rPr>
-                                      <w:rtl w:val="0"/>
-                                      <w:rPrChange w:author="Adnan Muradbegović" w:id="1" w:date="2026-03-28T18:06:23Z">
-                                        <w:rPr/>
-                                      </w:rPrChange>
-                                    </w:rPr>
-                                    <w:t xml:space="preserve">5 Administrator otkaže brisanje proizvoda/usluge</w:t>
-                                  </w:r>
-                                </w:ins>
-                              </w:sdtContent>
-                            </w:sdt>
-                            <w:ins w:author="Adnan Muradbegović" w:id="0" w:date="2026-03-28T18:06:23Z"/>
-                          </w:sdtContent>
-                        </w:sdt>
-                      </w:p>
-                    </w:sdtContent>
-                  </w:sdt>
-                </w:tc>
-                <w:tc>
-                  <w:tcPr>
-                    <w:tcBorders>
-                      <w:top w:color="000000" w:space="0" w:sz="0" w:val="nil"/>
-                      <w:left w:color="000000" w:space="0" w:sz="0" w:val="nil"/>
-                      <w:bottom w:color="000000" w:space="0" w:sz="8" w:val="single"/>
-                      <w:right w:color="000000" w:space="0" w:sz="8" w:val="single"/>
-                    </w:tcBorders>
-                    <w:tcMar>
-                      <w:top w:w="0.0" w:type="dxa"/>
-                      <w:left w:w="0.0" w:type="dxa"/>
-                      <w:bottom w:w="0.0" w:type="dxa"/>
-                      <w:right w:w="0.0" w:type="dxa"/>
-                    </w:tcMar>
-                    <w:vAlign w:val="top"/>
-                  </w:tcPr>
-                  <w:sdt>
-                    <w:sdtPr>
-                      <w:id w:val="-515347480"/>
-                      <w:tag w:val="goog_rdk_90"/>
-                    </w:sdtPr>
-                    <w:sdtContent>
-                      <w:p>
-                        <w:pPr>
-                          <w:spacing w:after="240" w:before="240" w:lineRule="auto"/>
-                          <w:ind w:left="140" w:firstLine="0"/>
-                          <w:rPr>
-                            <w:ins w:author="Adnan Muradbegović" w:id="0" w:date="2026-03-28T18:06:23Z"/>
-                            <w:rPrChange w:author="Adnan Muradbegović" w:id="1" w:date="2026-03-28T18:06:23Z">
-                              <w:rPr/>
-                            </w:rPrChange>
-                          </w:rPr>
-                        </w:pPr>
-                        <w:sdt>
-                          <w:sdtPr>
-                            <w:id w:val="1547307782"/>
-                            <w:tag w:val="goog_rdk_88"/>
-                          </w:sdtPr>
-                          <w:sdtContent>
-                            <w:ins w:author="Adnan Muradbegović" w:id="0" w:date="2026-03-28T18:06:23Z"/>
-                            <w:sdt>
-                              <w:sdtPr>
-                                <w:id w:val="-201170247"/>
-                                <w:tag w:val="goog_rdk_89"/>
-                              </w:sdtPr>
-                              <w:sdtContent>
-                                <w:ins w:author="Adnan Muradbegović" w:id="0" w:date="2026-03-28T18:06:23Z">
-                                  <w:r>
-                                    <w:rPr>
-                                      <w:rtl w:val="0"/>
-                                    </w:rPr>
-                                  </w:r>
-                                </w:ins>
-                              </w:sdtContent>
-                            </w:sdt>
-                            <w:ins w:author="Adnan Muradbegović" w:id="0" w:date="2026-03-28T18:06:23Z"/>
-                          </w:sdtContent>
-                        </w:sdt>
-                      </w:p>
-                    </w:sdtContent>
-                  </w:sdt>
-                </w:tc>
-              </w:tr>
-            </w:sdtContent>
-          </w:sdt>
-          <w:sdt>
-            <w:sdtPr>
-              <w:id w:val="-319313459"/>
-              <w:tag w:val="goog_rdk_91"/>
-            </w:sdtPr>
-            <w:sdtContent>
-              <w:tr>
-                <w:trPr>
-                  <w:cantSplit w:val="0"/>
-                  <w:trHeight w:val="300" w:hRule="atLeast"/>
-                  <w:tblHeader w:val="0"/>
-                  <w:ins w:author="Adnan Muradbegović" w:id="0" w:date="2026-03-28T18:06:23Z"/>
-                </w:trPr>
-                <w:tc>
-                  <w:tcPr>
-                    <w:tcBorders>
-                      <w:top w:color="000000" w:space="0" w:sz="0" w:val="nil"/>
-                      <w:left w:color="000000" w:space="0" w:sz="8" w:val="single"/>
-                      <w:bottom w:color="000000" w:space="0" w:sz="8" w:val="single"/>
-                      <w:right w:color="000000" w:space="0" w:sz="8" w:val="single"/>
-                    </w:tcBorders>
-                    <w:tcMar>
-                      <w:top w:w="0.0" w:type="dxa"/>
-                      <w:left w:w="0.0" w:type="dxa"/>
-                      <w:bottom w:w="0.0" w:type="dxa"/>
-                      <w:right w:w="0.0" w:type="dxa"/>
-                    </w:tcMar>
-                    <w:vAlign w:val="top"/>
-                  </w:tcPr>
-                  <w:sdt>
-                    <w:sdtPr>
-                      <w:id w:val="896265819"/>
-                      <w:tag w:val="goog_rdk_94"/>
-                    </w:sdtPr>
-                    <w:sdtContent>
-                      <w:p>
-                        <w:pPr>
-                          <w:spacing w:after="0" w:lineRule="auto"/>
-                          <w:ind w:left="260" w:firstLine="0"/>
-                          <w:rPr>
-                            <w:ins w:author="Adnan Muradbegović" w:id="0" w:date="2026-03-28T18:06:23Z"/>
-                            <w:rPrChange w:author="Adnan Muradbegović" w:id="1" w:date="2026-03-28T18:06:23Z">
-                              <w:rPr/>
-                            </w:rPrChange>
-                          </w:rPr>
-                        </w:pPr>
-                        <w:sdt>
-                          <w:sdtPr>
-                            <w:id w:val="1076834956"/>
-                            <w:tag w:val="goog_rdk_92"/>
-                          </w:sdtPr>
-                          <w:sdtContent>
-                            <w:ins w:author="Adnan Muradbegović" w:id="0" w:date="2026-03-28T18:06:23Z"/>
-                            <w:sdt>
-                              <w:sdtPr>
-                                <w:id w:val="1799970471"/>
-                                <w:tag w:val="goog_rdk_93"/>
-                              </w:sdtPr>
-                              <w:sdtContent>
-                                <w:ins w:author="Adnan Muradbegović" w:id="0" w:date="2026-03-28T18:06:23Z">
-                                  <w:r>
-                                    <w:rPr>
-                                      <w:rtl w:val="0"/>
-                                    </w:rPr>
-                                  </w:r>
-                                </w:ins>
-                              </w:sdtContent>
-                            </w:sdt>
-                            <w:ins w:author="Adnan Muradbegović" w:id="0" w:date="2026-03-28T18:06:23Z"/>
-                          </w:sdtContent>
-                        </w:sdt>
-                      </w:p>
-                    </w:sdtContent>
-                  </w:sdt>
-                </w:tc>
-                <w:tc>
-                  <w:tcPr>
-                    <w:tcBorders>
-                      <w:top w:color="000000" w:space="0" w:sz="0" w:val="nil"/>
-                      <w:left w:color="000000" w:space="0" w:sz="0" w:val="nil"/>
-                      <w:bottom w:color="000000" w:space="0" w:sz="8" w:val="single"/>
-                      <w:right w:color="000000" w:space="0" w:sz="8" w:val="single"/>
-                    </w:tcBorders>
-                    <w:tcMar>
-                      <w:top w:w="0.0" w:type="dxa"/>
-                      <w:left w:w="0.0" w:type="dxa"/>
-                      <w:bottom w:w="0.0" w:type="dxa"/>
-                      <w:right w:w="0.0" w:type="dxa"/>
-                    </w:tcMar>
-                    <w:vAlign w:val="top"/>
-                  </w:tcPr>
-                  <w:sdt>
-                    <w:sdtPr>
-                      <w:id w:val="1593338435"/>
-                      <w:tag w:val="goog_rdk_97"/>
-                    </w:sdtPr>
-                    <w:sdtContent>
-                      <w:p>
-                        <w:pPr>
-                          <w:spacing w:after="240" w:before="240" w:lineRule="auto"/>
-                          <w:ind w:left="140" w:firstLine="0"/>
-                          <w:rPr>
-                            <w:ins w:author="Adnan Muradbegović" w:id="0" w:date="2026-03-28T18:06:23Z"/>
-                            <w:rPrChange w:author="Adnan Muradbegović" w:id="1" w:date="2026-03-28T18:06:23Z">
-                              <w:rPr/>
-                            </w:rPrChange>
-                          </w:rPr>
-                        </w:pPr>
-                        <w:sdt>
-                          <w:sdtPr>
-                            <w:id w:val="-758289800"/>
-                            <w:tag w:val="goog_rdk_95"/>
-                          </w:sdtPr>
-                          <w:sdtContent>
-                            <w:ins w:author="Adnan Muradbegović" w:id="0" w:date="2026-03-28T18:06:23Z"/>
-                            <w:sdt>
-                              <w:sdtPr>
-                                <w:id w:val="-379314023"/>
-                                <w:tag w:val="goog_rdk_96"/>
-                              </w:sdtPr>
-                              <w:sdtContent>
-                                <w:ins w:author="Adnan Muradbegović" w:id="0" w:date="2026-03-28T18:06:23Z">
-                                  <w:r>
-                                    <w:rPr>
-                                      <w:rtl w:val="0"/>
-                                      <w:rPrChange w:author="Adnan Muradbegović" w:id="1" w:date="2026-03-28T18:06:23Z">
-                                        <w:rPr/>
-                                      </w:rPrChange>
-                                    </w:rPr>
-                                    <w:t xml:space="preserve">6 Obavještava administratora da je operacija otkazana</w:t>
-                                  </w:r>
-                                </w:ins>
-                              </w:sdtContent>
-                            </w:sdt>
-                            <w:ins w:author="Adnan Muradbegović" w:id="0" w:date="2026-03-28T18:06:23Z"/>
-                          </w:sdtContent>
-                        </w:sdt>
-                      </w:p>
-                    </w:sdtContent>
-                  </w:sdt>
-                </w:tc>
-              </w:tr>
-            </w:sdtContent>
-          </w:sdt>
+          <w:tr>
+            <w:trPr>
+              <w:cantSplit w:val="0"/>
+              <w:trHeight w:val="300" w:hRule="atLeast"/>
+              <w:tblHeader w:val="0"/>
+            </w:trPr>
+            <w:tc>
+              <w:tcPr>
+                <w:tcBorders>
+                  <w:top w:color="000000" w:space="0" w:sz="8" w:val="single"/>
+                  <w:left w:color="000000" w:space="0" w:sz="8" w:val="single"/>
+                  <w:bottom w:color="000000" w:space="0" w:sz="8" w:val="single"/>
+                  <w:right w:color="000000" w:space="0" w:sz="8" w:val="single"/>
+                </w:tcBorders>
+                <w:tcMar>
+                  <w:top w:w="0.0" w:type="dxa"/>
+                  <w:left w:w="0.0" w:type="dxa"/>
+                  <w:bottom w:w="0.0" w:type="dxa"/>
+                  <w:right w:w="0.0" w:type="dxa"/>
+                </w:tcMar>
+                <w:vAlign w:val="top"/>
+              </w:tcPr>
+              <w:p>
+                <w:pPr>
+                  <w:spacing w:after="240" w:before="240" w:line="297.8181818181818" w:lineRule="auto"/>
+                  <w:ind w:left="260" w:firstLine="0"/>
+                  <w:rPr/>
+                </w:pPr>
+                <w:r>
+                  <w:rPr>
+                    <w:rtl w:val="0"/>
+                  </w:rPr>
+                  <w:t xml:space="preserve">Administrator</w:t>
+                </w:r>
+              </w:p>
+            </w:tc>
+            <w:tc>
+              <w:tcPr>
+                <w:tcBorders>
+                  <w:top w:color="000000" w:space="0" w:sz="8" w:val="single"/>
+                  <w:left w:color="000000" w:space="0" w:sz="0" w:val="nil"/>
+                  <w:bottom w:color="000000" w:space="0" w:sz="8" w:val="single"/>
+                  <w:right w:color="000000" w:space="0" w:sz="8" w:val="single"/>
+                </w:tcBorders>
+                <w:tcMar>
+                  <w:top w:w="0.0" w:type="dxa"/>
+                  <w:left w:w="0.0" w:type="dxa"/>
+                  <w:bottom w:w="0.0" w:type="dxa"/>
+                  <w:right w:w="0.0" w:type="dxa"/>
+                </w:tcMar>
+                <w:vAlign w:val="top"/>
+              </w:tcPr>
+              <w:p>
+                <w:pPr>
+                  <w:spacing w:after="240" w:lineRule="auto"/>
+                  <w:ind w:left="140" w:firstLine="0"/>
+                  <w:rPr/>
+                </w:pPr>
+                <w:r>
+                  <w:rPr>
+                    <w:rtl w:val="0"/>
+                  </w:rPr>
+                  <w:t xml:space="preserve">Informacioni sistem za frizerski salon</w:t>
+                </w:r>
+              </w:p>
+            </w:tc>
+          </w:tr>
+          <w:tr>
+            <w:trPr>
+              <w:cantSplit w:val="0"/>
+              <w:trHeight w:val="315" w:hRule="atLeast"/>
+              <w:tblHeader w:val="0"/>
+            </w:trPr>
+            <w:tc>
+              <w:tcPr>
+                <w:tcBorders>
+                  <w:top w:color="000000" w:space="0" w:sz="0" w:val="nil"/>
+                  <w:left w:color="000000" w:space="0" w:sz="8" w:val="single"/>
+                  <w:bottom w:color="000000" w:space="0" w:sz="8" w:val="single"/>
+                  <w:right w:color="000000" w:space="0" w:sz="8" w:val="single"/>
+                </w:tcBorders>
+                <w:tcMar>
+                  <w:top w:w="0.0" w:type="dxa"/>
+                  <w:left w:w="0.0" w:type="dxa"/>
+                  <w:bottom w:w="0.0" w:type="dxa"/>
+                  <w:right w:w="0.0" w:type="dxa"/>
+                </w:tcMar>
+                <w:vAlign w:val="top"/>
+              </w:tcPr>
+              <w:p>
+                <w:pPr>
+                  <w:spacing w:after="0" w:lineRule="auto"/>
+                  <w:ind w:left="260" w:firstLine="0"/>
+                  <w:rPr/>
+                </w:pPr>
+                <w:r>
+                  <w:rPr>
+                    <w:rtl w:val="0"/>
+                  </w:rPr>
+                  <w:t xml:space="preserve">1  Otvara stranicu za uređivanje ponude salona</w:t>
+                </w:r>
+              </w:p>
+            </w:tc>
+            <w:tc>
+              <w:tcPr>
+                <w:tcBorders>
+                  <w:top w:color="000000" w:space="0" w:sz="0" w:val="nil"/>
+                  <w:left w:color="000000" w:space="0" w:sz="0" w:val="nil"/>
+                  <w:bottom w:color="000000" w:space="0" w:sz="8" w:val="single"/>
+                  <w:right w:color="000000" w:space="0" w:sz="8" w:val="single"/>
+                </w:tcBorders>
+                <w:tcMar>
+                  <w:top w:w="0.0" w:type="dxa"/>
+                  <w:left w:w="0.0" w:type="dxa"/>
+                  <w:bottom w:w="0.0" w:type="dxa"/>
+                  <w:right w:w="0.0" w:type="dxa"/>
+                </w:tcMar>
+                <w:vAlign w:val="top"/>
+              </w:tcPr>
+              <w:p>
+                <w:pPr>
+                  <w:spacing w:after="240" w:before="240" w:lineRule="auto"/>
+                  <w:ind w:left="140" w:firstLine="0"/>
+                  <w:rPr/>
+                </w:pPr>
+                <w:r>
+                  <w:rPr>
+                    <w:rtl w:val="0"/>
+                  </w:rPr>
+                  <w:t xml:space="preserve"> 2 Prikazuje spisak proizvoda i usluga salona, uz opcije za dodavanje, brisanje i izmjenu</w:t>
+                </w:r>
+              </w:p>
+            </w:tc>
+          </w:tr>
+          <w:tr>
+            <w:trPr>
+              <w:cantSplit w:val="0"/>
+              <w:trHeight w:val="300" w:hRule="atLeast"/>
+              <w:tblHeader w:val="0"/>
+            </w:trPr>
+            <w:tc>
+              <w:tcPr>
+                <w:tcBorders>
+                  <w:top w:color="000000" w:space="0" w:sz="0" w:val="nil"/>
+                  <w:left w:color="000000" w:space="0" w:sz="8" w:val="single"/>
+                  <w:bottom w:color="000000" w:space="0" w:sz="8" w:val="single"/>
+                  <w:right w:color="000000" w:space="0" w:sz="8" w:val="single"/>
+                </w:tcBorders>
+                <w:tcMar>
+                  <w:top w:w="0.0" w:type="dxa"/>
+                  <w:left w:w="0.0" w:type="dxa"/>
+                  <w:bottom w:w="0.0" w:type="dxa"/>
+                  <w:right w:w="0.0" w:type="dxa"/>
+                </w:tcMar>
+                <w:vAlign w:val="top"/>
+              </w:tcPr>
+              <w:p>
+                <w:pPr>
+                  <w:spacing w:after="0" w:lineRule="auto"/>
+                  <w:ind w:left="260" w:firstLine="0"/>
+                  <w:rPr/>
+                </w:pPr>
+                <w:r>
+                  <w:rPr>
+                    <w:rtl w:val="0"/>
+                  </w:rPr>
+                  <w:t xml:space="preserve">3 Odabire opciju za brisanje određenog proizvoda/usluge</w:t>
+                </w:r>
+              </w:p>
+            </w:tc>
+            <w:tc>
+              <w:tcPr>
+                <w:tcBorders>
+                  <w:top w:color="000000" w:space="0" w:sz="0" w:val="nil"/>
+                  <w:left w:color="000000" w:space="0" w:sz="0" w:val="nil"/>
+                  <w:bottom w:color="000000" w:space="0" w:sz="8" w:val="single"/>
+                  <w:right w:color="000000" w:space="0" w:sz="8" w:val="single"/>
+                </w:tcBorders>
+                <w:tcMar>
+                  <w:top w:w="0.0" w:type="dxa"/>
+                  <w:left w:w="0.0" w:type="dxa"/>
+                  <w:bottom w:w="0.0" w:type="dxa"/>
+                  <w:right w:w="0.0" w:type="dxa"/>
+                </w:tcMar>
+                <w:vAlign w:val="top"/>
+              </w:tcPr>
+              <w:p>
+                <w:pPr>
+                  <w:spacing w:after="240" w:before="240" w:lineRule="auto"/>
+                  <w:ind w:left="140" w:firstLine="0"/>
+                  <w:rPr/>
+                </w:pPr>
+                <w:r>
+                  <w:rPr>
+                    <w:rtl w:val="0"/>
+                  </w:rPr>
+                  <w:t xml:space="preserve">4 Pita administratora da potvrdi brisanje?</w:t>
+                </w:r>
+              </w:p>
+            </w:tc>
+          </w:tr>
+          <w:tr>
+            <w:trPr>
+              <w:cantSplit w:val="0"/>
+              <w:trHeight w:val="300" w:hRule="atLeast"/>
+              <w:tblHeader w:val="0"/>
+            </w:trPr>
+            <w:tc>
+              <w:tcPr>
+                <w:tcBorders>
+                  <w:top w:color="000000" w:space="0" w:sz="0" w:val="nil"/>
+                  <w:left w:color="000000" w:space="0" w:sz="8" w:val="single"/>
+                  <w:bottom w:color="000000" w:space="0" w:sz="8" w:val="single"/>
+                  <w:right w:color="000000" w:space="0" w:sz="8" w:val="single"/>
+                </w:tcBorders>
+                <w:tcMar>
+                  <w:top w:w="0.0" w:type="dxa"/>
+                  <w:left w:w="0.0" w:type="dxa"/>
+                  <w:bottom w:w="0.0" w:type="dxa"/>
+                  <w:right w:w="0.0" w:type="dxa"/>
+                </w:tcMar>
+                <w:vAlign w:val="top"/>
+              </w:tcPr>
+              <w:p>
+                <w:pPr>
+                  <w:spacing w:after="0" w:lineRule="auto"/>
+                  <w:ind w:left="260" w:firstLine="0"/>
+                  <w:rPr/>
+                </w:pPr>
+                <w:r>
+                  <w:rPr>
+                    <w:rtl w:val="0"/>
+                  </w:rPr>
+                  <w:t xml:space="preserve">5 Administrator otkaže brisanje proizvoda/usluge</w:t>
+                </w:r>
+              </w:p>
+            </w:tc>
+            <w:tc>
+              <w:tcPr>
+                <w:tcBorders>
+                  <w:top w:color="000000" w:space="0" w:sz="0" w:val="nil"/>
+                  <w:left w:color="000000" w:space="0" w:sz="0" w:val="nil"/>
+                  <w:bottom w:color="000000" w:space="0" w:sz="8" w:val="single"/>
+                  <w:right w:color="000000" w:space="0" w:sz="8" w:val="single"/>
+                </w:tcBorders>
+                <w:tcMar>
+                  <w:top w:w="0.0" w:type="dxa"/>
+                  <w:left w:w="0.0" w:type="dxa"/>
+                  <w:bottom w:w="0.0" w:type="dxa"/>
+                  <w:right w:w="0.0" w:type="dxa"/>
+                </w:tcMar>
+                <w:vAlign w:val="top"/>
+              </w:tcPr>
+              <w:p>
+                <w:pPr>
+                  <w:spacing w:after="240" w:before="240" w:lineRule="auto"/>
+                  <w:ind w:left="140" w:firstLine="0"/>
+                  <w:rPr/>
+                </w:pPr>
+                <w:r>
+                  <w:rPr>
+                    <w:rtl w:val="0"/>
+                  </w:rPr>
+                </w:r>
+              </w:p>
+            </w:tc>
+          </w:tr>
+          <w:tr>
+            <w:trPr>
+              <w:cantSplit w:val="0"/>
+              <w:trHeight w:val="300" w:hRule="atLeast"/>
+              <w:tblHeader w:val="0"/>
+            </w:trPr>
+            <w:tc>
+              <w:tcPr>
+                <w:tcBorders>
+                  <w:top w:color="000000" w:space="0" w:sz="0" w:val="nil"/>
+                  <w:left w:color="000000" w:space="0" w:sz="8" w:val="single"/>
+                  <w:bottom w:color="000000" w:space="0" w:sz="8" w:val="single"/>
+                  <w:right w:color="000000" w:space="0" w:sz="8" w:val="single"/>
+                </w:tcBorders>
+                <w:tcMar>
+                  <w:top w:w="0.0" w:type="dxa"/>
+                  <w:left w:w="0.0" w:type="dxa"/>
+                  <w:bottom w:w="0.0" w:type="dxa"/>
+                  <w:right w:w="0.0" w:type="dxa"/>
+                </w:tcMar>
+                <w:vAlign w:val="top"/>
+              </w:tcPr>
+              <w:p>
+                <w:pPr>
+                  <w:spacing w:after="0" w:lineRule="auto"/>
+                  <w:ind w:left="260" w:firstLine="0"/>
+                  <w:rPr/>
+                </w:pPr>
+                <w:r>
+                  <w:rPr>
+                    <w:rtl w:val="0"/>
+                  </w:rPr>
+                </w:r>
+              </w:p>
+            </w:tc>
+            <w:tc>
+              <w:tcPr>
+                <w:tcBorders>
+                  <w:top w:color="000000" w:space="0" w:sz="0" w:val="nil"/>
+                  <w:left w:color="000000" w:space="0" w:sz="0" w:val="nil"/>
+                  <w:bottom w:color="000000" w:space="0" w:sz="8" w:val="single"/>
+                  <w:right w:color="000000" w:space="0" w:sz="8" w:val="single"/>
+                </w:tcBorders>
+                <w:tcMar>
+                  <w:top w:w="0.0" w:type="dxa"/>
+                  <w:left w:w="0.0" w:type="dxa"/>
+                  <w:bottom w:w="0.0" w:type="dxa"/>
+                  <w:right w:w="0.0" w:type="dxa"/>
+                </w:tcMar>
+                <w:vAlign w:val="top"/>
+              </w:tcPr>
+              <w:p>
+                <w:pPr>
+                  <w:spacing w:after="240" w:before="240" w:lineRule="auto"/>
+                  <w:ind w:left="140" w:firstLine="0"/>
+                  <w:rPr/>
+                </w:pPr>
+                <w:r>
+                  <w:rPr>
+                    <w:rtl w:val="0"/>
+                  </w:rPr>
+                  <w:t xml:space="preserve">6 Obavještava administratora da je operacija otkazana</w:t>
+                </w:r>
+              </w:p>
+            </w:tc>
+          </w:tr>
         </w:tbl>
       </w:sdtContent>
     </w:sdt>
+    <w:p>
+      <w:pPr>
+        <w:spacing w:after="240" w:before="240" w:lineRule="auto"/>
+        <w:rPr>
+          <w:sz w:val="16"/>
+          <w:szCs w:val="16"/>
+        </w:rPr>
+      </w:pPr>
+      <w:r>
+        <w:rPr>
+          <w:rtl w:val="0"/>
+        </w:rPr>
+      </w:r>
+    </w:p>
+    <w:p>
+      <w:pPr>
+        <w:spacing w:after="240" w:before="240" w:lineRule="auto"/>
+        <w:rPr>
+          <w:sz w:val="16"/>
+          <w:szCs w:val="16"/>
+        </w:rPr>
+      </w:pPr>
+      <w:r>
+        <w:rPr>
+          <w:rtl w:val="0"/>
+        </w:rPr>
+      </w:r>
+    </w:p>
+    <w:p>
+      <w:pPr>
+        <w:spacing w:after="240" w:before="240" w:lineRule="auto"/>
+        <w:rPr>
+          <w:sz w:val="16"/>
+          <w:szCs w:val="16"/>
+        </w:rPr>
+      </w:pPr>
+      <w:r>
+        <w:rPr>
+          <w:rtl w:val="0"/>
+        </w:rPr>
+      </w:r>
+    </w:p>
+    <w:p>
+      <w:pPr>
+        <w:spacing w:after="240" w:before="240" w:lineRule="auto"/>
+        <w:rPr>
+          <w:b w:val="1"/>
+          <w:bCs w:val="1"/>
+          <w:sz w:val="17"/>
+          <w:szCs w:val="17"/>
+        </w:rPr>
+      </w:pPr>
+      <w:r>
+        <w:rPr>
+          <w:b w:val="1"/>
+          <w:bCs w:val="1"/>
+          <w:rtl w:val="0"/>
+        </w:rPr>
+        <w:t xml:space="preserve">Tok događaja 6 – Greška u sistemu pri izmjeni ponude</w:t>
+      </w:r>
+      <w:r>
+        <w:rPr>
+          <w:rtl w:val="0"/>
+        </w:rPr>
+      </w:r>
+    </w:p>
     <w:sdt>
       <w:sdtPr>
-        <w:id w:val="1254461520"/>
-        <w:tag w:val="goog_rdk_101"/>
+        <w:lock w:val="contentLocked"/>
+        <w:id w:val="1297196665"/>
+        <w:tag w:val="goog_rdk_10"/>
       </w:sdtPr>
       <w:sdtContent>
-        <w:p>
-          <w:pPr>
-            <w:spacing w:after="240" w:before="240" w:lineRule="auto"/>
-            <w:rPr>
-              <w:sz w:val="16"/>
-              <w:szCs w:val="16"/>
-            </w:rPr>
-            <w:pPrChange w:author="Adnan Muradbegović" w:id="0" w:date="2026-03-28T18:06:23Z">
-              <w:pPr>
-                <w:spacing w:after="240" w:before="200" w:lineRule="auto"/>
-              </w:pPr>
-            </w:pPrChange>
-          </w:pPr>
-          <w:sdt>
-            <w:sdtPr>
-              <w:id w:val="1480554689"/>
-              <w:tag w:val="goog_rdk_99"/>
-            </w:sdtPr>
-            <w:sdtContent>
-              <w:ins w:author="Adnan Muradbegović" w:id="0" w:date="2026-03-28T18:06:23Z"/>
-              <w:sdt>
-                <w:sdtPr>
-                  <w:id w:val="-1687547163"/>
-                  <w:tag w:val="goog_rdk_100"/>
-                </w:sdtPr>
-                <w:sdtContent>
-                  <w:ins w:author="Adnan Muradbegović" w:id="0" w:date="2026-03-28T18:06:23Z">
-                    <w:r>
-                      <w:rPr>
-                        <w:sz w:val="16"/>
-                        <w:szCs w:val="16"/>
-                        <w:rtl w:val="0"/>
-                        <w:rPrChange w:author="Adnan Muradbegović" w:id="1" w:date="2026-03-28T18:06:23Z">
-                          <w:rPr/>
-                        </w:rPrChange>
-                      </w:rPr>
-                      <w:t xml:space="preserve">TODO: GREŠKE</w:t>
-                    </w:r>
-                  </w:ins>
-                </w:sdtContent>
-              </w:sdt>
-              <w:ins w:author="Adnan Muradbegović" w:id="0" w:date="2026-03-28T18:06:23Z"/>
-            </w:sdtContent>
-          </w:sdt>
-          <w:r>
-            <w:rPr>
-              <w:rtl w:val="0"/>
-            </w:rPr>
-          </w:r>
-        </w:p>
+        <w:tbl>
+          <w:tblPr>
+            <w:tblStyle w:val="Table22"/>
+            <w:tblW w:w="8745.0" w:type="dxa"/>
+            <w:jc w:val="left"/>
+            <w:tblBorders>
+              <w:top w:color="000000" w:space="0" w:sz="0" w:val="nil"/>
+              <w:left w:color="000000" w:space="0" w:sz="0" w:val="nil"/>
+              <w:bottom w:color="000000" w:space="0" w:sz="0" w:val="nil"/>
+              <w:right w:color="000000" w:space="0" w:sz="0" w:val="nil"/>
+              <w:insideH w:color="000000" w:space="0" w:sz="0" w:val="nil"/>
+              <w:insideV w:color="000000" w:space="0" w:sz="0" w:val="nil"/>
+            </w:tblBorders>
+            <w:tblLayout w:type="fixed"/>
+            <w:tblLook w:val="0600"/>
+          </w:tblPr>
+          <w:tblGrid>
+            <w:gridCol w:w="4395"/>
+            <w:gridCol w:w="4350"/>
+            <w:tblGridChange w:id="0">
+              <w:tblGrid>
+                <w:gridCol w:w="4395"/>
+                <w:gridCol w:w="4350"/>
+              </w:tblGrid>
+            </w:tblGridChange>
+          </w:tblGrid>
+          <w:tr>
+            <w:trPr>
+              <w:cantSplit w:val="0"/>
+              <w:trHeight w:val="300" w:hRule="atLeast"/>
+              <w:tblHeader w:val="0"/>
+            </w:trPr>
+            <w:tc>
+              <w:tcPr>
+                <w:tcBorders>
+                  <w:top w:color="000000" w:space="0" w:sz="8" w:val="single"/>
+                  <w:left w:color="000000" w:space="0" w:sz="8" w:val="single"/>
+                  <w:bottom w:color="000000" w:space="0" w:sz="8" w:val="single"/>
+                  <w:right w:color="000000" w:space="0" w:sz="8" w:val="single"/>
+                </w:tcBorders>
+                <w:tcMar>
+                  <w:top w:w="0.0" w:type="dxa"/>
+                  <w:left w:w="0.0" w:type="dxa"/>
+                  <w:bottom w:w="0.0" w:type="dxa"/>
+                  <w:right w:w="0.0" w:type="dxa"/>
+                </w:tcMar>
+                <w:vAlign w:val="top"/>
+              </w:tcPr>
+              <w:p>
+                <w:pPr>
+                  <w:spacing w:after="240" w:before="240" w:line="297.8181818181818" w:lineRule="auto"/>
+                  <w:ind w:left="260" w:firstLine="0"/>
+                  <w:rPr/>
+                </w:pPr>
+                <w:r>
+                  <w:rPr>
+                    <w:rtl w:val="0"/>
+                  </w:rPr>
+                  <w:t xml:space="preserve">Administrator</w:t>
+                </w:r>
+              </w:p>
+            </w:tc>
+            <w:tc>
+              <w:tcPr>
+                <w:tcBorders>
+                  <w:top w:color="000000" w:space="0" w:sz="8" w:val="single"/>
+                  <w:left w:color="000000" w:space="0" w:sz="0" w:val="nil"/>
+                  <w:bottom w:color="000000" w:space="0" w:sz="8" w:val="single"/>
+                  <w:right w:color="000000" w:space="0" w:sz="8" w:val="single"/>
+                </w:tcBorders>
+                <w:tcMar>
+                  <w:top w:w="0.0" w:type="dxa"/>
+                  <w:left w:w="0.0" w:type="dxa"/>
+                  <w:bottom w:w="0.0" w:type="dxa"/>
+                  <w:right w:w="0.0" w:type="dxa"/>
+                </w:tcMar>
+                <w:vAlign w:val="top"/>
+              </w:tcPr>
+              <w:p>
+                <w:pPr>
+                  <w:spacing w:after="240" w:lineRule="auto"/>
+                  <w:ind w:left="140" w:firstLine="0"/>
+                  <w:rPr/>
+                </w:pPr>
+                <w:r>
+                  <w:rPr>
+                    <w:rtl w:val="0"/>
+                  </w:rPr>
+                  <w:t xml:space="preserve">Informacioni sistem za frizerski salon</w:t>
+                </w:r>
+              </w:p>
+            </w:tc>
+          </w:tr>
+          <w:tr>
+            <w:trPr>
+              <w:cantSplit w:val="0"/>
+              <w:trHeight w:val="315" w:hRule="atLeast"/>
+              <w:tblHeader w:val="0"/>
+            </w:trPr>
+            <w:tc>
+              <w:tcPr>
+                <w:tcBorders>
+                  <w:top w:color="000000" w:space="0" w:sz="0" w:val="nil"/>
+                  <w:left w:color="000000" w:space="0" w:sz="8" w:val="single"/>
+                  <w:bottom w:color="000000" w:space="0" w:sz="8" w:val="single"/>
+                  <w:right w:color="000000" w:space="0" w:sz="8" w:val="single"/>
+                </w:tcBorders>
+                <w:tcMar>
+                  <w:top w:w="0.0" w:type="dxa"/>
+                  <w:left w:w="0.0" w:type="dxa"/>
+                  <w:bottom w:w="0.0" w:type="dxa"/>
+                  <w:right w:w="0.0" w:type="dxa"/>
+                </w:tcMar>
+                <w:vAlign w:val="top"/>
+              </w:tcPr>
+              <w:p>
+                <w:pPr>
+                  <w:spacing w:after="0" w:lineRule="auto"/>
+                  <w:ind w:left="260" w:firstLine="0"/>
+                  <w:rPr/>
+                </w:pPr>
+                <w:r>
+                  <w:rPr>
+                    <w:rtl w:val="0"/>
+                  </w:rPr>
+                  <w:t xml:space="preserve">1  Otvara stranicu za uređivanje ponude salona</w:t>
+                </w:r>
+              </w:p>
+            </w:tc>
+            <w:tc>
+              <w:tcPr>
+                <w:tcBorders>
+                  <w:top w:color="000000" w:space="0" w:sz="0" w:val="nil"/>
+                  <w:left w:color="000000" w:space="0" w:sz="0" w:val="nil"/>
+                  <w:bottom w:color="000000" w:space="0" w:sz="8" w:val="single"/>
+                  <w:right w:color="000000" w:space="0" w:sz="8" w:val="single"/>
+                </w:tcBorders>
+                <w:tcMar>
+                  <w:top w:w="0.0" w:type="dxa"/>
+                  <w:left w:w="0.0" w:type="dxa"/>
+                  <w:bottom w:w="0.0" w:type="dxa"/>
+                  <w:right w:w="0.0" w:type="dxa"/>
+                </w:tcMar>
+                <w:vAlign w:val="top"/>
+              </w:tcPr>
+              <w:p>
+                <w:pPr>
+                  <w:spacing w:after="240" w:before="240" w:lineRule="auto"/>
+                  <w:ind w:left="140" w:firstLine="0"/>
+                  <w:rPr/>
+                </w:pPr>
+                <w:r>
+                  <w:rPr>
+                    <w:rtl w:val="0"/>
+                  </w:rPr>
+                  <w:t xml:space="preserve"> 2 Prikazuje spisak proizvoda i usluga salona, uz opcije za dodavanje, brisanje i izmjenu</w:t>
+                </w:r>
+              </w:p>
+            </w:tc>
+          </w:tr>
+          <w:tr>
+            <w:trPr>
+              <w:cantSplit w:val="0"/>
+              <w:trHeight w:val="300" w:hRule="atLeast"/>
+              <w:tblHeader w:val="0"/>
+            </w:trPr>
+            <w:tc>
+              <w:tcPr>
+                <w:tcBorders>
+                  <w:top w:color="000000" w:space="0" w:sz="0" w:val="nil"/>
+                  <w:left w:color="000000" w:space="0" w:sz="8" w:val="single"/>
+                  <w:bottom w:color="000000" w:space="0" w:sz="8" w:val="single"/>
+                  <w:right w:color="000000" w:space="0" w:sz="8" w:val="single"/>
+                </w:tcBorders>
+                <w:tcMar>
+                  <w:top w:w="0.0" w:type="dxa"/>
+                  <w:left w:w="0.0" w:type="dxa"/>
+                  <w:bottom w:w="0.0" w:type="dxa"/>
+                  <w:right w:w="0.0" w:type="dxa"/>
+                </w:tcMar>
+                <w:vAlign w:val="top"/>
+              </w:tcPr>
+              <w:p>
+                <w:pPr>
+                  <w:spacing w:after="0" w:lineRule="auto"/>
+                  <w:ind w:left="260" w:firstLine="0"/>
+                  <w:rPr/>
+                </w:pPr>
+                <w:r>
+                  <w:rPr>
+                    <w:rtl w:val="0"/>
+                  </w:rPr>
+                  <w:t xml:space="preserve">3 Odabire opciju za izmjenu određenog proizvoda/usluge</w:t>
+                </w:r>
+              </w:p>
+            </w:tc>
+            <w:tc>
+              <w:tcPr>
+                <w:tcBorders>
+                  <w:top w:color="000000" w:space="0" w:sz="0" w:val="nil"/>
+                  <w:left w:color="000000" w:space="0" w:sz="0" w:val="nil"/>
+                  <w:bottom w:color="000000" w:space="0" w:sz="8" w:val="single"/>
+                  <w:right w:color="000000" w:space="0" w:sz="8" w:val="single"/>
+                </w:tcBorders>
+                <w:tcMar>
+                  <w:top w:w="0.0" w:type="dxa"/>
+                  <w:left w:w="0.0" w:type="dxa"/>
+                  <w:bottom w:w="0.0" w:type="dxa"/>
+                  <w:right w:w="0.0" w:type="dxa"/>
+                </w:tcMar>
+                <w:vAlign w:val="top"/>
+              </w:tcPr>
+              <w:p>
+                <w:pPr>
+                  <w:spacing w:after="240" w:before="240" w:lineRule="auto"/>
+                  <w:ind w:left="140" w:firstLine="0"/>
+                  <w:rPr/>
+                </w:pPr>
+                <w:r>
+                  <w:rPr>
+                    <w:rtl w:val="0"/>
+                  </w:rPr>
+                  <w:t xml:space="preserve">4 Prikazuje formular za izmjenu proizvoda/usluge popunjen odgovarajućim podacima</w:t>
+                </w:r>
+              </w:p>
+            </w:tc>
+          </w:tr>
+          <w:tr>
+            <w:trPr>
+              <w:cantSplit w:val="0"/>
+              <w:trHeight w:val="300" w:hRule="atLeast"/>
+              <w:tblHeader w:val="0"/>
+            </w:trPr>
+            <w:tc>
+              <w:tcPr>
+                <w:tcBorders>
+                  <w:top w:color="000000" w:space="0" w:sz="0" w:val="nil"/>
+                  <w:left w:color="000000" w:space="0" w:sz="8" w:val="single"/>
+                  <w:bottom w:color="000000" w:space="0" w:sz="8" w:val="single"/>
+                  <w:right w:color="000000" w:space="0" w:sz="8" w:val="single"/>
+                </w:tcBorders>
+                <w:tcMar>
+                  <w:top w:w="0.0" w:type="dxa"/>
+                  <w:left w:w="0.0" w:type="dxa"/>
+                  <w:bottom w:w="0.0" w:type="dxa"/>
+                  <w:right w:w="0.0" w:type="dxa"/>
+                </w:tcMar>
+                <w:vAlign w:val="top"/>
+              </w:tcPr>
+              <w:p>
+                <w:pPr>
+                  <w:spacing w:after="0" w:lineRule="auto"/>
+                  <w:ind w:left="260" w:firstLine="0"/>
+                  <w:rPr/>
+                </w:pPr>
+                <w:r>
+                  <w:rPr>
+                    <w:rtl w:val="0"/>
+                  </w:rPr>
+                  <w:t xml:space="preserve">5 Vrši odgovarajuće izmjene podataka proizvoda/usluge i šalje ih sistemu</w:t>
+                </w:r>
+              </w:p>
+            </w:tc>
+            <w:tc>
+              <w:tcPr>
+                <w:tcBorders>
+                  <w:top w:color="000000" w:space="0" w:sz="0" w:val="nil"/>
+                  <w:left w:color="000000" w:space="0" w:sz="0" w:val="nil"/>
+                  <w:bottom w:color="000000" w:space="0" w:sz="8" w:val="single"/>
+                  <w:right w:color="000000" w:space="0" w:sz="8" w:val="single"/>
+                </w:tcBorders>
+                <w:tcMar>
+                  <w:top w:w="0.0" w:type="dxa"/>
+                  <w:left w:w="0.0" w:type="dxa"/>
+                  <w:bottom w:w="0.0" w:type="dxa"/>
+                  <w:right w:w="0.0" w:type="dxa"/>
+                </w:tcMar>
+                <w:vAlign w:val="top"/>
+              </w:tcPr>
+              <w:p>
+                <w:pPr>
+                  <w:spacing w:after="240" w:before="240" w:lineRule="auto"/>
+                  <w:ind w:left="140" w:firstLine="0"/>
+                  <w:rPr/>
+                </w:pPr>
+                <w:r>
+                  <w:rPr>
+                    <w:rtl w:val="0"/>
+                  </w:rPr>
+                  <w:t xml:space="preserve">6 Pita administratora da potvrdi izmjene?</w:t>
+                </w:r>
+              </w:p>
+            </w:tc>
+          </w:tr>
+          <w:tr>
+            <w:trPr>
+              <w:cantSplit w:val="0"/>
+              <w:trHeight w:val="300" w:hRule="atLeast"/>
+              <w:tblHeader w:val="0"/>
+            </w:trPr>
+            <w:tc>
+              <w:tcPr>
+                <w:tcBorders>
+                  <w:top w:color="000000" w:space="0" w:sz="0" w:val="nil"/>
+                  <w:left w:color="000000" w:space="0" w:sz="8" w:val="single"/>
+                  <w:bottom w:color="000000" w:space="0" w:sz="8" w:val="single"/>
+                  <w:right w:color="000000" w:space="0" w:sz="8" w:val="single"/>
+                </w:tcBorders>
+                <w:tcMar>
+                  <w:top w:w="0.0" w:type="dxa"/>
+                  <w:left w:w="0.0" w:type="dxa"/>
+                  <w:bottom w:w="0.0" w:type="dxa"/>
+                  <w:right w:w="0.0" w:type="dxa"/>
+                </w:tcMar>
+                <w:vAlign w:val="top"/>
+              </w:tcPr>
+              <w:p>
+                <w:pPr>
+                  <w:spacing w:after="0" w:lineRule="auto"/>
+                  <w:ind w:left="260" w:firstLine="0"/>
+                  <w:rPr/>
+                </w:pPr>
+                <w:r>
+                  <w:rPr>
+                    <w:rtl w:val="0"/>
+                  </w:rPr>
+                  <w:t xml:space="preserve">7 Administrator potvrdi izmjene </w:t>
+                </w:r>
+              </w:p>
+            </w:tc>
+            <w:tc>
+              <w:tcPr>
+                <w:tcBorders>
+                  <w:top w:color="000000" w:space="0" w:sz="0" w:val="nil"/>
+                  <w:left w:color="000000" w:space="0" w:sz="0" w:val="nil"/>
+                  <w:bottom w:color="000000" w:space="0" w:sz="8" w:val="single"/>
+                  <w:right w:color="000000" w:space="0" w:sz="8" w:val="single"/>
+                </w:tcBorders>
+                <w:tcMar>
+                  <w:top w:w="0.0" w:type="dxa"/>
+                  <w:left w:w="0.0" w:type="dxa"/>
+                  <w:bottom w:w="0.0" w:type="dxa"/>
+                  <w:right w:w="0.0" w:type="dxa"/>
+                </w:tcMar>
+                <w:vAlign w:val="top"/>
+              </w:tcPr>
+              <w:p>
+                <w:pPr>
+                  <w:spacing w:after="240" w:before="240" w:lineRule="auto"/>
+                  <w:ind w:left="140" w:firstLine="0"/>
+                  <w:rPr/>
+                </w:pPr>
+                <w:r>
+                  <w:rPr>
+                    <w:rtl w:val="0"/>
+                  </w:rPr>
+                </w:r>
+              </w:p>
+            </w:tc>
+          </w:tr>
+          <w:tr>
+            <w:trPr>
+              <w:cantSplit w:val="0"/>
+              <w:trHeight w:val="300" w:hRule="atLeast"/>
+              <w:tblHeader w:val="0"/>
+            </w:trPr>
+            <w:tc>
+              <w:tcPr>
+                <w:tcBorders>
+                  <w:top w:color="000000" w:space="0" w:sz="0" w:val="nil"/>
+                  <w:left w:color="000000" w:space="0" w:sz="8" w:val="single"/>
+                  <w:bottom w:color="000000" w:space="0" w:sz="8" w:val="single"/>
+                  <w:right w:color="000000" w:space="0" w:sz="8" w:val="single"/>
+                </w:tcBorders>
+                <w:tcMar>
+                  <w:top w:w="0.0" w:type="dxa"/>
+                  <w:left w:w="0.0" w:type="dxa"/>
+                  <w:bottom w:w="0.0" w:type="dxa"/>
+                  <w:right w:w="0.0" w:type="dxa"/>
+                </w:tcMar>
+                <w:vAlign w:val="top"/>
+              </w:tcPr>
+              <w:p>
+                <w:pPr>
+                  <w:spacing w:after="0" w:lineRule="auto"/>
+                  <w:ind w:left="260" w:firstLine="0"/>
+                  <w:rPr/>
+                </w:pPr>
+                <w:r>
+                  <w:rPr>
+                    <w:rtl w:val="0"/>
+                  </w:rPr>
+                </w:r>
+              </w:p>
+            </w:tc>
+            <w:tc>
+              <w:tcPr>
+                <w:tcBorders>
+                  <w:top w:color="000000" w:space="0" w:sz="0" w:val="nil"/>
+                  <w:left w:color="000000" w:space="0" w:sz="0" w:val="nil"/>
+                  <w:bottom w:color="000000" w:space="0" w:sz="8" w:val="single"/>
+                  <w:right w:color="000000" w:space="0" w:sz="8" w:val="single"/>
+                </w:tcBorders>
+                <w:tcMar>
+                  <w:top w:w="0.0" w:type="dxa"/>
+                  <w:left w:w="0.0" w:type="dxa"/>
+                  <w:bottom w:w="0.0" w:type="dxa"/>
+                  <w:right w:w="0.0" w:type="dxa"/>
+                </w:tcMar>
+                <w:vAlign w:val="top"/>
+              </w:tcPr>
+              <w:p>
+                <w:pPr>
+                  <w:spacing w:after="240" w:before="240" w:lineRule="auto"/>
+                  <w:ind w:left="140" w:firstLine="0"/>
+                  <w:rPr/>
+                </w:pPr>
+                <w:r>
+                  <w:rPr>
+                    <w:rtl w:val="0"/>
+                  </w:rPr>
+                  <w:t xml:space="preserve">8 Obavještava administratora da je došlo do greške pri izmjeni datog proizvoda/usluge</w:t>
+                </w:r>
+              </w:p>
+            </w:tc>
+          </w:tr>
+        </w:tbl>
       </w:sdtContent>
     </w:sdt>
     <w:p>
@@ -12705,25 +12160,828 @@
     </w:p>
     <w:p>
       <w:pPr>
-        <w:spacing w:after="240" w:lineRule="auto"/>
+        <w:spacing w:after="240" w:before="240" w:lineRule="auto"/>
+        <w:rPr>
+          <w:b w:val="1"/>
+          <w:bCs w:val="1"/>
+          <w:sz w:val="17"/>
+          <w:szCs w:val="17"/>
+        </w:rPr>
+      </w:pPr>
+      <w:r>
+        <w:rPr>
+          <w:b w:val="1"/>
+          <w:bCs w:val="1"/>
+          <w:rtl w:val="0"/>
+        </w:rPr>
+        <w:t xml:space="preserve">Tok događaja 7 – Greška u sistemu pri dodavanju proizvoda/usluge u ponudu</w:t>
+      </w:r>
+      <w:r>
+        <w:rPr>
+          <w:rtl w:val="0"/>
+        </w:rPr>
+      </w:r>
+    </w:p>
+    <w:sdt>
+      <w:sdtPr>
+        <w:lock w:val="contentLocked"/>
+        <w:id w:val="-1304049550"/>
+        <w:tag w:val="goog_rdk_11"/>
+      </w:sdtPr>
+      <w:sdtContent>
+        <w:tbl>
+          <w:tblPr>
+            <w:tblStyle w:val="Table23"/>
+            <w:tblW w:w="8745.0" w:type="dxa"/>
+            <w:jc w:val="left"/>
+            <w:tblBorders>
+              <w:top w:color="000000" w:space="0" w:sz="0" w:val="nil"/>
+              <w:left w:color="000000" w:space="0" w:sz="0" w:val="nil"/>
+              <w:bottom w:color="000000" w:space="0" w:sz="0" w:val="nil"/>
+              <w:right w:color="000000" w:space="0" w:sz="0" w:val="nil"/>
+              <w:insideH w:color="000000" w:space="0" w:sz="0" w:val="nil"/>
+              <w:insideV w:color="000000" w:space="0" w:sz="0" w:val="nil"/>
+            </w:tblBorders>
+            <w:tblLayout w:type="fixed"/>
+            <w:tblLook w:val="0600"/>
+          </w:tblPr>
+          <w:tblGrid>
+            <w:gridCol w:w="4395"/>
+            <w:gridCol w:w="4350"/>
+            <w:tblGridChange w:id="0">
+              <w:tblGrid>
+                <w:gridCol w:w="4395"/>
+                <w:gridCol w:w="4350"/>
+              </w:tblGrid>
+            </w:tblGridChange>
+          </w:tblGrid>
+          <w:tr>
+            <w:trPr>
+              <w:cantSplit w:val="0"/>
+              <w:trHeight w:val="300" w:hRule="atLeast"/>
+              <w:tblHeader w:val="0"/>
+            </w:trPr>
+            <w:tc>
+              <w:tcPr>
+                <w:tcBorders>
+                  <w:top w:color="000000" w:space="0" w:sz="8" w:val="single"/>
+                  <w:left w:color="000000" w:space="0" w:sz="8" w:val="single"/>
+                  <w:bottom w:color="000000" w:space="0" w:sz="8" w:val="single"/>
+                  <w:right w:color="000000" w:space="0" w:sz="8" w:val="single"/>
+                </w:tcBorders>
+                <w:tcMar>
+                  <w:top w:w="0.0" w:type="dxa"/>
+                  <w:left w:w="0.0" w:type="dxa"/>
+                  <w:bottom w:w="0.0" w:type="dxa"/>
+                  <w:right w:w="0.0" w:type="dxa"/>
+                </w:tcMar>
+                <w:vAlign w:val="top"/>
+              </w:tcPr>
+              <w:p>
+                <w:pPr>
+                  <w:spacing w:after="240" w:before="240" w:line="297.8181818181818" w:lineRule="auto"/>
+                  <w:ind w:left="260" w:firstLine="0"/>
+                  <w:rPr/>
+                </w:pPr>
+                <w:r>
+                  <w:rPr>
+                    <w:rtl w:val="0"/>
+                  </w:rPr>
+                  <w:t xml:space="preserve">Administrator</w:t>
+                </w:r>
+              </w:p>
+            </w:tc>
+            <w:tc>
+              <w:tcPr>
+                <w:tcBorders>
+                  <w:top w:color="000000" w:space="0" w:sz="8" w:val="single"/>
+                  <w:left w:color="000000" w:space="0" w:sz="0" w:val="nil"/>
+                  <w:bottom w:color="000000" w:space="0" w:sz="8" w:val="single"/>
+                  <w:right w:color="000000" w:space="0" w:sz="8" w:val="single"/>
+                </w:tcBorders>
+                <w:tcMar>
+                  <w:top w:w="0.0" w:type="dxa"/>
+                  <w:left w:w="0.0" w:type="dxa"/>
+                  <w:bottom w:w="0.0" w:type="dxa"/>
+                  <w:right w:w="0.0" w:type="dxa"/>
+                </w:tcMar>
+                <w:vAlign w:val="top"/>
+              </w:tcPr>
+              <w:p>
+                <w:pPr>
+                  <w:spacing w:after="240" w:lineRule="auto"/>
+                  <w:ind w:left="140" w:firstLine="0"/>
+                  <w:rPr/>
+                </w:pPr>
+                <w:r>
+                  <w:rPr>
+                    <w:rtl w:val="0"/>
+                  </w:rPr>
+                  <w:t xml:space="preserve">Informacioni sistem za frizerski salon</w:t>
+                </w:r>
+              </w:p>
+            </w:tc>
+          </w:tr>
+          <w:tr>
+            <w:trPr>
+              <w:cantSplit w:val="0"/>
+              <w:trHeight w:val="315" w:hRule="atLeast"/>
+              <w:tblHeader w:val="0"/>
+            </w:trPr>
+            <w:tc>
+              <w:tcPr>
+                <w:tcBorders>
+                  <w:top w:color="000000" w:space="0" w:sz="0" w:val="nil"/>
+                  <w:left w:color="000000" w:space="0" w:sz="8" w:val="single"/>
+                  <w:bottom w:color="000000" w:space="0" w:sz="8" w:val="single"/>
+                  <w:right w:color="000000" w:space="0" w:sz="8" w:val="single"/>
+                </w:tcBorders>
+                <w:tcMar>
+                  <w:top w:w="0.0" w:type="dxa"/>
+                  <w:left w:w="0.0" w:type="dxa"/>
+                  <w:bottom w:w="0.0" w:type="dxa"/>
+                  <w:right w:w="0.0" w:type="dxa"/>
+                </w:tcMar>
+                <w:vAlign w:val="top"/>
+              </w:tcPr>
+              <w:p>
+                <w:pPr>
+                  <w:spacing w:after="0" w:lineRule="auto"/>
+                  <w:ind w:left="260" w:firstLine="0"/>
+                  <w:rPr/>
+                </w:pPr>
+                <w:r>
+                  <w:rPr>
+                    <w:rtl w:val="0"/>
+                  </w:rPr>
+                  <w:t xml:space="preserve">1  Otvara stranicu za uređivanje ponude salona</w:t>
+                </w:r>
+              </w:p>
+            </w:tc>
+            <w:tc>
+              <w:tcPr>
+                <w:tcBorders>
+                  <w:top w:color="000000" w:space="0" w:sz="0" w:val="nil"/>
+                  <w:left w:color="000000" w:space="0" w:sz="0" w:val="nil"/>
+                  <w:bottom w:color="000000" w:space="0" w:sz="8" w:val="single"/>
+                  <w:right w:color="000000" w:space="0" w:sz="8" w:val="single"/>
+                </w:tcBorders>
+                <w:tcMar>
+                  <w:top w:w="0.0" w:type="dxa"/>
+                  <w:left w:w="0.0" w:type="dxa"/>
+                  <w:bottom w:w="0.0" w:type="dxa"/>
+                  <w:right w:w="0.0" w:type="dxa"/>
+                </w:tcMar>
+                <w:vAlign w:val="top"/>
+              </w:tcPr>
+              <w:p>
+                <w:pPr>
+                  <w:spacing w:after="240" w:before="240" w:lineRule="auto"/>
+                  <w:ind w:left="140" w:firstLine="0"/>
+                  <w:rPr/>
+                </w:pPr>
+                <w:r>
+                  <w:rPr>
+                    <w:rtl w:val="0"/>
+                  </w:rPr>
+                  <w:t xml:space="preserve"> 2 Prikazuje spisak proizvoda i usluga salona, uz opcije za dodavanje, brisanje i izmjenu</w:t>
+                </w:r>
+              </w:p>
+            </w:tc>
+          </w:tr>
+          <w:tr>
+            <w:trPr>
+              <w:cantSplit w:val="0"/>
+              <w:trHeight w:val="300" w:hRule="atLeast"/>
+              <w:tblHeader w:val="0"/>
+            </w:trPr>
+            <w:tc>
+              <w:tcPr>
+                <w:tcBorders>
+                  <w:top w:color="000000" w:space="0" w:sz="0" w:val="nil"/>
+                  <w:left w:color="000000" w:space="0" w:sz="8" w:val="single"/>
+                  <w:bottom w:color="000000" w:space="0" w:sz="8" w:val="single"/>
+                  <w:right w:color="000000" w:space="0" w:sz="8" w:val="single"/>
+                </w:tcBorders>
+                <w:tcMar>
+                  <w:top w:w="0.0" w:type="dxa"/>
+                  <w:left w:w="0.0" w:type="dxa"/>
+                  <w:bottom w:w="0.0" w:type="dxa"/>
+                  <w:right w:w="0.0" w:type="dxa"/>
+                </w:tcMar>
+                <w:vAlign w:val="top"/>
+              </w:tcPr>
+              <w:p>
+                <w:pPr>
+                  <w:spacing w:after="0" w:lineRule="auto"/>
+                  <w:ind w:left="260" w:firstLine="0"/>
+                  <w:rPr/>
+                </w:pPr>
+                <w:r>
+                  <w:rPr>
+                    <w:rtl w:val="0"/>
+                  </w:rPr>
+                  <w:t xml:space="preserve">3 Odabire opciju za dodavanje proizvoda/usluge</w:t>
+                </w:r>
+              </w:p>
+            </w:tc>
+            <w:tc>
+              <w:tcPr>
+                <w:tcBorders>
+                  <w:top w:color="000000" w:space="0" w:sz="0" w:val="nil"/>
+                  <w:left w:color="000000" w:space="0" w:sz="0" w:val="nil"/>
+                  <w:bottom w:color="000000" w:space="0" w:sz="8" w:val="single"/>
+                  <w:right w:color="000000" w:space="0" w:sz="8" w:val="single"/>
+                </w:tcBorders>
+                <w:tcMar>
+                  <w:top w:w="0.0" w:type="dxa"/>
+                  <w:left w:w="0.0" w:type="dxa"/>
+                  <w:bottom w:w="0.0" w:type="dxa"/>
+                  <w:right w:w="0.0" w:type="dxa"/>
+                </w:tcMar>
+                <w:vAlign w:val="top"/>
+              </w:tcPr>
+              <w:p>
+                <w:pPr>
+                  <w:spacing w:after="240" w:before="240" w:lineRule="auto"/>
+                  <w:ind w:left="140" w:firstLine="0"/>
+                  <w:rPr/>
+                </w:pPr>
+                <w:r>
+                  <w:rPr>
+                    <w:rtl w:val="0"/>
+                  </w:rPr>
+                  <w:t xml:space="preserve"> 4 Prikazuje prazan formular za dodavanje proizvoda/usluge </w:t>
+                </w:r>
+              </w:p>
+            </w:tc>
+          </w:tr>
+          <w:tr>
+            <w:trPr>
+              <w:cantSplit w:val="0"/>
+              <w:trHeight w:val="300" w:hRule="atLeast"/>
+              <w:tblHeader w:val="0"/>
+            </w:trPr>
+            <w:tc>
+              <w:tcPr>
+                <w:tcBorders>
+                  <w:top w:color="000000" w:space="0" w:sz="0" w:val="nil"/>
+                  <w:left w:color="000000" w:space="0" w:sz="8" w:val="single"/>
+                  <w:bottom w:color="000000" w:space="0" w:sz="8" w:val="single"/>
+                  <w:right w:color="000000" w:space="0" w:sz="8" w:val="single"/>
+                </w:tcBorders>
+                <w:tcMar>
+                  <w:top w:w="0.0" w:type="dxa"/>
+                  <w:left w:w="0.0" w:type="dxa"/>
+                  <w:bottom w:w="0.0" w:type="dxa"/>
+                  <w:right w:w="0.0" w:type="dxa"/>
+                </w:tcMar>
+                <w:vAlign w:val="top"/>
+              </w:tcPr>
+              <w:p>
+                <w:pPr>
+                  <w:spacing w:after="0" w:lineRule="auto"/>
+                  <w:ind w:left="260" w:firstLine="0"/>
+                  <w:rPr/>
+                </w:pPr>
+                <w:r>
+                  <w:rPr>
+                    <w:rtl w:val="0"/>
+                  </w:rPr>
+                  <w:t xml:space="preserve">5 Popunjava formular odgovarajućim podacima</w:t>
+                </w:r>
+              </w:p>
+            </w:tc>
+            <w:tc>
+              <w:tcPr>
+                <w:tcBorders>
+                  <w:top w:color="000000" w:space="0" w:sz="0" w:val="nil"/>
+                  <w:left w:color="000000" w:space="0" w:sz="0" w:val="nil"/>
+                  <w:bottom w:color="000000" w:space="0" w:sz="8" w:val="single"/>
+                  <w:right w:color="000000" w:space="0" w:sz="8" w:val="single"/>
+                </w:tcBorders>
+                <w:tcMar>
+                  <w:top w:w="0.0" w:type="dxa"/>
+                  <w:left w:w="0.0" w:type="dxa"/>
+                  <w:bottom w:w="0.0" w:type="dxa"/>
+                  <w:right w:w="0.0" w:type="dxa"/>
+                </w:tcMar>
+                <w:vAlign w:val="top"/>
+              </w:tcPr>
+              <w:p>
+                <w:pPr>
+                  <w:spacing w:after="240" w:before="240" w:lineRule="auto"/>
+                  <w:ind w:left="140" w:firstLine="0"/>
+                  <w:rPr/>
+                </w:pPr>
+                <w:r>
+                  <w:rPr>
+                    <w:rtl w:val="0"/>
+                  </w:rPr>
+                </w:r>
+              </w:p>
+            </w:tc>
+          </w:tr>
+          <w:tr>
+            <w:trPr>
+              <w:cantSplit w:val="0"/>
+              <w:trHeight w:val="300" w:hRule="atLeast"/>
+              <w:tblHeader w:val="0"/>
+            </w:trPr>
+            <w:tc>
+              <w:tcPr>
+                <w:tcBorders>
+                  <w:top w:color="000000" w:space="0" w:sz="0" w:val="nil"/>
+                  <w:left w:color="000000" w:space="0" w:sz="8" w:val="single"/>
+                  <w:bottom w:color="000000" w:space="0" w:sz="8" w:val="single"/>
+                  <w:right w:color="000000" w:space="0" w:sz="8" w:val="single"/>
+                </w:tcBorders>
+                <w:tcMar>
+                  <w:top w:w="0.0" w:type="dxa"/>
+                  <w:left w:w="0.0" w:type="dxa"/>
+                  <w:bottom w:w="0.0" w:type="dxa"/>
+                  <w:right w:w="0.0" w:type="dxa"/>
+                </w:tcMar>
+                <w:vAlign w:val="top"/>
+              </w:tcPr>
+              <w:p>
+                <w:pPr>
+                  <w:spacing w:after="0" w:lineRule="auto"/>
+                  <w:ind w:left="260" w:firstLine="0"/>
+                  <w:rPr/>
+                </w:pPr>
+                <w:r>
+                  <w:rPr>
+                    <w:rtl w:val="0"/>
+                  </w:rPr>
+                </w:r>
+              </w:p>
+            </w:tc>
+            <w:tc>
+              <w:tcPr>
+                <w:tcBorders>
+                  <w:top w:color="000000" w:space="0" w:sz="0" w:val="nil"/>
+                  <w:left w:color="000000" w:space="0" w:sz="0" w:val="nil"/>
+                  <w:bottom w:color="000000" w:space="0" w:sz="8" w:val="single"/>
+                  <w:right w:color="000000" w:space="0" w:sz="8" w:val="single"/>
+                </w:tcBorders>
+                <w:tcMar>
+                  <w:top w:w="0.0" w:type="dxa"/>
+                  <w:left w:w="0.0" w:type="dxa"/>
+                  <w:bottom w:w="0.0" w:type="dxa"/>
+                  <w:right w:w="0.0" w:type="dxa"/>
+                </w:tcMar>
+                <w:vAlign w:val="top"/>
+              </w:tcPr>
+              <w:p>
+                <w:pPr>
+                  <w:spacing w:after="240" w:before="240" w:lineRule="auto"/>
+                  <w:ind w:left="140" w:firstLine="0"/>
+                  <w:rPr/>
+                </w:pPr>
+                <w:r>
+                  <w:rPr>
+                    <w:rtl w:val="0"/>
+                  </w:rPr>
+                  <w:t xml:space="preserve">8 Obavještava administratora da je došlo do greške pri dodavanju proizvoda/usluge</w:t>
+                </w:r>
+              </w:p>
+            </w:tc>
+          </w:tr>
+        </w:tbl>
+      </w:sdtContent>
+    </w:sdt>
+    <w:p>
+      <w:pPr>
+        <w:spacing w:after="240" w:before="240" w:lineRule="auto"/>
         <w:rPr>
           <w:sz w:val="16"/>
           <w:szCs w:val="16"/>
         </w:rPr>
       </w:pPr>
-      <w:sdt>
-        <w:sdtPr>
-          <w:id w:val="1679837077"/>
-          <w:tag w:val="goog_rdk_103"/>
-        </w:sdtPr>
-        <w:sdtContent>
-          <w:del w:author="Adnan Muradbegović" w:id="2" w:date="2026-03-28T18:09:17Z">
-            <w:r>
-              <w:br w:type="page"/>
-            </w:r>
-          </w:del>
-        </w:sdtContent>
-      </w:sdt>
+      <w:r>
+        <w:rPr>
+          <w:rtl w:val="0"/>
+        </w:rPr>
+      </w:r>
+    </w:p>
+    <w:p>
+      <w:pPr>
+        <w:spacing w:after="240" w:before="200" w:lineRule="auto"/>
+        <w:rPr>
+          <w:sz w:val="16"/>
+          <w:szCs w:val="16"/>
+        </w:rPr>
+      </w:pPr>
+      <w:r>
+        <w:rPr>
+          <w:rtl w:val="0"/>
+        </w:rPr>
+      </w:r>
+    </w:p>
+    <w:p>
+      <w:pPr>
+        <w:spacing w:after="240" w:before="240" w:lineRule="auto"/>
+        <w:rPr>
+          <w:b w:val="1"/>
+          <w:bCs w:val="1"/>
+          <w:sz w:val="17"/>
+          <w:szCs w:val="17"/>
+        </w:rPr>
+      </w:pPr>
+      <w:r>
+        <w:rPr>
+          <w:b w:val="1"/>
+          <w:bCs w:val="1"/>
+          <w:rtl w:val="0"/>
+        </w:rPr>
+        <w:t xml:space="preserve">Tok događaja 8 – Greška pri brisanju</w:t>
+      </w:r>
+      <w:r>
+        <w:rPr>
+          <w:rtl w:val="0"/>
+        </w:rPr>
+      </w:r>
+    </w:p>
+    <w:sdt>
+      <w:sdtPr>
+        <w:lock w:val="contentLocked"/>
+        <w:id w:val="-1393023923"/>
+        <w:tag w:val="goog_rdk_12"/>
+      </w:sdtPr>
+      <w:sdtContent>
+        <w:tbl>
+          <w:tblPr>
+            <w:tblStyle w:val="Table24"/>
+            <w:tblW w:w="8745.0" w:type="dxa"/>
+            <w:jc w:val="left"/>
+            <w:tblBorders>
+              <w:top w:color="000000" w:space="0" w:sz="0" w:val="nil"/>
+              <w:left w:color="000000" w:space="0" w:sz="0" w:val="nil"/>
+              <w:bottom w:color="000000" w:space="0" w:sz="0" w:val="nil"/>
+              <w:right w:color="000000" w:space="0" w:sz="0" w:val="nil"/>
+              <w:insideH w:color="000000" w:space="0" w:sz="0" w:val="nil"/>
+              <w:insideV w:color="000000" w:space="0" w:sz="0" w:val="nil"/>
+            </w:tblBorders>
+            <w:tblLayout w:type="fixed"/>
+            <w:tblLook w:val="0600"/>
+          </w:tblPr>
+          <w:tblGrid>
+            <w:gridCol w:w="4395"/>
+            <w:gridCol w:w="4350"/>
+            <w:tblGridChange w:id="0">
+              <w:tblGrid>
+                <w:gridCol w:w="4395"/>
+                <w:gridCol w:w="4350"/>
+              </w:tblGrid>
+            </w:tblGridChange>
+          </w:tblGrid>
+          <w:tr>
+            <w:trPr>
+              <w:cantSplit w:val="0"/>
+              <w:trHeight w:val="300" w:hRule="atLeast"/>
+              <w:tblHeader w:val="0"/>
+            </w:trPr>
+            <w:tc>
+              <w:tcPr>
+                <w:tcBorders>
+                  <w:top w:color="000000" w:space="0" w:sz="8" w:val="single"/>
+                  <w:left w:color="000000" w:space="0" w:sz="8" w:val="single"/>
+                  <w:bottom w:color="000000" w:space="0" w:sz="8" w:val="single"/>
+                  <w:right w:color="000000" w:space="0" w:sz="8" w:val="single"/>
+                </w:tcBorders>
+                <w:tcMar>
+                  <w:top w:w="0.0" w:type="dxa"/>
+                  <w:left w:w="0.0" w:type="dxa"/>
+                  <w:bottom w:w="0.0" w:type="dxa"/>
+                  <w:right w:w="0.0" w:type="dxa"/>
+                </w:tcMar>
+                <w:vAlign w:val="top"/>
+              </w:tcPr>
+              <w:p>
+                <w:pPr>
+                  <w:spacing w:after="240" w:before="240" w:line="297.8181818181818" w:lineRule="auto"/>
+                  <w:ind w:left="260" w:firstLine="0"/>
+                  <w:rPr/>
+                </w:pPr>
+                <w:r>
+                  <w:rPr>
+                    <w:rtl w:val="0"/>
+                  </w:rPr>
+                  <w:t xml:space="preserve">Administrator</w:t>
+                </w:r>
+              </w:p>
+            </w:tc>
+            <w:tc>
+              <w:tcPr>
+                <w:tcBorders>
+                  <w:top w:color="000000" w:space="0" w:sz="8" w:val="single"/>
+                  <w:left w:color="000000" w:space="0" w:sz="0" w:val="nil"/>
+                  <w:bottom w:color="000000" w:space="0" w:sz="8" w:val="single"/>
+                  <w:right w:color="000000" w:space="0" w:sz="8" w:val="single"/>
+                </w:tcBorders>
+                <w:tcMar>
+                  <w:top w:w="0.0" w:type="dxa"/>
+                  <w:left w:w="0.0" w:type="dxa"/>
+                  <w:bottom w:w="0.0" w:type="dxa"/>
+                  <w:right w:w="0.0" w:type="dxa"/>
+                </w:tcMar>
+                <w:vAlign w:val="top"/>
+              </w:tcPr>
+              <w:p>
+                <w:pPr>
+                  <w:spacing w:after="240" w:lineRule="auto"/>
+                  <w:ind w:left="140" w:firstLine="0"/>
+                  <w:rPr/>
+                </w:pPr>
+                <w:r>
+                  <w:rPr>
+                    <w:rtl w:val="0"/>
+                  </w:rPr>
+                  <w:t xml:space="preserve">Informacioni sistem za frizerski salon</w:t>
+                </w:r>
+              </w:p>
+            </w:tc>
+          </w:tr>
+          <w:tr>
+            <w:trPr>
+              <w:cantSplit w:val="0"/>
+              <w:trHeight w:val="315" w:hRule="atLeast"/>
+              <w:tblHeader w:val="0"/>
+            </w:trPr>
+            <w:tc>
+              <w:tcPr>
+                <w:tcBorders>
+                  <w:top w:color="000000" w:space="0" w:sz="0" w:val="nil"/>
+                  <w:left w:color="000000" w:space="0" w:sz="8" w:val="single"/>
+                  <w:bottom w:color="000000" w:space="0" w:sz="8" w:val="single"/>
+                  <w:right w:color="000000" w:space="0" w:sz="8" w:val="single"/>
+                </w:tcBorders>
+                <w:tcMar>
+                  <w:top w:w="0.0" w:type="dxa"/>
+                  <w:left w:w="0.0" w:type="dxa"/>
+                  <w:bottom w:w="0.0" w:type="dxa"/>
+                  <w:right w:w="0.0" w:type="dxa"/>
+                </w:tcMar>
+                <w:vAlign w:val="top"/>
+              </w:tcPr>
+              <w:p>
+                <w:pPr>
+                  <w:spacing w:after="0" w:lineRule="auto"/>
+                  <w:ind w:left="260" w:firstLine="0"/>
+                  <w:rPr/>
+                </w:pPr>
+                <w:r>
+                  <w:rPr>
+                    <w:rtl w:val="0"/>
+                  </w:rPr>
+                  <w:t xml:space="preserve">1  Otvara stranicu za uređivanje ponude salona</w:t>
+                </w:r>
+              </w:p>
+            </w:tc>
+            <w:tc>
+              <w:tcPr>
+                <w:tcBorders>
+                  <w:top w:color="000000" w:space="0" w:sz="0" w:val="nil"/>
+                  <w:left w:color="000000" w:space="0" w:sz="0" w:val="nil"/>
+                  <w:bottom w:color="000000" w:space="0" w:sz="8" w:val="single"/>
+                  <w:right w:color="000000" w:space="0" w:sz="8" w:val="single"/>
+                </w:tcBorders>
+                <w:tcMar>
+                  <w:top w:w="0.0" w:type="dxa"/>
+                  <w:left w:w="0.0" w:type="dxa"/>
+                  <w:bottom w:w="0.0" w:type="dxa"/>
+                  <w:right w:w="0.0" w:type="dxa"/>
+                </w:tcMar>
+                <w:vAlign w:val="top"/>
+              </w:tcPr>
+              <w:p>
+                <w:pPr>
+                  <w:spacing w:after="240" w:before="240" w:lineRule="auto"/>
+                  <w:ind w:left="140" w:firstLine="0"/>
+                  <w:rPr/>
+                </w:pPr>
+                <w:r>
+                  <w:rPr>
+                    <w:rtl w:val="0"/>
+                  </w:rPr>
+                  <w:t xml:space="preserve"> 2 Prikazuje spisak proizvoda i usluga salona, uz opcije za dodavanje, brisanje i izmjenu</w:t>
+                </w:r>
+              </w:p>
+            </w:tc>
+          </w:tr>
+          <w:tr>
+            <w:trPr>
+              <w:cantSplit w:val="0"/>
+              <w:trHeight w:val="300" w:hRule="atLeast"/>
+              <w:tblHeader w:val="0"/>
+            </w:trPr>
+            <w:tc>
+              <w:tcPr>
+                <w:tcBorders>
+                  <w:top w:color="000000" w:space="0" w:sz="0" w:val="nil"/>
+                  <w:left w:color="000000" w:space="0" w:sz="8" w:val="single"/>
+                  <w:bottom w:color="000000" w:space="0" w:sz="8" w:val="single"/>
+                  <w:right w:color="000000" w:space="0" w:sz="8" w:val="single"/>
+                </w:tcBorders>
+                <w:tcMar>
+                  <w:top w:w="0.0" w:type="dxa"/>
+                  <w:left w:w="0.0" w:type="dxa"/>
+                  <w:bottom w:w="0.0" w:type="dxa"/>
+                  <w:right w:w="0.0" w:type="dxa"/>
+                </w:tcMar>
+                <w:vAlign w:val="top"/>
+              </w:tcPr>
+              <w:p>
+                <w:pPr>
+                  <w:spacing w:after="0" w:lineRule="auto"/>
+                  <w:ind w:left="260" w:firstLine="0"/>
+                  <w:rPr/>
+                </w:pPr>
+                <w:r>
+                  <w:rPr>
+                    <w:rtl w:val="0"/>
+                  </w:rPr>
+                  <w:t xml:space="preserve">3 Odabire opciju za brisanje određenog proizvoda/usluge</w:t>
+                </w:r>
+              </w:p>
+            </w:tc>
+            <w:tc>
+              <w:tcPr>
+                <w:tcBorders>
+                  <w:top w:color="000000" w:space="0" w:sz="0" w:val="nil"/>
+                  <w:left w:color="000000" w:space="0" w:sz="0" w:val="nil"/>
+                  <w:bottom w:color="000000" w:space="0" w:sz="8" w:val="single"/>
+                  <w:right w:color="000000" w:space="0" w:sz="8" w:val="single"/>
+                </w:tcBorders>
+                <w:tcMar>
+                  <w:top w:w="0.0" w:type="dxa"/>
+                  <w:left w:w="0.0" w:type="dxa"/>
+                  <w:bottom w:w="0.0" w:type="dxa"/>
+                  <w:right w:w="0.0" w:type="dxa"/>
+                </w:tcMar>
+                <w:vAlign w:val="top"/>
+              </w:tcPr>
+              <w:p>
+                <w:pPr>
+                  <w:spacing w:after="240" w:before="240" w:lineRule="auto"/>
+                  <w:ind w:left="140" w:firstLine="0"/>
+                  <w:rPr/>
+                </w:pPr>
+                <w:r>
+                  <w:rPr>
+                    <w:rtl w:val="0"/>
+                  </w:rPr>
+                  <w:t xml:space="preserve">4 Pita administratora da potvrdi brisanje?</w:t>
+                </w:r>
+              </w:p>
+            </w:tc>
+          </w:tr>
+          <w:tr>
+            <w:trPr>
+              <w:cantSplit w:val="0"/>
+              <w:trHeight w:val="300" w:hRule="atLeast"/>
+              <w:tblHeader w:val="0"/>
+            </w:trPr>
+            <w:tc>
+              <w:tcPr>
+                <w:tcBorders>
+                  <w:top w:color="000000" w:space="0" w:sz="0" w:val="nil"/>
+                  <w:left w:color="000000" w:space="0" w:sz="8" w:val="single"/>
+                  <w:bottom w:color="000000" w:space="0" w:sz="8" w:val="single"/>
+                  <w:right w:color="000000" w:space="0" w:sz="8" w:val="single"/>
+                </w:tcBorders>
+                <w:tcMar>
+                  <w:top w:w="0.0" w:type="dxa"/>
+                  <w:left w:w="0.0" w:type="dxa"/>
+                  <w:bottom w:w="0.0" w:type="dxa"/>
+                  <w:right w:w="0.0" w:type="dxa"/>
+                </w:tcMar>
+                <w:vAlign w:val="top"/>
+              </w:tcPr>
+              <w:p>
+                <w:pPr>
+                  <w:spacing w:after="0" w:lineRule="auto"/>
+                  <w:ind w:left="260" w:firstLine="0"/>
+                  <w:rPr/>
+                </w:pPr>
+                <w:r>
+                  <w:rPr>
+                    <w:rtl w:val="0"/>
+                  </w:rPr>
+                  <w:t xml:space="preserve">5 Administrator potvrdi brisanje odabranog proizvoda/usluge </w:t>
+                </w:r>
+              </w:p>
+            </w:tc>
+            <w:tc>
+              <w:tcPr>
+                <w:tcBorders>
+                  <w:top w:color="000000" w:space="0" w:sz="0" w:val="nil"/>
+                  <w:left w:color="000000" w:space="0" w:sz="0" w:val="nil"/>
+                  <w:bottom w:color="000000" w:space="0" w:sz="8" w:val="single"/>
+                  <w:right w:color="000000" w:space="0" w:sz="8" w:val="single"/>
+                </w:tcBorders>
+                <w:tcMar>
+                  <w:top w:w="0.0" w:type="dxa"/>
+                  <w:left w:w="0.0" w:type="dxa"/>
+                  <w:bottom w:w="0.0" w:type="dxa"/>
+                  <w:right w:w="0.0" w:type="dxa"/>
+                </w:tcMar>
+                <w:vAlign w:val="top"/>
+              </w:tcPr>
+              <w:p>
+                <w:pPr>
+                  <w:spacing w:after="240" w:before="240" w:lineRule="auto"/>
+                  <w:ind w:left="140" w:firstLine="0"/>
+                  <w:rPr/>
+                </w:pPr>
+                <w:r>
+                  <w:rPr>
+                    <w:rtl w:val="0"/>
+                  </w:rPr>
+                </w:r>
+              </w:p>
+            </w:tc>
+          </w:tr>
+          <w:tr>
+            <w:trPr>
+              <w:cantSplit w:val="0"/>
+              <w:trHeight w:val="300" w:hRule="atLeast"/>
+              <w:tblHeader w:val="0"/>
+            </w:trPr>
+            <w:tc>
+              <w:tcPr>
+                <w:tcBorders>
+                  <w:top w:color="000000" w:space="0" w:sz="0" w:val="nil"/>
+                  <w:left w:color="000000" w:space="0" w:sz="8" w:val="single"/>
+                  <w:bottom w:color="000000" w:space="0" w:sz="8" w:val="single"/>
+                  <w:right w:color="000000" w:space="0" w:sz="8" w:val="single"/>
+                </w:tcBorders>
+                <w:tcMar>
+                  <w:top w:w="0.0" w:type="dxa"/>
+                  <w:left w:w="0.0" w:type="dxa"/>
+                  <w:bottom w:w="0.0" w:type="dxa"/>
+                  <w:right w:w="0.0" w:type="dxa"/>
+                </w:tcMar>
+                <w:vAlign w:val="top"/>
+              </w:tcPr>
+              <w:p>
+                <w:pPr>
+                  <w:spacing w:after="0" w:lineRule="auto"/>
+                  <w:ind w:left="260" w:firstLine="0"/>
+                  <w:rPr/>
+                </w:pPr>
+                <w:r>
+                  <w:rPr>
+                    <w:rtl w:val="0"/>
+                  </w:rPr>
+                </w:r>
+              </w:p>
+            </w:tc>
+            <w:tc>
+              <w:tcPr>
+                <w:tcBorders>
+                  <w:top w:color="000000" w:space="0" w:sz="0" w:val="nil"/>
+                  <w:left w:color="000000" w:space="0" w:sz="0" w:val="nil"/>
+                  <w:bottom w:color="000000" w:space="0" w:sz="8" w:val="single"/>
+                  <w:right w:color="000000" w:space="0" w:sz="8" w:val="single"/>
+                </w:tcBorders>
+                <w:tcMar>
+                  <w:top w:w="0.0" w:type="dxa"/>
+                  <w:left w:w="0.0" w:type="dxa"/>
+                  <w:bottom w:w="0.0" w:type="dxa"/>
+                  <w:right w:w="0.0" w:type="dxa"/>
+                </w:tcMar>
+                <w:vAlign w:val="top"/>
+              </w:tcPr>
+              <w:p>
+                <w:pPr>
+                  <w:spacing w:after="240" w:before="240" w:lineRule="auto"/>
+                  <w:ind w:left="140" w:firstLine="0"/>
+                  <w:rPr/>
+                </w:pPr>
+                <w:r>
+                  <w:rPr>
+                    <w:rtl w:val="0"/>
+                  </w:rPr>
+                  <w:t xml:space="preserve">6. Obavještava administratora da je došlo do greške pri brisanju proizvoda/usluge</w:t>
+                </w:r>
+              </w:p>
+            </w:tc>
+          </w:tr>
+        </w:tbl>
+      </w:sdtContent>
+    </w:sdt>
+    <w:p>
+      <w:pPr>
+        <w:spacing w:after="240" w:before="240" w:lineRule="auto"/>
+        <w:rPr>
+          <w:b w:val="1"/>
+          <w:bCs w:val="1"/>
+          <w:sz w:val="17"/>
+          <w:szCs w:val="17"/>
+        </w:rPr>
+      </w:pPr>
       <w:r>
         <w:rPr>
           <w:rtl w:val="0"/>
@@ -12746,7 +13004,7 @@
     </w:p>
     <w:tbl>
       <w:tblPr>
-        <w:tblStyle w:val="Table22"/>
+        <w:tblStyle w:val="Table25"/>
         <w:tblW w:w="8730.0" w:type="dxa"/>
         <w:jc w:val="left"/>
         <w:tblBorders>
@@ -13532,7 +13790,7 @@
     </w:p>
     <w:tbl>
       <w:tblPr>
-        <w:tblStyle w:val="Table23"/>
+        <w:tblStyle w:val="Table26"/>
         <w:tblW w:w="8745.0" w:type="dxa"/>
         <w:jc w:val="left"/>
         <w:tblBorders>
@@ -13655,7 +13913,7 @@
               <w:rPr>
                 <w:rtl w:val="0"/>
               </w:rPr>
-              <w:t xml:space="preserve">1  Otvara link za otkazivanje pretplate sa newslettera</w:t>
+              <w:t xml:space="preserve">1.  Otvara link za otkazivanje pretplate sa newslettera</w:t>
             </w:r>
           </w:p>
         </w:tc>
@@ -13751,7 +14009,7 @@
               <w:rPr>
                 <w:rtl w:val="0"/>
               </w:rPr>
-              <w:t xml:space="preserve"> 2 Uklanja klijenta sa spiska pretplatnika na newsletter</w:t>
+              <w:t xml:space="preserve"> 2. Uklanja klijenta sa spiska pretplatnika na newsletter</w:t>
             </w:r>
           </w:p>
         </w:tc>
@@ -13817,7 +14075,7 @@
               <w:rPr>
                 <w:rtl w:val="0"/>
               </w:rPr>
-              <w:t xml:space="preserve">3 Obavještava klijenta da je pretplata na newsletter uspješno otkazana</w:t>
+              <w:t xml:space="preserve">3. Obavještava klijenta da je pretplata na newsletter uspješno otkazana</w:t>
             </w:r>
           </w:p>
         </w:tc>
@@ -13864,13 +14122,13 @@
     <w:sdt>
       <w:sdtPr>
         <w:lock w:val="contentLocked"/>
-        <w:id w:val="-39013037"/>
-        <w:tag w:val="goog_rdk_104"/>
+        <w:id w:val="656446121"/>
+        <w:tag w:val="goog_rdk_13"/>
       </w:sdtPr>
       <w:sdtContent>
         <w:tbl>
           <w:tblPr>
-            <w:tblStyle w:val="Table24"/>
+            <w:tblStyle w:val="Table27"/>
             <w:tblW w:w="8745.0" w:type="dxa"/>
             <w:jc w:val="left"/>
             <w:tblBorders>
@@ -14165,11 +14423,1767 @@
     </w:sdt>
     <w:p>
       <w:pPr>
-        <w:spacing w:after="240" w:before="200" w:lineRule="auto"/>
+        <w:spacing w:after="240" w:lineRule="auto"/>
+        <w:rPr>
+          <w:sz w:val="16"/>
+          <w:szCs w:val="16"/>
+        </w:rPr>
+      </w:pPr>
+      <w:r>
+        <w:rPr>
+          <w:rtl w:val="0"/>
+        </w:rPr>
+      </w:r>
+    </w:p>
+    <w:tbl>
+      <w:tblPr>
+        <w:tblStyle w:val="Table28"/>
+        <w:tblW w:w="8730.0" w:type="dxa"/>
+        <w:jc w:val="left"/>
+        <w:tblBorders>
+          <w:top w:color="000000" w:space="0" w:sz="0" w:val="nil"/>
+          <w:left w:color="000000" w:space="0" w:sz="0" w:val="nil"/>
+          <w:bottom w:color="000000" w:space="0" w:sz="0" w:val="nil"/>
+          <w:right w:color="000000" w:space="0" w:sz="0" w:val="nil"/>
+          <w:insideH w:color="000000" w:space="0" w:sz="0" w:val="nil"/>
+          <w:insideV w:color="000000" w:space="0" w:sz="0" w:val="nil"/>
+        </w:tblBorders>
+        <w:tblLayout w:type="fixed"/>
+        <w:tblLook w:val="0600"/>
+      </w:tblPr>
+      <w:tblGrid>
+        <w:gridCol w:w="4350"/>
+        <w:gridCol w:w="4380"/>
+        <w:tblGridChange w:id="0">
+          <w:tblGrid>
+            <w:gridCol w:w="4350"/>
+            <w:gridCol w:w="4380"/>
+          </w:tblGrid>
+        </w:tblGridChange>
+      </w:tblGrid>
+      <w:tr>
+        <w:trPr>
+          <w:cantSplit w:val="0"/>
+          <w:trHeight w:val="315" w:hRule="atLeast"/>
+          <w:tblHeader w:val="0"/>
+        </w:trPr>
+        <w:tc>
+          <w:tcPr>
+            <w:tcBorders>
+              <w:top w:color="000000" w:space="0" w:sz="8" w:val="single"/>
+              <w:left w:color="000000" w:space="0" w:sz="8" w:val="single"/>
+              <w:bottom w:color="000000" w:space="0" w:sz="8" w:val="single"/>
+              <w:right w:color="000000" w:space="0" w:sz="8" w:val="single"/>
+            </w:tcBorders>
+            <w:tcMar>
+              <w:top w:w="0.0" w:type="dxa"/>
+              <w:left w:w="0.0" w:type="dxa"/>
+              <w:bottom w:w="0.0" w:type="dxa"/>
+              <w:right w:w="0.0" w:type="dxa"/>
+            </w:tcMar>
+            <w:vAlign w:val="top"/>
+          </w:tcPr>
+          <w:p>
+            <w:pPr>
+              <w:spacing w:after="0" w:lineRule="auto"/>
+              <w:ind w:left="160" w:firstLine="0"/>
+              <w:rPr>
+                <w:color w:val="202024"/>
+              </w:rPr>
+            </w:pPr>
+            <w:r>
+              <w:rPr>
+                <w:color w:val="202024"/>
+                <w:rtl w:val="0"/>
+              </w:rPr>
+              <w:t xml:space="preserve">Naziv slučaja upotrebe:</w:t>
+            </w:r>
+          </w:p>
+        </w:tc>
+        <w:tc>
+          <w:tcPr>
+            <w:tcBorders>
+              <w:top w:color="000000" w:space="0" w:sz="8" w:val="single"/>
+              <w:left w:color="000000" w:space="0" w:sz="0" w:val="nil"/>
+              <w:bottom w:color="000000" w:space="0" w:sz="8" w:val="single"/>
+              <w:right w:color="000000" w:space="0" w:sz="8" w:val="single"/>
+            </w:tcBorders>
+            <w:tcMar>
+              <w:top w:w="0.0" w:type="dxa"/>
+              <w:left w:w="0.0" w:type="dxa"/>
+              <w:bottom w:w="0.0" w:type="dxa"/>
+              <w:right w:w="0.0" w:type="dxa"/>
+            </w:tcMar>
+            <w:vAlign w:val="top"/>
+          </w:tcPr>
+          <w:p>
+            <w:pPr>
+              <w:spacing w:after="0" w:lineRule="auto"/>
+              <w:ind w:left="160" w:firstLine="0"/>
+              <w:rPr>
+                <w:b w:val="1"/>
+                <w:bCs w:val="1"/>
+                <w:color w:val="202024"/>
+              </w:rPr>
+            </w:pPr>
+            <w:r>
+              <w:rPr>
+                <w:b w:val="1"/>
+                <w:bCs w:val="1"/>
+                <w:color w:val="202024"/>
+                <w:rtl w:val="0"/>
+              </w:rPr>
+              <w:t xml:space="preserve">Uređivanje sadržaja newslettera</w:t>
+            </w:r>
+          </w:p>
+        </w:tc>
+      </w:tr>
+      <w:tr>
+        <w:trPr>
+          <w:cantSplit w:val="0"/>
+          <w:trHeight w:val="870" w:hRule="atLeast"/>
+          <w:tblHeader w:val="0"/>
+        </w:trPr>
+        <w:tc>
+          <w:tcPr>
+            <w:tcBorders>
+              <w:top w:color="000000" w:space="0" w:sz="0" w:val="nil"/>
+              <w:left w:color="000000" w:space="0" w:sz="8" w:val="single"/>
+              <w:bottom w:color="000000" w:space="0" w:sz="8" w:val="single"/>
+              <w:right w:color="000000" w:space="0" w:sz="8" w:val="single"/>
+            </w:tcBorders>
+            <w:tcMar>
+              <w:top w:w="0.0" w:type="dxa"/>
+              <w:left w:w="0.0" w:type="dxa"/>
+              <w:bottom w:w="0.0" w:type="dxa"/>
+              <w:right w:w="0.0" w:type="dxa"/>
+            </w:tcMar>
+            <w:vAlign w:val="top"/>
+          </w:tcPr>
+          <w:p>
+            <w:pPr>
+              <w:spacing w:after="0" w:lineRule="auto"/>
+              <w:ind w:left="160" w:firstLine="0"/>
+              <w:rPr/>
+            </w:pPr>
+            <w:r>
+              <w:rPr>
+                <w:rtl w:val="0"/>
+              </w:rPr>
+              <w:t xml:space="preserve">Opis slučaja upotrebe:</w:t>
+            </w:r>
+          </w:p>
+        </w:tc>
+        <w:tc>
+          <w:tcPr>
+            <w:tcBorders>
+              <w:top w:color="000000" w:space="0" w:sz="0" w:val="nil"/>
+              <w:left w:color="000000" w:space="0" w:sz="0" w:val="nil"/>
+              <w:bottom w:color="000000" w:space="0" w:sz="8" w:val="single"/>
+              <w:right w:color="000000" w:space="0" w:sz="8" w:val="single"/>
+            </w:tcBorders>
+            <w:tcMar>
+              <w:top w:w="0.0" w:type="dxa"/>
+              <w:left w:w="0.0" w:type="dxa"/>
+              <w:bottom w:w="0.0" w:type="dxa"/>
+              <w:right w:w="0.0" w:type="dxa"/>
+            </w:tcMar>
+            <w:vAlign w:val="top"/>
+          </w:tcPr>
+          <w:p>
+            <w:pPr>
+              <w:spacing w:after="0" w:lineRule="auto"/>
+              <w:ind w:left="160" w:right="-20" w:firstLine="0"/>
+              <w:rPr/>
+            </w:pPr>
+            <w:r>
+              <w:rPr>
+                <w:rtl w:val="0"/>
+              </w:rPr>
+              <w:t xml:space="preserve">Administrator sprema poruku koja se šalje klijentima u okviru newslettera</w:t>
+            </w:r>
+          </w:p>
+        </w:tc>
+      </w:tr>
+      <w:tr>
+        <w:trPr>
+          <w:cantSplit w:val="0"/>
+          <w:trHeight w:val="315" w:hRule="atLeast"/>
+          <w:tblHeader w:val="0"/>
+        </w:trPr>
+        <w:tc>
+          <w:tcPr>
+            <w:tcBorders>
+              <w:top w:color="000000" w:space="0" w:sz="0" w:val="nil"/>
+              <w:left w:color="000000" w:space="0" w:sz="8" w:val="single"/>
+              <w:bottom w:color="000000" w:space="0" w:sz="8" w:val="single"/>
+              <w:right w:color="000000" w:space="0" w:sz="8" w:val="single"/>
+            </w:tcBorders>
+            <w:tcMar>
+              <w:top w:w="0.0" w:type="dxa"/>
+              <w:left w:w="0.0" w:type="dxa"/>
+              <w:bottom w:w="0.0" w:type="dxa"/>
+              <w:right w:w="0.0" w:type="dxa"/>
+            </w:tcMar>
+            <w:vAlign w:val="top"/>
+          </w:tcPr>
+          <w:p>
+            <w:pPr>
+              <w:spacing w:after="0" w:before="20" w:lineRule="auto"/>
+              <w:ind w:left="160" w:firstLine="0"/>
+              <w:rPr/>
+            </w:pPr>
+            <w:r>
+              <w:rPr>
+                <w:rtl w:val="0"/>
+              </w:rPr>
+              <w:t xml:space="preserve">Vezani zahtjevi:</w:t>
+            </w:r>
+          </w:p>
+        </w:tc>
+        <w:tc>
+          <w:tcPr>
+            <w:tcBorders>
+              <w:top w:color="000000" w:space="0" w:sz="0" w:val="nil"/>
+              <w:left w:color="000000" w:space="0" w:sz="0" w:val="nil"/>
+              <w:bottom w:color="000000" w:space="0" w:sz="8" w:val="single"/>
+              <w:right w:color="000000" w:space="0" w:sz="8" w:val="single"/>
+            </w:tcBorders>
+            <w:tcMar>
+              <w:top w:w="0.0" w:type="dxa"/>
+              <w:left w:w="0.0" w:type="dxa"/>
+              <w:bottom w:w="0.0" w:type="dxa"/>
+              <w:right w:w="0.0" w:type="dxa"/>
+            </w:tcMar>
+            <w:vAlign w:val="top"/>
+          </w:tcPr>
+          <w:p>
+            <w:pPr>
+              <w:spacing w:after="0" w:before="20" w:lineRule="auto"/>
+              <w:ind w:left="160" w:firstLine="0"/>
+              <w:rPr/>
+            </w:pPr>
+            <w:r>
+              <w:rPr>
+                <w:rtl w:val="0"/>
+              </w:rPr>
+              <w:t xml:space="preserve">/</w:t>
+            </w:r>
+          </w:p>
+        </w:tc>
+      </w:tr>
+      <w:tr>
+        <w:trPr>
+          <w:cantSplit w:val="0"/>
+          <w:trHeight w:val="360" w:hRule="atLeast"/>
+          <w:tblHeader w:val="0"/>
+        </w:trPr>
+        <w:tc>
+          <w:tcPr>
+            <w:tcBorders>
+              <w:top w:color="000000" w:space="0" w:sz="0" w:val="nil"/>
+              <w:left w:color="000000" w:space="0" w:sz="8" w:val="single"/>
+              <w:bottom w:color="000000" w:space="0" w:sz="8" w:val="single"/>
+              <w:right w:color="000000" w:space="0" w:sz="8" w:val="single"/>
+            </w:tcBorders>
+            <w:tcMar>
+              <w:top w:w="0.0" w:type="dxa"/>
+              <w:left w:w="0.0" w:type="dxa"/>
+              <w:bottom w:w="0.0" w:type="dxa"/>
+              <w:right w:w="0.0" w:type="dxa"/>
+            </w:tcMar>
+            <w:vAlign w:val="top"/>
+          </w:tcPr>
+          <w:p>
+            <w:pPr>
+              <w:spacing w:after="0" w:lineRule="auto"/>
+              <w:ind w:left="160" w:firstLine="0"/>
+              <w:rPr/>
+            </w:pPr>
+            <w:r>
+              <w:rPr>
+                <w:rtl w:val="0"/>
+              </w:rPr>
+              <w:t xml:space="preserve">Preduslovi:</w:t>
+            </w:r>
+          </w:p>
+        </w:tc>
+        <w:tc>
+          <w:tcPr>
+            <w:tcBorders>
+              <w:top w:color="000000" w:space="0" w:sz="0" w:val="nil"/>
+              <w:left w:color="000000" w:space="0" w:sz="0" w:val="nil"/>
+              <w:bottom w:color="000000" w:space="0" w:sz="8" w:val="single"/>
+              <w:right w:color="000000" w:space="0" w:sz="8" w:val="single"/>
+            </w:tcBorders>
+            <w:tcMar>
+              <w:top w:w="0.0" w:type="dxa"/>
+              <w:left w:w="0.0" w:type="dxa"/>
+              <w:bottom w:w="0.0" w:type="dxa"/>
+              <w:right w:w="0.0" w:type="dxa"/>
+            </w:tcMar>
+            <w:vAlign w:val="top"/>
+          </w:tcPr>
+          <w:p>
+            <w:pPr>
+              <w:spacing w:after="0" w:lineRule="auto"/>
+              <w:ind w:left="160" w:right="-20" w:firstLine="0"/>
+              <w:rPr/>
+            </w:pPr>
+            <w:r>
+              <w:rPr>
+                <w:rtl w:val="0"/>
+              </w:rPr>
+              <w:t xml:space="preserve">Imati ovlasti administratora</w:t>
+            </w:r>
+          </w:p>
+          <w:p>
+            <w:pPr>
+              <w:spacing w:after="0" w:before="40" w:lineRule="auto"/>
+              <w:ind w:left="160" w:firstLine="0"/>
+              <w:rPr/>
+            </w:pPr>
+            <w:r>
+              <w:rPr>
+                <w:rtl w:val="0"/>
+              </w:rPr>
+            </w:r>
+          </w:p>
+        </w:tc>
+      </w:tr>
+      <w:tr>
+        <w:trPr>
+          <w:cantSplit w:val="0"/>
+          <w:trHeight w:val="315" w:hRule="atLeast"/>
+          <w:tblHeader w:val="0"/>
+        </w:trPr>
+        <w:tc>
+          <w:tcPr>
+            <w:tcBorders>
+              <w:top w:color="000000" w:space="0" w:sz="0" w:val="nil"/>
+              <w:left w:color="000000" w:space="0" w:sz="8" w:val="single"/>
+              <w:bottom w:color="000000" w:space="0" w:sz="8" w:val="single"/>
+              <w:right w:color="000000" w:space="0" w:sz="8" w:val="single"/>
+            </w:tcBorders>
+            <w:tcMar>
+              <w:top w:w="0.0" w:type="dxa"/>
+              <w:left w:w="0.0" w:type="dxa"/>
+              <w:bottom w:w="0.0" w:type="dxa"/>
+              <w:right w:w="0.0" w:type="dxa"/>
+            </w:tcMar>
+            <w:vAlign w:val="top"/>
+          </w:tcPr>
+          <w:p>
+            <w:pPr>
+              <w:spacing w:after="0" w:before="20" w:lineRule="auto"/>
+              <w:ind w:left="160" w:firstLine="0"/>
+              <w:rPr/>
+            </w:pPr>
+            <w:r>
+              <w:rPr>
+                <w:rtl w:val="0"/>
+              </w:rPr>
+              <w:t xml:space="preserve">Posljedice - uspješan završetak:</w:t>
+            </w:r>
+          </w:p>
+        </w:tc>
+        <w:tc>
+          <w:tcPr>
+            <w:tcBorders>
+              <w:top w:color="000000" w:space="0" w:sz="0" w:val="nil"/>
+              <w:left w:color="000000" w:space="0" w:sz="0" w:val="nil"/>
+              <w:bottom w:color="000000" w:space="0" w:sz="8" w:val="single"/>
+              <w:right w:color="000000" w:space="0" w:sz="8" w:val="single"/>
+            </w:tcBorders>
+            <w:tcMar>
+              <w:top w:w="0.0" w:type="dxa"/>
+              <w:left w:w="0.0" w:type="dxa"/>
+              <w:bottom w:w="0.0" w:type="dxa"/>
+              <w:right w:w="0.0" w:type="dxa"/>
+            </w:tcMar>
+            <w:vAlign w:val="top"/>
+          </w:tcPr>
+          <w:p>
+            <w:pPr>
+              <w:spacing w:after="0" w:before="20" w:lineRule="auto"/>
+              <w:ind w:left="160" w:firstLine="0"/>
+              <w:rPr/>
+            </w:pPr>
+            <w:r>
+              <w:rPr>
+                <w:rtl w:val="0"/>
+              </w:rPr>
+              <w:t xml:space="preserve">Uspješno uređivanje poruke i slanje pretplatnicima</w:t>
+            </w:r>
+          </w:p>
+        </w:tc>
+      </w:tr>
+      <w:tr>
+        <w:trPr>
+          <w:cantSplit w:val="0"/>
+          <w:trHeight w:val="315" w:hRule="atLeast"/>
+          <w:tblHeader w:val="0"/>
+        </w:trPr>
+        <w:tc>
+          <w:tcPr>
+            <w:tcBorders>
+              <w:top w:color="000000" w:space="0" w:sz="0" w:val="nil"/>
+              <w:left w:color="000000" w:space="0" w:sz="8" w:val="single"/>
+              <w:bottom w:color="000000" w:space="0" w:sz="8" w:val="single"/>
+              <w:right w:color="000000" w:space="0" w:sz="8" w:val="single"/>
+            </w:tcBorders>
+            <w:tcMar>
+              <w:top w:w="0.0" w:type="dxa"/>
+              <w:left w:w="0.0" w:type="dxa"/>
+              <w:bottom w:w="0.0" w:type="dxa"/>
+              <w:right w:w="0.0" w:type="dxa"/>
+            </w:tcMar>
+            <w:vAlign w:val="top"/>
+          </w:tcPr>
+          <w:p>
+            <w:pPr>
+              <w:spacing w:after="0" w:lineRule="auto"/>
+              <w:ind w:left="160" w:firstLine="0"/>
+              <w:rPr/>
+            </w:pPr>
+            <w:r>
+              <w:rPr>
+                <w:rtl w:val="0"/>
+              </w:rPr>
+              <w:t xml:space="preserve">Posljedice – neuspješan završetak:</w:t>
+            </w:r>
+          </w:p>
+        </w:tc>
+        <w:tc>
+          <w:tcPr>
+            <w:tcBorders>
+              <w:top w:color="000000" w:space="0" w:sz="0" w:val="nil"/>
+              <w:left w:color="000000" w:space="0" w:sz="0" w:val="nil"/>
+              <w:bottom w:color="000000" w:space="0" w:sz="8" w:val="single"/>
+              <w:right w:color="000000" w:space="0" w:sz="8" w:val="single"/>
+            </w:tcBorders>
+            <w:tcMar>
+              <w:top w:w="0.0" w:type="dxa"/>
+              <w:left w:w="0.0" w:type="dxa"/>
+              <w:bottom w:w="0.0" w:type="dxa"/>
+              <w:right w:w="0.0" w:type="dxa"/>
+            </w:tcMar>
+            <w:vAlign w:val="top"/>
+          </w:tcPr>
+          <w:p>
+            <w:pPr>
+              <w:spacing w:after="0" w:lineRule="auto"/>
+              <w:ind w:left="160" w:firstLine="0"/>
+              <w:rPr/>
+            </w:pPr>
+            <w:r>
+              <w:rPr>
+                <w:rtl w:val="0"/>
+              </w:rPr>
+              <w:t xml:space="preserve">Nova poruka se ne šalje pretplatnicima</w:t>
+            </w:r>
+          </w:p>
+        </w:tc>
+      </w:tr>
+      <w:tr>
+        <w:trPr>
+          <w:cantSplit w:val="0"/>
+          <w:trHeight w:val="553.7162642045454" w:hRule="atLeast"/>
+          <w:tblHeader w:val="0"/>
+        </w:trPr>
+        <w:tc>
+          <w:tcPr>
+            <w:tcBorders>
+              <w:top w:color="000000" w:space="0" w:sz="0" w:val="nil"/>
+              <w:left w:color="000000" w:space="0" w:sz="8" w:val="single"/>
+              <w:bottom w:color="000000" w:space="0" w:sz="8" w:val="single"/>
+              <w:right w:color="000000" w:space="0" w:sz="8" w:val="single"/>
+            </w:tcBorders>
+            <w:tcMar>
+              <w:top w:w="0.0" w:type="dxa"/>
+              <w:left w:w="0.0" w:type="dxa"/>
+              <w:bottom w:w="0.0" w:type="dxa"/>
+              <w:right w:w="0.0" w:type="dxa"/>
+            </w:tcMar>
+            <w:vAlign w:val="top"/>
+          </w:tcPr>
+          <w:p>
+            <w:pPr>
+              <w:spacing w:after="240" w:before="240" w:line="298.9090909090909" w:lineRule="auto"/>
+              <w:ind w:left="160" w:firstLine="0"/>
+              <w:rPr/>
+            </w:pPr>
+            <w:r>
+              <w:rPr>
+                <w:rtl w:val="0"/>
+              </w:rPr>
+              <w:t xml:space="preserve">Primarni akteri:</w:t>
+            </w:r>
+          </w:p>
+        </w:tc>
+        <w:tc>
+          <w:tcPr>
+            <w:tcBorders>
+              <w:top w:color="000000" w:space="0" w:sz="0" w:val="nil"/>
+              <w:left w:color="000000" w:space="0" w:sz="0" w:val="nil"/>
+              <w:bottom w:color="000000" w:space="0" w:sz="8" w:val="single"/>
+              <w:right w:color="000000" w:space="0" w:sz="8" w:val="single"/>
+            </w:tcBorders>
+            <w:tcMar>
+              <w:top w:w="0.0" w:type="dxa"/>
+              <w:left w:w="0.0" w:type="dxa"/>
+              <w:bottom w:w="0.0" w:type="dxa"/>
+              <w:right w:w="0.0" w:type="dxa"/>
+            </w:tcMar>
+            <w:vAlign w:val="top"/>
+          </w:tcPr>
+          <w:p>
+            <w:pPr>
+              <w:spacing w:after="240" w:before="240" w:line="298.9090909090909" w:lineRule="auto"/>
+              <w:ind w:left="160" w:firstLine="0"/>
+              <w:rPr/>
+            </w:pPr>
+            <w:r>
+              <w:rPr>
+                <w:rtl w:val="0"/>
+              </w:rPr>
+              <w:t xml:space="preserve">Administrator</w:t>
+            </w:r>
+          </w:p>
+        </w:tc>
+      </w:tr>
+      <w:tr>
+        <w:trPr>
+          <w:cantSplit w:val="0"/>
+          <w:trHeight w:val="315" w:hRule="atLeast"/>
+          <w:tblHeader w:val="0"/>
+        </w:trPr>
+        <w:tc>
+          <w:tcPr>
+            <w:tcBorders>
+              <w:top w:color="000000" w:space="0" w:sz="0" w:val="nil"/>
+              <w:left w:color="000000" w:space="0" w:sz="8" w:val="single"/>
+              <w:bottom w:color="000000" w:space="0" w:sz="8" w:val="single"/>
+              <w:right w:color="000000" w:space="0" w:sz="8" w:val="single"/>
+            </w:tcBorders>
+            <w:tcMar>
+              <w:top w:w="0.0" w:type="dxa"/>
+              <w:left w:w="0.0" w:type="dxa"/>
+              <w:bottom w:w="0.0" w:type="dxa"/>
+              <w:right w:w="0.0" w:type="dxa"/>
+            </w:tcMar>
+            <w:vAlign w:val="top"/>
+          </w:tcPr>
+          <w:p>
+            <w:pPr>
+              <w:spacing w:after="0" w:before="20" w:lineRule="auto"/>
+              <w:ind w:left="160" w:firstLine="0"/>
+              <w:rPr/>
+            </w:pPr>
+            <w:r>
+              <w:rPr>
+                <w:rtl w:val="0"/>
+              </w:rPr>
+              <w:t xml:space="preserve">Ostali akteri:</w:t>
+            </w:r>
+          </w:p>
+        </w:tc>
+        <w:tc>
+          <w:tcPr>
+            <w:tcBorders>
+              <w:top w:color="000000" w:space="0" w:sz="0" w:val="nil"/>
+              <w:left w:color="000000" w:space="0" w:sz="0" w:val="nil"/>
+              <w:bottom w:color="000000" w:space="0" w:sz="8" w:val="single"/>
+              <w:right w:color="000000" w:space="0" w:sz="8" w:val="single"/>
+            </w:tcBorders>
+            <w:tcMar>
+              <w:top w:w="0.0" w:type="dxa"/>
+              <w:left w:w="0.0" w:type="dxa"/>
+              <w:bottom w:w="0.0" w:type="dxa"/>
+              <w:right w:w="0.0" w:type="dxa"/>
+            </w:tcMar>
+            <w:vAlign w:val="top"/>
+          </w:tcPr>
+          <w:p>
+            <w:pPr>
+              <w:spacing w:after="0" w:before="20" w:lineRule="auto"/>
+              <w:ind w:left="160" w:firstLine="0"/>
+              <w:rPr/>
+            </w:pPr>
+            <w:r>
+              <w:rPr>
+                <w:rtl w:val="0"/>
+              </w:rPr>
+              <w:t xml:space="preserve">Servis za primopredaju e-mailova</w:t>
+            </w:r>
+          </w:p>
+        </w:tc>
+      </w:tr>
+      <w:tr>
+        <w:trPr>
+          <w:cantSplit w:val="0"/>
+          <w:trHeight w:val="959.1650390625" w:hRule="atLeast"/>
+          <w:tblHeader w:val="0"/>
+        </w:trPr>
+        <w:tc>
+          <w:tcPr>
+            <w:tcBorders>
+              <w:top w:color="000000" w:space="0" w:sz="0" w:val="nil"/>
+              <w:left w:color="000000" w:space="0" w:sz="8" w:val="single"/>
+              <w:bottom w:color="000000" w:space="0" w:sz="8" w:val="single"/>
+              <w:right w:color="000000" w:space="0" w:sz="8" w:val="single"/>
+            </w:tcBorders>
+            <w:tcMar>
+              <w:top w:w="0.0" w:type="dxa"/>
+              <w:left w:w="0.0" w:type="dxa"/>
+              <w:bottom w:w="0.0" w:type="dxa"/>
+              <w:right w:w="0.0" w:type="dxa"/>
+            </w:tcMar>
+            <w:vAlign w:val="top"/>
+          </w:tcPr>
+          <w:p>
+            <w:pPr>
+              <w:spacing w:after="0" w:lineRule="auto"/>
+              <w:ind w:left="160" w:firstLine="0"/>
+              <w:rPr/>
+            </w:pPr>
+            <w:r>
+              <w:rPr>
+                <w:rtl w:val="0"/>
+              </w:rPr>
+              <w:t xml:space="preserve">Glavni tok:</w:t>
+            </w:r>
+          </w:p>
+        </w:tc>
+        <w:tc>
+          <w:tcPr>
+            <w:tcBorders>
+              <w:top w:color="000000" w:space="0" w:sz="0" w:val="nil"/>
+              <w:left w:color="000000" w:space="0" w:sz="0" w:val="nil"/>
+              <w:bottom w:color="000000" w:space="0" w:sz="8" w:val="single"/>
+              <w:right w:color="000000" w:space="0" w:sz="8" w:val="single"/>
+            </w:tcBorders>
+            <w:tcMar>
+              <w:top w:w="0.0" w:type="dxa"/>
+              <w:left w:w="0.0" w:type="dxa"/>
+              <w:bottom w:w="0.0" w:type="dxa"/>
+              <w:right w:w="0.0" w:type="dxa"/>
+            </w:tcMar>
+            <w:vAlign w:val="top"/>
+          </w:tcPr>
+          <w:p>
+            <w:pPr>
+              <w:spacing w:after="0" w:line="276" w:lineRule="auto"/>
+              <w:ind w:left="160" w:right="-20" w:firstLine="0"/>
+              <w:jc w:val="both"/>
+              <w:rPr/>
+            </w:pPr>
+            <w:r>
+              <w:rPr>
+                <w:rtl w:val="0"/>
+              </w:rPr>
+              <w:t xml:space="preserve">Administrator uređuje poruku koju će dobiti klijenti pretplaćeni na newsletter. Obavješten je ukoliko dođe do bilo kakve greške</w:t>
+            </w:r>
+          </w:p>
+          <w:p>
+            <w:pPr>
+              <w:spacing w:after="240" w:before="240" w:lineRule="auto"/>
+              <w:ind w:left="160" w:firstLine="0"/>
+              <w:jc w:val="both"/>
+              <w:rPr/>
+            </w:pPr>
+            <w:r>
+              <w:rPr>
+                <w:rtl w:val="0"/>
+              </w:rPr>
+            </w:r>
+          </w:p>
+        </w:tc>
+      </w:tr>
+      <w:tr>
+        <w:trPr>
+          <w:cantSplit w:val="0"/>
+          <w:trHeight w:val="315" w:hRule="atLeast"/>
+          <w:tblHeader w:val="0"/>
+        </w:trPr>
+        <w:tc>
+          <w:tcPr>
+            <w:tcBorders>
+              <w:top w:color="000000" w:space="0" w:sz="0" w:val="nil"/>
+              <w:left w:color="000000" w:space="0" w:sz="8" w:val="single"/>
+              <w:bottom w:color="000000" w:space="0" w:sz="8" w:val="single"/>
+              <w:right w:color="000000" w:space="0" w:sz="8" w:val="single"/>
+            </w:tcBorders>
+            <w:tcMar>
+              <w:top w:w="0.0" w:type="dxa"/>
+              <w:left w:w="0.0" w:type="dxa"/>
+              <w:bottom w:w="0.0" w:type="dxa"/>
+              <w:right w:w="0.0" w:type="dxa"/>
+            </w:tcMar>
+            <w:vAlign w:val="top"/>
+          </w:tcPr>
+          <w:p>
+            <w:pPr>
+              <w:spacing w:after="0" w:lineRule="auto"/>
+              <w:ind w:left="160" w:firstLine="0"/>
+              <w:rPr/>
+            </w:pPr>
+            <w:r>
+              <w:rPr>
+                <w:rtl w:val="0"/>
+              </w:rPr>
+              <w:t xml:space="preserve">Alternative proširenja:</w:t>
+            </w:r>
+          </w:p>
+        </w:tc>
+        <w:tc>
+          <w:tcPr>
+            <w:tcBorders>
+              <w:top w:color="000000" w:space="0" w:sz="0" w:val="nil"/>
+              <w:left w:color="000000" w:space="0" w:sz="0" w:val="nil"/>
+              <w:bottom w:color="000000" w:space="0" w:sz="8" w:val="single"/>
+              <w:right w:color="000000" w:space="0" w:sz="8" w:val="single"/>
+            </w:tcBorders>
+            <w:tcMar>
+              <w:top w:w="0.0" w:type="dxa"/>
+              <w:left w:w="0.0" w:type="dxa"/>
+              <w:bottom w:w="0.0" w:type="dxa"/>
+              <w:right w:w="0.0" w:type="dxa"/>
+            </w:tcMar>
+            <w:vAlign w:val="top"/>
+          </w:tcPr>
+          <w:p>
+            <w:pPr>
+              <w:spacing w:after="0" w:lineRule="auto"/>
+              <w:ind w:left="160" w:firstLine="0"/>
+              <w:rPr/>
+            </w:pPr>
+            <w:r>
+              <w:rPr>
+                <w:rtl w:val="0"/>
+              </w:rPr>
+              <w:t xml:space="preserve">/</w:t>
+            </w:r>
+          </w:p>
+        </w:tc>
+      </w:tr>
+    </w:tbl>
+    <w:p>
+      <w:pPr>
+        <w:spacing w:after="240" w:lineRule="auto"/>
+        <w:rPr>
+          <w:sz w:val="16"/>
+          <w:szCs w:val="16"/>
+        </w:rPr>
+      </w:pPr>
+      <w:r>
+        <w:rPr>
+          <w:rtl w:val="0"/>
+        </w:rPr>
+      </w:r>
+    </w:p>
+    <w:p>
+      <w:pPr>
+        <w:spacing w:after="240" w:lineRule="auto"/>
+        <w:rPr>
+          <w:sz w:val="16"/>
+          <w:szCs w:val="16"/>
+        </w:rPr>
+      </w:pPr>
+      <w:r>
+        <w:rPr>
+          <w:rtl w:val="0"/>
+        </w:rPr>
+      </w:r>
+    </w:p>
+    <w:p>
+      <w:pPr>
         <w:rPr>
           <w:b w:val="1"/>
           <w:bCs w:val="1"/>
         </w:rPr>
+      </w:pPr>
+      <w:r>
+        <w:rPr>
+          <w:b w:val="1"/>
+          <w:bCs w:val="1"/>
+          <w:rtl w:val="0"/>
+        </w:rPr>
+        <w:t xml:space="preserve">Tok događaja 1 - Uspješan završetak</w:t>
+      </w:r>
+    </w:p>
+    <w:p>
+      <w:pPr>
+        <w:rPr/>
+      </w:pPr>
+      <w:r>
+        <w:rPr>
+          <w:rtl w:val="0"/>
+        </w:rPr>
+      </w:r>
+    </w:p>
+    <w:tbl>
+      <w:tblPr>
+        <w:tblStyle w:val="Table29"/>
+        <w:tblW w:w="8745.0" w:type="dxa"/>
+        <w:jc w:val="left"/>
+        <w:tblBorders>
+          <w:top w:color="000000" w:space="0" w:sz="0" w:val="nil"/>
+          <w:left w:color="000000" w:space="0" w:sz="0" w:val="nil"/>
+          <w:bottom w:color="000000" w:space="0" w:sz="0" w:val="nil"/>
+          <w:right w:color="000000" w:space="0" w:sz="0" w:val="nil"/>
+          <w:insideH w:color="000000" w:space="0" w:sz="0" w:val="nil"/>
+          <w:insideV w:color="000000" w:space="0" w:sz="0" w:val="nil"/>
+        </w:tblBorders>
+        <w:tblLayout w:type="fixed"/>
+        <w:tblLook w:val="0600"/>
+      </w:tblPr>
+      <w:tblGrid>
+        <w:gridCol w:w="2910"/>
+        <w:gridCol w:w="2955"/>
+        <w:gridCol w:w="2880"/>
+        <w:tblGridChange w:id="0">
+          <w:tblGrid>
+            <w:gridCol w:w="2910"/>
+            <w:gridCol w:w="2955"/>
+            <w:gridCol w:w="2880"/>
+          </w:tblGrid>
+        </w:tblGridChange>
+      </w:tblGrid>
+      <w:tr>
+        <w:trPr>
+          <w:cantSplit w:val="0"/>
+          <w:trHeight w:val="300" w:hRule="atLeast"/>
+          <w:tblHeader w:val="0"/>
+        </w:trPr>
+        <w:tc>
+          <w:tcPr>
+            <w:tcBorders>
+              <w:top w:color="000000" w:space="0" w:sz="8" w:val="single"/>
+              <w:left w:color="000000" w:space="0" w:sz="8" w:val="single"/>
+              <w:bottom w:color="000000" w:space="0" w:sz="8" w:val="single"/>
+              <w:right w:color="000000" w:space="0" w:sz="8" w:val="single"/>
+            </w:tcBorders>
+            <w:tcMar>
+              <w:top w:w="0.0" w:type="dxa"/>
+              <w:left w:w="0.0" w:type="dxa"/>
+              <w:bottom w:w="0.0" w:type="dxa"/>
+              <w:right w:w="0.0" w:type="dxa"/>
+            </w:tcMar>
+            <w:vAlign w:val="top"/>
+          </w:tcPr>
+          <w:p>
+            <w:pPr>
+              <w:spacing w:after="0" w:lineRule="auto"/>
+              <w:ind w:left="260" w:firstLine="0"/>
+              <w:rPr/>
+            </w:pPr>
+            <w:r>
+              <w:rPr>
+                <w:rtl w:val="0"/>
+              </w:rPr>
+              <w:t xml:space="preserve">Administrator</w:t>
+            </w:r>
+          </w:p>
+        </w:tc>
+        <w:tc>
+          <w:tcPr>
+            <w:tcBorders>
+              <w:top w:color="000000" w:space="0" w:sz="8" w:val="single"/>
+              <w:left w:color="000000" w:space="0" w:sz="0" w:val="nil"/>
+              <w:bottom w:color="000000" w:space="0" w:sz="8" w:val="single"/>
+              <w:right w:color="000000" w:space="0" w:sz="8" w:val="single"/>
+            </w:tcBorders>
+            <w:tcMar>
+              <w:top w:w="0.0" w:type="dxa"/>
+              <w:left w:w="0.0" w:type="dxa"/>
+              <w:bottom w:w="0.0" w:type="dxa"/>
+              <w:right w:w="0.0" w:type="dxa"/>
+            </w:tcMar>
+            <w:vAlign w:val="top"/>
+          </w:tcPr>
+          <w:p>
+            <w:pPr>
+              <w:spacing w:after="240" w:lineRule="auto"/>
+              <w:ind w:left="140" w:firstLine="0"/>
+              <w:rPr/>
+            </w:pPr>
+            <w:r>
+              <w:rPr>
+                <w:rtl w:val="0"/>
+              </w:rPr>
+              <w:t xml:space="preserve">Informacioni sistem za frizerski salon</w:t>
+            </w:r>
+          </w:p>
+        </w:tc>
+        <w:tc>
+          <w:tcPr>
+            <w:tcBorders>
+              <w:top w:color="000000" w:space="0" w:sz="8" w:val="single"/>
+              <w:left w:color="000000" w:space="0" w:sz="0" w:val="nil"/>
+              <w:bottom w:color="000000" w:space="0" w:sz="8" w:val="single"/>
+              <w:right w:color="000000" w:space="0" w:sz="8" w:val="single"/>
+            </w:tcBorders>
+            <w:tcMar>
+              <w:top w:w="0.0" w:type="dxa"/>
+              <w:left w:w="0.0" w:type="dxa"/>
+              <w:bottom w:w="0.0" w:type="dxa"/>
+              <w:right w:w="0.0" w:type="dxa"/>
+            </w:tcMar>
+            <w:vAlign w:val="top"/>
+          </w:tcPr>
+          <w:p>
+            <w:pPr>
+              <w:spacing w:after="240" w:before="20" w:lineRule="auto"/>
+              <w:ind w:left="140" w:firstLine="0"/>
+              <w:rPr/>
+            </w:pPr>
+            <w:r>
+              <w:rPr>
+                <w:rtl w:val="0"/>
+              </w:rPr>
+              <w:t xml:space="preserve">Sistem za primopredaju mailova</w:t>
+            </w:r>
+          </w:p>
+        </w:tc>
+      </w:tr>
+      <w:tr>
+        <w:trPr>
+          <w:cantSplit w:val="0"/>
+          <w:trHeight w:val="885" w:hRule="atLeast"/>
+          <w:tblHeader w:val="0"/>
+        </w:trPr>
+        <w:tc>
+          <w:tcPr>
+            <w:tcBorders>
+              <w:top w:color="000000" w:space="0" w:sz="0" w:val="nil"/>
+              <w:left w:color="000000" w:space="0" w:sz="8" w:val="single"/>
+              <w:bottom w:color="000000" w:space="0" w:sz="8" w:val="single"/>
+              <w:right w:color="000000" w:space="0" w:sz="8" w:val="single"/>
+            </w:tcBorders>
+            <w:tcMar>
+              <w:top w:w="0.0" w:type="dxa"/>
+              <w:left w:w="0.0" w:type="dxa"/>
+              <w:bottom w:w="0.0" w:type="dxa"/>
+              <w:right w:w="0.0" w:type="dxa"/>
+            </w:tcMar>
+            <w:vAlign w:val="top"/>
+          </w:tcPr>
+          <w:p>
+            <w:pPr>
+              <w:spacing w:after="0" w:before="20" w:lineRule="auto"/>
+              <w:ind w:left="260" w:firstLine="0"/>
+              <w:rPr/>
+            </w:pPr>
+            <w:r>
+              <w:rPr>
+                <w:rtl w:val="0"/>
+              </w:rPr>
+              <w:t xml:space="preserve">1.  Pristup formularu za uređivanje newslettera</w:t>
+            </w:r>
+          </w:p>
+        </w:tc>
+        <w:tc>
+          <w:tcPr>
+            <w:tcBorders>
+              <w:top w:color="000000" w:space="0" w:sz="0" w:val="nil"/>
+              <w:left w:color="000000" w:space="0" w:sz="8" w:val="single"/>
+              <w:bottom w:color="000000" w:space="0" w:sz="8" w:val="single"/>
+              <w:right w:color="000000" w:space="0" w:sz="8" w:val="single"/>
+            </w:tcBorders>
+            <w:tcMar>
+              <w:top w:w="0.0" w:type="dxa"/>
+              <w:left w:w="0.0" w:type="dxa"/>
+              <w:bottom w:w="0.0" w:type="dxa"/>
+              <w:right w:w="0.0" w:type="dxa"/>
+            </w:tcMar>
+            <w:vAlign w:val="top"/>
+          </w:tcPr>
+          <w:p>
+            <w:pPr>
+              <w:spacing w:after="0" w:before="20" w:lineRule="auto"/>
+              <w:ind w:left="260" w:firstLine="0"/>
+              <w:rPr/>
+            </w:pPr>
+            <w:r>
+              <w:rPr>
+                <w:rtl w:val="0"/>
+              </w:rPr>
+              <w:t xml:space="preserve">2.  Prikaz formulara za uređivanje newslettera</w:t>
+            </w:r>
+          </w:p>
+        </w:tc>
+        <w:tc>
+          <w:tcPr>
+            <w:tcBorders>
+              <w:top w:color="000000" w:space="0" w:sz="0" w:val="nil"/>
+              <w:left w:color="000000" w:space="0" w:sz="0" w:val="nil"/>
+              <w:bottom w:color="000000" w:space="0" w:sz="8" w:val="single"/>
+              <w:right w:color="000000" w:space="0" w:sz="8" w:val="single"/>
+            </w:tcBorders>
+            <w:tcMar>
+              <w:top w:w="0.0" w:type="dxa"/>
+              <w:left w:w="0.0" w:type="dxa"/>
+              <w:bottom w:w="0.0" w:type="dxa"/>
+              <w:right w:w="0.0" w:type="dxa"/>
+            </w:tcMar>
+            <w:vAlign w:val="top"/>
+          </w:tcPr>
+          <w:p>
+            <w:pPr>
+              <w:spacing w:after="240" w:before="240" w:lineRule="auto"/>
+              <w:ind w:left="140" w:firstLine="0"/>
+              <w:rPr/>
+            </w:pPr>
+            <w:r>
+              <w:rPr>
+                <w:rtl w:val="0"/>
+              </w:rPr>
+              <w:t xml:space="preserve"> </w:t>
+            </w:r>
+          </w:p>
+        </w:tc>
+      </w:tr>
+      <w:tr>
+        <w:trPr>
+          <w:cantSplit w:val="0"/>
+          <w:trHeight w:val="574.6728515625" w:hRule="atLeast"/>
+          <w:tblHeader w:val="0"/>
+        </w:trPr>
+        <w:tc>
+          <w:tcPr>
+            <w:tcBorders>
+              <w:top w:color="000000" w:space="0" w:sz="0" w:val="nil"/>
+              <w:left w:color="000000" w:space="0" w:sz="8" w:val="single"/>
+              <w:bottom w:color="000000" w:space="0" w:sz="8" w:val="single"/>
+              <w:right w:color="000000" w:space="0" w:sz="8" w:val="single"/>
+            </w:tcBorders>
+            <w:tcMar>
+              <w:top w:w="0.0" w:type="dxa"/>
+              <w:left w:w="0.0" w:type="dxa"/>
+              <w:bottom w:w="0.0" w:type="dxa"/>
+              <w:right w:w="0.0" w:type="dxa"/>
+            </w:tcMar>
+            <w:vAlign w:val="top"/>
+          </w:tcPr>
+          <w:p>
+            <w:pPr>
+              <w:spacing w:after="0" w:lineRule="auto"/>
+              <w:ind w:left="260" w:firstLine="0"/>
+              <w:rPr/>
+            </w:pPr>
+            <w:r>
+              <w:rPr>
+                <w:rtl w:val="0"/>
+              </w:rPr>
+              <w:t xml:space="preserve">3.  Popunjavanje formulara odgovarajućim sadržajem</w:t>
+            </w:r>
+          </w:p>
+        </w:tc>
+        <w:tc>
+          <w:tcPr>
+            <w:tcBorders>
+              <w:top w:color="000000" w:space="0" w:sz="0" w:val="nil"/>
+              <w:left w:color="000000" w:space="0" w:sz="8" w:val="single"/>
+              <w:bottom w:color="000000" w:space="0" w:sz="8" w:val="single"/>
+              <w:right w:color="000000" w:space="0" w:sz="8" w:val="single"/>
+            </w:tcBorders>
+            <w:tcMar>
+              <w:top w:w="0.0" w:type="dxa"/>
+              <w:left w:w="0.0" w:type="dxa"/>
+              <w:bottom w:w="0.0" w:type="dxa"/>
+              <w:right w:w="0.0" w:type="dxa"/>
+            </w:tcMar>
+            <w:vAlign w:val="top"/>
+          </w:tcPr>
+          <w:p>
+            <w:pPr>
+              <w:spacing w:after="0" w:lineRule="auto"/>
+              <w:ind w:left="260" w:firstLine="0"/>
+              <w:rPr/>
+            </w:pPr>
+            <w:r>
+              <w:rPr>
+                <w:rtl w:val="0"/>
+              </w:rPr>
+              <w:t xml:space="preserve">4.  Proslijeđivanje sadržaja sistemu za primopredaju mailova</w:t>
+            </w:r>
+          </w:p>
+        </w:tc>
+        <w:tc>
+          <w:tcPr>
+            <w:tcBorders>
+              <w:top w:color="000000" w:space="0" w:sz="0" w:val="nil"/>
+              <w:left w:color="000000" w:space="0" w:sz="8" w:val="single"/>
+              <w:bottom w:color="000000" w:space="0" w:sz="8" w:val="single"/>
+              <w:right w:color="000000" w:space="0" w:sz="8" w:val="single"/>
+            </w:tcBorders>
+            <w:tcMar>
+              <w:top w:w="0.0" w:type="dxa"/>
+              <w:left w:w="0.0" w:type="dxa"/>
+              <w:bottom w:w="0.0" w:type="dxa"/>
+              <w:right w:w="0.0" w:type="dxa"/>
+            </w:tcMar>
+            <w:vAlign w:val="top"/>
+          </w:tcPr>
+          <w:p>
+            <w:pPr>
+              <w:spacing w:after="240" w:lineRule="auto"/>
+              <w:ind w:left="260" w:firstLine="0"/>
+              <w:rPr/>
+            </w:pPr>
+            <w:r>
+              <w:rPr>
+                <w:rtl w:val="0"/>
+              </w:rPr>
+            </w:r>
+          </w:p>
+        </w:tc>
+      </w:tr>
+      <w:tr>
+        <w:trPr>
+          <w:cantSplit w:val="0"/>
+          <w:trHeight w:val="574.6728515625" w:hRule="atLeast"/>
+          <w:tblHeader w:val="0"/>
+        </w:trPr>
+        <w:tc>
+          <w:tcPr>
+            <w:tcBorders>
+              <w:top w:color="000000" w:space="0" w:sz="0" w:val="nil"/>
+              <w:left w:color="000000" w:space="0" w:sz="8" w:val="single"/>
+              <w:bottom w:color="000000" w:space="0" w:sz="8" w:val="single"/>
+              <w:right w:color="000000" w:space="0" w:sz="8" w:val="single"/>
+            </w:tcBorders>
+            <w:tcMar>
+              <w:top w:w="0.0" w:type="dxa"/>
+              <w:left w:w="0.0" w:type="dxa"/>
+              <w:bottom w:w="0.0" w:type="dxa"/>
+              <w:right w:w="0.0" w:type="dxa"/>
+            </w:tcMar>
+            <w:vAlign w:val="top"/>
+          </w:tcPr>
+          <w:p>
+            <w:pPr>
+              <w:spacing w:after="0" w:lineRule="auto"/>
+              <w:ind w:left="260" w:firstLine="0"/>
+              <w:rPr/>
+            </w:pPr>
+            <w:r>
+              <w:rPr>
+                <w:rtl w:val="0"/>
+              </w:rPr>
+            </w:r>
+          </w:p>
+        </w:tc>
+        <w:tc>
+          <w:tcPr>
+            <w:tcBorders>
+              <w:top w:color="000000" w:space="0" w:sz="0" w:val="nil"/>
+              <w:left w:color="000000" w:space="0" w:sz="8" w:val="single"/>
+              <w:bottom w:color="000000" w:space="0" w:sz="8" w:val="single"/>
+              <w:right w:color="000000" w:space="0" w:sz="8" w:val="single"/>
+            </w:tcBorders>
+            <w:tcMar>
+              <w:top w:w="0.0" w:type="dxa"/>
+              <w:left w:w="0.0" w:type="dxa"/>
+              <w:bottom w:w="0.0" w:type="dxa"/>
+              <w:right w:w="0.0" w:type="dxa"/>
+            </w:tcMar>
+            <w:vAlign w:val="top"/>
+          </w:tcPr>
+          <w:p>
+            <w:pPr>
+              <w:spacing w:after="0" w:lineRule="auto"/>
+              <w:ind w:left="260" w:firstLine="0"/>
+              <w:rPr/>
+            </w:pPr>
+            <w:r>
+              <w:rPr>
+                <w:rtl w:val="0"/>
+              </w:rPr>
+            </w:r>
+          </w:p>
+        </w:tc>
+        <w:tc>
+          <w:tcPr>
+            <w:tcBorders>
+              <w:top w:color="000000" w:space="0" w:sz="0" w:val="nil"/>
+              <w:left w:color="000000" w:space="0" w:sz="8" w:val="single"/>
+              <w:bottom w:color="000000" w:space="0" w:sz="8" w:val="single"/>
+              <w:right w:color="000000" w:space="0" w:sz="8" w:val="single"/>
+            </w:tcBorders>
+            <w:tcMar>
+              <w:top w:w="0.0" w:type="dxa"/>
+              <w:left w:w="0.0" w:type="dxa"/>
+              <w:bottom w:w="0.0" w:type="dxa"/>
+              <w:right w:w="0.0" w:type="dxa"/>
+            </w:tcMar>
+            <w:vAlign w:val="top"/>
+          </w:tcPr>
+          <w:p>
+            <w:pPr>
+              <w:spacing w:after="240" w:lineRule="auto"/>
+              <w:ind w:left="260" w:firstLine="0"/>
+              <w:rPr/>
+            </w:pPr>
+            <w:r>
+              <w:rPr>
+                <w:rtl w:val="0"/>
+              </w:rPr>
+              <w:t xml:space="preserve">5.  Slanje newslettera pretplatnicima</w:t>
+            </w:r>
+          </w:p>
+        </w:tc>
+      </w:tr>
+    </w:tbl>
+    <w:p>
+      <w:pPr>
+        <w:rPr/>
+      </w:pPr>
+      <w:r>
+        <w:rPr>
+          <w:rtl w:val="0"/>
+        </w:rPr>
+      </w:r>
+    </w:p>
+    <w:p>
+      <w:pPr>
+        <w:rPr>
+          <w:b w:val="1"/>
+          <w:bCs w:val="1"/>
+        </w:rPr>
+      </w:pPr>
+      <w:r>
+        <w:rPr>
+          <w:b w:val="1"/>
+          <w:bCs w:val="1"/>
+          <w:rtl w:val="0"/>
+        </w:rPr>
+        <w:t xml:space="preserve">Tok događaja 2 - Neuspješan završetak</w:t>
+      </w:r>
+    </w:p>
+    <w:p>
+      <w:pPr>
+        <w:rPr/>
+      </w:pPr>
+      <w:r>
+        <w:rPr>
+          <w:rtl w:val="0"/>
+        </w:rPr>
+      </w:r>
+    </w:p>
+    <w:tbl>
+      <w:tblPr>
+        <w:tblStyle w:val="Table30"/>
+        <w:tblW w:w="8745.0" w:type="dxa"/>
+        <w:jc w:val="left"/>
+        <w:tblBorders>
+          <w:top w:color="000000" w:space="0" w:sz="0" w:val="nil"/>
+          <w:left w:color="000000" w:space="0" w:sz="0" w:val="nil"/>
+          <w:bottom w:color="000000" w:space="0" w:sz="0" w:val="nil"/>
+          <w:right w:color="000000" w:space="0" w:sz="0" w:val="nil"/>
+          <w:insideH w:color="000000" w:space="0" w:sz="0" w:val="nil"/>
+          <w:insideV w:color="000000" w:space="0" w:sz="0" w:val="nil"/>
+        </w:tblBorders>
+        <w:tblLayout w:type="fixed"/>
+        <w:tblLook w:val="0600"/>
+      </w:tblPr>
+      <w:tblGrid>
+        <w:gridCol w:w="2910"/>
+        <w:gridCol w:w="2955"/>
+        <w:gridCol w:w="2880"/>
+        <w:tblGridChange w:id="0">
+          <w:tblGrid>
+            <w:gridCol w:w="2910"/>
+            <w:gridCol w:w="2955"/>
+            <w:gridCol w:w="2880"/>
+          </w:tblGrid>
+        </w:tblGridChange>
+      </w:tblGrid>
+      <w:tr>
+        <w:trPr>
+          <w:cantSplit w:val="0"/>
+          <w:trHeight w:val="300" w:hRule="atLeast"/>
+          <w:tblHeader w:val="0"/>
+        </w:trPr>
+        <w:tc>
+          <w:tcPr>
+            <w:tcBorders>
+              <w:top w:color="000000" w:space="0" w:sz="8" w:val="single"/>
+              <w:left w:color="000000" w:space="0" w:sz="8" w:val="single"/>
+              <w:bottom w:color="000000" w:space="0" w:sz="8" w:val="single"/>
+              <w:right w:color="000000" w:space="0" w:sz="8" w:val="single"/>
+            </w:tcBorders>
+            <w:tcMar>
+              <w:top w:w="0.0" w:type="dxa"/>
+              <w:left w:w="0.0" w:type="dxa"/>
+              <w:bottom w:w="0.0" w:type="dxa"/>
+              <w:right w:w="0.0" w:type="dxa"/>
+            </w:tcMar>
+            <w:vAlign w:val="top"/>
+          </w:tcPr>
+          <w:p>
+            <w:pPr>
+              <w:spacing w:after="0" w:lineRule="auto"/>
+              <w:ind w:left="260" w:firstLine="0"/>
+              <w:rPr/>
+            </w:pPr>
+            <w:r>
+              <w:rPr>
+                <w:rtl w:val="0"/>
+              </w:rPr>
+              <w:t xml:space="preserve">Administrator</w:t>
+            </w:r>
+          </w:p>
+        </w:tc>
+        <w:tc>
+          <w:tcPr>
+            <w:tcBorders>
+              <w:top w:color="000000" w:space="0" w:sz="8" w:val="single"/>
+              <w:left w:color="000000" w:space="0" w:sz="0" w:val="nil"/>
+              <w:bottom w:color="000000" w:space="0" w:sz="8" w:val="single"/>
+              <w:right w:color="000000" w:space="0" w:sz="8" w:val="single"/>
+            </w:tcBorders>
+            <w:tcMar>
+              <w:top w:w="0.0" w:type="dxa"/>
+              <w:left w:w="0.0" w:type="dxa"/>
+              <w:bottom w:w="0.0" w:type="dxa"/>
+              <w:right w:w="0.0" w:type="dxa"/>
+            </w:tcMar>
+            <w:vAlign w:val="top"/>
+          </w:tcPr>
+          <w:p>
+            <w:pPr>
+              <w:spacing w:after="240" w:lineRule="auto"/>
+              <w:ind w:left="140" w:firstLine="0"/>
+              <w:rPr/>
+            </w:pPr>
+            <w:r>
+              <w:rPr>
+                <w:rtl w:val="0"/>
+              </w:rPr>
+              <w:t xml:space="preserve">Informacioni sistem za frizerski salon</w:t>
+            </w:r>
+          </w:p>
+        </w:tc>
+        <w:tc>
+          <w:tcPr>
+            <w:tcBorders>
+              <w:top w:color="000000" w:space="0" w:sz="8" w:val="single"/>
+              <w:left w:color="000000" w:space="0" w:sz="0" w:val="nil"/>
+              <w:bottom w:color="000000" w:space="0" w:sz="8" w:val="single"/>
+              <w:right w:color="000000" w:space="0" w:sz="8" w:val="single"/>
+            </w:tcBorders>
+            <w:tcMar>
+              <w:top w:w="0.0" w:type="dxa"/>
+              <w:left w:w="0.0" w:type="dxa"/>
+              <w:bottom w:w="0.0" w:type="dxa"/>
+              <w:right w:w="0.0" w:type="dxa"/>
+            </w:tcMar>
+            <w:vAlign w:val="top"/>
+          </w:tcPr>
+          <w:p>
+            <w:pPr>
+              <w:spacing w:after="240" w:before="20" w:lineRule="auto"/>
+              <w:ind w:left="140" w:firstLine="0"/>
+              <w:rPr/>
+            </w:pPr>
+            <w:r>
+              <w:rPr>
+                <w:rtl w:val="0"/>
+              </w:rPr>
+              <w:t xml:space="preserve">Sistem za primopredaju mailova</w:t>
+            </w:r>
+          </w:p>
+        </w:tc>
+      </w:tr>
+      <w:tr>
+        <w:trPr>
+          <w:cantSplit w:val="0"/>
+          <w:trHeight w:val="885" w:hRule="atLeast"/>
+          <w:tblHeader w:val="0"/>
+        </w:trPr>
+        <w:tc>
+          <w:tcPr>
+            <w:tcBorders>
+              <w:top w:color="000000" w:space="0" w:sz="0" w:val="nil"/>
+              <w:left w:color="000000" w:space="0" w:sz="8" w:val="single"/>
+              <w:bottom w:color="000000" w:space="0" w:sz="8" w:val="single"/>
+              <w:right w:color="000000" w:space="0" w:sz="8" w:val="single"/>
+            </w:tcBorders>
+            <w:tcMar>
+              <w:top w:w="0.0" w:type="dxa"/>
+              <w:left w:w="0.0" w:type="dxa"/>
+              <w:bottom w:w="0.0" w:type="dxa"/>
+              <w:right w:w="0.0" w:type="dxa"/>
+            </w:tcMar>
+            <w:vAlign w:val="top"/>
+          </w:tcPr>
+          <w:p>
+            <w:pPr>
+              <w:spacing w:after="0" w:before="20" w:lineRule="auto"/>
+              <w:ind w:left="260" w:firstLine="0"/>
+              <w:rPr/>
+            </w:pPr>
+            <w:r>
+              <w:rPr>
+                <w:rtl w:val="0"/>
+              </w:rPr>
+              <w:t xml:space="preserve">1.  Pristup formularu za uređivanje newslettera</w:t>
+            </w:r>
+          </w:p>
+        </w:tc>
+        <w:tc>
+          <w:tcPr>
+            <w:tcBorders>
+              <w:top w:color="000000" w:space="0" w:sz="0" w:val="nil"/>
+              <w:left w:color="000000" w:space="0" w:sz="8" w:val="single"/>
+              <w:bottom w:color="000000" w:space="0" w:sz="8" w:val="single"/>
+              <w:right w:color="000000" w:space="0" w:sz="8" w:val="single"/>
+            </w:tcBorders>
+            <w:tcMar>
+              <w:top w:w="0.0" w:type="dxa"/>
+              <w:left w:w="0.0" w:type="dxa"/>
+              <w:bottom w:w="0.0" w:type="dxa"/>
+              <w:right w:w="0.0" w:type="dxa"/>
+            </w:tcMar>
+            <w:vAlign w:val="top"/>
+          </w:tcPr>
+          <w:p>
+            <w:pPr>
+              <w:spacing w:after="0" w:before="20" w:lineRule="auto"/>
+              <w:ind w:left="260" w:firstLine="0"/>
+              <w:rPr/>
+            </w:pPr>
+            <w:r>
+              <w:rPr>
+                <w:rtl w:val="0"/>
+              </w:rPr>
+              <w:t xml:space="preserve">2.  Prikaz formulara za uređivanje newslettera</w:t>
+            </w:r>
+          </w:p>
+        </w:tc>
+        <w:tc>
+          <w:tcPr>
+            <w:tcBorders>
+              <w:top w:color="000000" w:space="0" w:sz="0" w:val="nil"/>
+              <w:left w:color="000000" w:space="0" w:sz="0" w:val="nil"/>
+              <w:bottom w:color="000000" w:space="0" w:sz="8" w:val="single"/>
+              <w:right w:color="000000" w:space="0" w:sz="8" w:val="single"/>
+            </w:tcBorders>
+            <w:tcMar>
+              <w:top w:w="0.0" w:type="dxa"/>
+              <w:left w:w="0.0" w:type="dxa"/>
+              <w:bottom w:w="0.0" w:type="dxa"/>
+              <w:right w:w="0.0" w:type="dxa"/>
+            </w:tcMar>
+            <w:vAlign w:val="top"/>
+          </w:tcPr>
+          <w:p>
+            <w:pPr>
+              <w:spacing w:after="240" w:before="240" w:lineRule="auto"/>
+              <w:ind w:left="140" w:firstLine="0"/>
+              <w:rPr/>
+            </w:pPr>
+            <w:r>
+              <w:rPr>
+                <w:rtl w:val="0"/>
+              </w:rPr>
+              <w:t xml:space="preserve"> </w:t>
+            </w:r>
+          </w:p>
+        </w:tc>
+      </w:tr>
+      <w:tr>
+        <w:trPr>
+          <w:cantSplit w:val="0"/>
+          <w:trHeight w:val="574.6728515625" w:hRule="atLeast"/>
+          <w:tblHeader w:val="0"/>
+        </w:trPr>
+        <w:tc>
+          <w:tcPr>
+            <w:tcBorders>
+              <w:top w:color="000000" w:space="0" w:sz="0" w:val="nil"/>
+              <w:left w:color="000000" w:space="0" w:sz="8" w:val="single"/>
+              <w:bottom w:color="000000" w:space="0" w:sz="8" w:val="single"/>
+              <w:right w:color="000000" w:space="0" w:sz="8" w:val="single"/>
+            </w:tcBorders>
+            <w:tcMar>
+              <w:top w:w="0.0" w:type="dxa"/>
+              <w:left w:w="0.0" w:type="dxa"/>
+              <w:bottom w:w="0.0" w:type="dxa"/>
+              <w:right w:w="0.0" w:type="dxa"/>
+            </w:tcMar>
+            <w:vAlign w:val="top"/>
+          </w:tcPr>
+          <w:p>
+            <w:pPr>
+              <w:spacing w:after="0" w:lineRule="auto"/>
+              <w:ind w:left="260" w:firstLine="0"/>
+              <w:rPr/>
+            </w:pPr>
+            <w:r>
+              <w:rPr>
+                <w:rtl w:val="0"/>
+              </w:rPr>
+              <w:t xml:space="preserve">3.  Popunjavanje formulara odgovarajućim sadržajem</w:t>
+            </w:r>
+          </w:p>
+        </w:tc>
+        <w:tc>
+          <w:tcPr>
+            <w:tcBorders>
+              <w:top w:color="000000" w:space="0" w:sz="0" w:val="nil"/>
+              <w:left w:color="000000" w:space="0" w:sz="8" w:val="single"/>
+              <w:bottom w:color="000000" w:space="0" w:sz="8" w:val="single"/>
+              <w:right w:color="000000" w:space="0" w:sz="8" w:val="single"/>
+            </w:tcBorders>
+            <w:tcMar>
+              <w:top w:w="0.0" w:type="dxa"/>
+              <w:left w:w="0.0" w:type="dxa"/>
+              <w:bottom w:w="0.0" w:type="dxa"/>
+              <w:right w:w="0.0" w:type="dxa"/>
+            </w:tcMar>
+            <w:vAlign w:val="top"/>
+          </w:tcPr>
+          <w:p>
+            <w:pPr>
+              <w:spacing w:after="0" w:lineRule="auto"/>
+              <w:ind w:left="260" w:firstLine="0"/>
+              <w:rPr/>
+            </w:pPr>
+            <w:r>
+              <w:rPr>
+                <w:rtl w:val="0"/>
+              </w:rPr>
+              <w:t xml:space="preserve">4.  Proslijeđivanje sadržaja sistemu za primopredaju mailova</w:t>
+            </w:r>
+          </w:p>
+        </w:tc>
+        <w:tc>
+          <w:tcPr>
+            <w:tcBorders>
+              <w:top w:color="000000" w:space="0" w:sz="0" w:val="nil"/>
+              <w:left w:color="000000" w:space="0" w:sz="8" w:val="single"/>
+              <w:bottom w:color="000000" w:space="0" w:sz="8" w:val="single"/>
+              <w:right w:color="000000" w:space="0" w:sz="8" w:val="single"/>
+            </w:tcBorders>
+            <w:tcMar>
+              <w:top w:w="0.0" w:type="dxa"/>
+              <w:left w:w="0.0" w:type="dxa"/>
+              <w:bottom w:w="0.0" w:type="dxa"/>
+              <w:right w:w="0.0" w:type="dxa"/>
+            </w:tcMar>
+            <w:vAlign w:val="top"/>
+          </w:tcPr>
+          <w:p>
+            <w:pPr>
+              <w:spacing w:after="240" w:lineRule="auto"/>
+              <w:ind w:left="260" w:firstLine="0"/>
+              <w:rPr/>
+            </w:pPr>
+            <w:r>
+              <w:rPr>
+                <w:rtl w:val="0"/>
+              </w:rPr>
+            </w:r>
+          </w:p>
+        </w:tc>
+      </w:tr>
+      <w:tr>
+        <w:trPr>
+          <w:cantSplit w:val="0"/>
+          <w:trHeight w:val="574.6728515625" w:hRule="atLeast"/>
+          <w:tblHeader w:val="0"/>
+        </w:trPr>
+        <w:tc>
+          <w:tcPr>
+            <w:tcBorders>
+              <w:top w:color="000000" w:space="0" w:sz="0" w:val="nil"/>
+              <w:left w:color="000000" w:space="0" w:sz="8" w:val="single"/>
+              <w:bottom w:color="000000" w:space="0" w:sz="8" w:val="single"/>
+              <w:right w:color="000000" w:space="0" w:sz="8" w:val="single"/>
+            </w:tcBorders>
+            <w:tcMar>
+              <w:top w:w="0.0" w:type="dxa"/>
+              <w:left w:w="0.0" w:type="dxa"/>
+              <w:bottom w:w="0.0" w:type="dxa"/>
+              <w:right w:w="0.0" w:type="dxa"/>
+            </w:tcMar>
+            <w:vAlign w:val="top"/>
+          </w:tcPr>
+          <w:p>
+            <w:pPr>
+              <w:spacing w:after="0" w:lineRule="auto"/>
+              <w:ind w:left="260" w:firstLine="0"/>
+              <w:rPr/>
+            </w:pPr>
+            <w:r>
+              <w:rPr>
+                <w:rtl w:val="0"/>
+              </w:rPr>
+            </w:r>
+          </w:p>
+        </w:tc>
+        <w:tc>
+          <w:tcPr>
+            <w:tcBorders>
+              <w:top w:color="000000" w:space="0" w:sz="0" w:val="nil"/>
+              <w:left w:color="000000" w:space="0" w:sz="8" w:val="single"/>
+              <w:bottom w:color="000000" w:space="0" w:sz="8" w:val="single"/>
+              <w:right w:color="000000" w:space="0" w:sz="8" w:val="single"/>
+            </w:tcBorders>
+            <w:tcMar>
+              <w:top w:w="0.0" w:type="dxa"/>
+              <w:left w:w="0.0" w:type="dxa"/>
+              <w:bottom w:w="0.0" w:type="dxa"/>
+              <w:right w:w="0.0" w:type="dxa"/>
+            </w:tcMar>
+            <w:vAlign w:val="top"/>
+          </w:tcPr>
+          <w:p>
+            <w:pPr>
+              <w:spacing w:after="0" w:lineRule="auto"/>
+              <w:ind w:left="260" w:firstLine="0"/>
+              <w:rPr/>
+            </w:pPr>
+            <w:r>
+              <w:rPr>
+                <w:rtl w:val="0"/>
+              </w:rPr>
+            </w:r>
+          </w:p>
+        </w:tc>
+        <w:tc>
+          <w:tcPr>
+            <w:tcBorders>
+              <w:top w:color="000000" w:space="0" w:sz="0" w:val="nil"/>
+              <w:left w:color="000000" w:space="0" w:sz="8" w:val="single"/>
+              <w:bottom w:color="000000" w:space="0" w:sz="8" w:val="single"/>
+              <w:right w:color="000000" w:space="0" w:sz="8" w:val="single"/>
+            </w:tcBorders>
+            <w:tcMar>
+              <w:top w:w="0.0" w:type="dxa"/>
+              <w:left w:w="0.0" w:type="dxa"/>
+              <w:bottom w:w="0.0" w:type="dxa"/>
+              <w:right w:w="0.0" w:type="dxa"/>
+            </w:tcMar>
+            <w:vAlign w:val="top"/>
+          </w:tcPr>
+          <w:p>
+            <w:pPr>
+              <w:spacing w:after="240" w:lineRule="auto"/>
+              <w:ind w:left="260" w:firstLine="0"/>
+              <w:rPr/>
+            </w:pPr>
+            <w:r>
+              <w:rPr>
+                <w:rtl w:val="0"/>
+              </w:rPr>
+              <w:t xml:space="preserve">5.  Neuspjelo slanje newslettera</w:t>
+            </w:r>
+          </w:p>
+        </w:tc>
+      </w:tr>
+      <w:tr>
+        <w:trPr>
+          <w:cantSplit w:val="0"/>
+          <w:trHeight w:val="574.6728515625" w:hRule="atLeast"/>
+          <w:tblHeader w:val="0"/>
+        </w:trPr>
+        <w:tc>
+          <w:tcPr>
+            <w:tcBorders>
+              <w:top w:color="000000" w:space="0" w:sz="0" w:val="nil"/>
+              <w:left w:color="000000" w:space="0" w:sz="8" w:val="single"/>
+              <w:bottom w:color="000000" w:space="0" w:sz="8" w:val="single"/>
+              <w:right w:color="000000" w:space="0" w:sz="8" w:val="single"/>
+            </w:tcBorders>
+            <w:tcMar>
+              <w:top w:w="0.0" w:type="dxa"/>
+              <w:left w:w="0.0" w:type="dxa"/>
+              <w:bottom w:w="0.0" w:type="dxa"/>
+              <w:right w:w="0.0" w:type="dxa"/>
+            </w:tcMar>
+            <w:vAlign w:val="top"/>
+          </w:tcPr>
+          <w:p>
+            <w:pPr>
+              <w:spacing w:after="0" w:lineRule="auto"/>
+              <w:ind w:left="260" w:firstLine="0"/>
+              <w:rPr/>
+            </w:pPr>
+            <w:r>
+              <w:rPr>
+                <w:rtl w:val="0"/>
+              </w:rPr>
+            </w:r>
+          </w:p>
+        </w:tc>
+        <w:tc>
+          <w:tcPr>
+            <w:tcBorders>
+              <w:top w:color="000000" w:space="0" w:sz="0" w:val="nil"/>
+              <w:left w:color="000000" w:space="0" w:sz="8" w:val="single"/>
+              <w:bottom w:color="000000" w:space="0" w:sz="8" w:val="single"/>
+              <w:right w:color="000000" w:space="0" w:sz="8" w:val="single"/>
+            </w:tcBorders>
+            <w:tcMar>
+              <w:top w:w="0.0" w:type="dxa"/>
+              <w:left w:w="0.0" w:type="dxa"/>
+              <w:bottom w:w="0.0" w:type="dxa"/>
+              <w:right w:w="0.0" w:type="dxa"/>
+            </w:tcMar>
+            <w:vAlign w:val="top"/>
+          </w:tcPr>
+          <w:p>
+            <w:pPr>
+              <w:spacing w:after="0" w:lineRule="auto"/>
+              <w:ind w:left="260" w:firstLine="0"/>
+              <w:rPr/>
+            </w:pPr>
+            <w:r>
+              <w:rPr>
+                <w:rtl w:val="0"/>
+              </w:rPr>
+              <w:t xml:space="preserve">6. Prijava greške administratoru</w:t>
+            </w:r>
+          </w:p>
+        </w:tc>
+        <w:tc>
+          <w:tcPr>
+            <w:tcBorders>
+              <w:top w:color="000000" w:space="0" w:sz="0" w:val="nil"/>
+              <w:left w:color="000000" w:space="0" w:sz="8" w:val="single"/>
+              <w:bottom w:color="000000" w:space="0" w:sz="8" w:val="single"/>
+              <w:right w:color="000000" w:space="0" w:sz="8" w:val="single"/>
+            </w:tcBorders>
+            <w:tcMar>
+              <w:top w:w="0.0" w:type="dxa"/>
+              <w:left w:w="0.0" w:type="dxa"/>
+              <w:bottom w:w="0.0" w:type="dxa"/>
+              <w:right w:w="0.0" w:type="dxa"/>
+            </w:tcMar>
+            <w:vAlign w:val="top"/>
+          </w:tcPr>
+          <w:p>
+            <w:pPr>
+              <w:spacing w:after="240" w:lineRule="auto"/>
+              <w:ind w:left="260" w:firstLine="0"/>
+              <w:rPr/>
+            </w:pPr>
+            <w:r>
+              <w:rPr>
+                <w:rtl w:val="0"/>
+              </w:rPr>
+            </w:r>
+          </w:p>
+        </w:tc>
+      </w:tr>
+    </w:tbl>
+    <w:p>
+      <w:pPr>
+        <w:rPr/>
       </w:pPr>
       <w:r>
         <w:rPr>
@@ -14898,6 +16912,54 @@
       <w:tblCellMar/>
     </w:tblPr>
   </w:style>
+  <w:style w:type="table" w:styleId="Table25">
+    <w:basedOn w:val="TableNormal"/>
+    <w:tblPr>
+      <w:tblStyleRowBandSize w:val="1"/>
+      <w:tblStyleColBandSize w:val="1"/>
+      <w:tblCellMar/>
+    </w:tblPr>
+  </w:style>
+  <w:style w:type="table" w:styleId="Table26">
+    <w:basedOn w:val="TableNormal"/>
+    <w:tblPr>
+      <w:tblStyleRowBandSize w:val="1"/>
+      <w:tblStyleColBandSize w:val="1"/>
+      <w:tblCellMar/>
+    </w:tblPr>
+  </w:style>
+  <w:style w:type="table" w:styleId="Table27">
+    <w:basedOn w:val="TableNormal"/>
+    <w:tblPr>
+      <w:tblStyleRowBandSize w:val="1"/>
+      <w:tblStyleColBandSize w:val="1"/>
+      <w:tblCellMar/>
+    </w:tblPr>
+  </w:style>
+  <w:style w:type="table" w:styleId="Table28">
+    <w:basedOn w:val="TableNormal"/>
+    <w:tblPr>
+      <w:tblStyleRowBandSize w:val="1"/>
+      <w:tblStyleColBandSize w:val="1"/>
+      <w:tblCellMar/>
+    </w:tblPr>
+  </w:style>
+  <w:style w:type="table" w:styleId="Table29">
+    <w:basedOn w:val="TableNormal"/>
+    <w:tblPr>
+      <w:tblStyleRowBandSize w:val="1"/>
+      <w:tblStyleColBandSize w:val="1"/>
+      <w:tblCellMar/>
+    </w:tblPr>
+  </w:style>
+  <w:style w:type="table" w:styleId="Table30">
+    <w:basedOn w:val="TableNormal"/>
+    <w:tblPr>
+      <w:tblStyleRowBandSize w:val="1"/>
+      <w:tblStyleColBandSize w:val="1"/>
+      <w:tblCellMar/>
+    </w:tblPr>
+  </w:style>
 </w:styles>
 </file>
 
@@ -15218,7 +17280,7 @@
 
 <file path=customXML/item1.xml><?xml version="1.0" encoding="utf-8"?>
 <go:gDocsCustomXmlDataStorage xmlns:go="http://customooxmlschemas.google.com/" xmlns:r="http://schemas.openxmlformats.org/officeDocument/2006/relationships" uri="GoogleDocsCustomDataVersion2">
-  <go:docsCustomData xmlns:go="http://customooxmlschemas.google.com/" roundtripDataSignature="AMtx7miD5iU418/Q+bqVIeptIsSL0v0cgA==">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</go:docsCustomData>
+  <go:docsCustomData xmlns:go="http://customooxmlschemas.google.com/" roundtripDataSignature="AMtx7mjBjV8jZQja+5HuS5VGgusmiuaqGg==">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</go:docsCustomData>
 </go:gDocsCustomXmlDataStorage>
 </file>
 

--- a/Opis scenarija.docx
+++ b/Opis scenarija.docx
@@ -1683,471 +1683,19 @@
           <w:bCs w:val="1"/>
           <w:rtl w:val="0"/>
         </w:rPr>
-        <w:t xml:space="preserve">Tok događaja 3 - Pokušaj kreiranja profila sa ranije iskorištenom e-mail adresom </w:t>
+        <w:t xml:space="preserve">Tok događaja 3 - Neuspješna potvrda registracije</w:t>
       </w:r>
     </w:p>
     <w:sdt>
       <w:sdtPr>
         <w:lock w:val="contentLocked"/>
-        <w:id w:val="-926778429"/>
+        <w:id w:val="593287186"/>
         <w:tag w:val="goog_rdk_0"/>
       </w:sdtPr>
       <w:sdtContent>
         <w:tbl>
           <w:tblPr>
             <w:tblStyle w:val="Table4"/>
-            <w:tblW w:w="8745.0" w:type="dxa"/>
-            <w:jc w:val="left"/>
-            <w:tblBorders>
-              <w:top w:color="000000" w:space="0" w:sz="0" w:val="nil"/>
-              <w:left w:color="000000" w:space="0" w:sz="0" w:val="nil"/>
-              <w:bottom w:color="000000" w:space="0" w:sz="0" w:val="nil"/>
-              <w:right w:color="000000" w:space="0" w:sz="0" w:val="nil"/>
-              <w:insideH w:color="000000" w:space="0" w:sz="0" w:val="nil"/>
-              <w:insideV w:color="000000" w:space="0" w:sz="0" w:val="nil"/>
-            </w:tblBorders>
-            <w:tblLayout w:type="fixed"/>
-            <w:tblLook w:val="0600"/>
-          </w:tblPr>
-          <w:tblGrid>
-            <w:gridCol w:w="2910"/>
-            <w:gridCol w:w="2955"/>
-            <w:gridCol w:w="2880"/>
-            <w:tblGridChange w:id="0">
-              <w:tblGrid>
-                <w:gridCol w:w="2910"/>
-                <w:gridCol w:w="2955"/>
-                <w:gridCol w:w="2880"/>
-              </w:tblGrid>
-            </w:tblGridChange>
-          </w:tblGrid>
-          <w:tr>
-            <w:trPr>
-              <w:cantSplit w:val="0"/>
-              <w:trHeight w:val="300" w:hRule="atLeast"/>
-              <w:tblHeader w:val="0"/>
-            </w:trPr>
-            <w:tc>
-              <w:tcPr>
-                <w:tcBorders>
-                  <w:top w:color="000000" w:space="0" w:sz="8" w:val="single"/>
-                  <w:left w:color="000000" w:space="0" w:sz="8" w:val="single"/>
-                  <w:bottom w:color="000000" w:space="0" w:sz="8" w:val="single"/>
-                  <w:right w:color="000000" w:space="0" w:sz="8" w:val="single"/>
-                </w:tcBorders>
-                <w:tcMar>
-                  <w:top w:w="0.0" w:type="dxa"/>
-                  <w:left w:w="0.0" w:type="dxa"/>
-                  <w:bottom w:w="0.0" w:type="dxa"/>
-                  <w:right w:w="0.0" w:type="dxa"/>
-                </w:tcMar>
-                <w:vAlign w:val="top"/>
-              </w:tcPr>
-              <w:p>
-                <w:pPr>
-                  <w:spacing w:after="0" w:lineRule="auto"/>
-                  <w:ind w:left="260" w:firstLine="0"/>
-                  <w:rPr/>
-                </w:pPr>
-                <w:r>
-                  <w:rPr>
-                    <w:rtl w:val="0"/>
-                  </w:rPr>
-                  <w:t xml:space="preserve">Korisnik</w:t>
-                </w:r>
-              </w:p>
-            </w:tc>
-            <w:tc>
-              <w:tcPr>
-                <w:tcBorders>
-                  <w:top w:color="000000" w:space="0" w:sz="8" w:val="single"/>
-                  <w:left w:color="000000" w:space="0" w:sz="0" w:val="nil"/>
-                  <w:bottom w:color="000000" w:space="0" w:sz="8" w:val="single"/>
-                  <w:right w:color="000000" w:space="0" w:sz="8" w:val="single"/>
-                </w:tcBorders>
-                <w:tcMar>
-                  <w:top w:w="0.0" w:type="dxa"/>
-                  <w:left w:w="0.0" w:type="dxa"/>
-                  <w:bottom w:w="0.0" w:type="dxa"/>
-                  <w:right w:w="0.0" w:type="dxa"/>
-                </w:tcMar>
-                <w:vAlign w:val="top"/>
-              </w:tcPr>
-              <w:p>
-                <w:pPr>
-                  <w:spacing w:after="240" w:lineRule="auto"/>
-                  <w:ind w:left="140" w:firstLine="0"/>
-                  <w:rPr/>
-                </w:pPr>
-                <w:r>
-                  <w:rPr>
-                    <w:rtl w:val="0"/>
-                  </w:rPr>
-                  <w:t xml:space="preserve">Informacioni sistem za frizerski salon</w:t>
-                </w:r>
-              </w:p>
-            </w:tc>
-            <w:tc>
-              <w:tcPr>
-                <w:tcBorders>
-                  <w:top w:color="000000" w:space="0" w:sz="8" w:val="single"/>
-                  <w:left w:color="000000" w:space="0" w:sz="0" w:val="nil"/>
-                  <w:bottom w:color="000000" w:space="0" w:sz="8" w:val="single"/>
-                  <w:right w:color="000000" w:space="0" w:sz="8" w:val="single"/>
-                </w:tcBorders>
-                <w:tcMar>
-                  <w:top w:w="0.0" w:type="dxa"/>
-                  <w:left w:w="0.0" w:type="dxa"/>
-                  <w:bottom w:w="0.0" w:type="dxa"/>
-                  <w:right w:w="0.0" w:type="dxa"/>
-                </w:tcMar>
-                <w:vAlign w:val="top"/>
-              </w:tcPr>
-              <w:p>
-                <w:pPr>
-                  <w:spacing w:after="240" w:before="20" w:lineRule="auto"/>
-                  <w:ind w:left="140" w:firstLine="0"/>
-                  <w:rPr/>
-                </w:pPr>
-                <w:r>
-                  <w:rPr>
-                    <w:rtl w:val="0"/>
-                  </w:rPr>
-                  <w:t xml:space="preserve">Sistem za primopredaju mailova</w:t>
-                </w:r>
-              </w:p>
-            </w:tc>
-          </w:tr>
-          <w:tr>
-            <w:trPr>
-              <w:cantSplit w:val="0"/>
-              <w:trHeight w:val="885" w:hRule="atLeast"/>
-              <w:tblHeader w:val="0"/>
-            </w:trPr>
-            <w:tc>
-              <w:tcPr>
-                <w:tcBorders>
-                  <w:top w:color="000000" w:space="0" w:sz="0" w:val="nil"/>
-                  <w:left w:color="000000" w:space="0" w:sz="8" w:val="single"/>
-                  <w:bottom w:color="000000" w:space="0" w:sz="8" w:val="single"/>
-                  <w:right w:color="000000" w:space="0" w:sz="8" w:val="single"/>
-                </w:tcBorders>
-                <w:tcMar>
-                  <w:top w:w="0.0" w:type="dxa"/>
-                  <w:left w:w="0.0" w:type="dxa"/>
-                  <w:bottom w:w="0.0" w:type="dxa"/>
-                  <w:right w:w="0.0" w:type="dxa"/>
-                </w:tcMar>
-                <w:vAlign w:val="top"/>
-              </w:tcPr>
-              <w:p>
-                <w:pPr>
-                  <w:spacing w:after="0" w:before="20" w:lineRule="auto"/>
-                  <w:ind w:left="260" w:firstLine="0"/>
-                  <w:rPr/>
-                </w:pPr>
-                <w:r>
-                  <w:rPr>
-                    <w:rtl w:val="0"/>
-                  </w:rPr>
-                  <w:t xml:space="preserve">1.  Pristup formularu za registraciju</w:t>
-                </w:r>
-              </w:p>
-            </w:tc>
-            <w:tc>
-              <w:tcPr>
-                <w:tcBorders>
-                  <w:top w:color="000000" w:space="0" w:sz="0" w:val="nil"/>
-                  <w:left w:color="000000" w:space="0" w:sz="8" w:val="single"/>
-                  <w:bottom w:color="000000" w:space="0" w:sz="8" w:val="single"/>
-                  <w:right w:color="000000" w:space="0" w:sz="8" w:val="single"/>
-                </w:tcBorders>
-                <w:tcMar>
-                  <w:top w:w="0.0" w:type="dxa"/>
-                  <w:left w:w="0.0" w:type="dxa"/>
-                  <w:bottom w:w="0.0" w:type="dxa"/>
-                  <w:right w:w="0.0" w:type="dxa"/>
-                </w:tcMar>
-                <w:vAlign w:val="top"/>
-              </w:tcPr>
-              <w:p>
-                <w:pPr>
-                  <w:spacing w:after="0" w:before="20" w:lineRule="auto"/>
-                  <w:ind w:left="260" w:firstLine="0"/>
-                  <w:rPr/>
-                </w:pPr>
-                <w:r>
-                  <w:rPr>
-                    <w:rtl w:val="0"/>
-                  </w:rPr>
-                  <w:t xml:space="preserve">2.  Prikaz formulara za registraciju</w:t>
-                </w:r>
-              </w:p>
-            </w:tc>
-            <w:tc>
-              <w:tcPr>
-                <w:tcBorders>
-                  <w:top w:color="000000" w:space="0" w:sz="0" w:val="nil"/>
-                  <w:left w:color="000000" w:space="0" w:sz="0" w:val="nil"/>
-                  <w:bottom w:color="000000" w:space="0" w:sz="8" w:val="single"/>
-                  <w:right w:color="000000" w:space="0" w:sz="8" w:val="single"/>
-                </w:tcBorders>
-                <w:tcMar>
-                  <w:top w:w="0.0" w:type="dxa"/>
-                  <w:left w:w="0.0" w:type="dxa"/>
-                  <w:bottom w:w="0.0" w:type="dxa"/>
-                  <w:right w:w="0.0" w:type="dxa"/>
-                </w:tcMar>
-                <w:vAlign w:val="top"/>
-              </w:tcPr>
-              <w:p>
-                <w:pPr>
-                  <w:spacing w:after="240" w:before="240" w:lineRule="auto"/>
-                  <w:ind w:left="140" w:firstLine="0"/>
-                  <w:rPr/>
-                </w:pPr>
-                <w:r>
-                  <w:rPr>
-                    <w:rtl w:val="0"/>
-                  </w:rPr>
-                  <w:t xml:space="preserve"> </w:t>
-                </w:r>
-              </w:p>
-            </w:tc>
-          </w:tr>
-          <w:tr>
-            <w:trPr>
-              <w:cantSplit w:val="0"/>
-              <w:trHeight w:val="574.6728515625" w:hRule="atLeast"/>
-              <w:tblHeader w:val="0"/>
-            </w:trPr>
-            <w:tc>
-              <w:tcPr>
-                <w:tcBorders>
-                  <w:top w:color="000000" w:space="0" w:sz="0" w:val="nil"/>
-                  <w:left w:color="000000" w:space="0" w:sz="8" w:val="single"/>
-                  <w:bottom w:color="000000" w:space="0" w:sz="8" w:val="single"/>
-                  <w:right w:color="000000" w:space="0" w:sz="8" w:val="single"/>
-                </w:tcBorders>
-                <w:tcMar>
-                  <w:top w:w="0.0" w:type="dxa"/>
-                  <w:left w:w="0.0" w:type="dxa"/>
-                  <w:bottom w:w="0.0" w:type="dxa"/>
-                  <w:right w:w="0.0" w:type="dxa"/>
-                </w:tcMar>
-                <w:vAlign w:val="top"/>
-              </w:tcPr>
-              <w:p>
-                <w:pPr>
-                  <w:spacing w:after="0" w:lineRule="auto"/>
-                  <w:ind w:left="260" w:firstLine="0"/>
-                  <w:rPr/>
-                </w:pPr>
-                <w:r>
-                  <w:rPr>
-                    <w:rtl w:val="0"/>
-                  </w:rPr>
-                  <w:t xml:space="preserve">3.  Popunjavanje formulara ličnim podacima</w:t>
-                </w:r>
-              </w:p>
-            </w:tc>
-            <w:tc>
-              <w:tcPr>
-                <w:tcBorders>
-                  <w:top w:color="000000" w:space="0" w:sz="0" w:val="nil"/>
-                  <w:left w:color="000000" w:space="0" w:sz="8" w:val="single"/>
-                  <w:bottom w:color="000000" w:space="0" w:sz="8" w:val="single"/>
-                  <w:right w:color="000000" w:space="0" w:sz="8" w:val="single"/>
-                </w:tcBorders>
-                <w:tcMar>
-                  <w:top w:w="0.0" w:type="dxa"/>
-                  <w:left w:w="0.0" w:type="dxa"/>
-                  <w:bottom w:w="0.0" w:type="dxa"/>
-                  <w:right w:w="0.0" w:type="dxa"/>
-                </w:tcMar>
-                <w:vAlign w:val="top"/>
-              </w:tcPr>
-              <w:p>
-                <w:pPr>
-                  <w:spacing w:after="0" w:lineRule="auto"/>
-                  <w:ind w:left="260" w:firstLine="0"/>
-                  <w:rPr/>
-                </w:pPr>
-                <w:r>
-                  <w:rPr>
-                    <w:rtl w:val="0"/>
-                  </w:rPr>
-                  <w:t xml:space="preserve">4.  Provjera unesenih podataka</w:t>
-                </w:r>
-              </w:p>
-            </w:tc>
-            <w:tc>
-              <w:tcPr>
-                <w:tcBorders>
-                  <w:top w:color="000000" w:space="0" w:sz="0" w:val="nil"/>
-                  <w:left w:color="000000" w:space="0" w:sz="8" w:val="single"/>
-                  <w:bottom w:color="000000" w:space="0" w:sz="8" w:val="single"/>
-                  <w:right w:color="000000" w:space="0" w:sz="8" w:val="single"/>
-                </w:tcBorders>
-                <w:tcMar>
-                  <w:top w:w="0.0" w:type="dxa"/>
-                  <w:left w:w="0.0" w:type="dxa"/>
-                  <w:bottom w:w="0.0" w:type="dxa"/>
-                  <w:right w:w="0.0" w:type="dxa"/>
-                </w:tcMar>
-                <w:vAlign w:val="top"/>
-              </w:tcPr>
-              <w:p>
-                <w:pPr>
-                  <w:spacing w:after="0" w:lineRule="auto"/>
-                  <w:ind w:left="260" w:firstLine="0"/>
-                  <w:rPr/>
-                </w:pPr>
-                <w:r>
-                  <w:rPr>
-                    <w:rtl w:val="0"/>
-                  </w:rPr>
-                </w:r>
-              </w:p>
-            </w:tc>
-          </w:tr>
-          <w:tr>
-            <w:trPr>
-              <w:cantSplit w:val="0"/>
-              <w:trHeight w:val="266.2073863636364" w:hRule="atLeast"/>
-              <w:tblHeader w:val="0"/>
-            </w:trPr>
-            <w:tc>
-              <w:tcPr>
-                <w:tcBorders>
-                  <w:top w:color="000000" w:space="0" w:sz="0" w:val="nil"/>
-                  <w:left w:color="000000" w:space="0" w:sz="8" w:val="single"/>
-                  <w:bottom w:color="000000" w:space="0" w:sz="8" w:val="single"/>
-                  <w:right w:color="000000" w:space="0" w:sz="8" w:val="single"/>
-                </w:tcBorders>
-                <w:tcMar>
-                  <w:top w:w="0.0" w:type="dxa"/>
-                  <w:left w:w="0.0" w:type="dxa"/>
-                  <w:bottom w:w="0.0" w:type="dxa"/>
-                  <w:right w:w="0.0" w:type="dxa"/>
-                </w:tcMar>
-                <w:vAlign w:val="top"/>
-              </w:tcPr>
-              <w:p>
-                <w:pPr>
-                  <w:spacing w:after="240" w:before="240" w:lineRule="auto"/>
-                  <w:ind w:left="140" w:firstLine="0"/>
-                  <w:rPr/>
-                </w:pPr>
-                <w:r>
-                  <w:rPr>
-                    <w:rtl w:val="0"/>
-                  </w:rPr>
-                </w:r>
-              </w:p>
-            </w:tc>
-            <w:tc>
-              <w:tcPr>
-                <w:tcBorders>
-                  <w:top w:color="000000" w:space="0" w:sz="0" w:val="nil"/>
-                  <w:left w:color="000000" w:space="0" w:sz="0" w:val="nil"/>
-                  <w:bottom w:color="000000" w:space="0" w:sz="8" w:val="single"/>
-                  <w:right w:color="000000" w:space="0" w:sz="8" w:val="single"/>
-                </w:tcBorders>
-                <w:tcMar>
-                  <w:top w:w="0.0" w:type="dxa"/>
-                  <w:left w:w="0.0" w:type="dxa"/>
-                  <w:bottom w:w="0.0" w:type="dxa"/>
-                  <w:right w:w="0.0" w:type="dxa"/>
-                </w:tcMar>
-                <w:vAlign w:val="top"/>
-              </w:tcPr>
-              <w:p>
-                <w:pPr>
-                  <w:spacing w:after="240" w:before="240" w:line="296.72727272727275" w:lineRule="auto"/>
-                  <w:ind w:left="140" w:firstLine="0"/>
-                  <w:rPr/>
-                </w:pPr>
-                <w:r>
-                  <w:rPr>
-                    <w:rtl w:val="0"/>
-                  </w:rPr>
-                  <w:t xml:space="preserve">5. Obavještavanje korisnika da je ranije registrovan račun sa unesenom e-mail adresom</w:t>
-                </w:r>
-              </w:p>
-            </w:tc>
-            <w:tc>
-              <w:tcPr>
-                <w:tcBorders>
-                  <w:top w:color="000000" w:space="0" w:sz="0" w:val="nil"/>
-                  <w:left w:color="000000" w:space="0" w:sz="0" w:val="nil"/>
-                  <w:bottom w:color="000000" w:space="0" w:sz="8" w:val="single"/>
-                  <w:right w:color="000000" w:space="0" w:sz="8" w:val="single"/>
-                </w:tcBorders>
-                <w:tcMar>
-                  <w:top w:w="0.0" w:type="dxa"/>
-                  <w:left w:w="0.0" w:type="dxa"/>
-                  <w:bottom w:w="0.0" w:type="dxa"/>
-                  <w:right w:w="0.0" w:type="dxa"/>
-                </w:tcMar>
-                <w:vAlign w:val="top"/>
-              </w:tcPr>
-              <w:p>
-                <w:pPr>
-                  <w:spacing w:after="240" w:before="240" w:lineRule="auto"/>
-                  <w:ind w:left="140" w:firstLine="0"/>
-                  <w:rPr/>
-                </w:pPr>
-                <w:r>
-                  <w:rPr>
-                    <w:rtl w:val="0"/>
-                  </w:rPr>
-                </w:r>
-              </w:p>
-            </w:tc>
-          </w:tr>
-        </w:tbl>
-      </w:sdtContent>
-    </w:sdt>
-    <w:p>
-      <w:pPr>
-        <w:rPr>
-          <w:b w:val="1"/>
-          <w:bCs w:val="1"/>
-        </w:rPr>
-      </w:pPr>
-      <w:r>
-        <w:rPr>
-          <w:rtl w:val="0"/>
-        </w:rPr>
-      </w:r>
-    </w:p>
-    <w:p>
-      <w:pPr>
-        <w:rPr>
-          <w:b w:val="1"/>
-          <w:bCs w:val="1"/>
-        </w:rPr>
-      </w:pPr>
-      <w:r>
-        <w:rPr>
-          <w:b w:val="1"/>
-          <w:bCs w:val="1"/>
-          <w:rtl w:val="0"/>
-        </w:rPr>
-        <w:t xml:space="preserve">Tok događaja 4 - Neuspješna potvrda registracije</w:t>
-      </w:r>
-    </w:p>
-    <w:sdt>
-      <w:sdtPr>
-        <w:lock w:val="contentLocked"/>
-        <w:id w:val="2068088957"/>
-        <w:tag w:val="goog_rdk_1"/>
-      </w:sdtPr>
-      <w:sdtContent>
-        <w:tbl>
-          <w:tblPr>
-            <w:tblStyle w:val="Table5"/>
             <w:tblW w:w="8745.0" w:type="dxa"/>
             <w:jc w:val="left"/>
             <w:tblBorders>
@@ -2616,13 +2164,13 @@
     <w:sdt>
       <w:sdtPr>
         <w:lock w:val="contentLocked"/>
-        <w:id w:val="-780390003"/>
-        <w:tag w:val="goog_rdk_2"/>
+        <w:id w:val="-1253422432"/>
+        <w:tag w:val="goog_rdk_1"/>
       </w:sdtPr>
       <w:sdtContent>
         <w:tbl>
           <w:tblPr>
-            <w:tblStyle w:val="Table6"/>
+            <w:tblStyle w:val="Table5"/>
             <w:tblW w:w="8745.0" w:type="dxa"/>
             <w:jc w:val="left"/>
             <w:tblBorders>
@@ -3395,13 +2943,13 @@
     <w:sdt>
       <w:sdtPr>
         <w:lock w:val="contentLocked"/>
-        <w:id w:val="-2097306326"/>
-        <w:tag w:val="goog_rdk_3"/>
+        <w:id w:val="-1441535411"/>
+        <w:tag w:val="goog_rdk_2"/>
       </w:sdtPr>
       <w:sdtContent>
         <w:tbl>
           <w:tblPr>
-            <w:tblStyle w:val="Table7"/>
+            <w:tblStyle w:val="Table6"/>
             <w:tblW w:w="8805.0" w:type="dxa"/>
             <w:jc w:val="left"/>
             <w:tblBorders>
@@ -3717,6 +3265,19 @@
       </w:pPr>
       <w:r>
         <w:rPr>
+          <w:rtl w:val="0"/>
+        </w:rPr>
+      </w:r>
+    </w:p>
+    <w:p>
+      <w:pPr>
+        <w:rPr>
+          <w:b w:val="1"/>
+          <w:bCs w:val="1"/>
+        </w:rPr>
+      </w:pPr>
+      <w:r>
+        <w:rPr>
           <w:b w:val="1"/>
           <w:bCs w:val="1"/>
           <w:rtl w:val="0"/>
@@ -3737,13 +3298,13 @@
     <w:sdt>
       <w:sdtPr>
         <w:lock w:val="contentLocked"/>
-        <w:id w:val="-1052787010"/>
-        <w:tag w:val="goog_rdk_4"/>
+        <w:id w:val="1280730250"/>
+        <w:tag w:val="goog_rdk_3"/>
       </w:sdtPr>
       <w:sdtContent>
         <w:tbl>
           <w:tblPr>
-            <w:tblStyle w:val="Table8"/>
+            <w:tblStyle w:val="Table7"/>
             <w:tblW w:w="8730.0" w:type="dxa"/>
             <w:jc w:val="left"/>
             <w:tblBorders>
@@ -4091,7 +3652,7 @@
     </w:p>
     <w:tbl>
       <w:tblPr>
-        <w:tblStyle w:val="Table9"/>
+        <w:tblStyle w:val="Table8"/>
         <w:tblW w:w="8730.0" w:type="dxa"/>
         <w:jc w:val="left"/>
         <w:tblBorders>
@@ -4791,6 +4352,778 @@
         </w:tc>
       </w:tr>
     </w:tbl>
+    <w:p>
+      <w:pPr>
+        <w:rPr/>
+      </w:pPr>
+      <w:r>
+        <w:rPr>
+          <w:rtl w:val="0"/>
+        </w:rPr>
+      </w:r>
+    </w:p>
+    <w:p>
+      <w:pPr>
+        <w:rPr/>
+      </w:pPr>
+      <w:r>
+        <w:rPr>
+          <w:rtl w:val="0"/>
+        </w:rPr>
+      </w:r>
+    </w:p>
+    <w:p>
+      <w:pPr>
+        <w:rPr/>
+      </w:pPr>
+      <w:r>
+        <w:rPr>
+          <w:rtl w:val="0"/>
+        </w:rPr>
+      </w:r>
+    </w:p>
+    <w:p>
+      <w:pPr>
+        <w:rPr/>
+      </w:pPr>
+      <w:r>
+        <w:rPr>
+          <w:rtl w:val="0"/>
+        </w:rPr>
+      </w:r>
+    </w:p>
+    <w:tbl>
+      <w:tblPr>
+        <w:tblStyle w:val="Table9"/>
+        <w:tblW w:w="8745.0" w:type="dxa"/>
+        <w:jc w:val="left"/>
+        <w:tblBorders>
+          <w:top w:color="000000" w:space="0" w:sz="0" w:val="nil"/>
+          <w:left w:color="000000" w:space="0" w:sz="0" w:val="nil"/>
+          <w:bottom w:color="000000" w:space="0" w:sz="0" w:val="nil"/>
+          <w:right w:color="000000" w:space="0" w:sz="0" w:val="nil"/>
+          <w:insideH w:color="000000" w:space="0" w:sz="0" w:val="nil"/>
+          <w:insideV w:color="000000" w:space="0" w:sz="0" w:val="nil"/>
+        </w:tblBorders>
+        <w:tblLayout w:type="fixed"/>
+        <w:tblLook w:val="0600"/>
+      </w:tblPr>
+      <w:tblGrid>
+        <w:gridCol w:w="4425"/>
+        <w:gridCol w:w="4320"/>
+        <w:tblGridChange w:id="0">
+          <w:tblGrid>
+            <w:gridCol w:w="4425"/>
+            <w:gridCol w:w="4320"/>
+          </w:tblGrid>
+        </w:tblGridChange>
+      </w:tblGrid>
+      <w:tr>
+        <w:trPr>
+          <w:cantSplit w:val="0"/>
+          <w:trHeight w:val="489.345703125" w:hRule="atLeast"/>
+          <w:tblHeader w:val="0"/>
+        </w:trPr>
+        <w:tc>
+          <w:tcPr>
+            <w:tcBorders>
+              <w:top w:color="000000" w:space="0" w:sz="8" w:val="single"/>
+              <w:left w:color="000000" w:space="0" w:sz="8" w:val="single"/>
+              <w:bottom w:color="000000" w:space="0" w:sz="8" w:val="single"/>
+              <w:right w:color="000000" w:space="0" w:sz="8" w:val="single"/>
+            </w:tcBorders>
+            <w:tcMar>
+              <w:top w:w="0.0" w:type="dxa"/>
+              <w:left w:w="0.0" w:type="dxa"/>
+              <w:bottom w:w="0.0" w:type="dxa"/>
+              <w:right w:w="0.0" w:type="dxa"/>
+            </w:tcMar>
+            <w:vAlign w:val="top"/>
+          </w:tcPr>
+          <w:p>
+            <w:pPr>
+              <w:spacing w:after="0" w:lineRule="auto"/>
+              <w:ind w:left="260" w:firstLine="0"/>
+              <w:rPr/>
+            </w:pPr>
+            <w:r>
+              <w:rPr>
+                <w:rtl w:val="0"/>
+              </w:rPr>
+              <w:t xml:space="preserve">Naziv slučaja upotrebe</w:t>
+            </w:r>
+          </w:p>
+        </w:tc>
+        <w:tc>
+          <w:tcPr>
+            <w:tcBorders>
+              <w:top w:color="000000" w:space="0" w:sz="8" w:val="single"/>
+              <w:left w:color="000000" w:space="0" w:sz="0" w:val="nil"/>
+              <w:bottom w:color="000000" w:space="0" w:sz="8" w:val="single"/>
+              <w:right w:color="000000" w:space="0" w:sz="8" w:val="single"/>
+            </w:tcBorders>
+            <w:tcMar>
+              <w:top w:w="0.0" w:type="dxa"/>
+              <w:left w:w="0.0" w:type="dxa"/>
+              <w:bottom w:w="0.0" w:type="dxa"/>
+              <w:right w:w="0.0" w:type="dxa"/>
+            </w:tcMar>
+            <w:vAlign w:val="top"/>
+          </w:tcPr>
+          <w:p>
+            <w:pPr>
+              <w:spacing w:after="240" w:lineRule="auto"/>
+              <w:ind w:left="140" w:firstLine="0"/>
+              <w:rPr>
+                <w:b w:val="1"/>
+                <w:bCs w:val="1"/>
+              </w:rPr>
+            </w:pPr>
+            <w:r>
+              <w:rPr>
+                <w:b w:val="1"/>
+                <w:bCs w:val="1"/>
+                <w:rtl w:val="0"/>
+              </w:rPr>
+              <w:t xml:space="preserve">Preporuka proizvoda na osnovu ankete o tipu kose</w:t>
+            </w:r>
+          </w:p>
+        </w:tc>
+      </w:tr>
+      <w:tr>
+        <w:trPr>
+          <w:cantSplit w:val="0"/>
+          <w:trHeight w:val="1089.4921875" w:hRule="atLeast"/>
+          <w:tblHeader w:val="0"/>
+        </w:trPr>
+        <w:tc>
+          <w:tcPr>
+            <w:tcBorders>
+              <w:top w:color="000000" w:space="0" w:sz="0" w:val="nil"/>
+              <w:left w:color="000000" w:space="0" w:sz="8" w:val="single"/>
+              <w:bottom w:color="000000" w:space="0" w:sz="8" w:val="single"/>
+              <w:right w:color="000000" w:space="0" w:sz="8" w:val="single"/>
+            </w:tcBorders>
+            <w:tcMar>
+              <w:top w:w="0.0" w:type="dxa"/>
+              <w:left w:w="0.0" w:type="dxa"/>
+              <w:bottom w:w="0.0" w:type="dxa"/>
+              <w:right w:w="0.0" w:type="dxa"/>
+            </w:tcMar>
+            <w:vAlign w:val="top"/>
+          </w:tcPr>
+          <w:p>
+            <w:pPr>
+              <w:spacing w:after="240" w:before="240" w:line="296.72727272727275" w:lineRule="auto"/>
+              <w:ind w:left="260" w:firstLine="0"/>
+              <w:rPr/>
+            </w:pPr>
+            <w:r>
+              <w:rPr>
+                <w:rtl w:val="0"/>
+              </w:rPr>
+              <w:t xml:space="preserve">Opis slučaja upotrebe</w:t>
+            </w:r>
+          </w:p>
+        </w:tc>
+        <w:tc>
+          <w:tcPr>
+            <w:tcBorders>
+              <w:top w:color="000000" w:space="0" w:sz="0" w:val="nil"/>
+              <w:left w:color="000000" w:space="0" w:sz="0" w:val="nil"/>
+              <w:bottom w:color="000000" w:space="0" w:sz="8" w:val="single"/>
+              <w:right w:color="000000" w:space="0" w:sz="8" w:val="single"/>
+            </w:tcBorders>
+            <w:tcMar>
+              <w:top w:w="0.0" w:type="dxa"/>
+              <w:left w:w="0.0" w:type="dxa"/>
+              <w:bottom w:w="0.0" w:type="dxa"/>
+              <w:right w:w="0.0" w:type="dxa"/>
+            </w:tcMar>
+            <w:vAlign w:val="top"/>
+          </w:tcPr>
+          <w:p>
+            <w:pPr>
+              <w:spacing w:after="240" w:before="240" w:line="276" w:lineRule="auto"/>
+              <w:ind w:left="140" w:right="100" w:firstLine="0"/>
+              <w:jc w:val="both"/>
+              <w:rPr/>
+            </w:pPr>
+            <w:r>
+              <w:rPr>
+                <w:rtl w:val="0"/>
+              </w:rPr>
+              <w:t xml:space="preserve">Klijent salona prilikom pristupa aplikaciji ima mogućnost da popuni anketu koja će generisati preporuku proizvoda za tog korisnika</w:t>
+            </w:r>
+          </w:p>
+        </w:tc>
+      </w:tr>
+      <w:tr>
+        <w:trPr>
+          <w:cantSplit w:val="0"/>
+          <w:trHeight w:val="300" w:hRule="atLeast"/>
+          <w:tblHeader w:val="0"/>
+        </w:trPr>
+        <w:tc>
+          <w:tcPr>
+            <w:tcBorders>
+              <w:top w:color="000000" w:space="0" w:sz="0" w:val="nil"/>
+              <w:left w:color="000000" w:space="0" w:sz="8" w:val="single"/>
+              <w:bottom w:color="000000" w:space="0" w:sz="8" w:val="single"/>
+              <w:right w:color="000000" w:space="0" w:sz="8" w:val="single"/>
+            </w:tcBorders>
+            <w:tcMar>
+              <w:top w:w="0.0" w:type="dxa"/>
+              <w:left w:w="0.0" w:type="dxa"/>
+              <w:bottom w:w="0.0" w:type="dxa"/>
+              <w:right w:w="0.0" w:type="dxa"/>
+            </w:tcMar>
+            <w:vAlign w:val="top"/>
+          </w:tcPr>
+          <w:p>
+            <w:pPr>
+              <w:spacing w:after="0" w:lineRule="auto"/>
+              <w:ind w:left="260" w:firstLine="0"/>
+              <w:rPr/>
+            </w:pPr>
+            <w:r>
+              <w:rPr>
+                <w:rtl w:val="0"/>
+              </w:rPr>
+              <w:t xml:space="preserve">Vezani zahtjevi</w:t>
+            </w:r>
+          </w:p>
+        </w:tc>
+        <w:tc>
+          <w:tcPr>
+            <w:tcBorders>
+              <w:top w:color="000000" w:space="0" w:sz="0" w:val="nil"/>
+              <w:left w:color="000000" w:space="0" w:sz="0" w:val="nil"/>
+              <w:bottom w:color="000000" w:space="0" w:sz="8" w:val="single"/>
+              <w:right w:color="000000" w:space="0" w:sz="8" w:val="single"/>
+            </w:tcBorders>
+            <w:tcMar>
+              <w:top w:w="0.0" w:type="dxa"/>
+              <w:left w:w="0.0" w:type="dxa"/>
+              <w:bottom w:w="0.0" w:type="dxa"/>
+              <w:right w:w="0.0" w:type="dxa"/>
+            </w:tcMar>
+            <w:vAlign w:val="top"/>
+          </w:tcPr>
+          <w:p>
+            <w:pPr>
+              <w:spacing w:after="240" w:lineRule="auto"/>
+              <w:ind w:left="140" w:firstLine="0"/>
+              <w:rPr/>
+            </w:pPr>
+            <w:r>
+              <w:rPr>
+                <w:rtl w:val="0"/>
+              </w:rPr>
+              <w:t xml:space="preserve">/</w:t>
+            </w:r>
+          </w:p>
+        </w:tc>
+      </w:tr>
+      <w:tr>
+        <w:trPr>
+          <w:cantSplit w:val="0"/>
+          <w:trHeight w:val="315" w:hRule="atLeast"/>
+          <w:tblHeader w:val="0"/>
+        </w:trPr>
+        <w:tc>
+          <w:tcPr>
+            <w:tcBorders>
+              <w:top w:color="000000" w:space="0" w:sz="0" w:val="nil"/>
+              <w:left w:color="000000" w:space="0" w:sz="8" w:val="single"/>
+              <w:bottom w:color="000000" w:space="0" w:sz="8" w:val="single"/>
+              <w:right w:color="000000" w:space="0" w:sz="8" w:val="single"/>
+            </w:tcBorders>
+            <w:tcMar>
+              <w:top w:w="0.0" w:type="dxa"/>
+              <w:left w:w="0.0" w:type="dxa"/>
+              <w:bottom w:w="0.0" w:type="dxa"/>
+              <w:right w:w="0.0" w:type="dxa"/>
+            </w:tcMar>
+            <w:vAlign w:val="top"/>
+          </w:tcPr>
+          <w:p>
+            <w:pPr>
+              <w:spacing w:after="0" w:before="20" w:lineRule="auto"/>
+              <w:ind w:left="260" w:firstLine="0"/>
+              <w:rPr/>
+            </w:pPr>
+            <w:r>
+              <w:rPr>
+                <w:rtl w:val="0"/>
+              </w:rPr>
+              <w:t xml:space="preserve">Preduslovi</w:t>
+            </w:r>
+          </w:p>
+        </w:tc>
+        <w:tc>
+          <w:tcPr>
+            <w:tcBorders>
+              <w:top w:color="000000" w:space="0" w:sz="0" w:val="nil"/>
+              <w:left w:color="000000" w:space="0" w:sz="0" w:val="nil"/>
+              <w:bottom w:color="000000" w:space="0" w:sz="8" w:val="single"/>
+              <w:right w:color="000000" w:space="0" w:sz="8" w:val="single"/>
+            </w:tcBorders>
+            <w:tcMar>
+              <w:top w:w="0.0" w:type="dxa"/>
+              <w:left w:w="0.0" w:type="dxa"/>
+              <w:bottom w:w="0.0" w:type="dxa"/>
+              <w:right w:w="0.0" w:type="dxa"/>
+            </w:tcMar>
+            <w:vAlign w:val="top"/>
+          </w:tcPr>
+          <w:p>
+            <w:pPr>
+              <w:spacing w:after="240" w:before="20" w:lineRule="auto"/>
+              <w:ind w:left="140" w:firstLine="0"/>
+              <w:rPr/>
+            </w:pPr>
+            <w:r>
+              <w:rPr>
+                <w:rtl w:val="0"/>
+              </w:rPr>
+              <w:t xml:space="preserve">Pristup sistemu, posjedovanje korisničkog računa</w:t>
+            </w:r>
+          </w:p>
+        </w:tc>
+      </w:tr>
+      <w:tr>
+        <w:trPr>
+          <w:cantSplit w:val="0"/>
+          <w:trHeight w:val="551.1487926136361" w:hRule="atLeast"/>
+          <w:tblHeader w:val="0"/>
+        </w:trPr>
+        <w:tc>
+          <w:tcPr>
+            <w:tcBorders>
+              <w:top w:color="000000" w:space="0" w:sz="0" w:val="nil"/>
+              <w:left w:color="000000" w:space="0" w:sz="8" w:val="single"/>
+              <w:bottom w:color="000000" w:space="0" w:sz="8" w:val="single"/>
+              <w:right w:color="000000" w:space="0" w:sz="8" w:val="single"/>
+            </w:tcBorders>
+            <w:tcMar>
+              <w:top w:w="0.0" w:type="dxa"/>
+              <w:left w:w="0.0" w:type="dxa"/>
+              <w:bottom w:w="0.0" w:type="dxa"/>
+              <w:right w:w="0.0" w:type="dxa"/>
+            </w:tcMar>
+            <w:vAlign w:val="top"/>
+          </w:tcPr>
+          <w:p>
+            <w:pPr>
+              <w:spacing w:after="0" w:lineRule="auto"/>
+              <w:ind w:left="260" w:firstLine="0"/>
+              <w:rPr/>
+            </w:pPr>
+            <w:r>
+              <w:rPr>
+                <w:rtl w:val="0"/>
+              </w:rPr>
+              <w:t xml:space="preserve">Posljedice – uspješan završetak</w:t>
+            </w:r>
+          </w:p>
+        </w:tc>
+        <w:tc>
+          <w:tcPr>
+            <w:tcBorders>
+              <w:top w:color="000000" w:space="0" w:sz="0" w:val="nil"/>
+              <w:left w:color="000000" w:space="0" w:sz="0" w:val="nil"/>
+              <w:bottom w:color="000000" w:space="0" w:sz="8" w:val="single"/>
+              <w:right w:color="000000" w:space="0" w:sz="8" w:val="single"/>
+            </w:tcBorders>
+            <w:tcMar>
+              <w:top w:w="0.0" w:type="dxa"/>
+              <w:left w:w="0.0" w:type="dxa"/>
+              <w:bottom w:w="0.0" w:type="dxa"/>
+              <w:right w:w="0.0" w:type="dxa"/>
+            </w:tcMar>
+            <w:vAlign w:val="top"/>
+          </w:tcPr>
+          <w:p>
+            <w:pPr>
+              <w:spacing w:after="240" w:before="240" w:line="298.9090909090909" w:lineRule="auto"/>
+              <w:ind w:left="140" w:firstLine="0"/>
+              <w:rPr/>
+            </w:pPr>
+            <w:r>
+              <w:rPr>
+                <w:rtl w:val="0"/>
+              </w:rPr>
+              <w:t xml:space="preserve">Korisnik na ekranu vidi generisane preporuke, uključujući linkove za narudžbu proizvoda.</w:t>
+            </w:r>
+          </w:p>
+        </w:tc>
+      </w:tr>
+      <w:tr>
+        <w:trPr>
+          <w:cantSplit w:val="0"/>
+          <w:trHeight w:val="253.71626420454538" w:hRule="atLeast"/>
+          <w:tblHeader w:val="0"/>
+        </w:trPr>
+        <w:tc>
+          <w:tcPr>
+            <w:tcBorders>
+              <w:top w:color="000000" w:space="0" w:sz="0" w:val="nil"/>
+              <w:left w:color="000000" w:space="0" w:sz="8" w:val="single"/>
+              <w:bottom w:color="000000" w:space="0" w:sz="8" w:val="single"/>
+              <w:right w:color="000000" w:space="0" w:sz="8" w:val="single"/>
+            </w:tcBorders>
+            <w:tcMar>
+              <w:top w:w="0.0" w:type="dxa"/>
+              <w:left w:w="0.0" w:type="dxa"/>
+              <w:bottom w:w="0.0" w:type="dxa"/>
+              <w:right w:w="0.0" w:type="dxa"/>
+            </w:tcMar>
+            <w:vAlign w:val="top"/>
+          </w:tcPr>
+          <w:p>
+            <w:pPr>
+              <w:spacing w:after="240" w:before="240" w:line="298.9090909090909" w:lineRule="auto"/>
+              <w:ind w:left="260" w:firstLine="0"/>
+              <w:rPr/>
+            </w:pPr>
+            <w:r>
+              <w:rPr>
+                <w:rtl w:val="0"/>
+              </w:rPr>
+              <w:t xml:space="preserve">Posljedice – neuspješan završetak</w:t>
+            </w:r>
+          </w:p>
+        </w:tc>
+        <w:tc>
+          <w:tcPr>
+            <w:tcBorders>
+              <w:top w:color="000000" w:space="0" w:sz="0" w:val="nil"/>
+              <w:left w:color="000000" w:space="0" w:sz="0" w:val="nil"/>
+              <w:bottom w:color="000000" w:space="0" w:sz="8" w:val="single"/>
+              <w:right w:color="000000" w:space="0" w:sz="8" w:val="single"/>
+            </w:tcBorders>
+            <w:tcMar>
+              <w:top w:w="0.0" w:type="dxa"/>
+              <w:left w:w="0.0" w:type="dxa"/>
+              <w:bottom w:w="0.0" w:type="dxa"/>
+              <w:right w:w="0.0" w:type="dxa"/>
+            </w:tcMar>
+            <w:vAlign w:val="top"/>
+          </w:tcPr>
+          <w:p>
+            <w:pPr>
+              <w:spacing w:after="240" w:before="240" w:line="298.9090909090909" w:lineRule="auto"/>
+              <w:ind w:left="140" w:firstLine="0"/>
+              <w:rPr/>
+            </w:pPr>
+            <w:r>
+              <w:rPr>
+                <w:rtl w:val="0"/>
+              </w:rPr>
+              <w:t xml:space="preserve">/</w:t>
+            </w:r>
+          </w:p>
+        </w:tc>
+      </w:tr>
+      <w:tr>
+        <w:trPr>
+          <w:cantSplit w:val="0"/>
+          <w:trHeight w:val="315" w:hRule="atLeast"/>
+          <w:tblHeader w:val="0"/>
+        </w:trPr>
+        <w:tc>
+          <w:tcPr>
+            <w:tcBorders>
+              <w:top w:color="000000" w:space="0" w:sz="0" w:val="nil"/>
+              <w:left w:color="000000" w:space="0" w:sz="8" w:val="single"/>
+              <w:bottom w:color="000000" w:space="0" w:sz="8" w:val="single"/>
+              <w:right w:color="000000" w:space="0" w:sz="8" w:val="single"/>
+            </w:tcBorders>
+            <w:tcMar>
+              <w:top w:w="0.0" w:type="dxa"/>
+              <w:left w:w="0.0" w:type="dxa"/>
+              <w:bottom w:w="0.0" w:type="dxa"/>
+              <w:right w:w="0.0" w:type="dxa"/>
+            </w:tcMar>
+            <w:vAlign w:val="top"/>
+          </w:tcPr>
+          <w:p>
+            <w:pPr>
+              <w:spacing w:after="0" w:before="20" w:lineRule="auto"/>
+              <w:ind w:left="260" w:firstLine="0"/>
+              <w:rPr/>
+            </w:pPr>
+            <w:r>
+              <w:rPr>
+                <w:rtl w:val="0"/>
+              </w:rPr>
+              <w:t xml:space="preserve">Primarni akteri</w:t>
+            </w:r>
+          </w:p>
+        </w:tc>
+        <w:tc>
+          <w:tcPr>
+            <w:tcBorders>
+              <w:top w:color="000000" w:space="0" w:sz="0" w:val="nil"/>
+              <w:left w:color="000000" w:space="0" w:sz="0" w:val="nil"/>
+              <w:bottom w:color="000000" w:space="0" w:sz="8" w:val="single"/>
+              <w:right w:color="000000" w:space="0" w:sz="8" w:val="single"/>
+            </w:tcBorders>
+            <w:tcMar>
+              <w:top w:w="0.0" w:type="dxa"/>
+              <w:left w:w="0.0" w:type="dxa"/>
+              <w:bottom w:w="0.0" w:type="dxa"/>
+              <w:right w:w="0.0" w:type="dxa"/>
+            </w:tcMar>
+            <w:vAlign w:val="top"/>
+          </w:tcPr>
+          <w:p>
+            <w:pPr>
+              <w:spacing w:after="240" w:before="20" w:lineRule="auto"/>
+              <w:ind w:left="140" w:firstLine="0"/>
+              <w:rPr/>
+            </w:pPr>
+            <w:r>
+              <w:rPr>
+                <w:rtl w:val="0"/>
+              </w:rPr>
+              <w:t xml:space="preserve">Klijent salona</w:t>
+            </w:r>
+          </w:p>
+        </w:tc>
+      </w:tr>
+      <w:tr>
+        <w:trPr>
+          <w:cantSplit w:val="0"/>
+          <w:trHeight w:val="315" w:hRule="atLeast"/>
+          <w:tblHeader w:val="0"/>
+        </w:trPr>
+        <w:tc>
+          <w:tcPr>
+            <w:tcBorders>
+              <w:top w:color="000000" w:space="0" w:sz="0" w:val="nil"/>
+              <w:left w:color="000000" w:space="0" w:sz="8" w:val="single"/>
+              <w:bottom w:color="000000" w:space="0" w:sz="8" w:val="single"/>
+              <w:right w:color="000000" w:space="0" w:sz="8" w:val="single"/>
+            </w:tcBorders>
+            <w:tcMar>
+              <w:top w:w="0.0" w:type="dxa"/>
+              <w:left w:w="0.0" w:type="dxa"/>
+              <w:bottom w:w="0.0" w:type="dxa"/>
+              <w:right w:w="0.0" w:type="dxa"/>
+            </w:tcMar>
+            <w:vAlign w:val="top"/>
+          </w:tcPr>
+          <w:p>
+            <w:pPr>
+              <w:spacing w:after="0" w:lineRule="auto"/>
+              <w:ind w:left="260" w:firstLine="0"/>
+              <w:rPr/>
+            </w:pPr>
+            <w:r>
+              <w:rPr>
+                <w:rtl w:val="0"/>
+              </w:rPr>
+              <w:t xml:space="preserve">Ostali akteri</w:t>
+            </w:r>
+          </w:p>
+        </w:tc>
+        <w:tc>
+          <w:tcPr>
+            <w:tcBorders>
+              <w:top w:color="000000" w:space="0" w:sz="0" w:val="nil"/>
+              <w:left w:color="000000" w:space="0" w:sz="0" w:val="nil"/>
+              <w:bottom w:color="000000" w:space="0" w:sz="8" w:val="single"/>
+              <w:right w:color="000000" w:space="0" w:sz="8" w:val="single"/>
+            </w:tcBorders>
+            <w:tcMar>
+              <w:top w:w="0.0" w:type="dxa"/>
+              <w:left w:w="0.0" w:type="dxa"/>
+              <w:bottom w:w="0.0" w:type="dxa"/>
+              <w:right w:w="0.0" w:type="dxa"/>
+            </w:tcMar>
+            <w:vAlign w:val="top"/>
+          </w:tcPr>
+          <w:p>
+            <w:pPr>
+              <w:spacing w:after="240" w:lineRule="auto"/>
+              <w:ind w:left="140" w:firstLine="0"/>
+              <w:rPr/>
+            </w:pPr>
+            <w:r>
+              <w:rPr>
+                <w:rtl w:val="0"/>
+              </w:rPr>
+              <w:t xml:space="preserve">/</w:t>
+            </w:r>
+          </w:p>
+        </w:tc>
+      </w:tr>
+      <w:tr>
+        <w:trPr>
+          <w:cantSplit w:val="0"/>
+          <w:trHeight w:val="399.9529474431818" w:hRule="atLeast"/>
+          <w:tblHeader w:val="0"/>
+        </w:trPr>
+        <w:tc>
+          <w:tcPr>
+            <w:tcBorders>
+              <w:top w:color="000000" w:space="0" w:sz="0" w:val="nil"/>
+              <w:left w:color="000000" w:space="0" w:sz="8" w:val="single"/>
+              <w:bottom w:color="000000" w:space="0" w:sz="8" w:val="single"/>
+              <w:right w:color="000000" w:space="0" w:sz="8" w:val="single"/>
+            </w:tcBorders>
+            <w:tcMar>
+              <w:top w:w="0.0" w:type="dxa"/>
+              <w:left w:w="0.0" w:type="dxa"/>
+              <w:bottom w:w="0.0" w:type="dxa"/>
+              <w:right w:w="0.0" w:type="dxa"/>
+            </w:tcMar>
+            <w:vAlign w:val="top"/>
+          </w:tcPr>
+          <w:p>
+            <w:pPr>
+              <w:spacing w:after="240" w:before="240" w:line="295.6363636363637" w:lineRule="auto"/>
+              <w:ind w:left="260" w:firstLine="0"/>
+              <w:rPr/>
+            </w:pPr>
+            <w:r>
+              <w:rPr>
+                <w:rtl w:val="0"/>
+              </w:rPr>
+              <w:t xml:space="preserve">Glavni tok</w:t>
+            </w:r>
+          </w:p>
+        </w:tc>
+        <w:tc>
+          <w:tcPr>
+            <w:tcBorders>
+              <w:top w:color="000000" w:space="0" w:sz="0" w:val="nil"/>
+              <w:left w:color="000000" w:space="0" w:sz="0" w:val="nil"/>
+              <w:bottom w:color="000000" w:space="0" w:sz="8" w:val="single"/>
+              <w:right w:color="000000" w:space="0" w:sz="8" w:val="single"/>
+            </w:tcBorders>
+            <w:tcMar>
+              <w:top w:w="0.0" w:type="dxa"/>
+              <w:left w:w="0.0" w:type="dxa"/>
+              <w:bottom w:w="0.0" w:type="dxa"/>
+              <w:right w:w="0.0" w:type="dxa"/>
+            </w:tcMar>
+            <w:vAlign w:val="top"/>
+          </w:tcPr>
+          <w:p>
+            <w:pPr>
+              <w:spacing w:after="240" w:before="240" w:line="295.6363636363637" w:lineRule="auto"/>
+              <w:ind w:left="140" w:firstLine="0"/>
+              <w:rPr/>
+            </w:pPr>
+            <w:r>
+              <w:rPr>
+                <w:rtl w:val="0"/>
+              </w:rPr>
+              <w:t xml:space="preserve">/</w:t>
+            </w:r>
+          </w:p>
+        </w:tc>
+      </w:tr>
+      <w:tr>
+        <w:trPr>
+          <w:cantSplit w:val="0"/>
+          <w:tblHeader w:val="0"/>
+        </w:trPr>
+        <w:tc>
+          <w:tcPr>
+            <w:tcBorders>
+              <w:top w:color="000000" w:space="0" w:sz="0" w:val="nil"/>
+              <w:left w:color="000000" w:space="0" w:sz="8" w:val="single"/>
+              <w:bottom w:color="000000" w:space="0" w:sz="8" w:val="single"/>
+              <w:right w:color="000000" w:space="0" w:sz="8" w:val="single"/>
+            </w:tcBorders>
+            <w:tcMar>
+              <w:top w:w="0.0" w:type="dxa"/>
+              <w:left w:w="0.0" w:type="dxa"/>
+              <w:bottom w:w="0.0" w:type="dxa"/>
+              <w:right w:w="0.0" w:type="dxa"/>
+            </w:tcMar>
+            <w:vAlign w:val="top"/>
+          </w:tcPr>
+          <w:p>
+            <w:pPr>
+              <w:spacing w:after="0" w:lineRule="auto"/>
+              <w:ind w:left="260" w:firstLine="0"/>
+              <w:rPr/>
+            </w:pPr>
+            <w:r>
+              <w:rPr>
+                <w:rtl w:val="0"/>
+              </w:rPr>
+              <w:t xml:space="preserve">Alternative/proširenja</w:t>
+            </w:r>
+          </w:p>
+        </w:tc>
+        <w:tc>
+          <w:tcPr>
+            <w:tcBorders>
+              <w:top w:color="000000" w:space="0" w:sz="0" w:val="nil"/>
+              <w:left w:color="000000" w:space="0" w:sz="0" w:val="nil"/>
+              <w:bottom w:color="000000" w:space="0" w:sz="8" w:val="single"/>
+              <w:right w:color="000000" w:space="0" w:sz="8" w:val="single"/>
+            </w:tcBorders>
+            <w:tcMar>
+              <w:top w:w="0.0" w:type="dxa"/>
+              <w:left w:w="0.0" w:type="dxa"/>
+              <w:bottom w:w="0.0" w:type="dxa"/>
+              <w:right w:w="0.0" w:type="dxa"/>
+            </w:tcMar>
+            <w:vAlign w:val="top"/>
+          </w:tcPr>
+          <w:p>
+            <w:pPr>
+              <w:spacing w:after="240" w:lineRule="auto"/>
+              <w:ind w:left="140" w:firstLine="0"/>
+              <w:rPr/>
+            </w:pPr>
+            <w:r>
+              <w:rPr>
+                <w:rtl w:val="0"/>
+              </w:rPr>
+              <w:t xml:space="preserve">/</w:t>
+            </w:r>
+          </w:p>
+        </w:tc>
+      </w:tr>
+    </w:tbl>
+    <w:p>
+      <w:pPr>
+        <w:rPr/>
+      </w:pPr>
+      <w:r>
+        <w:rPr>
+          <w:rtl w:val="0"/>
+        </w:rPr>
+      </w:r>
+    </w:p>
+    <w:p>
+      <w:pPr>
+        <w:rPr/>
+      </w:pPr>
+      <w:r>
+        <w:rPr>
+          <w:rtl w:val="0"/>
+        </w:rPr>
+      </w:r>
+    </w:p>
+    <w:p>
+      <w:pPr>
+        <w:rPr/>
+      </w:pPr>
+      <w:r>
+        <w:rPr>
+          <w:rtl w:val="0"/>
+        </w:rPr>
+      </w:r>
+    </w:p>
     <w:p>
       <w:pPr>
         <w:rPr/>
@@ -4860,7 +5193,7 @@
       <w:tr>
         <w:trPr>
           <w:cantSplit w:val="0"/>
-          <w:trHeight w:val="489.345703125" w:hRule="atLeast"/>
+          <w:trHeight w:val="315" w:hRule="atLeast"/>
           <w:tblHeader w:val="0"/>
         </w:trPr>
         <w:tc>
@@ -4881,7 +5214,7 @@
           </w:tcPr>
           <w:p>
             <w:pPr>
-              <w:spacing w:after="0" w:lineRule="auto"/>
+              <w:spacing w:after="0" w:before="20" w:lineRule="auto"/>
               <w:ind w:left="260" w:firstLine="0"/>
               <w:rPr/>
             </w:pPr>
@@ -4911,7 +5244,7 @@
           </w:tcPr>
           <w:p>
             <w:pPr>
-              <w:spacing w:after="240" w:lineRule="auto"/>
+              <w:spacing w:after="240" w:before="20" w:lineRule="auto"/>
               <w:ind w:left="140" w:firstLine="0"/>
               <w:rPr>
                 <w:b w:val="1"/>
@@ -4924,7 +5257,7 @@
                 <w:bCs w:val="1"/>
                 <w:rtl w:val="0"/>
               </w:rPr>
-              <w:t xml:space="preserve">Preporuka proizvoda na osnovu ankete o tipu kose</w:t>
+              <w:t xml:space="preserve">Rezervacija termina</w:t>
             </w:r>
           </w:p>
         </w:tc>
@@ -4932,7 +5265,7 @@
       <w:tr>
         <w:trPr>
           <w:cantSplit w:val="0"/>
-          <w:trHeight w:val="1089.4921875" w:hRule="atLeast"/>
+          <w:trHeight w:val="1350" w:hRule="atLeast"/>
           <w:tblHeader w:val="0"/>
         </w:trPr>
         <w:tc>
@@ -4953,7 +5286,7 @@
           </w:tcPr>
           <w:p>
             <w:pPr>
-              <w:spacing w:after="240" w:before="240" w:line="296.72727272727275" w:lineRule="auto"/>
+              <w:spacing w:after="0" w:lineRule="auto"/>
               <w:ind w:left="260" w:firstLine="0"/>
               <w:rPr/>
             </w:pPr>
@@ -4983,16 +5316,149 @@
           </w:tcPr>
           <w:p>
             <w:pPr>
-              <w:spacing w:after="240" w:before="240" w:line="276" w:lineRule="auto"/>
-              <w:ind w:left="140" w:right="100" w:firstLine="0"/>
-              <w:jc w:val="both"/>
-              <w:rPr/>
-            </w:pPr>
-            <w:r>
-              <w:rPr>
-                <w:rtl w:val="0"/>
-              </w:rPr>
-              <w:t xml:space="preserve">Klijent salona prilikom pristupa aplikaciji ima mogućnost da popuni anketu koja će generisati preporuku proizvoda za tog korisnika</w:t>
+              <w:spacing w:after="240" w:lineRule="auto"/>
+              <w:ind w:left="140" w:firstLine="0"/>
+              <w:rPr/>
+            </w:pPr>
+            <w:r>
+              <w:rPr>
+                <w:rtl w:val="0"/>
+              </w:rPr>
+              <w:t xml:space="preserve">Klijentima koji posjeduju korisnički račun je omogućena rezervacija termina određenih usluga.</w:t>
+            </w:r>
+          </w:p>
+        </w:tc>
+      </w:tr>
+      <w:tr>
+        <w:trPr>
+          <w:cantSplit w:val="0"/>
+          <w:trHeight w:val="315" w:hRule="atLeast"/>
+          <w:tblHeader w:val="0"/>
+        </w:trPr>
+        <w:tc>
+          <w:tcPr>
+            <w:tcBorders>
+              <w:top w:color="000000" w:space="0" w:sz="0" w:val="nil"/>
+              <w:left w:color="000000" w:space="0" w:sz="8" w:val="single"/>
+              <w:bottom w:color="000000" w:space="0" w:sz="8" w:val="single"/>
+              <w:right w:color="000000" w:space="0" w:sz="8" w:val="single"/>
+            </w:tcBorders>
+            <w:tcMar>
+              <w:top w:w="0.0" w:type="dxa"/>
+              <w:left w:w="0.0" w:type="dxa"/>
+              <w:bottom w:w="0.0" w:type="dxa"/>
+              <w:right w:w="0.0" w:type="dxa"/>
+            </w:tcMar>
+            <w:vAlign w:val="top"/>
+          </w:tcPr>
+          <w:p>
+            <w:pPr>
+              <w:spacing w:after="0" w:before="20" w:lineRule="auto"/>
+              <w:ind w:left="260" w:firstLine="0"/>
+              <w:rPr/>
+            </w:pPr>
+            <w:r>
+              <w:rPr>
+                <w:rtl w:val="0"/>
+              </w:rPr>
+              <w:t xml:space="preserve">Vezani zahtjevi</w:t>
+            </w:r>
+          </w:p>
+        </w:tc>
+        <w:tc>
+          <w:tcPr>
+            <w:tcBorders>
+              <w:top w:color="000000" w:space="0" w:sz="0" w:val="nil"/>
+              <w:left w:color="000000" w:space="0" w:sz="0" w:val="nil"/>
+              <w:bottom w:color="000000" w:space="0" w:sz="8" w:val="single"/>
+              <w:right w:color="000000" w:space="0" w:sz="8" w:val="single"/>
+            </w:tcBorders>
+            <w:tcMar>
+              <w:top w:w="0.0" w:type="dxa"/>
+              <w:left w:w="0.0" w:type="dxa"/>
+              <w:bottom w:w="0.0" w:type="dxa"/>
+              <w:right w:w="0.0" w:type="dxa"/>
+            </w:tcMar>
+            <w:vAlign w:val="top"/>
+          </w:tcPr>
+          <w:p>
+            <w:pPr>
+              <w:spacing w:after="240" w:before="20" w:lineRule="auto"/>
+              <w:ind w:left="140" w:firstLine="0"/>
+              <w:rPr/>
+            </w:pPr>
+            <w:r>
+              <w:rPr>
+                <w:rtl w:val="0"/>
+              </w:rPr>
+              <w:t xml:space="preserve">/</w:t>
+            </w:r>
+          </w:p>
+        </w:tc>
+      </w:tr>
+      <w:tr>
+        <w:trPr>
+          <w:cantSplit w:val="0"/>
+          <w:trHeight w:val="315" w:hRule="atLeast"/>
+          <w:tblHeader w:val="0"/>
+        </w:trPr>
+        <w:tc>
+          <w:tcPr>
+            <w:tcBorders>
+              <w:top w:color="000000" w:space="0" w:sz="0" w:val="nil"/>
+              <w:left w:color="000000" w:space="0" w:sz="8" w:val="single"/>
+              <w:bottom w:color="000000" w:space="0" w:sz="8" w:val="single"/>
+              <w:right w:color="000000" w:space="0" w:sz="8" w:val="single"/>
+            </w:tcBorders>
+            <w:tcMar>
+              <w:top w:w="0.0" w:type="dxa"/>
+              <w:left w:w="0.0" w:type="dxa"/>
+              <w:bottom w:w="0.0" w:type="dxa"/>
+              <w:right w:w="0.0" w:type="dxa"/>
+            </w:tcMar>
+            <w:vAlign w:val="top"/>
+          </w:tcPr>
+          <w:p>
+            <w:pPr>
+              <w:spacing w:after="0" w:lineRule="auto"/>
+              <w:ind w:left="260" w:firstLine="0"/>
+              <w:rPr/>
+            </w:pPr>
+            <w:r>
+              <w:rPr>
+                <w:rtl w:val="0"/>
+              </w:rPr>
+              <w:t xml:space="preserve">Preduslovi</w:t>
+            </w:r>
+          </w:p>
+        </w:tc>
+        <w:tc>
+          <w:tcPr>
+            <w:tcBorders>
+              <w:top w:color="000000" w:space="0" w:sz="0" w:val="nil"/>
+              <w:left w:color="000000" w:space="0" w:sz="0" w:val="nil"/>
+              <w:bottom w:color="000000" w:space="0" w:sz="8" w:val="single"/>
+              <w:right w:color="000000" w:space="0" w:sz="8" w:val="single"/>
+            </w:tcBorders>
+            <w:tcMar>
+              <w:top w:w="0.0" w:type="dxa"/>
+              <w:left w:w="0.0" w:type="dxa"/>
+              <w:bottom w:w="0.0" w:type="dxa"/>
+              <w:right w:w="0.0" w:type="dxa"/>
+            </w:tcMar>
+            <w:vAlign w:val="top"/>
+          </w:tcPr>
+          <w:p>
+            <w:pPr>
+              <w:spacing w:after="240" w:lineRule="auto"/>
+              <w:ind w:left="140" w:firstLine="0"/>
+              <w:rPr/>
+            </w:pPr>
+            <w:r>
+              <w:rPr>
+                <w:rtl w:val="0"/>
+              </w:rPr>
+              <w:t xml:space="preserve">Posjedovanje korisničkog računa</w:t>
             </w:r>
           </w:p>
         </w:tc>
@@ -5021,7 +5487,7 @@
           </w:tcPr>
           <w:p>
             <w:pPr>
-              <w:spacing w:after="0" w:lineRule="auto"/>
+              <w:spacing w:after="240" w:before="240" w:line="300" w:lineRule="auto"/>
               <w:ind w:left="260" w:firstLine="0"/>
               <w:rPr/>
             </w:pPr>
@@ -5029,7 +5495,7 @@
               <w:rPr>
                 <w:rtl w:val="0"/>
               </w:rPr>
-              <w:t xml:space="preserve">Vezani zahtjevi</w:t>
+              <w:t xml:space="preserve">Posljedice – uspješan završetak</w:t>
             </w:r>
           </w:p>
         </w:tc>
@@ -5051,7 +5517,7 @@
           </w:tcPr>
           <w:p>
             <w:pPr>
-              <w:spacing w:after="240" w:lineRule="auto"/>
+              <w:spacing w:after="240" w:before="240" w:line="300" w:lineRule="auto"/>
               <w:ind w:left="140" w:firstLine="0"/>
               <w:rPr/>
             </w:pPr>
@@ -5059,7 +5525,141 @@
               <w:rPr>
                 <w:rtl w:val="0"/>
               </w:rPr>
-              <w:t xml:space="preserve">/</w:t>
+              <w:t xml:space="preserve">Uspješno kreiranje rezervacije</w:t>
+            </w:r>
+          </w:p>
+        </w:tc>
+      </w:tr>
+      <w:tr>
+        <w:trPr>
+          <w:cantSplit w:val="0"/>
+          <w:trHeight w:val="825" w:hRule="atLeast"/>
+          <w:tblHeader w:val="0"/>
+        </w:trPr>
+        <w:tc>
+          <w:tcPr>
+            <w:tcBorders>
+              <w:top w:color="000000" w:space="0" w:sz="0" w:val="nil"/>
+              <w:left w:color="000000" w:space="0" w:sz="8" w:val="single"/>
+              <w:bottom w:color="000000" w:space="0" w:sz="8" w:val="single"/>
+              <w:right w:color="000000" w:space="0" w:sz="8" w:val="single"/>
+            </w:tcBorders>
+            <w:tcMar>
+              <w:top w:w="0.0" w:type="dxa"/>
+              <w:left w:w="0.0" w:type="dxa"/>
+              <w:bottom w:w="0.0" w:type="dxa"/>
+              <w:right w:w="0.0" w:type="dxa"/>
+            </w:tcMar>
+            <w:vAlign w:val="top"/>
+          </w:tcPr>
+          <w:p>
+            <w:pPr>
+              <w:spacing w:after="0" w:before="20" w:lineRule="auto"/>
+              <w:ind w:left="260" w:firstLine="0"/>
+              <w:rPr/>
+            </w:pPr>
+            <w:r>
+              <w:rPr>
+                <w:rtl w:val="0"/>
+              </w:rPr>
+              <w:t xml:space="preserve">Posljedice – neuspješan završetak</w:t>
+            </w:r>
+          </w:p>
+        </w:tc>
+        <w:tc>
+          <w:tcPr>
+            <w:tcBorders>
+              <w:top w:color="000000" w:space="0" w:sz="0" w:val="nil"/>
+              <w:left w:color="000000" w:space="0" w:sz="0" w:val="nil"/>
+              <w:bottom w:color="000000" w:space="0" w:sz="8" w:val="single"/>
+              <w:right w:color="000000" w:space="0" w:sz="8" w:val="single"/>
+            </w:tcBorders>
+            <w:tcMar>
+              <w:top w:w="0.0" w:type="dxa"/>
+              <w:left w:w="0.0" w:type="dxa"/>
+              <w:bottom w:w="0.0" w:type="dxa"/>
+              <w:right w:w="0.0" w:type="dxa"/>
+            </w:tcMar>
+            <w:vAlign w:val="top"/>
+          </w:tcPr>
+          <w:p>
+            <w:pPr>
+              <w:spacing w:after="0" w:before="20" w:line="276" w:lineRule="auto"/>
+              <w:ind w:left="240" w:right="80" w:firstLine="0"/>
+              <w:rPr/>
+            </w:pPr>
+            <w:r>
+              <w:rPr>
+                <w:rtl w:val="0"/>
+              </w:rPr>
+              <w:t xml:space="preserve">U slučaju greške u sistemu ili sa bazom podataka,  rezervacija neće biti kreirana o čemu će korisnik biti obaviješten</w:t>
+            </w:r>
+          </w:p>
+        </w:tc>
+      </w:tr>
+      <w:tr>
+        <w:trPr>
+          <w:cantSplit w:val="0"/>
+          <w:trHeight w:val="568.7162642045454" w:hRule="atLeast"/>
+          <w:tblHeader w:val="0"/>
+        </w:trPr>
+        <w:tc>
+          <w:tcPr>
+            <w:tcBorders>
+              <w:top w:color="000000" w:space="0" w:sz="0" w:val="nil"/>
+              <w:left w:color="000000" w:space="0" w:sz="8" w:val="single"/>
+              <w:bottom w:color="000000" w:space="0" w:sz="8" w:val="single"/>
+              <w:right w:color="000000" w:space="0" w:sz="8" w:val="single"/>
+            </w:tcBorders>
+            <w:tcMar>
+              <w:top w:w="0.0" w:type="dxa"/>
+              <w:left w:w="0.0" w:type="dxa"/>
+              <w:bottom w:w="0.0" w:type="dxa"/>
+              <w:right w:w="0.0" w:type="dxa"/>
+            </w:tcMar>
+            <w:vAlign w:val="top"/>
+          </w:tcPr>
+          <w:p>
+            <w:pPr>
+              <w:spacing w:after="240" w:before="240" w:line="298.9090909090909" w:lineRule="auto"/>
+              <w:ind w:left="260" w:firstLine="0"/>
+              <w:rPr/>
+            </w:pPr>
+            <w:r>
+              <w:rPr>
+                <w:rtl w:val="0"/>
+              </w:rPr>
+              <w:t xml:space="preserve">Primarni akteri</w:t>
+            </w:r>
+          </w:p>
+        </w:tc>
+        <w:tc>
+          <w:tcPr>
+            <w:tcBorders>
+              <w:top w:color="000000" w:space="0" w:sz="0" w:val="nil"/>
+              <w:left w:color="000000" w:space="0" w:sz="0" w:val="nil"/>
+              <w:bottom w:color="000000" w:space="0" w:sz="8" w:val="single"/>
+              <w:right w:color="000000" w:space="0" w:sz="8" w:val="single"/>
+            </w:tcBorders>
+            <w:tcMar>
+              <w:top w:w="0.0" w:type="dxa"/>
+              <w:left w:w="0.0" w:type="dxa"/>
+              <w:bottom w:w="0.0" w:type="dxa"/>
+              <w:right w:w="0.0" w:type="dxa"/>
+            </w:tcMar>
+            <w:vAlign w:val="top"/>
+          </w:tcPr>
+          <w:p>
+            <w:pPr>
+              <w:spacing w:after="240" w:before="240" w:line="298.9090909090909" w:lineRule="auto"/>
+              <w:ind w:left="140" w:firstLine="0"/>
+              <w:rPr/>
+            </w:pPr>
+            <w:r>
+              <w:rPr>
+                <w:rtl w:val="0"/>
+              </w:rPr>
+              <w:t xml:space="preserve">Klijent salona, Frizer</w:t>
             </w:r>
           </w:p>
         </w:tc>
@@ -5096,7 +5696,7 @@
               <w:rPr>
                 <w:rtl w:val="0"/>
               </w:rPr>
-              <w:t xml:space="preserve">Preduslovi</w:t>
+              <w:t xml:space="preserve">Ostali akteri</w:t>
             </w:r>
           </w:p>
         </w:tc>
@@ -5126,7 +5726,7 @@
               <w:rPr>
                 <w:rtl w:val="0"/>
               </w:rPr>
-              <w:t xml:space="preserve">Pristup sistemu, posjedovanje korisničkog računa</w:t>
+              <w:t xml:space="preserve">/</w:t>
             </w:r>
           </w:p>
         </w:tc>
@@ -5134,7 +5734,7 @@
       <w:tr>
         <w:trPr>
           <w:cantSplit w:val="0"/>
-          <w:trHeight w:val="551.1487926136361" w:hRule="atLeast"/>
+          <w:trHeight w:val="3015" w:hRule="atLeast"/>
           <w:tblHeader w:val="0"/>
         </w:trPr>
         <w:tc>
@@ -5163,7 +5763,7 @@
               <w:rPr>
                 <w:rtl w:val="0"/>
               </w:rPr>
-              <w:t xml:space="preserve">Posljedice – uspješan završetak</w:t>
+              <w:t xml:space="preserve">Glavni tok</w:t>
             </w:r>
           </w:p>
         </w:tc>
@@ -5185,82 +5785,16 @@
           </w:tcPr>
           <w:p>
             <w:pPr>
-              <w:spacing w:after="240" w:before="240" w:line="298.9090909090909" w:lineRule="auto"/>
-              <w:ind w:left="140" w:firstLine="0"/>
-              <w:rPr/>
-            </w:pPr>
-            <w:r>
-              <w:rPr>
-                <w:rtl w:val="0"/>
-              </w:rPr>
-              <w:t xml:space="preserve">Korisnik na ekranu vidi generisane preporuke, uključujući linkove za narudžbu proizvoda.</w:t>
-            </w:r>
-          </w:p>
-        </w:tc>
-      </w:tr>
-      <w:tr>
-        <w:trPr>
-          <w:cantSplit w:val="0"/>
-          <w:trHeight w:val="253.71626420454538" w:hRule="atLeast"/>
-          <w:tblHeader w:val="0"/>
-        </w:trPr>
-        <w:tc>
-          <w:tcPr>
-            <w:tcBorders>
-              <w:top w:color="000000" w:space="0" w:sz="0" w:val="nil"/>
-              <w:left w:color="000000" w:space="0" w:sz="8" w:val="single"/>
-              <w:bottom w:color="000000" w:space="0" w:sz="8" w:val="single"/>
-              <w:right w:color="000000" w:space="0" w:sz="8" w:val="single"/>
-            </w:tcBorders>
-            <w:tcMar>
-              <w:top w:w="0.0" w:type="dxa"/>
-              <w:left w:w="0.0" w:type="dxa"/>
-              <w:bottom w:w="0.0" w:type="dxa"/>
-              <w:right w:w="0.0" w:type="dxa"/>
-            </w:tcMar>
-            <w:vAlign w:val="top"/>
-          </w:tcPr>
-          <w:p>
-            <w:pPr>
-              <w:spacing w:after="240" w:before="240" w:line="298.9090909090909" w:lineRule="auto"/>
-              <w:ind w:left="260" w:firstLine="0"/>
-              <w:rPr/>
-            </w:pPr>
-            <w:r>
-              <w:rPr>
-                <w:rtl w:val="0"/>
-              </w:rPr>
-              <w:t xml:space="preserve">Posljedice – neuspješan završetak</w:t>
-            </w:r>
-          </w:p>
-        </w:tc>
-        <w:tc>
-          <w:tcPr>
-            <w:tcBorders>
-              <w:top w:color="000000" w:space="0" w:sz="0" w:val="nil"/>
-              <w:left w:color="000000" w:space="0" w:sz="0" w:val="nil"/>
-              <w:bottom w:color="000000" w:space="0" w:sz="8" w:val="single"/>
-              <w:right w:color="000000" w:space="0" w:sz="8" w:val="single"/>
-            </w:tcBorders>
-            <w:tcMar>
-              <w:top w:w="0.0" w:type="dxa"/>
-              <w:left w:w="0.0" w:type="dxa"/>
-              <w:bottom w:w="0.0" w:type="dxa"/>
-              <w:right w:w="0.0" w:type="dxa"/>
-            </w:tcMar>
-            <w:vAlign w:val="top"/>
-          </w:tcPr>
-          <w:p>
-            <w:pPr>
-              <w:spacing w:after="240" w:before="240" w:line="298.9090909090909" w:lineRule="auto"/>
-              <w:ind w:left="140" w:firstLine="0"/>
-              <w:rPr/>
-            </w:pPr>
-            <w:r>
-              <w:rPr>
-                <w:rtl w:val="0"/>
-              </w:rPr>
-              <w:t xml:space="preserve">/</w:t>
+              <w:spacing w:after="0" w:line="276" w:lineRule="auto"/>
+              <w:ind w:left="240" w:right="100" w:firstLine="0"/>
+              <w:jc w:val="both"/>
+              <w:rPr/>
+            </w:pPr>
+            <w:r>
+              <w:rPr>
+                <w:rtl w:val="0"/>
+              </w:rPr>
+              <w:t xml:space="preserve">Klijent nakon prijave sa svojim korisničkom računom ima mogućnost rezervisanja termina. Nakon odabira usluge, nudi mu se mogućnost odabira termina. Pri uspješnoj rezervaciji, klijent i frizer e-mailom dobijaju obavještenje. Ukoliko je došlo do interne pogreške i rezervacija nije kreirana, ispisuje se prikladna poruka.</w:t>
             </w:r>
           </w:p>
         </w:tc>
@@ -5297,7 +5831,7 @@
               <w:rPr>
                 <w:rtl w:val="0"/>
               </w:rPr>
-              <w:t xml:space="preserve">Primarni akteri</w:t>
+              <w:t xml:space="preserve">Alternative/proširenja</w:t>
             </w:r>
           </w:p>
         </w:tc>
@@ -5327,7 +5861,191 @@
               <w:rPr>
                 <w:rtl w:val="0"/>
               </w:rPr>
+              <w:t xml:space="preserve">/</w:t>
+            </w:r>
+          </w:p>
+        </w:tc>
+      </w:tr>
+    </w:tbl>
+    <w:p>
+      <w:pPr>
+        <w:spacing w:after="240" w:before="240" w:lineRule="auto"/>
+        <w:ind w:left="0" w:firstLine="0"/>
+        <w:rPr>
+          <w:b w:val="1"/>
+          <w:bCs w:val="1"/>
+        </w:rPr>
+      </w:pPr>
+      <w:r>
+        <w:rPr>
+          <w:rtl w:val="0"/>
+        </w:rPr>
+      </w:r>
+    </w:p>
+    <w:p>
+      <w:pPr>
+        <w:spacing w:after="240" w:before="240" w:lineRule="auto"/>
+        <w:ind w:left="0" w:firstLine="0"/>
+        <w:rPr>
+          <w:b w:val="1"/>
+          <w:bCs w:val="1"/>
+        </w:rPr>
+      </w:pPr>
+      <w:r>
+        <w:rPr>
+          <w:rtl w:val="0"/>
+        </w:rPr>
+      </w:r>
+    </w:p>
+    <w:p>
+      <w:pPr>
+        <w:spacing w:after="240" w:before="240" w:lineRule="auto"/>
+        <w:ind w:left="0" w:firstLine="0"/>
+        <w:rPr>
+          <w:b w:val="1"/>
+          <w:bCs w:val="1"/>
+        </w:rPr>
+      </w:pPr>
+      <w:r>
+        <w:rPr>
+          <w:rtl w:val="0"/>
+        </w:rPr>
+      </w:r>
+    </w:p>
+    <w:p>
+      <w:pPr>
+        <w:spacing w:after="240" w:before="240" w:lineRule="auto"/>
+        <w:ind w:left="0" w:firstLine="0"/>
+        <w:rPr>
+          <w:b w:val="1"/>
+          <w:bCs w:val="1"/>
+        </w:rPr>
+      </w:pPr>
+      <w:r>
+        <w:rPr>
+          <w:rtl w:val="0"/>
+        </w:rPr>
+      </w:r>
+    </w:p>
+    <w:p>
+      <w:pPr>
+        <w:spacing w:after="240" w:before="240" w:lineRule="auto"/>
+        <w:ind w:left="0" w:firstLine="0"/>
+        <w:rPr>
+          <w:b w:val="1"/>
+          <w:bCs w:val="1"/>
+          <w:sz w:val="17"/>
+          <w:szCs w:val="17"/>
+        </w:rPr>
+      </w:pPr>
+      <w:r>
+        <w:rPr>
+          <w:b w:val="1"/>
+          <w:bCs w:val="1"/>
+          <w:rtl w:val="0"/>
+        </w:rPr>
+        <w:t xml:space="preserve">Tok događaja 1 – Uspješan završetak</w:t>
+      </w:r>
+      <w:r>
+        <w:rPr>
+          <w:rtl w:val="0"/>
+        </w:rPr>
+      </w:r>
+    </w:p>
+    <w:tbl>
+      <w:tblPr>
+        <w:tblStyle w:val="Table11"/>
+        <w:tblW w:w="8745.0" w:type="dxa"/>
+        <w:jc w:val="left"/>
+        <w:tblBorders>
+          <w:top w:color="000000" w:space="0" w:sz="0" w:val="nil"/>
+          <w:left w:color="000000" w:space="0" w:sz="0" w:val="nil"/>
+          <w:bottom w:color="000000" w:space="0" w:sz="0" w:val="nil"/>
+          <w:right w:color="000000" w:space="0" w:sz="0" w:val="nil"/>
+          <w:insideH w:color="000000" w:space="0" w:sz="0" w:val="nil"/>
+          <w:insideV w:color="000000" w:space="0" w:sz="0" w:val="nil"/>
+        </w:tblBorders>
+        <w:tblLayout w:type="fixed"/>
+        <w:tblLook w:val="0600"/>
+      </w:tblPr>
+      <w:tblGrid>
+        <w:gridCol w:w="4395"/>
+        <w:gridCol w:w="4350"/>
+        <w:tblGridChange w:id="0">
+          <w:tblGrid>
+            <w:gridCol w:w="4395"/>
+            <w:gridCol w:w="4350"/>
+          </w:tblGrid>
+        </w:tblGridChange>
+      </w:tblGrid>
+      <w:tr>
+        <w:trPr>
+          <w:cantSplit w:val="0"/>
+          <w:trHeight w:val="300" w:hRule="atLeast"/>
+          <w:tblHeader w:val="0"/>
+        </w:trPr>
+        <w:tc>
+          <w:tcPr>
+            <w:tcBorders>
+              <w:top w:color="000000" w:space="0" w:sz="8" w:val="single"/>
+              <w:left w:color="000000" w:space="0" w:sz="8" w:val="single"/>
+              <w:bottom w:color="000000" w:space="0" w:sz="8" w:val="single"/>
+              <w:right w:color="000000" w:space="0" w:sz="8" w:val="single"/>
+            </w:tcBorders>
+            <w:tcMar>
+              <w:top w:w="0.0" w:type="dxa"/>
+              <w:left w:w="0.0" w:type="dxa"/>
+              <w:bottom w:w="0.0" w:type="dxa"/>
+              <w:right w:w="0.0" w:type="dxa"/>
+            </w:tcMar>
+            <w:vAlign w:val="top"/>
+          </w:tcPr>
+          <w:p>
+            <w:pPr>
+              <w:spacing w:after="240" w:before="240" w:line="297.8181818181818" w:lineRule="auto"/>
+              <w:ind w:left="260" w:firstLine="0"/>
+              <w:rPr/>
+            </w:pPr>
+            <w:r>
+              <w:rPr>
+                <w:rtl w:val="0"/>
+              </w:rPr>
               <w:t xml:space="preserve">Klijent salona</w:t>
+            </w:r>
+            <w:r>
+              <w:rPr>
+                <w:rtl w:val="0"/>
+              </w:rPr>
+            </w:r>
+          </w:p>
+        </w:tc>
+        <w:tc>
+          <w:tcPr>
+            <w:tcBorders>
+              <w:top w:color="000000" w:space="0" w:sz="8" w:val="single"/>
+              <w:left w:color="000000" w:space="0" w:sz="0" w:val="nil"/>
+              <w:bottom w:color="000000" w:space="0" w:sz="8" w:val="single"/>
+              <w:right w:color="000000" w:space="0" w:sz="8" w:val="single"/>
+            </w:tcBorders>
+            <w:tcMar>
+              <w:top w:w="0.0" w:type="dxa"/>
+              <w:left w:w="0.0" w:type="dxa"/>
+              <w:bottom w:w="0.0" w:type="dxa"/>
+              <w:right w:w="0.0" w:type="dxa"/>
+            </w:tcMar>
+            <w:vAlign w:val="top"/>
+          </w:tcPr>
+          <w:p>
+            <w:pPr>
+              <w:spacing w:after="240" w:lineRule="auto"/>
+              <w:ind w:left="140" w:firstLine="0"/>
+              <w:rPr/>
+            </w:pPr>
+            <w:r>
+              <w:rPr>
+                <w:rtl w:val="0"/>
+              </w:rPr>
+              <w:t xml:space="preserve">Informacioni sistem za frizerski salon</w:t>
             </w:r>
           </w:p>
         </w:tc>
@@ -5364,7 +6082,7 @@
               <w:rPr>
                 <w:rtl w:val="0"/>
               </w:rPr>
-              <w:t xml:space="preserve">Ostali akteri</w:t>
+              <w:t xml:space="preserve">1  Odabire opciju rezervisanja</w:t>
             </w:r>
           </w:p>
         </w:tc>
@@ -5386,7 +6104,7 @@
           </w:tcPr>
           <w:p>
             <w:pPr>
-              <w:spacing w:after="240" w:lineRule="auto"/>
+              <w:spacing w:after="240" w:before="240" w:lineRule="auto"/>
               <w:ind w:left="140" w:firstLine="0"/>
               <w:rPr/>
             </w:pPr>
@@ -5394,7 +6112,7 @@
               <w:rPr>
                 <w:rtl w:val="0"/>
               </w:rPr>
-              <w:t xml:space="preserve">/</w:t>
+              <w:t xml:space="preserve"> </w:t>
             </w:r>
           </w:p>
         </w:tc>
@@ -5402,7 +6120,7 @@
       <w:tr>
         <w:trPr>
           <w:cantSplit w:val="0"/>
-          <w:trHeight w:val="399.9529474431818" w:hRule="atLeast"/>
+          <w:trHeight w:val="300" w:hRule="atLeast"/>
           <w:tblHeader w:val="0"/>
         </w:trPr>
         <w:tc>
@@ -5423,7 +6141,7 @@
           </w:tcPr>
           <w:p>
             <w:pPr>
-              <w:spacing w:after="240" w:before="240" w:line="295.6363636363637" w:lineRule="auto"/>
+              <w:spacing w:after="0" w:lineRule="auto"/>
               <w:ind w:left="260" w:firstLine="0"/>
               <w:rPr/>
             </w:pPr>
@@ -5431,7 +6149,7 @@
               <w:rPr>
                 <w:rtl w:val="0"/>
               </w:rPr>
-              <w:t xml:space="preserve">Glavni tok</w:t>
+              <w:t xml:space="preserve">2  Odabire uslugu</w:t>
             </w:r>
           </w:p>
         </w:tc>
@@ -5453,7 +6171,7 @@
           </w:tcPr>
           <w:p>
             <w:pPr>
-              <w:spacing w:after="240" w:before="240" w:line="295.6363636363637" w:lineRule="auto"/>
+              <w:spacing w:after="240" w:before="240" w:lineRule="auto"/>
               <w:ind w:left="140" w:firstLine="0"/>
               <w:rPr/>
             </w:pPr>
@@ -5461,7 +6179,7 @@
               <w:rPr>
                 <w:rtl w:val="0"/>
               </w:rPr>
-              <w:t xml:space="preserve">/</w:t>
+              <w:t xml:space="preserve"> </w:t>
             </w:r>
           </w:p>
         </w:tc>
@@ -5469,6 +6187,7 @@
       <w:tr>
         <w:trPr>
           <w:cantSplit w:val="0"/>
+          <w:trHeight w:val="315" w:hRule="atLeast"/>
           <w:tblHeader w:val="0"/>
         </w:trPr>
         <w:tc>
@@ -5489,45 +6208,112 @@
           </w:tcPr>
           <w:p>
             <w:pPr>
+              <w:spacing w:after="0" w:before="20" w:lineRule="auto"/>
+              <w:ind w:left="260" w:firstLine="0"/>
+              <w:rPr/>
+            </w:pPr>
+            <w:r>
+              <w:rPr>
+                <w:rtl w:val="0"/>
+              </w:rPr>
+              <w:t xml:space="preserve">3  Odabire termin</w:t>
+            </w:r>
+          </w:p>
+        </w:tc>
+        <w:tc>
+          <w:tcPr>
+            <w:tcBorders>
+              <w:top w:color="000000" w:space="0" w:sz="0" w:val="nil"/>
+              <w:left w:color="000000" w:space="0" w:sz="0" w:val="nil"/>
+              <w:bottom w:color="000000" w:space="0" w:sz="8" w:val="single"/>
+              <w:right w:color="000000" w:space="0" w:sz="8" w:val="single"/>
+            </w:tcBorders>
+            <w:tcMar>
+              <w:top w:w="0.0" w:type="dxa"/>
+              <w:left w:w="0.0" w:type="dxa"/>
+              <w:bottom w:w="0.0" w:type="dxa"/>
+              <w:right w:w="0.0" w:type="dxa"/>
+            </w:tcMar>
+            <w:vAlign w:val="top"/>
+          </w:tcPr>
+          <w:p>
+            <w:pPr>
+              <w:spacing w:after="240" w:before="240" w:lineRule="auto"/>
+              <w:ind w:left="140" w:firstLine="0"/>
+              <w:rPr/>
+            </w:pPr>
+            <w:r>
+              <w:rPr>
+                <w:rtl w:val="0"/>
+              </w:rPr>
+              <w:t xml:space="preserve"> </w:t>
+            </w:r>
+          </w:p>
+        </w:tc>
+      </w:tr>
+      <w:tr>
+        <w:trPr>
+          <w:cantSplit w:val="0"/>
+          <w:trHeight w:val="870" w:hRule="atLeast"/>
+          <w:tblHeader w:val="0"/>
+        </w:trPr>
+        <w:tc>
+          <w:tcPr>
+            <w:tcBorders>
+              <w:top w:color="000000" w:space="0" w:sz="0" w:val="nil"/>
+              <w:left w:color="000000" w:space="0" w:sz="8" w:val="single"/>
+              <w:bottom w:color="000000" w:space="0" w:sz="8" w:val="single"/>
+              <w:right w:color="000000" w:space="0" w:sz="8" w:val="single"/>
+            </w:tcBorders>
+            <w:tcMar>
+              <w:top w:w="0.0" w:type="dxa"/>
+              <w:left w:w="0.0" w:type="dxa"/>
+              <w:bottom w:w="0.0" w:type="dxa"/>
+              <w:right w:w="0.0" w:type="dxa"/>
+            </w:tcMar>
+            <w:vAlign w:val="top"/>
+          </w:tcPr>
+          <w:p>
+            <w:pPr>
+              <w:spacing w:after="240" w:before="240" w:lineRule="auto"/>
+              <w:ind w:left="140" w:firstLine="0"/>
+              <w:rPr/>
+            </w:pPr>
+            <w:r>
+              <w:rPr>
+                <w:rtl w:val="0"/>
+              </w:rPr>
+              <w:t xml:space="preserve"> </w:t>
+            </w:r>
+          </w:p>
+        </w:tc>
+        <w:tc>
+          <w:tcPr>
+            <w:tcBorders>
+              <w:top w:color="000000" w:space="0" w:sz="0" w:val="nil"/>
+              <w:left w:color="000000" w:space="0" w:sz="0" w:val="nil"/>
+              <w:bottom w:color="000000" w:space="0" w:sz="8" w:val="single"/>
+              <w:right w:color="000000" w:space="0" w:sz="8" w:val="single"/>
+            </w:tcBorders>
+            <w:tcMar>
+              <w:top w:w="0.0" w:type="dxa"/>
+              <w:left w:w="0.0" w:type="dxa"/>
+              <w:bottom w:w="0.0" w:type="dxa"/>
+              <w:right w:w="0.0" w:type="dxa"/>
+            </w:tcMar>
+            <w:vAlign w:val="top"/>
+          </w:tcPr>
+          <w:p>
+            <w:pPr>
               <w:spacing w:after="0" w:lineRule="auto"/>
-              <w:ind w:left="260" w:firstLine="0"/>
-              <w:rPr/>
-            </w:pPr>
-            <w:r>
-              <w:rPr>
-                <w:rtl w:val="0"/>
-              </w:rPr>
-              <w:t xml:space="preserve">Alternative/proširenja</w:t>
-            </w:r>
-          </w:p>
-        </w:tc>
-        <w:tc>
-          <w:tcPr>
-            <w:tcBorders>
-              <w:top w:color="000000" w:space="0" w:sz="0" w:val="nil"/>
-              <w:left w:color="000000" w:space="0" w:sz="0" w:val="nil"/>
-              <w:bottom w:color="000000" w:space="0" w:sz="8" w:val="single"/>
-              <w:right w:color="000000" w:space="0" w:sz="8" w:val="single"/>
-            </w:tcBorders>
-            <w:tcMar>
-              <w:top w:w="0.0" w:type="dxa"/>
-              <w:left w:w="0.0" w:type="dxa"/>
-              <w:bottom w:w="0.0" w:type="dxa"/>
-              <w:right w:w="0.0" w:type="dxa"/>
-            </w:tcMar>
-            <w:vAlign w:val="top"/>
-          </w:tcPr>
-          <w:p>
-            <w:pPr>
-              <w:spacing w:after="240" w:lineRule="auto"/>
-              <w:ind w:left="140" w:firstLine="0"/>
-              <w:rPr/>
-            </w:pPr>
-            <w:r>
-              <w:rPr>
-                <w:rtl w:val="0"/>
-              </w:rPr>
-              <w:t xml:space="preserve">/</w:t>
+              <w:ind w:left="240" w:firstLine="0"/>
+              <w:rPr/>
+            </w:pPr>
+            <w:r>
+              <w:rPr>
+                <w:rtl w:val="0"/>
+              </w:rPr>
+              <w:t xml:space="preserve">4 Potvrđuje rezervaciju i šalje          potvrdu korisniku</w:t>
             </w:r>
           </w:p>
         </w:tc>
@@ -5535,7 +6321,11 @@
     </w:tbl>
     <w:p>
       <w:pPr>
-        <w:rPr/>
+        <w:spacing w:after="240" w:before="200" w:lineRule="auto"/>
+        <w:rPr>
+          <w:b w:val="1"/>
+          <w:bCs w:val="1"/>
+        </w:rPr>
       </w:pPr>
       <w:r>
         <w:rPr>
@@ -5545,28 +6335,23 @@
     </w:p>
     <w:p>
       <w:pPr>
-        <w:rPr/>
+        <w:spacing w:after="240" w:before="240" w:lineRule="auto"/>
+        <w:ind w:left="140" w:firstLine="0"/>
+        <w:rPr>
+          <w:b w:val="1"/>
+          <w:bCs w:val="1"/>
+          <w:sz w:val="16"/>
+          <w:szCs w:val="16"/>
+        </w:rPr>
       </w:pPr>
       <w:r>
         <w:rPr>
+          <w:b w:val="1"/>
+          <w:bCs w:val="1"/>
           <w:rtl w:val="0"/>
         </w:rPr>
+        <w:t xml:space="preserve">Tok događaja 2 – Greška u sistemu</w:t>
       </w:r>
-    </w:p>
-    <w:p>
-      <w:pPr>
-        <w:rPr/>
-      </w:pPr>
-      <w:r>
-        <w:rPr>
-          <w:rtl w:val="0"/>
-        </w:rPr>
-      </w:r>
-    </w:p>
-    <w:p>
-      <w:pPr>
-        <w:rPr/>
-      </w:pPr>
       <w:r>
         <w:rPr>
           <w:rtl w:val="0"/>
@@ -5575,7 +6360,7 @@
     </w:p>
     <w:tbl>
       <w:tblPr>
-        <w:tblStyle w:val="Table11"/>
+        <w:tblStyle w:val="Table12"/>
         <w:tblW w:w="8745.0" w:type="dxa"/>
         <w:jc w:val="left"/>
         <w:tblBorders>
@@ -5623,7 +6408,7 @@
           </w:tcPr>
           <w:p>
             <w:pPr>
-              <w:spacing w:after="0" w:before="20" w:lineRule="auto"/>
+              <w:spacing w:after="0" w:lineRule="auto"/>
               <w:ind w:left="260" w:firstLine="0"/>
               <w:rPr/>
             </w:pPr>
@@ -5631,7 +6416,7 @@
               <w:rPr>
                 <w:rtl w:val="0"/>
               </w:rPr>
-              <w:t xml:space="preserve">Naziv slučaja upotrebe</w:t>
+              <w:t xml:space="preserve">Klijent Salona</w:t>
             </w:r>
           </w:p>
         </w:tc>
@@ -5653,20 +6438,15 @@
           </w:tcPr>
           <w:p>
             <w:pPr>
-              <w:spacing w:after="240" w:before="20" w:lineRule="auto"/>
+              <w:spacing w:after="240" w:lineRule="auto"/>
               <w:ind w:left="140" w:firstLine="0"/>
-              <w:rPr>
-                <w:b w:val="1"/>
-                <w:bCs w:val="1"/>
-              </w:rPr>
-            </w:pPr>
-            <w:r>
-              <w:rPr>
-                <w:b w:val="1"/>
-                <w:bCs w:val="1"/>
-                <w:rtl w:val="0"/>
-              </w:rPr>
-              <w:t xml:space="preserve">Rezervacija termina</w:t>
+              <w:rPr/>
+            </w:pPr>
+            <w:r>
+              <w:rPr>
+                <w:rtl w:val="0"/>
+              </w:rPr>
+              <w:t xml:space="preserve">Informacioni sistem za frizerski salon</w:t>
             </w:r>
           </w:p>
         </w:tc>
@@ -5674,7 +6454,7 @@
       <w:tr>
         <w:trPr>
           <w:cantSplit w:val="0"/>
-          <w:trHeight w:val="1350" w:hRule="atLeast"/>
+          <w:trHeight w:val="300" w:hRule="atLeast"/>
           <w:tblHeader w:val="0"/>
         </w:trPr>
         <w:tc>
@@ -5695,7 +6475,7 @@
           </w:tcPr>
           <w:p>
             <w:pPr>
-              <w:spacing w:after="0" w:lineRule="auto"/>
+              <w:spacing w:after="240" w:before="240" w:line="298.9090909090909" w:lineRule="auto"/>
               <w:ind w:left="260" w:firstLine="0"/>
               <w:rPr/>
             </w:pPr>
@@ -5703,7 +6483,7 @@
               <w:rPr>
                 <w:rtl w:val="0"/>
               </w:rPr>
-              <w:t xml:space="preserve">Opis slučaja upotrebe</w:t>
+              <w:t xml:space="preserve">1  Odabire opciju kreiranja rezervacije</w:t>
             </w:r>
           </w:p>
         </w:tc>
@@ -5725,15 +6505,20 @@
           </w:tcPr>
           <w:p>
             <w:pPr>
-              <w:spacing w:after="240" w:lineRule="auto"/>
+              <w:spacing w:after="240" w:before="240" w:lineRule="auto"/>
               <w:ind w:left="140" w:firstLine="0"/>
-              <w:rPr/>
-            </w:pPr>
-            <w:r>
-              <w:rPr>
-                <w:rtl w:val="0"/>
-              </w:rPr>
-              <w:t xml:space="preserve">Klijentima koji posjeduju korisnički račun je omogućena rezervacija termina određenih usluga.</w:t>
+              <w:rPr>
+                <w:sz w:val="16"/>
+                <w:szCs w:val="16"/>
+              </w:rPr>
+            </w:pPr>
+            <w:r>
+              <w:rPr>
+                <w:sz w:val="16"/>
+                <w:szCs w:val="16"/>
+                <w:rtl w:val="0"/>
+              </w:rPr>
+              <w:t xml:space="preserve"> </w:t>
             </w:r>
           </w:p>
         </w:tc>
@@ -5770,7 +6555,7 @@
               <w:rPr>
                 <w:rtl w:val="0"/>
               </w:rPr>
-              <w:t xml:space="preserve">Vezani zahtjevi</w:t>
+              <w:t xml:space="preserve">2  Odabire uslugu</w:t>
             </w:r>
           </w:p>
         </w:tc>
@@ -5792,7 +6577,7 @@
           </w:tcPr>
           <w:p>
             <w:pPr>
-              <w:spacing w:after="240" w:before="20" w:lineRule="auto"/>
+              <w:spacing w:after="240" w:before="240" w:lineRule="auto"/>
               <w:ind w:left="140" w:firstLine="0"/>
               <w:rPr/>
             </w:pPr>
@@ -5800,7 +6585,7 @@
               <w:rPr>
                 <w:rtl w:val="0"/>
               </w:rPr>
-              <w:t xml:space="preserve">/</w:t>
+              <w:t xml:space="preserve"> </w:t>
             </w:r>
           </w:p>
         </w:tc>
@@ -5837,7 +6622,7 @@
               <w:rPr>
                 <w:rtl w:val="0"/>
               </w:rPr>
-              <w:t xml:space="preserve">Preduslovi</w:t>
+              <w:t xml:space="preserve">3  Odabire termin</w:t>
             </w:r>
           </w:p>
         </w:tc>
@@ -5859,7 +6644,7 @@
           </w:tcPr>
           <w:p>
             <w:pPr>
-              <w:spacing w:after="240" w:lineRule="auto"/>
+              <w:spacing w:after="240" w:before="240" w:lineRule="auto"/>
               <w:ind w:left="140" w:firstLine="0"/>
               <w:rPr/>
             </w:pPr>
@@ -5867,208 +6652,7 @@
               <w:rPr>
                 <w:rtl w:val="0"/>
               </w:rPr>
-              <w:t xml:space="preserve">Posjedovanje korisničkog računa</w:t>
-            </w:r>
-          </w:p>
-        </w:tc>
-      </w:tr>
-      <w:tr>
-        <w:trPr>
-          <w:cantSplit w:val="0"/>
-          <w:trHeight w:val="300" w:hRule="atLeast"/>
-          <w:tblHeader w:val="0"/>
-        </w:trPr>
-        <w:tc>
-          <w:tcPr>
-            <w:tcBorders>
-              <w:top w:color="000000" w:space="0" w:sz="0" w:val="nil"/>
-              <w:left w:color="000000" w:space="0" w:sz="8" w:val="single"/>
-              <w:bottom w:color="000000" w:space="0" w:sz="8" w:val="single"/>
-              <w:right w:color="000000" w:space="0" w:sz="8" w:val="single"/>
-            </w:tcBorders>
-            <w:tcMar>
-              <w:top w:w="0.0" w:type="dxa"/>
-              <w:left w:w="0.0" w:type="dxa"/>
-              <w:bottom w:w="0.0" w:type="dxa"/>
-              <w:right w:w="0.0" w:type="dxa"/>
-            </w:tcMar>
-            <w:vAlign w:val="top"/>
-          </w:tcPr>
-          <w:p>
-            <w:pPr>
-              <w:spacing w:after="240" w:before="240" w:line="300" w:lineRule="auto"/>
-              <w:ind w:left="260" w:firstLine="0"/>
-              <w:rPr/>
-            </w:pPr>
-            <w:r>
-              <w:rPr>
-                <w:rtl w:val="0"/>
-              </w:rPr>
-              <w:t xml:space="preserve">Posljedice – uspješan završetak</w:t>
-            </w:r>
-          </w:p>
-        </w:tc>
-        <w:tc>
-          <w:tcPr>
-            <w:tcBorders>
-              <w:top w:color="000000" w:space="0" w:sz="0" w:val="nil"/>
-              <w:left w:color="000000" w:space="0" w:sz="0" w:val="nil"/>
-              <w:bottom w:color="000000" w:space="0" w:sz="8" w:val="single"/>
-              <w:right w:color="000000" w:space="0" w:sz="8" w:val="single"/>
-            </w:tcBorders>
-            <w:tcMar>
-              <w:top w:w="0.0" w:type="dxa"/>
-              <w:left w:w="0.0" w:type="dxa"/>
-              <w:bottom w:w="0.0" w:type="dxa"/>
-              <w:right w:w="0.0" w:type="dxa"/>
-            </w:tcMar>
-            <w:vAlign w:val="top"/>
-          </w:tcPr>
-          <w:p>
-            <w:pPr>
-              <w:spacing w:after="240" w:before="240" w:line="300" w:lineRule="auto"/>
-              <w:ind w:left="140" w:firstLine="0"/>
-              <w:rPr/>
-            </w:pPr>
-            <w:r>
-              <w:rPr>
-                <w:rtl w:val="0"/>
-              </w:rPr>
-              <w:t xml:space="preserve">Uspješno kreiranje rezervacije</w:t>
-            </w:r>
-          </w:p>
-        </w:tc>
-      </w:tr>
-      <w:tr>
-        <w:trPr>
-          <w:cantSplit w:val="0"/>
-          <w:trHeight w:val="825" w:hRule="atLeast"/>
-          <w:tblHeader w:val="0"/>
-        </w:trPr>
-        <w:tc>
-          <w:tcPr>
-            <w:tcBorders>
-              <w:top w:color="000000" w:space="0" w:sz="0" w:val="nil"/>
-              <w:left w:color="000000" w:space="0" w:sz="8" w:val="single"/>
-              <w:bottom w:color="000000" w:space="0" w:sz="8" w:val="single"/>
-              <w:right w:color="000000" w:space="0" w:sz="8" w:val="single"/>
-            </w:tcBorders>
-            <w:tcMar>
-              <w:top w:w="0.0" w:type="dxa"/>
-              <w:left w:w="0.0" w:type="dxa"/>
-              <w:bottom w:w="0.0" w:type="dxa"/>
-              <w:right w:w="0.0" w:type="dxa"/>
-            </w:tcMar>
-            <w:vAlign w:val="top"/>
-          </w:tcPr>
-          <w:p>
-            <w:pPr>
-              <w:spacing w:after="0" w:before="20" w:lineRule="auto"/>
-              <w:ind w:left="260" w:firstLine="0"/>
-              <w:rPr/>
-            </w:pPr>
-            <w:r>
-              <w:rPr>
-                <w:rtl w:val="0"/>
-              </w:rPr>
-              <w:t xml:space="preserve">Posljedice – neuspješan završetak</w:t>
-            </w:r>
-          </w:p>
-        </w:tc>
-        <w:tc>
-          <w:tcPr>
-            <w:tcBorders>
-              <w:top w:color="000000" w:space="0" w:sz="0" w:val="nil"/>
-              <w:left w:color="000000" w:space="0" w:sz="0" w:val="nil"/>
-              <w:bottom w:color="000000" w:space="0" w:sz="8" w:val="single"/>
-              <w:right w:color="000000" w:space="0" w:sz="8" w:val="single"/>
-            </w:tcBorders>
-            <w:tcMar>
-              <w:top w:w="0.0" w:type="dxa"/>
-              <w:left w:w="0.0" w:type="dxa"/>
-              <w:bottom w:w="0.0" w:type="dxa"/>
-              <w:right w:w="0.0" w:type="dxa"/>
-            </w:tcMar>
-            <w:vAlign w:val="top"/>
-          </w:tcPr>
-          <w:p>
-            <w:pPr>
-              <w:spacing w:after="0" w:before="20" w:line="276" w:lineRule="auto"/>
-              <w:ind w:left="240" w:right="80" w:firstLine="0"/>
-              <w:rPr/>
-            </w:pPr>
-            <w:r>
-              <w:rPr>
-                <w:rtl w:val="0"/>
-              </w:rPr>
-              <w:t xml:space="preserve">U slučaju greške u sistemu ili sa bazom podataka,  rezervacija neće biti kreirana o čemu će korisnik biti obaviješten</w:t>
-            </w:r>
-          </w:p>
-        </w:tc>
-      </w:tr>
-      <w:tr>
-        <w:trPr>
-          <w:cantSplit w:val="0"/>
-          <w:trHeight w:val="568.7162642045454" w:hRule="atLeast"/>
-          <w:tblHeader w:val="0"/>
-        </w:trPr>
-        <w:tc>
-          <w:tcPr>
-            <w:tcBorders>
-              <w:top w:color="000000" w:space="0" w:sz="0" w:val="nil"/>
-              <w:left w:color="000000" w:space="0" w:sz="8" w:val="single"/>
-              <w:bottom w:color="000000" w:space="0" w:sz="8" w:val="single"/>
-              <w:right w:color="000000" w:space="0" w:sz="8" w:val="single"/>
-            </w:tcBorders>
-            <w:tcMar>
-              <w:top w:w="0.0" w:type="dxa"/>
-              <w:left w:w="0.0" w:type="dxa"/>
-              <w:bottom w:w="0.0" w:type="dxa"/>
-              <w:right w:w="0.0" w:type="dxa"/>
-            </w:tcMar>
-            <w:vAlign w:val="top"/>
-          </w:tcPr>
-          <w:p>
-            <w:pPr>
-              <w:spacing w:after="240" w:before="240" w:line="298.9090909090909" w:lineRule="auto"/>
-              <w:ind w:left="260" w:firstLine="0"/>
-              <w:rPr/>
-            </w:pPr>
-            <w:r>
-              <w:rPr>
-                <w:rtl w:val="0"/>
-              </w:rPr>
-              <w:t xml:space="preserve">Primarni akteri</w:t>
-            </w:r>
-          </w:p>
-        </w:tc>
-        <w:tc>
-          <w:tcPr>
-            <w:tcBorders>
-              <w:top w:color="000000" w:space="0" w:sz="0" w:val="nil"/>
-              <w:left w:color="000000" w:space="0" w:sz="0" w:val="nil"/>
-              <w:bottom w:color="000000" w:space="0" w:sz="8" w:val="single"/>
-              <w:right w:color="000000" w:space="0" w:sz="8" w:val="single"/>
-            </w:tcBorders>
-            <w:tcMar>
-              <w:top w:w="0.0" w:type="dxa"/>
-              <w:left w:w="0.0" w:type="dxa"/>
-              <w:bottom w:w="0.0" w:type="dxa"/>
-              <w:right w:w="0.0" w:type="dxa"/>
-            </w:tcMar>
-            <w:vAlign w:val="top"/>
-          </w:tcPr>
-          <w:p>
-            <w:pPr>
-              <w:spacing w:after="240" w:before="240" w:line="298.9090909090909" w:lineRule="auto"/>
-              <w:ind w:left="140" w:firstLine="0"/>
-              <w:rPr/>
-            </w:pPr>
-            <w:r>
-              <w:rPr>
-                <w:rtl w:val="0"/>
-              </w:rPr>
-              <w:t xml:space="preserve">Klijent salona</w:t>
+              <w:t xml:space="preserve"> </w:t>
             </w:r>
           </w:p>
         </w:tc>
@@ -6097,73 +6681,6 @@
           </w:tcPr>
           <w:p>
             <w:pPr>
-              <w:spacing w:after="0" w:before="20" w:lineRule="auto"/>
-              <w:ind w:left="260" w:firstLine="0"/>
-              <w:rPr/>
-            </w:pPr>
-            <w:r>
-              <w:rPr>
-                <w:rtl w:val="0"/>
-              </w:rPr>
-              <w:t xml:space="preserve">Ostali akteri</w:t>
-            </w:r>
-          </w:p>
-        </w:tc>
-        <w:tc>
-          <w:tcPr>
-            <w:tcBorders>
-              <w:top w:color="000000" w:space="0" w:sz="0" w:val="nil"/>
-              <w:left w:color="000000" w:space="0" w:sz="0" w:val="nil"/>
-              <w:bottom w:color="000000" w:space="0" w:sz="8" w:val="single"/>
-              <w:right w:color="000000" w:space="0" w:sz="8" w:val="single"/>
-            </w:tcBorders>
-            <w:tcMar>
-              <w:top w:w="0.0" w:type="dxa"/>
-              <w:left w:w="0.0" w:type="dxa"/>
-              <w:bottom w:w="0.0" w:type="dxa"/>
-              <w:right w:w="0.0" w:type="dxa"/>
-            </w:tcMar>
-            <w:vAlign w:val="top"/>
-          </w:tcPr>
-          <w:p>
-            <w:pPr>
-              <w:spacing w:after="240" w:before="20" w:lineRule="auto"/>
-              <w:ind w:left="140" w:firstLine="0"/>
-              <w:rPr/>
-            </w:pPr>
-            <w:r>
-              <w:rPr>
-                <w:rtl w:val="0"/>
-              </w:rPr>
-              <w:t xml:space="preserve">Administrator</w:t>
-            </w:r>
-          </w:p>
-        </w:tc>
-      </w:tr>
-      <w:tr>
-        <w:trPr>
-          <w:cantSplit w:val="0"/>
-          <w:trHeight w:val="3015" w:hRule="atLeast"/>
-          <w:tblHeader w:val="0"/>
-        </w:trPr>
-        <w:tc>
-          <w:tcPr>
-            <w:tcBorders>
-              <w:top w:color="000000" w:space="0" w:sz="0" w:val="nil"/>
-              <w:left w:color="000000" w:space="0" w:sz="8" w:val="single"/>
-              <w:bottom w:color="000000" w:space="0" w:sz="8" w:val="single"/>
-              <w:right w:color="000000" w:space="0" w:sz="8" w:val="single"/>
-            </w:tcBorders>
-            <w:tcMar>
-              <w:top w:w="0.0" w:type="dxa"/>
-              <w:left w:w="0.0" w:type="dxa"/>
-              <w:bottom w:w="0.0" w:type="dxa"/>
-              <w:right w:w="0.0" w:type="dxa"/>
-            </w:tcMar>
-            <w:vAlign w:val="top"/>
-          </w:tcPr>
-          <w:p>
-            <w:pPr>
               <w:spacing w:after="0" w:lineRule="auto"/>
               <w:ind w:left="260" w:firstLine="0"/>
               <w:rPr/>
@@ -6172,52 +6689,13 @@
               <w:rPr>
                 <w:rtl w:val="0"/>
               </w:rPr>
-              <w:t xml:space="preserve">Glavni tok</w:t>
-            </w:r>
-          </w:p>
-        </w:tc>
-        <w:tc>
-          <w:tcPr>
-            <w:tcBorders>
-              <w:top w:color="000000" w:space="0" w:sz="0" w:val="nil"/>
-              <w:left w:color="000000" w:space="0" w:sz="0" w:val="nil"/>
-              <w:bottom w:color="000000" w:space="0" w:sz="8" w:val="single"/>
-              <w:right w:color="000000" w:space="0" w:sz="8" w:val="single"/>
-            </w:tcBorders>
-            <w:tcMar>
-              <w:top w:w="0.0" w:type="dxa"/>
-              <w:left w:w="0.0" w:type="dxa"/>
-              <w:bottom w:w="0.0" w:type="dxa"/>
-              <w:right w:w="0.0" w:type="dxa"/>
-            </w:tcMar>
-            <w:vAlign w:val="top"/>
-          </w:tcPr>
-          <w:p>
-            <w:pPr>
-              <w:spacing w:after="0" w:line="276" w:lineRule="auto"/>
-              <w:ind w:left="240" w:right="100" w:firstLine="0"/>
-              <w:jc w:val="both"/>
-              <w:rPr/>
-            </w:pPr>
-            <w:r>
-              <w:rPr>
-                <w:rtl w:val="0"/>
-              </w:rPr>
-              <w:t xml:space="preserve">Klijent nakon prijave sa svojim korisničkom računom ima mogućnost rezervisanja termina. Nakon odabira usluge, nudi mu se mogućnost odabira termina. Pri uspješnoj rezervaciji, dobiva potvrdu na e-mail adresu. Potom može odabrati opciju plaćanja. Ukoliko je došlo do interne pogreške i rezervacija nije kreirana, ispisuje se prikladna poruka.</w:t>
-            </w:r>
-          </w:p>
-        </w:tc>
-      </w:tr>
-      <w:tr>
-        <w:trPr>
-          <w:cantSplit w:val="0"/>
-          <w:trHeight w:val="315" w:hRule="atLeast"/>
-          <w:tblHeader w:val="0"/>
-        </w:trPr>
-        <w:tc>
-          <w:tcPr>
-            <w:tcBorders>
-              <w:top w:color="000000" w:space="0" w:sz="0" w:val="nil"/>
+            </w:r>
+          </w:p>
+        </w:tc>
+        <w:tc>
+          <w:tcPr>
+            <w:tcBorders>
+              <w:top w:color="000000" w:space="0" w:sz="8" w:val="single"/>
               <w:left w:color="000000" w:space="0" w:sz="8" w:val="single"/>
               <w:bottom w:color="000000" w:space="0" w:sz="8" w:val="single"/>
               <w:right w:color="000000" w:space="0" w:sz="8" w:val="single"/>
@@ -6228,49 +6706,18 @@
               <w:bottom w:w="0.0" w:type="dxa"/>
               <w:right w:w="0.0" w:type="dxa"/>
             </w:tcMar>
-            <w:vAlign w:val="top"/>
           </w:tcPr>
           <w:p>
             <w:pPr>
               <w:spacing w:after="0" w:before="20" w:lineRule="auto"/>
-              <w:ind w:left="260" w:firstLine="0"/>
-              <w:rPr/>
-            </w:pPr>
-            <w:r>
-              <w:rPr>
-                <w:rtl w:val="0"/>
-              </w:rPr>
-              <w:t xml:space="preserve">Alternative/proširenja</w:t>
-            </w:r>
-          </w:p>
-        </w:tc>
-        <w:tc>
-          <w:tcPr>
-            <w:tcBorders>
-              <w:top w:color="000000" w:space="0" w:sz="0" w:val="nil"/>
-              <w:left w:color="000000" w:space="0" w:sz="0" w:val="nil"/>
-              <w:bottom w:color="000000" w:space="0" w:sz="8" w:val="single"/>
-              <w:right w:color="000000" w:space="0" w:sz="8" w:val="single"/>
-            </w:tcBorders>
-            <w:tcMar>
-              <w:top w:w="0.0" w:type="dxa"/>
-              <w:left w:w="0.0" w:type="dxa"/>
-              <w:bottom w:w="0.0" w:type="dxa"/>
-              <w:right w:w="0.0" w:type="dxa"/>
-            </w:tcMar>
-            <w:vAlign w:val="top"/>
-          </w:tcPr>
-          <w:p>
-            <w:pPr>
-              <w:spacing w:after="240" w:before="20" w:lineRule="auto"/>
-              <w:ind w:left="140" w:firstLine="0"/>
-              <w:rPr/>
-            </w:pPr>
-            <w:r>
-              <w:rPr>
-                <w:rtl w:val="0"/>
-              </w:rPr>
-              <w:t xml:space="preserve">/</w:t>
+              <w:ind w:left="240" w:firstLine="0"/>
+              <w:rPr/>
+            </w:pPr>
+            <w:r>
+              <w:rPr>
+                <w:rtl w:val="0"/>
+              </w:rPr>
+              <w:t xml:space="preserve">4  Obavještava korisnika o  neuspjelom kreiranju rezervacije zbog pojave greške u sistemu</w:t>
             </w:r>
           </w:p>
         </w:tc>
@@ -6279,10 +6726,9 @@
     <w:p>
       <w:pPr>
         <w:spacing w:after="240" w:before="240" w:lineRule="auto"/>
-        <w:ind w:left="0" w:firstLine="0"/>
-        <w:rPr>
-          <w:b w:val="1"/>
-          <w:bCs w:val="1"/>
+        <w:rPr>
+          <w:sz w:val="20"/>
+          <w:szCs w:val="20"/>
         </w:rPr>
       </w:pPr>
       <w:r>
@@ -6294,10 +6740,9 @@
     <w:p>
       <w:pPr>
         <w:spacing w:after="240" w:before="240" w:lineRule="auto"/>
-        <w:ind w:left="0" w:firstLine="0"/>
-        <w:rPr>
-          <w:b w:val="1"/>
-          <w:bCs w:val="1"/>
+        <w:rPr>
+          <w:sz w:val="20"/>
+          <w:szCs w:val="20"/>
         </w:rPr>
       </w:pPr>
       <w:r>
@@ -6309,10 +6754,9 @@
     <w:p>
       <w:pPr>
         <w:spacing w:after="240" w:before="240" w:lineRule="auto"/>
-        <w:ind w:left="0" w:firstLine="0"/>
-        <w:rPr>
-          <w:b w:val="1"/>
-          <w:bCs w:val="1"/>
+        <w:rPr>
+          <w:sz w:val="20"/>
+          <w:szCs w:val="20"/>
         </w:rPr>
       </w:pPr>
       <w:r>
@@ -6324,401 +6768,9 @@
     <w:p>
       <w:pPr>
         <w:spacing w:after="240" w:before="240" w:lineRule="auto"/>
-        <w:ind w:left="0" w:firstLine="0"/>
-        <w:rPr>
-          <w:b w:val="1"/>
-          <w:bCs w:val="1"/>
-          <w:sz w:val="17"/>
-          <w:szCs w:val="17"/>
-        </w:rPr>
-      </w:pPr>
-      <w:r>
-        <w:rPr>
-          <w:b w:val="1"/>
-          <w:bCs w:val="1"/>
-          <w:rtl w:val="0"/>
-        </w:rPr>
-        <w:t xml:space="preserve">Tok događaja 1 – Uspješan završetak</w:t>
-      </w:r>
-      <w:r>
-        <w:rPr>
-          <w:rtl w:val="0"/>
-        </w:rPr>
-      </w:r>
-    </w:p>
-    <w:tbl>
-      <w:tblPr>
-        <w:tblStyle w:val="Table12"/>
-        <w:tblW w:w="8745.0" w:type="dxa"/>
-        <w:jc w:val="left"/>
-        <w:tblBorders>
-          <w:top w:color="000000" w:space="0" w:sz="0" w:val="nil"/>
-          <w:left w:color="000000" w:space="0" w:sz="0" w:val="nil"/>
-          <w:bottom w:color="000000" w:space="0" w:sz="0" w:val="nil"/>
-          <w:right w:color="000000" w:space="0" w:sz="0" w:val="nil"/>
-          <w:insideH w:color="000000" w:space="0" w:sz="0" w:val="nil"/>
-          <w:insideV w:color="000000" w:space="0" w:sz="0" w:val="nil"/>
-        </w:tblBorders>
-        <w:tblLayout w:type="fixed"/>
-        <w:tblLook w:val="0600"/>
-      </w:tblPr>
-      <w:tblGrid>
-        <w:gridCol w:w="4395"/>
-        <w:gridCol w:w="4350"/>
-        <w:tblGridChange w:id="0">
-          <w:tblGrid>
-            <w:gridCol w:w="4395"/>
-            <w:gridCol w:w="4350"/>
-          </w:tblGrid>
-        </w:tblGridChange>
-      </w:tblGrid>
-      <w:tr>
-        <w:trPr>
-          <w:cantSplit w:val="0"/>
-          <w:trHeight w:val="300" w:hRule="atLeast"/>
-          <w:tblHeader w:val="0"/>
-        </w:trPr>
-        <w:tc>
-          <w:tcPr>
-            <w:tcBorders>
-              <w:top w:color="000000" w:space="0" w:sz="8" w:val="single"/>
-              <w:left w:color="000000" w:space="0" w:sz="8" w:val="single"/>
-              <w:bottom w:color="000000" w:space="0" w:sz="8" w:val="single"/>
-              <w:right w:color="000000" w:space="0" w:sz="8" w:val="single"/>
-            </w:tcBorders>
-            <w:tcMar>
-              <w:top w:w="0.0" w:type="dxa"/>
-              <w:left w:w="0.0" w:type="dxa"/>
-              <w:bottom w:w="0.0" w:type="dxa"/>
-              <w:right w:w="0.0" w:type="dxa"/>
-            </w:tcMar>
-            <w:vAlign w:val="top"/>
-          </w:tcPr>
-          <w:p>
-            <w:pPr>
-              <w:spacing w:after="240" w:before="240" w:line="297.8181818181818" w:lineRule="auto"/>
-              <w:ind w:left="260" w:firstLine="0"/>
-              <w:rPr/>
-            </w:pPr>
-            <w:r>
-              <w:rPr>
-                <w:rtl w:val="0"/>
-              </w:rPr>
-              <w:t xml:space="preserve">Klijent salona</w:t>
-            </w:r>
-            <w:r>
-              <w:rPr>
-                <w:rtl w:val="0"/>
-              </w:rPr>
-            </w:r>
-          </w:p>
-        </w:tc>
-        <w:tc>
-          <w:tcPr>
-            <w:tcBorders>
-              <w:top w:color="000000" w:space="0" w:sz="8" w:val="single"/>
-              <w:left w:color="000000" w:space="0" w:sz="0" w:val="nil"/>
-              <w:bottom w:color="000000" w:space="0" w:sz="8" w:val="single"/>
-              <w:right w:color="000000" w:space="0" w:sz="8" w:val="single"/>
-            </w:tcBorders>
-            <w:tcMar>
-              <w:top w:w="0.0" w:type="dxa"/>
-              <w:left w:w="0.0" w:type="dxa"/>
-              <w:bottom w:w="0.0" w:type="dxa"/>
-              <w:right w:w="0.0" w:type="dxa"/>
-            </w:tcMar>
-            <w:vAlign w:val="top"/>
-          </w:tcPr>
-          <w:p>
-            <w:pPr>
-              <w:spacing w:after="240" w:lineRule="auto"/>
-              <w:ind w:left="140" w:firstLine="0"/>
-              <w:rPr/>
-            </w:pPr>
-            <w:r>
-              <w:rPr>
-                <w:rtl w:val="0"/>
-              </w:rPr>
-              <w:t xml:space="preserve">Informacioni sistem za frizerski salon</w:t>
-            </w:r>
-          </w:p>
-        </w:tc>
-      </w:tr>
-      <w:tr>
-        <w:trPr>
-          <w:cantSplit w:val="0"/>
-          <w:trHeight w:val="315" w:hRule="atLeast"/>
-          <w:tblHeader w:val="0"/>
-        </w:trPr>
-        <w:tc>
-          <w:tcPr>
-            <w:tcBorders>
-              <w:top w:color="000000" w:space="0" w:sz="0" w:val="nil"/>
-              <w:left w:color="000000" w:space="0" w:sz="8" w:val="single"/>
-              <w:bottom w:color="000000" w:space="0" w:sz="8" w:val="single"/>
-              <w:right w:color="000000" w:space="0" w:sz="8" w:val="single"/>
-            </w:tcBorders>
-            <w:tcMar>
-              <w:top w:w="0.0" w:type="dxa"/>
-              <w:left w:w="0.0" w:type="dxa"/>
-              <w:bottom w:w="0.0" w:type="dxa"/>
-              <w:right w:w="0.0" w:type="dxa"/>
-            </w:tcMar>
-            <w:vAlign w:val="top"/>
-          </w:tcPr>
-          <w:p>
-            <w:pPr>
-              <w:spacing w:after="0" w:lineRule="auto"/>
-              <w:ind w:left="260" w:firstLine="0"/>
-              <w:rPr/>
-            </w:pPr>
-            <w:r>
-              <w:rPr>
-                <w:rtl w:val="0"/>
-              </w:rPr>
-              <w:t xml:space="preserve">1  Odabire opciju rezervisanja</w:t>
-            </w:r>
-          </w:p>
-        </w:tc>
-        <w:tc>
-          <w:tcPr>
-            <w:tcBorders>
-              <w:top w:color="000000" w:space="0" w:sz="0" w:val="nil"/>
-              <w:left w:color="000000" w:space="0" w:sz="0" w:val="nil"/>
-              <w:bottom w:color="000000" w:space="0" w:sz="8" w:val="single"/>
-              <w:right w:color="000000" w:space="0" w:sz="8" w:val="single"/>
-            </w:tcBorders>
-            <w:tcMar>
-              <w:top w:w="0.0" w:type="dxa"/>
-              <w:left w:w="0.0" w:type="dxa"/>
-              <w:bottom w:w="0.0" w:type="dxa"/>
-              <w:right w:w="0.0" w:type="dxa"/>
-            </w:tcMar>
-            <w:vAlign w:val="top"/>
-          </w:tcPr>
-          <w:p>
-            <w:pPr>
-              <w:spacing w:after="240" w:before="240" w:lineRule="auto"/>
-              <w:ind w:left="140" w:firstLine="0"/>
-              <w:rPr/>
-            </w:pPr>
-            <w:r>
-              <w:rPr>
-                <w:rtl w:val="0"/>
-              </w:rPr>
-              <w:t xml:space="preserve"> </w:t>
-            </w:r>
-          </w:p>
-        </w:tc>
-      </w:tr>
-      <w:tr>
-        <w:trPr>
-          <w:cantSplit w:val="0"/>
-          <w:trHeight w:val="300" w:hRule="atLeast"/>
-          <w:tblHeader w:val="0"/>
-        </w:trPr>
-        <w:tc>
-          <w:tcPr>
-            <w:tcBorders>
-              <w:top w:color="000000" w:space="0" w:sz="0" w:val="nil"/>
-              <w:left w:color="000000" w:space="0" w:sz="8" w:val="single"/>
-              <w:bottom w:color="000000" w:space="0" w:sz="8" w:val="single"/>
-              <w:right w:color="000000" w:space="0" w:sz="8" w:val="single"/>
-            </w:tcBorders>
-            <w:tcMar>
-              <w:top w:w="0.0" w:type="dxa"/>
-              <w:left w:w="0.0" w:type="dxa"/>
-              <w:bottom w:w="0.0" w:type="dxa"/>
-              <w:right w:w="0.0" w:type="dxa"/>
-            </w:tcMar>
-            <w:vAlign w:val="top"/>
-          </w:tcPr>
-          <w:p>
-            <w:pPr>
-              <w:spacing w:after="0" w:lineRule="auto"/>
-              <w:ind w:left="260" w:firstLine="0"/>
-              <w:rPr/>
-            </w:pPr>
-            <w:r>
-              <w:rPr>
-                <w:rtl w:val="0"/>
-              </w:rPr>
-              <w:t xml:space="preserve">2  Odabire uslugu</w:t>
-            </w:r>
-          </w:p>
-        </w:tc>
-        <w:tc>
-          <w:tcPr>
-            <w:tcBorders>
-              <w:top w:color="000000" w:space="0" w:sz="0" w:val="nil"/>
-              <w:left w:color="000000" w:space="0" w:sz="0" w:val="nil"/>
-              <w:bottom w:color="000000" w:space="0" w:sz="8" w:val="single"/>
-              <w:right w:color="000000" w:space="0" w:sz="8" w:val="single"/>
-            </w:tcBorders>
-            <w:tcMar>
-              <w:top w:w="0.0" w:type="dxa"/>
-              <w:left w:w="0.0" w:type="dxa"/>
-              <w:bottom w:w="0.0" w:type="dxa"/>
-              <w:right w:w="0.0" w:type="dxa"/>
-            </w:tcMar>
-            <w:vAlign w:val="top"/>
-          </w:tcPr>
-          <w:p>
-            <w:pPr>
-              <w:spacing w:after="240" w:before="240" w:lineRule="auto"/>
-              <w:ind w:left="140" w:firstLine="0"/>
-              <w:rPr/>
-            </w:pPr>
-            <w:r>
-              <w:rPr>
-                <w:rtl w:val="0"/>
-              </w:rPr>
-              <w:t xml:space="preserve"> </w:t>
-            </w:r>
-          </w:p>
-        </w:tc>
-      </w:tr>
-      <w:tr>
-        <w:trPr>
-          <w:cantSplit w:val="0"/>
-          <w:trHeight w:val="315" w:hRule="atLeast"/>
-          <w:tblHeader w:val="0"/>
-        </w:trPr>
-        <w:tc>
-          <w:tcPr>
-            <w:tcBorders>
-              <w:top w:color="000000" w:space="0" w:sz="0" w:val="nil"/>
-              <w:left w:color="000000" w:space="0" w:sz="8" w:val="single"/>
-              <w:bottom w:color="000000" w:space="0" w:sz="8" w:val="single"/>
-              <w:right w:color="000000" w:space="0" w:sz="8" w:val="single"/>
-            </w:tcBorders>
-            <w:tcMar>
-              <w:top w:w="0.0" w:type="dxa"/>
-              <w:left w:w="0.0" w:type="dxa"/>
-              <w:bottom w:w="0.0" w:type="dxa"/>
-              <w:right w:w="0.0" w:type="dxa"/>
-            </w:tcMar>
-            <w:vAlign w:val="top"/>
-          </w:tcPr>
-          <w:p>
-            <w:pPr>
-              <w:spacing w:after="0" w:before="20" w:lineRule="auto"/>
-              <w:ind w:left="260" w:firstLine="0"/>
-              <w:rPr/>
-            </w:pPr>
-            <w:r>
-              <w:rPr>
-                <w:rtl w:val="0"/>
-              </w:rPr>
-              <w:t xml:space="preserve">3  Odabire termin</w:t>
-            </w:r>
-          </w:p>
-        </w:tc>
-        <w:tc>
-          <w:tcPr>
-            <w:tcBorders>
-              <w:top w:color="000000" w:space="0" w:sz="0" w:val="nil"/>
-              <w:left w:color="000000" w:space="0" w:sz="0" w:val="nil"/>
-              <w:bottom w:color="000000" w:space="0" w:sz="8" w:val="single"/>
-              <w:right w:color="000000" w:space="0" w:sz="8" w:val="single"/>
-            </w:tcBorders>
-            <w:tcMar>
-              <w:top w:w="0.0" w:type="dxa"/>
-              <w:left w:w="0.0" w:type="dxa"/>
-              <w:bottom w:w="0.0" w:type="dxa"/>
-              <w:right w:w="0.0" w:type="dxa"/>
-            </w:tcMar>
-            <w:vAlign w:val="top"/>
-          </w:tcPr>
-          <w:p>
-            <w:pPr>
-              <w:spacing w:after="240" w:before="240" w:lineRule="auto"/>
-              <w:ind w:left="140" w:firstLine="0"/>
-              <w:rPr/>
-            </w:pPr>
-            <w:r>
-              <w:rPr>
-                <w:rtl w:val="0"/>
-              </w:rPr>
-              <w:t xml:space="preserve"> </w:t>
-            </w:r>
-          </w:p>
-        </w:tc>
-      </w:tr>
-      <w:tr>
-        <w:trPr>
-          <w:cantSplit w:val="0"/>
-          <w:trHeight w:val="870" w:hRule="atLeast"/>
-          <w:tblHeader w:val="0"/>
-        </w:trPr>
-        <w:tc>
-          <w:tcPr>
-            <w:tcBorders>
-              <w:top w:color="000000" w:space="0" w:sz="0" w:val="nil"/>
-              <w:left w:color="000000" w:space="0" w:sz="8" w:val="single"/>
-              <w:bottom w:color="000000" w:space="0" w:sz="8" w:val="single"/>
-              <w:right w:color="000000" w:space="0" w:sz="8" w:val="single"/>
-            </w:tcBorders>
-            <w:tcMar>
-              <w:top w:w="0.0" w:type="dxa"/>
-              <w:left w:w="0.0" w:type="dxa"/>
-              <w:bottom w:w="0.0" w:type="dxa"/>
-              <w:right w:w="0.0" w:type="dxa"/>
-            </w:tcMar>
-            <w:vAlign w:val="top"/>
-          </w:tcPr>
-          <w:p>
-            <w:pPr>
-              <w:spacing w:after="240" w:before="240" w:lineRule="auto"/>
-              <w:ind w:left="140" w:firstLine="0"/>
-              <w:rPr/>
-            </w:pPr>
-            <w:r>
-              <w:rPr>
-                <w:rtl w:val="0"/>
-              </w:rPr>
-              <w:t xml:space="preserve"> </w:t>
-            </w:r>
-          </w:p>
-        </w:tc>
-        <w:tc>
-          <w:tcPr>
-            <w:tcBorders>
-              <w:top w:color="000000" w:space="0" w:sz="0" w:val="nil"/>
-              <w:left w:color="000000" w:space="0" w:sz="0" w:val="nil"/>
-              <w:bottom w:color="000000" w:space="0" w:sz="8" w:val="single"/>
-              <w:right w:color="000000" w:space="0" w:sz="8" w:val="single"/>
-            </w:tcBorders>
-            <w:tcMar>
-              <w:top w:w="0.0" w:type="dxa"/>
-              <w:left w:w="0.0" w:type="dxa"/>
-              <w:bottom w:w="0.0" w:type="dxa"/>
-              <w:right w:w="0.0" w:type="dxa"/>
-            </w:tcMar>
-            <w:vAlign w:val="top"/>
-          </w:tcPr>
-          <w:p>
-            <w:pPr>
-              <w:spacing w:after="0" w:lineRule="auto"/>
-              <w:ind w:left="240" w:firstLine="0"/>
-              <w:rPr/>
-            </w:pPr>
-            <w:r>
-              <w:rPr>
-                <w:rtl w:val="0"/>
-              </w:rPr>
-              <w:t xml:space="preserve">4 Potvrđuje rezervaciju i šalje          potvrdu korisniku</w:t>
-            </w:r>
-          </w:p>
-        </w:tc>
-      </w:tr>
-    </w:tbl>
-    <w:p>
-      <w:pPr>
-        <w:spacing w:after="240" w:before="200" w:lineRule="auto"/>
-        <w:rPr>
-          <w:b w:val="1"/>
-          <w:bCs w:val="1"/>
+        <w:rPr>
+          <w:sz w:val="20"/>
+          <w:szCs w:val="20"/>
         </w:rPr>
       </w:pPr>
       <w:r>
@@ -6729,23 +6781,12 @@
     </w:p>
     <w:p>
       <w:pPr>
-        <w:spacing w:after="240" w:before="240" w:lineRule="auto"/>
-        <w:ind w:left="140" w:firstLine="0"/>
-        <w:rPr>
-          <w:b w:val="1"/>
-          <w:bCs w:val="1"/>
+        <w:spacing w:after="240" w:lineRule="auto"/>
+        <w:rPr>
           <w:sz w:val="16"/>
           <w:szCs w:val="16"/>
         </w:rPr>
       </w:pPr>
-      <w:r>
-        <w:rPr>
-          <w:b w:val="1"/>
-          <w:bCs w:val="1"/>
-          <w:rtl w:val="0"/>
-        </w:rPr>
-        <w:t xml:space="preserve">Tok događaja 2 – Greška u sistemu</w:t>
-      </w:r>
       <w:r>
         <w:rPr>
           <w:rtl w:val="0"/>
@@ -6755,441 +6796,6 @@
     <w:tbl>
       <w:tblPr>
         <w:tblStyle w:val="Table13"/>
-        <w:tblW w:w="8745.0" w:type="dxa"/>
-        <w:jc w:val="left"/>
-        <w:tblBorders>
-          <w:top w:color="000000" w:space="0" w:sz="0" w:val="nil"/>
-          <w:left w:color="000000" w:space="0" w:sz="0" w:val="nil"/>
-          <w:bottom w:color="000000" w:space="0" w:sz="0" w:val="nil"/>
-          <w:right w:color="000000" w:space="0" w:sz="0" w:val="nil"/>
-          <w:insideH w:color="000000" w:space="0" w:sz="0" w:val="nil"/>
-          <w:insideV w:color="000000" w:space="0" w:sz="0" w:val="nil"/>
-        </w:tblBorders>
-        <w:tblLayout w:type="fixed"/>
-        <w:tblLook w:val="0600"/>
-      </w:tblPr>
-      <w:tblGrid>
-        <w:gridCol w:w="4425"/>
-        <w:gridCol w:w="4320"/>
-        <w:tblGridChange w:id="0">
-          <w:tblGrid>
-            <w:gridCol w:w="4425"/>
-            <w:gridCol w:w="4320"/>
-          </w:tblGrid>
-        </w:tblGridChange>
-      </w:tblGrid>
-      <w:tr>
-        <w:trPr>
-          <w:cantSplit w:val="0"/>
-          <w:trHeight w:val="315" w:hRule="atLeast"/>
-          <w:tblHeader w:val="0"/>
-        </w:trPr>
-        <w:tc>
-          <w:tcPr>
-            <w:tcBorders>
-              <w:top w:color="000000" w:space="0" w:sz="8" w:val="single"/>
-              <w:left w:color="000000" w:space="0" w:sz="8" w:val="single"/>
-              <w:bottom w:color="000000" w:space="0" w:sz="8" w:val="single"/>
-              <w:right w:color="000000" w:space="0" w:sz="8" w:val="single"/>
-            </w:tcBorders>
-            <w:tcMar>
-              <w:top w:w="0.0" w:type="dxa"/>
-              <w:left w:w="0.0" w:type="dxa"/>
-              <w:bottom w:w="0.0" w:type="dxa"/>
-              <w:right w:w="0.0" w:type="dxa"/>
-            </w:tcMar>
-            <w:vAlign w:val="top"/>
-          </w:tcPr>
-          <w:p>
-            <w:pPr>
-              <w:spacing w:after="0" w:lineRule="auto"/>
-              <w:ind w:left="260" w:firstLine="0"/>
-              <w:rPr/>
-            </w:pPr>
-            <w:r>
-              <w:rPr>
-                <w:rtl w:val="0"/>
-              </w:rPr>
-              <w:t xml:space="preserve">Klijent Salona</w:t>
-            </w:r>
-          </w:p>
-        </w:tc>
-        <w:tc>
-          <w:tcPr>
-            <w:tcBorders>
-              <w:top w:color="000000" w:space="0" w:sz="8" w:val="single"/>
-              <w:left w:color="000000" w:space="0" w:sz="0" w:val="nil"/>
-              <w:bottom w:color="000000" w:space="0" w:sz="8" w:val="single"/>
-              <w:right w:color="000000" w:space="0" w:sz="8" w:val="single"/>
-            </w:tcBorders>
-            <w:tcMar>
-              <w:top w:w="0.0" w:type="dxa"/>
-              <w:left w:w="0.0" w:type="dxa"/>
-              <w:bottom w:w="0.0" w:type="dxa"/>
-              <w:right w:w="0.0" w:type="dxa"/>
-            </w:tcMar>
-            <w:vAlign w:val="top"/>
-          </w:tcPr>
-          <w:p>
-            <w:pPr>
-              <w:spacing w:after="240" w:lineRule="auto"/>
-              <w:ind w:left="140" w:firstLine="0"/>
-              <w:rPr/>
-            </w:pPr>
-            <w:r>
-              <w:rPr>
-                <w:rtl w:val="0"/>
-              </w:rPr>
-              <w:t xml:space="preserve">Informacioni sistem za frizerski salon</w:t>
-            </w:r>
-          </w:p>
-        </w:tc>
-      </w:tr>
-      <w:tr>
-        <w:trPr>
-          <w:cantSplit w:val="0"/>
-          <w:trHeight w:val="300" w:hRule="atLeast"/>
-          <w:tblHeader w:val="0"/>
-        </w:trPr>
-        <w:tc>
-          <w:tcPr>
-            <w:tcBorders>
-              <w:top w:color="000000" w:space="0" w:sz="0" w:val="nil"/>
-              <w:left w:color="000000" w:space="0" w:sz="8" w:val="single"/>
-              <w:bottom w:color="000000" w:space="0" w:sz="8" w:val="single"/>
-              <w:right w:color="000000" w:space="0" w:sz="8" w:val="single"/>
-            </w:tcBorders>
-            <w:tcMar>
-              <w:top w:w="0.0" w:type="dxa"/>
-              <w:left w:w="0.0" w:type="dxa"/>
-              <w:bottom w:w="0.0" w:type="dxa"/>
-              <w:right w:w="0.0" w:type="dxa"/>
-            </w:tcMar>
-            <w:vAlign w:val="top"/>
-          </w:tcPr>
-          <w:p>
-            <w:pPr>
-              <w:spacing w:after="240" w:before="240" w:line="298.9090909090909" w:lineRule="auto"/>
-              <w:ind w:left="260" w:firstLine="0"/>
-              <w:rPr/>
-            </w:pPr>
-            <w:r>
-              <w:rPr>
-                <w:rtl w:val="0"/>
-              </w:rPr>
-              <w:t xml:space="preserve">1  Odabire opciju kreiranja rezervacije</w:t>
-            </w:r>
-          </w:p>
-        </w:tc>
-        <w:tc>
-          <w:tcPr>
-            <w:tcBorders>
-              <w:top w:color="000000" w:space="0" w:sz="0" w:val="nil"/>
-              <w:left w:color="000000" w:space="0" w:sz="0" w:val="nil"/>
-              <w:bottom w:color="000000" w:space="0" w:sz="8" w:val="single"/>
-              <w:right w:color="000000" w:space="0" w:sz="8" w:val="single"/>
-            </w:tcBorders>
-            <w:tcMar>
-              <w:top w:w="0.0" w:type="dxa"/>
-              <w:left w:w="0.0" w:type="dxa"/>
-              <w:bottom w:w="0.0" w:type="dxa"/>
-              <w:right w:w="0.0" w:type="dxa"/>
-            </w:tcMar>
-            <w:vAlign w:val="top"/>
-          </w:tcPr>
-          <w:p>
-            <w:pPr>
-              <w:spacing w:after="240" w:before="240" w:lineRule="auto"/>
-              <w:ind w:left="140" w:firstLine="0"/>
-              <w:rPr>
-                <w:sz w:val="16"/>
-                <w:szCs w:val="16"/>
-              </w:rPr>
-            </w:pPr>
-            <w:r>
-              <w:rPr>
-                <w:sz w:val="16"/>
-                <w:szCs w:val="16"/>
-                <w:rtl w:val="0"/>
-              </w:rPr>
-              <w:t xml:space="preserve"> </w:t>
-            </w:r>
-          </w:p>
-        </w:tc>
-      </w:tr>
-      <w:tr>
-        <w:trPr>
-          <w:cantSplit w:val="0"/>
-          <w:trHeight w:val="315" w:hRule="atLeast"/>
-          <w:tblHeader w:val="0"/>
-        </w:trPr>
-        <w:tc>
-          <w:tcPr>
-            <w:tcBorders>
-              <w:top w:color="000000" w:space="0" w:sz="0" w:val="nil"/>
-              <w:left w:color="000000" w:space="0" w:sz="8" w:val="single"/>
-              <w:bottom w:color="000000" w:space="0" w:sz="8" w:val="single"/>
-              <w:right w:color="000000" w:space="0" w:sz="8" w:val="single"/>
-            </w:tcBorders>
-            <w:tcMar>
-              <w:top w:w="0.0" w:type="dxa"/>
-              <w:left w:w="0.0" w:type="dxa"/>
-              <w:bottom w:w="0.0" w:type="dxa"/>
-              <w:right w:w="0.0" w:type="dxa"/>
-            </w:tcMar>
-            <w:vAlign w:val="top"/>
-          </w:tcPr>
-          <w:p>
-            <w:pPr>
-              <w:spacing w:after="0" w:before="20" w:lineRule="auto"/>
-              <w:ind w:left="260" w:firstLine="0"/>
-              <w:rPr/>
-            </w:pPr>
-            <w:r>
-              <w:rPr>
-                <w:rtl w:val="0"/>
-              </w:rPr>
-              <w:t xml:space="preserve">2  Odabire uslugu</w:t>
-            </w:r>
-          </w:p>
-        </w:tc>
-        <w:tc>
-          <w:tcPr>
-            <w:tcBorders>
-              <w:top w:color="000000" w:space="0" w:sz="0" w:val="nil"/>
-              <w:left w:color="000000" w:space="0" w:sz="0" w:val="nil"/>
-              <w:bottom w:color="000000" w:space="0" w:sz="8" w:val="single"/>
-              <w:right w:color="000000" w:space="0" w:sz="8" w:val="single"/>
-            </w:tcBorders>
-            <w:tcMar>
-              <w:top w:w="0.0" w:type="dxa"/>
-              <w:left w:w="0.0" w:type="dxa"/>
-              <w:bottom w:w="0.0" w:type="dxa"/>
-              <w:right w:w="0.0" w:type="dxa"/>
-            </w:tcMar>
-            <w:vAlign w:val="top"/>
-          </w:tcPr>
-          <w:p>
-            <w:pPr>
-              <w:spacing w:after="240" w:before="240" w:lineRule="auto"/>
-              <w:ind w:left="140" w:firstLine="0"/>
-              <w:rPr/>
-            </w:pPr>
-            <w:r>
-              <w:rPr>
-                <w:rtl w:val="0"/>
-              </w:rPr>
-              <w:t xml:space="preserve"> </w:t>
-            </w:r>
-          </w:p>
-        </w:tc>
-      </w:tr>
-      <w:tr>
-        <w:trPr>
-          <w:cantSplit w:val="0"/>
-          <w:trHeight w:val="315" w:hRule="atLeast"/>
-          <w:tblHeader w:val="0"/>
-        </w:trPr>
-        <w:tc>
-          <w:tcPr>
-            <w:tcBorders>
-              <w:top w:color="000000" w:space="0" w:sz="0" w:val="nil"/>
-              <w:left w:color="000000" w:space="0" w:sz="8" w:val="single"/>
-              <w:bottom w:color="000000" w:space="0" w:sz="8" w:val="single"/>
-              <w:right w:color="000000" w:space="0" w:sz="8" w:val="single"/>
-            </w:tcBorders>
-            <w:tcMar>
-              <w:top w:w="0.0" w:type="dxa"/>
-              <w:left w:w="0.0" w:type="dxa"/>
-              <w:bottom w:w="0.0" w:type="dxa"/>
-              <w:right w:w="0.0" w:type="dxa"/>
-            </w:tcMar>
-            <w:vAlign w:val="top"/>
-          </w:tcPr>
-          <w:p>
-            <w:pPr>
-              <w:spacing w:after="0" w:lineRule="auto"/>
-              <w:ind w:left="260" w:firstLine="0"/>
-              <w:rPr/>
-            </w:pPr>
-            <w:r>
-              <w:rPr>
-                <w:rtl w:val="0"/>
-              </w:rPr>
-              <w:t xml:space="preserve">3  Odabire termin</w:t>
-            </w:r>
-          </w:p>
-        </w:tc>
-        <w:tc>
-          <w:tcPr>
-            <w:tcBorders>
-              <w:top w:color="000000" w:space="0" w:sz="0" w:val="nil"/>
-              <w:left w:color="000000" w:space="0" w:sz="0" w:val="nil"/>
-              <w:bottom w:color="000000" w:space="0" w:sz="8" w:val="single"/>
-              <w:right w:color="000000" w:space="0" w:sz="8" w:val="single"/>
-            </w:tcBorders>
-            <w:tcMar>
-              <w:top w:w="0.0" w:type="dxa"/>
-              <w:left w:w="0.0" w:type="dxa"/>
-              <w:bottom w:w="0.0" w:type="dxa"/>
-              <w:right w:w="0.0" w:type="dxa"/>
-            </w:tcMar>
-            <w:vAlign w:val="top"/>
-          </w:tcPr>
-          <w:p>
-            <w:pPr>
-              <w:spacing w:after="240" w:before="240" w:lineRule="auto"/>
-              <w:ind w:left="140" w:firstLine="0"/>
-              <w:rPr/>
-            </w:pPr>
-            <w:r>
-              <w:rPr>
-                <w:rtl w:val="0"/>
-              </w:rPr>
-              <w:t xml:space="preserve"> </w:t>
-            </w:r>
-          </w:p>
-        </w:tc>
-      </w:tr>
-      <w:tr>
-        <w:trPr>
-          <w:cantSplit w:val="0"/>
-          <w:trHeight w:val="315" w:hRule="atLeast"/>
-          <w:tblHeader w:val="0"/>
-        </w:trPr>
-        <w:tc>
-          <w:tcPr>
-            <w:tcBorders>
-              <w:top w:color="000000" w:space="0" w:sz="0" w:val="nil"/>
-              <w:left w:color="000000" w:space="0" w:sz="8" w:val="single"/>
-              <w:bottom w:color="000000" w:space="0" w:sz="8" w:val="single"/>
-              <w:right w:color="000000" w:space="0" w:sz="8" w:val="single"/>
-            </w:tcBorders>
-            <w:tcMar>
-              <w:top w:w="0.0" w:type="dxa"/>
-              <w:left w:w="0.0" w:type="dxa"/>
-              <w:bottom w:w="0.0" w:type="dxa"/>
-              <w:right w:w="0.0" w:type="dxa"/>
-            </w:tcMar>
-            <w:vAlign w:val="top"/>
-          </w:tcPr>
-          <w:p>
-            <w:pPr>
-              <w:spacing w:after="0" w:lineRule="auto"/>
-              <w:ind w:left="260" w:firstLine="0"/>
-              <w:rPr/>
-            </w:pPr>
-            <w:r>
-              <w:rPr>
-                <w:rtl w:val="0"/>
-              </w:rPr>
-            </w:r>
-          </w:p>
-        </w:tc>
-        <w:tc>
-          <w:tcPr>
-            <w:tcBorders>
-              <w:top w:color="000000" w:space="0" w:sz="8" w:val="single"/>
-              <w:left w:color="000000" w:space="0" w:sz="8" w:val="single"/>
-              <w:bottom w:color="000000" w:space="0" w:sz="8" w:val="single"/>
-              <w:right w:color="000000" w:space="0" w:sz="8" w:val="single"/>
-            </w:tcBorders>
-            <w:tcMar>
-              <w:top w:w="0.0" w:type="dxa"/>
-              <w:left w:w="0.0" w:type="dxa"/>
-              <w:bottom w:w="0.0" w:type="dxa"/>
-              <w:right w:w="0.0" w:type="dxa"/>
-            </w:tcMar>
-          </w:tcPr>
-          <w:p>
-            <w:pPr>
-              <w:spacing w:after="0" w:before="20" w:lineRule="auto"/>
-              <w:ind w:left="240" w:firstLine="0"/>
-              <w:rPr/>
-            </w:pPr>
-            <w:r>
-              <w:rPr>
-                <w:rtl w:val="0"/>
-              </w:rPr>
-              <w:t xml:space="preserve">4  Obavještava korisnika o  neuspjelom kreiranju rezervacije zbog pojave greške u sistemu</w:t>
-            </w:r>
-          </w:p>
-        </w:tc>
-      </w:tr>
-    </w:tbl>
-    <w:p>
-      <w:pPr>
-        <w:spacing w:after="240" w:before="240" w:lineRule="auto"/>
-        <w:rPr>
-          <w:sz w:val="20"/>
-          <w:szCs w:val="20"/>
-        </w:rPr>
-      </w:pPr>
-      <w:r>
-        <w:rPr>
-          <w:rtl w:val="0"/>
-        </w:rPr>
-      </w:r>
-    </w:p>
-    <w:p>
-      <w:pPr>
-        <w:spacing w:after="240" w:before="240" w:lineRule="auto"/>
-        <w:rPr>
-          <w:sz w:val="20"/>
-          <w:szCs w:val="20"/>
-        </w:rPr>
-      </w:pPr>
-      <w:r>
-        <w:rPr>
-          <w:rtl w:val="0"/>
-        </w:rPr>
-      </w:r>
-    </w:p>
-    <w:p>
-      <w:pPr>
-        <w:spacing w:after="240" w:before="240" w:lineRule="auto"/>
-        <w:rPr>
-          <w:sz w:val="20"/>
-          <w:szCs w:val="20"/>
-        </w:rPr>
-      </w:pPr>
-      <w:r>
-        <w:rPr>
-          <w:rtl w:val="0"/>
-        </w:rPr>
-      </w:r>
-    </w:p>
-    <w:p>
-      <w:pPr>
-        <w:spacing w:after="240" w:before="240" w:lineRule="auto"/>
-        <w:rPr>
-          <w:sz w:val="20"/>
-          <w:szCs w:val="20"/>
-        </w:rPr>
-      </w:pPr>
-      <w:r>
-        <w:rPr>
-          <w:rtl w:val="0"/>
-        </w:rPr>
-      </w:r>
-    </w:p>
-    <w:p>
-      <w:pPr>
-        <w:spacing w:after="240" w:lineRule="auto"/>
-        <w:rPr>
-          <w:sz w:val="16"/>
-          <w:szCs w:val="16"/>
-        </w:rPr>
-      </w:pPr>
-      <w:r>
-        <w:rPr>
-          <w:rtl w:val="0"/>
-        </w:rPr>
-      </w:r>
-    </w:p>
-    <w:tbl>
-      <w:tblPr>
-        <w:tblStyle w:val="Table14"/>
         <w:tblW w:w="8745.0" w:type="dxa"/>
         <w:jc w:val="left"/>
         <w:tblBorders>
@@ -7696,7 +7302,7 @@
               <w:rPr>
                 <w:rtl w:val="0"/>
               </w:rPr>
-              <w:t xml:space="preserve">Klijent salona</w:t>
+              <w:t xml:space="preserve">Klijent salona, Frizer</w:t>
             </w:r>
           </w:p>
         </w:tc>
@@ -7763,7 +7369,7 @@
               <w:rPr>
                 <w:rtl w:val="0"/>
               </w:rPr>
-              <w:t xml:space="preserve">Zaposlenik sistema, administrator sistema</w:t>
+              <w:t xml:space="preserve">/</w:t>
             </w:r>
           </w:p>
         </w:tc>
@@ -7831,7 +7437,7 @@
               <w:rPr>
                 <w:rtl w:val="0"/>
               </w:rPr>
-              <w:t xml:space="preserve">Klijent želi otkazati rezervaciju i šalje zahtjev koji treba potvrditi frizer. Ukoliko je zahtjev odobren, klijent dobiva obavijest, dok u slučaju neuspješnog otkazivanja, dobiva obavijest i može pokušati ponovo.</w:t>
+              <w:t xml:space="preserve">Klijent želi otkazati rezervaciju i šalje zahtjev koji treba potvrditi frizer. Ukoliko je zahtjev odobren, klijent i frizer dobijaju obavijest, dok u slučaju neuspješnog otkazivanja, dobiva obavijest i može pokušati ponovo.</w:t>
             </w:r>
           </w:p>
         </w:tc>
@@ -7932,9 +7538,23 @@
         </w:rPr>
       </w:r>
     </w:p>
+    <w:p>
+      <w:pPr>
+        <w:spacing w:after="240" w:lineRule="auto"/>
+        <w:rPr>
+          <w:sz w:val="16"/>
+          <w:szCs w:val="16"/>
+        </w:rPr>
+      </w:pPr>
+      <w:r>
+        <w:rPr>
+          <w:rtl w:val="0"/>
+        </w:rPr>
+      </w:r>
+    </w:p>
     <w:tbl>
       <w:tblPr>
-        <w:tblStyle w:val="Table15"/>
+        <w:tblStyle w:val="Table14"/>
         <w:tblW w:w="8745.0" w:type="dxa"/>
         <w:jc w:val="left"/>
         <w:tblBorders>
@@ -8697,7 +8317,7 @@
     </w:p>
     <w:tbl>
       <w:tblPr>
-        <w:tblStyle w:val="Table16"/>
+        <w:tblStyle w:val="Table15"/>
         <w:tblW w:w="8730.0" w:type="dxa"/>
         <w:jc w:val="left"/>
         <w:tblBorders>
@@ -9443,57 +9063,12 @@
     </w:tbl>
     <w:p>
       <w:pPr>
-        <w:spacing w:after="240" w:lineRule="auto"/>
+        <w:spacing w:after="240" w:before="240" w:lineRule="auto"/>
         <w:rPr>
           <w:sz w:val="16"/>
           <w:szCs w:val="16"/>
         </w:rPr>
       </w:pPr>
-      <w:r>
-        <w:rPr>
-          <w:rtl w:val="0"/>
-        </w:rPr>
-      </w:r>
-    </w:p>
-    <w:p>
-      <w:pPr>
-        <w:spacing w:after="240" w:lineRule="auto"/>
-        <w:rPr>
-          <w:sz w:val="16"/>
-          <w:szCs w:val="16"/>
-        </w:rPr>
-      </w:pPr>
-      <w:r>
-        <w:rPr>
-          <w:rtl w:val="0"/>
-        </w:rPr>
-      </w:r>
-    </w:p>
-    <w:p>
-      <w:pPr>
-        <w:spacing w:after="240" w:lineRule="auto"/>
-        <w:rPr>
-          <w:sz w:val="16"/>
-          <w:szCs w:val="16"/>
-        </w:rPr>
-      </w:pPr>
-      <w:r>
-        <w:rPr>
-          <w:rtl w:val="0"/>
-        </w:rPr>
-      </w:r>
-    </w:p>
-    <w:p>
-      <w:pPr>
-        <w:spacing w:after="240" w:lineRule="auto"/>
-        <w:rPr>
-          <w:sz w:val="16"/>
-          <w:szCs w:val="16"/>
-        </w:rPr>
-      </w:pPr>
-      <w:r>
-        <w:br w:type="page"/>
-      </w:r>
       <w:r>
         <w:rPr>
           <w:rtl w:val="0"/>
@@ -9504,6 +9079,20 @@
       <w:pPr>
         <w:spacing w:after="240" w:before="240" w:lineRule="auto"/>
         <w:rPr>
+          <w:sz w:val="16"/>
+          <w:szCs w:val="16"/>
+        </w:rPr>
+      </w:pPr>
+      <w:r>
+        <w:rPr>
+          <w:rtl w:val="0"/>
+        </w:rPr>
+      </w:r>
+    </w:p>
+    <w:p>
+      <w:pPr>
+        <w:spacing w:after="240" w:before="240" w:lineRule="auto"/>
+        <w:rPr>
           <w:b w:val="1"/>
           <w:bCs w:val="1"/>
           <w:sz w:val="17"/>
@@ -9527,13 +9116,13 @@
     <w:sdt>
       <w:sdtPr>
         <w:lock w:val="contentLocked"/>
-        <w:id w:val="-21720910"/>
-        <w:tag w:val="goog_rdk_5"/>
+        <w:id w:val="-2083490683"/>
+        <w:tag w:val="goog_rdk_4"/>
       </w:sdtPr>
       <w:sdtContent>
         <w:tbl>
           <w:tblPr>
-            <w:tblStyle w:val="Table17"/>
+            <w:tblStyle w:val="Table16"/>
             <w:tblW w:w="8745.0" w:type="dxa"/>
             <w:jc w:val="left"/>
             <w:tblBorders>
@@ -9825,7 +9414,7 @@
                   <w:rPr>
                     <w:rtl w:val="0"/>
                   </w:rPr>
-                  <w:t xml:space="preserve">6 Pita administratora da potvrdi izmjene?</w:t>
+                  <w:t xml:space="preserve">6 Pita administratora da potvrdi izmjene</w:t>
                 </w:r>
               </w:p>
             </w:tc>
@@ -9995,7 +9584,7 @@
           <w:bCs w:val="1"/>
           <w:rtl w:val="0"/>
         </w:rPr>
-        <w:t xml:space="preserve">Tok događaja 2 – Uspješan završetak</w:t>
+        <w:t xml:space="preserve">Tok događaja 2 – Odustajanje od izmjene</w:t>
       </w:r>
       <w:r>
         <w:rPr>
@@ -10006,809 +9595,13 @@
     <w:sdt>
       <w:sdtPr>
         <w:lock w:val="contentLocked"/>
-        <w:id w:val="-451274426"/>
-        <w:tag w:val="goog_rdk_6"/>
+        <w:id w:val="877062322"/>
+        <w:tag w:val="goog_rdk_5"/>
       </w:sdtPr>
       <w:sdtContent>
         <w:tbl>
           <w:tblPr>
-            <w:tblStyle w:val="Table18"/>
-            <w:tblW w:w="8745.0" w:type="dxa"/>
-            <w:jc w:val="left"/>
-            <w:tblBorders>
-              <w:top w:color="000000" w:space="0" w:sz="0" w:val="nil"/>
-              <w:left w:color="000000" w:space="0" w:sz="0" w:val="nil"/>
-              <w:bottom w:color="000000" w:space="0" w:sz="0" w:val="nil"/>
-              <w:right w:color="000000" w:space="0" w:sz="0" w:val="nil"/>
-              <w:insideH w:color="000000" w:space="0" w:sz="0" w:val="nil"/>
-              <w:insideV w:color="000000" w:space="0" w:sz="0" w:val="nil"/>
-            </w:tblBorders>
-            <w:tblLayout w:type="fixed"/>
-            <w:tblLook w:val="0600"/>
-          </w:tblPr>
-          <w:tblGrid>
-            <w:gridCol w:w="4395"/>
-            <w:gridCol w:w="4350"/>
-            <w:tblGridChange w:id="0">
-              <w:tblGrid>
-                <w:gridCol w:w="4395"/>
-                <w:gridCol w:w="4350"/>
-              </w:tblGrid>
-            </w:tblGridChange>
-          </w:tblGrid>
-          <w:tr>
-            <w:trPr>
-              <w:cantSplit w:val="0"/>
-              <w:trHeight w:val="300" w:hRule="atLeast"/>
-              <w:tblHeader w:val="0"/>
-            </w:trPr>
-            <w:tc>
-              <w:tcPr>
-                <w:tcBorders>
-                  <w:top w:color="000000" w:space="0" w:sz="8" w:val="single"/>
-                  <w:left w:color="000000" w:space="0" w:sz="8" w:val="single"/>
-                  <w:bottom w:color="000000" w:space="0" w:sz="8" w:val="single"/>
-                  <w:right w:color="000000" w:space="0" w:sz="8" w:val="single"/>
-                </w:tcBorders>
-                <w:tcMar>
-                  <w:top w:w="0.0" w:type="dxa"/>
-                  <w:left w:w="0.0" w:type="dxa"/>
-                  <w:bottom w:w="0.0" w:type="dxa"/>
-                  <w:right w:w="0.0" w:type="dxa"/>
-                </w:tcMar>
-                <w:vAlign w:val="top"/>
-              </w:tcPr>
-              <w:p>
-                <w:pPr>
-                  <w:spacing w:after="240" w:before="240" w:line="297.8181818181818" w:lineRule="auto"/>
-                  <w:ind w:left="260" w:firstLine="0"/>
-                  <w:rPr/>
-                </w:pPr>
-                <w:r>
-                  <w:rPr>
-                    <w:rtl w:val="0"/>
-                  </w:rPr>
-                  <w:t xml:space="preserve">Administrator</w:t>
-                </w:r>
-                <w:r>
-                  <w:rPr>
-                    <w:rtl w:val="0"/>
-                  </w:rPr>
-                </w:r>
-              </w:p>
-            </w:tc>
-            <w:tc>
-              <w:tcPr>
-                <w:tcBorders>
-                  <w:top w:color="000000" w:space="0" w:sz="8" w:val="single"/>
-                  <w:left w:color="000000" w:space="0" w:sz="0" w:val="nil"/>
-                  <w:bottom w:color="000000" w:space="0" w:sz="8" w:val="single"/>
-                  <w:right w:color="000000" w:space="0" w:sz="8" w:val="single"/>
-                </w:tcBorders>
-                <w:tcMar>
-                  <w:top w:w="0.0" w:type="dxa"/>
-                  <w:left w:w="0.0" w:type="dxa"/>
-                  <w:bottom w:w="0.0" w:type="dxa"/>
-                  <w:right w:w="0.0" w:type="dxa"/>
-                </w:tcMar>
-                <w:vAlign w:val="top"/>
-              </w:tcPr>
-              <w:p>
-                <w:pPr>
-                  <w:spacing w:after="240" w:lineRule="auto"/>
-                  <w:ind w:left="140" w:firstLine="0"/>
-                  <w:rPr/>
-                </w:pPr>
-                <w:r>
-                  <w:rPr>
-                    <w:rtl w:val="0"/>
-                  </w:rPr>
-                  <w:t xml:space="preserve">Informacioni sistem za frizerski salon</w:t>
-                </w:r>
-              </w:p>
-            </w:tc>
-          </w:tr>
-          <w:tr>
-            <w:trPr>
-              <w:cantSplit w:val="0"/>
-              <w:trHeight w:val="315" w:hRule="atLeast"/>
-              <w:tblHeader w:val="0"/>
-            </w:trPr>
-            <w:tc>
-              <w:tcPr>
-                <w:tcBorders>
-                  <w:top w:color="000000" w:space="0" w:sz="0" w:val="nil"/>
-                  <w:left w:color="000000" w:space="0" w:sz="8" w:val="single"/>
-                  <w:bottom w:color="000000" w:space="0" w:sz="8" w:val="single"/>
-                  <w:right w:color="000000" w:space="0" w:sz="8" w:val="single"/>
-                </w:tcBorders>
-                <w:tcMar>
-                  <w:top w:w="0.0" w:type="dxa"/>
-                  <w:left w:w="0.0" w:type="dxa"/>
-                  <w:bottom w:w="0.0" w:type="dxa"/>
-                  <w:right w:w="0.0" w:type="dxa"/>
-                </w:tcMar>
-                <w:vAlign w:val="top"/>
-              </w:tcPr>
-              <w:p>
-                <w:pPr>
-                  <w:spacing w:after="0" w:lineRule="auto"/>
-                  <w:ind w:left="260" w:firstLine="0"/>
-                  <w:rPr/>
-                </w:pPr>
-                <w:r>
-                  <w:rPr>
-                    <w:rtl w:val="0"/>
-                  </w:rPr>
-                  <w:t xml:space="preserve">1  Otvara stranicu za uređivanje ponude salona</w:t>
-                </w:r>
-              </w:p>
-            </w:tc>
-            <w:tc>
-              <w:tcPr>
-                <w:tcBorders>
-                  <w:top w:color="000000" w:space="0" w:sz="0" w:val="nil"/>
-                  <w:left w:color="000000" w:space="0" w:sz="0" w:val="nil"/>
-                  <w:bottom w:color="000000" w:space="0" w:sz="8" w:val="single"/>
-                  <w:right w:color="000000" w:space="0" w:sz="8" w:val="single"/>
-                </w:tcBorders>
-                <w:tcMar>
-                  <w:top w:w="0.0" w:type="dxa"/>
-                  <w:left w:w="0.0" w:type="dxa"/>
-                  <w:bottom w:w="0.0" w:type="dxa"/>
-                  <w:right w:w="0.0" w:type="dxa"/>
-                </w:tcMar>
-                <w:vAlign w:val="top"/>
-              </w:tcPr>
-              <w:p>
-                <w:pPr>
-                  <w:spacing w:after="240" w:before="240" w:lineRule="auto"/>
-                  <w:ind w:left="140" w:firstLine="0"/>
-                  <w:rPr/>
-                </w:pPr>
-                <w:r>
-                  <w:rPr>
-                    <w:rtl w:val="0"/>
-                  </w:rPr>
-                  <w:t xml:space="preserve"> 2 Prikazuje spisak proizvoda i usluga salona, uz opcije za dodavanje, brisanje i izmjenu</w:t>
-                </w:r>
-              </w:p>
-            </w:tc>
-          </w:tr>
-          <w:tr>
-            <w:trPr>
-              <w:cantSplit w:val="0"/>
-              <w:trHeight w:val="300" w:hRule="atLeast"/>
-              <w:tblHeader w:val="0"/>
-            </w:trPr>
-            <w:tc>
-              <w:tcPr>
-                <w:tcBorders>
-                  <w:top w:color="000000" w:space="0" w:sz="0" w:val="nil"/>
-                  <w:left w:color="000000" w:space="0" w:sz="8" w:val="single"/>
-                  <w:bottom w:color="000000" w:space="0" w:sz="8" w:val="single"/>
-                  <w:right w:color="000000" w:space="0" w:sz="8" w:val="single"/>
-                </w:tcBorders>
-                <w:tcMar>
-                  <w:top w:w="0.0" w:type="dxa"/>
-                  <w:left w:w="0.0" w:type="dxa"/>
-                  <w:bottom w:w="0.0" w:type="dxa"/>
-                  <w:right w:w="0.0" w:type="dxa"/>
-                </w:tcMar>
-                <w:vAlign w:val="top"/>
-              </w:tcPr>
-              <w:p>
-                <w:pPr>
-                  <w:spacing w:after="0" w:lineRule="auto"/>
-                  <w:ind w:left="260" w:firstLine="0"/>
-                  <w:rPr/>
-                </w:pPr>
-                <w:r>
-                  <w:rPr>
-                    <w:rtl w:val="0"/>
-                  </w:rPr>
-                  <w:t xml:space="preserve">3 Odabire opciju za dodavanje proizvoda/usluge</w:t>
-                </w:r>
-              </w:p>
-            </w:tc>
-            <w:tc>
-              <w:tcPr>
-                <w:tcBorders>
-                  <w:top w:color="000000" w:space="0" w:sz="0" w:val="nil"/>
-                  <w:left w:color="000000" w:space="0" w:sz="0" w:val="nil"/>
-                  <w:bottom w:color="000000" w:space="0" w:sz="8" w:val="single"/>
-                  <w:right w:color="000000" w:space="0" w:sz="8" w:val="single"/>
-                </w:tcBorders>
-                <w:tcMar>
-                  <w:top w:w="0.0" w:type="dxa"/>
-                  <w:left w:w="0.0" w:type="dxa"/>
-                  <w:bottom w:w="0.0" w:type="dxa"/>
-                  <w:right w:w="0.0" w:type="dxa"/>
-                </w:tcMar>
-                <w:vAlign w:val="top"/>
-              </w:tcPr>
-              <w:p>
-                <w:pPr>
-                  <w:spacing w:after="240" w:before="240" w:lineRule="auto"/>
-                  <w:ind w:left="140" w:firstLine="0"/>
-                  <w:rPr/>
-                </w:pPr>
-                <w:r>
-                  <w:rPr>
-                    <w:rtl w:val="0"/>
-                  </w:rPr>
-                  <w:t xml:space="preserve"> 4 Prikazuje prazan formular za dodavanje proizvoda/usluge </w:t>
-                </w:r>
-              </w:p>
-            </w:tc>
-          </w:tr>
-          <w:tr>
-            <w:trPr>
-              <w:cantSplit w:val="0"/>
-              <w:trHeight w:val="300" w:hRule="atLeast"/>
-              <w:tblHeader w:val="0"/>
-            </w:trPr>
-            <w:tc>
-              <w:tcPr>
-                <w:tcBorders>
-                  <w:top w:color="000000" w:space="0" w:sz="0" w:val="nil"/>
-                  <w:left w:color="000000" w:space="0" w:sz="8" w:val="single"/>
-                  <w:bottom w:color="000000" w:space="0" w:sz="8" w:val="single"/>
-                  <w:right w:color="000000" w:space="0" w:sz="8" w:val="single"/>
-                </w:tcBorders>
-                <w:tcMar>
-                  <w:top w:w="0.0" w:type="dxa"/>
-                  <w:left w:w="0.0" w:type="dxa"/>
-                  <w:bottom w:w="0.0" w:type="dxa"/>
-                  <w:right w:w="0.0" w:type="dxa"/>
-                </w:tcMar>
-                <w:vAlign w:val="top"/>
-              </w:tcPr>
-              <w:p>
-                <w:pPr>
-                  <w:spacing w:after="0" w:lineRule="auto"/>
-                  <w:ind w:left="260" w:firstLine="0"/>
-                  <w:rPr/>
-                </w:pPr>
-                <w:r>
-                  <w:rPr>
-                    <w:rtl w:val="0"/>
-                  </w:rPr>
-                  <w:t xml:space="preserve">5 Popunjava formular odgovarajućim podacima</w:t>
-                </w:r>
-              </w:p>
-            </w:tc>
-            <w:tc>
-              <w:tcPr>
-                <w:tcBorders>
-                  <w:top w:color="000000" w:space="0" w:sz="0" w:val="nil"/>
-                  <w:left w:color="000000" w:space="0" w:sz="0" w:val="nil"/>
-                  <w:bottom w:color="000000" w:space="0" w:sz="8" w:val="single"/>
-                  <w:right w:color="000000" w:space="0" w:sz="8" w:val="single"/>
-                </w:tcBorders>
-                <w:tcMar>
-                  <w:top w:w="0.0" w:type="dxa"/>
-                  <w:left w:w="0.0" w:type="dxa"/>
-                  <w:bottom w:w="0.0" w:type="dxa"/>
-                  <w:right w:w="0.0" w:type="dxa"/>
-                </w:tcMar>
-                <w:vAlign w:val="top"/>
-              </w:tcPr>
-              <w:p>
-                <w:pPr>
-                  <w:spacing w:after="240" w:before="240" w:lineRule="auto"/>
-                  <w:ind w:left="140" w:firstLine="0"/>
-                  <w:rPr/>
-                </w:pPr>
-                <w:r>
-                  <w:rPr>
-                    <w:rtl w:val="0"/>
-                  </w:rPr>
-                </w:r>
-              </w:p>
-            </w:tc>
-          </w:tr>
-          <w:tr>
-            <w:trPr>
-              <w:cantSplit w:val="0"/>
-              <w:trHeight w:val="300" w:hRule="atLeast"/>
-              <w:tblHeader w:val="0"/>
-            </w:trPr>
-            <w:tc>
-              <w:tcPr>
-                <w:tcBorders>
-                  <w:top w:color="000000" w:space="0" w:sz="0" w:val="nil"/>
-                  <w:left w:color="000000" w:space="0" w:sz="8" w:val="single"/>
-                  <w:bottom w:color="000000" w:space="0" w:sz="8" w:val="single"/>
-                  <w:right w:color="000000" w:space="0" w:sz="8" w:val="single"/>
-                </w:tcBorders>
-                <w:tcMar>
-                  <w:top w:w="0.0" w:type="dxa"/>
-                  <w:left w:w="0.0" w:type="dxa"/>
-                  <w:bottom w:w="0.0" w:type="dxa"/>
-                  <w:right w:w="0.0" w:type="dxa"/>
-                </w:tcMar>
-                <w:vAlign w:val="top"/>
-              </w:tcPr>
-              <w:p>
-                <w:pPr>
-                  <w:spacing w:after="0" w:lineRule="auto"/>
-                  <w:ind w:left="260" w:firstLine="0"/>
-                  <w:rPr/>
-                </w:pPr>
-                <w:r>
-                  <w:rPr>
-                    <w:rtl w:val="0"/>
-                  </w:rPr>
-                </w:r>
-              </w:p>
-            </w:tc>
-            <w:tc>
-              <w:tcPr>
-                <w:tcBorders>
-                  <w:top w:color="000000" w:space="0" w:sz="0" w:val="nil"/>
-                  <w:left w:color="000000" w:space="0" w:sz="0" w:val="nil"/>
-                  <w:bottom w:color="000000" w:space="0" w:sz="8" w:val="single"/>
-                  <w:right w:color="000000" w:space="0" w:sz="8" w:val="single"/>
-                </w:tcBorders>
-                <w:tcMar>
-                  <w:top w:w="0.0" w:type="dxa"/>
-                  <w:left w:w="0.0" w:type="dxa"/>
-                  <w:bottom w:w="0.0" w:type="dxa"/>
-                  <w:right w:w="0.0" w:type="dxa"/>
-                </w:tcMar>
-                <w:vAlign w:val="top"/>
-              </w:tcPr>
-              <w:p>
-                <w:pPr>
-                  <w:spacing w:after="240" w:before="240" w:lineRule="auto"/>
-                  <w:ind w:left="140" w:firstLine="0"/>
-                  <w:rPr/>
-                </w:pPr>
-                <w:r>
-                  <w:rPr>
-                    <w:rtl w:val="0"/>
-                  </w:rPr>
-                  <w:t xml:space="preserve">6 Dodaje novi proizvod/uslugu u sistem i obavještava administratora o uspješnoj operaciji</w:t>
-                </w:r>
-              </w:p>
-            </w:tc>
-          </w:tr>
-        </w:tbl>
-      </w:sdtContent>
-    </w:sdt>
-    <w:p>
-      <w:pPr>
-        <w:spacing w:after="240" w:before="240" w:lineRule="auto"/>
-        <w:rPr>
-          <w:b w:val="1"/>
-          <w:bCs w:val="1"/>
-          <w:sz w:val="17"/>
-          <w:szCs w:val="17"/>
-        </w:rPr>
-      </w:pPr>
-      <w:r>
-        <w:rPr>
-          <w:b w:val="1"/>
-          <w:bCs w:val="1"/>
-          <w:rtl w:val="0"/>
-        </w:rPr>
-        <w:t xml:space="preserve">Tok događaja 3 – Uspješan završetak</w:t>
-      </w:r>
-      <w:r>
-        <w:rPr>
-          <w:rtl w:val="0"/>
-        </w:rPr>
-      </w:r>
-    </w:p>
-    <w:sdt>
-      <w:sdtPr>
-        <w:lock w:val="contentLocked"/>
-        <w:id w:val="-881736257"/>
-        <w:tag w:val="goog_rdk_7"/>
-      </w:sdtPr>
-      <w:sdtContent>
-        <w:tbl>
-          <w:tblPr>
-            <w:tblStyle w:val="Table19"/>
-            <w:tblW w:w="8745.0" w:type="dxa"/>
-            <w:jc w:val="left"/>
-            <w:tblBorders>
-              <w:top w:color="000000" w:space="0" w:sz="0" w:val="nil"/>
-              <w:left w:color="000000" w:space="0" w:sz="0" w:val="nil"/>
-              <w:bottom w:color="000000" w:space="0" w:sz="0" w:val="nil"/>
-              <w:right w:color="000000" w:space="0" w:sz="0" w:val="nil"/>
-              <w:insideH w:color="000000" w:space="0" w:sz="0" w:val="nil"/>
-              <w:insideV w:color="000000" w:space="0" w:sz="0" w:val="nil"/>
-            </w:tblBorders>
-            <w:tblLayout w:type="fixed"/>
-            <w:tblLook w:val="0600"/>
-          </w:tblPr>
-          <w:tblGrid>
-            <w:gridCol w:w="4395"/>
-            <w:gridCol w:w="4350"/>
-            <w:tblGridChange w:id="0">
-              <w:tblGrid>
-                <w:gridCol w:w="4395"/>
-                <w:gridCol w:w="4350"/>
-              </w:tblGrid>
-            </w:tblGridChange>
-          </w:tblGrid>
-          <w:tr>
-            <w:trPr>
-              <w:cantSplit w:val="0"/>
-              <w:trHeight w:val="300" w:hRule="atLeast"/>
-              <w:tblHeader w:val="0"/>
-            </w:trPr>
-            <w:tc>
-              <w:tcPr>
-                <w:tcBorders>
-                  <w:top w:color="000000" w:space="0" w:sz="8" w:val="single"/>
-                  <w:left w:color="000000" w:space="0" w:sz="8" w:val="single"/>
-                  <w:bottom w:color="000000" w:space="0" w:sz="8" w:val="single"/>
-                  <w:right w:color="000000" w:space="0" w:sz="8" w:val="single"/>
-                </w:tcBorders>
-                <w:tcMar>
-                  <w:top w:w="0.0" w:type="dxa"/>
-                  <w:left w:w="0.0" w:type="dxa"/>
-                  <w:bottom w:w="0.0" w:type="dxa"/>
-                  <w:right w:w="0.0" w:type="dxa"/>
-                </w:tcMar>
-                <w:vAlign w:val="top"/>
-              </w:tcPr>
-              <w:p>
-                <w:pPr>
-                  <w:spacing w:after="240" w:before="240" w:line="297.8181818181818" w:lineRule="auto"/>
-                  <w:ind w:left="260" w:firstLine="0"/>
-                  <w:rPr/>
-                </w:pPr>
-                <w:r>
-                  <w:rPr>
-                    <w:rtl w:val="0"/>
-                  </w:rPr>
-                  <w:t xml:space="preserve">Administrator</w:t>
-                </w:r>
-              </w:p>
-            </w:tc>
-            <w:tc>
-              <w:tcPr>
-                <w:tcBorders>
-                  <w:top w:color="000000" w:space="0" w:sz="8" w:val="single"/>
-                  <w:left w:color="000000" w:space="0" w:sz="0" w:val="nil"/>
-                  <w:bottom w:color="000000" w:space="0" w:sz="8" w:val="single"/>
-                  <w:right w:color="000000" w:space="0" w:sz="8" w:val="single"/>
-                </w:tcBorders>
-                <w:tcMar>
-                  <w:top w:w="0.0" w:type="dxa"/>
-                  <w:left w:w="0.0" w:type="dxa"/>
-                  <w:bottom w:w="0.0" w:type="dxa"/>
-                  <w:right w:w="0.0" w:type="dxa"/>
-                </w:tcMar>
-                <w:vAlign w:val="top"/>
-              </w:tcPr>
-              <w:p>
-                <w:pPr>
-                  <w:spacing w:after="240" w:lineRule="auto"/>
-                  <w:ind w:left="140" w:firstLine="0"/>
-                  <w:rPr/>
-                </w:pPr>
-                <w:r>
-                  <w:rPr>
-                    <w:rtl w:val="0"/>
-                  </w:rPr>
-                  <w:t xml:space="preserve">Informacioni sistem za frizerski salon</w:t>
-                </w:r>
-              </w:p>
-            </w:tc>
-          </w:tr>
-          <w:tr>
-            <w:trPr>
-              <w:cantSplit w:val="0"/>
-              <w:trHeight w:val="315" w:hRule="atLeast"/>
-              <w:tblHeader w:val="0"/>
-            </w:trPr>
-            <w:tc>
-              <w:tcPr>
-                <w:tcBorders>
-                  <w:top w:color="000000" w:space="0" w:sz="0" w:val="nil"/>
-                  <w:left w:color="000000" w:space="0" w:sz="8" w:val="single"/>
-                  <w:bottom w:color="000000" w:space="0" w:sz="8" w:val="single"/>
-                  <w:right w:color="000000" w:space="0" w:sz="8" w:val="single"/>
-                </w:tcBorders>
-                <w:tcMar>
-                  <w:top w:w="0.0" w:type="dxa"/>
-                  <w:left w:w="0.0" w:type="dxa"/>
-                  <w:bottom w:w="0.0" w:type="dxa"/>
-                  <w:right w:w="0.0" w:type="dxa"/>
-                </w:tcMar>
-                <w:vAlign w:val="top"/>
-              </w:tcPr>
-              <w:p>
-                <w:pPr>
-                  <w:spacing w:after="0" w:lineRule="auto"/>
-                  <w:ind w:left="260" w:firstLine="0"/>
-                  <w:rPr/>
-                </w:pPr>
-                <w:r>
-                  <w:rPr>
-                    <w:rtl w:val="0"/>
-                  </w:rPr>
-                  <w:t xml:space="preserve">1  Otvara stranicu za uređivanje ponude salona</w:t>
-                </w:r>
-              </w:p>
-            </w:tc>
-            <w:tc>
-              <w:tcPr>
-                <w:tcBorders>
-                  <w:top w:color="000000" w:space="0" w:sz="0" w:val="nil"/>
-                  <w:left w:color="000000" w:space="0" w:sz="0" w:val="nil"/>
-                  <w:bottom w:color="000000" w:space="0" w:sz="8" w:val="single"/>
-                  <w:right w:color="000000" w:space="0" w:sz="8" w:val="single"/>
-                </w:tcBorders>
-                <w:tcMar>
-                  <w:top w:w="0.0" w:type="dxa"/>
-                  <w:left w:w="0.0" w:type="dxa"/>
-                  <w:bottom w:w="0.0" w:type="dxa"/>
-                  <w:right w:w="0.0" w:type="dxa"/>
-                </w:tcMar>
-                <w:vAlign w:val="top"/>
-              </w:tcPr>
-              <w:p>
-                <w:pPr>
-                  <w:spacing w:after="240" w:before="240" w:lineRule="auto"/>
-                  <w:ind w:left="140" w:firstLine="0"/>
-                  <w:rPr/>
-                </w:pPr>
-                <w:r>
-                  <w:rPr>
-                    <w:rtl w:val="0"/>
-                  </w:rPr>
-                  <w:t xml:space="preserve"> 2 Prikazuje spisak proizvoda i usluga salona, uz opcije za dodavanje, brisanje i izmjenu</w:t>
-                </w:r>
-              </w:p>
-            </w:tc>
-          </w:tr>
-          <w:tr>
-            <w:trPr>
-              <w:cantSplit w:val="0"/>
-              <w:trHeight w:val="300" w:hRule="atLeast"/>
-              <w:tblHeader w:val="0"/>
-            </w:trPr>
-            <w:tc>
-              <w:tcPr>
-                <w:tcBorders>
-                  <w:top w:color="000000" w:space="0" w:sz="0" w:val="nil"/>
-                  <w:left w:color="000000" w:space="0" w:sz="8" w:val="single"/>
-                  <w:bottom w:color="000000" w:space="0" w:sz="8" w:val="single"/>
-                  <w:right w:color="000000" w:space="0" w:sz="8" w:val="single"/>
-                </w:tcBorders>
-                <w:tcMar>
-                  <w:top w:w="0.0" w:type="dxa"/>
-                  <w:left w:w="0.0" w:type="dxa"/>
-                  <w:bottom w:w="0.0" w:type="dxa"/>
-                  <w:right w:w="0.0" w:type="dxa"/>
-                </w:tcMar>
-                <w:vAlign w:val="top"/>
-              </w:tcPr>
-              <w:p>
-                <w:pPr>
-                  <w:spacing w:after="0" w:lineRule="auto"/>
-                  <w:ind w:left="260" w:firstLine="0"/>
-                  <w:rPr/>
-                </w:pPr>
-                <w:r>
-                  <w:rPr>
-                    <w:rtl w:val="0"/>
-                  </w:rPr>
-                  <w:t xml:space="preserve">3 Odabire opciju za brisanje određenog proizvoda/usluge</w:t>
-                </w:r>
-              </w:p>
-            </w:tc>
-            <w:tc>
-              <w:tcPr>
-                <w:tcBorders>
-                  <w:top w:color="000000" w:space="0" w:sz="0" w:val="nil"/>
-                  <w:left w:color="000000" w:space="0" w:sz="0" w:val="nil"/>
-                  <w:bottom w:color="000000" w:space="0" w:sz="8" w:val="single"/>
-                  <w:right w:color="000000" w:space="0" w:sz="8" w:val="single"/>
-                </w:tcBorders>
-                <w:tcMar>
-                  <w:top w:w="0.0" w:type="dxa"/>
-                  <w:left w:w="0.0" w:type="dxa"/>
-                  <w:bottom w:w="0.0" w:type="dxa"/>
-                  <w:right w:w="0.0" w:type="dxa"/>
-                </w:tcMar>
-                <w:vAlign w:val="top"/>
-              </w:tcPr>
-              <w:p>
-                <w:pPr>
-                  <w:spacing w:after="240" w:before="240" w:lineRule="auto"/>
-                  <w:ind w:left="140" w:firstLine="0"/>
-                  <w:rPr/>
-                </w:pPr>
-                <w:r>
-                  <w:rPr>
-                    <w:rtl w:val="0"/>
-                  </w:rPr>
-                  <w:t xml:space="preserve">4 Pita administratora da potvrdi brisanje?</w:t>
-                </w:r>
-              </w:p>
-            </w:tc>
-          </w:tr>
-          <w:tr>
-            <w:trPr>
-              <w:cantSplit w:val="0"/>
-              <w:trHeight w:val="300" w:hRule="atLeast"/>
-              <w:tblHeader w:val="0"/>
-            </w:trPr>
-            <w:tc>
-              <w:tcPr>
-                <w:tcBorders>
-                  <w:top w:color="000000" w:space="0" w:sz="0" w:val="nil"/>
-                  <w:left w:color="000000" w:space="0" w:sz="8" w:val="single"/>
-                  <w:bottom w:color="000000" w:space="0" w:sz="8" w:val="single"/>
-                  <w:right w:color="000000" w:space="0" w:sz="8" w:val="single"/>
-                </w:tcBorders>
-                <w:tcMar>
-                  <w:top w:w="0.0" w:type="dxa"/>
-                  <w:left w:w="0.0" w:type="dxa"/>
-                  <w:bottom w:w="0.0" w:type="dxa"/>
-                  <w:right w:w="0.0" w:type="dxa"/>
-                </w:tcMar>
-                <w:vAlign w:val="top"/>
-              </w:tcPr>
-              <w:p>
-                <w:pPr>
-                  <w:spacing w:after="0" w:lineRule="auto"/>
-                  <w:ind w:left="260" w:firstLine="0"/>
-                  <w:rPr/>
-                </w:pPr>
-                <w:r>
-                  <w:rPr>
-                    <w:rtl w:val="0"/>
-                  </w:rPr>
-                  <w:t xml:space="preserve">5 Administrator potvrdi brisanje odabranog proizvoda/usluge </w:t>
-                </w:r>
-                <w:r>
-                  <w:rPr>
-                    <w:rtl w:val="0"/>
-                  </w:rPr>
-                </w:r>
-              </w:p>
-            </w:tc>
-            <w:tc>
-              <w:tcPr>
-                <w:tcBorders>
-                  <w:top w:color="000000" w:space="0" w:sz="0" w:val="nil"/>
-                  <w:left w:color="000000" w:space="0" w:sz="0" w:val="nil"/>
-                  <w:bottom w:color="000000" w:space="0" w:sz="8" w:val="single"/>
-                  <w:right w:color="000000" w:space="0" w:sz="8" w:val="single"/>
-                </w:tcBorders>
-                <w:tcMar>
-                  <w:top w:w="0.0" w:type="dxa"/>
-                  <w:left w:w="0.0" w:type="dxa"/>
-                  <w:bottom w:w="0.0" w:type="dxa"/>
-                  <w:right w:w="0.0" w:type="dxa"/>
-                </w:tcMar>
-                <w:vAlign w:val="top"/>
-              </w:tcPr>
-              <w:p>
-                <w:pPr>
-                  <w:spacing w:after="240" w:before="240" w:lineRule="auto"/>
-                  <w:ind w:left="140" w:firstLine="0"/>
-                  <w:rPr/>
-                </w:pPr>
-                <w:r>
-                  <w:rPr>
-                    <w:rtl w:val="0"/>
-                  </w:rPr>
-                </w:r>
-              </w:p>
-            </w:tc>
-          </w:tr>
-          <w:tr>
-            <w:trPr>
-              <w:cantSplit w:val="0"/>
-              <w:trHeight w:val="300" w:hRule="atLeast"/>
-              <w:tblHeader w:val="0"/>
-            </w:trPr>
-            <w:tc>
-              <w:tcPr>
-                <w:tcBorders>
-                  <w:top w:color="000000" w:space="0" w:sz="0" w:val="nil"/>
-                  <w:left w:color="000000" w:space="0" w:sz="8" w:val="single"/>
-                  <w:bottom w:color="000000" w:space="0" w:sz="8" w:val="single"/>
-                  <w:right w:color="000000" w:space="0" w:sz="8" w:val="single"/>
-                </w:tcBorders>
-                <w:tcMar>
-                  <w:top w:w="0.0" w:type="dxa"/>
-                  <w:left w:w="0.0" w:type="dxa"/>
-                  <w:bottom w:w="0.0" w:type="dxa"/>
-                  <w:right w:w="0.0" w:type="dxa"/>
-                </w:tcMar>
-                <w:vAlign w:val="top"/>
-              </w:tcPr>
-              <w:p>
-                <w:pPr>
-                  <w:spacing w:after="0" w:lineRule="auto"/>
-                  <w:ind w:left="260" w:firstLine="0"/>
-                  <w:rPr/>
-                </w:pPr>
-                <w:r>
-                  <w:rPr>
-                    <w:rtl w:val="0"/>
-                  </w:rPr>
-                </w:r>
-              </w:p>
-            </w:tc>
-            <w:tc>
-              <w:tcPr>
-                <w:tcBorders>
-                  <w:top w:color="000000" w:space="0" w:sz="0" w:val="nil"/>
-                  <w:left w:color="000000" w:space="0" w:sz="0" w:val="nil"/>
-                  <w:bottom w:color="000000" w:space="0" w:sz="8" w:val="single"/>
-                  <w:right w:color="000000" w:space="0" w:sz="8" w:val="single"/>
-                </w:tcBorders>
-                <w:tcMar>
-                  <w:top w:w="0.0" w:type="dxa"/>
-                  <w:left w:w="0.0" w:type="dxa"/>
-                  <w:bottom w:w="0.0" w:type="dxa"/>
-                  <w:right w:w="0.0" w:type="dxa"/>
-                </w:tcMar>
-                <w:vAlign w:val="top"/>
-              </w:tcPr>
-              <w:p>
-                <w:pPr>
-                  <w:spacing w:after="240" w:before="240" w:lineRule="auto"/>
-                  <w:ind w:left="140" w:firstLine="0"/>
-                  <w:rPr/>
-                </w:pPr>
-                <w:r>
-                  <w:rPr>
-                    <w:rtl w:val="0"/>
-                  </w:rPr>
-                  <w:t xml:space="preserve">6 Briše odabrani proizvod/uslugu iz sistema i obavještava administratora o uspješnoj operaciji</w:t>
-                </w:r>
-              </w:p>
-            </w:tc>
-          </w:tr>
-        </w:tbl>
-      </w:sdtContent>
-    </w:sdt>
-    <w:p>
-      <w:pPr>
-        <w:spacing w:after="240" w:before="240" w:lineRule="auto"/>
-        <w:rPr>
-          <w:b w:val="1"/>
-          <w:bCs w:val="1"/>
-          <w:sz w:val="17"/>
-          <w:szCs w:val="17"/>
-        </w:rPr>
-      </w:pPr>
-      <w:r>
-        <w:rPr>
-          <w:b w:val="1"/>
-          <w:bCs w:val="1"/>
-          <w:rtl w:val="0"/>
-        </w:rPr>
-        <w:t xml:space="preserve">Tok događaja 4 – Odustajanje od izmjene</w:t>
-      </w:r>
-      <w:r>
-        <w:rPr>
-          <w:rtl w:val="0"/>
-        </w:rPr>
-      </w:r>
-    </w:p>
-    <w:sdt>
-      <w:sdtPr>
-        <w:lock w:val="contentLocked"/>
-        <w:id w:val="776884818"/>
-        <w:tag w:val="goog_rdk_8"/>
-      </w:sdtPr>
-      <w:sdtContent>
-        <w:tbl>
-          <w:tblPr>
-            <w:tblStyle w:val="Table20"/>
+            <w:tblStyle w:val="Table17"/>
             <w:tblW w:w="8745.0" w:type="dxa"/>
             <w:jc w:val="left"/>
             <w:tblBorders>
@@ -11095,7 +9888,7 @@
                   <w:rPr>
                     <w:rtl w:val="0"/>
                   </w:rPr>
-                  <w:t xml:space="preserve">6 Pita administratora da potvrdi izmjene?</w:t>
+                  <w:t xml:space="preserve">6 Pita administratora da potvrdi izmjene</w:t>
                 </w:r>
               </w:p>
             </w:tc>
@@ -11237,7 +10030,7 @@
     </w:sdt>
     <w:p>
       <w:pPr>
-        <w:spacing w:after="240" w:before="200" w:lineRule="auto"/>
+        <w:spacing w:after="240" w:before="240" w:lineRule="auto"/>
         <w:rPr>
           <w:sz w:val="16"/>
           <w:szCs w:val="16"/>
@@ -11253,6 +10046,132 @@
       <w:pPr>
         <w:spacing w:after="240" w:before="240" w:lineRule="auto"/>
         <w:rPr>
+          <w:sz w:val="16"/>
+          <w:szCs w:val="16"/>
+        </w:rPr>
+      </w:pPr>
+      <w:r>
+        <w:rPr>
+          <w:rtl w:val="0"/>
+        </w:rPr>
+      </w:r>
+    </w:p>
+    <w:p>
+      <w:pPr>
+        <w:spacing w:after="240" w:before="240" w:lineRule="auto"/>
+        <w:rPr>
+          <w:b w:val="1"/>
+          <w:bCs w:val="1"/>
+        </w:rPr>
+      </w:pPr>
+      <w:r>
+        <w:rPr>
+          <w:rtl w:val="0"/>
+        </w:rPr>
+      </w:r>
+    </w:p>
+    <w:p>
+      <w:pPr>
+        <w:spacing w:after="240" w:before="240" w:lineRule="auto"/>
+        <w:rPr>
+          <w:b w:val="1"/>
+          <w:bCs w:val="1"/>
+        </w:rPr>
+      </w:pPr>
+      <w:r>
+        <w:rPr>
+          <w:rtl w:val="0"/>
+        </w:rPr>
+      </w:r>
+    </w:p>
+    <w:p>
+      <w:pPr>
+        <w:spacing w:after="240" w:before="240" w:lineRule="auto"/>
+        <w:rPr>
+          <w:b w:val="1"/>
+          <w:bCs w:val="1"/>
+        </w:rPr>
+      </w:pPr>
+      <w:r>
+        <w:rPr>
+          <w:rtl w:val="0"/>
+        </w:rPr>
+      </w:r>
+    </w:p>
+    <w:p>
+      <w:pPr>
+        <w:spacing w:after="240" w:before="240" w:lineRule="auto"/>
+        <w:rPr>
+          <w:b w:val="1"/>
+          <w:bCs w:val="1"/>
+        </w:rPr>
+      </w:pPr>
+      <w:r>
+        <w:rPr>
+          <w:rtl w:val="0"/>
+        </w:rPr>
+      </w:r>
+    </w:p>
+    <w:p>
+      <w:pPr>
+        <w:spacing w:after="240" w:before="240" w:lineRule="auto"/>
+        <w:rPr>
+          <w:b w:val="1"/>
+          <w:bCs w:val="1"/>
+        </w:rPr>
+      </w:pPr>
+      <w:r>
+        <w:rPr>
+          <w:rtl w:val="0"/>
+        </w:rPr>
+      </w:r>
+    </w:p>
+    <w:p>
+      <w:pPr>
+        <w:spacing w:after="240" w:before="240" w:lineRule="auto"/>
+        <w:rPr>
+          <w:b w:val="1"/>
+          <w:bCs w:val="1"/>
+        </w:rPr>
+      </w:pPr>
+      <w:r>
+        <w:rPr>
+          <w:rtl w:val="0"/>
+        </w:rPr>
+      </w:r>
+    </w:p>
+    <w:p>
+      <w:pPr>
+        <w:spacing w:after="240" w:before="240" w:lineRule="auto"/>
+        <w:rPr>
+          <w:b w:val="1"/>
+          <w:bCs w:val="1"/>
+        </w:rPr>
+      </w:pPr>
+      <w:r>
+        <w:rPr>
+          <w:rtl w:val="0"/>
+        </w:rPr>
+      </w:r>
+    </w:p>
+    <w:p>
+      <w:pPr>
+        <w:spacing w:after="240" w:before="240" w:lineRule="auto"/>
+        <w:rPr>
+          <w:b w:val="1"/>
+          <w:bCs w:val="1"/>
+        </w:rPr>
+      </w:pPr>
+      <w:r>
+        <w:rPr>
+          <w:rtl w:val="0"/>
+        </w:rPr>
+      </w:r>
+    </w:p>
+    <w:p>
+      <w:pPr>
+        <w:spacing w:after="240" w:before="240" w:lineRule="auto"/>
+        <w:rPr>
           <w:b w:val="1"/>
           <w:bCs w:val="1"/>
           <w:sz w:val="17"/>
@@ -11265,7 +10184,7 @@
           <w:bCs w:val="1"/>
           <w:rtl w:val="0"/>
         </w:rPr>
-        <w:t xml:space="preserve">Tok događaja 5 – Odustajanje od brisanja</w:t>
+        <w:t xml:space="preserve">Tok događaja 3 – Greška u sistemu pri izmjeni ponude</w:t>
       </w:r>
       <w:r>
         <w:rPr>
@@ -11276,448 +10195,13 @@
     <w:sdt>
       <w:sdtPr>
         <w:lock w:val="contentLocked"/>
-        <w:id w:val="-1960689974"/>
-        <w:tag w:val="goog_rdk_9"/>
+        <w:id w:val="1960692804"/>
+        <w:tag w:val="goog_rdk_6"/>
       </w:sdtPr>
       <w:sdtContent>
         <w:tbl>
           <w:tblPr>
-            <w:tblStyle w:val="Table21"/>
-            <w:tblW w:w="8745.0" w:type="dxa"/>
-            <w:jc w:val="left"/>
-            <w:tblBorders>
-              <w:top w:color="000000" w:space="0" w:sz="0" w:val="nil"/>
-              <w:left w:color="000000" w:space="0" w:sz="0" w:val="nil"/>
-              <w:bottom w:color="000000" w:space="0" w:sz="0" w:val="nil"/>
-              <w:right w:color="000000" w:space="0" w:sz="0" w:val="nil"/>
-              <w:insideH w:color="000000" w:space="0" w:sz="0" w:val="nil"/>
-              <w:insideV w:color="000000" w:space="0" w:sz="0" w:val="nil"/>
-            </w:tblBorders>
-            <w:tblLayout w:type="fixed"/>
-            <w:tblLook w:val="0600"/>
-          </w:tblPr>
-          <w:tblGrid>
-            <w:gridCol w:w="4395"/>
-            <w:gridCol w:w="4350"/>
-            <w:tblGridChange w:id="0">
-              <w:tblGrid>
-                <w:gridCol w:w="4395"/>
-                <w:gridCol w:w="4350"/>
-              </w:tblGrid>
-            </w:tblGridChange>
-          </w:tblGrid>
-          <w:tr>
-            <w:trPr>
-              <w:cantSplit w:val="0"/>
-              <w:trHeight w:val="300" w:hRule="atLeast"/>
-              <w:tblHeader w:val="0"/>
-            </w:trPr>
-            <w:tc>
-              <w:tcPr>
-                <w:tcBorders>
-                  <w:top w:color="000000" w:space="0" w:sz="8" w:val="single"/>
-                  <w:left w:color="000000" w:space="0" w:sz="8" w:val="single"/>
-                  <w:bottom w:color="000000" w:space="0" w:sz="8" w:val="single"/>
-                  <w:right w:color="000000" w:space="0" w:sz="8" w:val="single"/>
-                </w:tcBorders>
-                <w:tcMar>
-                  <w:top w:w="0.0" w:type="dxa"/>
-                  <w:left w:w="0.0" w:type="dxa"/>
-                  <w:bottom w:w="0.0" w:type="dxa"/>
-                  <w:right w:w="0.0" w:type="dxa"/>
-                </w:tcMar>
-                <w:vAlign w:val="top"/>
-              </w:tcPr>
-              <w:p>
-                <w:pPr>
-                  <w:spacing w:after="240" w:before="240" w:line="297.8181818181818" w:lineRule="auto"/>
-                  <w:ind w:left="260" w:firstLine="0"/>
-                  <w:rPr/>
-                </w:pPr>
-                <w:r>
-                  <w:rPr>
-                    <w:rtl w:val="0"/>
-                  </w:rPr>
-                  <w:t xml:space="preserve">Administrator</w:t>
-                </w:r>
-              </w:p>
-            </w:tc>
-            <w:tc>
-              <w:tcPr>
-                <w:tcBorders>
-                  <w:top w:color="000000" w:space="0" w:sz="8" w:val="single"/>
-                  <w:left w:color="000000" w:space="0" w:sz="0" w:val="nil"/>
-                  <w:bottom w:color="000000" w:space="0" w:sz="8" w:val="single"/>
-                  <w:right w:color="000000" w:space="0" w:sz="8" w:val="single"/>
-                </w:tcBorders>
-                <w:tcMar>
-                  <w:top w:w="0.0" w:type="dxa"/>
-                  <w:left w:w="0.0" w:type="dxa"/>
-                  <w:bottom w:w="0.0" w:type="dxa"/>
-                  <w:right w:w="0.0" w:type="dxa"/>
-                </w:tcMar>
-                <w:vAlign w:val="top"/>
-              </w:tcPr>
-              <w:p>
-                <w:pPr>
-                  <w:spacing w:after="240" w:lineRule="auto"/>
-                  <w:ind w:left="140" w:firstLine="0"/>
-                  <w:rPr/>
-                </w:pPr>
-                <w:r>
-                  <w:rPr>
-                    <w:rtl w:val="0"/>
-                  </w:rPr>
-                  <w:t xml:space="preserve">Informacioni sistem za frizerski salon</w:t>
-                </w:r>
-              </w:p>
-            </w:tc>
-          </w:tr>
-          <w:tr>
-            <w:trPr>
-              <w:cantSplit w:val="0"/>
-              <w:trHeight w:val="315" w:hRule="atLeast"/>
-              <w:tblHeader w:val="0"/>
-            </w:trPr>
-            <w:tc>
-              <w:tcPr>
-                <w:tcBorders>
-                  <w:top w:color="000000" w:space="0" w:sz="0" w:val="nil"/>
-                  <w:left w:color="000000" w:space="0" w:sz="8" w:val="single"/>
-                  <w:bottom w:color="000000" w:space="0" w:sz="8" w:val="single"/>
-                  <w:right w:color="000000" w:space="0" w:sz="8" w:val="single"/>
-                </w:tcBorders>
-                <w:tcMar>
-                  <w:top w:w="0.0" w:type="dxa"/>
-                  <w:left w:w="0.0" w:type="dxa"/>
-                  <w:bottom w:w="0.0" w:type="dxa"/>
-                  <w:right w:w="0.0" w:type="dxa"/>
-                </w:tcMar>
-                <w:vAlign w:val="top"/>
-              </w:tcPr>
-              <w:p>
-                <w:pPr>
-                  <w:spacing w:after="0" w:lineRule="auto"/>
-                  <w:ind w:left="260" w:firstLine="0"/>
-                  <w:rPr/>
-                </w:pPr>
-                <w:r>
-                  <w:rPr>
-                    <w:rtl w:val="0"/>
-                  </w:rPr>
-                  <w:t xml:space="preserve">1  Otvara stranicu za uređivanje ponude salona</w:t>
-                </w:r>
-              </w:p>
-            </w:tc>
-            <w:tc>
-              <w:tcPr>
-                <w:tcBorders>
-                  <w:top w:color="000000" w:space="0" w:sz="0" w:val="nil"/>
-                  <w:left w:color="000000" w:space="0" w:sz="0" w:val="nil"/>
-                  <w:bottom w:color="000000" w:space="0" w:sz="8" w:val="single"/>
-                  <w:right w:color="000000" w:space="0" w:sz="8" w:val="single"/>
-                </w:tcBorders>
-                <w:tcMar>
-                  <w:top w:w="0.0" w:type="dxa"/>
-                  <w:left w:w="0.0" w:type="dxa"/>
-                  <w:bottom w:w="0.0" w:type="dxa"/>
-                  <w:right w:w="0.0" w:type="dxa"/>
-                </w:tcMar>
-                <w:vAlign w:val="top"/>
-              </w:tcPr>
-              <w:p>
-                <w:pPr>
-                  <w:spacing w:after="240" w:before="240" w:lineRule="auto"/>
-                  <w:ind w:left="140" w:firstLine="0"/>
-                  <w:rPr/>
-                </w:pPr>
-                <w:r>
-                  <w:rPr>
-                    <w:rtl w:val="0"/>
-                  </w:rPr>
-                  <w:t xml:space="preserve"> 2 Prikazuje spisak proizvoda i usluga salona, uz opcije za dodavanje, brisanje i izmjenu</w:t>
-                </w:r>
-              </w:p>
-            </w:tc>
-          </w:tr>
-          <w:tr>
-            <w:trPr>
-              <w:cantSplit w:val="0"/>
-              <w:trHeight w:val="300" w:hRule="atLeast"/>
-              <w:tblHeader w:val="0"/>
-            </w:trPr>
-            <w:tc>
-              <w:tcPr>
-                <w:tcBorders>
-                  <w:top w:color="000000" w:space="0" w:sz="0" w:val="nil"/>
-                  <w:left w:color="000000" w:space="0" w:sz="8" w:val="single"/>
-                  <w:bottom w:color="000000" w:space="0" w:sz="8" w:val="single"/>
-                  <w:right w:color="000000" w:space="0" w:sz="8" w:val="single"/>
-                </w:tcBorders>
-                <w:tcMar>
-                  <w:top w:w="0.0" w:type="dxa"/>
-                  <w:left w:w="0.0" w:type="dxa"/>
-                  <w:bottom w:w="0.0" w:type="dxa"/>
-                  <w:right w:w="0.0" w:type="dxa"/>
-                </w:tcMar>
-                <w:vAlign w:val="top"/>
-              </w:tcPr>
-              <w:p>
-                <w:pPr>
-                  <w:spacing w:after="0" w:lineRule="auto"/>
-                  <w:ind w:left="260" w:firstLine="0"/>
-                  <w:rPr/>
-                </w:pPr>
-                <w:r>
-                  <w:rPr>
-                    <w:rtl w:val="0"/>
-                  </w:rPr>
-                  <w:t xml:space="preserve">3 Odabire opciju za brisanje određenog proizvoda/usluge</w:t>
-                </w:r>
-              </w:p>
-            </w:tc>
-            <w:tc>
-              <w:tcPr>
-                <w:tcBorders>
-                  <w:top w:color="000000" w:space="0" w:sz="0" w:val="nil"/>
-                  <w:left w:color="000000" w:space="0" w:sz="0" w:val="nil"/>
-                  <w:bottom w:color="000000" w:space="0" w:sz="8" w:val="single"/>
-                  <w:right w:color="000000" w:space="0" w:sz="8" w:val="single"/>
-                </w:tcBorders>
-                <w:tcMar>
-                  <w:top w:w="0.0" w:type="dxa"/>
-                  <w:left w:w="0.0" w:type="dxa"/>
-                  <w:bottom w:w="0.0" w:type="dxa"/>
-                  <w:right w:w="0.0" w:type="dxa"/>
-                </w:tcMar>
-                <w:vAlign w:val="top"/>
-              </w:tcPr>
-              <w:p>
-                <w:pPr>
-                  <w:spacing w:after="240" w:before="240" w:lineRule="auto"/>
-                  <w:ind w:left="140" w:firstLine="0"/>
-                  <w:rPr/>
-                </w:pPr>
-                <w:r>
-                  <w:rPr>
-                    <w:rtl w:val="0"/>
-                  </w:rPr>
-                  <w:t xml:space="preserve">4 Pita administratora da potvrdi brisanje?</w:t>
-                </w:r>
-              </w:p>
-            </w:tc>
-          </w:tr>
-          <w:tr>
-            <w:trPr>
-              <w:cantSplit w:val="0"/>
-              <w:trHeight w:val="300" w:hRule="atLeast"/>
-              <w:tblHeader w:val="0"/>
-            </w:trPr>
-            <w:tc>
-              <w:tcPr>
-                <w:tcBorders>
-                  <w:top w:color="000000" w:space="0" w:sz="0" w:val="nil"/>
-                  <w:left w:color="000000" w:space="0" w:sz="8" w:val="single"/>
-                  <w:bottom w:color="000000" w:space="0" w:sz="8" w:val="single"/>
-                  <w:right w:color="000000" w:space="0" w:sz="8" w:val="single"/>
-                </w:tcBorders>
-                <w:tcMar>
-                  <w:top w:w="0.0" w:type="dxa"/>
-                  <w:left w:w="0.0" w:type="dxa"/>
-                  <w:bottom w:w="0.0" w:type="dxa"/>
-                  <w:right w:w="0.0" w:type="dxa"/>
-                </w:tcMar>
-                <w:vAlign w:val="top"/>
-              </w:tcPr>
-              <w:p>
-                <w:pPr>
-                  <w:spacing w:after="0" w:lineRule="auto"/>
-                  <w:ind w:left="260" w:firstLine="0"/>
-                  <w:rPr/>
-                </w:pPr>
-                <w:r>
-                  <w:rPr>
-                    <w:rtl w:val="0"/>
-                  </w:rPr>
-                  <w:t xml:space="preserve">5 Administrator otkaže brisanje proizvoda/usluge</w:t>
-                </w:r>
-              </w:p>
-            </w:tc>
-            <w:tc>
-              <w:tcPr>
-                <w:tcBorders>
-                  <w:top w:color="000000" w:space="0" w:sz="0" w:val="nil"/>
-                  <w:left w:color="000000" w:space="0" w:sz="0" w:val="nil"/>
-                  <w:bottom w:color="000000" w:space="0" w:sz="8" w:val="single"/>
-                  <w:right w:color="000000" w:space="0" w:sz="8" w:val="single"/>
-                </w:tcBorders>
-                <w:tcMar>
-                  <w:top w:w="0.0" w:type="dxa"/>
-                  <w:left w:w="0.0" w:type="dxa"/>
-                  <w:bottom w:w="0.0" w:type="dxa"/>
-                  <w:right w:w="0.0" w:type="dxa"/>
-                </w:tcMar>
-                <w:vAlign w:val="top"/>
-              </w:tcPr>
-              <w:p>
-                <w:pPr>
-                  <w:spacing w:after="240" w:before="240" w:lineRule="auto"/>
-                  <w:ind w:left="140" w:firstLine="0"/>
-                  <w:rPr/>
-                </w:pPr>
-                <w:r>
-                  <w:rPr>
-                    <w:rtl w:val="0"/>
-                  </w:rPr>
-                </w:r>
-              </w:p>
-            </w:tc>
-          </w:tr>
-          <w:tr>
-            <w:trPr>
-              <w:cantSplit w:val="0"/>
-              <w:trHeight w:val="300" w:hRule="atLeast"/>
-              <w:tblHeader w:val="0"/>
-            </w:trPr>
-            <w:tc>
-              <w:tcPr>
-                <w:tcBorders>
-                  <w:top w:color="000000" w:space="0" w:sz="0" w:val="nil"/>
-                  <w:left w:color="000000" w:space="0" w:sz="8" w:val="single"/>
-                  <w:bottom w:color="000000" w:space="0" w:sz="8" w:val="single"/>
-                  <w:right w:color="000000" w:space="0" w:sz="8" w:val="single"/>
-                </w:tcBorders>
-                <w:tcMar>
-                  <w:top w:w="0.0" w:type="dxa"/>
-                  <w:left w:w="0.0" w:type="dxa"/>
-                  <w:bottom w:w="0.0" w:type="dxa"/>
-                  <w:right w:w="0.0" w:type="dxa"/>
-                </w:tcMar>
-                <w:vAlign w:val="top"/>
-              </w:tcPr>
-              <w:p>
-                <w:pPr>
-                  <w:spacing w:after="0" w:lineRule="auto"/>
-                  <w:ind w:left="260" w:firstLine="0"/>
-                  <w:rPr/>
-                </w:pPr>
-                <w:r>
-                  <w:rPr>
-                    <w:rtl w:val="0"/>
-                  </w:rPr>
-                </w:r>
-              </w:p>
-            </w:tc>
-            <w:tc>
-              <w:tcPr>
-                <w:tcBorders>
-                  <w:top w:color="000000" w:space="0" w:sz="0" w:val="nil"/>
-                  <w:left w:color="000000" w:space="0" w:sz="0" w:val="nil"/>
-                  <w:bottom w:color="000000" w:space="0" w:sz="8" w:val="single"/>
-                  <w:right w:color="000000" w:space="0" w:sz="8" w:val="single"/>
-                </w:tcBorders>
-                <w:tcMar>
-                  <w:top w:w="0.0" w:type="dxa"/>
-                  <w:left w:w="0.0" w:type="dxa"/>
-                  <w:bottom w:w="0.0" w:type="dxa"/>
-                  <w:right w:w="0.0" w:type="dxa"/>
-                </w:tcMar>
-                <w:vAlign w:val="top"/>
-              </w:tcPr>
-              <w:p>
-                <w:pPr>
-                  <w:spacing w:after="240" w:before="240" w:lineRule="auto"/>
-                  <w:ind w:left="140" w:firstLine="0"/>
-                  <w:rPr/>
-                </w:pPr>
-                <w:r>
-                  <w:rPr>
-                    <w:rtl w:val="0"/>
-                  </w:rPr>
-                  <w:t xml:space="preserve">6 Obavještava administratora da je operacija otkazana</w:t>
-                </w:r>
-              </w:p>
-            </w:tc>
-          </w:tr>
-        </w:tbl>
-      </w:sdtContent>
-    </w:sdt>
-    <w:p>
-      <w:pPr>
-        <w:spacing w:after="240" w:before="240" w:lineRule="auto"/>
-        <w:rPr>
-          <w:sz w:val="16"/>
-          <w:szCs w:val="16"/>
-        </w:rPr>
-      </w:pPr>
-      <w:r>
-        <w:rPr>
-          <w:rtl w:val="0"/>
-        </w:rPr>
-      </w:r>
-    </w:p>
-    <w:p>
-      <w:pPr>
-        <w:spacing w:after="240" w:before="240" w:lineRule="auto"/>
-        <w:rPr>
-          <w:sz w:val="16"/>
-          <w:szCs w:val="16"/>
-        </w:rPr>
-      </w:pPr>
-      <w:r>
-        <w:rPr>
-          <w:rtl w:val="0"/>
-        </w:rPr>
-      </w:r>
-    </w:p>
-    <w:p>
-      <w:pPr>
-        <w:spacing w:after="240" w:before="240" w:lineRule="auto"/>
-        <w:rPr>
-          <w:sz w:val="16"/>
-          <w:szCs w:val="16"/>
-        </w:rPr>
-      </w:pPr>
-      <w:r>
-        <w:rPr>
-          <w:rtl w:val="0"/>
-        </w:rPr>
-      </w:r>
-    </w:p>
-    <w:p>
-      <w:pPr>
-        <w:spacing w:after="240" w:before="240" w:lineRule="auto"/>
-        <w:rPr>
-          <w:b w:val="1"/>
-          <w:bCs w:val="1"/>
-          <w:sz w:val="17"/>
-          <w:szCs w:val="17"/>
-        </w:rPr>
-      </w:pPr>
-      <w:r>
-        <w:rPr>
-          <w:b w:val="1"/>
-          <w:bCs w:val="1"/>
-          <w:rtl w:val="0"/>
-        </w:rPr>
-        <w:t xml:space="preserve">Tok događaja 6 – Greška u sistemu pri izmjeni ponude</w:t>
-      </w:r>
-      <w:r>
-        <w:rPr>
-          <w:rtl w:val="0"/>
-        </w:rPr>
-      </w:r>
-    </w:p>
-    <w:sdt>
-      <w:sdtPr>
-        <w:lock w:val="contentLocked"/>
-        <w:id w:val="1297196665"/>
-        <w:tag w:val="goog_rdk_10"/>
-      </w:sdtPr>
-      <w:sdtContent>
-        <w:tbl>
-          <w:tblPr>
-            <w:tblStyle w:val="Table22"/>
+            <w:tblStyle w:val="Table18"/>
             <w:tblW w:w="8745.0" w:type="dxa"/>
             <w:jc w:val="left"/>
             <w:tblBorders>
@@ -12004,7 +10488,7 @@
                   <w:rPr>
                     <w:rtl w:val="0"/>
                   </w:rPr>
-                  <w:t xml:space="preserve">6 Pita administratora da potvrdi izmjene?</w:t>
+                  <w:t xml:space="preserve">6 Pita administratora da potvrdi izmjene</w:t>
                 </w:r>
               </w:p>
             </w:tc>
@@ -12160,826 +10644,10 @@
     </w:p>
     <w:p>
       <w:pPr>
-        <w:spacing w:after="240" w:before="240" w:lineRule="auto"/>
-        <w:rPr>
-          <w:b w:val="1"/>
-          <w:bCs w:val="1"/>
-          <w:sz w:val="17"/>
-          <w:szCs w:val="17"/>
-        </w:rPr>
-      </w:pPr>
-      <w:r>
-        <w:rPr>
-          <w:b w:val="1"/>
-          <w:bCs w:val="1"/>
-          <w:rtl w:val="0"/>
-        </w:rPr>
-        <w:t xml:space="preserve">Tok događaja 7 – Greška u sistemu pri dodavanju proizvoda/usluge u ponudu</w:t>
-      </w:r>
-      <w:r>
-        <w:rPr>
-          <w:rtl w:val="0"/>
-        </w:rPr>
-      </w:r>
-    </w:p>
-    <w:sdt>
-      <w:sdtPr>
-        <w:lock w:val="contentLocked"/>
-        <w:id w:val="-1304049550"/>
-        <w:tag w:val="goog_rdk_11"/>
-      </w:sdtPr>
-      <w:sdtContent>
-        <w:tbl>
-          <w:tblPr>
-            <w:tblStyle w:val="Table23"/>
-            <w:tblW w:w="8745.0" w:type="dxa"/>
-            <w:jc w:val="left"/>
-            <w:tblBorders>
-              <w:top w:color="000000" w:space="0" w:sz="0" w:val="nil"/>
-              <w:left w:color="000000" w:space="0" w:sz="0" w:val="nil"/>
-              <w:bottom w:color="000000" w:space="0" w:sz="0" w:val="nil"/>
-              <w:right w:color="000000" w:space="0" w:sz="0" w:val="nil"/>
-              <w:insideH w:color="000000" w:space="0" w:sz="0" w:val="nil"/>
-              <w:insideV w:color="000000" w:space="0" w:sz="0" w:val="nil"/>
-            </w:tblBorders>
-            <w:tblLayout w:type="fixed"/>
-            <w:tblLook w:val="0600"/>
-          </w:tblPr>
-          <w:tblGrid>
-            <w:gridCol w:w="4395"/>
-            <w:gridCol w:w="4350"/>
-            <w:tblGridChange w:id="0">
-              <w:tblGrid>
-                <w:gridCol w:w="4395"/>
-                <w:gridCol w:w="4350"/>
-              </w:tblGrid>
-            </w:tblGridChange>
-          </w:tblGrid>
-          <w:tr>
-            <w:trPr>
-              <w:cantSplit w:val="0"/>
-              <w:trHeight w:val="300" w:hRule="atLeast"/>
-              <w:tblHeader w:val="0"/>
-            </w:trPr>
-            <w:tc>
-              <w:tcPr>
-                <w:tcBorders>
-                  <w:top w:color="000000" w:space="0" w:sz="8" w:val="single"/>
-                  <w:left w:color="000000" w:space="0" w:sz="8" w:val="single"/>
-                  <w:bottom w:color="000000" w:space="0" w:sz="8" w:val="single"/>
-                  <w:right w:color="000000" w:space="0" w:sz="8" w:val="single"/>
-                </w:tcBorders>
-                <w:tcMar>
-                  <w:top w:w="0.0" w:type="dxa"/>
-                  <w:left w:w="0.0" w:type="dxa"/>
-                  <w:bottom w:w="0.0" w:type="dxa"/>
-                  <w:right w:w="0.0" w:type="dxa"/>
-                </w:tcMar>
-                <w:vAlign w:val="top"/>
-              </w:tcPr>
-              <w:p>
-                <w:pPr>
-                  <w:spacing w:after="240" w:before="240" w:line="297.8181818181818" w:lineRule="auto"/>
-                  <w:ind w:left="260" w:firstLine="0"/>
-                  <w:rPr/>
-                </w:pPr>
-                <w:r>
-                  <w:rPr>
-                    <w:rtl w:val="0"/>
-                  </w:rPr>
-                  <w:t xml:space="preserve">Administrator</w:t>
-                </w:r>
-              </w:p>
-            </w:tc>
-            <w:tc>
-              <w:tcPr>
-                <w:tcBorders>
-                  <w:top w:color="000000" w:space="0" w:sz="8" w:val="single"/>
-                  <w:left w:color="000000" w:space="0" w:sz="0" w:val="nil"/>
-                  <w:bottom w:color="000000" w:space="0" w:sz="8" w:val="single"/>
-                  <w:right w:color="000000" w:space="0" w:sz="8" w:val="single"/>
-                </w:tcBorders>
-                <w:tcMar>
-                  <w:top w:w="0.0" w:type="dxa"/>
-                  <w:left w:w="0.0" w:type="dxa"/>
-                  <w:bottom w:w="0.0" w:type="dxa"/>
-                  <w:right w:w="0.0" w:type="dxa"/>
-                </w:tcMar>
-                <w:vAlign w:val="top"/>
-              </w:tcPr>
-              <w:p>
-                <w:pPr>
-                  <w:spacing w:after="240" w:lineRule="auto"/>
-                  <w:ind w:left="140" w:firstLine="0"/>
-                  <w:rPr/>
-                </w:pPr>
-                <w:r>
-                  <w:rPr>
-                    <w:rtl w:val="0"/>
-                  </w:rPr>
-                  <w:t xml:space="preserve">Informacioni sistem za frizerski salon</w:t>
-                </w:r>
-              </w:p>
-            </w:tc>
-          </w:tr>
-          <w:tr>
-            <w:trPr>
-              <w:cantSplit w:val="0"/>
-              <w:trHeight w:val="315" w:hRule="atLeast"/>
-              <w:tblHeader w:val="0"/>
-            </w:trPr>
-            <w:tc>
-              <w:tcPr>
-                <w:tcBorders>
-                  <w:top w:color="000000" w:space="0" w:sz="0" w:val="nil"/>
-                  <w:left w:color="000000" w:space="0" w:sz="8" w:val="single"/>
-                  <w:bottom w:color="000000" w:space="0" w:sz="8" w:val="single"/>
-                  <w:right w:color="000000" w:space="0" w:sz="8" w:val="single"/>
-                </w:tcBorders>
-                <w:tcMar>
-                  <w:top w:w="0.0" w:type="dxa"/>
-                  <w:left w:w="0.0" w:type="dxa"/>
-                  <w:bottom w:w="0.0" w:type="dxa"/>
-                  <w:right w:w="0.0" w:type="dxa"/>
-                </w:tcMar>
-                <w:vAlign w:val="top"/>
-              </w:tcPr>
-              <w:p>
-                <w:pPr>
-                  <w:spacing w:after="0" w:lineRule="auto"/>
-                  <w:ind w:left="260" w:firstLine="0"/>
-                  <w:rPr/>
-                </w:pPr>
-                <w:r>
-                  <w:rPr>
-                    <w:rtl w:val="0"/>
-                  </w:rPr>
-                  <w:t xml:space="preserve">1  Otvara stranicu za uređivanje ponude salona</w:t>
-                </w:r>
-              </w:p>
-            </w:tc>
-            <w:tc>
-              <w:tcPr>
-                <w:tcBorders>
-                  <w:top w:color="000000" w:space="0" w:sz="0" w:val="nil"/>
-                  <w:left w:color="000000" w:space="0" w:sz="0" w:val="nil"/>
-                  <w:bottom w:color="000000" w:space="0" w:sz="8" w:val="single"/>
-                  <w:right w:color="000000" w:space="0" w:sz="8" w:val="single"/>
-                </w:tcBorders>
-                <w:tcMar>
-                  <w:top w:w="0.0" w:type="dxa"/>
-                  <w:left w:w="0.0" w:type="dxa"/>
-                  <w:bottom w:w="0.0" w:type="dxa"/>
-                  <w:right w:w="0.0" w:type="dxa"/>
-                </w:tcMar>
-                <w:vAlign w:val="top"/>
-              </w:tcPr>
-              <w:p>
-                <w:pPr>
-                  <w:spacing w:after="240" w:before="240" w:lineRule="auto"/>
-                  <w:ind w:left="140" w:firstLine="0"/>
-                  <w:rPr/>
-                </w:pPr>
-                <w:r>
-                  <w:rPr>
-                    <w:rtl w:val="0"/>
-                  </w:rPr>
-                  <w:t xml:space="preserve"> 2 Prikazuje spisak proizvoda i usluga salona, uz opcije za dodavanje, brisanje i izmjenu</w:t>
-                </w:r>
-              </w:p>
-            </w:tc>
-          </w:tr>
-          <w:tr>
-            <w:trPr>
-              <w:cantSplit w:val="0"/>
-              <w:trHeight w:val="300" w:hRule="atLeast"/>
-              <w:tblHeader w:val="0"/>
-            </w:trPr>
-            <w:tc>
-              <w:tcPr>
-                <w:tcBorders>
-                  <w:top w:color="000000" w:space="0" w:sz="0" w:val="nil"/>
-                  <w:left w:color="000000" w:space="0" w:sz="8" w:val="single"/>
-                  <w:bottom w:color="000000" w:space="0" w:sz="8" w:val="single"/>
-                  <w:right w:color="000000" w:space="0" w:sz="8" w:val="single"/>
-                </w:tcBorders>
-                <w:tcMar>
-                  <w:top w:w="0.0" w:type="dxa"/>
-                  <w:left w:w="0.0" w:type="dxa"/>
-                  <w:bottom w:w="0.0" w:type="dxa"/>
-                  <w:right w:w="0.0" w:type="dxa"/>
-                </w:tcMar>
-                <w:vAlign w:val="top"/>
-              </w:tcPr>
-              <w:p>
-                <w:pPr>
-                  <w:spacing w:after="0" w:lineRule="auto"/>
-                  <w:ind w:left="260" w:firstLine="0"/>
-                  <w:rPr/>
-                </w:pPr>
-                <w:r>
-                  <w:rPr>
-                    <w:rtl w:val="0"/>
-                  </w:rPr>
-                  <w:t xml:space="preserve">3 Odabire opciju za dodavanje proizvoda/usluge</w:t>
-                </w:r>
-              </w:p>
-            </w:tc>
-            <w:tc>
-              <w:tcPr>
-                <w:tcBorders>
-                  <w:top w:color="000000" w:space="0" w:sz="0" w:val="nil"/>
-                  <w:left w:color="000000" w:space="0" w:sz="0" w:val="nil"/>
-                  <w:bottom w:color="000000" w:space="0" w:sz="8" w:val="single"/>
-                  <w:right w:color="000000" w:space="0" w:sz="8" w:val="single"/>
-                </w:tcBorders>
-                <w:tcMar>
-                  <w:top w:w="0.0" w:type="dxa"/>
-                  <w:left w:w="0.0" w:type="dxa"/>
-                  <w:bottom w:w="0.0" w:type="dxa"/>
-                  <w:right w:w="0.0" w:type="dxa"/>
-                </w:tcMar>
-                <w:vAlign w:val="top"/>
-              </w:tcPr>
-              <w:p>
-                <w:pPr>
-                  <w:spacing w:after="240" w:before="240" w:lineRule="auto"/>
-                  <w:ind w:left="140" w:firstLine="0"/>
-                  <w:rPr/>
-                </w:pPr>
-                <w:r>
-                  <w:rPr>
-                    <w:rtl w:val="0"/>
-                  </w:rPr>
-                  <w:t xml:space="preserve"> 4 Prikazuje prazan formular za dodavanje proizvoda/usluge </w:t>
-                </w:r>
-              </w:p>
-            </w:tc>
-          </w:tr>
-          <w:tr>
-            <w:trPr>
-              <w:cantSplit w:val="0"/>
-              <w:trHeight w:val="300" w:hRule="atLeast"/>
-              <w:tblHeader w:val="0"/>
-            </w:trPr>
-            <w:tc>
-              <w:tcPr>
-                <w:tcBorders>
-                  <w:top w:color="000000" w:space="0" w:sz="0" w:val="nil"/>
-                  <w:left w:color="000000" w:space="0" w:sz="8" w:val="single"/>
-                  <w:bottom w:color="000000" w:space="0" w:sz="8" w:val="single"/>
-                  <w:right w:color="000000" w:space="0" w:sz="8" w:val="single"/>
-                </w:tcBorders>
-                <w:tcMar>
-                  <w:top w:w="0.0" w:type="dxa"/>
-                  <w:left w:w="0.0" w:type="dxa"/>
-                  <w:bottom w:w="0.0" w:type="dxa"/>
-                  <w:right w:w="0.0" w:type="dxa"/>
-                </w:tcMar>
-                <w:vAlign w:val="top"/>
-              </w:tcPr>
-              <w:p>
-                <w:pPr>
-                  <w:spacing w:after="0" w:lineRule="auto"/>
-                  <w:ind w:left="260" w:firstLine="0"/>
-                  <w:rPr/>
-                </w:pPr>
-                <w:r>
-                  <w:rPr>
-                    <w:rtl w:val="0"/>
-                  </w:rPr>
-                  <w:t xml:space="preserve">5 Popunjava formular odgovarajućim podacima</w:t>
-                </w:r>
-              </w:p>
-            </w:tc>
-            <w:tc>
-              <w:tcPr>
-                <w:tcBorders>
-                  <w:top w:color="000000" w:space="0" w:sz="0" w:val="nil"/>
-                  <w:left w:color="000000" w:space="0" w:sz="0" w:val="nil"/>
-                  <w:bottom w:color="000000" w:space="0" w:sz="8" w:val="single"/>
-                  <w:right w:color="000000" w:space="0" w:sz="8" w:val="single"/>
-                </w:tcBorders>
-                <w:tcMar>
-                  <w:top w:w="0.0" w:type="dxa"/>
-                  <w:left w:w="0.0" w:type="dxa"/>
-                  <w:bottom w:w="0.0" w:type="dxa"/>
-                  <w:right w:w="0.0" w:type="dxa"/>
-                </w:tcMar>
-                <w:vAlign w:val="top"/>
-              </w:tcPr>
-              <w:p>
-                <w:pPr>
-                  <w:spacing w:after="240" w:before="240" w:lineRule="auto"/>
-                  <w:ind w:left="140" w:firstLine="0"/>
-                  <w:rPr/>
-                </w:pPr>
-                <w:r>
-                  <w:rPr>
-                    <w:rtl w:val="0"/>
-                  </w:rPr>
-                </w:r>
-              </w:p>
-            </w:tc>
-          </w:tr>
-          <w:tr>
-            <w:trPr>
-              <w:cantSplit w:val="0"/>
-              <w:trHeight w:val="300" w:hRule="atLeast"/>
-              <w:tblHeader w:val="0"/>
-            </w:trPr>
-            <w:tc>
-              <w:tcPr>
-                <w:tcBorders>
-                  <w:top w:color="000000" w:space="0" w:sz="0" w:val="nil"/>
-                  <w:left w:color="000000" w:space="0" w:sz="8" w:val="single"/>
-                  <w:bottom w:color="000000" w:space="0" w:sz="8" w:val="single"/>
-                  <w:right w:color="000000" w:space="0" w:sz="8" w:val="single"/>
-                </w:tcBorders>
-                <w:tcMar>
-                  <w:top w:w="0.0" w:type="dxa"/>
-                  <w:left w:w="0.0" w:type="dxa"/>
-                  <w:bottom w:w="0.0" w:type="dxa"/>
-                  <w:right w:w="0.0" w:type="dxa"/>
-                </w:tcMar>
-                <w:vAlign w:val="top"/>
-              </w:tcPr>
-              <w:p>
-                <w:pPr>
-                  <w:spacing w:after="0" w:lineRule="auto"/>
-                  <w:ind w:left="260" w:firstLine="0"/>
-                  <w:rPr/>
-                </w:pPr>
-                <w:r>
-                  <w:rPr>
-                    <w:rtl w:val="0"/>
-                  </w:rPr>
-                </w:r>
-              </w:p>
-            </w:tc>
-            <w:tc>
-              <w:tcPr>
-                <w:tcBorders>
-                  <w:top w:color="000000" w:space="0" w:sz="0" w:val="nil"/>
-                  <w:left w:color="000000" w:space="0" w:sz="0" w:val="nil"/>
-                  <w:bottom w:color="000000" w:space="0" w:sz="8" w:val="single"/>
-                  <w:right w:color="000000" w:space="0" w:sz="8" w:val="single"/>
-                </w:tcBorders>
-                <w:tcMar>
-                  <w:top w:w="0.0" w:type="dxa"/>
-                  <w:left w:w="0.0" w:type="dxa"/>
-                  <w:bottom w:w="0.0" w:type="dxa"/>
-                  <w:right w:w="0.0" w:type="dxa"/>
-                </w:tcMar>
-                <w:vAlign w:val="top"/>
-              </w:tcPr>
-              <w:p>
-                <w:pPr>
-                  <w:spacing w:after="240" w:before="240" w:lineRule="auto"/>
-                  <w:ind w:left="140" w:firstLine="0"/>
-                  <w:rPr/>
-                </w:pPr>
-                <w:r>
-                  <w:rPr>
-                    <w:rtl w:val="0"/>
-                  </w:rPr>
-                  <w:t xml:space="preserve">8 Obavještava administratora da je došlo do greške pri dodavanju proizvoda/usluge</w:t>
-                </w:r>
-              </w:p>
-            </w:tc>
-          </w:tr>
-        </w:tbl>
-      </w:sdtContent>
-    </w:sdt>
-    <w:p>
-      <w:pPr>
-        <w:spacing w:after="240" w:before="240" w:lineRule="auto"/>
+        <w:spacing w:after="240" w:lineRule="auto"/>
         <w:rPr>
           <w:sz w:val="16"/>
           <w:szCs w:val="16"/>
-        </w:rPr>
-      </w:pPr>
-      <w:r>
-        <w:rPr>
-          <w:rtl w:val="0"/>
-        </w:rPr>
-      </w:r>
-    </w:p>
-    <w:p>
-      <w:pPr>
-        <w:spacing w:after="240" w:before="200" w:lineRule="auto"/>
-        <w:rPr>
-          <w:sz w:val="16"/>
-          <w:szCs w:val="16"/>
-        </w:rPr>
-      </w:pPr>
-      <w:r>
-        <w:rPr>
-          <w:rtl w:val="0"/>
-        </w:rPr>
-      </w:r>
-    </w:p>
-    <w:p>
-      <w:pPr>
-        <w:spacing w:after="240" w:before="240" w:lineRule="auto"/>
-        <w:rPr>
-          <w:b w:val="1"/>
-          <w:bCs w:val="1"/>
-          <w:sz w:val="17"/>
-          <w:szCs w:val="17"/>
-        </w:rPr>
-      </w:pPr>
-      <w:r>
-        <w:rPr>
-          <w:b w:val="1"/>
-          <w:bCs w:val="1"/>
-          <w:rtl w:val="0"/>
-        </w:rPr>
-        <w:t xml:space="preserve">Tok događaja 8 – Greška pri brisanju</w:t>
-      </w:r>
-      <w:r>
-        <w:rPr>
-          <w:rtl w:val="0"/>
-        </w:rPr>
-      </w:r>
-    </w:p>
-    <w:sdt>
-      <w:sdtPr>
-        <w:lock w:val="contentLocked"/>
-        <w:id w:val="-1393023923"/>
-        <w:tag w:val="goog_rdk_12"/>
-      </w:sdtPr>
-      <w:sdtContent>
-        <w:tbl>
-          <w:tblPr>
-            <w:tblStyle w:val="Table24"/>
-            <w:tblW w:w="8745.0" w:type="dxa"/>
-            <w:jc w:val="left"/>
-            <w:tblBorders>
-              <w:top w:color="000000" w:space="0" w:sz="0" w:val="nil"/>
-              <w:left w:color="000000" w:space="0" w:sz="0" w:val="nil"/>
-              <w:bottom w:color="000000" w:space="0" w:sz="0" w:val="nil"/>
-              <w:right w:color="000000" w:space="0" w:sz="0" w:val="nil"/>
-              <w:insideH w:color="000000" w:space="0" w:sz="0" w:val="nil"/>
-              <w:insideV w:color="000000" w:space="0" w:sz="0" w:val="nil"/>
-            </w:tblBorders>
-            <w:tblLayout w:type="fixed"/>
-            <w:tblLook w:val="0600"/>
-          </w:tblPr>
-          <w:tblGrid>
-            <w:gridCol w:w="4395"/>
-            <w:gridCol w:w="4350"/>
-            <w:tblGridChange w:id="0">
-              <w:tblGrid>
-                <w:gridCol w:w="4395"/>
-                <w:gridCol w:w="4350"/>
-              </w:tblGrid>
-            </w:tblGridChange>
-          </w:tblGrid>
-          <w:tr>
-            <w:trPr>
-              <w:cantSplit w:val="0"/>
-              <w:trHeight w:val="300" w:hRule="atLeast"/>
-              <w:tblHeader w:val="0"/>
-            </w:trPr>
-            <w:tc>
-              <w:tcPr>
-                <w:tcBorders>
-                  <w:top w:color="000000" w:space="0" w:sz="8" w:val="single"/>
-                  <w:left w:color="000000" w:space="0" w:sz="8" w:val="single"/>
-                  <w:bottom w:color="000000" w:space="0" w:sz="8" w:val="single"/>
-                  <w:right w:color="000000" w:space="0" w:sz="8" w:val="single"/>
-                </w:tcBorders>
-                <w:tcMar>
-                  <w:top w:w="0.0" w:type="dxa"/>
-                  <w:left w:w="0.0" w:type="dxa"/>
-                  <w:bottom w:w="0.0" w:type="dxa"/>
-                  <w:right w:w="0.0" w:type="dxa"/>
-                </w:tcMar>
-                <w:vAlign w:val="top"/>
-              </w:tcPr>
-              <w:p>
-                <w:pPr>
-                  <w:spacing w:after="240" w:before="240" w:line="297.8181818181818" w:lineRule="auto"/>
-                  <w:ind w:left="260" w:firstLine="0"/>
-                  <w:rPr/>
-                </w:pPr>
-                <w:r>
-                  <w:rPr>
-                    <w:rtl w:val="0"/>
-                  </w:rPr>
-                  <w:t xml:space="preserve">Administrator</w:t>
-                </w:r>
-              </w:p>
-            </w:tc>
-            <w:tc>
-              <w:tcPr>
-                <w:tcBorders>
-                  <w:top w:color="000000" w:space="0" w:sz="8" w:val="single"/>
-                  <w:left w:color="000000" w:space="0" w:sz="0" w:val="nil"/>
-                  <w:bottom w:color="000000" w:space="0" w:sz="8" w:val="single"/>
-                  <w:right w:color="000000" w:space="0" w:sz="8" w:val="single"/>
-                </w:tcBorders>
-                <w:tcMar>
-                  <w:top w:w="0.0" w:type="dxa"/>
-                  <w:left w:w="0.0" w:type="dxa"/>
-                  <w:bottom w:w="0.0" w:type="dxa"/>
-                  <w:right w:w="0.0" w:type="dxa"/>
-                </w:tcMar>
-                <w:vAlign w:val="top"/>
-              </w:tcPr>
-              <w:p>
-                <w:pPr>
-                  <w:spacing w:after="240" w:lineRule="auto"/>
-                  <w:ind w:left="140" w:firstLine="0"/>
-                  <w:rPr/>
-                </w:pPr>
-                <w:r>
-                  <w:rPr>
-                    <w:rtl w:val="0"/>
-                  </w:rPr>
-                  <w:t xml:space="preserve">Informacioni sistem za frizerski salon</w:t>
-                </w:r>
-              </w:p>
-            </w:tc>
-          </w:tr>
-          <w:tr>
-            <w:trPr>
-              <w:cantSplit w:val="0"/>
-              <w:trHeight w:val="315" w:hRule="atLeast"/>
-              <w:tblHeader w:val="0"/>
-            </w:trPr>
-            <w:tc>
-              <w:tcPr>
-                <w:tcBorders>
-                  <w:top w:color="000000" w:space="0" w:sz="0" w:val="nil"/>
-                  <w:left w:color="000000" w:space="0" w:sz="8" w:val="single"/>
-                  <w:bottom w:color="000000" w:space="0" w:sz="8" w:val="single"/>
-                  <w:right w:color="000000" w:space="0" w:sz="8" w:val="single"/>
-                </w:tcBorders>
-                <w:tcMar>
-                  <w:top w:w="0.0" w:type="dxa"/>
-                  <w:left w:w="0.0" w:type="dxa"/>
-                  <w:bottom w:w="0.0" w:type="dxa"/>
-                  <w:right w:w="0.0" w:type="dxa"/>
-                </w:tcMar>
-                <w:vAlign w:val="top"/>
-              </w:tcPr>
-              <w:p>
-                <w:pPr>
-                  <w:spacing w:after="0" w:lineRule="auto"/>
-                  <w:ind w:left="260" w:firstLine="0"/>
-                  <w:rPr/>
-                </w:pPr>
-                <w:r>
-                  <w:rPr>
-                    <w:rtl w:val="0"/>
-                  </w:rPr>
-                  <w:t xml:space="preserve">1  Otvara stranicu za uređivanje ponude salona</w:t>
-                </w:r>
-              </w:p>
-            </w:tc>
-            <w:tc>
-              <w:tcPr>
-                <w:tcBorders>
-                  <w:top w:color="000000" w:space="0" w:sz="0" w:val="nil"/>
-                  <w:left w:color="000000" w:space="0" w:sz="0" w:val="nil"/>
-                  <w:bottom w:color="000000" w:space="0" w:sz="8" w:val="single"/>
-                  <w:right w:color="000000" w:space="0" w:sz="8" w:val="single"/>
-                </w:tcBorders>
-                <w:tcMar>
-                  <w:top w:w="0.0" w:type="dxa"/>
-                  <w:left w:w="0.0" w:type="dxa"/>
-                  <w:bottom w:w="0.0" w:type="dxa"/>
-                  <w:right w:w="0.0" w:type="dxa"/>
-                </w:tcMar>
-                <w:vAlign w:val="top"/>
-              </w:tcPr>
-              <w:p>
-                <w:pPr>
-                  <w:spacing w:after="240" w:before="240" w:lineRule="auto"/>
-                  <w:ind w:left="140" w:firstLine="0"/>
-                  <w:rPr/>
-                </w:pPr>
-                <w:r>
-                  <w:rPr>
-                    <w:rtl w:val="0"/>
-                  </w:rPr>
-                  <w:t xml:space="preserve"> 2 Prikazuje spisak proizvoda i usluga salona, uz opcije za dodavanje, brisanje i izmjenu</w:t>
-                </w:r>
-              </w:p>
-            </w:tc>
-          </w:tr>
-          <w:tr>
-            <w:trPr>
-              <w:cantSplit w:val="0"/>
-              <w:trHeight w:val="300" w:hRule="atLeast"/>
-              <w:tblHeader w:val="0"/>
-            </w:trPr>
-            <w:tc>
-              <w:tcPr>
-                <w:tcBorders>
-                  <w:top w:color="000000" w:space="0" w:sz="0" w:val="nil"/>
-                  <w:left w:color="000000" w:space="0" w:sz="8" w:val="single"/>
-                  <w:bottom w:color="000000" w:space="0" w:sz="8" w:val="single"/>
-                  <w:right w:color="000000" w:space="0" w:sz="8" w:val="single"/>
-                </w:tcBorders>
-                <w:tcMar>
-                  <w:top w:w="0.0" w:type="dxa"/>
-                  <w:left w:w="0.0" w:type="dxa"/>
-                  <w:bottom w:w="0.0" w:type="dxa"/>
-                  <w:right w:w="0.0" w:type="dxa"/>
-                </w:tcMar>
-                <w:vAlign w:val="top"/>
-              </w:tcPr>
-              <w:p>
-                <w:pPr>
-                  <w:spacing w:after="0" w:lineRule="auto"/>
-                  <w:ind w:left="260" w:firstLine="0"/>
-                  <w:rPr/>
-                </w:pPr>
-                <w:r>
-                  <w:rPr>
-                    <w:rtl w:val="0"/>
-                  </w:rPr>
-                  <w:t xml:space="preserve">3 Odabire opciju za brisanje određenog proizvoda/usluge</w:t>
-                </w:r>
-              </w:p>
-            </w:tc>
-            <w:tc>
-              <w:tcPr>
-                <w:tcBorders>
-                  <w:top w:color="000000" w:space="0" w:sz="0" w:val="nil"/>
-                  <w:left w:color="000000" w:space="0" w:sz="0" w:val="nil"/>
-                  <w:bottom w:color="000000" w:space="0" w:sz="8" w:val="single"/>
-                  <w:right w:color="000000" w:space="0" w:sz="8" w:val="single"/>
-                </w:tcBorders>
-                <w:tcMar>
-                  <w:top w:w="0.0" w:type="dxa"/>
-                  <w:left w:w="0.0" w:type="dxa"/>
-                  <w:bottom w:w="0.0" w:type="dxa"/>
-                  <w:right w:w="0.0" w:type="dxa"/>
-                </w:tcMar>
-                <w:vAlign w:val="top"/>
-              </w:tcPr>
-              <w:p>
-                <w:pPr>
-                  <w:spacing w:after="240" w:before="240" w:lineRule="auto"/>
-                  <w:ind w:left="140" w:firstLine="0"/>
-                  <w:rPr/>
-                </w:pPr>
-                <w:r>
-                  <w:rPr>
-                    <w:rtl w:val="0"/>
-                  </w:rPr>
-                  <w:t xml:space="preserve">4 Pita administratora da potvrdi brisanje?</w:t>
-                </w:r>
-              </w:p>
-            </w:tc>
-          </w:tr>
-          <w:tr>
-            <w:trPr>
-              <w:cantSplit w:val="0"/>
-              <w:trHeight w:val="300" w:hRule="atLeast"/>
-              <w:tblHeader w:val="0"/>
-            </w:trPr>
-            <w:tc>
-              <w:tcPr>
-                <w:tcBorders>
-                  <w:top w:color="000000" w:space="0" w:sz="0" w:val="nil"/>
-                  <w:left w:color="000000" w:space="0" w:sz="8" w:val="single"/>
-                  <w:bottom w:color="000000" w:space="0" w:sz="8" w:val="single"/>
-                  <w:right w:color="000000" w:space="0" w:sz="8" w:val="single"/>
-                </w:tcBorders>
-                <w:tcMar>
-                  <w:top w:w="0.0" w:type="dxa"/>
-                  <w:left w:w="0.0" w:type="dxa"/>
-                  <w:bottom w:w="0.0" w:type="dxa"/>
-                  <w:right w:w="0.0" w:type="dxa"/>
-                </w:tcMar>
-                <w:vAlign w:val="top"/>
-              </w:tcPr>
-              <w:p>
-                <w:pPr>
-                  <w:spacing w:after="0" w:lineRule="auto"/>
-                  <w:ind w:left="260" w:firstLine="0"/>
-                  <w:rPr/>
-                </w:pPr>
-                <w:r>
-                  <w:rPr>
-                    <w:rtl w:val="0"/>
-                  </w:rPr>
-                  <w:t xml:space="preserve">5 Administrator potvrdi brisanje odabranog proizvoda/usluge </w:t>
-                </w:r>
-              </w:p>
-            </w:tc>
-            <w:tc>
-              <w:tcPr>
-                <w:tcBorders>
-                  <w:top w:color="000000" w:space="0" w:sz="0" w:val="nil"/>
-                  <w:left w:color="000000" w:space="0" w:sz="0" w:val="nil"/>
-                  <w:bottom w:color="000000" w:space="0" w:sz="8" w:val="single"/>
-                  <w:right w:color="000000" w:space="0" w:sz="8" w:val="single"/>
-                </w:tcBorders>
-                <w:tcMar>
-                  <w:top w:w="0.0" w:type="dxa"/>
-                  <w:left w:w="0.0" w:type="dxa"/>
-                  <w:bottom w:w="0.0" w:type="dxa"/>
-                  <w:right w:w="0.0" w:type="dxa"/>
-                </w:tcMar>
-                <w:vAlign w:val="top"/>
-              </w:tcPr>
-              <w:p>
-                <w:pPr>
-                  <w:spacing w:after="240" w:before="240" w:lineRule="auto"/>
-                  <w:ind w:left="140" w:firstLine="0"/>
-                  <w:rPr/>
-                </w:pPr>
-                <w:r>
-                  <w:rPr>
-                    <w:rtl w:val="0"/>
-                  </w:rPr>
-                </w:r>
-              </w:p>
-            </w:tc>
-          </w:tr>
-          <w:tr>
-            <w:trPr>
-              <w:cantSplit w:val="0"/>
-              <w:trHeight w:val="300" w:hRule="atLeast"/>
-              <w:tblHeader w:val="0"/>
-            </w:trPr>
-            <w:tc>
-              <w:tcPr>
-                <w:tcBorders>
-                  <w:top w:color="000000" w:space="0" w:sz="0" w:val="nil"/>
-                  <w:left w:color="000000" w:space="0" w:sz="8" w:val="single"/>
-                  <w:bottom w:color="000000" w:space="0" w:sz="8" w:val="single"/>
-                  <w:right w:color="000000" w:space="0" w:sz="8" w:val="single"/>
-                </w:tcBorders>
-                <w:tcMar>
-                  <w:top w:w="0.0" w:type="dxa"/>
-                  <w:left w:w="0.0" w:type="dxa"/>
-                  <w:bottom w:w="0.0" w:type="dxa"/>
-                  <w:right w:w="0.0" w:type="dxa"/>
-                </w:tcMar>
-                <w:vAlign w:val="top"/>
-              </w:tcPr>
-              <w:p>
-                <w:pPr>
-                  <w:spacing w:after="0" w:lineRule="auto"/>
-                  <w:ind w:left="260" w:firstLine="0"/>
-                  <w:rPr/>
-                </w:pPr>
-                <w:r>
-                  <w:rPr>
-                    <w:rtl w:val="0"/>
-                  </w:rPr>
-                </w:r>
-              </w:p>
-            </w:tc>
-            <w:tc>
-              <w:tcPr>
-                <w:tcBorders>
-                  <w:top w:color="000000" w:space="0" w:sz="0" w:val="nil"/>
-                  <w:left w:color="000000" w:space="0" w:sz="0" w:val="nil"/>
-                  <w:bottom w:color="000000" w:space="0" w:sz="8" w:val="single"/>
-                  <w:right w:color="000000" w:space="0" w:sz="8" w:val="single"/>
-                </w:tcBorders>
-                <w:tcMar>
-                  <w:top w:w="0.0" w:type="dxa"/>
-                  <w:left w:w="0.0" w:type="dxa"/>
-                  <w:bottom w:w="0.0" w:type="dxa"/>
-                  <w:right w:w="0.0" w:type="dxa"/>
-                </w:tcMar>
-                <w:vAlign w:val="top"/>
-              </w:tcPr>
-              <w:p>
-                <w:pPr>
-                  <w:spacing w:after="240" w:before="240" w:lineRule="auto"/>
-                  <w:ind w:left="140" w:firstLine="0"/>
-                  <w:rPr/>
-                </w:pPr>
-                <w:r>
-                  <w:rPr>
-                    <w:rtl w:val="0"/>
-                  </w:rPr>
-                  <w:t xml:space="preserve">6. Obavještava administratora da je došlo do greške pri brisanju proizvoda/usluge</w:t>
-                </w:r>
-              </w:p>
-            </w:tc>
-          </w:tr>
-        </w:tbl>
-      </w:sdtContent>
-    </w:sdt>
-    <w:p>
-      <w:pPr>
-        <w:spacing w:after="240" w:before="240" w:lineRule="auto"/>
-        <w:rPr>
-          <w:b w:val="1"/>
-          <w:bCs w:val="1"/>
-          <w:sz w:val="17"/>
-          <w:szCs w:val="17"/>
         </w:rPr>
       </w:pPr>
       <w:r>
@@ -13002,9 +10670,135 @@
         </w:rPr>
       </w:r>
     </w:p>
+    <w:p>
+      <w:pPr>
+        <w:spacing w:after="240" w:lineRule="auto"/>
+        <w:rPr>
+          <w:sz w:val="16"/>
+          <w:szCs w:val="16"/>
+        </w:rPr>
+      </w:pPr>
+      <w:r>
+        <w:rPr>
+          <w:rtl w:val="0"/>
+        </w:rPr>
+      </w:r>
+    </w:p>
+    <w:p>
+      <w:pPr>
+        <w:spacing w:after="240" w:lineRule="auto"/>
+        <w:rPr>
+          <w:sz w:val="16"/>
+          <w:szCs w:val="16"/>
+        </w:rPr>
+      </w:pPr>
+      <w:r>
+        <w:rPr>
+          <w:rtl w:val="0"/>
+        </w:rPr>
+      </w:r>
+    </w:p>
+    <w:p>
+      <w:pPr>
+        <w:spacing w:after="240" w:lineRule="auto"/>
+        <w:rPr>
+          <w:sz w:val="16"/>
+          <w:szCs w:val="16"/>
+        </w:rPr>
+      </w:pPr>
+      <w:r>
+        <w:rPr>
+          <w:rtl w:val="0"/>
+        </w:rPr>
+      </w:r>
+    </w:p>
+    <w:p>
+      <w:pPr>
+        <w:spacing w:after="240" w:lineRule="auto"/>
+        <w:rPr>
+          <w:sz w:val="16"/>
+          <w:szCs w:val="16"/>
+        </w:rPr>
+      </w:pPr>
+      <w:r>
+        <w:rPr>
+          <w:rtl w:val="0"/>
+        </w:rPr>
+      </w:r>
+    </w:p>
+    <w:p>
+      <w:pPr>
+        <w:spacing w:after="240" w:lineRule="auto"/>
+        <w:rPr>
+          <w:sz w:val="16"/>
+          <w:szCs w:val="16"/>
+        </w:rPr>
+      </w:pPr>
+      <w:r>
+        <w:rPr>
+          <w:rtl w:val="0"/>
+        </w:rPr>
+      </w:r>
+    </w:p>
+    <w:p>
+      <w:pPr>
+        <w:spacing w:after="240" w:lineRule="auto"/>
+        <w:rPr>
+          <w:sz w:val="16"/>
+          <w:szCs w:val="16"/>
+        </w:rPr>
+      </w:pPr>
+      <w:r>
+        <w:rPr>
+          <w:rtl w:val="0"/>
+        </w:rPr>
+      </w:r>
+    </w:p>
+    <w:p>
+      <w:pPr>
+        <w:spacing w:after="240" w:lineRule="auto"/>
+        <w:rPr>
+          <w:sz w:val="16"/>
+          <w:szCs w:val="16"/>
+        </w:rPr>
+      </w:pPr>
+      <w:r>
+        <w:rPr>
+          <w:rtl w:val="0"/>
+        </w:rPr>
+      </w:r>
+    </w:p>
+    <w:p>
+      <w:pPr>
+        <w:spacing w:after="240" w:lineRule="auto"/>
+        <w:rPr>
+          <w:sz w:val="16"/>
+          <w:szCs w:val="16"/>
+        </w:rPr>
+      </w:pPr>
+      <w:r>
+        <w:rPr>
+          <w:rtl w:val="0"/>
+        </w:rPr>
+      </w:r>
+    </w:p>
+    <w:p>
+      <w:pPr>
+        <w:spacing w:after="240" w:lineRule="auto"/>
+        <w:rPr>
+          <w:sz w:val="16"/>
+          <w:szCs w:val="16"/>
+        </w:rPr>
+      </w:pPr>
+      <w:r>
+        <w:rPr>
+          <w:rtl w:val="0"/>
+        </w:rPr>
+      </w:r>
+    </w:p>
     <w:tbl>
       <w:tblPr>
-        <w:tblStyle w:val="Table25"/>
+        <w:tblStyle w:val="Table19"/>
         <w:tblW w:w="8730.0" w:type="dxa"/>
         <w:jc w:val="left"/>
         <w:tblBorders>
@@ -13770,6 +11564,90 @@
         <w:rPr>
           <w:b w:val="1"/>
           <w:bCs w:val="1"/>
+        </w:rPr>
+      </w:pPr>
+      <w:r>
+        <w:rPr>
+          <w:rtl w:val="0"/>
+        </w:rPr>
+      </w:r>
+    </w:p>
+    <w:p>
+      <w:pPr>
+        <w:spacing w:after="240" w:before="240" w:lineRule="auto"/>
+        <w:rPr>
+          <w:b w:val="1"/>
+          <w:bCs w:val="1"/>
+        </w:rPr>
+      </w:pPr>
+      <w:r>
+        <w:rPr>
+          <w:rtl w:val="0"/>
+        </w:rPr>
+      </w:r>
+    </w:p>
+    <w:p>
+      <w:pPr>
+        <w:spacing w:after="240" w:before="240" w:lineRule="auto"/>
+        <w:rPr>
+          <w:b w:val="1"/>
+          <w:bCs w:val="1"/>
+        </w:rPr>
+      </w:pPr>
+      <w:r>
+        <w:rPr>
+          <w:rtl w:val="0"/>
+        </w:rPr>
+      </w:r>
+    </w:p>
+    <w:p>
+      <w:pPr>
+        <w:spacing w:after="240" w:before="240" w:lineRule="auto"/>
+        <w:rPr>
+          <w:b w:val="1"/>
+          <w:bCs w:val="1"/>
+        </w:rPr>
+      </w:pPr>
+      <w:r>
+        <w:rPr>
+          <w:rtl w:val="0"/>
+        </w:rPr>
+      </w:r>
+    </w:p>
+    <w:p>
+      <w:pPr>
+        <w:spacing w:after="240" w:before="240" w:lineRule="auto"/>
+        <w:rPr>
+          <w:b w:val="1"/>
+          <w:bCs w:val="1"/>
+        </w:rPr>
+      </w:pPr>
+      <w:r>
+        <w:rPr>
+          <w:rtl w:val="0"/>
+        </w:rPr>
+      </w:r>
+    </w:p>
+    <w:p>
+      <w:pPr>
+        <w:spacing w:after="240" w:before="240" w:lineRule="auto"/>
+        <w:rPr>
+          <w:b w:val="1"/>
+          <w:bCs w:val="1"/>
+        </w:rPr>
+      </w:pPr>
+      <w:r>
+        <w:rPr>
+          <w:rtl w:val="0"/>
+        </w:rPr>
+      </w:r>
+    </w:p>
+    <w:p>
+      <w:pPr>
+        <w:spacing w:after="240" w:before="240" w:lineRule="auto"/>
+        <w:rPr>
+          <w:b w:val="1"/>
+          <w:bCs w:val="1"/>
           <w:sz w:val="17"/>
           <w:szCs w:val="17"/>
         </w:rPr>
@@ -13790,7 +11668,7 @@
     </w:p>
     <w:tbl>
       <w:tblPr>
-        <w:tblStyle w:val="Table26"/>
+        <w:tblStyle w:val="Table20"/>
         <w:tblW w:w="8745.0" w:type="dxa"/>
         <w:jc w:val="left"/>
         <w:tblBorders>
@@ -14122,13 +12000,13 @@
     <w:sdt>
       <w:sdtPr>
         <w:lock w:val="contentLocked"/>
-        <w:id w:val="656446121"/>
-        <w:tag w:val="goog_rdk_13"/>
+        <w:id w:val="-1304567219"/>
+        <w:tag w:val="goog_rdk_7"/>
       </w:sdtPr>
       <w:sdtContent>
         <w:tbl>
           <w:tblPr>
-            <w:tblStyle w:val="Table27"/>
+            <w:tblStyle w:val="Table21"/>
             <w:tblW w:w="8745.0" w:type="dxa"/>
             <w:jc w:val="left"/>
             <w:tblBorders>
@@ -14435,9 +12313,79 @@
         </w:rPr>
       </w:r>
     </w:p>
+    <w:p>
+      <w:pPr>
+        <w:spacing w:after="240" w:lineRule="auto"/>
+        <w:rPr>
+          <w:sz w:val="16"/>
+          <w:szCs w:val="16"/>
+        </w:rPr>
+      </w:pPr>
+      <w:r>
+        <w:rPr>
+          <w:rtl w:val="0"/>
+        </w:rPr>
+      </w:r>
+    </w:p>
+    <w:p>
+      <w:pPr>
+        <w:spacing w:after="240" w:lineRule="auto"/>
+        <w:rPr>
+          <w:sz w:val="16"/>
+          <w:szCs w:val="16"/>
+        </w:rPr>
+      </w:pPr>
+      <w:r>
+        <w:rPr>
+          <w:rtl w:val="0"/>
+        </w:rPr>
+      </w:r>
+    </w:p>
+    <w:p>
+      <w:pPr>
+        <w:spacing w:after="240" w:lineRule="auto"/>
+        <w:rPr>
+          <w:sz w:val="16"/>
+          <w:szCs w:val="16"/>
+        </w:rPr>
+      </w:pPr>
+      <w:r>
+        <w:rPr>
+          <w:rtl w:val="0"/>
+        </w:rPr>
+      </w:r>
+    </w:p>
+    <w:p>
+      <w:pPr>
+        <w:spacing w:after="240" w:lineRule="auto"/>
+        <w:rPr>
+          <w:sz w:val="16"/>
+          <w:szCs w:val="16"/>
+        </w:rPr>
+      </w:pPr>
+      <w:r>
+        <w:rPr>
+          <w:rtl w:val="0"/>
+        </w:rPr>
+      </w:r>
+    </w:p>
+    <w:p>
+      <w:pPr>
+        <w:spacing w:after="240" w:lineRule="auto"/>
+        <w:rPr>
+          <w:sz w:val="16"/>
+          <w:szCs w:val="16"/>
+        </w:rPr>
+      </w:pPr>
+      <w:r>
+        <w:rPr>
+          <w:rtl w:val="0"/>
+        </w:rPr>
+      </w:r>
+    </w:p>
     <w:tbl>
       <w:tblPr>
-        <w:tblStyle w:val="Table28"/>
+        <w:tblStyle w:val="Table22"/>
         <w:tblW w:w="8730.0" w:type="dxa"/>
         <w:jc w:val="left"/>
         <w:tblBorders>
@@ -15224,7 +13172,7 @@
     </w:p>
     <w:tbl>
       <w:tblPr>
-        <w:tblStyle w:val="Table29"/>
+        <w:tblStyle w:val="Table23"/>
         <w:tblW w:w="8745.0" w:type="dxa"/>
         <w:jc w:val="left"/>
         <w:tblBorders>
@@ -15674,7 +13622,7 @@
     </w:p>
     <w:tbl>
       <w:tblPr>
-        <w:tblStyle w:val="Table30"/>
+        <w:tblStyle w:val="Table24"/>
         <w:tblW w:w="8745.0" w:type="dxa"/>
         <w:jc w:val="left"/>
         <w:tblBorders>
@@ -16206,7 +14154,8 @@
       </w:r>
     </w:p>
     <w:sectPr>
-      <w:footerReference r:id="rId7" w:type="default"/>
+      <w:headerReference r:id="rId7" w:type="default"/>
+      <w:footerReference r:id="rId8" w:type="default"/>
       <w:pgSz w:h="15840" w:w="12240" w:orient="portrait"/>
       <w:pgMar w:bottom="1440" w:top="1440" w:left="1440" w:right="1440" w:header="720" w:footer="720"/>
       <w:pgNumType w:start="1"/>
@@ -16228,6 +14177,21 @@
     </w:r>
   </w:p>
 </w:ftr>
+</file>
+
+<file path=word/header1.xml><?xml version="1.0" encoding="utf-8"?>
+<w:hdr xmlns:mc="http://schemas.openxmlformats.org/markup-compatibility/2006" xmlns:o="urn:schemas-microsoft-com:office:office" xmlns:r="http://schemas.openxmlformats.org/officeDocument/2006/relationships" xmlns:m="http://schemas.openxmlformats.org/officeDocument/2006/math" xmlns:v="urn:schemas-microsoft-com:vml" xmlns:wp="http://schemas.openxmlformats.org/drawingml/2006/wordprocessingDrawing" xmlns:w10="urn:schemas-microsoft-com:office:word" xmlns:w="http://schemas.openxmlformats.org/wordprocessingml/2006/main" xmlns:wne="http://schemas.microsoft.com/office/word/2006/wordml" xmlns:sl="http://schemas.openxmlformats.org/schemaLibrary/2006/main" xmlns:a="http://schemas.openxmlformats.org/drawingml/2006/main" xmlns:pic="http://schemas.openxmlformats.org/drawingml/2006/picture" xmlns:c="http://schemas.openxmlformats.org/drawingml/2006/chart" xmlns:lc="http://schemas.openxmlformats.org/drawingml/2006/lockedCanvas" xmlns:dgm="http://schemas.openxmlformats.org/drawingml/2006/diagram" xmlns:wps="http://schemas.microsoft.com/office/word/2010/wordprocessingShape" xmlns:wpg="http://schemas.microsoft.com/office/word/2010/wordprocessingGroup" xmlns:w14="http://schemas.microsoft.com/office/word/2010/wordml" xmlns:w15="http://schemas.microsoft.com/office/word/2012/wordml" xmlns:w16="http://schemas.microsoft.com/office/word/2018/wordml" xmlns:w16cex="http://schemas.microsoft.com/office/word/2018/wordml/cex" xmlns:w16cid="http://schemas.microsoft.com/office/word/2016/wordml/cid" xmlns="http://schemas.microsoft.com/office/tasks/2019/documenttasks" xmlns:cr="http://schemas.microsoft.com/office/comments/2020/reactions">
+  <w:p>
+    <w:pPr>
+      <w:rPr/>
+    </w:pPr>
+    <w:r>
+      <w:rPr>
+        <w:rtl w:val="0"/>
+      </w:rPr>
+    </w:r>
+  </w:p>
+</w:hdr>
 </file>
 
 <file path=word/numbering.xml><?xml version="1.0" encoding="utf-8"?>
@@ -16912,54 +14876,6 @@
       <w:tblCellMar/>
     </w:tblPr>
   </w:style>
-  <w:style w:type="table" w:styleId="Table25">
-    <w:basedOn w:val="TableNormal"/>
-    <w:tblPr>
-      <w:tblStyleRowBandSize w:val="1"/>
-      <w:tblStyleColBandSize w:val="1"/>
-      <w:tblCellMar/>
-    </w:tblPr>
-  </w:style>
-  <w:style w:type="table" w:styleId="Table26">
-    <w:basedOn w:val="TableNormal"/>
-    <w:tblPr>
-      <w:tblStyleRowBandSize w:val="1"/>
-      <w:tblStyleColBandSize w:val="1"/>
-      <w:tblCellMar/>
-    </w:tblPr>
-  </w:style>
-  <w:style w:type="table" w:styleId="Table27">
-    <w:basedOn w:val="TableNormal"/>
-    <w:tblPr>
-      <w:tblStyleRowBandSize w:val="1"/>
-      <w:tblStyleColBandSize w:val="1"/>
-      <w:tblCellMar/>
-    </w:tblPr>
-  </w:style>
-  <w:style w:type="table" w:styleId="Table28">
-    <w:basedOn w:val="TableNormal"/>
-    <w:tblPr>
-      <w:tblStyleRowBandSize w:val="1"/>
-      <w:tblStyleColBandSize w:val="1"/>
-      <w:tblCellMar/>
-    </w:tblPr>
-  </w:style>
-  <w:style w:type="table" w:styleId="Table29">
-    <w:basedOn w:val="TableNormal"/>
-    <w:tblPr>
-      <w:tblStyleRowBandSize w:val="1"/>
-      <w:tblStyleColBandSize w:val="1"/>
-      <w:tblCellMar/>
-    </w:tblPr>
-  </w:style>
-  <w:style w:type="table" w:styleId="Table30">
-    <w:basedOn w:val="TableNormal"/>
-    <w:tblPr>
-      <w:tblStyleRowBandSize w:val="1"/>
-      <w:tblStyleColBandSize w:val="1"/>
-      <w:tblCellMar/>
-    </w:tblPr>
-  </w:style>
 </w:styles>
 </file>
 
@@ -17280,7 +15196,7 @@
 
 <file path=customXML/item1.xml><?xml version="1.0" encoding="utf-8"?>
 <go:gDocsCustomXmlDataStorage xmlns:go="http://customooxmlschemas.google.com/" xmlns:r="http://schemas.openxmlformats.org/officeDocument/2006/relationships" uri="GoogleDocsCustomDataVersion2">
-  <go:docsCustomData xmlns:go="http://customooxmlschemas.google.com/" roundtripDataSignature="AMtx7mjBjV8jZQja+5HuS5VGgusmiuaqGg==">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</go:docsCustomData>
+  <go:docsCustomData xmlns:go="http://customooxmlschemas.google.com/" roundtripDataSignature="AMtx7mhRbwH/IHqsfaEfVNP/YUbpcKo6Pg==">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</go:docsCustomData>
 </go:gDocsCustomXmlDataStorage>
 </file>
 
